--- a/internal_doc/03.开发设计/性能/Story_查询计划缓存优化.docx
+++ b/internal_doc/03.开发设计/性能/Story_查询计划缓存优化.docx
@@ -119,9 +119,6 @@
             <w:pPr>
               <w:ind w:left="0"/>
               <w:jc w:val="left"/>
-              <w:rPr>
-                <w:rFonts w:hint="eastAsia"/>
-              </w:rPr>
             </w:pPr>
             <w:r>
               <w:rPr>
@@ -139,15 +136,54 @@
             <w:pPr>
               <w:ind w:left="0"/>
               <w:jc w:val="left"/>
-              <w:rPr>
-                <w:rFonts w:hint="eastAsia"/>
-              </w:rPr>
             </w:pPr>
             <w:r>
               <w:rPr>
                 <w:rFonts w:hint="eastAsia"/>
               </w:rPr>
               <w:t>Update by review comments, update hash table</w:t>
+            </w:r>
+          </w:p>
+        </w:tc>
+      </w:tr>
+      <w:tr>
+        <w:tc>
+          <w:tcPr>
+            <w:tcW w:w="2728" w:type="dxa"/>
+          </w:tcPr>
+          <w:p>
+            <w:pPr>
+              <w:ind w:left="0"/>
+              <w:jc w:val="left"/>
+              <w:rPr>
+                <w:rFonts w:hint="eastAsia"/>
+              </w:rPr>
+            </w:pPr>
+            <w:r>
+              <w:rPr>
+                <w:rFonts w:hint="eastAsia"/>
+              </w:rPr>
+              <w:t>2017-07-05   He Guoming</w:t>
+            </w:r>
+          </w:p>
+        </w:tc>
+        <w:tc>
+          <w:tcPr>
+            <w:tcW w:w="5437" w:type="dxa"/>
+          </w:tcPr>
+          <w:p>
+            <w:pPr>
+              <w:ind w:left="0"/>
+              <w:jc w:val="left"/>
+              <w:rPr>
+                <w:rFonts w:hint="eastAsia"/>
+              </w:rPr>
+            </w:pPr>
+            <w:r>
+              <w:rPr>
+                <w:rFonts w:hint="eastAsia"/>
+              </w:rPr>
+              <w:t>Update results of performance tests for hash table</w:t>
             </w:r>
           </w:p>
         </w:tc>
@@ -406,6 +442,7 @@
           <w:rFonts w:hint="eastAsia"/>
           <w:noProof/>
         </w:rPr>
+        <w:lastRenderedPageBreak/>
         <w:drawing>
           <wp:inline distT="0" distB="0" distL="0" distR="0">
             <wp:extent cx="1286423" cy="1856758"/>
@@ -466,7 +503,6 @@
         <w:rPr>
           <w:rFonts w:hint="eastAsia"/>
         </w:rPr>
-        <w:lastRenderedPageBreak/>
         <w:t>多层加锁</w:t>
       </w:r>
     </w:p>
@@ -952,7 +988,6 @@
             <w:pPr>
               <w:ind w:left="0"/>
               <w:rPr>
-                <w:rFonts w:hint="eastAsia"/>
                 <w:sz w:val="15"/>
                 <w:szCs w:val="15"/>
               </w:rPr>
@@ -975,7 +1010,6 @@
             <w:pPr>
               <w:ind w:left="0"/>
               <w:rPr>
-                <w:rFonts w:hint="eastAsia"/>
                 <w:sz w:val="15"/>
                 <w:szCs w:val="15"/>
               </w:rPr>
@@ -998,7 +1032,6 @@
             <w:pPr>
               <w:ind w:left="0"/>
               <w:rPr>
-                <w:rFonts w:hint="eastAsia"/>
                 <w:sz w:val="15"/>
                 <w:szCs w:val="15"/>
               </w:rPr>
@@ -1365,6 +1398,7 @@
                 <w:sz w:val="15"/>
                 <w:szCs w:val="15"/>
               </w:rPr>
+              <w:lastRenderedPageBreak/>
               <w:t>4</w:t>
             </w:r>
           </w:p>
@@ -1535,11 +1569,6 @@
       </w:r>
     </w:p>
     <w:p>
-      <w:pPr>
-        <w:rPr>
-          <w:rFonts w:hint="eastAsia"/>
-        </w:rPr>
-      </w:pPr>
       <w:r>
         <w:rPr>
           <w:rFonts w:hint="eastAsia"/>
@@ -1601,13 +1630,7 @@
         <w:t>4096</w:t>
       </w:r>
     </w:p>
-    <w:p>
-      <w:pPr>
-        <w:rPr>
-          <w:rFonts w:hint="eastAsia"/>
-        </w:rPr>
-      </w:pPr>
-    </w:p>
+    <w:p/>
     <w:p>
       <w:pPr>
         <w:pStyle w:val="ListParagraph"/>
@@ -1616,9 +1639,6 @@
           <w:numId w:val="32"/>
         </w:numPr>
         <w:ind w:firstLineChars="0"/>
-        <w:rPr>
-          <w:rFonts w:hint="eastAsia"/>
-        </w:rPr>
       </w:pPr>
       <w:r>
         <w:rPr>
@@ -1647,9 +1667,6 @@
           <w:numId w:val="32"/>
         </w:numPr>
         <w:ind w:firstLineChars="0"/>
-        <w:rPr>
-          <w:rFonts w:hint="eastAsia"/>
-        </w:rPr>
       </w:pPr>
       <w:r>
         <w:rPr>
@@ -1673,7 +1690,7 @@
         <w:rPr>
           <w:rFonts w:hint="eastAsia"/>
         </w:rPr>
-        <w:t>10</w:t>
+        <w:t>5</w:t>
       </w:r>
       <w:r>
         <w:rPr>
@@ -1690,9 +1707,6 @@
           <w:numId w:val="32"/>
         </w:numPr>
         <w:ind w:firstLineChars="0"/>
-        <w:rPr>
-          <w:rFonts w:hint="eastAsia"/>
-        </w:rPr>
       </w:pPr>
       <w:r>
         <w:rPr>
@@ -2057,7 +2071,6 @@
               <w:ind w:left="0" w:firstLineChars="150" w:firstLine="315"/>
               <w:rPr>
                 <w:ins w:id="0" w:author="heguoming" w:date="2017-06-22T14:39:00Z"/>
-                <w:rFonts w:hint="eastAsia"/>
               </w:rPr>
             </w:pPr>
             <w:r>
@@ -2128,6 +2141,7 @@
         <w:rPr>
           <w:rFonts w:hint="eastAsia"/>
         </w:rPr>
+        <w:lastRenderedPageBreak/>
         <w:t>Story</w:t>
       </w:r>
       <w:r>
@@ -2231,7 +2245,6 @@
         <w:rPr>
           <w:rFonts w:hint="eastAsia"/>
         </w:rPr>
-        <w:lastRenderedPageBreak/>
         <w:t>访问查询计划</w:t>
       </w:r>
       <w:r>
@@ -2255,9 +2268,6 @@
           <w:numId w:val="6"/>
         </w:numPr>
         <w:ind w:firstLineChars="0"/>
-        <w:rPr>
-          <w:rFonts w:hint="eastAsia"/>
-        </w:rPr>
       </w:pPr>
       <w:r>
         <w:rPr>
@@ -2298,9 +2308,6 @@
           <w:numId w:val="6"/>
         </w:numPr>
         <w:ind w:firstLineChars="0"/>
-        <w:rPr>
-          <w:rFonts w:hint="eastAsia"/>
-        </w:rPr>
       </w:pPr>
       <w:r>
         <w:rPr>
@@ -2317,9 +2324,6 @@
           <w:numId w:val="6"/>
         </w:numPr>
         <w:ind w:firstLineChars="0"/>
-        <w:rPr>
-          <w:rFonts w:hint="eastAsia"/>
-        </w:rPr>
       </w:pPr>
       <w:r>
         <w:rPr>
@@ -2336,9 +2340,6 @@
           <w:numId w:val="6"/>
         </w:numPr>
         <w:ind w:firstLineChars="0"/>
-        <w:rPr>
-          <w:rFonts w:hint="eastAsia"/>
-        </w:rPr>
       </w:pPr>
       <w:r>
         <w:rPr>
@@ -2405,9 +2406,6 @@
           <w:numId w:val="6"/>
         </w:numPr>
         <w:ind w:firstLineChars="0"/>
-        <w:rPr>
-          <w:rFonts w:hint="eastAsia"/>
-        </w:rPr>
       </w:pPr>
       <w:r>
         <w:rPr>
@@ -2500,9 +2498,6 @@
           <w:numId w:val="6"/>
         </w:numPr>
         <w:ind w:firstLineChars="0"/>
-        <w:rPr>
-          <w:rFonts w:hint="eastAsia"/>
-        </w:rPr>
       </w:pPr>
       <w:r>
         <w:rPr>
@@ -2531,9 +2526,6 @@
           <w:numId w:val="8"/>
         </w:numPr>
         <w:ind w:firstLineChars="0"/>
-        <w:rPr>
-          <w:rFonts w:hint="eastAsia"/>
-        </w:rPr>
       </w:pPr>
       <w:r>
         <w:rPr>
@@ -2550,9 +2542,6 @@
           <w:numId w:val="8"/>
         </w:numPr>
         <w:ind w:firstLineChars="0"/>
-        <w:rPr>
-          <w:rFonts w:hint="eastAsia"/>
-        </w:rPr>
       </w:pPr>
       <w:r>
         <w:rPr>
@@ -2670,14 +2659,12 @@
     <w:p>
       <w:pPr>
         <w:pStyle w:val="Heading4"/>
-        <w:rPr>
-          <w:rFonts w:hint="eastAsia"/>
-        </w:rPr>
-      </w:pPr>
-      <w:r>
-        <w:rPr>
-          <w:rFonts w:hint="eastAsia"/>
-        </w:rPr>
+      </w:pPr>
+      <w:r>
+        <w:rPr>
+          <w:rFonts w:hint="eastAsia"/>
+        </w:rPr>
+        <w:lastRenderedPageBreak/>
         <w:t>查询计划缓存</w:t>
       </w:r>
       <w:r>
@@ -2694,9 +2681,9 @@
         </w:rPr>
         <w:drawing>
           <wp:inline distT="0" distB="0" distL="0" distR="0">
-            <wp:extent cx="5274310" cy="3720147"/>
+            <wp:extent cx="5274310" cy="3831555"/>
             <wp:effectExtent l="19050" t="0" r="2540" b="0"/>
-            <wp:docPr id="14" name="Picture 7"/>
+            <wp:docPr id="1" name="Picture 1"/>
             <wp:cNvGraphicFramePr>
               <a:graphicFrameLocks xmlns:a="http://schemas.openxmlformats.org/drawingml/2006/main" noChangeAspect="1"/>
             </wp:cNvGraphicFramePr>
@@ -2704,7 +2691,7 @@
               <a:graphicData uri="http://schemas.openxmlformats.org/drawingml/2006/picture">
                 <pic:pic xmlns:pic="http://schemas.openxmlformats.org/drawingml/2006/picture">
                   <pic:nvPicPr>
-                    <pic:cNvPr id="0" name="Picture 7"/>
+                    <pic:cNvPr id="0" name="Picture 1"/>
                     <pic:cNvPicPr>
                       <a:picLocks noChangeAspect="1" noChangeArrowheads="1"/>
                     </pic:cNvPicPr>
@@ -2719,7 +2706,7 @@
                   <pic:spPr bwMode="auto">
                     <a:xfrm>
                       <a:off x="0" y="0"/>
-                      <a:ext cx="5274310" cy="3720147"/>
+                      <a:ext cx="5274310" cy="3831555"/>
                     </a:xfrm>
                     <a:prstGeom prst="rect">
                       <a:avLst/>
@@ -2752,7 +2739,6 @@
         <w:rPr>
           <w:rFonts w:hint="eastAsia"/>
         </w:rPr>
-        <w:lastRenderedPageBreak/>
         <w:t>普通</w:t>
       </w:r>
       <w:r>
@@ -2948,9 +2934,6 @@
           <w:numId w:val="7"/>
         </w:numPr>
         <w:ind w:firstLineChars="0"/>
-        <w:rPr>
-          <w:rFonts w:hint="eastAsia"/>
-        </w:rPr>
       </w:pPr>
       <w:r>
         <w:rPr>
@@ -2979,9 +2962,6 @@
           <w:numId w:val="7"/>
         </w:numPr>
         <w:ind w:firstLineChars="0"/>
-        <w:rPr>
-          <w:rFonts w:hint="eastAsia"/>
-        </w:rPr>
       </w:pPr>
       <w:r>
         <w:rPr>
@@ -3038,9 +3018,6 @@
           <w:numId w:val="7"/>
         </w:numPr>
         <w:ind w:firstLineChars="0"/>
-        <w:rPr>
-          <w:rFonts w:hint="eastAsia"/>
-        </w:rPr>
       </w:pPr>
       <w:r>
         <w:rPr>
@@ -3149,9 +3126,6 @@
           <w:numId w:val="7"/>
         </w:numPr>
         <w:ind w:firstLineChars="0"/>
-        <w:rPr>
-          <w:rFonts w:hint="eastAsia"/>
-        </w:rPr>
       </w:pPr>
       <w:r>
         <w:rPr>
@@ -3196,9 +3170,6 @@
           <w:numId w:val="7"/>
         </w:numPr>
         <w:ind w:firstLineChars="0"/>
-        <w:rPr>
-          <w:rFonts w:hint="eastAsia"/>
-        </w:rPr>
       </w:pPr>
       <w:r>
         <w:rPr>
@@ -3262,6 +3233,7 @@
         <w:rPr>
           <w:noProof/>
         </w:rPr>
+        <w:lastRenderedPageBreak/>
         <w:drawing>
           <wp:inline distT="0" distB="0" distL="0" distR="0">
             <wp:extent cx="2636926" cy="1000699"/>
@@ -3625,19 +3597,10 @@
         <w:t>使用的是原子变量</w:t>
       </w:r>
     </w:p>
-    <w:p>
-      <w:pPr>
-        <w:rPr>
-          <w:rFonts w:hint="eastAsia"/>
-        </w:rPr>
-      </w:pPr>
-    </w:p>
+    <w:p/>
     <w:p>
       <w:pPr>
         <w:pStyle w:val="Heading4"/>
-        <w:rPr>
-          <w:rFonts w:hint="eastAsia"/>
-        </w:rPr>
       </w:pPr>
       <w:r>
         <w:rPr>
@@ -3647,11 +3610,6 @@
       </w:r>
     </w:p>
     <w:p>
-      <w:pPr>
-        <w:rPr>
-          <w:rFonts w:hint="eastAsia"/>
-        </w:rPr>
-      </w:pPr>
       <w:r>
         <w:rPr>
           <w:rFonts w:hint="eastAsia"/>
@@ -3662,15 +3620,11 @@
     <w:p>
       <w:pPr>
         <w:pStyle w:val="Heading4"/>
-        <w:rPr>
-          <w:rFonts w:hint="eastAsia"/>
-        </w:rPr>
-      </w:pPr>
-      <w:r>
-        <w:rPr>
-          <w:rFonts w:hint="eastAsia"/>
-        </w:rPr>
-        <w:lastRenderedPageBreak/>
+      </w:pPr>
+      <w:r>
+        <w:rPr>
+          <w:rFonts w:hint="eastAsia"/>
+        </w:rPr>
         <w:t>查询计划</w:t>
       </w:r>
       <w:r>
@@ -3693,7 +3647,6 @@
         <w:pStyle w:val="Heading4"/>
         <w:rPr>
           <w:ins w:id="6" w:author="heguoming" w:date="2017-06-22T16:08:00Z"/>
-          <w:rFonts w:hint="eastAsia"/>
         </w:rPr>
       </w:pPr>
       <w:r>
@@ -4028,6 +3981,7 @@
         <w:rPr>
           <w:rFonts w:hint="eastAsia"/>
         </w:rPr>
+        <w:lastRenderedPageBreak/>
         <w:t>linkCL</w:t>
       </w:r>
     </w:p>
@@ -4207,9 +4161,6 @@
           <w:numId w:val="15"/>
         </w:numPr>
         <w:ind w:firstLineChars="0"/>
-        <w:rPr>
-          <w:rFonts w:hint="eastAsia"/>
-        </w:rPr>
       </w:pPr>
       <w:r>
         <w:rPr>
@@ -4267,9 +4218,6 @@
     <w:p>
       <w:pPr>
         <w:pStyle w:val="Heading4"/>
-        <w:rPr>
-          <w:rFonts w:hint="eastAsia"/>
-        </w:rPr>
       </w:pPr>
       <w:r>
         <w:rPr>
@@ -4279,11 +4227,6 @@
       </w:r>
     </w:p>
     <w:p>
-      <w:pPr>
-        <w:rPr>
-          <w:rFonts w:hint="eastAsia"/>
-        </w:rPr>
-      </w:pPr>
       <w:r>
         <w:rPr>
           <w:rFonts w:hint="eastAsia"/>
@@ -4315,13 +4258,7 @@
         <w:t>则停止</w:t>
       </w:r>
     </w:p>
-    <w:p>
-      <w:pPr>
-        <w:rPr>
-          <w:rFonts w:hint="eastAsia"/>
-        </w:rPr>
-      </w:pPr>
-    </w:p>
+    <w:p/>
     <w:p>
       <w:pPr>
         <w:pStyle w:val="ListParagraph"/>
@@ -4330,9 +4267,6 @@
           <w:numId w:val="33"/>
         </w:numPr>
         <w:ind w:firstLineChars="0"/>
-        <w:rPr>
-          <w:rFonts w:hint="eastAsia"/>
-        </w:rPr>
       </w:pPr>
       <w:r>
         <w:rPr>
@@ -4368,9 +4302,6 @@
           <w:numId w:val="33"/>
         </w:numPr>
         <w:ind w:firstLineChars="0"/>
-        <w:rPr>
-          <w:rFonts w:hint="eastAsia"/>
-        </w:rPr>
       </w:pPr>
       <w:r>
         <w:rPr>
@@ -4423,9 +4354,6 @@
           <w:numId w:val="33"/>
         </w:numPr>
         <w:ind w:firstLineChars="0"/>
-        <w:rPr>
-          <w:rFonts w:hint="eastAsia"/>
-        </w:rPr>
       </w:pPr>
       <w:r>
         <w:rPr>
@@ -4442,9 +4370,6 @@
           <w:numId w:val="33"/>
         </w:numPr>
         <w:ind w:firstLineChars="0"/>
-        <w:rPr>
-          <w:rFonts w:hint="eastAsia"/>
-        </w:rPr>
       </w:pPr>
       <w:r>
         <w:rPr>
@@ -4461,9 +4386,6 @@
           <w:numId w:val="33"/>
         </w:numPr>
         <w:ind w:firstLineChars="0"/>
-        <w:rPr>
-          <w:rFonts w:hint="eastAsia"/>
-        </w:rPr>
       </w:pPr>
       <w:r>
         <w:rPr>
@@ -4480,15 +4402,11 @@
           <w:numId w:val="33"/>
         </w:numPr>
         <w:ind w:firstLineChars="0"/>
-        <w:rPr>
-          <w:rFonts w:hint="eastAsia"/>
-        </w:rPr>
-      </w:pPr>
-      <w:r>
-        <w:rPr>
-          <w:rFonts w:hint="eastAsia"/>
-        </w:rPr>
-        <w:lastRenderedPageBreak/>
+      </w:pPr>
+      <w:r>
+        <w:rPr>
+          <w:rFonts w:hint="eastAsia"/>
+        </w:rPr>
         <w:t>查询计划的结果评分小于某个阈值</w:t>
       </w:r>
     </w:p>
@@ -4500,9 +4418,6 @@
           <w:numId w:val="33"/>
         </w:numPr>
         <w:ind w:firstLineChars="0"/>
-        <w:rPr>
-          <w:rFonts w:hint="eastAsia"/>
-        </w:rPr>
       </w:pPr>
       <w:r>
         <w:rPr>
@@ -4519,9 +4434,6 @@
           <w:numId w:val="33"/>
         </w:numPr>
         <w:ind w:firstLineChars="0"/>
-        <w:rPr>
-          <w:rFonts w:hint="eastAsia"/>
-        </w:rPr>
       </w:pPr>
       <w:r>
         <w:rPr>
@@ -4538,9 +4450,6 @@
           <w:numId w:val="33"/>
         </w:numPr>
         <w:ind w:firstLineChars="0"/>
-        <w:rPr>
-          <w:rFonts w:hint="eastAsia"/>
-        </w:rPr>
       </w:pPr>
       <w:r>
         <w:rPr>
@@ -4581,9 +4490,6 @@
           <w:numId w:val="33"/>
         </w:numPr>
         <w:ind w:firstLineChars="0"/>
-        <w:rPr>
-          <w:rFonts w:hint="eastAsia"/>
-        </w:rPr>
       </w:pPr>
       <w:r>
         <w:rPr>
@@ -4636,9 +4542,6 @@
           <w:numId w:val="33"/>
         </w:numPr>
         <w:ind w:firstLineChars="0"/>
-        <w:rPr>
-          <w:rFonts w:hint="eastAsia"/>
-        </w:rPr>
       </w:pPr>
       <w:r>
         <w:rPr>
@@ -4672,11 +4575,6 @@
       </w:r>
     </w:p>
     <w:p>
-      <w:pPr>
-        <w:rPr>
-          <w:rFonts w:hint="eastAsia"/>
-        </w:rPr>
-      </w:pPr>
       <w:r>
         <w:rPr>
           <w:rFonts w:hint="eastAsia"/>
@@ -4822,9 +4720,6 @@
           <w:numId w:val="30"/>
         </w:numPr>
         <w:ind w:firstLineChars="0"/>
-        <w:rPr>
-          <w:rFonts w:hint="eastAsia"/>
-        </w:rPr>
       </w:pPr>
       <w:r>
         <w:rPr>
@@ -5034,7 +4929,6 @@
         <w:rPr>
           <w:rFonts w:hint="eastAsia"/>
         </w:rPr>
-        <w:lastRenderedPageBreak/>
         <w:t>简单数据类型的比较匹配符可以参数化</w:t>
       </w:r>
     </w:p>
@@ -5348,9 +5242,6 @@
     <w:p>
       <w:pPr>
         <w:pStyle w:val="Heading3"/>
-        <w:rPr>
-          <w:rFonts w:hint="eastAsia"/>
-        </w:rPr>
       </w:pPr>
       <w:r>
         <w:rPr>
@@ -5868,7 +5759,6 @@
         <w:ind w:firstLineChars="0"/>
         <w:rPr>
           <w:ins w:id="7" w:author="heguoming" w:date="2017-06-22T15:12:00Z"/>
-          <w:rFonts w:hint="eastAsia"/>
         </w:rPr>
       </w:pPr>
       <w:r>
@@ -5900,7 +5790,6 @@
       <w:pPr>
         <w:rPr>
           <w:ins w:id="8" w:author="heguoming" w:date="2017-06-22T15:12:00Z"/>
-          <w:rFonts w:hint="eastAsia"/>
         </w:rPr>
         <w:pPrChange w:id="9" w:author="heguoming" w:date="2017-06-22T15:12:00Z">
           <w:pPr>
@@ -7181,9 +7070,6 @@
     <w:p>
       <w:pPr>
         <w:pStyle w:val="Heading3"/>
-        <w:rPr>
-          <w:rFonts w:hint="eastAsia"/>
-        </w:rPr>
       </w:pPr>
       <w:r>
         <w:rPr>
@@ -7294,7 +7180,6 @@
         <w:pStyle w:val="Heading5"/>
         <w:rPr>
           <w:ins w:id="12" w:author="heguoming" w:date="2017-06-22T15:04:00Z"/>
-          <w:rFonts w:hint="eastAsia"/>
         </w:rPr>
       </w:pPr>
       <w:r>
@@ -7605,9 +7490,6 @@
     <w:p>
       <w:pPr>
         <w:pStyle w:val="Heading5"/>
-        <w:rPr>
-          <w:rFonts w:hint="eastAsia"/>
-        </w:rPr>
       </w:pPr>
       <w:r>
         <w:rPr>
@@ -8009,11 +7891,6 @@
     </w:p>
     <w:p/>
     <w:p>
-      <w:pPr>
-        <w:rPr>
-          <w:rFonts w:hint="eastAsia"/>
-        </w:rPr>
-      </w:pPr>
       <w:r>
         <w:rPr>
           <w:rFonts w:hint="eastAsia"/>
@@ -8874,9 +8751,6 @@
           <w:numId w:val="12"/>
         </w:numPr>
         <w:ind w:firstLineChars="0"/>
-        <w:rPr>
-          <w:rFonts w:hint="eastAsia"/>
-        </w:rPr>
       </w:pPr>
       <w:r>
         <w:rPr>
@@ -8893,9 +8767,6 @@
           <w:numId w:val="12"/>
         </w:numPr>
         <w:ind w:firstLineChars="0"/>
-        <w:rPr>
-          <w:rFonts w:hint="eastAsia"/>
-        </w:rPr>
       </w:pPr>
       <w:r>
         <w:rPr>
@@ -9084,9 +8955,6 @@
           <w:numId w:val="12"/>
         </w:numPr>
         <w:ind w:firstLineChars="0"/>
-        <w:rPr>
-          <w:rFonts w:hint="eastAsia"/>
-        </w:rPr>
       </w:pPr>
       <w:r>
         <w:rPr>
@@ -9112,6 +8980,5238 @@
       </w:r>
     </w:p>
     <w:p/>
+    <w:p>
+      <w:pPr>
+        <w:pStyle w:val="Heading2"/>
+        <w:rPr>
+          <w:rFonts w:hint="eastAsia"/>
+        </w:rPr>
+      </w:pPr>
+      <w:r>
+        <w:rPr>
+          <w:rFonts w:hint="eastAsia"/>
+        </w:rPr>
+        <w:t>性能统计</w:t>
+      </w:r>
+    </w:p>
+    <w:p>
+      <w:pPr>
+        <w:pStyle w:val="Heading3"/>
+        <w:numPr>
+          <w:ilvl w:val="0"/>
+          <w:numId w:val="34"/>
+        </w:numPr>
+        <w:rPr>
+          <w:rFonts w:hint="eastAsia"/>
+        </w:rPr>
+      </w:pPr>
+      <w:r>
+        <w:rPr>
+          <w:rFonts w:hint="eastAsia"/>
+        </w:rPr>
+        <w:t>HashTable</w:t>
+      </w:r>
+      <w:r>
+        <w:rPr>
+          <w:rFonts w:hint="eastAsia"/>
+        </w:rPr>
+        <w:t>性能</w:t>
+      </w:r>
+    </w:p>
+    <w:p>
+      <w:pPr>
+        <w:rPr>
+          <w:rFonts w:hint="eastAsia"/>
+        </w:rPr>
+      </w:pPr>
+      <w:r>
+        <w:rPr>
+          <w:rFonts w:hint="eastAsia"/>
+        </w:rPr>
+        <w:t>测试方法：</w:t>
+      </w:r>
+    </w:p>
+    <w:p>
+      <w:pPr>
+        <w:pStyle w:val="ListParagraph"/>
+        <w:numPr>
+          <w:ilvl w:val="0"/>
+          <w:numId w:val="35"/>
+        </w:numPr>
+        <w:ind w:firstLineChars="0"/>
+      </w:pPr>
+      <w:r>
+        <w:rPr>
+          <w:rFonts w:hint="eastAsia"/>
+        </w:rPr>
+        <w:t>仅测试查询计划生成及缓存的性能，因此使用空的</w:t>
+      </w:r>
+      <w:r>
+        <w:rPr>
+          <w:rFonts w:hint="eastAsia"/>
+        </w:rPr>
+        <w:t>Collection</w:t>
+      </w:r>
+      <w:r>
+        <w:rPr>
+          <w:rFonts w:hint="eastAsia"/>
+        </w:rPr>
+        <w:t>进行测试</w:t>
+      </w:r>
+    </w:p>
+    <w:p>
+      <w:pPr>
+        <w:pStyle w:val="ListParagraph"/>
+        <w:numPr>
+          <w:ilvl w:val="0"/>
+          <w:numId w:val="35"/>
+        </w:numPr>
+        <w:ind w:firstLineChars="0"/>
+        <w:rPr>
+          <w:rFonts w:hint="eastAsia"/>
+        </w:rPr>
+      </w:pPr>
+      <w:r>
+        <w:rPr>
+          <w:rFonts w:hint="eastAsia"/>
+        </w:rPr>
+        <w:t>使用多线程进行查询</w:t>
+      </w:r>
+    </w:p>
+    <w:p>
+      <w:pPr>
+        <w:pStyle w:val="ListParagraph"/>
+        <w:numPr>
+          <w:ilvl w:val="1"/>
+          <w:numId w:val="35"/>
+        </w:numPr>
+        <w:ind w:firstLineChars="0"/>
+        <w:rPr>
+          <w:rFonts w:hint="eastAsia"/>
+        </w:rPr>
+      </w:pPr>
+      <w:r>
+        <w:rPr>
+          <w:rFonts w:hint="eastAsia"/>
+        </w:rPr>
+        <w:t>每个线程查询</w:t>
+      </w:r>
+      <w:r>
+        <w:rPr>
+          <w:rFonts w:hint="eastAsia"/>
+        </w:rPr>
+        <w:t>2000</w:t>
+      </w:r>
+      <w:r>
+        <w:rPr>
+          <w:rFonts w:hint="eastAsia"/>
+        </w:rPr>
+        <w:t>次</w:t>
+      </w:r>
+    </w:p>
+    <w:p>
+      <w:pPr>
+        <w:pStyle w:val="ListParagraph"/>
+        <w:numPr>
+          <w:ilvl w:val="1"/>
+          <w:numId w:val="35"/>
+        </w:numPr>
+        <w:ind w:firstLineChars="0"/>
+        <w:rPr>
+          <w:rFonts w:hint="eastAsia"/>
+        </w:rPr>
+      </w:pPr>
+      <w:r>
+        <w:rPr>
+          <w:rFonts w:hint="eastAsia"/>
+        </w:rPr>
+        <w:t>查询条件随机</w:t>
+      </w:r>
+      <w:r>
+        <w:rPr>
+          <w:rFonts w:hint="eastAsia"/>
+        </w:rPr>
+        <w:t xml:space="preserve"> {user:userxxx, date:{$lte:xxxx-xx-xx, $gte:xxxx-xx-xx}}</w:t>
+      </w:r>
+    </w:p>
+    <w:p>
+      <w:pPr>
+        <w:pStyle w:val="ListParagraph"/>
+        <w:numPr>
+          <w:ilvl w:val="0"/>
+          <w:numId w:val="35"/>
+        </w:numPr>
+        <w:ind w:firstLineChars="0"/>
+        <w:rPr>
+          <w:rFonts w:hint="eastAsia"/>
+        </w:rPr>
+      </w:pPr>
+      <w:r>
+        <w:rPr>
+          <w:rFonts w:hint="eastAsia"/>
+        </w:rPr>
+        <w:t>每组数据的</w:t>
+      </w:r>
+      <w:r>
+        <w:rPr>
+          <w:rFonts w:hint="eastAsia"/>
+        </w:rPr>
+        <w:t>共测试</w:t>
+      </w:r>
+      <w:r>
+        <w:rPr>
+          <w:rFonts w:hint="eastAsia"/>
+        </w:rPr>
+        <w:t>8</w:t>
+      </w:r>
+      <w:r>
+        <w:rPr>
+          <w:rFonts w:hint="eastAsia"/>
+        </w:rPr>
+        <w:t>次</w:t>
+      </w:r>
+    </w:p>
+    <w:p>
+      <w:pPr>
+        <w:pStyle w:val="ListParagraph"/>
+        <w:numPr>
+          <w:ilvl w:val="1"/>
+          <w:numId w:val="35"/>
+        </w:numPr>
+        <w:ind w:firstLineChars="0"/>
+        <w:rPr>
+          <w:rFonts w:hint="eastAsia"/>
+        </w:rPr>
+      </w:pPr>
+      <w:r>
+        <w:rPr>
+          <w:rFonts w:hint="eastAsia"/>
+        </w:rPr>
+        <w:t>前三次为预热</w:t>
+      </w:r>
+    </w:p>
+    <w:p>
+      <w:pPr>
+        <w:pStyle w:val="ListParagraph"/>
+        <w:numPr>
+          <w:ilvl w:val="1"/>
+          <w:numId w:val="35"/>
+        </w:numPr>
+        <w:ind w:firstLineChars="0"/>
+      </w:pPr>
+      <w:r>
+        <w:rPr>
+          <w:rFonts w:hint="eastAsia"/>
+        </w:rPr>
+        <w:t>后五次平均获得结果</w:t>
+      </w:r>
+    </w:p>
+    <w:p>
+      <w:pPr>
+        <w:rPr>
+          <w:rFonts w:hint="eastAsia"/>
+        </w:rPr>
+      </w:pPr>
+    </w:p>
+    <w:p>
+      <w:pPr>
+        <w:pStyle w:val="Heading4"/>
+        <w:rPr>
+          <w:rFonts w:hint="eastAsia"/>
+        </w:rPr>
+      </w:pPr>
+      <w:r>
+        <w:rPr>
+          <w:rFonts w:hint="eastAsia"/>
+        </w:rPr>
+        <w:t>HashTable</w:t>
+      </w:r>
+      <w:r>
+        <w:rPr>
+          <w:rFonts w:hint="eastAsia"/>
+        </w:rPr>
+        <w:t>桶个数</w:t>
+      </w:r>
+    </w:p>
+    <w:p>
+      <w:pPr>
+        <w:rPr>
+          <w:rFonts w:hint="eastAsia"/>
+        </w:rPr>
+      </w:pPr>
+      <w:r>
+        <w:rPr>
+          <w:rFonts w:hint="eastAsia"/>
+        </w:rPr>
+        <w:t>HashTable</w:t>
+      </w:r>
+      <w:r>
+        <w:rPr>
+          <w:rFonts w:hint="eastAsia"/>
+        </w:rPr>
+        <w:t>为</w:t>
+      </w:r>
+      <w:r>
+        <w:rPr>
+          <w:rFonts w:hint="eastAsia"/>
+        </w:rPr>
+        <w:t>64</w:t>
+      </w:r>
+      <w:r>
+        <w:rPr>
+          <w:rFonts w:hint="eastAsia"/>
+        </w:rPr>
+        <w:t>个锁</w:t>
+      </w:r>
+      <w:r>
+        <w:rPr>
+          <w:rFonts w:hint="eastAsia"/>
+        </w:rPr>
+        <w:t>，比较不同桶个数对</w:t>
+      </w:r>
+      <w:r>
+        <w:rPr>
+          <w:rFonts w:hint="eastAsia"/>
+        </w:rPr>
+        <w:t>HashTable</w:t>
+      </w:r>
+      <w:r>
+        <w:rPr>
+          <w:rFonts w:hint="eastAsia"/>
+        </w:rPr>
+        <w:t>的影响</w:t>
+      </w:r>
+    </w:p>
+    <w:tbl>
+      <w:tblPr>
+        <w:tblStyle w:val="TableGrid"/>
+        <w:tblW w:w="0" w:type="auto"/>
+        <w:tblInd w:w="357" w:type="dxa"/>
+        <w:tblLook w:val="04A0"/>
+      </w:tblPr>
+      <w:tblGrid>
+        <w:gridCol w:w="606"/>
+        <w:gridCol w:w="692"/>
+        <w:gridCol w:w="711"/>
+        <w:gridCol w:w="692"/>
+        <w:gridCol w:w="711"/>
+        <w:gridCol w:w="692"/>
+        <w:gridCol w:w="711"/>
+        <w:gridCol w:w="692"/>
+        <w:gridCol w:w="711"/>
+        <w:gridCol w:w="692"/>
+        <w:gridCol w:w="711"/>
+      </w:tblGrid>
+      <w:tr>
+        <w:tc>
+          <w:tcPr>
+            <w:tcW w:w="0" w:type="auto"/>
+            <w:vMerge w:val="restart"/>
+          </w:tcPr>
+          <w:p>
+            <w:pPr>
+              <w:ind w:left="0"/>
+              <w:rPr>
+                <w:rFonts w:hint="eastAsia"/>
+                <w:sz w:val="13"/>
+                <w:szCs w:val="13"/>
+              </w:rPr>
+            </w:pPr>
+            <w:r>
+              <w:rPr>
+                <w:rFonts w:hint="eastAsia"/>
+                <w:sz w:val="13"/>
+                <w:szCs w:val="13"/>
+              </w:rPr>
+              <w:t>线程数</w:t>
+            </w:r>
+          </w:p>
+        </w:tc>
+        <w:tc>
+          <w:tcPr>
+            <w:tcW w:w="0" w:type="auto"/>
+            <w:gridSpan w:val="2"/>
+          </w:tcPr>
+          <w:p>
+            <w:pPr>
+              <w:ind w:left="0"/>
+              <w:rPr>
+                <w:rFonts w:hint="eastAsia"/>
+                <w:sz w:val="13"/>
+                <w:szCs w:val="13"/>
+              </w:rPr>
+            </w:pPr>
+            <w:r>
+              <w:rPr>
+                <w:rFonts w:hint="eastAsia"/>
+                <w:sz w:val="13"/>
+                <w:szCs w:val="13"/>
+              </w:rPr>
+              <w:t>原有</w:t>
+            </w:r>
+            <w:r>
+              <w:rPr>
+                <w:rFonts w:hint="eastAsia"/>
+                <w:sz w:val="13"/>
+                <w:szCs w:val="13"/>
+              </w:rPr>
+              <w:t>缓存策略</w:t>
+            </w:r>
+          </w:p>
+        </w:tc>
+        <w:tc>
+          <w:tcPr>
+            <w:tcW w:w="0" w:type="auto"/>
+            <w:gridSpan w:val="2"/>
+          </w:tcPr>
+          <w:p>
+            <w:pPr>
+              <w:ind w:left="0"/>
+              <w:rPr>
+                <w:rFonts w:hint="eastAsia"/>
+                <w:sz w:val="13"/>
+                <w:szCs w:val="13"/>
+              </w:rPr>
+            </w:pPr>
+            <w:r>
+              <w:rPr>
+                <w:rFonts w:hint="eastAsia"/>
+                <w:sz w:val="13"/>
+                <w:szCs w:val="13"/>
+              </w:rPr>
+              <w:t>HashTable 512</w:t>
+            </w:r>
+            <w:r>
+              <w:rPr>
+                <w:rFonts w:hint="eastAsia"/>
+                <w:sz w:val="13"/>
+                <w:szCs w:val="13"/>
+              </w:rPr>
+              <w:t>桶</w:t>
+            </w:r>
+          </w:p>
+        </w:tc>
+        <w:tc>
+          <w:tcPr>
+            <w:tcW w:w="0" w:type="auto"/>
+            <w:gridSpan w:val="2"/>
+          </w:tcPr>
+          <w:p>
+            <w:pPr>
+              <w:ind w:left="0"/>
+              <w:rPr>
+                <w:rFonts w:hint="eastAsia"/>
+                <w:sz w:val="13"/>
+                <w:szCs w:val="13"/>
+              </w:rPr>
+            </w:pPr>
+            <w:r>
+              <w:rPr>
+                <w:rFonts w:hint="eastAsia"/>
+                <w:sz w:val="13"/>
+                <w:szCs w:val="13"/>
+              </w:rPr>
+              <w:t>HashTable 1024</w:t>
+            </w:r>
+            <w:r>
+              <w:rPr>
+                <w:rFonts w:hint="eastAsia"/>
+                <w:sz w:val="13"/>
+                <w:szCs w:val="13"/>
+              </w:rPr>
+              <w:t>桶</w:t>
+            </w:r>
+          </w:p>
+        </w:tc>
+        <w:tc>
+          <w:tcPr>
+            <w:tcW w:w="0" w:type="auto"/>
+            <w:gridSpan w:val="2"/>
+          </w:tcPr>
+          <w:p>
+            <w:pPr>
+              <w:ind w:left="0"/>
+              <w:rPr>
+                <w:rFonts w:hint="eastAsia"/>
+                <w:sz w:val="13"/>
+                <w:szCs w:val="13"/>
+              </w:rPr>
+            </w:pPr>
+            <w:r>
+              <w:rPr>
+                <w:rFonts w:hint="eastAsia"/>
+                <w:sz w:val="13"/>
+                <w:szCs w:val="13"/>
+              </w:rPr>
+              <w:t>HashTable 2048</w:t>
+            </w:r>
+            <w:r>
+              <w:rPr>
+                <w:rFonts w:hint="eastAsia"/>
+                <w:sz w:val="13"/>
+                <w:szCs w:val="13"/>
+              </w:rPr>
+              <w:t>桶</w:t>
+            </w:r>
+          </w:p>
+        </w:tc>
+        <w:tc>
+          <w:tcPr>
+            <w:tcW w:w="0" w:type="auto"/>
+            <w:gridSpan w:val="2"/>
+          </w:tcPr>
+          <w:p>
+            <w:pPr>
+              <w:ind w:left="0"/>
+              <w:rPr>
+                <w:rFonts w:hint="eastAsia"/>
+                <w:sz w:val="13"/>
+                <w:szCs w:val="13"/>
+              </w:rPr>
+            </w:pPr>
+            <w:r>
+              <w:rPr>
+                <w:rFonts w:hint="eastAsia"/>
+                <w:sz w:val="13"/>
+                <w:szCs w:val="13"/>
+              </w:rPr>
+              <w:t>HashTable 4096</w:t>
+            </w:r>
+            <w:r>
+              <w:rPr>
+                <w:rFonts w:hint="eastAsia"/>
+                <w:sz w:val="13"/>
+                <w:szCs w:val="13"/>
+              </w:rPr>
+              <w:t>桶</w:t>
+            </w:r>
+          </w:p>
+        </w:tc>
+      </w:tr>
+      <w:tr>
+        <w:tc>
+          <w:tcPr>
+            <w:tcW w:w="0" w:type="auto"/>
+            <w:vMerge/>
+          </w:tcPr>
+          <w:p>
+            <w:pPr>
+              <w:ind w:left="0"/>
+              <w:rPr>
+                <w:rFonts w:hint="eastAsia"/>
+                <w:sz w:val="13"/>
+                <w:szCs w:val="13"/>
+              </w:rPr>
+            </w:pPr>
+          </w:p>
+        </w:tc>
+        <w:tc>
+          <w:tcPr>
+            <w:tcW w:w="0" w:type="auto"/>
+          </w:tcPr>
+          <w:p>
+            <w:pPr>
+              <w:ind w:left="0"/>
+              <w:rPr>
+                <w:rFonts w:hint="eastAsia"/>
+                <w:sz w:val="13"/>
+                <w:szCs w:val="13"/>
+              </w:rPr>
+            </w:pPr>
+            <w:r>
+              <w:rPr>
+                <w:rFonts w:hint="eastAsia"/>
+                <w:sz w:val="13"/>
+                <w:szCs w:val="13"/>
+              </w:rPr>
+              <w:t>time(ms)</w:t>
+            </w:r>
+          </w:p>
+        </w:tc>
+        <w:tc>
+          <w:tcPr>
+            <w:tcW w:w="0" w:type="auto"/>
+          </w:tcPr>
+          <w:p>
+            <w:pPr>
+              <w:ind w:left="0"/>
+              <w:rPr>
+                <w:rFonts w:hint="eastAsia"/>
+                <w:sz w:val="13"/>
+                <w:szCs w:val="13"/>
+              </w:rPr>
+            </w:pPr>
+            <w:r>
+              <w:rPr>
+                <w:rFonts w:hint="eastAsia"/>
+                <w:sz w:val="13"/>
+                <w:szCs w:val="13"/>
+              </w:rPr>
+              <w:t>OPS</w:t>
+            </w:r>
+          </w:p>
+        </w:tc>
+        <w:tc>
+          <w:tcPr>
+            <w:tcW w:w="0" w:type="auto"/>
+          </w:tcPr>
+          <w:p>
+            <w:pPr>
+              <w:ind w:left="0"/>
+              <w:rPr>
+                <w:rFonts w:hint="eastAsia"/>
+                <w:sz w:val="13"/>
+                <w:szCs w:val="13"/>
+              </w:rPr>
+            </w:pPr>
+            <w:r>
+              <w:rPr>
+                <w:rFonts w:hint="eastAsia"/>
+                <w:sz w:val="13"/>
+                <w:szCs w:val="13"/>
+              </w:rPr>
+              <w:t>time(ms)</w:t>
+            </w:r>
+          </w:p>
+        </w:tc>
+        <w:tc>
+          <w:tcPr>
+            <w:tcW w:w="0" w:type="auto"/>
+          </w:tcPr>
+          <w:p>
+            <w:pPr>
+              <w:ind w:left="0"/>
+              <w:rPr>
+                <w:rFonts w:hint="eastAsia"/>
+                <w:sz w:val="13"/>
+                <w:szCs w:val="13"/>
+              </w:rPr>
+            </w:pPr>
+            <w:r>
+              <w:rPr>
+                <w:rFonts w:hint="eastAsia"/>
+                <w:sz w:val="13"/>
+                <w:szCs w:val="13"/>
+              </w:rPr>
+              <w:t>OPS</w:t>
+            </w:r>
+          </w:p>
+        </w:tc>
+        <w:tc>
+          <w:tcPr>
+            <w:tcW w:w="0" w:type="auto"/>
+          </w:tcPr>
+          <w:p>
+            <w:pPr>
+              <w:ind w:left="0"/>
+              <w:rPr>
+                <w:rFonts w:hint="eastAsia"/>
+                <w:sz w:val="13"/>
+                <w:szCs w:val="13"/>
+              </w:rPr>
+            </w:pPr>
+            <w:r>
+              <w:rPr>
+                <w:rFonts w:hint="eastAsia"/>
+                <w:sz w:val="13"/>
+                <w:szCs w:val="13"/>
+              </w:rPr>
+              <w:t>time(ms)</w:t>
+            </w:r>
+          </w:p>
+        </w:tc>
+        <w:tc>
+          <w:tcPr>
+            <w:tcW w:w="0" w:type="auto"/>
+          </w:tcPr>
+          <w:p>
+            <w:pPr>
+              <w:ind w:left="0"/>
+              <w:rPr>
+                <w:rFonts w:hint="eastAsia"/>
+                <w:sz w:val="13"/>
+                <w:szCs w:val="13"/>
+              </w:rPr>
+            </w:pPr>
+            <w:r>
+              <w:rPr>
+                <w:rFonts w:hint="eastAsia"/>
+                <w:sz w:val="13"/>
+                <w:szCs w:val="13"/>
+              </w:rPr>
+              <w:t>OPS</w:t>
+            </w:r>
+          </w:p>
+        </w:tc>
+        <w:tc>
+          <w:tcPr>
+            <w:tcW w:w="0" w:type="auto"/>
+          </w:tcPr>
+          <w:p>
+            <w:pPr>
+              <w:ind w:left="0"/>
+              <w:rPr>
+                <w:rFonts w:hint="eastAsia"/>
+                <w:sz w:val="13"/>
+                <w:szCs w:val="13"/>
+              </w:rPr>
+            </w:pPr>
+            <w:r>
+              <w:rPr>
+                <w:rFonts w:hint="eastAsia"/>
+                <w:sz w:val="13"/>
+                <w:szCs w:val="13"/>
+              </w:rPr>
+              <w:t>time(ms)</w:t>
+            </w:r>
+          </w:p>
+        </w:tc>
+        <w:tc>
+          <w:tcPr>
+            <w:tcW w:w="0" w:type="auto"/>
+          </w:tcPr>
+          <w:p>
+            <w:pPr>
+              <w:ind w:left="0"/>
+              <w:rPr>
+                <w:rFonts w:hint="eastAsia"/>
+                <w:sz w:val="13"/>
+                <w:szCs w:val="13"/>
+              </w:rPr>
+            </w:pPr>
+            <w:r>
+              <w:rPr>
+                <w:rFonts w:hint="eastAsia"/>
+                <w:sz w:val="13"/>
+                <w:szCs w:val="13"/>
+              </w:rPr>
+              <w:t>OPS</w:t>
+            </w:r>
+          </w:p>
+        </w:tc>
+        <w:tc>
+          <w:tcPr>
+            <w:tcW w:w="0" w:type="auto"/>
+          </w:tcPr>
+          <w:p>
+            <w:pPr>
+              <w:ind w:left="0"/>
+              <w:rPr>
+                <w:rFonts w:hint="eastAsia"/>
+                <w:sz w:val="13"/>
+                <w:szCs w:val="13"/>
+              </w:rPr>
+            </w:pPr>
+            <w:r>
+              <w:rPr>
+                <w:rFonts w:hint="eastAsia"/>
+                <w:sz w:val="13"/>
+                <w:szCs w:val="13"/>
+              </w:rPr>
+              <w:t>time(ms)</w:t>
+            </w:r>
+          </w:p>
+        </w:tc>
+        <w:tc>
+          <w:tcPr>
+            <w:tcW w:w="0" w:type="auto"/>
+          </w:tcPr>
+          <w:p>
+            <w:pPr>
+              <w:ind w:left="0"/>
+              <w:rPr>
+                <w:rFonts w:hint="eastAsia"/>
+                <w:sz w:val="13"/>
+                <w:szCs w:val="13"/>
+              </w:rPr>
+            </w:pPr>
+            <w:r>
+              <w:rPr>
+                <w:rFonts w:hint="eastAsia"/>
+                <w:sz w:val="13"/>
+                <w:szCs w:val="13"/>
+              </w:rPr>
+              <w:t>OPS</w:t>
+            </w:r>
+          </w:p>
+        </w:tc>
+      </w:tr>
+      <w:tr>
+        <w:tc>
+          <w:tcPr>
+            <w:tcW w:w="0" w:type="auto"/>
+          </w:tcPr>
+          <w:p>
+            <w:pPr>
+              <w:ind w:left="0"/>
+              <w:rPr>
+                <w:rFonts w:hint="eastAsia"/>
+                <w:sz w:val="13"/>
+                <w:szCs w:val="13"/>
+              </w:rPr>
+            </w:pPr>
+            <w:r>
+              <w:rPr>
+                <w:rFonts w:hint="eastAsia"/>
+                <w:sz w:val="13"/>
+                <w:szCs w:val="13"/>
+              </w:rPr>
+              <w:t>16</w:t>
+            </w:r>
+          </w:p>
+        </w:tc>
+        <w:tc>
+          <w:tcPr>
+            <w:tcW w:w="0" w:type="auto"/>
+          </w:tcPr>
+          <w:p>
+            <w:pPr>
+              <w:ind w:left="0"/>
+              <w:rPr>
+                <w:rFonts w:hint="eastAsia"/>
+                <w:sz w:val="13"/>
+                <w:szCs w:val="13"/>
+              </w:rPr>
+            </w:pPr>
+            <w:r>
+              <w:rPr>
+                <w:sz w:val="13"/>
+                <w:szCs w:val="13"/>
+              </w:rPr>
+              <w:t>1711.2</w:t>
+            </w:r>
+          </w:p>
+        </w:tc>
+        <w:tc>
+          <w:tcPr>
+            <w:tcW w:w="0" w:type="auto"/>
+          </w:tcPr>
+          <w:p>
+            <w:pPr>
+              <w:ind w:left="0"/>
+              <w:rPr>
+                <w:rFonts w:hint="eastAsia"/>
+                <w:sz w:val="13"/>
+                <w:szCs w:val="13"/>
+              </w:rPr>
+            </w:pPr>
+            <w:r>
+              <w:rPr>
+                <w:sz w:val="13"/>
+                <w:szCs w:val="13"/>
+              </w:rPr>
+              <w:t>18704.2</w:t>
+            </w:r>
+            <w:r>
+              <w:rPr>
+                <w:rFonts w:hint="eastAsia"/>
+                <w:sz w:val="13"/>
+                <w:szCs w:val="13"/>
+              </w:rPr>
+              <w:t>8</w:t>
+            </w:r>
+          </w:p>
+        </w:tc>
+        <w:tc>
+          <w:tcPr>
+            <w:tcW w:w="0" w:type="auto"/>
+          </w:tcPr>
+          <w:p>
+            <w:pPr>
+              <w:ind w:left="0"/>
+              <w:rPr>
+                <w:rFonts w:hint="eastAsia"/>
+                <w:sz w:val="13"/>
+                <w:szCs w:val="13"/>
+              </w:rPr>
+            </w:pPr>
+            <w:r>
+              <w:rPr>
+                <w:sz w:val="13"/>
+                <w:szCs w:val="13"/>
+              </w:rPr>
+              <w:t>1686.2</w:t>
+            </w:r>
+          </w:p>
+        </w:tc>
+        <w:tc>
+          <w:tcPr>
+            <w:tcW w:w="0" w:type="auto"/>
+          </w:tcPr>
+          <w:p>
+            <w:pPr>
+              <w:ind w:left="0"/>
+              <w:rPr>
+                <w:rFonts w:hint="eastAsia"/>
+                <w:sz w:val="13"/>
+                <w:szCs w:val="13"/>
+              </w:rPr>
+            </w:pPr>
+            <w:r>
+              <w:rPr>
+                <w:sz w:val="13"/>
+                <w:szCs w:val="13"/>
+              </w:rPr>
+              <w:t>18980.2</w:t>
+            </w:r>
+            <w:r>
+              <w:rPr>
+                <w:rFonts w:hint="eastAsia"/>
+                <w:sz w:val="13"/>
+                <w:szCs w:val="13"/>
+              </w:rPr>
+              <w:t>4</w:t>
+            </w:r>
+          </w:p>
+        </w:tc>
+        <w:tc>
+          <w:tcPr>
+            <w:tcW w:w="0" w:type="auto"/>
+          </w:tcPr>
+          <w:p>
+            <w:pPr>
+              <w:ind w:left="0"/>
+              <w:rPr>
+                <w:rFonts w:hint="eastAsia"/>
+                <w:sz w:val="13"/>
+                <w:szCs w:val="13"/>
+              </w:rPr>
+            </w:pPr>
+            <w:r>
+              <w:rPr>
+                <w:sz w:val="13"/>
+                <w:szCs w:val="13"/>
+              </w:rPr>
+              <w:t>1606.4</w:t>
+            </w:r>
+          </w:p>
+        </w:tc>
+        <w:tc>
+          <w:tcPr>
+            <w:tcW w:w="0" w:type="auto"/>
+          </w:tcPr>
+          <w:p>
+            <w:pPr>
+              <w:ind w:left="0"/>
+              <w:rPr>
+                <w:rFonts w:hint="eastAsia"/>
+                <w:sz w:val="13"/>
+                <w:szCs w:val="13"/>
+              </w:rPr>
+            </w:pPr>
+            <w:r>
+              <w:rPr>
+                <w:sz w:val="13"/>
+                <w:szCs w:val="13"/>
+              </w:rPr>
+              <w:t>19921.7</w:t>
+            </w:r>
+            <w:r>
+              <w:rPr>
+                <w:rFonts w:hint="eastAsia"/>
+                <w:sz w:val="13"/>
+                <w:szCs w:val="13"/>
+              </w:rPr>
+              <w:t>3</w:t>
+            </w:r>
+          </w:p>
+        </w:tc>
+        <w:tc>
+          <w:tcPr>
+            <w:tcW w:w="0" w:type="auto"/>
+          </w:tcPr>
+          <w:p>
+            <w:pPr>
+              <w:ind w:left="0"/>
+              <w:rPr>
+                <w:rFonts w:hint="eastAsia"/>
+                <w:sz w:val="13"/>
+                <w:szCs w:val="13"/>
+              </w:rPr>
+            </w:pPr>
+            <w:r>
+              <w:rPr>
+                <w:sz w:val="13"/>
+                <w:szCs w:val="13"/>
+              </w:rPr>
+              <w:t>1553.6</w:t>
+            </w:r>
+          </w:p>
+        </w:tc>
+        <w:tc>
+          <w:tcPr>
+            <w:tcW w:w="0" w:type="auto"/>
+          </w:tcPr>
+          <w:p>
+            <w:pPr>
+              <w:ind w:left="0"/>
+              <w:rPr>
+                <w:rFonts w:hint="eastAsia"/>
+                <w:sz w:val="13"/>
+                <w:szCs w:val="13"/>
+              </w:rPr>
+            </w:pPr>
+            <w:r>
+              <w:rPr>
+                <w:sz w:val="13"/>
+                <w:szCs w:val="13"/>
+              </w:rPr>
+              <w:t>20598.48</w:t>
+            </w:r>
+          </w:p>
+        </w:tc>
+        <w:tc>
+          <w:tcPr>
+            <w:tcW w:w="0" w:type="auto"/>
+          </w:tcPr>
+          <w:p>
+            <w:pPr>
+              <w:ind w:left="0"/>
+              <w:rPr>
+                <w:rFonts w:hint="eastAsia"/>
+                <w:sz w:val="13"/>
+                <w:szCs w:val="13"/>
+              </w:rPr>
+            </w:pPr>
+            <w:r>
+              <w:rPr>
+                <w:sz w:val="13"/>
+                <w:szCs w:val="13"/>
+              </w:rPr>
+              <w:t>1554</w:t>
+            </w:r>
+          </w:p>
+        </w:tc>
+        <w:tc>
+          <w:tcPr>
+            <w:tcW w:w="0" w:type="auto"/>
+          </w:tcPr>
+          <w:p>
+            <w:pPr>
+              <w:ind w:left="0"/>
+              <w:rPr>
+                <w:rFonts w:hint="eastAsia"/>
+                <w:sz w:val="13"/>
+                <w:szCs w:val="13"/>
+              </w:rPr>
+            </w:pPr>
+            <w:r>
+              <w:rPr>
+                <w:sz w:val="13"/>
+                <w:szCs w:val="13"/>
+              </w:rPr>
+              <w:t>20596.3</w:t>
+            </w:r>
+            <w:r>
+              <w:rPr>
+                <w:rFonts w:hint="eastAsia"/>
+                <w:sz w:val="13"/>
+                <w:szCs w:val="13"/>
+              </w:rPr>
+              <w:t>4</w:t>
+            </w:r>
+          </w:p>
+        </w:tc>
+      </w:tr>
+      <w:tr>
+        <w:tc>
+          <w:tcPr>
+            <w:tcW w:w="0" w:type="auto"/>
+          </w:tcPr>
+          <w:p>
+            <w:pPr>
+              <w:ind w:left="0"/>
+              <w:rPr>
+                <w:rFonts w:hint="eastAsia"/>
+                <w:sz w:val="13"/>
+                <w:szCs w:val="13"/>
+              </w:rPr>
+            </w:pPr>
+            <w:r>
+              <w:rPr>
+                <w:rFonts w:hint="eastAsia"/>
+                <w:sz w:val="13"/>
+                <w:szCs w:val="13"/>
+              </w:rPr>
+              <w:t>32</w:t>
+            </w:r>
+          </w:p>
+        </w:tc>
+        <w:tc>
+          <w:tcPr>
+            <w:tcW w:w="0" w:type="auto"/>
+          </w:tcPr>
+          <w:p>
+            <w:pPr>
+              <w:ind w:left="0"/>
+              <w:rPr>
+                <w:rFonts w:hint="eastAsia"/>
+                <w:sz w:val="13"/>
+                <w:szCs w:val="13"/>
+              </w:rPr>
+            </w:pPr>
+            <w:r>
+              <w:rPr>
+                <w:sz w:val="13"/>
+                <w:szCs w:val="13"/>
+              </w:rPr>
+              <w:t>3007.2</w:t>
+            </w:r>
+          </w:p>
+        </w:tc>
+        <w:tc>
+          <w:tcPr>
+            <w:tcW w:w="0" w:type="auto"/>
+          </w:tcPr>
+          <w:p>
+            <w:pPr>
+              <w:ind w:left="0"/>
+              <w:rPr>
+                <w:rFonts w:hint="eastAsia"/>
+                <w:sz w:val="13"/>
+                <w:szCs w:val="13"/>
+              </w:rPr>
+            </w:pPr>
+            <w:r>
+              <w:rPr>
+                <w:sz w:val="13"/>
+                <w:szCs w:val="13"/>
+              </w:rPr>
+              <w:t>21286.64</w:t>
+            </w:r>
+          </w:p>
+        </w:tc>
+        <w:tc>
+          <w:tcPr>
+            <w:tcW w:w="0" w:type="auto"/>
+          </w:tcPr>
+          <w:p>
+            <w:pPr>
+              <w:ind w:left="0"/>
+              <w:rPr>
+                <w:rFonts w:hint="eastAsia"/>
+                <w:sz w:val="13"/>
+                <w:szCs w:val="13"/>
+              </w:rPr>
+            </w:pPr>
+            <w:r>
+              <w:rPr>
+                <w:sz w:val="13"/>
+                <w:szCs w:val="13"/>
+              </w:rPr>
+              <w:t>2937.4</w:t>
+            </w:r>
+          </w:p>
+        </w:tc>
+        <w:tc>
+          <w:tcPr>
+            <w:tcW w:w="0" w:type="auto"/>
+          </w:tcPr>
+          <w:p>
+            <w:pPr>
+              <w:ind w:left="0"/>
+              <w:rPr>
+                <w:rFonts w:hint="eastAsia"/>
+                <w:sz w:val="13"/>
+                <w:szCs w:val="13"/>
+              </w:rPr>
+            </w:pPr>
+            <w:r>
+              <w:rPr>
+                <w:sz w:val="13"/>
+                <w:szCs w:val="13"/>
+              </w:rPr>
+              <w:t>21798.39</w:t>
+            </w:r>
+          </w:p>
+        </w:tc>
+        <w:tc>
+          <w:tcPr>
+            <w:tcW w:w="0" w:type="auto"/>
+          </w:tcPr>
+          <w:p>
+            <w:pPr>
+              <w:ind w:left="0"/>
+              <w:rPr>
+                <w:rFonts w:hint="eastAsia"/>
+                <w:sz w:val="13"/>
+                <w:szCs w:val="13"/>
+              </w:rPr>
+            </w:pPr>
+            <w:r>
+              <w:rPr>
+                <w:sz w:val="13"/>
+                <w:szCs w:val="13"/>
+              </w:rPr>
+              <w:t>2825.8</w:t>
+            </w:r>
+          </w:p>
+        </w:tc>
+        <w:tc>
+          <w:tcPr>
+            <w:tcW w:w="0" w:type="auto"/>
+          </w:tcPr>
+          <w:p>
+            <w:pPr>
+              <w:ind w:left="0"/>
+              <w:rPr>
+                <w:rFonts w:hint="eastAsia"/>
+                <w:sz w:val="13"/>
+                <w:szCs w:val="13"/>
+              </w:rPr>
+            </w:pPr>
+            <w:r>
+              <w:rPr>
+                <w:sz w:val="13"/>
+                <w:szCs w:val="13"/>
+              </w:rPr>
+              <w:t>22652.49</w:t>
+            </w:r>
+          </w:p>
+        </w:tc>
+        <w:tc>
+          <w:tcPr>
+            <w:tcW w:w="0" w:type="auto"/>
+          </w:tcPr>
+          <w:p>
+            <w:pPr>
+              <w:ind w:left="0"/>
+              <w:rPr>
+                <w:rFonts w:hint="eastAsia"/>
+                <w:sz w:val="13"/>
+                <w:szCs w:val="13"/>
+              </w:rPr>
+            </w:pPr>
+            <w:r>
+              <w:rPr>
+                <w:sz w:val="13"/>
+                <w:szCs w:val="13"/>
+              </w:rPr>
+              <w:t>2761.4</w:t>
+            </w:r>
+          </w:p>
+        </w:tc>
+        <w:tc>
+          <w:tcPr>
+            <w:tcW w:w="0" w:type="auto"/>
+          </w:tcPr>
+          <w:p>
+            <w:pPr>
+              <w:ind w:left="0"/>
+              <w:rPr>
+                <w:rFonts w:hint="eastAsia"/>
+                <w:sz w:val="13"/>
+                <w:szCs w:val="13"/>
+              </w:rPr>
+            </w:pPr>
+            <w:r>
+              <w:rPr>
+                <w:sz w:val="13"/>
+                <w:szCs w:val="13"/>
+              </w:rPr>
+              <w:t>23177.80</w:t>
+            </w:r>
+          </w:p>
+        </w:tc>
+        <w:tc>
+          <w:tcPr>
+            <w:tcW w:w="0" w:type="auto"/>
+          </w:tcPr>
+          <w:p>
+            <w:pPr>
+              <w:ind w:left="0"/>
+              <w:rPr>
+                <w:rFonts w:hint="eastAsia"/>
+                <w:sz w:val="13"/>
+                <w:szCs w:val="13"/>
+              </w:rPr>
+            </w:pPr>
+            <w:r>
+              <w:rPr>
+                <w:sz w:val="13"/>
+                <w:szCs w:val="13"/>
+              </w:rPr>
+              <w:t>2753.6</w:t>
+            </w:r>
+          </w:p>
+        </w:tc>
+        <w:tc>
+          <w:tcPr>
+            <w:tcW w:w="0" w:type="auto"/>
+          </w:tcPr>
+          <w:p>
+            <w:pPr>
+              <w:ind w:left="0"/>
+              <w:rPr>
+                <w:rFonts w:hint="eastAsia"/>
+                <w:sz w:val="13"/>
+                <w:szCs w:val="13"/>
+              </w:rPr>
+            </w:pPr>
+            <w:r>
+              <w:rPr>
+                <w:sz w:val="13"/>
+                <w:szCs w:val="13"/>
+              </w:rPr>
+              <w:t>23242.57</w:t>
+            </w:r>
+          </w:p>
+        </w:tc>
+      </w:tr>
+      <w:tr>
+        <w:tc>
+          <w:tcPr>
+            <w:tcW w:w="0" w:type="auto"/>
+          </w:tcPr>
+          <w:p>
+            <w:pPr>
+              <w:ind w:left="0"/>
+              <w:rPr>
+                <w:rFonts w:hint="eastAsia"/>
+                <w:sz w:val="13"/>
+                <w:szCs w:val="13"/>
+              </w:rPr>
+            </w:pPr>
+            <w:r>
+              <w:rPr>
+                <w:rFonts w:hint="eastAsia"/>
+                <w:sz w:val="13"/>
+                <w:szCs w:val="13"/>
+              </w:rPr>
+              <w:t>64</w:t>
+            </w:r>
+          </w:p>
+        </w:tc>
+        <w:tc>
+          <w:tcPr>
+            <w:tcW w:w="0" w:type="auto"/>
+          </w:tcPr>
+          <w:p>
+            <w:pPr>
+              <w:ind w:left="0"/>
+              <w:rPr>
+                <w:rFonts w:hint="eastAsia"/>
+                <w:sz w:val="13"/>
+                <w:szCs w:val="13"/>
+              </w:rPr>
+            </w:pPr>
+            <w:r>
+              <w:rPr>
+                <w:sz w:val="13"/>
+                <w:szCs w:val="13"/>
+              </w:rPr>
+              <w:t>5746</w:t>
+            </w:r>
+          </w:p>
+        </w:tc>
+        <w:tc>
+          <w:tcPr>
+            <w:tcW w:w="0" w:type="auto"/>
+          </w:tcPr>
+          <w:p>
+            <w:pPr>
+              <w:ind w:left="0"/>
+              <w:rPr>
+                <w:rFonts w:hint="eastAsia"/>
+                <w:sz w:val="13"/>
+                <w:szCs w:val="13"/>
+              </w:rPr>
+            </w:pPr>
+            <w:r>
+              <w:rPr>
+                <w:sz w:val="13"/>
+                <w:szCs w:val="13"/>
+              </w:rPr>
+              <w:t>22279.34</w:t>
+            </w:r>
+          </w:p>
+        </w:tc>
+        <w:tc>
+          <w:tcPr>
+            <w:tcW w:w="0" w:type="auto"/>
+          </w:tcPr>
+          <w:p>
+            <w:pPr>
+              <w:ind w:left="0"/>
+              <w:rPr>
+                <w:rFonts w:hint="eastAsia"/>
+                <w:sz w:val="13"/>
+                <w:szCs w:val="13"/>
+              </w:rPr>
+            </w:pPr>
+            <w:r>
+              <w:rPr>
+                <w:sz w:val="13"/>
+                <w:szCs w:val="13"/>
+              </w:rPr>
+              <w:t>5670.2</w:t>
+            </w:r>
+          </w:p>
+        </w:tc>
+        <w:tc>
+          <w:tcPr>
+            <w:tcW w:w="0" w:type="auto"/>
+          </w:tcPr>
+          <w:p>
+            <w:pPr>
+              <w:ind w:left="0"/>
+              <w:rPr>
+                <w:rFonts w:hint="eastAsia"/>
+                <w:sz w:val="13"/>
+                <w:szCs w:val="13"/>
+              </w:rPr>
+            </w:pPr>
+            <w:r>
+              <w:rPr>
+                <w:sz w:val="13"/>
+                <w:szCs w:val="13"/>
+              </w:rPr>
+              <w:t>22574.60</w:t>
+            </w:r>
+          </w:p>
+        </w:tc>
+        <w:tc>
+          <w:tcPr>
+            <w:tcW w:w="0" w:type="auto"/>
+          </w:tcPr>
+          <w:p>
+            <w:pPr>
+              <w:ind w:left="0"/>
+              <w:rPr>
+                <w:rFonts w:hint="eastAsia"/>
+                <w:sz w:val="13"/>
+                <w:szCs w:val="13"/>
+              </w:rPr>
+            </w:pPr>
+            <w:r>
+              <w:rPr>
+                <w:sz w:val="13"/>
+                <w:szCs w:val="13"/>
+              </w:rPr>
+              <w:t>5541.6</w:t>
+            </w:r>
+          </w:p>
+        </w:tc>
+        <w:tc>
+          <w:tcPr>
+            <w:tcW w:w="0" w:type="auto"/>
+          </w:tcPr>
+          <w:p>
+            <w:pPr>
+              <w:ind w:left="0"/>
+              <w:rPr>
+                <w:rFonts w:hint="eastAsia"/>
+                <w:sz w:val="13"/>
+                <w:szCs w:val="13"/>
+              </w:rPr>
+            </w:pPr>
+            <w:r>
+              <w:rPr>
+                <w:sz w:val="13"/>
+                <w:szCs w:val="13"/>
+              </w:rPr>
+              <w:t>23098.60</w:t>
+            </w:r>
+          </w:p>
+        </w:tc>
+        <w:tc>
+          <w:tcPr>
+            <w:tcW w:w="0" w:type="auto"/>
+          </w:tcPr>
+          <w:p>
+            <w:pPr>
+              <w:ind w:left="0"/>
+              <w:rPr>
+                <w:rFonts w:hint="eastAsia"/>
+                <w:sz w:val="13"/>
+                <w:szCs w:val="13"/>
+              </w:rPr>
+            </w:pPr>
+            <w:r>
+              <w:rPr>
+                <w:sz w:val="13"/>
+                <w:szCs w:val="13"/>
+              </w:rPr>
+              <w:t>5431.4</w:t>
+            </w:r>
+          </w:p>
+        </w:tc>
+        <w:tc>
+          <w:tcPr>
+            <w:tcW w:w="0" w:type="auto"/>
+          </w:tcPr>
+          <w:p>
+            <w:pPr>
+              <w:ind w:left="0"/>
+              <w:rPr>
+                <w:rFonts w:hint="eastAsia"/>
+                <w:sz w:val="13"/>
+                <w:szCs w:val="13"/>
+              </w:rPr>
+            </w:pPr>
+            <w:r>
+              <w:rPr>
+                <w:sz w:val="13"/>
+                <w:szCs w:val="13"/>
+              </w:rPr>
+              <w:t>23566.8</w:t>
+            </w:r>
+            <w:r>
+              <w:rPr>
+                <w:rFonts w:hint="eastAsia"/>
+                <w:sz w:val="13"/>
+                <w:szCs w:val="13"/>
+              </w:rPr>
+              <w:t>5</w:t>
+            </w:r>
+          </w:p>
+        </w:tc>
+        <w:tc>
+          <w:tcPr>
+            <w:tcW w:w="0" w:type="auto"/>
+          </w:tcPr>
+          <w:p>
+            <w:pPr>
+              <w:ind w:left="0"/>
+              <w:rPr>
+                <w:rFonts w:hint="eastAsia"/>
+                <w:sz w:val="13"/>
+                <w:szCs w:val="13"/>
+              </w:rPr>
+            </w:pPr>
+            <w:r>
+              <w:rPr>
+                <w:sz w:val="13"/>
+                <w:szCs w:val="13"/>
+              </w:rPr>
+              <w:t>5414.4</w:t>
+            </w:r>
+          </w:p>
+        </w:tc>
+        <w:tc>
+          <w:tcPr>
+            <w:tcW w:w="0" w:type="auto"/>
+          </w:tcPr>
+          <w:p>
+            <w:pPr>
+              <w:ind w:left="0"/>
+              <w:rPr>
+                <w:rFonts w:hint="eastAsia"/>
+                <w:sz w:val="13"/>
+                <w:szCs w:val="13"/>
+              </w:rPr>
+            </w:pPr>
+            <w:r>
+              <w:rPr>
+                <w:sz w:val="13"/>
+                <w:szCs w:val="13"/>
+              </w:rPr>
+              <w:t>23640.9</w:t>
+            </w:r>
+            <w:r>
+              <w:rPr>
+                <w:rFonts w:hint="eastAsia"/>
+                <w:sz w:val="13"/>
+                <w:szCs w:val="13"/>
+              </w:rPr>
+              <w:t>2</w:t>
+            </w:r>
+          </w:p>
+        </w:tc>
+      </w:tr>
+      <w:tr>
+        <w:tc>
+          <w:tcPr>
+            <w:tcW w:w="0" w:type="auto"/>
+          </w:tcPr>
+          <w:p>
+            <w:pPr>
+              <w:ind w:left="0"/>
+              <w:rPr>
+                <w:rFonts w:hint="eastAsia"/>
+                <w:sz w:val="13"/>
+                <w:szCs w:val="13"/>
+              </w:rPr>
+            </w:pPr>
+            <w:r>
+              <w:rPr>
+                <w:rFonts w:hint="eastAsia"/>
+                <w:sz w:val="13"/>
+                <w:szCs w:val="13"/>
+              </w:rPr>
+              <w:t>128</w:t>
+            </w:r>
+          </w:p>
+        </w:tc>
+        <w:tc>
+          <w:tcPr>
+            <w:tcW w:w="0" w:type="auto"/>
+          </w:tcPr>
+          <w:p>
+            <w:pPr>
+              <w:ind w:left="0"/>
+              <w:rPr>
+                <w:rFonts w:hint="eastAsia"/>
+                <w:sz w:val="13"/>
+                <w:szCs w:val="13"/>
+              </w:rPr>
+            </w:pPr>
+            <w:r>
+              <w:rPr>
+                <w:sz w:val="13"/>
+                <w:szCs w:val="13"/>
+              </w:rPr>
+              <w:t>11817.2</w:t>
+            </w:r>
+          </w:p>
+        </w:tc>
+        <w:tc>
+          <w:tcPr>
+            <w:tcW w:w="0" w:type="auto"/>
+          </w:tcPr>
+          <w:p>
+            <w:pPr>
+              <w:ind w:left="0"/>
+              <w:rPr>
+                <w:rFonts w:hint="eastAsia"/>
+                <w:sz w:val="13"/>
+                <w:szCs w:val="13"/>
+              </w:rPr>
+            </w:pPr>
+            <w:r>
+              <w:rPr>
+                <w:sz w:val="13"/>
+                <w:szCs w:val="13"/>
+              </w:rPr>
+              <w:t>21691.2</w:t>
+            </w:r>
+            <w:r>
+              <w:rPr>
+                <w:rFonts w:hint="eastAsia"/>
+                <w:sz w:val="13"/>
+                <w:szCs w:val="13"/>
+              </w:rPr>
+              <w:t>9</w:t>
+            </w:r>
+          </w:p>
+        </w:tc>
+        <w:tc>
+          <w:tcPr>
+            <w:tcW w:w="0" w:type="auto"/>
+          </w:tcPr>
+          <w:p>
+            <w:pPr>
+              <w:ind w:left="0"/>
+              <w:rPr>
+                <w:rFonts w:hint="eastAsia"/>
+                <w:sz w:val="13"/>
+                <w:szCs w:val="13"/>
+              </w:rPr>
+            </w:pPr>
+            <w:r>
+              <w:rPr>
+                <w:sz w:val="13"/>
+                <w:szCs w:val="13"/>
+              </w:rPr>
+              <w:t>11221</w:t>
+            </w:r>
+          </w:p>
+        </w:tc>
+        <w:tc>
+          <w:tcPr>
+            <w:tcW w:w="0" w:type="auto"/>
+          </w:tcPr>
+          <w:p>
+            <w:pPr>
+              <w:ind w:left="0"/>
+              <w:rPr>
+                <w:rFonts w:hint="eastAsia"/>
+                <w:sz w:val="13"/>
+                <w:szCs w:val="13"/>
+              </w:rPr>
+            </w:pPr>
+            <w:r>
+              <w:rPr>
+                <w:sz w:val="13"/>
+                <w:szCs w:val="13"/>
+              </w:rPr>
+              <w:t>22814.81</w:t>
+            </w:r>
+          </w:p>
+        </w:tc>
+        <w:tc>
+          <w:tcPr>
+            <w:tcW w:w="0" w:type="auto"/>
+          </w:tcPr>
+          <w:p>
+            <w:pPr>
+              <w:ind w:left="0"/>
+              <w:rPr>
+                <w:rFonts w:hint="eastAsia"/>
+                <w:sz w:val="13"/>
+                <w:szCs w:val="13"/>
+              </w:rPr>
+            </w:pPr>
+            <w:r>
+              <w:rPr>
+                <w:sz w:val="13"/>
+                <w:szCs w:val="13"/>
+              </w:rPr>
+              <w:t>11006.6</w:t>
+            </w:r>
+          </w:p>
+        </w:tc>
+        <w:tc>
+          <w:tcPr>
+            <w:tcW w:w="0" w:type="auto"/>
+          </w:tcPr>
+          <w:p>
+            <w:pPr>
+              <w:ind w:left="0"/>
+              <w:rPr>
+                <w:rFonts w:hint="eastAsia"/>
+                <w:sz w:val="13"/>
+                <w:szCs w:val="13"/>
+              </w:rPr>
+            </w:pPr>
+            <w:r>
+              <w:rPr>
+                <w:sz w:val="13"/>
+                <w:szCs w:val="13"/>
+              </w:rPr>
+              <w:t>23261.0</w:t>
+            </w:r>
+            <w:r>
+              <w:rPr>
+                <w:rFonts w:hint="eastAsia"/>
+                <w:sz w:val="13"/>
+                <w:szCs w:val="13"/>
+              </w:rPr>
+              <w:t>1</w:t>
+            </w:r>
+          </w:p>
+        </w:tc>
+        <w:tc>
+          <w:tcPr>
+            <w:tcW w:w="0" w:type="auto"/>
+          </w:tcPr>
+          <w:p>
+            <w:pPr>
+              <w:ind w:left="0"/>
+              <w:rPr>
+                <w:rFonts w:hint="eastAsia"/>
+                <w:sz w:val="13"/>
+                <w:szCs w:val="13"/>
+              </w:rPr>
+            </w:pPr>
+            <w:r>
+              <w:rPr>
+                <w:sz w:val="13"/>
+                <w:szCs w:val="13"/>
+              </w:rPr>
+              <w:t>10738.2</w:t>
+            </w:r>
+          </w:p>
+        </w:tc>
+        <w:tc>
+          <w:tcPr>
+            <w:tcW w:w="0" w:type="auto"/>
+          </w:tcPr>
+          <w:p>
+            <w:pPr>
+              <w:ind w:left="0"/>
+              <w:rPr>
+                <w:rFonts w:hint="eastAsia"/>
+                <w:sz w:val="13"/>
+                <w:szCs w:val="13"/>
+              </w:rPr>
+            </w:pPr>
+            <w:r>
+              <w:rPr>
+                <w:sz w:val="13"/>
+                <w:szCs w:val="13"/>
+              </w:rPr>
+              <w:t>23840.25</w:t>
+            </w:r>
+          </w:p>
+        </w:tc>
+        <w:tc>
+          <w:tcPr>
+            <w:tcW w:w="0" w:type="auto"/>
+          </w:tcPr>
+          <w:p>
+            <w:pPr>
+              <w:ind w:left="0"/>
+              <w:rPr>
+                <w:rFonts w:hint="eastAsia"/>
+                <w:sz w:val="13"/>
+                <w:szCs w:val="13"/>
+              </w:rPr>
+            </w:pPr>
+            <w:r>
+              <w:rPr>
+                <w:sz w:val="13"/>
+                <w:szCs w:val="13"/>
+              </w:rPr>
+              <w:t>10698.6</w:t>
+            </w:r>
+          </w:p>
+        </w:tc>
+        <w:tc>
+          <w:tcPr>
+            <w:tcW w:w="0" w:type="auto"/>
+          </w:tcPr>
+          <w:p>
+            <w:pPr>
+              <w:ind w:left="0"/>
+              <w:rPr>
+                <w:rFonts w:hint="eastAsia"/>
+                <w:sz w:val="13"/>
+                <w:szCs w:val="13"/>
+              </w:rPr>
+            </w:pPr>
+            <w:r>
+              <w:rPr>
+                <w:sz w:val="13"/>
+                <w:szCs w:val="13"/>
+              </w:rPr>
+              <w:t>23928.3</w:t>
+            </w:r>
+            <w:r>
+              <w:rPr>
+                <w:rFonts w:hint="eastAsia"/>
+                <w:sz w:val="13"/>
+                <w:szCs w:val="13"/>
+              </w:rPr>
+              <w:t>7</w:t>
+            </w:r>
+          </w:p>
+        </w:tc>
+      </w:tr>
+    </w:tbl>
+    <w:p>
+      <w:pPr>
+        <w:rPr>
+          <w:rFonts w:hint="eastAsia"/>
+        </w:rPr>
+      </w:pPr>
+      <w:r>
+        <w:rPr>
+          <w:rFonts w:hint="eastAsia"/>
+          <w:noProof/>
+        </w:rPr>
+        <w:lastRenderedPageBreak/>
+        <w:drawing>
+          <wp:inline distT="0" distB="0" distL="0" distR="0">
+            <wp:extent cx="4745686" cy="2768906"/>
+            <wp:effectExtent l="0" t="0" r="0" b="0"/>
+            <wp:docPr id="10" name="Chart 10"/>
+            <wp:cNvGraphicFramePr/>
+            <a:graphic xmlns:a="http://schemas.openxmlformats.org/drawingml/2006/main">
+              <a:graphicData uri="http://schemas.openxmlformats.org/drawingml/2006/chart">
+                <c:chart xmlns:c="http://schemas.openxmlformats.org/drawingml/2006/chart" xmlns:r="http://schemas.openxmlformats.org/officeDocument/2006/relationships" r:id="rId16"/>
+              </a:graphicData>
+            </a:graphic>
+          </wp:inline>
+        </w:drawing>
+      </w:r>
+    </w:p>
+    <w:p>
+      <w:pPr>
+        <w:pStyle w:val="Heading4"/>
+        <w:rPr>
+          <w:rFonts w:hint="eastAsia"/>
+        </w:rPr>
+      </w:pPr>
+      <w:r>
+        <w:rPr>
+          <w:rFonts w:hint="eastAsia"/>
+        </w:rPr>
+        <w:t>HashTable</w:t>
+      </w:r>
+      <w:r>
+        <w:rPr>
+          <w:rFonts w:hint="eastAsia"/>
+        </w:rPr>
+        <w:t>锁个数</w:t>
+      </w:r>
+    </w:p>
+    <w:p>
+      <w:pPr>
+        <w:rPr>
+          <w:rFonts w:hint="eastAsia"/>
+        </w:rPr>
+      </w:pPr>
+      <w:r>
+        <w:rPr>
+          <w:rFonts w:hint="eastAsia"/>
+        </w:rPr>
+        <w:t>HashTable</w:t>
+      </w:r>
+      <w:r>
+        <w:rPr>
+          <w:rFonts w:hint="eastAsia"/>
+        </w:rPr>
+        <w:t>为</w:t>
+      </w:r>
+      <w:r>
+        <w:rPr>
+          <w:rFonts w:hint="eastAsia"/>
+        </w:rPr>
+        <w:t>1024</w:t>
+      </w:r>
+      <w:r>
+        <w:rPr>
+          <w:rFonts w:hint="eastAsia"/>
+        </w:rPr>
+        <w:t>个桶</w:t>
+      </w:r>
+    </w:p>
+    <w:tbl>
+      <w:tblPr>
+        <w:tblStyle w:val="TableGrid"/>
+        <w:tblW w:w="0" w:type="auto"/>
+        <w:tblInd w:w="357" w:type="dxa"/>
+        <w:tblLook w:val="04A0"/>
+      </w:tblPr>
+      <w:tblGrid>
+        <w:gridCol w:w="606"/>
+        <w:gridCol w:w="692"/>
+        <w:gridCol w:w="711"/>
+        <w:gridCol w:w="692"/>
+        <w:gridCol w:w="711"/>
+        <w:gridCol w:w="692"/>
+        <w:gridCol w:w="711"/>
+        <w:gridCol w:w="692"/>
+        <w:gridCol w:w="711"/>
+        <w:gridCol w:w="692"/>
+        <w:gridCol w:w="711"/>
+      </w:tblGrid>
+      <w:tr>
+        <w:tc>
+          <w:tcPr>
+            <w:tcW w:w="0" w:type="auto"/>
+            <w:vMerge w:val="restart"/>
+          </w:tcPr>
+          <w:p>
+            <w:pPr>
+              <w:ind w:left="0"/>
+              <w:rPr>
+                <w:rFonts w:hint="eastAsia"/>
+                <w:sz w:val="13"/>
+                <w:szCs w:val="13"/>
+              </w:rPr>
+            </w:pPr>
+            <w:r>
+              <w:rPr>
+                <w:rFonts w:hint="eastAsia"/>
+                <w:sz w:val="13"/>
+                <w:szCs w:val="13"/>
+              </w:rPr>
+              <w:t>线程数</w:t>
+            </w:r>
+          </w:p>
+        </w:tc>
+        <w:tc>
+          <w:tcPr>
+            <w:tcW w:w="0" w:type="auto"/>
+            <w:gridSpan w:val="2"/>
+          </w:tcPr>
+          <w:p>
+            <w:pPr>
+              <w:ind w:left="0"/>
+              <w:rPr>
+                <w:rFonts w:hint="eastAsia"/>
+                <w:sz w:val="13"/>
+                <w:szCs w:val="13"/>
+              </w:rPr>
+            </w:pPr>
+            <w:r>
+              <w:rPr>
+                <w:rFonts w:hint="eastAsia"/>
+                <w:sz w:val="13"/>
+                <w:szCs w:val="13"/>
+              </w:rPr>
+              <w:t>原有</w:t>
+            </w:r>
+            <w:r>
+              <w:rPr>
+                <w:rFonts w:hint="eastAsia"/>
+                <w:sz w:val="13"/>
+                <w:szCs w:val="13"/>
+              </w:rPr>
+              <w:t>缓存策略</w:t>
+            </w:r>
+          </w:p>
+        </w:tc>
+        <w:tc>
+          <w:tcPr>
+            <w:tcW w:w="0" w:type="auto"/>
+            <w:gridSpan w:val="2"/>
+          </w:tcPr>
+          <w:p>
+            <w:pPr>
+              <w:ind w:left="0"/>
+              <w:rPr>
+                <w:rFonts w:hint="eastAsia"/>
+                <w:sz w:val="13"/>
+                <w:szCs w:val="13"/>
+              </w:rPr>
+            </w:pPr>
+            <w:r>
+              <w:rPr>
+                <w:rFonts w:hint="eastAsia"/>
+                <w:sz w:val="13"/>
+                <w:szCs w:val="13"/>
+              </w:rPr>
+              <w:t>HashTable 16</w:t>
+            </w:r>
+            <w:r>
+              <w:rPr>
+                <w:rFonts w:hint="eastAsia"/>
+                <w:sz w:val="13"/>
+                <w:szCs w:val="13"/>
+              </w:rPr>
+              <w:t>锁</w:t>
+            </w:r>
+          </w:p>
+        </w:tc>
+        <w:tc>
+          <w:tcPr>
+            <w:tcW w:w="0" w:type="auto"/>
+            <w:gridSpan w:val="2"/>
+          </w:tcPr>
+          <w:p>
+            <w:pPr>
+              <w:ind w:left="0"/>
+              <w:rPr>
+                <w:rFonts w:hint="eastAsia"/>
+                <w:sz w:val="13"/>
+                <w:szCs w:val="13"/>
+              </w:rPr>
+            </w:pPr>
+            <w:r>
+              <w:rPr>
+                <w:rFonts w:hint="eastAsia"/>
+                <w:sz w:val="13"/>
+                <w:szCs w:val="13"/>
+              </w:rPr>
+              <w:t>HashTable 32</w:t>
+            </w:r>
+            <w:r>
+              <w:rPr>
+                <w:rFonts w:hint="eastAsia"/>
+                <w:sz w:val="13"/>
+                <w:szCs w:val="13"/>
+              </w:rPr>
+              <w:t>锁</w:t>
+            </w:r>
+          </w:p>
+        </w:tc>
+        <w:tc>
+          <w:tcPr>
+            <w:tcW w:w="0" w:type="auto"/>
+            <w:gridSpan w:val="2"/>
+          </w:tcPr>
+          <w:p>
+            <w:pPr>
+              <w:ind w:left="0"/>
+              <w:rPr>
+                <w:rFonts w:hint="eastAsia"/>
+                <w:sz w:val="13"/>
+                <w:szCs w:val="13"/>
+              </w:rPr>
+            </w:pPr>
+            <w:r>
+              <w:rPr>
+                <w:rFonts w:hint="eastAsia"/>
+                <w:sz w:val="13"/>
+                <w:szCs w:val="13"/>
+              </w:rPr>
+              <w:t>HashTable 64</w:t>
+            </w:r>
+            <w:r>
+              <w:rPr>
+                <w:rFonts w:hint="eastAsia"/>
+                <w:sz w:val="13"/>
+                <w:szCs w:val="13"/>
+              </w:rPr>
+              <w:t>锁</w:t>
+            </w:r>
+          </w:p>
+        </w:tc>
+        <w:tc>
+          <w:tcPr>
+            <w:tcW w:w="0" w:type="auto"/>
+            <w:gridSpan w:val="2"/>
+          </w:tcPr>
+          <w:p>
+            <w:pPr>
+              <w:ind w:left="0"/>
+              <w:rPr>
+                <w:rFonts w:hint="eastAsia"/>
+                <w:sz w:val="13"/>
+                <w:szCs w:val="13"/>
+              </w:rPr>
+            </w:pPr>
+            <w:r>
+              <w:rPr>
+                <w:rFonts w:hint="eastAsia"/>
+                <w:sz w:val="13"/>
+                <w:szCs w:val="13"/>
+              </w:rPr>
+              <w:t>HashTable 128</w:t>
+            </w:r>
+            <w:r>
+              <w:rPr>
+                <w:rFonts w:hint="eastAsia"/>
+                <w:sz w:val="13"/>
+                <w:szCs w:val="13"/>
+              </w:rPr>
+              <w:t>锁</w:t>
+            </w:r>
+          </w:p>
+        </w:tc>
+      </w:tr>
+      <w:tr>
+        <w:tc>
+          <w:tcPr>
+            <w:tcW w:w="0" w:type="auto"/>
+            <w:vMerge/>
+          </w:tcPr>
+          <w:p>
+            <w:pPr>
+              <w:ind w:left="0"/>
+              <w:rPr>
+                <w:rFonts w:hint="eastAsia"/>
+                <w:sz w:val="13"/>
+                <w:szCs w:val="13"/>
+              </w:rPr>
+            </w:pPr>
+          </w:p>
+        </w:tc>
+        <w:tc>
+          <w:tcPr>
+            <w:tcW w:w="0" w:type="auto"/>
+          </w:tcPr>
+          <w:p>
+            <w:pPr>
+              <w:ind w:left="0"/>
+              <w:rPr>
+                <w:rFonts w:hint="eastAsia"/>
+                <w:sz w:val="13"/>
+                <w:szCs w:val="13"/>
+              </w:rPr>
+            </w:pPr>
+            <w:r>
+              <w:rPr>
+                <w:rFonts w:hint="eastAsia"/>
+                <w:sz w:val="13"/>
+                <w:szCs w:val="13"/>
+              </w:rPr>
+              <w:t>time(ms)</w:t>
+            </w:r>
+          </w:p>
+        </w:tc>
+        <w:tc>
+          <w:tcPr>
+            <w:tcW w:w="0" w:type="auto"/>
+          </w:tcPr>
+          <w:p>
+            <w:pPr>
+              <w:ind w:left="0"/>
+              <w:rPr>
+                <w:rFonts w:hint="eastAsia"/>
+                <w:sz w:val="13"/>
+                <w:szCs w:val="13"/>
+              </w:rPr>
+            </w:pPr>
+            <w:r>
+              <w:rPr>
+                <w:rFonts w:hint="eastAsia"/>
+                <w:sz w:val="13"/>
+                <w:szCs w:val="13"/>
+              </w:rPr>
+              <w:t>OPS</w:t>
+            </w:r>
+          </w:p>
+        </w:tc>
+        <w:tc>
+          <w:tcPr>
+            <w:tcW w:w="0" w:type="auto"/>
+          </w:tcPr>
+          <w:p>
+            <w:pPr>
+              <w:ind w:left="0"/>
+              <w:rPr>
+                <w:rFonts w:hint="eastAsia"/>
+                <w:sz w:val="13"/>
+                <w:szCs w:val="13"/>
+              </w:rPr>
+            </w:pPr>
+            <w:r>
+              <w:rPr>
+                <w:rFonts w:hint="eastAsia"/>
+                <w:sz w:val="13"/>
+                <w:szCs w:val="13"/>
+              </w:rPr>
+              <w:t>time(ms)</w:t>
+            </w:r>
+          </w:p>
+        </w:tc>
+        <w:tc>
+          <w:tcPr>
+            <w:tcW w:w="0" w:type="auto"/>
+          </w:tcPr>
+          <w:p>
+            <w:pPr>
+              <w:ind w:left="0"/>
+              <w:rPr>
+                <w:rFonts w:hint="eastAsia"/>
+                <w:sz w:val="13"/>
+                <w:szCs w:val="13"/>
+              </w:rPr>
+            </w:pPr>
+            <w:r>
+              <w:rPr>
+                <w:rFonts w:hint="eastAsia"/>
+                <w:sz w:val="13"/>
+                <w:szCs w:val="13"/>
+              </w:rPr>
+              <w:t>OPS</w:t>
+            </w:r>
+          </w:p>
+        </w:tc>
+        <w:tc>
+          <w:tcPr>
+            <w:tcW w:w="0" w:type="auto"/>
+          </w:tcPr>
+          <w:p>
+            <w:pPr>
+              <w:ind w:left="0"/>
+              <w:rPr>
+                <w:rFonts w:hint="eastAsia"/>
+                <w:sz w:val="13"/>
+                <w:szCs w:val="13"/>
+              </w:rPr>
+            </w:pPr>
+            <w:r>
+              <w:rPr>
+                <w:rFonts w:hint="eastAsia"/>
+                <w:sz w:val="13"/>
+                <w:szCs w:val="13"/>
+              </w:rPr>
+              <w:t>time(ms)</w:t>
+            </w:r>
+          </w:p>
+        </w:tc>
+        <w:tc>
+          <w:tcPr>
+            <w:tcW w:w="0" w:type="auto"/>
+          </w:tcPr>
+          <w:p>
+            <w:pPr>
+              <w:ind w:left="0"/>
+              <w:rPr>
+                <w:rFonts w:hint="eastAsia"/>
+                <w:sz w:val="13"/>
+                <w:szCs w:val="13"/>
+              </w:rPr>
+            </w:pPr>
+            <w:r>
+              <w:rPr>
+                <w:rFonts w:hint="eastAsia"/>
+                <w:sz w:val="13"/>
+                <w:szCs w:val="13"/>
+              </w:rPr>
+              <w:t>OPS</w:t>
+            </w:r>
+          </w:p>
+        </w:tc>
+        <w:tc>
+          <w:tcPr>
+            <w:tcW w:w="0" w:type="auto"/>
+          </w:tcPr>
+          <w:p>
+            <w:pPr>
+              <w:ind w:left="0"/>
+              <w:rPr>
+                <w:rFonts w:hint="eastAsia"/>
+                <w:sz w:val="13"/>
+                <w:szCs w:val="13"/>
+              </w:rPr>
+            </w:pPr>
+            <w:r>
+              <w:rPr>
+                <w:rFonts w:hint="eastAsia"/>
+                <w:sz w:val="13"/>
+                <w:szCs w:val="13"/>
+              </w:rPr>
+              <w:t>time(ms)</w:t>
+            </w:r>
+          </w:p>
+        </w:tc>
+        <w:tc>
+          <w:tcPr>
+            <w:tcW w:w="0" w:type="auto"/>
+          </w:tcPr>
+          <w:p>
+            <w:pPr>
+              <w:ind w:left="0"/>
+              <w:rPr>
+                <w:rFonts w:hint="eastAsia"/>
+                <w:sz w:val="13"/>
+                <w:szCs w:val="13"/>
+              </w:rPr>
+            </w:pPr>
+            <w:r>
+              <w:rPr>
+                <w:rFonts w:hint="eastAsia"/>
+                <w:sz w:val="13"/>
+                <w:szCs w:val="13"/>
+              </w:rPr>
+              <w:t>OPS</w:t>
+            </w:r>
+          </w:p>
+        </w:tc>
+        <w:tc>
+          <w:tcPr>
+            <w:tcW w:w="0" w:type="auto"/>
+          </w:tcPr>
+          <w:p>
+            <w:pPr>
+              <w:ind w:left="0"/>
+              <w:rPr>
+                <w:rFonts w:hint="eastAsia"/>
+                <w:sz w:val="13"/>
+                <w:szCs w:val="13"/>
+              </w:rPr>
+            </w:pPr>
+            <w:r>
+              <w:rPr>
+                <w:rFonts w:hint="eastAsia"/>
+                <w:sz w:val="13"/>
+                <w:szCs w:val="13"/>
+              </w:rPr>
+              <w:t>time(ms)</w:t>
+            </w:r>
+          </w:p>
+        </w:tc>
+        <w:tc>
+          <w:tcPr>
+            <w:tcW w:w="0" w:type="auto"/>
+          </w:tcPr>
+          <w:p>
+            <w:pPr>
+              <w:ind w:left="0"/>
+              <w:rPr>
+                <w:rFonts w:hint="eastAsia"/>
+                <w:sz w:val="13"/>
+                <w:szCs w:val="13"/>
+              </w:rPr>
+            </w:pPr>
+            <w:r>
+              <w:rPr>
+                <w:rFonts w:hint="eastAsia"/>
+                <w:sz w:val="13"/>
+                <w:szCs w:val="13"/>
+              </w:rPr>
+              <w:t>OPS</w:t>
+            </w:r>
+          </w:p>
+        </w:tc>
+      </w:tr>
+      <w:tr>
+        <w:tc>
+          <w:tcPr>
+            <w:tcW w:w="0" w:type="auto"/>
+          </w:tcPr>
+          <w:p>
+            <w:pPr>
+              <w:ind w:left="0"/>
+              <w:rPr>
+                <w:rFonts w:hint="eastAsia"/>
+                <w:sz w:val="13"/>
+                <w:szCs w:val="13"/>
+              </w:rPr>
+            </w:pPr>
+            <w:r>
+              <w:rPr>
+                <w:rFonts w:hint="eastAsia"/>
+                <w:sz w:val="13"/>
+                <w:szCs w:val="13"/>
+              </w:rPr>
+              <w:t>16</w:t>
+            </w:r>
+          </w:p>
+        </w:tc>
+        <w:tc>
+          <w:tcPr>
+            <w:tcW w:w="0" w:type="auto"/>
+          </w:tcPr>
+          <w:p>
+            <w:pPr>
+              <w:ind w:left="0"/>
+              <w:rPr>
+                <w:rFonts w:hint="eastAsia"/>
+                <w:sz w:val="13"/>
+                <w:szCs w:val="13"/>
+              </w:rPr>
+            </w:pPr>
+            <w:r>
+              <w:rPr>
+                <w:sz w:val="13"/>
+                <w:szCs w:val="13"/>
+              </w:rPr>
+              <w:t>1711.2</w:t>
+            </w:r>
+          </w:p>
+        </w:tc>
+        <w:tc>
+          <w:tcPr>
+            <w:tcW w:w="0" w:type="auto"/>
+          </w:tcPr>
+          <w:p>
+            <w:pPr>
+              <w:ind w:left="0"/>
+              <w:rPr>
+                <w:rFonts w:hint="eastAsia"/>
+                <w:sz w:val="13"/>
+                <w:szCs w:val="13"/>
+              </w:rPr>
+            </w:pPr>
+            <w:r>
+              <w:rPr>
+                <w:sz w:val="13"/>
+                <w:szCs w:val="13"/>
+              </w:rPr>
+              <w:t>18704.2</w:t>
+            </w:r>
+            <w:r>
+              <w:rPr>
+                <w:rFonts w:hint="eastAsia"/>
+                <w:sz w:val="13"/>
+                <w:szCs w:val="13"/>
+              </w:rPr>
+              <w:t>8</w:t>
+            </w:r>
+          </w:p>
+        </w:tc>
+        <w:tc>
+          <w:tcPr>
+            <w:tcW w:w="0" w:type="auto"/>
+          </w:tcPr>
+          <w:p>
+            <w:pPr>
+              <w:ind w:left="0"/>
+              <w:rPr>
+                <w:rFonts w:hint="eastAsia"/>
+                <w:sz w:val="13"/>
+                <w:szCs w:val="13"/>
+              </w:rPr>
+            </w:pPr>
+            <w:r>
+              <w:rPr>
+                <w:sz w:val="13"/>
+                <w:szCs w:val="13"/>
+              </w:rPr>
+              <w:t>1695.8</w:t>
+            </w:r>
+          </w:p>
+        </w:tc>
+        <w:tc>
+          <w:tcPr>
+            <w:tcW w:w="0" w:type="auto"/>
+          </w:tcPr>
+          <w:p>
+            <w:pPr>
+              <w:ind w:left="0"/>
+              <w:rPr>
+                <w:rFonts w:hint="eastAsia"/>
+                <w:sz w:val="13"/>
+                <w:szCs w:val="13"/>
+              </w:rPr>
+            </w:pPr>
+            <w:r>
+              <w:rPr>
+                <w:sz w:val="13"/>
+                <w:szCs w:val="13"/>
+              </w:rPr>
+              <w:t>18874.6</w:t>
+            </w:r>
+            <w:r>
+              <w:rPr>
+                <w:rFonts w:hint="eastAsia"/>
+                <w:sz w:val="13"/>
+                <w:szCs w:val="13"/>
+              </w:rPr>
+              <w:t>7</w:t>
+            </w:r>
+          </w:p>
+        </w:tc>
+        <w:tc>
+          <w:tcPr>
+            <w:tcW w:w="0" w:type="auto"/>
+          </w:tcPr>
+          <w:p>
+            <w:pPr>
+              <w:ind w:left="0"/>
+              <w:rPr>
+                <w:rFonts w:hint="eastAsia"/>
+                <w:sz w:val="13"/>
+                <w:szCs w:val="13"/>
+              </w:rPr>
+            </w:pPr>
+            <w:r>
+              <w:rPr>
+                <w:sz w:val="13"/>
+                <w:szCs w:val="13"/>
+              </w:rPr>
+              <w:t>1699</w:t>
+            </w:r>
+          </w:p>
+        </w:tc>
+        <w:tc>
+          <w:tcPr>
+            <w:tcW w:w="0" w:type="auto"/>
+          </w:tcPr>
+          <w:p>
+            <w:pPr>
+              <w:ind w:left="0"/>
+              <w:rPr>
+                <w:rFonts w:hint="eastAsia"/>
+                <w:sz w:val="13"/>
+                <w:szCs w:val="13"/>
+              </w:rPr>
+            </w:pPr>
+            <w:r>
+              <w:rPr>
+                <w:sz w:val="13"/>
+                <w:szCs w:val="13"/>
+              </w:rPr>
+              <w:t>18840.7</w:t>
+            </w:r>
+            <w:r>
+              <w:rPr>
+                <w:rFonts w:hint="eastAsia"/>
+                <w:sz w:val="13"/>
+                <w:szCs w:val="13"/>
+              </w:rPr>
+              <w:t>7</w:t>
+            </w:r>
+          </w:p>
+        </w:tc>
+        <w:tc>
+          <w:tcPr>
+            <w:tcW w:w="0" w:type="auto"/>
+          </w:tcPr>
+          <w:p>
+            <w:pPr>
+              <w:ind w:left="0"/>
+              <w:rPr>
+                <w:rFonts w:hint="eastAsia"/>
+                <w:sz w:val="13"/>
+                <w:szCs w:val="13"/>
+              </w:rPr>
+            </w:pPr>
+            <w:r>
+              <w:rPr>
+                <w:sz w:val="13"/>
+                <w:szCs w:val="13"/>
+              </w:rPr>
+              <w:t>1606.4</w:t>
+            </w:r>
+          </w:p>
+        </w:tc>
+        <w:tc>
+          <w:tcPr>
+            <w:tcW w:w="0" w:type="auto"/>
+          </w:tcPr>
+          <w:p>
+            <w:pPr>
+              <w:ind w:left="0"/>
+              <w:rPr>
+                <w:rFonts w:hint="eastAsia"/>
+                <w:sz w:val="13"/>
+                <w:szCs w:val="13"/>
+              </w:rPr>
+            </w:pPr>
+            <w:r>
+              <w:rPr>
+                <w:sz w:val="13"/>
+                <w:szCs w:val="13"/>
+              </w:rPr>
+              <w:t>19921.7</w:t>
+            </w:r>
+            <w:r>
+              <w:rPr>
+                <w:rFonts w:hint="eastAsia"/>
+                <w:sz w:val="13"/>
+                <w:szCs w:val="13"/>
+              </w:rPr>
+              <w:t>3</w:t>
+            </w:r>
+          </w:p>
+        </w:tc>
+        <w:tc>
+          <w:tcPr>
+            <w:tcW w:w="0" w:type="auto"/>
+          </w:tcPr>
+          <w:p>
+            <w:pPr>
+              <w:ind w:left="0"/>
+              <w:rPr>
+                <w:rFonts w:hint="eastAsia"/>
+                <w:sz w:val="13"/>
+                <w:szCs w:val="13"/>
+              </w:rPr>
+            </w:pPr>
+            <w:r>
+              <w:rPr>
+                <w:sz w:val="13"/>
+                <w:szCs w:val="13"/>
+              </w:rPr>
+              <w:t>1674.4</w:t>
+            </w:r>
+          </w:p>
+        </w:tc>
+        <w:tc>
+          <w:tcPr>
+            <w:tcW w:w="0" w:type="auto"/>
+          </w:tcPr>
+          <w:p>
+            <w:pPr>
+              <w:ind w:left="0"/>
+              <w:rPr>
+                <w:rFonts w:hint="eastAsia"/>
+                <w:sz w:val="13"/>
+                <w:szCs w:val="13"/>
+              </w:rPr>
+            </w:pPr>
+            <w:r>
+              <w:rPr>
+                <w:sz w:val="13"/>
+                <w:szCs w:val="13"/>
+              </w:rPr>
+              <w:t>19115.6</w:t>
+            </w:r>
+            <w:r>
+              <w:rPr>
+                <w:rFonts w:hint="eastAsia"/>
+                <w:sz w:val="13"/>
+                <w:szCs w:val="13"/>
+              </w:rPr>
+              <w:t>4</w:t>
+            </w:r>
+          </w:p>
+        </w:tc>
+      </w:tr>
+      <w:tr>
+        <w:tc>
+          <w:tcPr>
+            <w:tcW w:w="0" w:type="auto"/>
+          </w:tcPr>
+          <w:p>
+            <w:pPr>
+              <w:ind w:left="0"/>
+              <w:rPr>
+                <w:rFonts w:hint="eastAsia"/>
+                <w:sz w:val="13"/>
+                <w:szCs w:val="13"/>
+              </w:rPr>
+            </w:pPr>
+            <w:r>
+              <w:rPr>
+                <w:rFonts w:hint="eastAsia"/>
+                <w:sz w:val="13"/>
+                <w:szCs w:val="13"/>
+              </w:rPr>
+              <w:t>32</w:t>
+            </w:r>
+          </w:p>
+        </w:tc>
+        <w:tc>
+          <w:tcPr>
+            <w:tcW w:w="0" w:type="auto"/>
+          </w:tcPr>
+          <w:p>
+            <w:pPr>
+              <w:ind w:left="0"/>
+              <w:rPr>
+                <w:rFonts w:hint="eastAsia"/>
+                <w:sz w:val="13"/>
+                <w:szCs w:val="13"/>
+              </w:rPr>
+            </w:pPr>
+            <w:r>
+              <w:rPr>
+                <w:sz w:val="13"/>
+                <w:szCs w:val="13"/>
+              </w:rPr>
+              <w:t>3007.2</w:t>
+            </w:r>
+          </w:p>
+        </w:tc>
+        <w:tc>
+          <w:tcPr>
+            <w:tcW w:w="0" w:type="auto"/>
+          </w:tcPr>
+          <w:p>
+            <w:pPr>
+              <w:ind w:left="0"/>
+              <w:rPr>
+                <w:rFonts w:hint="eastAsia"/>
+                <w:sz w:val="13"/>
+                <w:szCs w:val="13"/>
+              </w:rPr>
+            </w:pPr>
+            <w:r>
+              <w:rPr>
+                <w:sz w:val="13"/>
+                <w:szCs w:val="13"/>
+              </w:rPr>
+              <w:t>21286.64</w:t>
+            </w:r>
+          </w:p>
+        </w:tc>
+        <w:tc>
+          <w:tcPr>
+            <w:tcW w:w="0" w:type="auto"/>
+          </w:tcPr>
+          <w:p>
+            <w:pPr>
+              <w:ind w:left="0"/>
+              <w:rPr>
+                <w:rFonts w:hint="eastAsia"/>
+                <w:sz w:val="13"/>
+                <w:szCs w:val="13"/>
+              </w:rPr>
+            </w:pPr>
+            <w:r>
+              <w:rPr>
+                <w:sz w:val="13"/>
+                <w:szCs w:val="13"/>
+              </w:rPr>
+              <w:t>2979</w:t>
+            </w:r>
+          </w:p>
+        </w:tc>
+        <w:tc>
+          <w:tcPr>
+            <w:tcW w:w="0" w:type="auto"/>
+          </w:tcPr>
+          <w:p>
+            <w:pPr>
+              <w:ind w:left="0"/>
+              <w:rPr>
+                <w:rFonts w:hint="eastAsia"/>
+                <w:sz w:val="13"/>
+                <w:szCs w:val="13"/>
+              </w:rPr>
+            </w:pPr>
+            <w:r>
+              <w:rPr>
+                <w:sz w:val="13"/>
+                <w:szCs w:val="13"/>
+              </w:rPr>
+              <w:t>21486.24</w:t>
+            </w:r>
+          </w:p>
+        </w:tc>
+        <w:tc>
+          <w:tcPr>
+            <w:tcW w:w="0" w:type="auto"/>
+          </w:tcPr>
+          <w:p>
+            <w:pPr>
+              <w:ind w:left="0"/>
+              <w:rPr>
+                <w:rFonts w:hint="eastAsia"/>
+                <w:sz w:val="13"/>
+                <w:szCs w:val="13"/>
+              </w:rPr>
+            </w:pPr>
+            <w:r>
+              <w:rPr>
+                <w:sz w:val="13"/>
+                <w:szCs w:val="13"/>
+              </w:rPr>
+              <w:t>2951</w:t>
+            </w:r>
+          </w:p>
+        </w:tc>
+        <w:tc>
+          <w:tcPr>
+            <w:tcW w:w="0" w:type="auto"/>
+          </w:tcPr>
+          <w:p>
+            <w:pPr>
+              <w:ind w:left="0"/>
+              <w:rPr>
+                <w:rFonts w:hint="eastAsia"/>
+                <w:sz w:val="13"/>
+                <w:szCs w:val="13"/>
+              </w:rPr>
+            </w:pPr>
+            <w:r>
+              <w:rPr>
+                <w:sz w:val="13"/>
+                <w:szCs w:val="13"/>
+              </w:rPr>
+              <w:t>21692.73</w:t>
+            </w:r>
+          </w:p>
+        </w:tc>
+        <w:tc>
+          <w:tcPr>
+            <w:tcW w:w="0" w:type="auto"/>
+          </w:tcPr>
+          <w:p>
+            <w:pPr>
+              <w:ind w:left="0"/>
+              <w:rPr>
+                <w:rFonts w:hint="eastAsia"/>
+                <w:sz w:val="13"/>
+                <w:szCs w:val="13"/>
+              </w:rPr>
+            </w:pPr>
+            <w:r>
+              <w:rPr>
+                <w:sz w:val="13"/>
+                <w:szCs w:val="13"/>
+              </w:rPr>
+              <w:t>2825.8</w:t>
+            </w:r>
+          </w:p>
+        </w:tc>
+        <w:tc>
+          <w:tcPr>
+            <w:tcW w:w="0" w:type="auto"/>
+          </w:tcPr>
+          <w:p>
+            <w:pPr>
+              <w:ind w:left="0"/>
+              <w:rPr>
+                <w:rFonts w:hint="eastAsia"/>
+                <w:sz w:val="13"/>
+                <w:szCs w:val="13"/>
+              </w:rPr>
+            </w:pPr>
+            <w:r>
+              <w:rPr>
+                <w:sz w:val="13"/>
+                <w:szCs w:val="13"/>
+              </w:rPr>
+              <w:t>22652.49</w:t>
+            </w:r>
+          </w:p>
+        </w:tc>
+        <w:tc>
+          <w:tcPr>
+            <w:tcW w:w="0" w:type="auto"/>
+          </w:tcPr>
+          <w:p>
+            <w:pPr>
+              <w:ind w:left="0"/>
+              <w:rPr>
+                <w:rFonts w:hint="eastAsia"/>
+                <w:sz w:val="13"/>
+                <w:szCs w:val="13"/>
+              </w:rPr>
+            </w:pPr>
+            <w:r>
+              <w:rPr>
+                <w:sz w:val="13"/>
+                <w:szCs w:val="13"/>
+              </w:rPr>
+              <w:t>2928.6</w:t>
+            </w:r>
+          </w:p>
+        </w:tc>
+        <w:tc>
+          <w:tcPr>
+            <w:tcW w:w="0" w:type="auto"/>
+          </w:tcPr>
+          <w:p>
+            <w:pPr>
+              <w:ind w:left="0"/>
+              <w:rPr>
+                <w:rFonts w:hint="eastAsia"/>
+                <w:sz w:val="13"/>
+                <w:szCs w:val="13"/>
+              </w:rPr>
+            </w:pPr>
+            <w:r>
+              <w:rPr>
+                <w:sz w:val="13"/>
+                <w:szCs w:val="13"/>
+              </w:rPr>
+              <w:t>21860.8</w:t>
+            </w:r>
+            <w:r>
+              <w:rPr>
+                <w:rFonts w:hint="eastAsia"/>
+                <w:sz w:val="13"/>
+                <w:szCs w:val="13"/>
+              </w:rPr>
+              <w:t>8</w:t>
+            </w:r>
+          </w:p>
+        </w:tc>
+      </w:tr>
+      <w:tr>
+        <w:tc>
+          <w:tcPr>
+            <w:tcW w:w="0" w:type="auto"/>
+          </w:tcPr>
+          <w:p>
+            <w:pPr>
+              <w:ind w:left="0"/>
+              <w:rPr>
+                <w:rFonts w:hint="eastAsia"/>
+                <w:sz w:val="13"/>
+                <w:szCs w:val="13"/>
+              </w:rPr>
+            </w:pPr>
+            <w:r>
+              <w:rPr>
+                <w:rFonts w:hint="eastAsia"/>
+                <w:sz w:val="13"/>
+                <w:szCs w:val="13"/>
+              </w:rPr>
+              <w:t>64</w:t>
+            </w:r>
+          </w:p>
+        </w:tc>
+        <w:tc>
+          <w:tcPr>
+            <w:tcW w:w="0" w:type="auto"/>
+          </w:tcPr>
+          <w:p>
+            <w:pPr>
+              <w:ind w:left="0"/>
+              <w:rPr>
+                <w:rFonts w:hint="eastAsia"/>
+                <w:sz w:val="13"/>
+                <w:szCs w:val="13"/>
+              </w:rPr>
+            </w:pPr>
+            <w:r>
+              <w:rPr>
+                <w:sz w:val="13"/>
+                <w:szCs w:val="13"/>
+              </w:rPr>
+              <w:t>5746</w:t>
+            </w:r>
+          </w:p>
+        </w:tc>
+        <w:tc>
+          <w:tcPr>
+            <w:tcW w:w="0" w:type="auto"/>
+          </w:tcPr>
+          <w:p>
+            <w:pPr>
+              <w:ind w:left="0"/>
+              <w:rPr>
+                <w:rFonts w:hint="eastAsia"/>
+                <w:sz w:val="13"/>
+                <w:szCs w:val="13"/>
+              </w:rPr>
+            </w:pPr>
+            <w:r>
+              <w:rPr>
+                <w:sz w:val="13"/>
+                <w:szCs w:val="13"/>
+              </w:rPr>
+              <w:t>22279.34</w:t>
+            </w:r>
+          </w:p>
+        </w:tc>
+        <w:tc>
+          <w:tcPr>
+            <w:tcW w:w="0" w:type="auto"/>
+          </w:tcPr>
+          <w:p>
+            <w:pPr>
+              <w:ind w:left="0"/>
+              <w:rPr>
+                <w:rFonts w:hint="eastAsia"/>
+                <w:sz w:val="13"/>
+                <w:szCs w:val="13"/>
+              </w:rPr>
+            </w:pPr>
+            <w:r>
+              <w:rPr>
+                <w:sz w:val="13"/>
+                <w:szCs w:val="13"/>
+              </w:rPr>
+              <w:t>5607</w:t>
+            </w:r>
+          </w:p>
+        </w:tc>
+        <w:tc>
+          <w:tcPr>
+            <w:tcW w:w="0" w:type="auto"/>
+          </w:tcPr>
+          <w:p>
+            <w:pPr>
+              <w:ind w:left="0"/>
+              <w:rPr>
+                <w:rFonts w:hint="eastAsia"/>
+                <w:sz w:val="13"/>
+                <w:szCs w:val="13"/>
+              </w:rPr>
+            </w:pPr>
+            <w:r>
+              <w:rPr>
+                <w:sz w:val="13"/>
+                <w:szCs w:val="13"/>
+              </w:rPr>
+              <w:t>22829.4</w:t>
+            </w:r>
+            <w:r>
+              <w:rPr>
+                <w:rFonts w:hint="eastAsia"/>
+                <w:sz w:val="13"/>
+                <w:szCs w:val="13"/>
+              </w:rPr>
+              <w:t>4</w:t>
+            </w:r>
+          </w:p>
+        </w:tc>
+        <w:tc>
+          <w:tcPr>
+            <w:tcW w:w="0" w:type="auto"/>
+          </w:tcPr>
+          <w:p>
+            <w:pPr>
+              <w:ind w:left="0"/>
+              <w:rPr>
+                <w:rFonts w:hint="eastAsia"/>
+                <w:sz w:val="13"/>
+                <w:szCs w:val="13"/>
+              </w:rPr>
+            </w:pPr>
+            <w:r>
+              <w:rPr>
+                <w:sz w:val="13"/>
+                <w:szCs w:val="13"/>
+              </w:rPr>
+              <w:t>5620.2</w:t>
+            </w:r>
+          </w:p>
+        </w:tc>
+        <w:tc>
+          <w:tcPr>
+            <w:tcW w:w="0" w:type="auto"/>
+          </w:tcPr>
+          <w:p>
+            <w:pPr>
+              <w:ind w:left="0"/>
+              <w:rPr>
+                <w:rFonts w:hint="eastAsia"/>
+                <w:sz w:val="13"/>
+                <w:szCs w:val="13"/>
+              </w:rPr>
+            </w:pPr>
+            <w:r>
+              <w:rPr>
+                <w:sz w:val="13"/>
+                <w:szCs w:val="13"/>
+              </w:rPr>
+              <w:t>22775.3</w:t>
+            </w:r>
+            <w:r>
+              <w:rPr>
+                <w:rFonts w:hint="eastAsia"/>
+                <w:sz w:val="13"/>
+                <w:szCs w:val="13"/>
+              </w:rPr>
+              <w:t>5</w:t>
+            </w:r>
+          </w:p>
+        </w:tc>
+        <w:tc>
+          <w:tcPr>
+            <w:tcW w:w="0" w:type="auto"/>
+          </w:tcPr>
+          <w:p>
+            <w:pPr>
+              <w:ind w:left="0"/>
+              <w:rPr>
+                <w:rFonts w:hint="eastAsia"/>
+                <w:sz w:val="13"/>
+                <w:szCs w:val="13"/>
+              </w:rPr>
+            </w:pPr>
+            <w:r>
+              <w:rPr>
+                <w:sz w:val="13"/>
+                <w:szCs w:val="13"/>
+              </w:rPr>
+              <w:t>5541.6</w:t>
+            </w:r>
+          </w:p>
+        </w:tc>
+        <w:tc>
+          <w:tcPr>
+            <w:tcW w:w="0" w:type="auto"/>
+          </w:tcPr>
+          <w:p>
+            <w:pPr>
+              <w:ind w:left="0"/>
+              <w:rPr>
+                <w:rFonts w:hint="eastAsia"/>
+                <w:sz w:val="13"/>
+                <w:szCs w:val="13"/>
+              </w:rPr>
+            </w:pPr>
+            <w:r>
+              <w:rPr>
+                <w:sz w:val="13"/>
+                <w:szCs w:val="13"/>
+              </w:rPr>
+              <w:t>23098.60</w:t>
+            </w:r>
+          </w:p>
+        </w:tc>
+        <w:tc>
+          <w:tcPr>
+            <w:tcW w:w="0" w:type="auto"/>
+          </w:tcPr>
+          <w:p>
+            <w:pPr>
+              <w:ind w:left="0"/>
+              <w:rPr>
+                <w:rFonts w:hint="eastAsia"/>
+                <w:sz w:val="13"/>
+                <w:szCs w:val="13"/>
+              </w:rPr>
+            </w:pPr>
+            <w:r>
+              <w:rPr>
+                <w:sz w:val="13"/>
+                <w:szCs w:val="13"/>
+              </w:rPr>
+              <w:t>5671.8</w:t>
+            </w:r>
+          </w:p>
+        </w:tc>
+        <w:tc>
+          <w:tcPr>
+            <w:tcW w:w="0" w:type="auto"/>
+          </w:tcPr>
+          <w:p>
+            <w:pPr>
+              <w:ind w:left="0"/>
+              <w:rPr>
+                <w:rFonts w:hint="eastAsia"/>
+                <w:sz w:val="13"/>
+                <w:szCs w:val="13"/>
+              </w:rPr>
+            </w:pPr>
+            <w:r>
+              <w:rPr>
+                <w:sz w:val="13"/>
+                <w:szCs w:val="13"/>
+              </w:rPr>
+              <w:t>22569.74</w:t>
+            </w:r>
+          </w:p>
+        </w:tc>
+      </w:tr>
+      <w:tr>
+        <w:tc>
+          <w:tcPr>
+            <w:tcW w:w="0" w:type="auto"/>
+          </w:tcPr>
+          <w:p>
+            <w:pPr>
+              <w:ind w:left="0"/>
+              <w:rPr>
+                <w:rFonts w:hint="eastAsia"/>
+                <w:sz w:val="13"/>
+                <w:szCs w:val="13"/>
+              </w:rPr>
+            </w:pPr>
+            <w:r>
+              <w:rPr>
+                <w:rFonts w:hint="eastAsia"/>
+                <w:sz w:val="13"/>
+                <w:szCs w:val="13"/>
+              </w:rPr>
+              <w:t>128</w:t>
+            </w:r>
+          </w:p>
+        </w:tc>
+        <w:tc>
+          <w:tcPr>
+            <w:tcW w:w="0" w:type="auto"/>
+          </w:tcPr>
+          <w:p>
+            <w:pPr>
+              <w:ind w:left="0"/>
+              <w:rPr>
+                <w:rFonts w:hint="eastAsia"/>
+                <w:sz w:val="13"/>
+                <w:szCs w:val="13"/>
+              </w:rPr>
+            </w:pPr>
+            <w:r>
+              <w:rPr>
+                <w:sz w:val="13"/>
+                <w:szCs w:val="13"/>
+              </w:rPr>
+              <w:t>11817.2</w:t>
+            </w:r>
+          </w:p>
+        </w:tc>
+        <w:tc>
+          <w:tcPr>
+            <w:tcW w:w="0" w:type="auto"/>
+          </w:tcPr>
+          <w:p>
+            <w:pPr>
+              <w:ind w:left="0"/>
+              <w:rPr>
+                <w:rFonts w:hint="eastAsia"/>
+                <w:sz w:val="13"/>
+                <w:szCs w:val="13"/>
+              </w:rPr>
+            </w:pPr>
+            <w:r>
+              <w:rPr>
+                <w:sz w:val="13"/>
+                <w:szCs w:val="13"/>
+              </w:rPr>
+              <w:t>21691.2</w:t>
+            </w:r>
+            <w:r>
+              <w:rPr>
+                <w:rFonts w:hint="eastAsia"/>
+                <w:sz w:val="13"/>
+                <w:szCs w:val="13"/>
+              </w:rPr>
+              <w:t>9</w:t>
+            </w:r>
+          </w:p>
+        </w:tc>
+        <w:tc>
+          <w:tcPr>
+            <w:tcW w:w="0" w:type="auto"/>
+          </w:tcPr>
+          <w:p>
+            <w:pPr>
+              <w:ind w:left="0"/>
+              <w:rPr>
+                <w:rFonts w:hint="eastAsia"/>
+                <w:sz w:val="13"/>
+                <w:szCs w:val="13"/>
+              </w:rPr>
+            </w:pPr>
+            <w:r>
+              <w:rPr>
+                <w:sz w:val="13"/>
+                <w:szCs w:val="13"/>
+              </w:rPr>
+              <w:t>11174.6</w:t>
+            </w:r>
+          </w:p>
+        </w:tc>
+        <w:tc>
+          <w:tcPr>
+            <w:tcW w:w="0" w:type="auto"/>
+          </w:tcPr>
+          <w:p>
+            <w:pPr>
+              <w:ind w:left="0"/>
+              <w:rPr>
+                <w:rFonts w:hint="eastAsia"/>
+                <w:sz w:val="13"/>
+                <w:szCs w:val="13"/>
+              </w:rPr>
+            </w:pPr>
+            <w:r>
+              <w:rPr>
+                <w:sz w:val="13"/>
+                <w:szCs w:val="13"/>
+              </w:rPr>
+              <w:t>22909.45</w:t>
+            </w:r>
+          </w:p>
+        </w:tc>
+        <w:tc>
+          <w:tcPr>
+            <w:tcW w:w="0" w:type="auto"/>
+          </w:tcPr>
+          <w:p>
+            <w:pPr>
+              <w:ind w:left="0"/>
+              <w:rPr>
+                <w:rFonts w:hint="eastAsia"/>
+                <w:sz w:val="13"/>
+                <w:szCs w:val="13"/>
+              </w:rPr>
+            </w:pPr>
+            <w:r>
+              <w:rPr>
+                <w:sz w:val="13"/>
+                <w:szCs w:val="13"/>
+              </w:rPr>
+              <w:t>11226.4</w:t>
+            </w:r>
+          </w:p>
+        </w:tc>
+        <w:tc>
+          <w:tcPr>
+            <w:tcW w:w="0" w:type="auto"/>
+          </w:tcPr>
+          <w:p>
+            <w:pPr>
+              <w:ind w:left="0"/>
+              <w:rPr>
+                <w:rFonts w:hint="eastAsia"/>
+                <w:sz w:val="13"/>
+                <w:szCs w:val="13"/>
+              </w:rPr>
+            </w:pPr>
+            <w:r>
+              <w:rPr>
+                <w:sz w:val="13"/>
+                <w:szCs w:val="13"/>
+              </w:rPr>
+              <w:t>22804.5</w:t>
+            </w:r>
+            <w:r>
+              <w:rPr>
+                <w:rFonts w:hint="eastAsia"/>
+                <w:sz w:val="13"/>
+                <w:szCs w:val="13"/>
+              </w:rPr>
+              <w:t>4</w:t>
+            </w:r>
+          </w:p>
+        </w:tc>
+        <w:tc>
+          <w:tcPr>
+            <w:tcW w:w="0" w:type="auto"/>
+          </w:tcPr>
+          <w:p>
+            <w:pPr>
+              <w:ind w:left="0"/>
+              <w:rPr>
+                <w:rFonts w:hint="eastAsia"/>
+                <w:sz w:val="13"/>
+                <w:szCs w:val="13"/>
+              </w:rPr>
+            </w:pPr>
+            <w:r>
+              <w:rPr>
+                <w:sz w:val="13"/>
+                <w:szCs w:val="13"/>
+              </w:rPr>
+              <w:t>11006.6</w:t>
+            </w:r>
+          </w:p>
+        </w:tc>
+        <w:tc>
+          <w:tcPr>
+            <w:tcW w:w="0" w:type="auto"/>
+          </w:tcPr>
+          <w:p>
+            <w:pPr>
+              <w:ind w:left="0"/>
+              <w:rPr>
+                <w:rFonts w:hint="eastAsia"/>
+                <w:sz w:val="13"/>
+                <w:szCs w:val="13"/>
+              </w:rPr>
+            </w:pPr>
+            <w:r>
+              <w:rPr>
+                <w:sz w:val="13"/>
+                <w:szCs w:val="13"/>
+              </w:rPr>
+              <w:t>23261.0</w:t>
+            </w:r>
+            <w:r>
+              <w:rPr>
+                <w:rFonts w:hint="eastAsia"/>
+                <w:sz w:val="13"/>
+                <w:szCs w:val="13"/>
+              </w:rPr>
+              <w:t>1</w:t>
+            </w:r>
+          </w:p>
+        </w:tc>
+        <w:tc>
+          <w:tcPr>
+            <w:tcW w:w="0" w:type="auto"/>
+          </w:tcPr>
+          <w:p>
+            <w:pPr>
+              <w:ind w:left="0"/>
+              <w:rPr>
+                <w:rFonts w:hint="eastAsia"/>
+                <w:sz w:val="13"/>
+                <w:szCs w:val="13"/>
+              </w:rPr>
+            </w:pPr>
+            <w:r>
+              <w:rPr>
+                <w:sz w:val="13"/>
+                <w:szCs w:val="13"/>
+              </w:rPr>
+              <w:t>11212.6</w:t>
+            </w:r>
+          </w:p>
+        </w:tc>
+        <w:tc>
+          <w:tcPr>
+            <w:tcW w:w="0" w:type="auto"/>
+          </w:tcPr>
+          <w:p>
+            <w:pPr>
+              <w:ind w:left="0"/>
+              <w:rPr>
+                <w:rFonts w:hint="eastAsia"/>
+                <w:sz w:val="13"/>
+                <w:szCs w:val="13"/>
+              </w:rPr>
+            </w:pPr>
+            <w:r>
+              <w:rPr>
+                <w:sz w:val="13"/>
+                <w:szCs w:val="13"/>
+              </w:rPr>
+              <w:t>22832.7</w:t>
+            </w:r>
+            <w:r>
+              <w:rPr>
+                <w:rFonts w:hint="eastAsia"/>
+                <w:sz w:val="13"/>
+                <w:szCs w:val="13"/>
+              </w:rPr>
+              <w:t>4</w:t>
+            </w:r>
+          </w:p>
+        </w:tc>
+      </w:tr>
+    </w:tbl>
+    <w:p>
+      <w:pPr>
+        <w:rPr>
+          <w:rFonts w:hint="eastAsia"/>
+        </w:rPr>
+      </w:pPr>
+    </w:p>
+    <w:p>
+      <w:pPr>
+        <w:rPr>
+          <w:rFonts w:hint="eastAsia"/>
+        </w:rPr>
+      </w:pPr>
+      <w:r>
+        <w:rPr>
+          <w:rFonts w:hint="eastAsia"/>
+          <w:noProof/>
+        </w:rPr>
+        <w:drawing>
+          <wp:inline distT="0" distB="0" distL="0" distR="0">
+            <wp:extent cx="4902129" cy="2860713"/>
+            <wp:effectExtent l="0" t="0" r="0" b="0"/>
+            <wp:docPr id="9" name="Chart 9"/>
+            <wp:cNvGraphicFramePr/>
+            <a:graphic xmlns:a="http://schemas.openxmlformats.org/drawingml/2006/main">
+              <a:graphicData uri="http://schemas.openxmlformats.org/drawingml/2006/chart">
+                <c:chart xmlns:c="http://schemas.openxmlformats.org/drawingml/2006/chart" xmlns:r="http://schemas.openxmlformats.org/officeDocument/2006/relationships" r:id="rId17"/>
+              </a:graphicData>
+            </a:graphic>
+          </wp:inline>
+        </w:drawing>
+      </w:r>
+    </w:p>
+    <w:p>
+      <w:pPr>
+        <w:pStyle w:val="Heading4"/>
+        <w:rPr>
+          <w:rFonts w:hint="eastAsia"/>
+        </w:rPr>
+      </w:pPr>
+      <w:r>
+        <w:rPr>
+          <w:rFonts w:hint="eastAsia"/>
+        </w:rPr>
+        <w:lastRenderedPageBreak/>
+        <w:t>主子表带数据查询</w:t>
+      </w:r>
+    </w:p>
+    <w:p>
+      <w:pPr>
+        <w:rPr>
+          <w:rFonts w:hint="eastAsia"/>
+        </w:rPr>
+      </w:pPr>
+      <w:r>
+        <w:rPr>
+          <w:rFonts w:hint="eastAsia"/>
+        </w:rPr>
+        <w:t>测试方法：使用多线程进行查询</w:t>
+      </w:r>
+    </w:p>
+    <w:p>
+      <w:pPr>
+        <w:pStyle w:val="ListParagraph"/>
+        <w:numPr>
+          <w:ilvl w:val="0"/>
+          <w:numId w:val="37"/>
+        </w:numPr>
+        <w:ind w:firstLineChars="0"/>
+        <w:rPr>
+          <w:rFonts w:hint="eastAsia"/>
+        </w:rPr>
+      </w:pPr>
+      <w:r>
+        <w:rPr>
+          <w:rFonts w:hint="eastAsia"/>
+        </w:rPr>
+        <w:t>每个线程查询</w:t>
+      </w:r>
+      <w:r>
+        <w:rPr>
+          <w:rFonts w:hint="eastAsia"/>
+        </w:rPr>
+        <w:t>1000</w:t>
+      </w:r>
+      <w:r>
+        <w:rPr>
+          <w:rFonts w:hint="eastAsia"/>
+        </w:rPr>
+        <w:t>次</w:t>
+      </w:r>
+    </w:p>
+    <w:p>
+      <w:pPr>
+        <w:pStyle w:val="ListParagraph"/>
+        <w:numPr>
+          <w:ilvl w:val="0"/>
+          <w:numId w:val="37"/>
+        </w:numPr>
+        <w:ind w:firstLineChars="0"/>
+        <w:rPr>
+          <w:rFonts w:hint="eastAsia"/>
+        </w:rPr>
+      </w:pPr>
+      <w:r>
+        <w:rPr>
+          <w:rFonts w:hint="eastAsia"/>
+        </w:rPr>
+        <w:t>查询条件随机</w:t>
+      </w:r>
+      <w:r>
+        <w:rPr>
+          <w:rFonts w:hint="eastAsia"/>
+        </w:rPr>
+        <w:t xml:space="preserve"> {user:userxxx, date:{$lte:xxxx-xx-xx, $gte:xxxx-xx-xx}}</w:t>
+      </w:r>
+    </w:p>
+    <w:p>
+      <w:pPr>
+        <w:rPr>
+          <w:rFonts w:hint="eastAsia"/>
+        </w:rPr>
+      </w:pPr>
+    </w:p>
+    <w:tbl>
+      <w:tblPr>
+        <w:tblStyle w:val="TableGrid"/>
+        <w:tblW w:w="0" w:type="auto"/>
+        <w:tblInd w:w="357" w:type="dxa"/>
+        <w:tblLook w:val="04A0"/>
+      </w:tblPr>
+      <w:tblGrid>
+        <w:gridCol w:w="606"/>
+        <w:gridCol w:w="692"/>
+        <w:gridCol w:w="645"/>
+        <w:gridCol w:w="692"/>
+        <w:gridCol w:w="645"/>
+        <w:gridCol w:w="692"/>
+        <w:gridCol w:w="645"/>
+        <w:gridCol w:w="692"/>
+        <w:gridCol w:w="645"/>
+        <w:gridCol w:w="692"/>
+        <w:gridCol w:w="645"/>
+      </w:tblGrid>
+      <w:tr>
+        <w:tc>
+          <w:tcPr>
+            <w:tcW w:w="0" w:type="auto"/>
+            <w:vMerge w:val="restart"/>
+          </w:tcPr>
+          <w:p>
+            <w:pPr>
+              <w:ind w:left="0"/>
+              <w:rPr>
+                <w:rFonts w:hint="eastAsia"/>
+                <w:sz w:val="13"/>
+                <w:szCs w:val="13"/>
+              </w:rPr>
+            </w:pPr>
+            <w:r>
+              <w:rPr>
+                <w:rFonts w:hint="eastAsia"/>
+                <w:sz w:val="13"/>
+                <w:szCs w:val="13"/>
+              </w:rPr>
+              <w:t>线程数</w:t>
+            </w:r>
+          </w:p>
+        </w:tc>
+        <w:tc>
+          <w:tcPr>
+            <w:tcW w:w="0" w:type="auto"/>
+            <w:gridSpan w:val="2"/>
+          </w:tcPr>
+          <w:p>
+            <w:pPr>
+              <w:ind w:left="0"/>
+              <w:rPr>
+                <w:rFonts w:hint="eastAsia"/>
+                <w:sz w:val="13"/>
+                <w:szCs w:val="13"/>
+              </w:rPr>
+            </w:pPr>
+            <w:r>
+              <w:rPr>
+                <w:rFonts w:hint="eastAsia"/>
+                <w:sz w:val="13"/>
+                <w:szCs w:val="13"/>
+              </w:rPr>
+              <w:t>原有</w:t>
+            </w:r>
+            <w:r>
+              <w:rPr>
+                <w:rFonts w:hint="eastAsia"/>
+                <w:sz w:val="13"/>
+                <w:szCs w:val="13"/>
+              </w:rPr>
+              <w:t>缓存策略</w:t>
+            </w:r>
+          </w:p>
+        </w:tc>
+        <w:tc>
+          <w:tcPr>
+            <w:tcW w:w="0" w:type="auto"/>
+            <w:gridSpan w:val="2"/>
+          </w:tcPr>
+          <w:p>
+            <w:pPr>
+              <w:ind w:left="0"/>
+              <w:rPr>
+                <w:rFonts w:hint="eastAsia"/>
+                <w:sz w:val="13"/>
+                <w:szCs w:val="13"/>
+              </w:rPr>
+            </w:pPr>
+            <w:r>
+              <w:rPr>
+                <w:rFonts w:hint="eastAsia"/>
+                <w:sz w:val="13"/>
+                <w:szCs w:val="13"/>
+              </w:rPr>
+              <w:t>HashTable 512</w:t>
+            </w:r>
+            <w:r>
+              <w:rPr>
+                <w:rFonts w:hint="eastAsia"/>
+                <w:sz w:val="13"/>
+                <w:szCs w:val="13"/>
+              </w:rPr>
+              <w:t>桶</w:t>
+            </w:r>
+          </w:p>
+        </w:tc>
+        <w:tc>
+          <w:tcPr>
+            <w:tcW w:w="0" w:type="auto"/>
+            <w:gridSpan w:val="2"/>
+          </w:tcPr>
+          <w:p>
+            <w:pPr>
+              <w:ind w:left="0"/>
+              <w:rPr>
+                <w:rFonts w:hint="eastAsia"/>
+                <w:sz w:val="13"/>
+                <w:szCs w:val="13"/>
+              </w:rPr>
+            </w:pPr>
+            <w:r>
+              <w:rPr>
+                <w:rFonts w:hint="eastAsia"/>
+                <w:sz w:val="13"/>
+                <w:szCs w:val="13"/>
+              </w:rPr>
+              <w:t>HashTable 1024</w:t>
+            </w:r>
+            <w:r>
+              <w:rPr>
+                <w:rFonts w:hint="eastAsia"/>
+                <w:sz w:val="13"/>
+                <w:szCs w:val="13"/>
+              </w:rPr>
+              <w:t>桶</w:t>
+            </w:r>
+          </w:p>
+        </w:tc>
+        <w:tc>
+          <w:tcPr>
+            <w:tcW w:w="0" w:type="auto"/>
+            <w:gridSpan w:val="2"/>
+          </w:tcPr>
+          <w:p>
+            <w:pPr>
+              <w:ind w:left="0"/>
+              <w:rPr>
+                <w:rFonts w:hint="eastAsia"/>
+                <w:sz w:val="13"/>
+                <w:szCs w:val="13"/>
+              </w:rPr>
+            </w:pPr>
+            <w:r>
+              <w:rPr>
+                <w:rFonts w:hint="eastAsia"/>
+                <w:sz w:val="13"/>
+                <w:szCs w:val="13"/>
+              </w:rPr>
+              <w:t>HashTable 2048</w:t>
+            </w:r>
+            <w:r>
+              <w:rPr>
+                <w:rFonts w:hint="eastAsia"/>
+                <w:sz w:val="13"/>
+                <w:szCs w:val="13"/>
+              </w:rPr>
+              <w:t>桶</w:t>
+            </w:r>
+          </w:p>
+        </w:tc>
+        <w:tc>
+          <w:tcPr>
+            <w:tcW w:w="0" w:type="auto"/>
+            <w:gridSpan w:val="2"/>
+          </w:tcPr>
+          <w:p>
+            <w:pPr>
+              <w:ind w:left="0"/>
+              <w:rPr>
+                <w:rFonts w:hint="eastAsia"/>
+                <w:sz w:val="13"/>
+                <w:szCs w:val="13"/>
+              </w:rPr>
+            </w:pPr>
+            <w:r>
+              <w:rPr>
+                <w:rFonts w:hint="eastAsia"/>
+                <w:sz w:val="13"/>
+                <w:szCs w:val="13"/>
+              </w:rPr>
+              <w:t>HashTable 4096</w:t>
+            </w:r>
+            <w:r>
+              <w:rPr>
+                <w:rFonts w:hint="eastAsia"/>
+                <w:sz w:val="13"/>
+                <w:szCs w:val="13"/>
+              </w:rPr>
+              <w:t>桶</w:t>
+            </w:r>
+          </w:p>
+        </w:tc>
+      </w:tr>
+      <w:tr>
+        <w:tc>
+          <w:tcPr>
+            <w:tcW w:w="0" w:type="auto"/>
+            <w:vMerge/>
+          </w:tcPr>
+          <w:p>
+            <w:pPr>
+              <w:ind w:left="0"/>
+              <w:rPr>
+                <w:rFonts w:hint="eastAsia"/>
+                <w:sz w:val="13"/>
+                <w:szCs w:val="13"/>
+              </w:rPr>
+            </w:pPr>
+          </w:p>
+        </w:tc>
+        <w:tc>
+          <w:tcPr>
+            <w:tcW w:w="0" w:type="auto"/>
+          </w:tcPr>
+          <w:p>
+            <w:pPr>
+              <w:ind w:left="0"/>
+              <w:rPr>
+                <w:rFonts w:hint="eastAsia"/>
+                <w:sz w:val="13"/>
+                <w:szCs w:val="13"/>
+              </w:rPr>
+            </w:pPr>
+            <w:r>
+              <w:rPr>
+                <w:rFonts w:hint="eastAsia"/>
+                <w:sz w:val="13"/>
+                <w:szCs w:val="13"/>
+              </w:rPr>
+              <w:t>time(ms)</w:t>
+            </w:r>
+          </w:p>
+        </w:tc>
+        <w:tc>
+          <w:tcPr>
+            <w:tcW w:w="0" w:type="auto"/>
+          </w:tcPr>
+          <w:p>
+            <w:pPr>
+              <w:ind w:left="0"/>
+              <w:rPr>
+                <w:rFonts w:hint="eastAsia"/>
+                <w:sz w:val="13"/>
+                <w:szCs w:val="13"/>
+              </w:rPr>
+            </w:pPr>
+            <w:r>
+              <w:rPr>
+                <w:rFonts w:hint="eastAsia"/>
+                <w:sz w:val="13"/>
+                <w:szCs w:val="13"/>
+              </w:rPr>
+              <w:t>OPS</w:t>
+            </w:r>
+          </w:p>
+        </w:tc>
+        <w:tc>
+          <w:tcPr>
+            <w:tcW w:w="0" w:type="auto"/>
+          </w:tcPr>
+          <w:p>
+            <w:pPr>
+              <w:ind w:left="0"/>
+              <w:rPr>
+                <w:rFonts w:hint="eastAsia"/>
+                <w:sz w:val="13"/>
+                <w:szCs w:val="13"/>
+              </w:rPr>
+            </w:pPr>
+            <w:r>
+              <w:rPr>
+                <w:rFonts w:hint="eastAsia"/>
+                <w:sz w:val="13"/>
+                <w:szCs w:val="13"/>
+              </w:rPr>
+              <w:t>time(ms)</w:t>
+            </w:r>
+          </w:p>
+        </w:tc>
+        <w:tc>
+          <w:tcPr>
+            <w:tcW w:w="0" w:type="auto"/>
+          </w:tcPr>
+          <w:p>
+            <w:pPr>
+              <w:ind w:left="0"/>
+              <w:rPr>
+                <w:rFonts w:hint="eastAsia"/>
+                <w:sz w:val="13"/>
+                <w:szCs w:val="13"/>
+              </w:rPr>
+            </w:pPr>
+            <w:r>
+              <w:rPr>
+                <w:rFonts w:hint="eastAsia"/>
+                <w:sz w:val="13"/>
+                <w:szCs w:val="13"/>
+              </w:rPr>
+              <w:t>OPS</w:t>
+            </w:r>
+          </w:p>
+        </w:tc>
+        <w:tc>
+          <w:tcPr>
+            <w:tcW w:w="0" w:type="auto"/>
+          </w:tcPr>
+          <w:p>
+            <w:pPr>
+              <w:ind w:left="0"/>
+              <w:rPr>
+                <w:rFonts w:hint="eastAsia"/>
+                <w:sz w:val="13"/>
+                <w:szCs w:val="13"/>
+              </w:rPr>
+            </w:pPr>
+            <w:r>
+              <w:rPr>
+                <w:rFonts w:hint="eastAsia"/>
+                <w:sz w:val="13"/>
+                <w:szCs w:val="13"/>
+              </w:rPr>
+              <w:t>time(ms)</w:t>
+            </w:r>
+          </w:p>
+        </w:tc>
+        <w:tc>
+          <w:tcPr>
+            <w:tcW w:w="0" w:type="auto"/>
+          </w:tcPr>
+          <w:p>
+            <w:pPr>
+              <w:ind w:left="0"/>
+              <w:rPr>
+                <w:rFonts w:hint="eastAsia"/>
+                <w:sz w:val="13"/>
+                <w:szCs w:val="13"/>
+              </w:rPr>
+            </w:pPr>
+            <w:r>
+              <w:rPr>
+                <w:rFonts w:hint="eastAsia"/>
+                <w:sz w:val="13"/>
+                <w:szCs w:val="13"/>
+              </w:rPr>
+              <w:t>OPS</w:t>
+            </w:r>
+          </w:p>
+        </w:tc>
+        <w:tc>
+          <w:tcPr>
+            <w:tcW w:w="0" w:type="auto"/>
+          </w:tcPr>
+          <w:p>
+            <w:pPr>
+              <w:ind w:left="0"/>
+              <w:rPr>
+                <w:rFonts w:hint="eastAsia"/>
+                <w:sz w:val="13"/>
+                <w:szCs w:val="13"/>
+              </w:rPr>
+            </w:pPr>
+            <w:r>
+              <w:rPr>
+                <w:rFonts w:hint="eastAsia"/>
+                <w:sz w:val="13"/>
+                <w:szCs w:val="13"/>
+              </w:rPr>
+              <w:t>time(ms)</w:t>
+            </w:r>
+          </w:p>
+        </w:tc>
+        <w:tc>
+          <w:tcPr>
+            <w:tcW w:w="0" w:type="auto"/>
+          </w:tcPr>
+          <w:p>
+            <w:pPr>
+              <w:ind w:left="0"/>
+              <w:rPr>
+                <w:rFonts w:hint="eastAsia"/>
+                <w:sz w:val="13"/>
+                <w:szCs w:val="13"/>
+              </w:rPr>
+            </w:pPr>
+            <w:r>
+              <w:rPr>
+                <w:rFonts w:hint="eastAsia"/>
+                <w:sz w:val="13"/>
+                <w:szCs w:val="13"/>
+              </w:rPr>
+              <w:t>OPS</w:t>
+            </w:r>
+          </w:p>
+        </w:tc>
+        <w:tc>
+          <w:tcPr>
+            <w:tcW w:w="0" w:type="auto"/>
+          </w:tcPr>
+          <w:p>
+            <w:pPr>
+              <w:ind w:left="0"/>
+              <w:rPr>
+                <w:rFonts w:hint="eastAsia"/>
+                <w:sz w:val="13"/>
+                <w:szCs w:val="13"/>
+              </w:rPr>
+            </w:pPr>
+            <w:r>
+              <w:rPr>
+                <w:rFonts w:hint="eastAsia"/>
+                <w:sz w:val="13"/>
+                <w:szCs w:val="13"/>
+              </w:rPr>
+              <w:t>time(ms)</w:t>
+            </w:r>
+          </w:p>
+        </w:tc>
+        <w:tc>
+          <w:tcPr>
+            <w:tcW w:w="0" w:type="auto"/>
+          </w:tcPr>
+          <w:p>
+            <w:pPr>
+              <w:ind w:left="0"/>
+              <w:rPr>
+                <w:rFonts w:hint="eastAsia"/>
+                <w:sz w:val="13"/>
+                <w:szCs w:val="13"/>
+              </w:rPr>
+            </w:pPr>
+            <w:r>
+              <w:rPr>
+                <w:rFonts w:hint="eastAsia"/>
+                <w:sz w:val="13"/>
+                <w:szCs w:val="13"/>
+              </w:rPr>
+              <w:t>OPS</w:t>
+            </w:r>
+          </w:p>
+        </w:tc>
+      </w:tr>
+      <w:tr>
+        <w:tc>
+          <w:tcPr>
+            <w:tcW w:w="0" w:type="auto"/>
+          </w:tcPr>
+          <w:p>
+            <w:pPr>
+              <w:ind w:left="0"/>
+              <w:rPr>
+                <w:rFonts w:hint="eastAsia"/>
+                <w:sz w:val="13"/>
+                <w:szCs w:val="13"/>
+              </w:rPr>
+            </w:pPr>
+            <w:r>
+              <w:rPr>
+                <w:rFonts w:hint="eastAsia"/>
+                <w:sz w:val="13"/>
+                <w:szCs w:val="13"/>
+              </w:rPr>
+              <w:t>16</w:t>
+            </w:r>
+          </w:p>
+        </w:tc>
+        <w:tc>
+          <w:tcPr>
+            <w:tcW w:w="0" w:type="auto"/>
+          </w:tcPr>
+          <w:p>
+            <w:pPr>
+              <w:ind w:left="0"/>
+              <w:rPr>
+                <w:rFonts w:hint="eastAsia"/>
+                <w:sz w:val="13"/>
+                <w:szCs w:val="13"/>
+              </w:rPr>
+            </w:pPr>
+            <w:r>
+              <w:rPr>
+                <w:sz w:val="13"/>
+                <w:szCs w:val="13"/>
+              </w:rPr>
+              <w:t>15255</w:t>
+            </w:r>
+          </w:p>
+        </w:tc>
+        <w:tc>
+          <w:tcPr>
+            <w:tcW w:w="0" w:type="auto"/>
+          </w:tcPr>
+          <w:p>
+            <w:pPr>
+              <w:ind w:left="0"/>
+              <w:rPr>
+                <w:rFonts w:hint="eastAsia"/>
+                <w:sz w:val="13"/>
+                <w:szCs w:val="13"/>
+              </w:rPr>
+            </w:pPr>
+            <w:r>
+              <w:rPr>
+                <w:sz w:val="13"/>
+                <w:szCs w:val="13"/>
+              </w:rPr>
+              <w:t>1048.8</w:t>
+            </w:r>
+            <w:r>
+              <w:rPr>
+                <w:rFonts w:hint="eastAsia"/>
+                <w:sz w:val="13"/>
+                <w:szCs w:val="13"/>
+              </w:rPr>
+              <w:t>7</w:t>
+            </w:r>
+          </w:p>
+        </w:tc>
+        <w:tc>
+          <w:tcPr>
+            <w:tcW w:w="0" w:type="auto"/>
+          </w:tcPr>
+          <w:p>
+            <w:pPr>
+              <w:ind w:left="0"/>
+              <w:rPr>
+                <w:rFonts w:hint="eastAsia"/>
+                <w:sz w:val="13"/>
+                <w:szCs w:val="13"/>
+              </w:rPr>
+            </w:pPr>
+            <w:r>
+              <w:rPr>
+                <w:sz w:val="13"/>
+                <w:szCs w:val="13"/>
+              </w:rPr>
+              <w:t>11587</w:t>
+            </w:r>
+          </w:p>
+        </w:tc>
+        <w:tc>
+          <w:tcPr>
+            <w:tcW w:w="0" w:type="auto"/>
+          </w:tcPr>
+          <w:p>
+            <w:pPr>
+              <w:ind w:left="0"/>
+              <w:rPr>
+                <w:rFonts w:hint="eastAsia"/>
+                <w:sz w:val="13"/>
+                <w:szCs w:val="13"/>
+              </w:rPr>
+            </w:pPr>
+            <w:r>
+              <w:rPr>
+                <w:sz w:val="13"/>
+                <w:szCs w:val="13"/>
+              </w:rPr>
+              <w:t>1380.8</w:t>
+            </w:r>
+            <w:r>
+              <w:rPr>
+                <w:rFonts w:hint="eastAsia"/>
+                <w:sz w:val="13"/>
+                <w:szCs w:val="13"/>
+              </w:rPr>
+              <w:t>6</w:t>
+            </w:r>
+          </w:p>
+        </w:tc>
+        <w:tc>
+          <w:tcPr>
+            <w:tcW w:w="0" w:type="auto"/>
+          </w:tcPr>
+          <w:p>
+            <w:pPr>
+              <w:ind w:left="0"/>
+              <w:rPr>
+                <w:rFonts w:hint="eastAsia"/>
+                <w:sz w:val="13"/>
+                <w:szCs w:val="13"/>
+              </w:rPr>
+            </w:pPr>
+            <w:r>
+              <w:rPr>
+                <w:sz w:val="13"/>
+                <w:szCs w:val="13"/>
+              </w:rPr>
+              <w:t>11739</w:t>
+            </w:r>
+          </w:p>
+        </w:tc>
+        <w:tc>
+          <w:tcPr>
+            <w:tcW w:w="0" w:type="auto"/>
+          </w:tcPr>
+          <w:p>
+            <w:pPr>
+              <w:ind w:left="0"/>
+              <w:rPr>
+                <w:rFonts w:hint="eastAsia"/>
+                <w:sz w:val="13"/>
+                <w:szCs w:val="13"/>
+              </w:rPr>
+            </w:pPr>
+            <w:r>
+              <w:rPr>
+                <w:sz w:val="13"/>
+                <w:szCs w:val="13"/>
+              </w:rPr>
+              <w:t>1362.9</w:t>
+            </w:r>
+            <w:r>
+              <w:rPr>
+                <w:rFonts w:hint="eastAsia"/>
+                <w:sz w:val="13"/>
+                <w:szCs w:val="13"/>
+              </w:rPr>
+              <w:t>8</w:t>
+            </w:r>
+          </w:p>
+        </w:tc>
+        <w:tc>
+          <w:tcPr>
+            <w:tcW w:w="0" w:type="auto"/>
+          </w:tcPr>
+          <w:p>
+            <w:pPr>
+              <w:ind w:left="0"/>
+              <w:rPr>
+                <w:rFonts w:hint="eastAsia"/>
+                <w:sz w:val="13"/>
+                <w:szCs w:val="13"/>
+              </w:rPr>
+            </w:pPr>
+            <w:r>
+              <w:rPr>
+                <w:sz w:val="13"/>
+                <w:szCs w:val="13"/>
+              </w:rPr>
+              <w:t>11591</w:t>
+            </w:r>
+          </w:p>
+        </w:tc>
+        <w:tc>
+          <w:tcPr>
+            <w:tcW w:w="0" w:type="auto"/>
+          </w:tcPr>
+          <w:p>
+            <w:pPr>
+              <w:ind w:left="0"/>
+              <w:rPr>
+                <w:rFonts w:hint="eastAsia"/>
+                <w:sz w:val="13"/>
+                <w:szCs w:val="13"/>
+              </w:rPr>
+            </w:pPr>
+            <w:r>
+              <w:rPr>
+                <w:sz w:val="13"/>
+                <w:szCs w:val="13"/>
+              </w:rPr>
+              <w:t>1380.38</w:t>
+            </w:r>
+          </w:p>
+        </w:tc>
+        <w:tc>
+          <w:tcPr>
+            <w:tcW w:w="0" w:type="auto"/>
+          </w:tcPr>
+          <w:p>
+            <w:pPr>
+              <w:ind w:left="0"/>
+              <w:rPr>
+                <w:rFonts w:hint="eastAsia"/>
+                <w:sz w:val="13"/>
+                <w:szCs w:val="13"/>
+              </w:rPr>
+            </w:pPr>
+            <w:r>
+              <w:rPr>
+                <w:sz w:val="13"/>
+                <w:szCs w:val="13"/>
+              </w:rPr>
+              <w:t>11400</w:t>
+            </w:r>
+          </w:p>
+        </w:tc>
+        <w:tc>
+          <w:tcPr>
+            <w:tcW w:w="0" w:type="auto"/>
+          </w:tcPr>
+          <w:p>
+            <w:pPr>
+              <w:ind w:left="0"/>
+              <w:rPr>
+                <w:rFonts w:hint="eastAsia"/>
+                <w:sz w:val="13"/>
+                <w:szCs w:val="13"/>
+              </w:rPr>
+            </w:pPr>
+            <w:r>
+              <w:rPr>
+                <w:sz w:val="13"/>
+                <w:szCs w:val="13"/>
+              </w:rPr>
+              <w:t>1403.5</w:t>
+            </w:r>
+            <w:r>
+              <w:rPr>
+                <w:rFonts w:hint="eastAsia"/>
+                <w:sz w:val="13"/>
+                <w:szCs w:val="13"/>
+              </w:rPr>
+              <w:t>1</w:t>
+            </w:r>
+          </w:p>
+        </w:tc>
+      </w:tr>
+      <w:tr>
+        <w:tc>
+          <w:tcPr>
+            <w:tcW w:w="0" w:type="auto"/>
+          </w:tcPr>
+          <w:p>
+            <w:pPr>
+              <w:ind w:left="0"/>
+              <w:rPr>
+                <w:rFonts w:hint="eastAsia"/>
+                <w:sz w:val="13"/>
+                <w:szCs w:val="13"/>
+              </w:rPr>
+            </w:pPr>
+            <w:r>
+              <w:rPr>
+                <w:rFonts w:hint="eastAsia"/>
+                <w:sz w:val="13"/>
+                <w:szCs w:val="13"/>
+              </w:rPr>
+              <w:t>32</w:t>
+            </w:r>
+          </w:p>
+        </w:tc>
+        <w:tc>
+          <w:tcPr>
+            <w:tcW w:w="0" w:type="auto"/>
+          </w:tcPr>
+          <w:p>
+            <w:pPr>
+              <w:ind w:left="0"/>
+              <w:rPr>
+                <w:rFonts w:hint="eastAsia"/>
+                <w:sz w:val="13"/>
+                <w:szCs w:val="13"/>
+              </w:rPr>
+            </w:pPr>
+            <w:r>
+              <w:rPr>
+                <w:sz w:val="13"/>
+                <w:szCs w:val="13"/>
+              </w:rPr>
+              <w:t>26046</w:t>
+            </w:r>
+          </w:p>
+        </w:tc>
+        <w:tc>
+          <w:tcPr>
+            <w:tcW w:w="0" w:type="auto"/>
+          </w:tcPr>
+          <w:p>
+            <w:pPr>
+              <w:ind w:left="0"/>
+              <w:rPr>
+                <w:rFonts w:hint="eastAsia"/>
+                <w:sz w:val="13"/>
+                <w:szCs w:val="13"/>
+              </w:rPr>
+            </w:pPr>
+            <w:r>
+              <w:rPr>
+                <w:sz w:val="13"/>
+                <w:szCs w:val="13"/>
+              </w:rPr>
+              <w:t>1228.</w:t>
+            </w:r>
+            <w:r>
+              <w:rPr>
+                <w:rFonts w:hint="eastAsia"/>
+                <w:sz w:val="13"/>
+                <w:szCs w:val="13"/>
+              </w:rPr>
+              <w:t>60</w:t>
+            </w:r>
+          </w:p>
+        </w:tc>
+        <w:tc>
+          <w:tcPr>
+            <w:tcW w:w="0" w:type="auto"/>
+          </w:tcPr>
+          <w:p>
+            <w:pPr>
+              <w:ind w:left="0"/>
+              <w:rPr>
+                <w:rFonts w:hint="eastAsia"/>
+                <w:sz w:val="13"/>
+                <w:szCs w:val="13"/>
+              </w:rPr>
+            </w:pPr>
+            <w:r>
+              <w:rPr>
+                <w:sz w:val="13"/>
+                <w:szCs w:val="13"/>
+              </w:rPr>
+              <w:t>21388</w:t>
+            </w:r>
+          </w:p>
+        </w:tc>
+        <w:tc>
+          <w:tcPr>
+            <w:tcW w:w="0" w:type="auto"/>
+          </w:tcPr>
+          <w:p>
+            <w:pPr>
+              <w:ind w:left="0"/>
+              <w:rPr>
+                <w:rFonts w:hint="eastAsia"/>
+                <w:sz w:val="13"/>
+                <w:szCs w:val="13"/>
+              </w:rPr>
+            </w:pPr>
+            <w:r>
+              <w:rPr>
+                <w:sz w:val="13"/>
+                <w:szCs w:val="13"/>
+              </w:rPr>
+              <w:t>1496.1</w:t>
+            </w:r>
+            <w:r>
+              <w:rPr>
+                <w:rFonts w:hint="eastAsia"/>
+                <w:sz w:val="13"/>
+                <w:szCs w:val="13"/>
+              </w:rPr>
+              <w:t>7</w:t>
+            </w:r>
+          </w:p>
+        </w:tc>
+        <w:tc>
+          <w:tcPr>
+            <w:tcW w:w="0" w:type="auto"/>
+          </w:tcPr>
+          <w:p>
+            <w:pPr>
+              <w:ind w:left="0"/>
+              <w:rPr>
+                <w:rFonts w:hint="eastAsia"/>
+                <w:sz w:val="13"/>
+                <w:szCs w:val="13"/>
+              </w:rPr>
+            </w:pPr>
+            <w:r>
+              <w:rPr>
+                <w:sz w:val="13"/>
+                <w:szCs w:val="13"/>
+              </w:rPr>
+              <w:t>21419</w:t>
+            </w:r>
+          </w:p>
+        </w:tc>
+        <w:tc>
+          <w:tcPr>
+            <w:tcW w:w="0" w:type="auto"/>
+          </w:tcPr>
+          <w:p>
+            <w:pPr>
+              <w:ind w:left="0"/>
+              <w:rPr>
+                <w:rFonts w:hint="eastAsia"/>
+                <w:sz w:val="13"/>
+                <w:szCs w:val="13"/>
+              </w:rPr>
+            </w:pPr>
+            <w:r>
+              <w:rPr>
+                <w:sz w:val="13"/>
+                <w:szCs w:val="13"/>
+              </w:rPr>
+              <w:t>1494.00</w:t>
+            </w:r>
+          </w:p>
+        </w:tc>
+        <w:tc>
+          <w:tcPr>
+            <w:tcW w:w="0" w:type="auto"/>
+          </w:tcPr>
+          <w:p>
+            <w:pPr>
+              <w:ind w:left="0"/>
+              <w:rPr>
+                <w:rFonts w:hint="eastAsia"/>
+                <w:sz w:val="13"/>
+                <w:szCs w:val="13"/>
+              </w:rPr>
+            </w:pPr>
+            <w:r>
+              <w:rPr>
+                <w:sz w:val="13"/>
+                <w:szCs w:val="13"/>
+              </w:rPr>
+              <w:t>21723</w:t>
+            </w:r>
+          </w:p>
+        </w:tc>
+        <w:tc>
+          <w:tcPr>
+            <w:tcW w:w="0" w:type="auto"/>
+          </w:tcPr>
+          <w:p>
+            <w:pPr>
+              <w:ind w:left="0"/>
+              <w:rPr>
+                <w:rFonts w:hint="eastAsia"/>
+                <w:sz w:val="13"/>
+                <w:szCs w:val="13"/>
+              </w:rPr>
+            </w:pPr>
+            <w:r>
+              <w:rPr>
+                <w:sz w:val="13"/>
+                <w:szCs w:val="13"/>
+              </w:rPr>
+              <w:t>1473.</w:t>
+            </w:r>
+            <w:r>
+              <w:rPr>
+                <w:rFonts w:hint="eastAsia"/>
+                <w:sz w:val="13"/>
+                <w:szCs w:val="13"/>
+              </w:rPr>
+              <w:t>09</w:t>
+            </w:r>
+          </w:p>
+        </w:tc>
+        <w:tc>
+          <w:tcPr>
+            <w:tcW w:w="0" w:type="auto"/>
+          </w:tcPr>
+          <w:p>
+            <w:pPr>
+              <w:ind w:left="0"/>
+              <w:rPr>
+                <w:rFonts w:hint="eastAsia"/>
+                <w:sz w:val="13"/>
+                <w:szCs w:val="13"/>
+              </w:rPr>
+            </w:pPr>
+            <w:r>
+              <w:rPr>
+                <w:sz w:val="13"/>
+                <w:szCs w:val="13"/>
+              </w:rPr>
+              <w:t>21554</w:t>
+            </w:r>
+          </w:p>
+        </w:tc>
+        <w:tc>
+          <w:tcPr>
+            <w:tcW w:w="0" w:type="auto"/>
+          </w:tcPr>
+          <w:p>
+            <w:pPr>
+              <w:ind w:left="0"/>
+              <w:rPr>
+                <w:rFonts w:hint="eastAsia"/>
+                <w:sz w:val="13"/>
+                <w:szCs w:val="13"/>
+              </w:rPr>
+            </w:pPr>
+            <w:r>
+              <w:rPr>
+                <w:sz w:val="13"/>
+                <w:szCs w:val="13"/>
+              </w:rPr>
+              <w:t>1484.64</w:t>
+            </w:r>
+          </w:p>
+        </w:tc>
+      </w:tr>
+      <w:tr>
+        <w:tc>
+          <w:tcPr>
+            <w:tcW w:w="0" w:type="auto"/>
+          </w:tcPr>
+          <w:p>
+            <w:pPr>
+              <w:ind w:left="0"/>
+              <w:rPr>
+                <w:rFonts w:hint="eastAsia"/>
+                <w:sz w:val="13"/>
+                <w:szCs w:val="13"/>
+              </w:rPr>
+            </w:pPr>
+            <w:r>
+              <w:rPr>
+                <w:rFonts w:hint="eastAsia"/>
+                <w:sz w:val="13"/>
+                <w:szCs w:val="13"/>
+              </w:rPr>
+              <w:t>64</w:t>
+            </w:r>
+          </w:p>
+        </w:tc>
+        <w:tc>
+          <w:tcPr>
+            <w:tcW w:w="0" w:type="auto"/>
+          </w:tcPr>
+          <w:p>
+            <w:pPr>
+              <w:ind w:left="0"/>
+              <w:rPr>
+                <w:rFonts w:hint="eastAsia"/>
+                <w:sz w:val="13"/>
+                <w:szCs w:val="13"/>
+              </w:rPr>
+            </w:pPr>
+            <w:r>
+              <w:rPr>
+                <w:sz w:val="13"/>
+                <w:szCs w:val="13"/>
+              </w:rPr>
+              <w:t>63149</w:t>
+            </w:r>
+          </w:p>
+        </w:tc>
+        <w:tc>
+          <w:tcPr>
+            <w:tcW w:w="0" w:type="auto"/>
+          </w:tcPr>
+          <w:p>
+            <w:pPr>
+              <w:ind w:left="0"/>
+              <w:rPr>
+                <w:rFonts w:hint="eastAsia"/>
+                <w:sz w:val="13"/>
+                <w:szCs w:val="13"/>
+              </w:rPr>
+            </w:pPr>
+            <w:r>
+              <w:rPr>
+                <w:sz w:val="13"/>
+                <w:szCs w:val="13"/>
+              </w:rPr>
+              <w:t>1013.4</w:t>
+            </w:r>
+            <w:r>
+              <w:rPr>
+                <w:rFonts w:hint="eastAsia"/>
+                <w:sz w:val="13"/>
+                <w:szCs w:val="13"/>
+              </w:rPr>
+              <w:t>8</w:t>
+            </w:r>
+          </w:p>
+        </w:tc>
+        <w:tc>
+          <w:tcPr>
+            <w:tcW w:w="0" w:type="auto"/>
+          </w:tcPr>
+          <w:p>
+            <w:pPr>
+              <w:ind w:left="0"/>
+              <w:rPr>
+                <w:rFonts w:hint="eastAsia"/>
+                <w:sz w:val="13"/>
+                <w:szCs w:val="13"/>
+              </w:rPr>
+            </w:pPr>
+            <w:r>
+              <w:rPr>
+                <w:sz w:val="13"/>
+                <w:szCs w:val="13"/>
+              </w:rPr>
+              <w:t>42511</w:t>
+            </w:r>
+          </w:p>
+        </w:tc>
+        <w:tc>
+          <w:tcPr>
+            <w:tcW w:w="0" w:type="auto"/>
+          </w:tcPr>
+          <w:p>
+            <w:pPr>
+              <w:ind w:left="0"/>
+              <w:rPr>
+                <w:rFonts w:hint="eastAsia"/>
+                <w:sz w:val="13"/>
+                <w:szCs w:val="13"/>
+              </w:rPr>
+            </w:pPr>
+            <w:r>
+              <w:rPr>
+                <w:sz w:val="13"/>
+                <w:szCs w:val="13"/>
+              </w:rPr>
+              <w:t>1505.</w:t>
+            </w:r>
+            <w:r>
+              <w:rPr>
+                <w:rFonts w:hint="eastAsia"/>
+                <w:sz w:val="13"/>
+                <w:szCs w:val="13"/>
+              </w:rPr>
+              <w:t>50</w:t>
+            </w:r>
+          </w:p>
+        </w:tc>
+        <w:tc>
+          <w:tcPr>
+            <w:tcW w:w="0" w:type="auto"/>
+          </w:tcPr>
+          <w:p>
+            <w:pPr>
+              <w:ind w:left="0"/>
+              <w:rPr>
+                <w:rFonts w:hint="eastAsia"/>
+                <w:sz w:val="13"/>
+                <w:szCs w:val="13"/>
+              </w:rPr>
+            </w:pPr>
+            <w:r>
+              <w:rPr>
+                <w:sz w:val="13"/>
+                <w:szCs w:val="13"/>
+              </w:rPr>
+              <w:t>42729</w:t>
+            </w:r>
+          </w:p>
+        </w:tc>
+        <w:tc>
+          <w:tcPr>
+            <w:tcW w:w="0" w:type="auto"/>
+          </w:tcPr>
+          <w:p>
+            <w:pPr>
+              <w:ind w:left="0"/>
+              <w:rPr>
+                <w:rFonts w:hint="eastAsia"/>
+                <w:sz w:val="13"/>
+                <w:szCs w:val="13"/>
+              </w:rPr>
+            </w:pPr>
+            <w:r>
+              <w:rPr>
+                <w:sz w:val="13"/>
+                <w:szCs w:val="13"/>
+              </w:rPr>
+              <w:t>1497.81</w:t>
+            </w:r>
+          </w:p>
+        </w:tc>
+        <w:tc>
+          <w:tcPr>
+            <w:tcW w:w="0" w:type="auto"/>
+          </w:tcPr>
+          <w:p>
+            <w:pPr>
+              <w:ind w:left="0"/>
+              <w:rPr>
+                <w:rFonts w:hint="eastAsia"/>
+                <w:sz w:val="13"/>
+                <w:szCs w:val="13"/>
+              </w:rPr>
+            </w:pPr>
+            <w:r>
+              <w:rPr>
+                <w:sz w:val="13"/>
+                <w:szCs w:val="13"/>
+              </w:rPr>
+              <w:t>43094</w:t>
+            </w:r>
+          </w:p>
+        </w:tc>
+        <w:tc>
+          <w:tcPr>
+            <w:tcW w:w="0" w:type="auto"/>
+          </w:tcPr>
+          <w:p>
+            <w:pPr>
+              <w:ind w:left="0"/>
+              <w:rPr>
+                <w:rFonts w:hint="eastAsia"/>
+                <w:sz w:val="13"/>
+                <w:szCs w:val="13"/>
+              </w:rPr>
+            </w:pPr>
+            <w:r>
+              <w:rPr>
+                <w:sz w:val="13"/>
+                <w:szCs w:val="13"/>
+              </w:rPr>
+              <w:t>1485.1</w:t>
+            </w:r>
+            <w:r>
+              <w:rPr>
+                <w:rFonts w:hint="eastAsia"/>
+                <w:sz w:val="13"/>
+                <w:szCs w:val="13"/>
+              </w:rPr>
+              <w:t>3</w:t>
+            </w:r>
+          </w:p>
+        </w:tc>
+        <w:tc>
+          <w:tcPr>
+            <w:tcW w:w="0" w:type="auto"/>
+          </w:tcPr>
+          <w:p>
+            <w:pPr>
+              <w:ind w:left="0"/>
+              <w:rPr>
+                <w:rFonts w:hint="eastAsia"/>
+                <w:sz w:val="13"/>
+                <w:szCs w:val="13"/>
+              </w:rPr>
+            </w:pPr>
+            <w:r>
+              <w:rPr>
+                <w:sz w:val="13"/>
+                <w:szCs w:val="13"/>
+              </w:rPr>
+              <w:t>42652</w:t>
+            </w:r>
+          </w:p>
+        </w:tc>
+        <w:tc>
+          <w:tcPr>
+            <w:tcW w:w="0" w:type="auto"/>
+          </w:tcPr>
+          <w:p>
+            <w:pPr>
+              <w:ind w:left="0"/>
+              <w:rPr>
+                <w:rFonts w:hint="eastAsia"/>
+                <w:sz w:val="13"/>
+                <w:szCs w:val="13"/>
+              </w:rPr>
+            </w:pPr>
+            <w:r>
+              <w:rPr>
+                <w:sz w:val="13"/>
+                <w:szCs w:val="13"/>
+              </w:rPr>
+              <w:t>1500.5</w:t>
+            </w:r>
+            <w:r>
+              <w:rPr>
+                <w:rFonts w:hint="eastAsia"/>
+                <w:sz w:val="13"/>
+                <w:szCs w:val="13"/>
+              </w:rPr>
+              <w:t>2</w:t>
+            </w:r>
+          </w:p>
+        </w:tc>
+      </w:tr>
+      <w:tr>
+        <w:tc>
+          <w:tcPr>
+            <w:tcW w:w="0" w:type="auto"/>
+          </w:tcPr>
+          <w:p>
+            <w:pPr>
+              <w:ind w:left="0"/>
+              <w:rPr>
+                <w:rFonts w:hint="eastAsia"/>
+                <w:sz w:val="13"/>
+                <w:szCs w:val="13"/>
+              </w:rPr>
+            </w:pPr>
+            <w:r>
+              <w:rPr>
+                <w:rFonts w:hint="eastAsia"/>
+                <w:sz w:val="13"/>
+                <w:szCs w:val="13"/>
+              </w:rPr>
+              <w:t>128</w:t>
+            </w:r>
+          </w:p>
+        </w:tc>
+        <w:tc>
+          <w:tcPr>
+            <w:tcW w:w="0" w:type="auto"/>
+          </w:tcPr>
+          <w:p>
+            <w:pPr>
+              <w:ind w:left="0"/>
+              <w:rPr>
+                <w:rFonts w:hint="eastAsia"/>
+                <w:sz w:val="13"/>
+                <w:szCs w:val="13"/>
+              </w:rPr>
+            </w:pPr>
+            <w:r>
+              <w:rPr>
+                <w:sz w:val="13"/>
+                <w:szCs w:val="13"/>
+              </w:rPr>
+              <w:t>122955</w:t>
+            </w:r>
+          </w:p>
+        </w:tc>
+        <w:tc>
+          <w:tcPr>
+            <w:tcW w:w="0" w:type="auto"/>
+          </w:tcPr>
+          <w:p>
+            <w:pPr>
+              <w:ind w:left="0"/>
+              <w:rPr>
+                <w:rFonts w:hint="eastAsia"/>
+                <w:sz w:val="13"/>
+                <w:szCs w:val="13"/>
+              </w:rPr>
+            </w:pPr>
+            <w:r>
+              <w:rPr>
+                <w:sz w:val="13"/>
+                <w:szCs w:val="13"/>
+              </w:rPr>
+              <w:t>1041.03</w:t>
+            </w:r>
+          </w:p>
+        </w:tc>
+        <w:tc>
+          <w:tcPr>
+            <w:tcW w:w="0" w:type="auto"/>
+          </w:tcPr>
+          <w:p>
+            <w:pPr>
+              <w:ind w:left="0"/>
+              <w:rPr>
+                <w:rFonts w:hint="eastAsia"/>
+                <w:sz w:val="13"/>
+                <w:szCs w:val="13"/>
+              </w:rPr>
+            </w:pPr>
+            <w:r>
+              <w:rPr>
+                <w:sz w:val="13"/>
+                <w:szCs w:val="13"/>
+              </w:rPr>
+              <w:t>85111</w:t>
+            </w:r>
+          </w:p>
+        </w:tc>
+        <w:tc>
+          <w:tcPr>
+            <w:tcW w:w="0" w:type="auto"/>
+          </w:tcPr>
+          <w:p>
+            <w:pPr>
+              <w:ind w:left="0"/>
+              <w:rPr>
+                <w:rFonts w:hint="eastAsia"/>
+                <w:sz w:val="13"/>
+                <w:szCs w:val="13"/>
+              </w:rPr>
+            </w:pPr>
+            <w:r>
+              <w:rPr>
+                <w:sz w:val="13"/>
+                <w:szCs w:val="13"/>
+              </w:rPr>
+              <w:t>1503.9</w:t>
+            </w:r>
+            <w:r>
+              <w:rPr>
+                <w:rFonts w:hint="eastAsia"/>
+                <w:sz w:val="13"/>
+                <w:szCs w:val="13"/>
+              </w:rPr>
+              <w:t>2</w:t>
+            </w:r>
+          </w:p>
+        </w:tc>
+        <w:tc>
+          <w:tcPr>
+            <w:tcW w:w="0" w:type="auto"/>
+          </w:tcPr>
+          <w:p>
+            <w:pPr>
+              <w:ind w:left="0"/>
+              <w:rPr>
+                <w:rFonts w:hint="eastAsia"/>
+                <w:sz w:val="13"/>
+                <w:szCs w:val="13"/>
+              </w:rPr>
+            </w:pPr>
+            <w:r>
+              <w:rPr>
+                <w:sz w:val="13"/>
+                <w:szCs w:val="13"/>
+              </w:rPr>
+              <w:t>85160</w:t>
+            </w:r>
+          </w:p>
+        </w:tc>
+        <w:tc>
+          <w:tcPr>
+            <w:tcW w:w="0" w:type="auto"/>
+          </w:tcPr>
+          <w:p>
+            <w:pPr>
+              <w:ind w:left="0"/>
+              <w:rPr>
+                <w:rFonts w:hint="eastAsia"/>
+                <w:sz w:val="13"/>
+                <w:szCs w:val="13"/>
+              </w:rPr>
+            </w:pPr>
+            <w:r>
+              <w:rPr>
+                <w:sz w:val="13"/>
+                <w:szCs w:val="13"/>
+              </w:rPr>
+              <w:t>1503.05</w:t>
+            </w:r>
+          </w:p>
+        </w:tc>
+        <w:tc>
+          <w:tcPr>
+            <w:tcW w:w="0" w:type="auto"/>
+          </w:tcPr>
+          <w:p>
+            <w:pPr>
+              <w:ind w:left="0"/>
+              <w:rPr>
+                <w:rFonts w:hint="eastAsia"/>
+                <w:sz w:val="13"/>
+                <w:szCs w:val="13"/>
+              </w:rPr>
+            </w:pPr>
+            <w:r>
+              <w:rPr>
+                <w:sz w:val="13"/>
+                <w:szCs w:val="13"/>
+              </w:rPr>
+              <w:t>86468</w:t>
+            </w:r>
+          </w:p>
+        </w:tc>
+        <w:tc>
+          <w:tcPr>
+            <w:tcW w:w="0" w:type="auto"/>
+          </w:tcPr>
+          <w:p>
+            <w:pPr>
+              <w:ind w:left="0"/>
+              <w:rPr>
+                <w:rFonts w:hint="eastAsia"/>
+                <w:sz w:val="13"/>
+                <w:szCs w:val="13"/>
+              </w:rPr>
+            </w:pPr>
+            <w:r>
+              <w:rPr>
+                <w:sz w:val="13"/>
+                <w:szCs w:val="13"/>
+              </w:rPr>
+              <w:t>1480.3</w:t>
+            </w:r>
+            <w:r>
+              <w:rPr>
+                <w:rFonts w:hint="eastAsia"/>
+                <w:sz w:val="13"/>
+                <w:szCs w:val="13"/>
+              </w:rPr>
+              <w:t>7</w:t>
+            </w:r>
+          </w:p>
+        </w:tc>
+        <w:tc>
+          <w:tcPr>
+            <w:tcW w:w="0" w:type="auto"/>
+          </w:tcPr>
+          <w:p>
+            <w:pPr>
+              <w:ind w:left="0"/>
+              <w:rPr>
+                <w:rFonts w:hint="eastAsia"/>
+                <w:sz w:val="13"/>
+                <w:szCs w:val="13"/>
+              </w:rPr>
+            </w:pPr>
+            <w:r>
+              <w:rPr>
+                <w:sz w:val="13"/>
+                <w:szCs w:val="13"/>
+              </w:rPr>
+              <w:t>85086</w:t>
+            </w:r>
+          </w:p>
+        </w:tc>
+        <w:tc>
+          <w:tcPr>
+            <w:tcW w:w="0" w:type="auto"/>
+          </w:tcPr>
+          <w:p>
+            <w:pPr>
+              <w:ind w:left="0"/>
+              <w:rPr>
+                <w:rFonts w:hint="eastAsia"/>
+                <w:sz w:val="13"/>
+                <w:szCs w:val="13"/>
+              </w:rPr>
+            </w:pPr>
+            <w:r>
+              <w:rPr>
+                <w:sz w:val="13"/>
+                <w:szCs w:val="13"/>
+              </w:rPr>
+              <w:t>1504.36</w:t>
+            </w:r>
+          </w:p>
+        </w:tc>
+      </w:tr>
+    </w:tbl>
+    <w:p>
+      <w:pPr>
+        <w:rPr>
+          <w:rFonts w:hint="eastAsia"/>
+        </w:rPr>
+      </w:pPr>
+    </w:p>
+    <w:p>
+      <w:pPr>
+        <w:rPr>
+          <w:rFonts w:hint="eastAsia"/>
+        </w:rPr>
+      </w:pPr>
+      <w:r>
+        <w:rPr>
+          <w:rFonts w:hint="eastAsia"/>
+          <w:noProof/>
+        </w:rPr>
+        <w:drawing>
+          <wp:inline distT="0" distB="0" distL="0" distR="0">
+            <wp:extent cx="4795150" cy="2798284"/>
+            <wp:effectExtent l="0" t="0" r="0" b="0"/>
+            <wp:docPr id="3" name="Chart 3"/>
+            <wp:cNvGraphicFramePr/>
+            <a:graphic xmlns:a="http://schemas.openxmlformats.org/drawingml/2006/main">
+              <a:graphicData uri="http://schemas.openxmlformats.org/drawingml/2006/chart">
+                <c:chart xmlns:c="http://schemas.openxmlformats.org/drawingml/2006/chart" xmlns:r="http://schemas.openxmlformats.org/officeDocument/2006/relationships" r:id="rId18"/>
+              </a:graphicData>
+            </a:graphic>
+          </wp:inline>
+        </w:drawing>
+      </w:r>
+    </w:p>
+    <w:p>
+      <w:pPr>
+        <w:pStyle w:val="Heading4"/>
+        <w:rPr>
+          <w:rFonts w:hint="eastAsia"/>
+        </w:rPr>
+      </w:pPr>
+      <w:r>
+        <w:rPr>
+          <w:rFonts w:hint="eastAsia"/>
+        </w:rPr>
+        <w:t>结论</w:t>
+      </w:r>
+    </w:p>
+    <w:p>
+      <w:pPr>
+        <w:pStyle w:val="ListParagraph"/>
+        <w:numPr>
+          <w:ilvl w:val="0"/>
+          <w:numId w:val="36"/>
+        </w:numPr>
+        <w:ind w:firstLineChars="0"/>
+        <w:rPr>
+          <w:rFonts w:hint="eastAsia"/>
+        </w:rPr>
+      </w:pPr>
+      <w:r>
+        <w:rPr>
+          <w:rFonts w:hint="eastAsia"/>
+        </w:rPr>
+        <w:t>基本比原策略有提升</w:t>
+      </w:r>
+    </w:p>
+    <w:p>
+      <w:pPr>
+        <w:pStyle w:val="ListParagraph"/>
+        <w:numPr>
+          <w:ilvl w:val="0"/>
+          <w:numId w:val="36"/>
+        </w:numPr>
+        <w:ind w:firstLineChars="0"/>
+        <w:rPr>
+          <w:rFonts w:hint="eastAsia"/>
+        </w:rPr>
+      </w:pPr>
+      <w:r>
+        <w:rPr>
+          <w:rFonts w:hint="eastAsia"/>
+        </w:rPr>
+        <w:t>HashTable</w:t>
+      </w:r>
+      <w:r>
+        <w:rPr>
+          <w:rFonts w:hint="eastAsia"/>
+        </w:rPr>
+        <w:t>桶数</w:t>
+      </w:r>
+      <w:r>
+        <w:rPr>
+          <w:rFonts w:hint="eastAsia"/>
+        </w:rPr>
+        <w:t>对性能</w:t>
+      </w:r>
+      <w:r>
+        <w:rPr>
+          <w:rFonts w:hint="eastAsia"/>
+        </w:rPr>
+        <w:t>没有特别明显的影响</w:t>
+      </w:r>
+    </w:p>
+    <w:p>
+      <w:pPr>
+        <w:pStyle w:val="ListParagraph"/>
+        <w:numPr>
+          <w:ilvl w:val="0"/>
+          <w:numId w:val="36"/>
+        </w:numPr>
+        <w:ind w:firstLineChars="0"/>
+      </w:pPr>
+      <w:r>
+        <w:rPr>
+          <w:rFonts w:hint="eastAsia"/>
+        </w:rPr>
+        <w:t>HashTable</w:t>
+      </w:r>
+      <w:r>
+        <w:rPr>
+          <w:rFonts w:hint="eastAsia"/>
+        </w:rPr>
+        <w:t>的锁在</w:t>
+      </w:r>
+      <w:r>
+        <w:rPr>
+          <w:rFonts w:hint="eastAsia"/>
+        </w:rPr>
+        <w:t>64</w:t>
+      </w:r>
+      <w:r>
+        <w:rPr>
+          <w:rFonts w:hint="eastAsia"/>
+        </w:rPr>
+        <w:t>个左右最好</w:t>
+      </w:r>
+    </w:p>
+    <w:p>
+      <w:pPr>
+        <w:rPr>
+          <w:rFonts w:hint="eastAsia"/>
+        </w:rPr>
+      </w:pPr>
+    </w:p>
+    <w:p>
+      <w:pPr>
+        <w:rPr>
+          <w:rFonts w:hint="eastAsia"/>
+        </w:rPr>
+      </w:pPr>
+    </w:p>
     <w:p>
       <w:pPr>
         <w:pStyle w:val="Heading2"/>
@@ -9304,6 +14404,7 @@
                 <w:sz w:val="18"/>
                 <w:szCs w:val="18"/>
               </w:rPr>
+              <w:lastRenderedPageBreak/>
               <w:t>开始时间</w:t>
             </w:r>
           </w:p>
@@ -11017,6 +16118,7 @@
               <w:rPr>
                 <w:rFonts w:hint="eastAsia"/>
               </w:rPr>
+              <w:lastRenderedPageBreak/>
               <w:t>资料是否变更</w:t>
             </w:r>
           </w:p>
@@ -13087,6 +18189,92 @@
     </w:lvl>
   </w:abstractNum>
   <w:abstractNum w:abstractNumId="21">
+    <w:nsid w:val="4A056139"/>
+    <w:multiLevelType w:val="hybridMultilevel"/>
+    <w:tmpl w:val="542C8574"/>
+    <w:lvl w:ilvl="0" w:tplc="0409000F">
+      <w:start w:val="1"/>
+      <w:numFmt w:val="decimal"/>
+      <w:lvlText w:val="%1."/>
+      <w:lvlJc w:val="left"/>
+      <w:pPr>
+        <w:ind w:left="777" w:hanging="420"/>
+      </w:pPr>
+    </w:lvl>
+    <w:lvl w:ilvl="1" w:tplc="0409000F">
+      <w:start w:val="1"/>
+      <w:numFmt w:val="decimal"/>
+      <w:lvlText w:val="%2."/>
+      <w:lvlJc w:val="left"/>
+      <w:pPr>
+        <w:ind w:left="1197" w:hanging="420"/>
+      </w:pPr>
+    </w:lvl>
+    <w:lvl w:ilvl="2" w:tplc="0409001B" w:tentative="1">
+      <w:start w:val="1"/>
+      <w:numFmt w:val="lowerRoman"/>
+      <w:lvlText w:val="%3."/>
+      <w:lvlJc w:val="right"/>
+      <w:pPr>
+        <w:ind w:left="1617" w:hanging="420"/>
+      </w:pPr>
+    </w:lvl>
+    <w:lvl w:ilvl="3" w:tplc="0409000F" w:tentative="1">
+      <w:start w:val="1"/>
+      <w:numFmt w:val="decimal"/>
+      <w:lvlText w:val="%4."/>
+      <w:lvlJc w:val="left"/>
+      <w:pPr>
+        <w:ind w:left="2037" w:hanging="420"/>
+      </w:pPr>
+    </w:lvl>
+    <w:lvl w:ilvl="4" w:tplc="04090019" w:tentative="1">
+      <w:start w:val="1"/>
+      <w:numFmt w:val="lowerLetter"/>
+      <w:lvlText w:val="%5)"/>
+      <w:lvlJc w:val="left"/>
+      <w:pPr>
+        <w:ind w:left="2457" w:hanging="420"/>
+      </w:pPr>
+    </w:lvl>
+    <w:lvl w:ilvl="5" w:tplc="0409001B" w:tentative="1">
+      <w:start w:val="1"/>
+      <w:numFmt w:val="lowerRoman"/>
+      <w:lvlText w:val="%6."/>
+      <w:lvlJc w:val="right"/>
+      <w:pPr>
+        <w:ind w:left="2877" w:hanging="420"/>
+      </w:pPr>
+    </w:lvl>
+    <w:lvl w:ilvl="6" w:tplc="0409000F" w:tentative="1">
+      <w:start w:val="1"/>
+      <w:numFmt w:val="decimal"/>
+      <w:lvlText w:val="%7."/>
+      <w:lvlJc w:val="left"/>
+      <w:pPr>
+        <w:ind w:left="3297" w:hanging="420"/>
+      </w:pPr>
+    </w:lvl>
+    <w:lvl w:ilvl="7" w:tplc="04090019" w:tentative="1">
+      <w:start w:val="1"/>
+      <w:numFmt w:val="lowerLetter"/>
+      <w:lvlText w:val="%8)"/>
+      <w:lvlJc w:val="left"/>
+      <w:pPr>
+        <w:ind w:left="3717" w:hanging="420"/>
+      </w:pPr>
+    </w:lvl>
+    <w:lvl w:ilvl="8" w:tplc="0409001B" w:tentative="1">
+      <w:start w:val="1"/>
+      <w:numFmt w:val="lowerRoman"/>
+      <w:lvlText w:val="%9."/>
+      <w:lvlJc w:val="right"/>
+      <w:pPr>
+        <w:ind w:left="4137" w:hanging="420"/>
+      </w:pPr>
+    </w:lvl>
+  </w:abstractNum>
+  <w:abstractNum w:abstractNumId="22">
     <w:nsid w:val="508A7DF0"/>
     <w:multiLevelType w:val="hybridMultilevel"/>
     <w:tmpl w:val="5942B242"/>
@@ -13172,7 +18360,7 @@
       </w:pPr>
     </w:lvl>
   </w:abstractNum>
-  <w:abstractNum w:abstractNumId="22">
+  <w:abstractNum w:abstractNumId="23">
     <w:nsid w:val="563D1912"/>
     <w:multiLevelType w:val="hybridMultilevel"/>
     <w:tmpl w:val="62BC5BA2"/>
@@ -13258,7 +18446,7 @@
       </w:pPr>
     </w:lvl>
   </w:abstractNum>
-  <w:abstractNum w:abstractNumId="23">
+  <w:abstractNum w:abstractNumId="24">
     <w:nsid w:val="589E00D2"/>
     <w:multiLevelType w:val="hybridMultilevel"/>
     <w:tmpl w:val="F1EE0268"/>
@@ -13345,7 +18533,7 @@
       </w:pPr>
     </w:lvl>
   </w:abstractNum>
-  <w:abstractNum w:abstractNumId="24">
+  <w:abstractNum w:abstractNumId="25">
     <w:nsid w:val="58BF530B"/>
     <w:multiLevelType w:val="hybridMultilevel"/>
     <w:tmpl w:val="123C0A00"/>
@@ -13431,7 +18619,93 @@
       </w:pPr>
     </w:lvl>
   </w:abstractNum>
-  <w:abstractNum w:abstractNumId="25">
+  <w:abstractNum w:abstractNumId="26">
+    <w:nsid w:val="5D1D7060"/>
+    <w:multiLevelType w:val="hybridMultilevel"/>
+    <w:tmpl w:val="542C8574"/>
+    <w:lvl w:ilvl="0" w:tplc="0409000F">
+      <w:start w:val="1"/>
+      <w:numFmt w:val="decimal"/>
+      <w:lvlText w:val="%1."/>
+      <w:lvlJc w:val="left"/>
+      <w:pPr>
+        <w:ind w:left="777" w:hanging="420"/>
+      </w:pPr>
+    </w:lvl>
+    <w:lvl w:ilvl="1" w:tplc="0409000F">
+      <w:start w:val="1"/>
+      <w:numFmt w:val="decimal"/>
+      <w:lvlText w:val="%2."/>
+      <w:lvlJc w:val="left"/>
+      <w:pPr>
+        <w:ind w:left="1197" w:hanging="420"/>
+      </w:pPr>
+    </w:lvl>
+    <w:lvl w:ilvl="2" w:tplc="0409001B" w:tentative="1">
+      <w:start w:val="1"/>
+      <w:numFmt w:val="lowerRoman"/>
+      <w:lvlText w:val="%3."/>
+      <w:lvlJc w:val="right"/>
+      <w:pPr>
+        <w:ind w:left="1617" w:hanging="420"/>
+      </w:pPr>
+    </w:lvl>
+    <w:lvl w:ilvl="3" w:tplc="0409000F" w:tentative="1">
+      <w:start w:val="1"/>
+      <w:numFmt w:val="decimal"/>
+      <w:lvlText w:val="%4."/>
+      <w:lvlJc w:val="left"/>
+      <w:pPr>
+        <w:ind w:left="2037" w:hanging="420"/>
+      </w:pPr>
+    </w:lvl>
+    <w:lvl w:ilvl="4" w:tplc="04090019" w:tentative="1">
+      <w:start w:val="1"/>
+      <w:numFmt w:val="lowerLetter"/>
+      <w:lvlText w:val="%5)"/>
+      <w:lvlJc w:val="left"/>
+      <w:pPr>
+        <w:ind w:left="2457" w:hanging="420"/>
+      </w:pPr>
+    </w:lvl>
+    <w:lvl w:ilvl="5" w:tplc="0409001B" w:tentative="1">
+      <w:start w:val="1"/>
+      <w:numFmt w:val="lowerRoman"/>
+      <w:lvlText w:val="%6."/>
+      <w:lvlJc w:val="right"/>
+      <w:pPr>
+        <w:ind w:left="2877" w:hanging="420"/>
+      </w:pPr>
+    </w:lvl>
+    <w:lvl w:ilvl="6" w:tplc="0409000F" w:tentative="1">
+      <w:start w:val="1"/>
+      <w:numFmt w:val="decimal"/>
+      <w:lvlText w:val="%7."/>
+      <w:lvlJc w:val="left"/>
+      <w:pPr>
+        <w:ind w:left="3297" w:hanging="420"/>
+      </w:pPr>
+    </w:lvl>
+    <w:lvl w:ilvl="7" w:tplc="04090019" w:tentative="1">
+      <w:start w:val="1"/>
+      <w:numFmt w:val="lowerLetter"/>
+      <w:lvlText w:val="%8)"/>
+      <w:lvlJc w:val="left"/>
+      <w:pPr>
+        <w:ind w:left="3717" w:hanging="420"/>
+      </w:pPr>
+    </w:lvl>
+    <w:lvl w:ilvl="8" w:tplc="0409001B" w:tentative="1">
+      <w:start w:val="1"/>
+      <w:numFmt w:val="lowerRoman"/>
+      <w:lvlText w:val="%9."/>
+      <w:lvlJc w:val="right"/>
+      <w:pPr>
+        <w:ind w:left="4137" w:hanging="420"/>
+      </w:pPr>
+    </w:lvl>
+  </w:abstractNum>
+  <w:abstractNum w:abstractNumId="27">
     <w:nsid w:val="6250520F"/>
     <w:multiLevelType w:val="hybridMultilevel"/>
     <w:tmpl w:val="723E4382"/>
@@ -13517,7 +18791,7 @@
       </w:pPr>
     </w:lvl>
   </w:abstractNum>
-  <w:abstractNum w:abstractNumId="26">
+  <w:abstractNum w:abstractNumId="28">
     <w:nsid w:val="653C0A41"/>
     <w:multiLevelType w:val="hybridMultilevel"/>
     <w:tmpl w:val="3484237A"/>
@@ -13603,7 +18877,7 @@
       </w:pPr>
     </w:lvl>
   </w:abstractNum>
-  <w:abstractNum w:abstractNumId="27">
+  <w:abstractNum w:abstractNumId="29">
     <w:nsid w:val="6B700447"/>
     <w:multiLevelType w:val="hybridMultilevel"/>
     <w:tmpl w:val="83C6C0E6"/>
@@ -13689,7 +18963,7 @@
       </w:pPr>
     </w:lvl>
   </w:abstractNum>
-  <w:abstractNum w:abstractNumId="28">
+  <w:abstractNum w:abstractNumId="30">
     <w:nsid w:val="6D64680B"/>
     <w:multiLevelType w:val="hybridMultilevel"/>
     <w:tmpl w:val="6792EC2E"/>
@@ -13775,7 +19049,93 @@
       </w:pPr>
     </w:lvl>
   </w:abstractNum>
-  <w:abstractNum w:abstractNumId="29">
+  <w:abstractNum w:abstractNumId="31">
+    <w:nsid w:val="73596A6D"/>
+    <w:multiLevelType w:val="hybridMultilevel"/>
+    <w:tmpl w:val="542C8574"/>
+    <w:lvl w:ilvl="0" w:tplc="0409000F">
+      <w:start w:val="1"/>
+      <w:numFmt w:val="decimal"/>
+      <w:lvlText w:val="%1."/>
+      <w:lvlJc w:val="left"/>
+      <w:pPr>
+        <w:ind w:left="777" w:hanging="420"/>
+      </w:pPr>
+    </w:lvl>
+    <w:lvl w:ilvl="1" w:tplc="0409000F">
+      <w:start w:val="1"/>
+      <w:numFmt w:val="decimal"/>
+      <w:lvlText w:val="%2."/>
+      <w:lvlJc w:val="left"/>
+      <w:pPr>
+        <w:ind w:left="1197" w:hanging="420"/>
+      </w:pPr>
+    </w:lvl>
+    <w:lvl w:ilvl="2" w:tplc="0409001B" w:tentative="1">
+      <w:start w:val="1"/>
+      <w:numFmt w:val="lowerRoman"/>
+      <w:lvlText w:val="%3."/>
+      <w:lvlJc w:val="right"/>
+      <w:pPr>
+        <w:ind w:left="1617" w:hanging="420"/>
+      </w:pPr>
+    </w:lvl>
+    <w:lvl w:ilvl="3" w:tplc="0409000F" w:tentative="1">
+      <w:start w:val="1"/>
+      <w:numFmt w:val="decimal"/>
+      <w:lvlText w:val="%4."/>
+      <w:lvlJc w:val="left"/>
+      <w:pPr>
+        <w:ind w:left="2037" w:hanging="420"/>
+      </w:pPr>
+    </w:lvl>
+    <w:lvl w:ilvl="4" w:tplc="04090019" w:tentative="1">
+      <w:start w:val="1"/>
+      <w:numFmt w:val="lowerLetter"/>
+      <w:lvlText w:val="%5)"/>
+      <w:lvlJc w:val="left"/>
+      <w:pPr>
+        <w:ind w:left="2457" w:hanging="420"/>
+      </w:pPr>
+    </w:lvl>
+    <w:lvl w:ilvl="5" w:tplc="0409001B" w:tentative="1">
+      <w:start w:val="1"/>
+      <w:numFmt w:val="lowerRoman"/>
+      <w:lvlText w:val="%6."/>
+      <w:lvlJc w:val="right"/>
+      <w:pPr>
+        <w:ind w:left="2877" w:hanging="420"/>
+      </w:pPr>
+    </w:lvl>
+    <w:lvl w:ilvl="6" w:tplc="0409000F" w:tentative="1">
+      <w:start w:val="1"/>
+      <w:numFmt w:val="decimal"/>
+      <w:lvlText w:val="%7."/>
+      <w:lvlJc w:val="left"/>
+      <w:pPr>
+        <w:ind w:left="3297" w:hanging="420"/>
+      </w:pPr>
+    </w:lvl>
+    <w:lvl w:ilvl="7" w:tplc="04090019" w:tentative="1">
+      <w:start w:val="1"/>
+      <w:numFmt w:val="lowerLetter"/>
+      <w:lvlText w:val="%8)"/>
+      <w:lvlJc w:val="left"/>
+      <w:pPr>
+        <w:ind w:left="3717" w:hanging="420"/>
+      </w:pPr>
+    </w:lvl>
+    <w:lvl w:ilvl="8" w:tplc="0409001B" w:tentative="1">
+      <w:start w:val="1"/>
+      <w:numFmt w:val="lowerRoman"/>
+      <w:lvlText w:val="%9."/>
+      <w:lvlJc w:val="right"/>
+      <w:pPr>
+        <w:ind w:left="4137" w:hanging="420"/>
+      </w:pPr>
+    </w:lvl>
+  </w:abstractNum>
+  <w:abstractNum w:abstractNumId="32">
     <w:nsid w:val="7F872A9E"/>
     <w:multiLevelType w:val="hybridMultilevel"/>
     <w:tmpl w:val="7526D4A8"/>
@@ -13861,7 +19221,7 @@
       </w:pPr>
     </w:lvl>
   </w:abstractNum>
-  <w:abstractNum w:abstractNumId="30">
+  <w:abstractNum w:abstractNumId="33">
     <w:nsid w:val="7F9545AD"/>
     <w:multiLevelType w:val="hybridMultilevel"/>
     <w:tmpl w:val="F30A5848"/>
@@ -13951,16 +19311,16 @@
     <w:abstractNumId w:val="10"/>
   </w:num>
   <w:num w:numId="2">
-    <w:abstractNumId w:val="29"/>
+    <w:abstractNumId w:val="32"/>
   </w:num>
   <w:num w:numId="3">
-    <w:abstractNumId w:val="23"/>
+    <w:abstractNumId w:val="24"/>
   </w:num>
   <w:num w:numId="4">
     <w:abstractNumId w:val="20"/>
   </w:num>
   <w:num w:numId="5">
-    <w:abstractNumId w:val="23"/>
+    <w:abstractNumId w:val="24"/>
     <w:lvlOverride w:ilvl="0">
       <w:startOverride w:val="1"/>
     </w:lvlOverride>
@@ -13972,10 +19332,10 @@
     <w:abstractNumId w:val="7"/>
   </w:num>
   <w:num w:numId="8">
-    <w:abstractNumId w:val="22"/>
+    <w:abstractNumId w:val="23"/>
   </w:num>
   <w:num w:numId="9">
-    <w:abstractNumId w:val="23"/>
+    <w:abstractNumId w:val="24"/>
     <w:lvlOverride w:ilvl="0">
       <w:startOverride w:val="1"/>
     </w:lvlOverride>
@@ -13990,13 +19350,13 @@
     <w:abstractNumId w:val="5"/>
   </w:num>
   <w:num w:numId="13">
-    <w:abstractNumId w:val="27"/>
+    <w:abstractNumId w:val="29"/>
   </w:num>
   <w:num w:numId="14">
-    <w:abstractNumId w:val="30"/>
+    <w:abstractNumId w:val="33"/>
   </w:num>
   <w:num w:numId="15">
-    <w:abstractNumId w:val="25"/>
+    <w:abstractNumId w:val="27"/>
   </w:num>
   <w:num w:numId="16">
     <w:abstractNumId w:val="14"/>
@@ -14014,7 +19374,7 @@
     <w:abstractNumId w:val="1"/>
   </w:num>
   <w:num w:numId="21">
-    <w:abstractNumId w:val="26"/>
+    <w:abstractNumId w:val="28"/>
   </w:num>
   <w:num w:numId="22">
     <w:abstractNumId w:val="11"/>
@@ -14026,10 +19386,10 @@
     <w:abstractNumId w:val="15"/>
   </w:num>
   <w:num w:numId="25">
-    <w:abstractNumId w:val="24"/>
+    <w:abstractNumId w:val="25"/>
   </w:num>
   <w:num w:numId="26">
-    <w:abstractNumId w:val="28"/>
+    <w:abstractNumId w:val="30"/>
   </w:num>
   <w:num w:numId="27">
     <w:abstractNumId w:val="18"/>
@@ -14038,7 +19398,7 @@
     <w:abstractNumId w:val="19"/>
   </w:num>
   <w:num w:numId="29">
-    <w:abstractNumId w:val="21"/>
+    <w:abstractNumId w:val="22"/>
   </w:num>
   <w:num w:numId="30">
     <w:abstractNumId w:val="0"/>
@@ -14051,6 +19411,21 @@
   </w:num>
   <w:num w:numId="33">
     <w:abstractNumId w:val="9"/>
+  </w:num>
+  <w:num w:numId="34">
+    <w:abstractNumId w:val="24"/>
+    <w:lvlOverride w:ilvl="0">
+      <w:startOverride w:val="1"/>
+    </w:lvlOverride>
+  </w:num>
+  <w:num w:numId="35">
+    <w:abstractNumId w:val="31"/>
+  </w:num>
+  <w:num w:numId="36">
+    <w:abstractNumId w:val="21"/>
+  </w:num>
+  <w:num w:numId="37">
+    <w:abstractNumId w:val="26"/>
   </w:num>
   <w:numIdMacAtCleanup w:val="28"/>
 </w:numbering>
@@ -14946,6 +20321,1027 @@
 </w:styles>
 </file>
 
+<file path=word/charts/chart1.xml><?xml version="1.0" encoding="utf-8"?>
+<c:chartSpace xmlns:c="http://schemas.openxmlformats.org/drawingml/2006/chart" xmlns:a="http://schemas.openxmlformats.org/drawingml/2006/main" xmlns:r="http://schemas.openxmlformats.org/officeDocument/2006/relationships">
+  <c:date1904 val="1"/>
+  <c:lang val="zh-CN"/>
+  <c:chart>
+    <c:plotArea>
+      <c:layout/>
+      <c:barChart>
+        <c:barDir val="col"/>
+        <c:grouping val="clustered"/>
+        <c:ser>
+          <c:idx val="0"/>
+          <c:order val="0"/>
+          <c:tx>
+            <c:strRef>
+              <c:f>Sheet1!$B$1</c:f>
+              <c:strCache>
+                <c:ptCount val="1"/>
+                <c:pt idx="0">
+                  <c:v>原有缓存策略</c:v>
+                </c:pt>
+              </c:strCache>
+            </c:strRef>
+          </c:tx>
+          <c:cat>
+            <c:numRef>
+              <c:f>Sheet1!$A$2:$A$5</c:f>
+              <c:numCache>
+                <c:formatCode>General</c:formatCode>
+                <c:ptCount val="4"/>
+                <c:pt idx="0">
+                  <c:v>16</c:v>
+                </c:pt>
+                <c:pt idx="1">
+                  <c:v>32</c:v>
+                </c:pt>
+                <c:pt idx="2">
+                  <c:v>64</c:v>
+                </c:pt>
+                <c:pt idx="3">
+                  <c:v>128</c:v>
+                </c:pt>
+              </c:numCache>
+            </c:numRef>
+          </c:cat>
+          <c:val>
+            <c:numRef>
+              <c:f>Sheet1!$B$2:$B$5</c:f>
+              <c:numCache>
+                <c:formatCode>General</c:formatCode>
+                <c:ptCount val="4"/>
+                <c:pt idx="0">
+                  <c:v>1711.2</c:v>
+                </c:pt>
+                <c:pt idx="1">
+                  <c:v>3007.2</c:v>
+                </c:pt>
+                <c:pt idx="2">
+                  <c:v>5746</c:v>
+                </c:pt>
+                <c:pt idx="3">
+                  <c:v>11817.2</c:v>
+                </c:pt>
+              </c:numCache>
+            </c:numRef>
+          </c:val>
+        </c:ser>
+        <c:ser>
+          <c:idx val="1"/>
+          <c:order val="1"/>
+          <c:tx>
+            <c:strRef>
+              <c:f>Sheet1!$C$1</c:f>
+              <c:strCache>
+                <c:ptCount val="1"/>
+                <c:pt idx="0">
+                  <c:v>HashTable 512桶</c:v>
+                </c:pt>
+              </c:strCache>
+            </c:strRef>
+          </c:tx>
+          <c:cat>
+            <c:numRef>
+              <c:f>Sheet1!$A$2:$A$5</c:f>
+              <c:numCache>
+                <c:formatCode>General</c:formatCode>
+                <c:ptCount val="4"/>
+                <c:pt idx="0">
+                  <c:v>16</c:v>
+                </c:pt>
+                <c:pt idx="1">
+                  <c:v>32</c:v>
+                </c:pt>
+                <c:pt idx="2">
+                  <c:v>64</c:v>
+                </c:pt>
+                <c:pt idx="3">
+                  <c:v>128</c:v>
+                </c:pt>
+              </c:numCache>
+            </c:numRef>
+          </c:cat>
+          <c:val>
+            <c:numRef>
+              <c:f>Sheet1!$C$2:$C$5</c:f>
+              <c:numCache>
+                <c:formatCode>General</c:formatCode>
+                <c:ptCount val="4"/>
+                <c:pt idx="0">
+                  <c:v>1686.2</c:v>
+                </c:pt>
+                <c:pt idx="1">
+                  <c:v>2937.4</c:v>
+                </c:pt>
+                <c:pt idx="2">
+                  <c:v>5670.2</c:v>
+                </c:pt>
+                <c:pt idx="3">
+                  <c:v>11221</c:v>
+                </c:pt>
+              </c:numCache>
+            </c:numRef>
+          </c:val>
+        </c:ser>
+        <c:ser>
+          <c:idx val="2"/>
+          <c:order val="2"/>
+          <c:tx>
+            <c:strRef>
+              <c:f>Sheet1!$D$1</c:f>
+              <c:strCache>
+                <c:ptCount val="1"/>
+                <c:pt idx="0">
+                  <c:v>HashTable 1024桶</c:v>
+                </c:pt>
+              </c:strCache>
+            </c:strRef>
+          </c:tx>
+          <c:cat>
+            <c:numRef>
+              <c:f>Sheet1!$A$2:$A$5</c:f>
+              <c:numCache>
+                <c:formatCode>General</c:formatCode>
+                <c:ptCount val="4"/>
+                <c:pt idx="0">
+                  <c:v>16</c:v>
+                </c:pt>
+                <c:pt idx="1">
+                  <c:v>32</c:v>
+                </c:pt>
+                <c:pt idx="2">
+                  <c:v>64</c:v>
+                </c:pt>
+                <c:pt idx="3">
+                  <c:v>128</c:v>
+                </c:pt>
+              </c:numCache>
+            </c:numRef>
+          </c:cat>
+          <c:val>
+            <c:numRef>
+              <c:f>Sheet1!$D$2:$D$5</c:f>
+              <c:numCache>
+                <c:formatCode>General</c:formatCode>
+                <c:ptCount val="4"/>
+                <c:pt idx="0">
+                  <c:v>1606.4</c:v>
+                </c:pt>
+                <c:pt idx="1">
+                  <c:v>2825.8</c:v>
+                </c:pt>
+                <c:pt idx="2">
+                  <c:v>5541.6</c:v>
+                </c:pt>
+                <c:pt idx="3">
+                  <c:v>11006.6</c:v>
+                </c:pt>
+              </c:numCache>
+            </c:numRef>
+          </c:val>
+        </c:ser>
+        <c:ser>
+          <c:idx val="3"/>
+          <c:order val="3"/>
+          <c:tx>
+            <c:strRef>
+              <c:f>Sheet1!$E$1</c:f>
+              <c:strCache>
+                <c:ptCount val="1"/>
+                <c:pt idx="0">
+                  <c:v>HashTable 2048桶</c:v>
+                </c:pt>
+              </c:strCache>
+            </c:strRef>
+          </c:tx>
+          <c:cat>
+            <c:numRef>
+              <c:f>Sheet1!$A$2:$A$5</c:f>
+              <c:numCache>
+                <c:formatCode>General</c:formatCode>
+                <c:ptCount val="4"/>
+                <c:pt idx="0">
+                  <c:v>16</c:v>
+                </c:pt>
+                <c:pt idx="1">
+                  <c:v>32</c:v>
+                </c:pt>
+                <c:pt idx="2">
+                  <c:v>64</c:v>
+                </c:pt>
+                <c:pt idx="3">
+                  <c:v>128</c:v>
+                </c:pt>
+              </c:numCache>
+            </c:numRef>
+          </c:cat>
+          <c:val>
+            <c:numRef>
+              <c:f>Sheet1!$E$2:$E$5</c:f>
+              <c:numCache>
+                <c:formatCode>General</c:formatCode>
+                <c:ptCount val="4"/>
+                <c:pt idx="0">
+                  <c:v>1553.6</c:v>
+                </c:pt>
+                <c:pt idx="1">
+                  <c:v>2761.4</c:v>
+                </c:pt>
+                <c:pt idx="2">
+                  <c:v>5431.4</c:v>
+                </c:pt>
+                <c:pt idx="3">
+                  <c:v>10738.2</c:v>
+                </c:pt>
+              </c:numCache>
+            </c:numRef>
+          </c:val>
+        </c:ser>
+        <c:ser>
+          <c:idx val="4"/>
+          <c:order val="4"/>
+          <c:tx>
+            <c:strRef>
+              <c:f>Sheet1!$F$1</c:f>
+              <c:strCache>
+                <c:ptCount val="1"/>
+                <c:pt idx="0">
+                  <c:v>HashTable 4096桶</c:v>
+                </c:pt>
+              </c:strCache>
+            </c:strRef>
+          </c:tx>
+          <c:cat>
+            <c:numRef>
+              <c:f>Sheet1!$A$2:$A$5</c:f>
+              <c:numCache>
+                <c:formatCode>General</c:formatCode>
+                <c:ptCount val="4"/>
+                <c:pt idx="0">
+                  <c:v>16</c:v>
+                </c:pt>
+                <c:pt idx="1">
+                  <c:v>32</c:v>
+                </c:pt>
+                <c:pt idx="2">
+                  <c:v>64</c:v>
+                </c:pt>
+                <c:pt idx="3">
+                  <c:v>128</c:v>
+                </c:pt>
+              </c:numCache>
+            </c:numRef>
+          </c:cat>
+          <c:val>
+            <c:numRef>
+              <c:f>Sheet1!$F$2:$F$5</c:f>
+              <c:numCache>
+                <c:formatCode>General</c:formatCode>
+                <c:ptCount val="4"/>
+                <c:pt idx="0">
+                  <c:v>1554</c:v>
+                </c:pt>
+                <c:pt idx="1">
+                  <c:v>2753.6</c:v>
+                </c:pt>
+                <c:pt idx="2">
+                  <c:v>5414.4</c:v>
+                </c:pt>
+                <c:pt idx="3">
+                  <c:v>10698.6</c:v>
+                </c:pt>
+              </c:numCache>
+            </c:numRef>
+          </c:val>
+        </c:ser>
+        <c:axId val="325796224"/>
+        <c:axId val="326085248"/>
+      </c:barChart>
+      <c:catAx>
+        <c:axId val="325796224"/>
+        <c:scaling>
+          <c:orientation val="minMax"/>
+        </c:scaling>
+        <c:axPos val="b"/>
+        <c:numFmt formatCode="General" sourceLinked="1"/>
+        <c:tickLblPos val="nextTo"/>
+        <c:crossAx val="326085248"/>
+        <c:crosses val="autoZero"/>
+        <c:auto val="1"/>
+        <c:lblAlgn val="ctr"/>
+        <c:lblOffset val="100"/>
+      </c:catAx>
+      <c:valAx>
+        <c:axId val="326085248"/>
+        <c:scaling>
+          <c:orientation val="minMax"/>
+        </c:scaling>
+        <c:axPos val="l"/>
+        <c:majorGridlines/>
+        <c:numFmt formatCode="General" sourceLinked="1"/>
+        <c:tickLblPos val="nextTo"/>
+        <c:crossAx val="325796224"/>
+        <c:crosses val="autoZero"/>
+        <c:crossBetween val="between"/>
+      </c:valAx>
+    </c:plotArea>
+    <c:legend>
+      <c:legendPos val="r"/>
+    </c:legend>
+    <c:plotVisOnly val="1"/>
+  </c:chart>
+  <c:spPr>
+    <a:ln>
+      <a:noFill/>
+    </a:ln>
+  </c:spPr>
+  <c:externalData r:id="rId1"/>
+</c:chartSpace>
+</file>
+
+<file path=word/charts/chart2.xml><?xml version="1.0" encoding="utf-8"?>
+<c:chartSpace xmlns:c="http://schemas.openxmlformats.org/drawingml/2006/chart" xmlns:a="http://schemas.openxmlformats.org/drawingml/2006/main" xmlns:r="http://schemas.openxmlformats.org/officeDocument/2006/relationships">
+  <c:date1904 val="1"/>
+  <c:lang val="zh-CN"/>
+  <c:chart>
+    <c:plotArea>
+      <c:layout/>
+      <c:barChart>
+        <c:barDir val="col"/>
+        <c:grouping val="clustered"/>
+        <c:ser>
+          <c:idx val="0"/>
+          <c:order val="0"/>
+          <c:tx>
+            <c:strRef>
+              <c:f>Sheet1!$B$1</c:f>
+              <c:strCache>
+                <c:ptCount val="1"/>
+                <c:pt idx="0">
+                  <c:v>原有缓存策略</c:v>
+                </c:pt>
+              </c:strCache>
+            </c:strRef>
+          </c:tx>
+          <c:cat>
+            <c:numRef>
+              <c:f>Sheet1!$A$2:$A$5</c:f>
+              <c:numCache>
+                <c:formatCode>General</c:formatCode>
+                <c:ptCount val="4"/>
+                <c:pt idx="0">
+                  <c:v>16</c:v>
+                </c:pt>
+                <c:pt idx="1">
+                  <c:v>32</c:v>
+                </c:pt>
+                <c:pt idx="2">
+                  <c:v>64</c:v>
+                </c:pt>
+                <c:pt idx="3">
+                  <c:v>128</c:v>
+                </c:pt>
+              </c:numCache>
+            </c:numRef>
+          </c:cat>
+          <c:val>
+            <c:numRef>
+              <c:f>Sheet1!$B$2:$B$5</c:f>
+              <c:numCache>
+                <c:formatCode>General</c:formatCode>
+                <c:ptCount val="4"/>
+                <c:pt idx="0">
+                  <c:v>1711.2</c:v>
+                </c:pt>
+                <c:pt idx="1">
+                  <c:v>3007.2</c:v>
+                </c:pt>
+                <c:pt idx="2">
+                  <c:v>5746</c:v>
+                </c:pt>
+                <c:pt idx="3">
+                  <c:v>11817.2</c:v>
+                </c:pt>
+              </c:numCache>
+            </c:numRef>
+          </c:val>
+        </c:ser>
+        <c:ser>
+          <c:idx val="1"/>
+          <c:order val="1"/>
+          <c:tx>
+            <c:strRef>
+              <c:f>Sheet1!$C$1</c:f>
+              <c:strCache>
+                <c:ptCount val="1"/>
+                <c:pt idx="0">
+                  <c:v>HashTable 16锁</c:v>
+                </c:pt>
+              </c:strCache>
+            </c:strRef>
+          </c:tx>
+          <c:cat>
+            <c:numRef>
+              <c:f>Sheet1!$A$2:$A$5</c:f>
+              <c:numCache>
+                <c:formatCode>General</c:formatCode>
+                <c:ptCount val="4"/>
+                <c:pt idx="0">
+                  <c:v>16</c:v>
+                </c:pt>
+                <c:pt idx="1">
+                  <c:v>32</c:v>
+                </c:pt>
+                <c:pt idx="2">
+                  <c:v>64</c:v>
+                </c:pt>
+                <c:pt idx="3">
+                  <c:v>128</c:v>
+                </c:pt>
+              </c:numCache>
+            </c:numRef>
+          </c:cat>
+          <c:val>
+            <c:numRef>
+              <c:f>Sheet1!$C$2:$C$5</c:f>
+              <c:numCache>
+                <c:formatCode>General</c:formatCode>
+                <c:ptCount val="4"/>
+                <c:pt idx="0">
+                  <c:v>1695.8</c:v>
+                </c:pt>
+                <c:pt idx="1">
+                  <c:v>2979</c:v>
+                </c:pt>
+                <c:pt idx="2">
+                  <c:v>5607</c:v>
+                </c:pt>
+                <c:pt idx="3">
+                  <c:v>11174.6</c:v>
+                </c:pt>
+              </c:numCache>
+            </c:numRef>
+          </c:val>
+        </c:ser>
+        <c:ser>
+          <c:idx val="2"/>
+          <c:order val="2"/>
+          <c:tx>
+            <c:strRef>
+              <c:f>Sheet1!$D$1</c:f>
+              <c:strCache>
+                <c:ptCount val="1"/>
+                <c:pt idx="0">
+                  <c:v>HashTable 32锁</c:v>
+                </c:pt>
+              </c:strCache>
+            </c:strRef>
+          </c:tx>
+          <c:cat>
+            <c:numRef>
+              <c:f>Sheet1!$A$2:$A$5</c:f>
+              <c:numCache>
+                <c:formatCode>General</c:formatCode>
+                <c:ptCount val="4"/>
+                <c:pt idx="0">
+                  <c:v>16</c:v>
+                </c:pt>
+                <c:pt idx="1">
+                  <c:v>32</c:v>
+                </c:pt>
+                <c:pt idx="2">
+                  <c:v>64</c:v>
+                </c:pt>
+                <c:pt idx="3">
+                  <c:v>128</c:v>
+                </c:pt>
+              </c:numCache>
+            </c:numRef>
+          </c:cat>
+          <c:val>
+            <c:numRef>
+              <c:f>Sheet1!$D$2:$D$5</c:f>
+              <c:numCache>
+                <c:formatCode>General</c:formatCode>
+                <c:ptCount val="4"/>
+                <c:pt idx="0">
+                  <c:v>1699</c:v>
+                </c:pt>
+                <c:pt idx="1">
+                  <c:v>2951</c:v>
+                </c:pt>
+                <c:pt idx="2">
+                  <c:v>5620.2</c:v>
+                </c:pt>
+                <c:pt idx="3">
+                  <c:v>11226.4</c:v>
+                </c:pt>
+              </c:numCache>
+            </c:numRef>
+          </c:val>
+        </c:ser>
+        <c:ser>
+          <c:idx val="3"/>
+          <c:order val="3"/>
+          <c:tx>
+            <c:strRef>
+              <c:f>Sheet1!$E$1</c:f>
+              <c:strCache>
+                <c:ptCount val="1"/>
+                <c:pt idx="0">
+                  <c:v>HashTable 64锁</c:v>
+                </c:pt>
+              </c:strCache>
+            </c:strRef>
+          </c:tx>
+          <c:cat>
+            <c:numRef>
+              <c:f>Sheet1!$A$2:$A$5</c:f>
+              <c:numCache>
+                <c:formatCode>General</c:formatCode>
+                <c:ptCount val="4"/>
+                <c:pt idx="0">
+                  <c:v>16</c:v>
+                </c:pt>
+                <c:pt idx="1">
+                  <c:v>32</c:v>
+                </c:pt>
+                <c:pt idx="2">
+                  <c:v>64</c:v>
+                </c:pt>
+                <c:pt idx="3">
+                  <c:v>128</c:v>
+                </c:pt>
+              </c:numCache>
+            </c:numRef>
+          </c:cat>
+          <c:val>
+            <c:numRef>
+              <c:f>Sheet1!$E$2:$E$5</c:f>
+              <c:numCache>
+                <c:formatCode>General</c:formatCode>
+                <c:ptCount val="4"/>
+                <c:pt idx="0">
+                  <c:v>1606.4</c:v>
+                </c:pt>
+                <c:pt idx="1">
+                  <c:v>2825.8</c:v>
+                </c:pt>
+                <c:pt idx="2">
+                  <c:v>5541.6</c:v>
+                </c:pt>
+                <c:pt idx="3">
+                  <c:v>11006.6</c:v>
+                </c:pt>
+              </c:numCache>
+            </c:numRef>
+          </c:val>
+        </c:ser>
+        <c:ser>
+          <c:idx val="4"/>
+          <c:order val="4"/>
+          <c:tx>
+            <c:strRef>
+              <c:f>Sheet1!$F$1</c:f>
+              <c:strCache>
+                <c:ptCount val="1"/>
+                <c:pt idx="0">
+                  <c:v>HashTable 128锁</c:v>
+                </c:pt>
+              </c:strCache>
+            </c:strRef>
+          </c:tx>
+          <c:cat>
+            <c:numRef>
+              <c:f>Sheet1!$A$2:$A$5</c:f>
+              <c:numCache>
+                <c:formatCode>General</c:formatCode>
+                <c:ptCount val="4"/>
+                <c:pt idx="0">
+                  <c:v>16</c:v>
+                </c:pt>
+                <c:pt idx="1">
+                  <c:v>32</c:v>
+                </c:pt>
+                <c:pt idx="2">
+                  <c:v>64</c:v>
+                </c:pt>
+                <c:pt idx="3">
+                  <c:v>128</c:v>
+                </c:pt>
+              </c:numCache>
+            </c:numRef>
+          </c:cat>
+          <c:val>
+            <c:numRef>
+              <c:f>Sheet1!$F$2:$F$5</c:f>
+              <c:numCache>
+                <c:formatCode>General</c:formatCode>
+                <c:ptCount val="4"/>
+                <c:pt idx="0">
+                  <c:v>1674.4</c:v>
+                </c:pt>
+                <c:pt idx="1">
+                  <c:v>2928.6</c:v>
+                </c:pt>
+                <c:pt idx="2">
+                  <c:v>5671.8</c:v>
+                </c:pt>
+                <c:pt idx="3">
+                  <c:v>11212.6</c:v>
+                </c:pt>
+              </c:numCache>
+            </c:numRef>
+          </c:val>
+        </c:ser>
+        <c:axId val="328122368"/>
+        <c:axId val="328123904"/>
+      </c:barChart>
+      <c:catAx>
+        <c:axId val="328122368"/>
+        <c:scaling>
+          <c:orientation val="minMax"/>
+        </c:scaling>
+        <c:axPos val="b"/>
+        <c:numFmt formatCode="General" sourceLinked="1"/>
+        <c:tickLblPos val="nextTo"/>
+        <c:crossAx val="328123904"/>
+        <c:crosses val="autoZero"/>
+        <c:auto val="1"/>
+        <c:lblAlgn val="ctr"/>
+        <c:lblOffset val="100"/>
+      </c:catAx>
+      <c:valAx>
+        <c:axId val="328123904"/>
+        <c:scaling>
+          <c:orientation val="minMax"/>
+        </c:scaling>
+        <c:axPos val="l"/>
+        <c:majorGridlines/>
+        <c:numFmt formatCode="General" sourceLinked="1"/>
+        <c:tickLblPos val="nextTo"/>
+        <c:crossAx val="328122368"/>
+        <c:crosses val="autoZero"/>
+        <c:crossBetween val="between"/>
+      </c:valAx>
+    </c:plotArea>
+    <c:legend>
+      <c:legendPos val="r"/>
+    </c:legend>
+    <c:plotVisOnly val="1"/>
+  </c:chart>
+  <c:spPr>
+    <a:noFill/>
+    <a:ln>
+      <a:noFill/>
+    </a:ln>
+  </c:spPr>
+  <c:externalData r:id="rId1"/>
+</c:chartSpace>
+</file>
+
+<file path=word/charts/chart3.xml><?xml version="1.0" encoding="utf-8"?>
+<c:chartSpace xmlns:c="http://schemas.openxmlformats.org/drawingml/2006/chart" xmlns:a="http://schemas.openxmlformats.org/drawingml/2006/main" xmlns:r="http://schemas.openxmlformats.org/officeDocument/2006/relationships">
+  <c:date1904 val="1"/>
+  <c:lang val="zh-CN"/>
+  <c:chart>
+    <c:plotArea>
+      <c:layout/>
+      <c:barChart>
+        <c:barDir val="col"/>
+        <c:grouping val="clustered"/>
+        <c:ser>
+          <c:idx val="0"/>
+          <c:order val="0"/>
+          <c:tx>
+            <c:strRef>
+              <c:f>Sheet1!$B$1</c:f>
+              <c:strCache>
+                <c:ptCount val="1"/>
+                <c:pt idx="0">
+                  <c:v>原有缓存策略</c:v>
+                </c:pt>
+              </c:strCache>
+            </c:strRef>
+          </c:tx>
+          <c:cat>
+            <c:numRef>
+              <c:f>Sheet1!$A$2:$A$5</c:f>
+              <c:numCache>
+                <c:formatCode>General</c:formatCode>
+                <c:ptCount val="4"/>
+                <c:pt idx="0">
+                  <c:v>16</c:v>
+                </c:pt>
+                <c:pt idx="1">
+                  <c:v>32</c:v>
+                </c:pt>
+                <c:pt idx="2">
+                  <c:v>64</c:v>
+                </c:pt>
+                <c:pt idx="3">
+                  <c:v>128</c:v>
+                </c:pt>
+              </c:numCache>
+            </c:numRef>
+          </c:cat>
+          <c:val>
+            <c:numRef>
+              <c:f>Sheet1!$B$2:$B$5</c:f>
+              <c:numCache>
+                <c:formatCode>General</c:formatCode>
+                <c:ptCount val="4"/>
+                <c:pt idx="0">
+                  <c:v>15255</c:v>
+                </c:pt>
+                <c:pt idx="1">
+                  <c:v>26046</c:v>
+                </c:pt>
+                <c:pt idx="2">
+                  <c:v>63149</c:v>
+                </c:pt>
+                <c:pt idx="3">
+                  <c:v>122955</c:v>
+                </c:pt>
+              </c:numCache>
+            </c:numRef>
+          </c:val>
+        </c:ser>
+        <c:ser>
+          <c:idx val="1"/>
+          <c:order val="1"/>
+          <c:tx>
+            <c:strRef>
+              <c:f>Sheet1!$C$1</c:f>
+              <c:strCache>
+                <c:ptCount val="1"/>
+                <c:pt idx="0">
+                  <c:v>HashTable 512桶</c:v>
+                </c:pt>
+              </c:strCache>
+            </c:strRef>
+          </c:tx>
+          <c:cat>
+            <c:numRef>
+              <c:f>Sheet1!$A$2:$A$5</c:f>
+              <c:numCache>
+                <c:formatCode>General</c:formatCode>
+                <c:ptCount val="4"/>
+                <c:pt idx="0">
+                  <c:v>16</c:v>
+                </c:pt>
+                <c:pt idx="1">
+                  <c:v>32</c:v>
+                </c:pt>
+                <c:pt idx="2">
+                  <c:v>64</c:v>
+                </c:pt>
+                <c:pt idx="3">
+                  <c:v>128</c:v>
+                </c:pt>
+              </c:numCache>
+            </c:numRef>
+          </c:cat>
+          <c:val>
+            <c:numRef>
+              <c:f>Sheet1!$C$2:$C$5</c:f>
+              <c:numCache>
+                <c:formatCode>General</c:formatCode>
+                <c:ptCount val="4"/>
+                <c:pt idx="0">
+                  <c:v>11587</c:v>
+                </c:pt>
+                <c:pt idx="1">
+                  <c:v>21388</c:v>
+                </c:pt>
+                <c:pt idx="2">
+                  <c:v>42511</c:v>
+                </c:pt>
+                <c:pt idx="3">
+                  <c:v>85111</c:v>
+                </c:pt>
+              </c:numCache>
+            </c:numRef>
+          </c:val>
+        </c:ser>
+        <c:ser>
+          <c:idx val="2"/>
+          <c:order val="2"/>
+          <c:tx>
+            <c:strRef>
+              <c:f>Sheet1!$D$1</c:f>
+              <c:strCache>
+                <c:ptCount val="1"/>
+                <c:pt idx="0">
+                  <c:v>HashTable 1024桶</c:v>
+                </c:pt>
+              </c:strCache>
+            </c:strRef>
+          </c:tx>
+          <c:cat>
+            <c:numRef>
+              <c:f>Sheet1!$A$2:$A$5</c:f>
+              <c:numCache>
+                <c:formatCode>General</c:formatCode>
+                <c:ptCount val="4"/>
+                <c:pt idx="0">
+                  <c:v>16</c:v>
+                </c:pt>
+                <c:pt idx="1">
+                  <c:v>32</c:v>
+                </c:pt>
+                <c:pt idx="2">
+                  <c:v>64</c:v>
+                </c:pt>
+                <c:pt idx="3">
+                  <c:v>128</c:v>
+                </c:pt>
+              </c:numCache>
+            </c:numRef>
+          </c:cat>
+          <c:val>
+            <c:numRef>
+              <c:f>Sheet1!$D$2:$D$5</c:f>
+              <c:numCache>
+                <c:formatCode>General</c:formatCode>
+                <c:ptCount val="4"/>
+                <c:pt idx="0">
+                  <c:v>11739</c:v>
+                </c:pt>
+                <c:pt idx="1">
+                  <c:v>21419</c:v>
+                </c:pt>
+                <c:pt idx="2">
+                  <c:v>42729</c:v>
+                </c:pt>
+                <c:pt idx="3">
+                  <c:v>85160</c:v>
+                </c:pt>
+              </c:numCache>
+            </c:numRef>
+          </c:val>
+        </c:ser>
+        <c:ser>
+          <c:idx val="3"/>
+          <c:order val="3"/>
+          <c:tx>
+            <c:strRef>
+              <c:f>Sheet1!$E$1</c:f>
+              <c:strCache>
+                <c:ptCount val="1"/>
+                <c:pt idx="0">
+                  <c:v>HashTable 2048桶</c:v>
+                </c:pt>
+              </c:strCache>
+            </c:strRef>
+          </c:tx>
+          <c:cat>
+            <c:numRef>
+              <c:f>Sheet1!$A$2:$A$5</c:f>
+              <c:numCache>
+                <c:formatCode>General</c:formatCode>
+                <c:ptCount val="4"/>
+                <c:pt idx="0">
+                  <c:v>16</c:v>
+                </c:pt>
+                <c:pt idx="1">
+                  <c:v>32</c:v>
+                </c:pt>
+                <c:pt idx="2">
+                  <c:v>64</c:v>
+                </c:pt>
+                <c:pt idx="3">
+                  <c:v>128</c:v>
+                </c:pt>
+              </c:numCache>
+            </c:numRef>
+          </c:cat>
+          <c:val>
+            <c:numRef>
+              <c:f>Sheet1!$E$2:$E$5</c:f>
+              <c:numCache>
+                <c:formatCode>General</c:formatCode>
+                <c:ptCount val="4"/>
+                <c:pt idx="0">
+                  <c:v>11591</c:v>
+                </c:pt>
+                <c:pt idx="1">
+                  <c:v>21723</c:v>
+                </c:pt>
+                <c:pt idx="2">
+                  <c:v>43094</c:v>
+                </c:pt>
+                <c:pt idx="3">
+                  <c:v>86468</c:v>
+                </c:pt>
+              </c:numCache>
+            </c:numRef>
+          </c:val>
+        </c:ser>
+        <c:ser>
+          <c:idx val="4"/>
+          <c:order val="4"/>
+          <c:tx>
+            <c:strRef>
+              <c:f>Sheet1!$F$1</c:f>
+              <c:strCache>
+                <c:ptCount val="1"/>
+                <c:pt idx="0">
+                  <c:v>HashTable 4096桶</c:v>
+                </c:pt>
+              </c:strCache>
+            </c:strRef>
+          </c:tx>
+          <c:cat>
+            <c:numRef>
+              <c:f>Sheet1!$A$2:$A$5</c:f>
+              <c:numCache>
+                <c:formatCode>General</c:formatCode>
+                <c:ptCount val="4"/>
+                <c:pt idx="0">
+                  <c:v>16</c:v>
+                </c:pt>
+                <c:pt idx="1">
+                  <c:v>32</c:v>
+                </c:pt>
+                <c:pt idx="2">
+                  <c:v>64</c:v>
+                </c:pt>
+                <c:pt idx="3">
+                  <c:v>128</c:v>
+                </c:pt>
+              </c:numCache>
+            </c:numRef>
+          </c:cat>
+          <c:val>
+            <c:numRef>
+              <c:f>Sheet1!$F$2:$F$5</c:f>
+              <c:numCache>
+                <c:formatCode>General</c:formatCode>
+                <c:ptCount val="4"/>
+                <c:pt idx="0">
+                  <c:v>11400</c:v>
+                </c:pt>
+                <c:pt idx="1">
+                  <c:v>21554</c:v>
+                </c:pt>
+                <c:pt idx="2">
+                  <c:v>42652</c:v>
+                </c:pt>
+                <c:pt idx="3">
+                  <c:v>85086</c:v>
+                </c:pt>
+              </c:numCache>
+            </c:numRef>
+          </c:val>
+        </c:ser>
+        <c:axId val="257458560"/>
+        <c:axId val="257460096"/>
+      </c:barChart>
+      <c:catAx>
+        <c:axId val="257458560"/>
+        <c:scaling>
+          <c:orientation val="minMax"/>
+        </c:scaling>
+        <c:axPos val="b"/>
+        <c:numFmt formatCode="General" sourceLinked="1"/>
+        <c:tickLblPos val="nextTo"/>
+        <c:crossAx val="257460096"/>
+        <c:crosses val="autoZero"/>
+        <c:auto val="1"/>
+        <c:lblAlgn val="ctr"/>
+        <c:lblOffset val="100"/>
+      </c:catAx>
+      <c:valAx>
+        <c:axId val="257460096"/>
+        <c:scaling>
+          <c:orientation val="minMax"/>
+        </c:scaling>
+        <c:axPos val="l"/>
+        <c:majorGridlines/>
+        <c:numFmt formatCode="General" sourceLinked="1"/>
+        <c:tickLblPos val="nextTo"/>
+        <c:crossAx val="257458560"/>
+        <c:crosses val="autoZero"/>
+        <c:crossBetween val="between"/>
+      </c:valAx>
+    </c:plotArea>
+    <c:legend>
+      <c:legendPos val="r"/>
+    </c:legend>
+    <c:plotVisOnly val="1"/>
+  </c:chart>
+  <c:spPr>
+    <a:ln>
+      <a:noFill/>
+    </a:ln>
+  </c:spPr>
+  <c:externalData r:id="rId1"/>
+</c:chartSpace>
+</file>
+
 <file path=word/theme/theme1.xml><?xml version="1.0" encoding="utf-8"?>
 <a:theme xmlns:a="http://schemas.openxmlformats.org/drawingml/2006/main" name="Office Theme">
   <a:themeElements>

--- a/internal_doc/03.开发设计/性能/Story_查询计划缓存优化.docx
+++ b/internal_doc/03.开发设计/性能/Story_查询计划缓存优化.docx
@@ -155,9 +155,6 @@
             <w:pPr>
               <w:ind w:left="0"/>
               <w:jc w:val="left"/>
-              <w:rPr>
-                <w:rFonts w:hint="eastAsia"/>
-              </w:rPr>
             </w:pPr>
             <w:r>
               <w:rPr>
@@ -175,9 +172,6 @@
             <w:pPr>
               <w:ind w:left="0"/>
               <w:jc w:val="left"/>
-              <w:rPr>
-                <w:rFonts w:hint="eastAsia"/>
-              </w:rPr>
             </w:pPr>
             <w:r>
               <w:rPr>
@@ -8983,9 +8977,6 @@
     <w:p>
       <w:pPr>
         <w:pStyle w:val="Heading2"/>
-        <w:rPr>
-          <w:rFonts w:hint="eastAsia"/>
-        </w:rPr>
       </w:pPr>
       <w:r>
         <w:rPr>
@@ -9001,9 +8992,6 @@
           <w:ilvl w:val="0"/>
           <w:numId w:val="34"/>
         </w:numPr>
-        <w:rPr>
-          <w:rFonts w:hint="eastAsia"/>
-        </w:rPr>
       </w:pPr>
       <w:r>
         <w:rPr>
@@ -9019,11 +9007,6 @@
       </w:r>
     </w:p>
     <w:p>
-      <w:pPr>
-        <w:rPr>
-          <w:rFonts w:hint="eastAsia"/>
-        </w:rPr>
-      </w:pPr>
       <w:r>
         <w:rPr>
           <w:rFonts w:hint="eastAsia"/>
@@ -9067,9 +9050,6 @@
           <w:numId w:val="35"/>
         </w:numPr>
         <w:ind w:firstLineChars="0"/>
-        <w:rPr>
-          <w:rFonts w:hint="eastAsia"/>
-        </w:rPr>
       </w:pPr>
       <w:r>
         <w:rPr>
@@ -9086,9 +9066,6 @@
           <w:numId w:val="35"/>
         </w:numPr>
         <w:ind w:firstLineChars="0"/>
-        <w:rPr>
-          <w:rFonts w:hint="eastAsia"/>
-        </w:rPr>
       </w:pPr>
       <w:r>
         <w:rPr>
@@ -9117,9 +9094,6 @@
           <w:numId w:val="35"/>
         </w:numPr>
         <w:ind w:firstLineChars="0"/>
-        <w:rPr>
-          <w:rFonts w:hint="eastAsia"/>
-        </w:rPr>
       </w:pPr>
       <w:r>
         <w:rPr>
@@ -9142,9 +9116,6 @@
           <w:numId w:val="35"/>
         </w:numPr>
         <w:ind w:firstLineChars="0"/>
-        <w:rPr>
-          <w:rFonts w:hint="eastAsia"/>
-        </w:rPr>
       </w:pPr>
       <w:r>
         <w:rPr>
@@ -9179,9 +9150,6 @@
           <w:numId w:val="35"/>
         </w:numPr>
         <w:ind w:firstLineChars="0"/>
-        <w:rPr>
-          <w:rFonts w:hint="eastAsia"/>
-        </w:rPr>
       </w:pPr>
       <w:r>
         <w:rPr>
@@ -9206,19 +9174,10 @@
         <w:t>后五次平均获得结果</w:t>
       </w:r>
     </w:p>
-    <w:p>
-      <w:pPr>
-        <w:rPr>
-          <w:rFonts w:hint="eastAsia"/>
-        </w:rPr>
-      </w:pPr>
-    </w:p>
+    <w:p/>
     <w:p>
       <w:pPr>
         <w:pStyle w:val="Heading4"/>
-        <w:rPr>
-          <w:rFonts w:hint="eastAsia"/>
-        </w:rPr>
       </w:pPr>
       <w:r>
         <w:rPr>
@@ -9234,11 +9193,6 @@
       </w:r>
     </w:p>
     <w:p>
-      <w:pPr>
-        <w:rPr>
-          <w:rFonts w:hint="eastAsia"/>
-        </w:rPr>
-      </w:pPr>
       <w:r>
         <w:rPr>
           <w:rFonts w:hint="eastAsia"/>
@@ -9312,7 +9266,6 @@
             <w:pPr>
               <w:ind w:left="0"/>
               <w:rPr>
-                <w:rFonts w:hint="eastAsia"/>
                 <w:sz w:val="13"/>
                 <w:szCs w:val="13"/>
               </w:rPr>
@@ -9336,7 +9289,6 @@
             <w:pPr>
               <w:ind w:left="0"/>
               <w:rPr>
-                <w:rFonts w:hint="eastAsia"/>
                 <w:sz w:val="13"/>
                 <w:szCs w:val="13"/>
               </w:rPr>
@@ -9368,7 +9320,6 @@
             <w:pPr>
               <w:ind w:left="0"/>
               <w:rPr>
-                <w:rFonts w:hint="eastAsia"/>
                 <w:sz w:val="13"/>
                 <w:szCs w:val="13"/>
               </w:rPr>
@@ -9400,7 +9351,6 @@
             <w:pPr>
               <w:ind w:left="0"/>
               <w:rPr>
-                <w:rFonts w:hint="eastAsia"/>
                 <w:sz w:val="13"/>
                 <w:szCs w:val="13"/>
               </w:rPr>
@@ -9432,7 +9382,6 @@
             <w:pPr>
               <w:ind w:left="0"/>
               <w:rPr>
-                <w:rFonts w:hint="eastAsia"/>
                 <w:sz w:val="13"/>
                 <w:szCs w:val="13"/>
               </w:rPr>
@@ -9464,7 +9413,6 @@
             <w:pPr>
               <w:ind w:left="0"/>
               <w:rPr>
-                <w:rFonts w:hint="eastAsia"/>
                 <w:sz w:val="13"/>
                 <w:szCs w:val="13"/>
               </w:rPr>
@@ -9498,22 +9446,20 @@
             <w:pPr>
               <w:ind w:left="0"/>
               <w:rPr>
-                <w:rFonts w:hint="eastAsia"/>
-                <w:sz w:val="13"/>
-                <w:szCs w:val="13"/>
-              </w:rPr>
-            </w:pPr>
-          </w:p>
-        </w:tc>
-        <w:tc>
-          <w:tcPr>
-            <w:tcW w:w="0" w:type="auto"/>
-          </w:tcPr>
-          <w:p>
-            <w:pPr>
-              <w:ind w:left="0"/>
-              <w:rPr>
-                <w:rFonts w:hint="eastAsia"/>
+                <w:sz w:val="13"/>
+                <w:szCs w:val="13"/>
+              </w:rPr>
+            </w:pPr>
+          </w:p>
+        </w:tc>
+        <w:tc>
+          <w:tcPr>
+            <w:tcW w:w="0" w:type="auto"/>
+          </w:tcPr>
+          <w:p>
+            <w:pPr>
+              <w:ind w:left="0"/>
+              <w:rPr>
                 <w:sz w:val="13"/>
                 <w:szCs w:val="13"/>
               </w:rPr>
@@ -9536,7 +9482,6 @@
             <w:pPr>
               <w:ind w:left="0"/>
               <w:rPr>
-                <w:rFonts w:hint="eastAsia"/>
                 <w:sz w:val="13"/>
                 <w:szCs w:val="13"/>
               </w:rPr>
@@ -9559,7 +9504,6 @@
             <w:pPr>
               <w:ind w:left="0"/>
               <w:rPr>
-                <w:rFonts w:hint="eastAsia"/>
                 <w:sz w:val="13"/>
                 <w:szCs w:val="13"/>
               </w:rPr>
@@ -9582,7 +9526,6 @@
             <w:pPr>
               <w:ind w:left="0"/>
               <w:rPr>
-                <w:rFonts w:hint="eastAsia"/>
                 <w:sz w:val="13"/>
                 <w:szCs w:val="13"/>
               </w:rPr>
@@ -9605,7 +9548,6 @@
             <w:pPr>
               <w:ind w:left="0"/>
               <w:rPr>
-                <w:rFonts w:hint="eastAsia"/>
                 <w:sz w:val="13"/>
                 <w:szCs w:val="13"/>
               </w:rPr>
@@ -9628,7 +9570,6 @@
             <w:pPr>
               <w:ind w:left="0"/>
               <w:rPr>
-                <w:rFonts w:hint="eastAsia"/>
                 <w:sz w:val="13"/>
                 <w:szCs w:val="13"/>
               </w:rPr>
@@ -9651,7 +9592,6 @@
             <w:pPr>
               <w:ind w:left="0"/>
               <w:rPr>
-                <w:rFonts w:hint="eastAsia"/>
                 <w:sz w:val="13"/>
                 <w:szCs w:val="13"/>
               </w:rPr>
@@ -9674,7 +9614,6 @@
             <w:pPr>
               <w:ind w:left="0"/>
               <w:rPr>
-                <w:rFonts w:hint="eastAsia"/>
                 <w:sz w:val="13"/>
                 <w:szCs w:val="13"/>
               </w:rPr>
@@ -9697,7 +9636,6 @@
             <w:pPr>
               <w:ind w:left="0"/>
               <w:rPr>
-                <w:rFonts w:hint="eastAsia"/>
                 <w:sz w:val="13"/>
                 <w:szCs w:val="13"/>
               </w:rPr>
@@ -9720,7 +9658,6 @@
             <w:pPr>
               <w:ind w:left="0"/>
               <w:rPr>
-                <w:rFonts w:hint="eastAsia"/>
                 <w:sz w:val="13"/>
                 <w:szCs w:val="13"/>
               </w:rPr>
@@ -9745,7 +9682,6 @@
             <w:pPr>
               <w:ind w:left="0"/>
               <w:rPr>
-                <w:rFonts w:hint="eastAsia"/>
                 <w:sz w:val="13"/>
                 <w:szCs w:val="13"/>
               </w:rPr>
@@ -9768,7 +9704,6 @@
             <w:pPr>
               <w:ind w:left="0"/>
               <w:rPr>
-                <w:rFonts w:hint="eastAsia"/>
                 <w:sz w:val="13"/>
                 <w:szCs w:val="13"/>
               </w:rPr>
@@ -9790,7 +9725,6 @@
             <w:pPr>
               <w:ind w:left="0"/>
               <w:rPr>
-                <w:rFonts w:hint="eastAsia"/>
                 <w:sz w:val="13"/>
                 <w:szCs w:val="13"/>
               </w:rPr>
@@ -9820,7 +9754,6 @@
             <w:pPr>
               <w:ind w:left="0"/>
               <w:rPr>
-                <w:rFonts w:hint="eastAsia"/>
                 <w:sz w:val="13"/>
                 <w:szCs w:val="13"/>
               </w:rPr>
@@ -9842,7 +9775,6 @@
             <w:pPr>
               <w:ind w:left="0"/>
               <w:rPr>
-                <w:rFonts w:hint="eastAsia"/>
                 <w:sz w:val="13"/>
                 <w:szCs w:val="13"/>
               </w:rPr>
@@ -9872,7 +9804,6 @@
             <w:pPr>
               <w:ind w:left="0"/>
               <w:rPr>
-                <w:rFonts w:hint="eastAsia"/>
                 <w:sz w:val="13"/>
                 <w:szCs w:val="13"/>
               </w:rPr>
@@ -9894,7 +9825,6 @@
             <w:pPr>
               <w:ind w:left="0"/>
               <w:rPr>
-                <w:rFonts w:hint="eastAsia"/>
                 <w:sz w:val="13"/>
                 <w:szCs w:val="13"/>
               </w:rPr>
@@ -9924,7 +9854,6 @@
             <w:pPr>
               <w:ind w:left="0"/>
               <w:rPr>
-                <w:rFonts w:hint="eastAsia"/>
                 <w:sz w:val="13"/>
                 <w:szCs w:val="13"/>
               </w:rPr>
@@ -9946,7 +9875,6 @@
             <w:pPr>
               <w:ind w:left="0"/>
               <w:rPr>
-                <w:rFonts w:hint="eastAsia"/>
                 <w:sz w:val="13"/>
                 <w:szCs w:val="13"/>
               </w:rPr>
@@ -9968,7 +9896,6 @@
             <w:pPr>
               <w:ind w:left="0"/>
               <w:rPr>
-                <w:rFonts w:hint="eastAsia"/>
                 <w:sz w:val="13"/>
                 <w:szCs w:val="13"/>
               </w:rPr>
@@ -9990,7 +9917,6 @@
             <w:pPr>
               <w:ind w:left="0"/>
               <w:rPr>
-                <w:rFonts w:hint="eastAsia"/>
                 <w:sz w:val="13"/>
                 <w:szCs w:val="13"/>
               </w:rPr>
@@ -10022,7 +9948,6 @@
             <w:pPr>
               <w:ind w:left="0"/>
               <w:rPr>
-                <w:rFonts w:hint="eastAsia"/>
                 <w:sz w:val="13"/>
                 <w:szCs w:val="13"/>
               </w:rPr>
@@ -10045,7 +9970,6 @@
             <w:pPr>
               <w:ind w:left="0"/>
               <w:rPr>
-                <w:rFonts w:hint="eastAsia"/>
                 <w:sz w:val="13"/>
                 <w:szCs w:val="13"/>
               </w:rPr>
@@ -10067,7 +9991,6 @@
             <w:pPr>
               <w:ind w:left="0"/>
               <w:rPr>
-                <w:rFonts w:hint="eastAsia"/>
                 <w:sz w:val="13"/>
                 <w:szCs w:val="13"/>
               </w:rPr>
@@ -10089,7 +10012,6 @@
             <w:pPr>
               <w:ind w:left="0"/>
               <w:rPr>
-                <w:rFonts w:hint="eastAsia"/>
                 <w:sz w:val="13"/>
                 <w:szCs w:val="13"/>
               </w:rPr>
@@ -10111,7 +10033,6 @@
             <w:pPr>
               <w:ind w:left="0"/>
               <w:rPr>
-                <w:rFonts w:hint="eastAsia"/>
                 <w:sz w:val="13"/>
                 <w:szCs w:val="13"/>
               </w:rPr>
@@ -10133,7 +10054,6 @@
             <w:pPr>
               <w:ind w:left="0"/>
               <w:rPr>
-                <w:rFonts w:hint="eastAsia"/>
                 <w:sz w:val="13"/>
                 <w:szCs w:val="13"/>
               </w:rPr>
@@ -10155,7 +10075,6 @@
             <w:pPr>
               <w:ind w:left="0"/>
               <w:rPr>
-                <w:rFonts w:hint="eastAsia"/>
                 <w:sz w:val="13"/>
                 <w:szCs w:val="13"/>
               </w:rPr>
@@ -10177,7 +10096,6 @@
             <w:pPr>
               <w:ind w:left="0"/>
               <w:rPr>
-                <w:rFonts w:hint="eastAsia"/>
                 <w:sz w:val="13"/>
                 <w:szCs w:val="13"/>
               </w:rPr>
@@ -10199,7 +10117,6 @@
             <w:pPr>
               <w:ind w:left="0"/>
               <w:rPr>
-                <w:rFonts w:hint="eastAsia"/>
                 <w:sz w:val="13"/>
                 <w:szCs w:val="13"/>
               </w:rPr>
@@ -10221,7 +10138,6 @@
             <w:pPr>
               <w:ind w:left="0"/>
               <w:rPr>
-                <w:rFonts w:hint="eastAsia"/>
                 <w:sz w:val="13"/>
                 <w:szCs w:val="13"/>
               </w:rPr>
@@ -10243,7 +10159,6 @@
             <w:pPr>
               <w:ind w:left="0"/>
               <w:rPr>
-                <w:rFonts w:hint="eastAsia"/>
                 <w:sz w:val="13"/>
                 <w:szCs w:val="13"/>
               </w:rPr>
@@ -10267,7 +10182,6 @@
             <w:pPr>
               <w:ind w:left="0"/>
               <w:rPr>
-                <w:rFonts w:hint="eastAsia"/>
                 <w:sz w:val="13"/>
                 <w:szCs w:val="13"/>
               </w:rPr>
@@ -10290,7 +10204,6 @@
             <w:pPr>
               <w:ind w:left="0"/>
               <w:rPr>
-                <w:rFonts w:hint="eastAsia"/>
                 <w:sz w:val="13"/>
                 <w:szCs w:val="13"/>
               </w:rPr>
@@ -10312,7 +10225,6 @@
             <w:pPr>
               <w:ind w:left="0"/>
               <w:rPr>
-                <w:rFonts w:hint="eastAsia"/>
                 <w:sz w:val="13"/>
                 <w:szCs w:val="13"/>
               </w:rPr>
@@ -10334,7 +10246,6 @@
             <w:pPr>
               <w:ind w:left="0"/>
               <w:rPr>
-                <w:rFonts w:hint="eastAsia"/>
                 <w:sz w:val="13"/>
                 <w:szCs w:val="13"/>
               </w:rPr>
@@ -10356,7 +10267,6 @@
             <w:pPr>
               <w:ind w:left="0"/>
               <w:rPr>
-                <w:rFonts w:hint="eastAsia"/>
                 <w:sz w:val="13"/>
                 <w:szCs w:val="13"/>
               </w:rPr>
@@ -10378,7 +10288,6 @@
             <w:pPr>
               <w:ind w:left="0"/>
               <w:rPr>
-                <w:rFonts w:hint="eastAsia"/>
                 <w:sz w:val="13"/>
                 <w:szCs w:val="13"/>
               </w:rPr>
@@ -10400,7 +10309,6 @@
             <w:pPr>
               <w:ind w:left="0"/>
               <w:rPr>
-                <w:rFonts w:hint="eastAsia"/>
                 <w:sz w:val="13"/>
                 <w:szCs w:val="13"/>
               </w:rPr>
@@ -10422,7 +10330,6 @@
             <w:pPr>
               <w:ind w:left="0"/>
               <w:rPr>
-                <w:rFonts w:hint="eastAsia"/>
                 <w:sz w:val="13"/>
                 <w:szCs w:val="13"/>
               </w:rPr>
@@ -10444,7 +10351,6 @@
             <w:pPr>
               <w:ind w:left="0"/>
               <w:rPr>
-                <w:rFonts w:hint="eastAsia"/>
                 <w:sz w:val="13"/>
                 <w:szCs w:val="13"/>
               </w:rPr>
@@ -10474,7 +10380,6 @@
             <w:pPr>
               <w:ind w:left="0"/>
               <w:rPr>
-                <w:rFonts w:hint="eastAsia"/>
                 <w:sz w:val="13"/>
                 <w:szCs w:val="13"/>
               </w:rPr>
@@ -10496,7 +10401,6 @@
             <w:pPr>
               <w:ind w:left="0"/>
               <w:rPr>
-                <w:rFonts w:hint="eastAsia"/>
                 <w:sz w:val="13"/>
                 <w:szCs w:val="13"/>
               </w:rPr>
@@ -10528,7 +10432,6 @@
             <w:pPr>
               <w:ind w:left="0"/>
               <w:rPr>
-                <w:rFonts w:hint="eastAsia"/>
                 <w:sz w:val="13"/>
                 <w:szCs w:val="13"/>
               </w:rPr>
@@ -10551,7 +10454,6 @@
             <w:pPr>
               <w:ind w:left="0"/>
               <w:rPr>
-                <w:rFonts w:hint="eastAsia"/>
                 <w:sz w:val="13"/>
                 <w:szCs w:val="13"/>
               </w:rPr>
@@ -10573,7 +10475,6 @@
             <w:pPr>
               <w:ind w:left="0"/>
               <w:rPr>
-                <w:rFonts w:hint="eastAsia"/>
                 <w:sz w:val="13"/>
                 <w:szCs w:val="13"/>
               </w:rPr>
@@ -10603,7 +10504,6 @@
             <w:pPr>
               <w:ind w:left="0"/>
               <w:rPr>
-                <w:rFonts w:hint="eastAsia"/>
                 <w:sz w:val="13"/>
                 <w:szCs w:val="13"/>
               </w:rPr>
@@ -10625,7 +10525,6 @@
             <w:pPr>
               <w:ind w:left="0"/>
               <w:rPr>
-                <w:rFonts w:hint="eastAsia"/>
                 <w:sz w:val="13"/>
                 <w:szCs w:val="13"/>
               </w:rPr>
@@ -10647,7 +10546,6 @@
             <w:pPr>
               <w:ind w:left="0"/>
               <w:rPr>
-                <w:rFonts w:hint="eastAsia"/>
                 <w:sz w:val="13"/>
                 <w:szCs w:val="13"/>
               </w:rPr>
@@ -10669,7 +10567,6 @@
             <w:pPr>
               <w:ind w:left="0"/>
               <w:rPr>
-                <w:rFonts w:hint="eastAsia"/>
                 <w:sz w:val="13"/>
                 <w:szCs w:val="13"/>
               </w:rPr>
@@ -10699,7 +10596,6 @@
             <w:pPr>
               <w:ind w:left="0"/>
               <w:rPr>
-                <w:rFonts w:hint="eastAsia"/>
                 <w:sz w:val="13"/>
                 <w:szCs w:val="13"/>
               </w:rPr>
@@ -10721,7 +10617,6 @@
             <w:pPr>
               <w:ind w:left="0"/>
               <w:rPr>
-                <w:rFonts w:hint="eastAsia"/>
                 <w:sz w:val="13"/>
                 <w:szCs w:val="13"/>
               </w:rPr>
@@ -10743,7 +10638,6 @@
             <w:pPr>
               <w:ind w:left="0"/>
               <w:rPr>
-                <w:rFonts w:hint="eastAsia"/>
                 <w:sz w:val="13"/>
                 <w:szCs w:val="13"/>
               </w:rPr>
@@ -10765,7 +10659,6 @@
             <w:pPr>
               <w:ind w:left="0"/>
               <w:rPr>
-                <w:rFonts w:hint="eastAsia"/>
                 <w:sz w:val="13"/>
                 <w:szCs w:val="13"/>
               </w:rPr>
@@ -10790,11 +10683,6 @@
       </w:tr>
     </w:tbl>
     <w:p>
-      <w:pPr>
-        <w:rPr>
-          <w:rFonts w:hint="eastAsia"/>
-        </w:rPr>
-      </w:pPr>
       <w:r>
         <w:rPr>
           <w:rFonts w:hint="eastAsia"/>
@@ -10819,9 +10707,6 @@
     <w:p>
       <w:pPr>
         <w:pStyle w:val="Heading4"/>
-        <w:rPr>
-          <w:rFonts w:hint="eastAsia"/>
-        </w:rPr>
       </w:pPr>
       <w:r>
         <w:rPr>
@@ -10837,11 +10722,6 @@
       </w:r>
     </w:p>
     <w:p>
-      <w:pPr>
-        <w:rPr>
-          <w:rFonts w:hint="eastAsia"/>
-        </w:rPr>
-      </w:pPr>
       <w:r>
         <w:rPr>
           <w:rFonts w:hint="eastAsia"/>
@@ -10897,7 +10777,6 @@
             <w:pPr>
               <w:ind w:left="0"/>
               <w:rPr>
-                <w:rFonts w:hint="eastAsia"/>
                 <w:sz w:val="13"/>
                 <w:szCs w:val="13"/>
               </w:rPr>
@@ -10921,7 +10800,6 @@
             <w:pPr>
               <w:ind w:left="0"/>
               <w:rPr>
-                <w:rFonts w:hint="eastAsia"/>
                 <w:sz w:val="13"/>
                 <w:szCs w:val="13"/>
               </w:rPr>
@@ -10953,7 +10831,6 @@
             <w:pPr>
               <w:ind w:left="0"/>
               <w:rPr>
-                <w:rFonts w:hint="eastAsia"/>
                 <w:sz w:val="13"/>
                 <w:szCs w:val="13"/>
               </w:rPr>
@@ -10985,7 +10862,6 @@
             <w:pPr>
               <w:ind w:left="0"/>
               <w:rPr>
-                <w:rFonts w:hint="eastAsia"/>
                 <w:sz w:val="13"/>
                 <w:szCs w:val="13"/>
               </w:rPr>
@@ -11017,7 +10893,6 @@
             <w:pPr>
               <w:ind w:left="0"/>
               <w:rPr>
-                <w:rFonts w:hint="eastAsia"/>
                 <w:sz w:val="13"/>
                 <w:szCs w:val="13"/>
               </w:rPr>
@@ -11049,7 +10924,6 @@
             <w:pPr>
               <w:ind w:left="0"/>
               <w:rPr>
-                <w:rFonts w:hint="eastAsia"/>
                 <w:sz w:val="13"/>
                 <w:szCs w:val="13"/>
               </w:rPr>
@@ -11083,22 +10957,20 @@
             <w:pPr>
               <w:ind w:left="0"/>
               <w:rPr>
-                <w:rFonts w:hint="eastAsia"/>
-                <w:sz w:val="13"/>
-                <w:szCs w:val="13"/>
-              </w:rPr>
-            </w:pPr>
-          </w:p>
-        </w:tc>
-        <w:tc>
-          <w:tcPr>
-            <w:tcW w:w="0" w:type="auto"/>
-          </w:tcPr>
-          <w:p>
-            <w:pPr>
-              <w:ind w:left="0"/>
-              <w:rPr>
-                <w:rFonts w:hint="eastAsia"/>
+                <w:sz w:val="13"/>
+                <w:szCs w:val="13"/>
+              </w:rPr>
+            </w:pPr>
+          </w:p>
+        </w:tc>
+        <w:tc>
+          <w:tcPr>
+            <w:tcW w:w="0" w:type="auto"/>
+          </w:tcPr>
+          <w:p>
+            <w:pPr>
+              <w:ind w:left="0"/>
+              <w:rPr>
                 <w:sz w:val="13"/>
                 <w:szCs w:val="13"/>
               </w:rPr>
@@ -11121,7 +10993,6 @@
             <w:pPr>
               <w:ind w:left="0"/>
               <w:rPr>
-                <w:rFonts w:hint="eastAsia"/>
                 <w:sz w:val="13"/>
                 <w:szCs w:val="13"/>
               </w:rPr>
@@ -11144,7 +11015,6 @@
             <w:pPr>
               <w:ind w:left="0"/>
               <w:rPr>
-                <w:rFonts w:hint="eastAsia"/>
                 <w:sz w:val="13"/>
                 <w:szCs w:val="13"/>
               </w:rPr>
@@ -11167,7 +11037,6 @@
             <w:pPr>
               <w:ind w:left="0"/>
               <w:rPr>
-                <w:rFonts w:hint="eastAsia"/>
                 <w:sz w:val="13"/>
                 <w:szCs w:val="13"/>
               </w:rPr>
@@ -11190,7 +11059,6 @@
             <w:pPr>
               <w:ind w:left="0"/>
               <w:rPr>
-                <w:rFonts w:hint="eastAsia"/>
                 <w:sz w:val="13"/>
                 <w:szCs w:val="13"/>
               </w:rPr>
@@ -11213,7 +11081,6 @@
             <w:pPr>
               <w:ind w:left="0"/>
               <w:rPr>
-                <w:rFonts w:hint="eastAsia"/>
                 <w:sz w:val="13"/>
                 <w:szCs w:val="13"/>
               </w:rPr>
@@ -11236,7 +11103,6 @@
             <w:pPr>
               <w:ind w:left="0"/>
               <w:rPr>
-                <w:rFonts w:hint="eastAsia"/>
                 <w:sz w:val="13"/>
                 <w:szCs w:val="13"/>
               </w:rPr>
@@ -11259,7 +11125,6 @@
             <w:pPr>
               <w:ind w:left="0"/>
               <w:rPr>
-                <w:rFonts w:hint="eastAsia"/>
                 <w:sz w:val="13"/>
                 <w:szCs w:val="13"/>
               </w:rPr>
@@ -11282,7 +11147,6 @@
             <w:pPr>
               <w:ind w:left="0"/>
               <w:rPr>
-                <w:rFonts w:hint="eastAsia"/>
                 <w:sz w:val="13"/>
                 <w:szCs w:val="13"/>
               </w:rPr>
@@ -11305,7 +11169,6 @@
             <w:pPr>
               <w:ind w:left="0"/>
               <w:rPr>
-                <w:rFonts w:hint="eastAsia"/>
                 <w:sz w:val="13"/>
                 <w:szCs w:val="13"/>
               </w:rPr>
@@ -11330,7 +11193,6 @@
             <w:pPr>
               <w:ind w:left="0"/>
               <w:rPr>
-                <w:rFonts w:hint="eastAsia"/>
                 <w:sz w:val="13"/>
                 <w:szCs w:val="13"/>
               </w:rPr>
@@ -11353,7 +11215,6 @@
             <w:pPr>
               <w:ind w:left="0"/>
               <w:rPr>
-                <w:rFonts w:hint="eastAsia"/>
                 <w:sz w:val="13"/>
                 <w:szCs w:val="13"/>
               </w:rPr>
@@ -11375,7 +11236,6 @@
             <w:pPr>
               <w:ind w:left="0"/>
               <w:rPr>
-                <w:rFonts w:hint="eastAsia"/>
                 <w:sz w:val="13"/>
                 <w:szCs w:val="13"/>
               </w:rPr>
@@ -11405,7 +11265,6 @@
             <w:pPr>
               <w:ind w:left="0"/>
               <w:rPr>
-                <w:rFonts w:hint="eastAsia"/>
                 <w:sz w:val="13"/>
                 <w:szCs w:val="13"/>
               </w:rPr>
@@ -11427,7 +11286,6 @@
             <w:pPr>
               <w:ind w:left="0"/>
               <w:rPr>
-                <w:rFonts w:hint="eastAsia"/>
                 <w:sz w:val="13"/>
                 <w:szCs w:val="13"/>
               </w:rPr>
@@ -11457,7 +11315,6 @@
             <w:pPr>
               <w:ind w:left="0"/>
               <w:rPr>
-                <w:rFonts w:hint="eastAsia"/>
                 <w:sz w:val="13"/>
                 <w:szCs w:val="13"/>
               </w:rPr>
@@ -11479,7 +11336,6 @@
             <w:pPr>
               <w:ind w:left="0"/>
               <w:rPr>
-                <w:rFonts w:hint="eastAsia"/>
                 <w:sz w:val="13"/>
                 <w:szCs w:val="13"/>
               </w:rPr>
@@ -11509,7 +11365,6 @@
             <w:pPr>
               <w:ind w:left="0"/>
               <w:rPr>
-                <w:rFonts w:hint="eastAsia"/>
                 <w:sz w:val="13"/>
                 <w:szCs w:val="13"/>
               </w:rPr>
@@ -11531,7 +11386,6 @@
             <w:pPr>
               <w:ind w:left="0"/>
               <w:rPr>
-                <w:rFonts w:hint="eastAsia"/>
                 <w:sz w:val="13"/>
                 <w:szCs w:val="13"/>
               </w:rPr>
@@ -11561,7 +11415,6 @@
             <w:pPr>
               <w:ind w:left="0"/>
               <w:rPr>
-                <w:rFonts w:hint="eastAsia"/>
                 <w:sz w:val="13"/>
                 <w:szCs w:val="13"/>
               </w:rPr>
@@ -11583,7 +11436,6 @@
             <w:pPr>
               <w:ind w:left="0"/>
               <w:rPr>
-                <w:rFonts w:hint="eastAsia"/>
                 <w:sz w:val="13"/>
                 <w:szCs w:val="13"/>
               </w:rPr>
@@ -11615,7 +11467,6 @@
             <w:pPr>
               <w:ind w:left="0"/>
               <w:rPr>
-                <w:rFonts w:hint="eastAsia"/>
                 <w:sz w:val="13"/>
                 <w:szCs w:val="13"/>
               </w:rPr>
@@ -11638,7 +11489,6 @@
             <w:pPr>
               <w:ind w:left="0"/>
               <w:rPr>
-                <w:rFonts w:hint="eastAsia"/>
                 <w:sz w:val="13"/>
                 <w:szCs w:val="13"/>
               </w:rPr>
@@ -11660,7 +11510,6 @@
             <w:pPr>
               <w:ind w:left="0"/>
               <w:rPr>
-                <w:rFonts w:hint="eastAsia"/>
                 <w:sz w:val="13"/>
                 <w:szCs w:val="13"/>
               </w:rPr>
@@ -11682,7 +11531,6 @@
             <w:pPr>
               <w:ind w:left="0"/>
               <w:rPr>
-                <w:rFonts w:hint="eastAsia"/>
                 <w:sz w:val="13"/>
                 <w:szCs w:val="13"/>
               </w:rPr>
@@ -11704,7 +11552,6 @@
             <w:pPr>
               <w:ind w:left="0"/>
               <w:rPr>
-                <w:rFonts w:hint="eastAsia"/>
                 <w:sz w:val="13"/>
                 <w:szCs w:val="13"/>
               </w:rPr>
@@ -11726,7 +11573,6 @@
             <w:pPr>
               <w:ind w:left="0"/>
               <w:rPr>
-                <w:rFonts w:hint="eastAsia"/>
                 <w:sz w:val="13"/>
                 <w:szCs w:val="13"/>
               </w:rPr>
@@ -11748,7 +11594,6 @@
             <w:pPr>
               <w:ind w:left="0"/>
               <w:rPr>
-                <w:rFonts w:hint="eastAsia"/>
                 <w:sz w:val="13"/>
                 <w:szCs w:val="13"/>
               </w:rPr>
@@ -11770,7 +11615,6 @@
             <w:pPr>
               <w:ind w:left="0"/>
               <w:rPr>
-                <w:rFonts w:hint="eastAsia"/>
                 <w:sz w:val="13"/>
                 <w:szCs w:val="13"/>
               </w:rPr>
@@ -11792,7 +11636,6 @@
             <w:pPr>
               <w:ind w:left="0"/>
               <w:rPr>
-                <w:rFonts w:hint="eastAsia"/>
                 <w:sz w:val="13"/>
                 <w:szCs w:val="13"/>
               </w:rPr>
@@ -11814,7 +11657,6 @@
             <w:pPr>
               <w:ind w:left="0"/>
               <w:rPr>
-                <w:rFonts w:hint="eastAsia"/>
                 <w:sz w:val="13"/>
                 <w:szCs w:val="13"/>
               </w:rPr>
@@ -11836,7 +11678,6 @@
             <w:pPr>
               <w:ind w:left="0"/>
               <w:rPr>
-                <w:rFonts w:hint="eastAsia"/>
                 <w:sz w:val="13"/>
                 <w:szCs w:val="13"/>
               </w:rPr>
@@ -11868,7 +11709,6 @@
             <w:pPr>
               <w:ind w:left="0"/>
               <w:rPr>
-                <w:rFonts w:hint="eastAsia"/>
                 <w:sz w:val="13"/>
                 <w:szCs w:val="13"/>
               </w:rPr>
@@ -11891,7 +11731,6 @@
             <w:pPr>
               <w:ind w:left="0"/>
               <w:rPr>
-                <w:rFonts w:hint="eastAsia"/>
                 <w:sz w:val="13"/>
                 <w:szCs w:val="13"/>
               </w:rPr>
@@ -11913,7 +11752,6 @@
             <w:pPr>
               <w:ind w:left="0"/>
               <w:rPr>
-                <w:rFonts w:hint="eastAsia"/>
                 <w:sz w:val="13"/>
                 <w:szCs w:val="13"/>
               </w:rPr>
@@ -11935,7 +11773,6 @@
             <w:pPr>
               <w:ind w:left="0"/>
               <w:rPr>
-                <w:rFonts w:hint="eastAsia"/>
                 <w:sz w:val="13"/>
                 <w:szCs w:val="13"/>
               </w:rPr>
@@ -11957,7 +11794,6 @@
             <w:pPr>
               <w:ind w:left="0"/>
               <w:rPr>
-                <w:rFonts w:hint="eastAsia"/>
                 <w:sz w:val="13"/>
                 <w:szCs w:val="13"/>
               </w:rPr>
@@ -11987,7 +11823,6 @@
             <w:pPr>
               <w:ind w:left="0"/>
               <w:rPr>
-                <w:rFonts w:hint="eastAsia"/>
                 <w:sz w:val="13"/>
                 <w:szCs w:val="13"/>
               </w:rPr>
@@ -12009,7 +11844,6 @@
             <w:pPr>
               <w:ind w:left="0"/>
               <w:rPr>
-                <w:rFonts w:hint="eastAsia"/>
                 <w:sz w:val="13"/>
                 <w:szCs w:val="13"/>
               </w:rPr>
@@ -12039,7 +11873,6 @@
             <w:pPr>
               <w:ind w:left="0"/>
               <w:rPr>
-                <w:rFonts w:hint="eastAsia"/>
                 <w:sz w:val="13"/>
                 <w:szCs w:val="13"/>
               </w:rPr>
@@ -12061,7 +11894,6 @@
             <w:pPr>
               <w:ind w:left="0"/>
               <w:rPr>
-                <w:rFonts w:hint="eastAsia"/>
                 <w:sz w:val="13"/>
                 <w:szCs w:val="13"/>
               </w:rPr>
@@ -12083,7 +11915,6 @@
             <w:pPr>
               <w:ind w:left="0"/>
               <w:rPr>
-                <w:rFonts w:hint="eastAsia"/>
                 <w:sz w:val="13"/>
                 <w:szCs w:val="13"/>
               </w:rPr>
@@ -12105,7 +11936,6 @@
             <w:pPr>
               <w:ind w:left="0"/>
               <w:rPr>
-                <w:rFonts w:hint="eastAsia"/>
                 <w:sz w:val="13"/>
                 <w:szCs w:val="13"/>
               </w:rPr>
@@ -12129,7 +11959,6 @@
             <w:pPr>
               <w:ind w:left="0"/>
               <w:rPr>
-                <w:rFonts w:hint="eastAsia"/>
                 <w:sz w:val="13"/>
                 <w:szCs w:val="13"/>
               </w:rPr>
@@ -12152,7 +11981,6 @@
             <w:pPr>
               <w:ind w:left="0"/>
               <w:rPr>
-                <w:rFonts w:hint="eastAsia"/>
                 <w:sz w:val="13"/>
                 <w:szCs w:val="13"/>
               </w:rPr>
@@ -12174,7 +12002,6 @@
             <w:pPr>
               <w:ind w:left="0"/>
               <w:rPr>
-                <w:rFonts w:hint="eastAsia"/>
                 <w:sz w:val="13"/>
                 <w:szCs w:val="13"/>
               </w:rPr>
@@ -12204,7 +12031,6 @@
             <w:pPr>
               <w:ind w:left="0"/>
               <w:rPr>
-                <w:rFonts w:hint="eastAsia"/>
                 <w:sz w:val="13"/>
                 <w:szCs w:val="13"/>
               </w:rPr>
@@ -12226,7 +12052,6 @@
             <w:pPr>
               <w:ind w:left="0"/>
               <w:rPr>
-                <w:rFonts w:hint="eastAsia"/>
                 <w:sz w:val="13"/>
                 <w:szCs w:val="13"/>
               </w:rPr>
@@ -12248,7 +12073,6 @@
             <w:pPr>
               <w:ind w:left="0"/>
               <w:rPr>
-                <w:rFonts w:hint="eastAsia"/>
                 <w:sz w:val="13"/>
                 <w:szCs w:val="13"/>
               </w:rPr>
@@ -12270,7 +12094,6 @@
             <w:pPr>
               <w:ind w:left="0"/>
               <w:rPr>
-                <w:rFonts w:hint="eastAsia"/>
                 <w:sz w:val="13"/>
                 <w:szCs w:val="13"/>
               </w:rPr>
@@ -12300,7 +12123,6 @@
             <w:pPr>
               <w:ind w:left="0"/>
               <w:rPr>
-                <w:rFonts w:hint="eastAsia"/>
                 <w:sz w:val="13"/>
                 <w:szCs w:val="13"/>
               </w:rPr>
@@ -12322,7 +12144,6 @@
             <w:pPr>
               <w:ind w:left="0"/>
               <w:rPr>
-                <w:rFonts w:hint="eastAsia"/>
                 <w:sz w:val="13"/>
                 <w:szCs w:val="13"/>
               </w:rPr>
@@ -12352,7 +12173,6 @@
             <w:pPr>
               <w:ind w:left="0"/>
               <w:rPr>
-                <w:rFonts w:hint="eastAsia"/>
                 <w:sz w:val="13"/>
                 <w:szCs w:val="13"/>
               </w:rPr>
@@ -12374,7 +12194,6 @@
             <w:pPr>
               <w:ind w:left="0"/>
               <w:rPr>
-                <w:rFonts w:hint="eastAsia"/>
                 <w:sz w:val="13"/>
                 <w:szCs w:val="13"/>
               </w:rPr>
@@ -12398,19 +12217,8 @@
         </w:tc>
       </w:tr>
     </w:tbl>
-    <w:p>
-      <w:pPr>
-        <w:rPr>
-          <w:rFonts w:hint="eastAsia"/>
-        </w:rPr>
-      </w:pPr>
-    </w:p>
-    <w:p>
-      <w:pPr>
-        <w:rPr>
-          <w:rFonts w:hint="eastAsia"/>
-        </w:rPr>
-      </w:pPr>
+    <w:p/>
+    <w:p>
       <w:r>
         <w:rPr>
           <w:rFonts w:hint="eastAsia"/>
@@ -12434,9 +12242,6 @@
     <w:p>
       <w:pPr>
         <w:pStyle w:val="Heading4"/>
-        <w:rPr>
-          <w:rFonts w:hint="eastAsia"/>
-        </w:rPr>
       </w:pPr>
       <w:r>
         <w:rPr>
@@ -12447,11 +12252,6 @@
       </w:r>
     </w:p>
     <w:p>
-      <w:pPr>
-        <w:rPr>
-          <w:rFonts w:hint="eastAsia"/>
-        </w:rPr>
-      </w:pPr>
       <w:r>
         <w:rPr>
           <w:rFonts w:hint="eastAsia"/>
@@ -12467,9 +12267,6 @@
           <w:numId w:val="37"/>
         </w:numPr>
         <w:ind w:firstLineChars="0"/>
-        <w:rPr>
-          <w:rFonts w:hint="eastAsia"/>
-        </w:rPr>
       </w:pPr>
       <w:r>
         <w:rPr>
@@ -12498,9 +12295,6 @@
           <w:numId w:val="37"/>
         </w:numPr>
         <w:ind w:firstLineChars="0"/>
-        <w:rPr>
-          <w:rFonts w:hint="eastAsia"/>
-        </w:rPr>
       </w:pPr>
       <w:r>
         <w:rPr>
@@ -12515,13 +12309,7 @@
         <w:t xml:space="preserve"> {user:userxxx, date:{$lte:xxxx-xx-xx, $gte:xxxx-xx-xx}}</w:t>
       </w:r>
     </w:p>
-    <w:p>
-      <w:pPr>
-        <w:rPr>
-          <w:rFonts w:hint="eastAsia"/>
-        </w:rPr>
-      </w:pPr>
-    </w:p>
+    <w:p/>
     <w:tbl>
       <w:tblPr>
         <w:tblStyle w:val="TableGrid"/>
@@ -12552,7 +12340,6 @@
             <w:pPr>
               <w:ind w:left="0"/>
               <w:rPr>
-                <w:rFonts w:hint="eastAsia"/>
                 <w:sz w:val="13"/>
                 <w:szCs w:val="13"/>
               </w:rPr>
@@ -12576,7 +12363,6 @@
             <w:pPr>
               <w:ind w:left="0"/>
               <w:rPr>
-                <w:rFonts w:hint="eastAsia"/>
                 <w:sz w:val="13"/>
                 <w:szCs w:val="13"/>
               </w:rPr>
@@ -12608,7 +12394,6 @@
             <w:pPr>
               <w:ind w:left="0"/>
               <w:rPr>
-                <w:rFonts w:hint="eastAsia"/>
                 <w:sz w:val="13"/>
                 <w:szCs w:val="13"/>
               </w:rPr>
@@ -12640,7 +12425,6 @@
             <w:pPr>
               <w:ind w:left="0"/>
               <w:rPr>
-                <w:rFonts w:hint="eastAsia"/>
                 <w:sz w:val="13"/>
                 <w:szCs w:val="13"/>
               </w:rPr>
@@ -12672,7 +12456,6 @@
             <w:pPr>
               <w:ind w:left="0"/>
               <w:rPr>
-                <w:rFonts w:hint="eastAsia"/>
                 <w:sz w:val="13"/>
                 <w:szCs w:val="13"/>
               </w:rPr>
@@ -12704,7 +12487,6 @@
             <w:pPr>
               <w:ind w:left="0"/>
               <w:rPr>
-                <w:rFonts w:hint="eastAsia"/>
                 <w:sz w:val="13"/>
                 <w:szCs w:val="13"/>
               </w:rPr>
@@ -12738,22 +12520,20 @@
             <w:pPr>
               <w:ind w:left="0"/>
               <w:rPr>
-                <w:rFonts w:hint="eastAsia"/>
-                <w:sz w:val="13"/>
-                <w:szCs w:val="13"/>
-              </w:rPr>
-            </w:pPr>
-          </w:p>
-        </w:tc>
-        <w:tc>
-          <w:tcPr>
-            <w:tcW w:w="0" w:type="auto"/>
-          </w:tcPr>
-          <w:p>
-            <w:pPr>
-              <w:ind w:left="0"/>
-              <w:rPr>
-                <w:rFonts w:hint="eastAsia"/>
+                <w:sz w:val="13"/>
+                <w:szCs w:val="13"/>
+              </w:rPr>
+            </w:pPr>
+          </w:p>
+        </w:tc>
+        <w:tc>
+          <w:tcPr>
+            <w:tcW w:w="0" w:type="auto"/>
+          </w:tcPr>
+          <w:p>
+            <w:pPr>
+              <w:ind w:left="0"/>
+              <w:rPr>
                 <w:sz w:val="13"/>
                 <w:szCs w:val="13"/>
               </w:rPr>
@@ -12776,7 +12556,6 @@
             <w:pPr>
               <w:ind w:left="0"/>
               <w:rPr>
-                <w:rFonts w:hint="eastAsia"/>
                 <w:sz w:val="13"/>
                 <w:szCs w:val="13"/>
               </w:rPr>
@@ -12799,7 +12578,6 @@
             <w:pPr>
               <w:ind w:left="0"/>
               <w:rPr>
-                <w:rFonts w:hint="eastAsia"/>
                 <w:sz w:val="13"/>
                 <w:szCs w:val="13"/>
               </w:rPr>
@@ -12822,7 +12600,6 @@
             <w:pPr>
               <w:ind w:left="0"/>
               <w:rPr>
-                <w:rFonts w:hint="eastAsia"/>
                 <w:sz w:val="13"/>
                 <w:szCs w:val="13"/>
               </w:rPr>
@@ -12845,7 +12622,6 @@
             <w:pPr>
               <w:ind w:left="0"/>
               <w:rPr>
-                <w:rFonts w:hint="eastAsia"/>
                 <w:sz w:val="13"/>
                 <w:szCs w:val="13"/>
               </w:rPr>
@@ -12868,7 +12644,6 @@
             <w:pPr>
               <w:ind w:left="0"/>
               <w:rPr>
-                <w:rFonts w:hint="eastAsia"/>
                 <w:sz w:val="13"/>
                 <w:szCs w:val="13"/>
               </w:rPr>
@@ -12891,7 +12666,6 @@
             <w:pPr>
               <w:ind w:left="0"/>
               <w:rPr>
-                <w:rFonts w:hint="eastAsia"/>
                 <w:sz w:val="13"/>
                 <w:szCs w:val="13"/>
               </w:rPr>
@@ -12914,7 +12688,6 @@
             <w:pPr>
               <w:ind w:left="0"/>
               <w:rPr>
-                <w:rFonts w:hint="eastAsia"/>
                 <w:sz w:val="13"/>
                 <w:szCs w:val="13"/>
               </w:rPr>
@@ -12937,7 +12710,6 @@
             <w:pPr>
               <w:ind w:left="0"/>
               <w:rPr>
-                <w:rFonts w:hint="eastAsia"/>
                 <w:sz w:val="13"/>
                 <w:szCs w:val="13"/>
               </w:rPr>
@@ -12960,7 +12732,6 @@
             <w:pPr>
               <w:ind w:left="0"/>
               <w:rPr>
-                <w:rFonts w:hint="eastAsia"/>
                 <w:sz w:val="13"/>
                 <w:szCs w:val="13"/>
               </w:rPr>
@@ -12985,7 +12756,6 @@
             <w:pPr>
               <w:ind w:left="0"/>
               <w:rPr>
-                <w:rFonts w:hint="eastAsia"/>
                 <w:sz w:val="13"/>
                 <w:szCs w:val="13"/>
               </w:rPr>
@@ -13008,7 +12778,6 @@
             <w:pPr>
               <w:ind w:left="0"/>
               <w:rPr>
-                <w:rFonts w:hint="eastAsia"/>
                 <w:sz w:val="13"/>
                 <w:szCs w:val="13"/>
               </w:rPr>
@@ -13030,7 +12799,6 @@
             <w:pPr>
               <w:ind w:left="0"/>
               <w:rPr>
-                <w:rFonts w:hint="eastAsia"/>
                 <w:sz w:val="13"/>
                 <w:szCs w:val="13"/>
               </w:rPr>
@@ -13060,7 +12828,6 @@
             <w:pPr>
               <w:ind w:left="0"/>
               <w:rPr>
-                <w:rFonts w:hint="eastAsia"/>
                 <w:sz w:val="13"/>
                 <w:szCs w:val="13"/>
               </w:rPr>
@@ -13082,7 +12849,6 @@
             <w:pPr>
               <w:ind w:left="0"/>
               <w:rPr>
-                <w:rFonts w:hint="eastAsia"/>
                 <w:sz w:val="13"/>
                 <w:szCs w:val="13"/>
               </w:rPr>
@@ -13112,7 +12878,6 @@
             <w:pPr>
               <w:ind w:left="0"/>
               <w:rPr>
-                <w:rFonts w:hint="eastAsia"/>
                 <w:sz w:val="13"/>
                 <w:szCs w:val="13"/>
               </w:rPr>
@@ -13134,7 +12899,6 @@
             <w:pPr>
               <w:ind w:left="0"/>
               <w:rPr>
-                <w:rFonts w:hint="eastAsia"/>
                 <w:sz w:val="13"/>
                 <w:szCs w:val="13"/>
               </w:rPr>
@@ -13164,7 +12928,6 @@
             <w:pPr>
               <w:ind w:left="0"/>
               <w:rPr>
-                <w:rFonts w:hint="eastAsia"/>
                 <w:sz w:val="13"/>
                 <w:szCs w:val="13"/>
               </w:rPr>
@@ -13186,7 +12949,6 @@
             <w:pPr>
               <w:ind w:left="0"/>
               <w:rPr>
-                <w:rFonts w:hint="eastAsia"/>
                 <w:sz w:val="13"/>
                 <w:szCs w:val="13"/>
               </w:rPr>
@@ -13208,7 +12970,6 @@
             <w:pPr>
               <w:ind w:left="0"/>
               <w:rPr>
-                <w:rFonts w:hint="eastAsia"/>
                 <w:sz w:val="13"/>
                 <w:szCs w:val="13"/>
               </w:rPr>
@@ -13230,7 +12991,6 @@
             <w:pPr>
               <w:ind w:left="0"/>
               <w:rPr>
-                <w:rFonts w:hint="eastAsia"/>
                 <w:sz w:val="13"/>
                 <w:szCs w:val="13"/>
               </w:rPr>
@@ -13262,7 +13022,6 @@
             <w:pPr>
               <w:ind w:left="0"/>
               <w:rPr>
-                <w:rFonts w:hint="eastAsia"/>
                 <w:sz w:val="13"/>
                 <w:szCs w:val="13"/>
               </w:rPr>
@@ -13285,7 +13044,6 @@
             <w:pPr>
               <w:ind w:left="0"/>
               <w:rPr>
-                <w:rFonts w:hint="eastAsia"/>
                 <w:sz w:val="13"/>
                 <w:szCs w:val="13"/>
               </w:rPr>
@@ -13307,7 +13065,6 @@
             <w:pPr>
               <w:ind w:left="0"/>
               <w:rPr>
-                <w:rFonts w:hint="eastAsia"/>
                 <w:sz w:val="13"/>
                 <w:szCs w:val="13"/>
               </w:rPr>
@@ -13337,7 +13094,6 @@
             <w:pPr>
               <w:ind w:left="0"/>
               <w:rPr>
-                <w:rFonts w:hint="eastAsia"/>
                 <w:sz w:val="13"/>
                 <w:szCs w:val="13"/>
               </w:rPr>
@@ -13359,7 +13115,6 @@
             <w:pPr>
               <w:ind w:left="0"/>
               <w:rPr>
-                <w:rFonts w:hint="eastAsia"/>
                 <w:sz w:val="13"/>
                 <w:szCs w:val="13"/>
               </w:rPr>
@@ -13389,7 +13144,6 @@
             <w:pPr>
               <w:ind w:left="0"/>
               <w:rPr>
-                <w:rFonts w:hint="eastAsia"/>
                 <w:sz w:val="13"/>
                 <w:szCs w:val="13"/>
               </w:rPr>
@@ -13411,7 +13165,6 @@
             <w:pPr>
               <w:ind w:left="0"/>
               <w:rPr>
-                <w:rFonts w:hint="eastAsia"/>
                 <w:sz w:val="13"/>
                 <w:szCs w:val="13"/>
               </w:rPr>
@@ -13433,7 +13186,6 @@
             <w:pPr>
               <w:ind w:left="0"/>
               <w:rPr>
-                <w:rFonts w:hint="eastAsia"/>
                 <w:sz w:val="13"/>
                 <w:szCs w:val="13"/>
               </w:rPr>
@@ -13455,7 +13207,6 @@
             <w:pPr>
               <w:ind w:left="0"/>
               <w:rPr>
-                <w:rFonts w:hint="eastAsia"/>
                 <w:sz w:val="13"/>
                 <w:szCs w:val="13"/>
               </w:rPr>
@@ -13485,7 +13236,6 @@
             <w:pPr>
               <w:ind w:left="0"/>
               <w:rPr>
-                <w:rFonts w:hint="eastAsia"/>
                 <w:sz w:val="13"/>
                 <w:szCs w:val="13"/>
               </w:rPr>
@@ -13507,7 +13257,6 @@
             <w:pPr>
               <w:ind w:left="0"/>
               <w:rPr>
-                <w:rFonts w:hint="eastAsia"/>
                 <w:sz w:val="13"/>
                 <w:szCs w:val="13"/>
               </w:rPr>
@@ -13531,7 +13280,6 @@
             <w:pPr>
               <w:ind w:left="0"/>
               <w:rPr>
-                <w:rFonts w:hint="eastAsia"/>
                 <w:sz w:val="13"/>
                 <w:szCs w:val="13"/>
               </w:rPr>
@@ -13554,7 +13302,6 @@
             <w:pPr>
               <w:ind w:left="0"/>
               <w:rPr>
-                <w:rFonts w:hint="eastAsia"/>
                 <w:sz w:val="13"/>
                 <w:szCs w:val="13"/>
               </w:rPr>
@@ -13576,7 +13323,6 @@
             <w:pPr>
               <w:ind w:left="0"/>
               <w:rPr>
-                <w:rFonts w:hint="eastAsia"/>
                 <w:sz w:val="13"/>
                 <w:szCs w:val="13"/>
               </w:rPr>
@@ -13606,7 +13352,6 @@
             <w:pPr>
               <w:ind w:left="0"/>
               <w:rPr>
-                <w:rFonts w:hint="eastAsia"/>
                 <w:sz w:val="13"/>
                 <w:szCs w:val="13"/>
               </w:rPr>
@@ -13628,7 +13373,6 @@
             <w:pPr>
               <w:ind w:left="0"/>
               <w:rPr>
-                <w:rFonts w:hint="eastAsia"/>
                 <w:sz w:val="13"/>
                 <w:szCs w:val="13"/>
               </w:rPr>
@@ -13658,7 +13402,6 @@
             <w:pPr>
               <w:ind w:left="0"/>
               <w:rPr>
-                <w:rFonts w:hint="eastAsia"/>
                 <w:sz w:val="13"/>
                 <w:szCs w:val="13"/>
               </w:rPr>
@@ -13680,7 +13423,6 @@
             <w:pPr>
               <w:ind w:left="0"/>
               <w:rPr>
-                <w:rFonts w:hint="eastAsia"/>
                 <w:sz w:val="13"/>
                 <w:szCs w:val="13"/>
               </w:rPr>
@@ -13702,7 +13444,6 @@
             <w:pPr>
               <w:ind w:left="0"/>
               <w:rPr>
-                <w:rFonts w:hint="eastAsia"/>
                 <w:sz w:val="13"/>
                 <w:szCs w:val="13"/>
               </w:rPr>
@@ -13724,7 +13465,6 @@
             <w:pPr>
               <w:ind w:left="0"/>
               <w:rPr>
-                <w:rFonts w:hint="eastAsia"/>
                 <w:sz w:val="13"/>
                 <w:szCs w:val="13"/>
               </w:rPr>
@@ -13754,7 +13494,6 @@
             <w:pPr>
               <w:ind w:left="0"/>
               <w:rPr>
-                <w:rFonts w:hint="eastAsia"/>
                 <w:sz w:val="13"/>
                 <w:szCs w:val="13"/>
               </w:rPr>
@@ -13776,7 +13515,6 @@
             <w:pPr>
               <w:ind w:left="0"/>
               <w:rPr>
-                <w:rFonts w:hint="eastAsia"/>
                 <w:sz w:val="13"/>
                 <w:szCs w:val="13"/>
               </w:rPr>
@@ -13808,7 +13546,6 @@
             <w:pPr>
               <w:ind w:left="0"/>
               <w:rPr>
-                <w:rFonts w:hint="eastAsia"/>
                 <w:sz w:val="13"/>
                 <w:szCs w:val="13"/>
               </w:rPr>
@@ -13831,7 +13568,6 @@
             <w:pPr>
               <w:ind w:left="0"/>
               <w:rPr>
-                <w:rFonts w:hint="eastAsia"/>
                 <w:sz w:val="13"/>
                 <w:szCs w:val="13"/>
               </w:rPr>
@@ -13853,7 +13589,6 @@
             <w:pPr>
               <w:ind w:left="0"/>
               <w:rPr>
-                <w:rFonts w:hint="eastAsia"/>
                 <w:sz w:val="13"/>
                 <w:szCs w:val="13"/>
               </w:rPr>
@@ -13875,7 +13610,6 @@
             <w:pPr>
               <w:ind w:left="0"/>
               <w:rPr>
-                <w:rFonts w:hint="eastAsia"/>
                 <w:sz w:val="13"/>
                 <w:szCs w:val="13"/>
               </w:rPr>
@@ -13897,7 +13631,6 @@
             <w:pPr>
               <w:ind w:left="0"/>
               <w:rPr>
-                <w:rFonts w:hint="eastAsia"/>
                 <w:sz w:val="13"/>
                 <w:szCs w:val="13"/>
               </w:rPr>
@@ -13927,7 +13660,6 @@
             <w:pPr>
               <w:ind w:left="0"/>
               <w:rPr>
-                <w:rFonts w:hint="eastAsia"/>
                 <w:sz w:val="13"/>
                 <w:szCs w:val="13"/>
               </w:rPr>
@@ -13949,7 +13681,6 @@
             <w:pPr>
               <w:ind w:left="0"/>
               <w:rPr>
-                <w:rFonts w:hint="eastAsia"/>
                 <w:sz w:val="13"/>
                 <w:szCs w:val="13"/>
               </w:rPr>
@@ -13971,7 +13702,6 @@
             <w:pPr>
               <w:ind w:left="0"/>
               <w:rPr>
-                <w:rFonts w:hint="eastAsia"/>
                 <w:sz w:val="13"/>
                 <w:szCs w:val="13"/>
               </w:rPr>
@@ -13993,7 +13723,6 @@
             <w:pPr>
               <w:ind w:left="0"/>
               <w:rPr>
-                <w:rFonts w:hint="eastAsia"/>
                 <w:sz w:val="13"/>
                 <w:szCs w:val="13"/>
               </w:rPr>
@@ -14023,7 +13752,6 @@
             <w:pPr>
               <w:ind w:left="0"/>
               <w:rPr>
-                <w:rFonts w:hint="eastAsia"/>
                 <w:sz w:val="13"/>
                 <w:szCs w:val="13"/>
               </w:rPr>
@@ -14045,7 +13773,6 @@
             <w:pPr>
               <w:ind w:left="0"/>
               <w:rPr>
-                <w:rFonts w:hint="eastAsia"/>
                 <w:sz w:val="13"/>
                 <w:szCs w:val="13"/>
               </w:rPr>
@@ -14061,19 +13788,8 @@
         </w:tc>
       </w:tr>
     </w:tbl>
-    <w:p>
-      <w:pPr>
-        <w:rPr>
-          <w:rFonts w:hint="eastAsia"/>
-        </w:rPr>
-      </w:pPr>
-    </w:p>
-    <w:p>
-      <w:pPr>
-        <w:rPr>
-          <w:rFonts w:hint="eastAsia"/>
-        </w:rPr>
-      </w:pPr>
+    <w:p/>
+    <w:p>
       <w:r>
         <w:rPr>
           <w:rFonts w:hint="eastAsia"/>
@@ -14097,9 +13813,6 @@
     <w:p>
       <w:pPr>
         <w:pStyle w:val="Heading4"/>
-        <w:rPr>
-          <w:rFonts w:hint="eastAsia"/>
-        </w:rPr>
       </w:pPr>
       <w:r>
         <w:rPr>
@@ -14116,9 +13829,6 @@
           <w:numId w:val="36"/>
         </w:numPr>
         <w:ind w:firstLineChars="0"/>
-        <w:rPr>
-          <w:rFonts w:hint="eastAsia"/>
-        </w:rPr>
       </w:pPr>
       <w:r>
         <w:rPr>
@@ -14135,9 +13845,6 @@
           <w:numId w:val="36"/>
         </w:numPr>
         <w:ind w:firstLineChars="0"/>
-        <w:rPr>
-          <w:rFonts w:hint="eastAsia"/>
-        </w:rPr>
       </w:pPr>
       <w:r>
         <w:rPr>
@@ -14198,20 +13905,1292 @@
         <w:t>个左右最好</w:t>
       </w:r>
     </w:p>
-    <w:p>
-      <w:pPr>
-        <w:rPr>
-          <w:rFonts w:hint="eastAsia"/>
-        </w:rPr>
-      </w:pPr>
-    </w:p>
-    <w:p>
-      <w:pPr>
-        <w:rPr>
-          <w:rFonts w:hint="eastAsia"/>
-        </w:rPr>
-      </w:pPr>
-    </w:p>
+    <w:p/>
+    <w:p>
+      <w:pPr>
+        <w:pStyle w:val="Heading3"/>
+        <w:rPr>
+          <w:rFonts w:hint="eastAsia"/>
+        </w:rPr>
+      </w:pPr>
+      <w:r>
+        <w:rPr>
+          <w:rFonts w:hint="eastAsia"/>
+        </w:rPr>
+        <w:t>Hash</w:t>
+      </w:r>
+      <w:r>
+        <w:rPr>
+          <w:rFonts w:hint="eastAsia"/>
+        </w:rPr>
+        <w:t>方法的评估</w:t>
+      </w:r>
+    </w:p>
+    <w:p>
+      <w:r>
+        <w:rPr>
+          <w:rFonts w:hint="eastAsia"/>
+        </w:rPr>
+        <w:t>测试方法：使用多线程进行查询</w:t>
+      </w:r>
+    </w:p>
+    <w:p>
+      <w:pPr>
+        <w:pStyle w:val="ListParagraph"/>
+        <w:numPr>
+          <w:ilvl w:val="0"/>
+          <w:numId w:val="38"/>
+        </w:numPr>
+        <w:ind w:firstLineChars="0"/>
+      </w:pPr>
+      <w:r>
+        <w:rPr>
+          <w:rFonts w:hint="eastAsia"/>
+        </w:rPr>
+        <w:t>每个线程查询</w:t>
+      </w:r>
+      <w:r>
+        <w:rPr>
+          <w:rFonts w:hint="eastAsia"/>
+        </w:rPr>
+        <w:t>1000</w:t>
+      </w:r>
+      <w:r>
+        <w:rPr>
+          <w:rFonts w:hint="eastAsia"/>
+        </w:rPr>
+        <w:t>次</w:t>
+      </w:r>
+      <w:r>
+        <w:rPr>
+          <w:rFonts w:hint="eastAsia"/>
+        </w:rPr>
+        <w:t>，共</w:t>
+      </w:r>
+      <w:r>
+        <w:rPr>
+          <w:rFonts w:hint="eastAsia"/>
+        </w:rPr>
+        <w:t>128</w:t>
+      </w:r>
+      <w:r>
+        <w:rPr>
+          <w:rFonts w:hint="eastAsia"/>
+        </w:rPr>
+        <w:t>个线程</w:t>
+      </w:r>
+    </w:p>
+    <w:p>
+      <w:pPr>
+        <w:pStyle w:val="ListParagraph"/>
+        <w:numPr>
+          <w:ilvl w:val="0"/>
+          <w:numId w:val="38"/>
+        </w:numPr>
+        <w:ind w:firstLineChars="0"/>
+        <w:rPr>
+          <w:rFonts w:hint="eastAsia"/>
+        </w:rPr>
+      </w:pPr>
+      <w:r>
+        <w:rPr>
+          <w:rFonts w:hint="eastAsia"/>
+        </w:rPr>
+        <w:t>查询条件随机</w:t>
+      </w:r>
+      <w:r>
+        <w:rPr>
+          <w:rFonts w:hint="eastAsia"/>
+        </w:rPr>
+        <w:t xml:space="preserve"> {user:userxxx, date:{$lte:xxxx-xx-xx, $gte:xxxx-xx-xx}}</w:t>
+      </w:r>
+    </w:p>
+    <w:p>
+      <w:pPr>
+        <w:pStyle w:val="ListParagraph"/>
+        <w:numPr>
+          <w:ilvl w:val="0"/>
+          <w:numId w:val="38"/>
+        </w:numPr>
+        <w:ind w:firstLineChars="0"/>
+      </w:pPr>
+      <w:r>
+        <w:rPr>
+          <w:rFonts w:hint="eastAsia"/>
+        </w:rPr>
+        <w:t>30%</w:t>
+      </w:r>
+      <w:r>
+        <w:rPr>
+          <w:rFonts w:hint="eastAsia"/>
+        </w:rPr>
+        <w:t>的查询从</w:t>
+      </w:r>
+      <w:r>
+        <w:rPr>
+          <w:rFonts w:hint="eastAsia"/>
+        </w:rPr>
+        <w:t>50</w:t>
+      </w:r>
+      <w:r>
+        <w:rPr>
+          <w:rFonts w:hint="eastAsia"/>
+        </w:rPr>
+        <w:t>个条件</w:t>
+      </w:r>
+      <w:r>
+        <w:rPr>
+          <w:rFonts w:hint="eastAsia"/>
+        </w:rPr>
+        <w:t>组合</w:t>
+      </w:r>
+      <w:r>
+        <w:rPr>
+          <w:rFonts w:hint="eastAsia"/>
+        </w:rPr>
+        <w:t>中选取，因此可以命中缓存</w:t>
+      </w:r>
+    </w:p>
+    <w:p>
+      <w:pPr>
+        <w:rPr>
+          <w:rFonts w:hint="eastAsia"/>
+        </w:rPr>
+      </w:pPr>
+    </w:p>
+    <w:tbl>
+      <w:tblPr>
+        <w:tblStyle w:val="TableGrid"/>
+        <w:tblW w:w="0" w:type="auto"/>
+        <w:tblInd w:w="357" w:type="dxa"/>
+        <w:tblLook w:val="04A0"/>
+      </w:tblPr>
+      <w:tblGrid>
+        <w:gridCol w:w="1436"/>
+        <w:gridCol w:w="992"/>
+        <w:gridCol w:w="787"/>
+        <w:gridCol w:w="992"/>
+        <w:gridCol w:w="634"/>
+        <w:gridCol w:w="711"/>
+        <w:gridCol w:w="711"/>
+      </w:tblGrid>
+      <w:tr>
+        <w:tc>
+          <w:tcPr>
+            <w:tcW w:w="0" w:type="auto"/>
+          </w:tcPr>
+          <w:p>
+            <w:pPr>
+              <w:ind w:left="0"/>
+              <w:rPr>
+                <w:sz w:val="15"/>
+                <w:szCs w:val="15"/>
+              </w:rPr>
+            </w:pPr>
+            <w:r>
+              <w:rPr>
+                <w:rFonts w:hint="eastAsia"/>
+                <w:sz w:val="15"/>
+                <w:szCs w:val="15"/>
+              </w:rPr>
+              <w:t>Hash</w:t>
+            </w:r>
+            <w:r>
+              <w:rPr>
+                <w:rFonts w:hint="eastAsia"/>
+                <w:sz w:val="15"/>
+                <w:szCs w:val="15"/>
+              </w:rPr>
+              <w:t>方法</w:t>
+            </w:r>
+          </w:p>
+        </w:tc>
+        <w:tc>
+          <w:tcPr>
+            <w:tcW w:w="0" w:type="auto"/>
+          </w:tcPr>
+          <w:p>
+            <w:pPr>
+              <w:ind w:left="0"/>
+              <w:rPr>
+                <w:sz w:val="15"/>
+                <w:szCs w:val="15"/>
+              </w:rPr>
+            </w:pPr>
+            <w:r>
+              <w:rPr>
+                <w:rFonts w:hint="eastAsia"/>
+                <w:sz w:val="15"/>
+                <w:szCs w:val="15"/>
+              </w:rPr>
+              <w:t>hash</w:t>
+            </w:r>
+            <w:r>
+              <w:rPr>
+                <w:rFonts w:hint="eastAsia"/>
+                <w:sz w:val="15"/>
+                <w:szCs w:val="15"/>
+              </w:rPr>
+              <w:t>桶插入</w:t>
+            </w:r>
+          </w:p>
+        </w:tc>
+        <w:tc>
+          <w:tcPr>
+            <w:tcW w:w="0" w:type="auto"/>
+          </w:tcPr>
+          <w:p>
+            <w:pPr>
+              <w:ind w:left="0"/>
+              <w:rPr>
+                <w:sz w:val="15"/>
+                <w:szCs w:val="15"/>
+              </w:rPr>
+            </w:pPr>
+          </w:p>
+        </w:tc>
+        <w:tc>
+          <w:tcPr>
+            <w:tcW w:w="0" w:type="auto"/>
+          </w:tcPr>
+          <w:p>
+            <w:pPr>
+              <w:ind w:left="0"/>
+              <w:rPr>
+                <w:sz w:val="15"/>
+                <w:szCs w:val="15"/>
+              </w:rPr>
+            </w:pPr>
+            <w:r>
+              <w:rPr>
+                <w:rFonts w:hint="eastAsia"/>
+                <w:sz w:val="15"/>
+                <w:szCs w:val="15"/>
+              </w:rPr>
+              <w:t>hash</w:t>
+            </w:r>
+            <w:r>
+              <w:rPr>
+                <w:rFonts w:hint="eastAsia"/>
+                <w:sz w:val="15"/>
+                <w:szCs w:val="15"/>
+              </w:rPr>
+              <w:t>桶命中</w:t>
+            </w:r>
+          </w:p>
+        </w:tc>
+        <w:tc>
+          <w:tcPr>
+            <w:tcW w:w="0" w:type="auto"/>
+          </w:tcPr>
+          <w:p>
+            <w:pPr>
+              <w:ind w:left="0"/>
+              <w:rPr>
+                <w:sz w:val="15"/>
+                <w:szCs w:val="15"/>
+              </w:rPr>
+            </w:pPr>
+          </w:p>
+        </w:tc>
+        <w:tc>
+          <w:tcPr>
+            <w:tcW w:w="0" w:type="auto"/>
+          </w:tcPr>
+          <w:p>
+            <w:pPr>
+              <w:ind w:left="0"/>
+              <w:rPr>
+                <w:sz w:val="15"/>
+                <w:szCs w:val="15"/>
+              </w:rPr>
+            </w:pPr>
+            <w:r>
+              <w:rPr>
+                <w:rFonts w:hint="eastAsia"/>
+                <w:sz w:val="15"/>
+                <w:szCs w:val="15"/>
+              </w:rPr>
+              <w:t>时间</w:t>
+            </w:r>
+          </w:p>
+        </w:tc>
+        <w:tc>
+          <w:tcPr>
+            <w:tcW w:w="0" w:type="auto"/>
+          </w:tcPr>
+          <w:p>
+            <w:pPr>
+              <w:ind w:left="0"/>
+              <w:rPr>
+                <w:rFonts w:hint="eastAsia"/>
+                <w:sz w:val="15"/>
+                <w:szCs w:val="15"/>
+              </w:rPr>
+            </w:pPr>
+          </w:p>
+        </w:tc>
+      </w:tr>
+      <w:tr>
+        <w:tc>
+          <w:tcPr>
+            <w:tcW w:w="0" w:type="auto"/>
+          </w:tcPr>
+          <w:p>
+            <w:pPr>
+              <w:ind w:left="0"/>
+              <w:rPr>
+                <w:rFonts w:hint="eastAsia"/>
+                <w:sz w:val="15"/>
+                <w:szCs w:val="15"/>
+              </w:rPr>
+            </w:pPr>
+          </w:p>
+        </w:tc>
+        <w:tc>
+          <w:tcPr>
+            <w:tcW w:w="0" w:type="auto"/>
+          </w:tcPr>
+          <w:p>
+            <w:pPr>
+              <w:ind w:left="0"/>
+              <w:rPr>
+                <w:sz w:val="15"/>
+                <w:szCs w:val="15"/>
+              </w:rPr>
+            </w:pPr>
+            <w:r>
+              <w:rPr>
+                <w:rFonts w:hint="eastAsia"/>
+                <w:sz w:val="15"/>
+                <w:szCs w:val="15"/>
+              </w:rPr>
+              <w:t>均值</w:t>
+            </w:r>
+          </w:p>
+        </w:tc>
+        <w:tc>
+          <w:tcPr>
+            <w:tcW w:w="0" w:type="auto"/>
+          </w:tcPr>
+          <w:p>
+            <w:pPr>
+              <w:ind w:left="0"/>
+              <w:rPr>
+                <w:sz w:val="15"/>
+                <w:szCs w:val="15"/>
+              </w:rPr>
+            </w:pPr>
+            <w:r>
+              <w:rPr>
+                <w:rFonts w:hint="eastAsia"/>
+                <w:sz w:val="15"/>
+                <w:szCs w:val="15"/>
+              </w:rPr>
+              <w:t>方差</w:t>
+            </w:r>
+          </w:p>
+        </w:tc>
+        <w:tc>
+          <w:tcPr>
+            <w:tcW w:w="0" w:type="auto"/>
+          </w:tcPr>
+          <w:p>
+            <w:pPr>
+              <w:ind w:left="0"/>
+              <w:rPr>
+                <w:sz w:val="15"/>
+                <w:szCs w:val="15"/>
+              </w:rPr>
+            </w:pPr>
+            <w:r>
+              <w:rPr>
+                <w:rFonts w:hint="eastAsia"/>
+                <w:sz w:val="15"/>
+                <w:szCs w:val="15"/>
+              </w:rPr>
+              <w:t>均值</w:t>
+            </w:r>
+          </w:p>
+        </w:tc>
+        <w:tc>
+          <w:tcPr>
+            <w:tcW w:w="0" w:type="auto"/>
+          </w:tcPr>
+          <w:p>
+            <w:pPr>
+              <w:ind w:left="0"/>
+              <w:rPr>
+                <w:sz w:val="15"/>
+                <w:szCs w:val="15"/>
+              </w:rPr>
+            </w:pPr>
+            <w:r>
+              <w:rPr>
+                <w:rFonts w:hint="eastAsia"/>
+                <w:sz w:val="15"/>
+                <w:szCs w:val="15"/>
+              </w:rPr>
+              <w:t>方差</w:t>
+            </w:r>
+          </w:p>
+        </w:tc>
+        <w:tc>
+          <w:tcPr>
+            <w:tcW w:w="0" w:type="auto"/>
+          </w:tcPr>
+          <w:p>
+            <w:pPr>
+              <w:ind w:left="0"/>
+              <w:rPr>
+                <w:sz w:val="15"/>
+                <w:szCs w:val="15"/>
+              </w:rPr>
+            </w:pPr>
+            <w:r>
+              <w:rPr>
+                <w:rFonts w:hint="eastAsia"/>
+                <w:sz w:val="15"/>
+                <w:szCs w:val="15"/>
+              </w:rPr>
+              <w:t>ms</w:t>
+            </w:r>
+          </w:p>
+        </w:tc>
+        <w:tc>
+          <w:tcPr>
+            <w:tcW w:w="0" w:type="auto"/>
+          </w:tcPr>
+          <w:p>
+            <w:pPr>
+              <w:ind w:left="0"/>
+              <w:rPr>
+                <w:sz w:val="15"/>
+                <w:szCs w:val="15"/>
+              </w:rPr>
+            </w:pPr>
+            <w:r>
+              <w:rPr>
+                <w:rFonts w:hint="eastAsia"/>
+                <w:sz w:val="15"/>
+                <w:szCs w:val="15"/>
+              </w:rPr>
+              <w:t>OPS</w:t>
+            </w:r>
+          </w:p>
+        </w:tc>
+      </w:tr>
+      <w:tr>
+        <w:tc>
+          <w:tcPr>
+            <w:tcW w:w="0" w:type="auto"/>
+          </w:tcPr>
+          <w:p>
+            <w:pPr>
+              <w:ind w:left="0"/>
+              <w:rPr>
+                <w:sz w:val="15"/>
+                <w:szCs w:val="15"/>
+              </w:rPr>
+            </w:pPr>
+            <w:r>
+              <w:rPr>
+                <w:rFonts w:hint="eastAsia"/>
+                <w:sz w:val="15"/>
+                <w:szCs w:val="15"/>
+              </w:rPr>
+              <w:t>ossHash</w:t>
+            </w:r>
+          </w:p>
+        </w:tc>
+        <w:tc>
+          <w:tcPr>
+            <w:tcW w:w="0" w:type="auto"/>
+          </w:tcPr>
+          <w:p>
+            <w:pPr>
+              <w:ind w:left="0"/>
+              <w:rPr>
+                <w:sz w:val="15"/>
+                <w:szCs w:val="15"/>
+              </w:rPr>
+            </w:pPr>
+            <w:r>
+              <w:rPr>
+                <w:sz w:val="15"/>
+                <w:szCs w:val="15"/>
+              </w:rPr>
+              <w:t>1869.8</w:t>
+            </w:r>
+            <w:r>
+              <w:rPr>
+                <w:rFonts w:hint="eastAsia"/>
+                <w:sz w:val="15"/>
+                <w:szCs w:val="15"/>
+              </w:rPr>
+              <w:t>6</w:t>
+            </w:r>
+          </w:p>
+        </w:tc>
+        <w:tc>
+          <w:tcPr>
+            <w:tcW w:w="0" w:type="auto"/>
+          </w:tcPr>
+          <w:p>
+            <w:pPr>
+              <w:ind w:left="0"/>
+              <w:rPr>
+                <w:sz w:val="15"/>
+                <w:szCs w:val="15"/>
+              </w:rPr>
+            </w:pPr>
+            <w:r>
+              <w:rPr>
+                <w:sz w:val="15"/>
+                <w:szCs w:val="15"/>
+              </w:rPr>
+              <w:t>58186.9</w:t>
+            </w:r>
+            <w:r>
+              <w:rPr>
+                <w:rFonts w:hint="eastAsia"/>
+                <w:sz w:val="15"/>
+                <w:szCs w:val="15"/>
+              </w:rPr>
+              <w:t>8</w:t>
+            </w:r>
+          </w:p>
+        </w:tc>
+        <w:tc>
+          <w:tcPr>
+            <w:tcW w:w="0" w:type="auto"/>
+          </w:tcPr>
+          <w:p>
+            <w:pPr>
+              <w:ind w:left="0"/>
+              <w:rPr>
+                <w:sz w:val="15"/>
+                <w:szCs w:val="15"/>
+              </w:rPr>
+            </w:pPr>
+            <w:r>
+              <w:rPr>
+                <w:sz w:val="15"/>
+                <w:szCs w:val="15"/>
+              </w:rPr>
+              <w:t>130.1</w:t>
+            </w:r>
+            <w:r>
+              <w:rPr>
+                <w:rFonts w:hint="eastAsia"/>
+                <w:sz w:val="15"/>
+                <w:szCs w:val="15"/>
+              </w:rPr>
+              <w:t>2</w:t>
+            </w:r>
+          </w:p>
+        </w:tc>
+        <w:tc>
+          <w:tcPr>
+            <w:tcW w:w="0" w:type="auto"/>
+          </w:tcPr>
+          <w:p>
+            <w:pPr>
+              <w:ind w:left="0"/>
+              <w:rPr>
+                <w:sz w:val="15"/>
+                <w:szCs w:val="15"/>
+              </w:rPr>
+            </w:pPr>
+            <w:r>
+              <w:rPr>
+                <w:sz w:val="15"/>
+                <w:szCs w:val="15"/>
+              </w:rPr>
+              <w:t>170.75</w:t>
+            </w:r>
+          </w:p>
+        </w:tc>
+        <w:tc>
+          <w:tcPr>
+            <w:tcW w:w="0" w:type="auto"/>
+          </w:tcPr>
+          <w:p>
+            <w:pPr>
+              <w:ind w:left="0"/>
+              <w:rPr>
+                <w:sz w:val="15"/>
+                <w:szCs w:val="15"/>
+              </w:rPr>
+            </w:pPr>
+            <w:r>
+              <w:rPr>
+                <w:sz w:val="15"/>
+                <w:szCs w:val="15"/>
+              </w:rPr>
+              <w:t>78703.8</w:t>
+            </w:r>
+          </w:p>
+        </w:tc>
+        <w:tc>
+          <w:tcPr>
+            <w:tcW w:w="0" w:type="auto"/>
+          </w:tcPr>
+          <w:p>
+            <w:pPr>
+              <w:ind w:left="0"/>
+              <w:rPr>
+                <w:sz w:val="15"/>
+                <w:szCs w:val="15"/>
+              </w:rPr>
+            </w:pPr>
+            <w:r>
+              <w:rPr>
+                <w:sz w:val="15"/>
+                <w:szCs w:val="15"/>
+              </w:rPr>
+              <w:t>1626.8</w:t>
+            </w:r>
+            <w:r>
+              <w:rPr>
+                <w:rFonts w:hint="eastAsia"/>
+                <w:sz w:val="15"/>
+                <w:szCs w:val="15"/>
+              </w:rPr>
+              <w:t>6</w:t>
+            </w:r>
+          </w:p>
+        </w:tc>
+      </w:tr>
+      <w:tr>
+        <w:tc>
+          <w:tcPr>
+            <w:tcW w:w="0" w:type="auto"/>
+          </w:tcPr>
+          <w:p>
+            <w:pPr>
+              <w:ind w:left="0"/>
+              <w:rPr>
+                <w:sz w:val="15"/>
+                <w:szCs w:val="15"/>
+              </w:rPr>
+            </w:pPr>
+            <w:r>
+              <w:rPr>
+                <w:rFonts w:hint="eastAsia"/>
+                <w:sz w:val="15"/>
+                <w:szCs w:val="15"/>
+              </w:rPr>
+              <w:t>ossHash + murmur3</w:t>
+            </w:r>
+          </w:p>
+        </w:tc>
+        <w:tc>
+          <w:tcPr>
+            <w:tcW w:w="0" w:type="auto"/>
+          </w:tcPr>
+          <w:p>
+            <w:pPr>
+              <w:ind w:left="0"/>
+              <w:rPr>
+                <w:sz w:val="15"/>
+                <w:szCs w:val="15"/>
+              </w:rPr>
+            </w:pPr>
+            <w:r>
+              <w:rPr>
+                <w:sz w:val="15"/>
+                <w:szCs w:val="15"/>
+              </w:rPr>
+              <w:t>1871.31</w:t>
+            </w:r>
+          </w:p>
+        </w:tc>
+        <w:tc>
+          <w:tcPr>
+            <w:tcW w:w="0" w:type="auto"/>
+          </w:tcPr>
+          <w:p>
+            <w:pPr>
+              <w:ind w:left="0"/>
+              <w:rPr>
+                <w:sz w:val="15"/>
+                <w:szCs w:val="15"/>
+              </w:rPr>
+            </w:pPr>
+            <w:r>
+              <w:rPr>
+                <w:sz w:val="15"/>
+                <w:szCs w:val="15"/>
+              </w:rPr>
+              <w:t>63923.40</w:t>
+            </w:r>
+          </w:p>
+        </w:tc>
+        <w:tc>
+          <w:tcPr>
+            <w:tcW w:w="0" w:type="auto"/>
+          </w:tcPr>
+          <w:p>
+            <w:pPr>
+              <w:ind w:left="0"/>
+              <w:rPr>
+                <w:sz w:val="15"/>
+                <w:szCs w:val="15"/>
+              </w:rPr>
+            </w:pPr>
+            <w:r>
+              <w:rPr>
+                <w:sz w:val="15"/>
+                <w:szCs w:val="15"/>
+              </w:rPr>
+              <w:t>128.66</w:t>
+            </w:r>
+          </w:p>
+        </w:tc>
+        <w:tc>
+          <w:tcPr>
+            <w:tcW w:w="0" w:type="auto"/>
+          </w:tcPr>
+          <w:p>
+            <w:pPr>
+              <w:ind w:left="0"/>
+              <w:rPr>
+                <w:sz w:val="15"/>
+                <w:szCs w:val="15"/>
+              </w:rPr>
+            </w:pPr>
+            <w:r>
+              <w:rPr>
+                <w:sz w:val="15"/>
+                <w:szCs w:val="15"/>
+              </w:rPr>
+              <w:t>173.15</w:t>
+            </w:r>
+          </w:p>
+        </w:tc>
+        <w:tc>
+          <w:tcPr>
+            <w:tcW w:w="0" w:type="auto"/>
+          </w:tcPr>
+          <w:p>
+            <w:pPr>
+              <w:ind w:left="0"/>
+              <w:rPr>
+                <w:sz w:val="15"/>
+                <w:szCs w:val="15"/>
+              </w:rPr>
+            </w:pPr>
+            <w:r>
+              <w:rPr>
+                <w:sz w:val="15"/>
+                <w:szCs w:val="15"/>
+              </w:rPr>
+              <w:t>79085</w:t>
+            </w:r>
+          </w:p>
+        </w:tc>
+        <w:tc>
+          <w:tcPr>
+            <w:tcW w:w="0" w:type="auto"/>
+          </w:tcPr>
+          <w:p>
+            <w:pPr>
+              <w:ind w:left="0"/>
+              <w:rPr>
+                <w:sz w:val="15"/>
+                <w:szCs w:val="15"/>
+              </w:rPr>
+            </w:pPr>
+            <w:r>
+              <w:rPr>
+                <w:sz w:val="15"/>
+                <w:szCs w:val="15"/>
+              </w:rPr>
+              <w:t>1618.5</w:t>
+            </w:r>
+            <w:r>
+              <w:rPr>
+                <w:rFonts w:hint="eastAsia"/>
+                <w:sz w:val="15"/>
+                <w:szCs w:val="15"/>
+              </w:rPr>
+              <w:t>1</w:t>
+            </w:r>
+          </w:p>
+        </w:tc>
+      </w:tr>
+      <w:tr>
+        <w:tc>
+          <w:tcPr>
+            <w:tcW w:w="0" w:type="auto"/>
+          </w:tcPr>
+          <w:p>
+            <w:pPr>
+              <w:ind w:left="0"/>
+              <w:rPr>
+                <w:rFonts w:hint="eastAsia"/>
+                <w:sz w:val="15"/>
+                <w:szCs w:val="15"/>
+              </w:rPr>
+            </w:pPr>
+            <w:r>
+              <w:rPr>
+                <w:rFonts w:hint="eastAsia"/>
+                <w:sz w:val="15"/>
+                <w:szCs w:val="15"/>
+              </w:rPr>
+              <w:t>md5</w:t>
+            </w:r>
+          </w:p>
+        </w:tc>
+        <w:tc>
+          <w:tcPr>
+            <w:tcW w:w="0" w:type="auto"/>
+          </w:tcPr>
+          <w:p>
+            <w:pPr>
+              <w:ind w:left="0"/>
+              <w:rPr>
+                <w:sz w:val="15"/>
+                <w:szCs w:val="15"/>
+              </w:rPr>
+            </w:pPr>
+            <w:r>
+              <w:rPr>
+                <w:sz w:val="15"/>
+                <w:szCs w:val="15"/>
+              </w:rPr>
+              <w:t>1870.4</w:t>
+            </w:r>
+            <w:r>
+              <w:rPr>
+                <w:rFonts w:hint="eastAsia"/>
+                <w:sz w:val="15"/>
+                <w:szCs w:val="15"/>
+              </w:rPr>
+              <w:t>5</w:t>
+            </w:r>
+          </w:p>
+        </w:tc>
+        <w:tc>
+          <w:tcPr>
+            <w:tcW w:w="0" w:type="auto"/>
+          </w:tcPr>
+          <w:p>
+            <w:pPr>
+              <w:ind w:left="0"/>
+              <w:rPr>
+                <w:sz w:val="15"/>
+                <w:szCs w:val="15"/>
+              </w:rPr>
+            </w:pPr>
+            <w:r>
+              <w:rPr>
+                <w:sz w:val="15"/>
+                <w:szCs w:val="15"/>
+              </w:rPr>
+              <w:t>62879.04</w:t>
+            </w:r>
+          </w:p>
+        </w:tc>
+        <w:tc>
+          <w:tcPr>
+            <w:tcW w:w="0" w:type="auto"/>
+          </w:tcPr>
+          <w:p>
+            <w:pPr>
+              <w:ind w:left="0"/>
+              <w:rPr>
+                <w:sz w:val="15"/>
+                <w:szCs w:val="15"/>
+              </w:rPr>
+            </w:pPr>
+            <w:r>
+              <w:rPr>
+                <w:sz w:val="15"/>
+                <w:szCs w:val="15"/>
+              </w:rPr>
+              <w:t>129.5</w:t>
+            </w:r>
+            <w:r>
+              <w:rPr>
+                <w:rFonts w:hint="eastAsia"/>
+                <w:sz w:val="15"/>
+                <w:szCs w:val="15"/>
+              </w:rPr>
+              <w:t>2</w:t>
+            </w:r>
+          </w:p>
+        </w:tc>
+        <w:tc>
+          <w:tcPr>
+            <w:tcW w:w="0" w:type="auto"/>
+          </w:tcPr>
+          <w:p>
+            <w:pPr>
+              <w:ind w:left="0"/>
+              <w:rPr>
+                <w:sz w:val="15"/>
+                <w:szCs w:val="15"/>
+              </w:rPr>
+            </w:pPr>
+            <w:r>
+              <w:rPr>
+                <w:sz w:val="15"/>
+                <w:szCs w:val="15"/>
+              </w:rPr>
+              <w:t>168.21</w:t>
+            </w:r>
+          </w:p>
+        </w:tc>
+        <w:tc>
+          <w:tcPr>
+            <w:tcW w:w="0" w:type="auto"/>
+          </w:tcPr>
+          <w:p>
+            <w:pPr>
+              <w:ind w:left="0"/>
+              <w:rPr>
+                <w:sz w:val="15"/>
+                <w:szCs w:val="15"/>
+              </w:rPr>
+            </w:pPr>
+            <w:r>
+              <w:rPr>
+                <w:sz w:val="15"/>
+                <w:szCs w:val="15"/>
+              </w:rPr>
+              <w:t>83332.8</w:t>
+            </w:r>
+          </w:p>
+        </w:tc>
+        <w:tc>
+          <w:tcPr>
+            <w:tcW w:w="0" w:type="auto"/>
+          </w:tcPr>
+          <w:p>
+            <w:pPr>
+              <w:ind w:left="0"/>
+              <w:rPr>
+                <w:sz w:val="15"/>
+                <w:szCs w:val="15"/>
+              </w:rPr>
+            </w:pPr>
+            <w:r>
+              <w:rPr>
+                <w:sz w:val="15"/>
+                <w:szCs w:val="15"/>
+              </w:rPr>
+              <w:t>1537.8</w:t>
+            </w:r>
+            <w:r>
+              <w:rPr>
+                <w:rFonts w:hint="eastAsia"/>
+                <w:sz w:val="15"/>
+                <w:szCs w:val="15"/>
+              </w:rPr>
+              <w:t>6</w:t>
+            </w:r>
+          </w:p>
+        </w:tc>
+      </w:tr>
+      <w:tr>
+        <w:tc>
+          <w:tcPr>
+            <w:tcW w:w="0" w:type="auto"/>
+          </w:tcPr>
+          <w:p>
+            <w:pPr>
+              <w:ind w:left="0"/>
+              <w:rPr>
+                <w:rFonts w:hint="eastAsia"/>
+                <w:sz w:val="15"/>
+                <w:szCs w:val="15"/>
+              </w:rPr>
+            </w:pPr>
+            <w:r>
+              <w:rPr>
+                <w:rFonts w:hint="eastAsia"/>
+                <w:sz w:val="15"/>
+                <w:szCs w:val="15"/>
+              </w:rPr>
+              <w:t>md5 + murmur3</w:t>
+            </w:r>
+          </w:p>
+        </w:tc>
+        <w:tc>
+          <w:tcPr>
+            <w:tcW w:w="0" w:type="auto"/>
+          </w:tcPr>
+          <w:p>
+            <w:pPr>
+              <w:ind w:left="0"/>
+              <w:rPr>
+                <w:sz w:val="15"/>
+                <w:szCs w:val="15"/>
+              </w:rPr>
+            </w:pPr>
+            <w:r>
+              <w:rPr>
+                <w:sz w:val="15"/>
+                <w:szCs w:val="15"/>
+              </w:rPr>
+              <w:t>1870.0</w:t>
+            </w:r>
+            <w:r>
+              <w:rPr>
+                <w:rFonts w:hint="eastAsia"/>
+                <w:sz w:val="15"/>
+                <w:szCs w:val="15"/>
+              </w:rPr>
+              <w:t>2</w:t>
+            </w:r>
+          </w:p>
+        </w:tc>
+        <w:tc>
+          <w:tcPr>
+            <w:tcW w:w="0" w:type="auto"/>
+          </w:tcPr>
+          <w:p>
+            <w:pPr>
+              <w:ind w:left="0"/>
+              <w:rPr>
+                <w:sz w:val="15"/>
+                <w:szCs w:val="15"/>
+              </w:rPr>
+            </w:pPr>
+            <w:r>
+              <w:rPr>
+                <w:sz w:val="15"/>
+                <w:szCs w:val="15"/>
+              </w:rPr>
+              <w:t>55063.03</w:t>
+            </w:r>
+          </w:p>
+        </w:tc>
+        <w:tc>
+          <w:tcPr>
+            <w:tcW w:w="0" w:type="auto"/>
+          </w:tcPr>
+          <w:p>
+            <w:pPr>
+              <w:ind w:left="0"/>
+              <w:rPr>
+                <w:sz w:val="15"/>
+                <w:szCs w:val="15"/>
+              </w:rPr>
+            </w:pPr>
+            <w:r>
+              <w:rPr>
+                <w:sz w:val="15"/>
+                <w:szCs w:val="15"/>
+              </w:rPr>
+              <w:t>129.9</w:t>
+            </w:r>
+            <w:r>
+              <w:rPr>
+                <w:rFonts w:hint="eastAsia"/>
+                <w:sz w:val="15"/>
+                <w:szCs w:val="15"/>
+              </w:rPr>
+              <w:t>7</w:t>
+            </w:r>
+          </w:p>
+        </w:tc>
+        <w:tc>
+          <w:tcPr>
+            <w:tcW w:w="0" w:type="auto"/>
+          </w:tcPr>
+          <w:p>
+            <w:pPr>
+              <w:ind w:left="0"/>
+              <w:rPr>
+                <w:sz w:val="15"/>
+                <w:szCs w:val="15"/>
+              </w:rPr>
+            </w:pPr>
+            <w:r>
+              <w:rPr>
+                <w:sz w:val="15"/>
+                <w:szCs w:val="15"/>
+              </w:rPr>
+              <w:t>183.25</w:t>
+            </w:r>
+          </w:p>
+        </w:tc>
+        <w:tc>
+          <w:tcPr>
+            <w:tcW w:w="0" w:type="auto"/>
+          </w:tcPr>
+          <w:p>
+            <w:pPr>
+              <w:ind w:left="0"/>
+              <w:rPr>
+                <w:sz w:val="15"/>
+                <w:szCs w:val="15"/>
+              </w:rPr>
+            </w:pPr>
+            <w:r>
+              <w:rPr>
+                <w:sz w:val="15"/>
+                <w:szCs w:val="15"/>
+              </w:rPr>
+              <w:t>80854.2</w:t>
+            </w:r>
+          </w:p>
+        </w:tc>
+        <w:tc>
+          <w:tcPr>
+            <w:tcW w:w="0" w:type="auto"/>
+          </w:tcPr>
+          <w:p>
+            <w:pPr>
+              <w:ind w:left="0"/>
+              <w:rPr>
+                <w:sz w:val="15"/>
+                <w:szCs w:val="15"/>
+              </w:rPr>
+            </w:pPr>
+            <w:r>
+              <w:rPr>
+                <w:sz w:val="15"/>
+                <w:szCs w:val="15"/>
+              </w:rPr>
+              <w:t>1584.1</w:t>
+            </w:r>
+            <w:r>
+              <w:rPr>
+                <w:rFonts w:hint="eastAsia"/>
+                <w:sz w:val="15"/>
+                <w:szCs w:val="15"/>
+              </w:rPr>
+              <w:t>7</w:t>
+            </w:r>
+          </w:p>
+        </w:tc>
+      </w:tr>
+    </w:tbl>
+    <w:p>
+      <w:pPr>
+        <w:rPr>
+          <w:rFonts w:hint="eastAsia"/>
+        </w:rPr>
+      </w:pPr>
+    </w:p>
+    <w:p>
+      <w:pPr>
+        <w:rPr>
+          <w:rFonts w:hint="eastAsia"/>
+        </w:rPr>
+      </w:pPr>
+      <w:r>
+        <w:rPr>
+          <w:rFonts w:hint="eastAsia"/>
+        </w:rPr>
+        <w:t>结论：</w:t>
+      </w:r>
+    </w:p>
+    <w:p>
+      <w:pPr>
+        <w:pStyle w:val="ListParagraph"/>
+        <w:numPr>
+          <w:ilvl w:val="0"/>
+          <w:numId w:val="39"/>
+        </w:numPr>
+        <w:ind w:firstLineChars="0"/>
+      </w:pPr>
+      <w:r>
+        <w:rPr>
+          <w:rFonts w:hint="eastAsia"/>
+        </w:rPr>
+        <w:t>md5+murmur3</w:t>
+      </w:r>
+      <w:r>
+        <w:rPr>
+          <w:rFonts w:hint="eastAsia"/>
+        </w:rPr>
+        <w:t>的方法</w:t>
+      </w:r>
+      <w:r>
+        <w:rPr>
+          <w:rFonts w:hint="eastAsia"/>
+        </w:rPr>
+        <w:t>hash</w:t>
+      </w:r>
+      <w:r>
+        <w:rPr>
+          <w:rFonts w:hint="eastAsia"/>
+        </w:rPr>
+        <w:t>桶比较均匀，</w:t>
+      </w:r>
+      <w:r>
+        <w:rPr>
+          <w:rFonts w:hint="eastAsia"/>
+        </w:rPr>
+        <w:t>ossHash</w:t>
+      </w:r>
+      <w:r>
+        <w:rPr>
+          <w:rFonts w:hint="eastAsia"/>
+        </w:rPr>
+        <w:t>次之</w:t>
+      </w:r>
+    </w:p>
+    <w:p>
+      <w:pPr>
+        <w:pStyle w:val="ListParagraph"/>
+        <w:numPr>
+          <w:ilvl w:val="0"/>
+          <w:numId w:val="39"/>
+        </w:numPr>
+        <w:ind w:firstLineChars="0"/>
+        <w:rPr>
+          <w:rFonts w:hint="eastAsia"/>
+        </w:rPr>
+      </w:pPr>
+      <w:r>
+        <w:rPr>
+          <w:rFonts w:hint="eastAsia"/>
+        </w:rPr>
+        <w:t>时间上</w:t>
+      </w:r>
+      <w:r>
+        <w:rPr>
+          <w:rFonts w:hint="eastAsia"/>
+        </w:rPr>
+        <w:t>ossHash</w:t>
+      </w:r>
+      <w:r>
+        <w:rPr>
+          <w:rFonts w:hint="eastAsia"/>
+        </w:rPr>
+        <w:t>最好</w:t>
+      </w:r>
+    </w:p>
+    <w:p>
+      <w:pPr>
+        <w:pStyle w:val="ListParagraph"/>
+        <w:numPr>
+          <w:ilvl w:val="0"/>
+          <w:numId w:val="39"/>
+        </w:numPr>
+        <w:ind w:firstLineChars="0"/>
+      </w:pPr>
+      <w:r>
+        <w:rPr>
+          <w:rFonts w:hint="eastAsia"/>
+        </w:rPr>
+        <w:t>因此最终选择</w:t>
+      </w:r>
+      <w:r>
+        <w:rPr>
+          <w:rFonts w:hint="eastAsia"/>
+        </w:rPr>
+        <w:t>ossHash</w:t>
+      </w:r>
+    </w:p>
+    <w:p/>
     <w:p>
       <w:pPr>
         <w:pStyle w:val="Heading2"/>
@@ -14404,7 +15383,6 @@
                 <w:sz w:val="18"/>
                 <w:szCs w:val="18"/>
               </w:rPr>
-              <w:lastRenderedPageBreak/>
               <w:t>开始时间</w:t>
             </w:r>
           </w:p>
@@ -15341,6 +16319,7 @@
                 <w:sz w:val="13"/>
                 <w:szCs w:val="13"/>
               </w:rPr>
+              <w:lastRenderedPageBreak/>
               <w:t>001</w:t>
             </w:r>
           </w:p>
@@ -16118,7 +17097,6 @@
               <w:rPr>
                 <w:rFonts w:hint="eastAsia"/>
               </w:rPr>
-              <w:lastRenderedPageBreak/>
               <w:t>资料是否变更</w:t>
             </w:r>
           </w:p>
@@ -17931,6 +18909,92 @@
     </w:lvl>
   </w:abstractNum>
   <w:abstractNum w:abstractNumId="18">
+    <w:nsid w:val="40303BF3"/>
+    <w:multiLevelType w:val="hybridMultilevel"/>
+    <w:tmpl w:val="542C8574"/>
+    <w:lvl w:ilvl="0" w:tplc="0409000F">
+      <w:start w:val="1"/>
+      <w:numFmt w:val="decimal"/>
+      <w:lvlText w:val="%1."/>
+      <w:lvlJc w:val="left"/>
+      <w:pPr>
+        <w:ind w:left="777" w:hanging="420"/>
+      </w:pPr>
+    </w:lvl>
+    <w:lvl w:ilvl="1" w:tplc="0409000F">
+      <w:start w:val="1"/>
+      <w:numFmt w:val="decimal"/>
+      <w:lvlText w:val="%2."/>
+      <w:lvlJc w:val="left"/>
+      <w:pPr>
+        <w:ind w:left="1197" w:hanging="420"/>
+      </w:pPr>
+    </w:lvl>
+    <w:lvl w:ilvl="2" w:tplc="0409001B" w:tentative="1">
+      <w:start w:val="1"/>
+      <w:numFmt w:val="lowerRoman"/>
+      <w:lvlText w:val="%3."/>
+      <w:lvlJc w:val="right"/>
+      <w:pPr>
+        <w:ind w:left="1617" w:hanging="420"/>
+      </w:pPr>
+    </w:lvl>
+    <w:lvl w:ilvl="3" w:tplc="0409000F" w:tentative="1">
+      <w:start w:val="1"/>
+      <w:numFmt w:val="decimal"/>
+      <w:lvlText w:val="%4."/>
+      <w:lvlJc w:val="left"/>
+      <w:pPr>
+        <w:ind w:left="2037" w:hanging="420"/>
+      </w:pPr>
+    </w:lvl>
+    <w:lvl w:ilvl="4" w:tplc="04090019" w:tentative="1">
+      <w:start w:val="1"/>
+      <w:numFmt w:val="lowerLetter"/>
+      <w:lvlText w:val="%5)"/>
+      <w:lvlJc w:val="left"/>
+      <w:pPr>
+        <w:ind w:left="2457" w:hanging="420"/>
+      </w:pPr>
+    </w:lvl>
+    <w:lvl w:ilvl="5" w:tplc="0409001B" w:tentative="1">
+      <w:start w:val="1"/>
+      <w:numFmt w:val="lowerRoman"/>
+      <w:lvlText w:val="%6."/>
+      <w:lvlJc w:val="right"/>
+      <w:pPr>
+        <w:ind w:left="2877" w:hanging="420"/>
+      </w:pPr>
+    </w:lvl>
+    <w:lvl w:ilvl="6" w:tplc="0409000F" w:tentative="1">
+      <w:start w:val="1"/>
+      <w:numFmt w:val="decimal"/>
+      <w:lvlText w:val="%7."/>
+      <w:lvlJc w:val="left"/>
+      <w:pPr>
+        <w:ind w:left="3297" w:hanging="420"/>
+      </w:pPr>
+    </w:lvl>
+    <w:lvl w:ilvl="7" w:tplc="04090019" w:tentative="1">
+      <w:start w:val="1"/>
+      <w:numFmt w:val="lowerLetter"/>
+      <w:lvlText w:val="%8)"/>
+      <w:lvlJc w:val="left"/>
+      <w:pPr>
+        <w:ind w:left="3717" w:hanging="420"/>
+      </w:pPr>
+    </w:lvl>
+    <w:lvl w:ilvl="8" w:tplc="0409001B" w:tentative="1">
+      <w:start w:val="1"/>
+      <w:numFmt w:val="lowerRoman"/>
+      <w:lvlText w:val="%9."/>
+      <w:lvlJc w:val="right"/>
+      <w:pPr>
+        <w:ind w:left="4137" w:hanging="420"/>
+      </w:pPr>
+    </w:lvl>
+  </w:abstractNum>
+  <w:abstractNum w:abstractNumId="19">
     <w:nsid w:val="430429AC"/>
     <w:multiLevelType w:val="hybridMultilevel"/>
     <w:tmpl w:val="EC647346"/>
@@ -18016,7 +19080,7 @@
       </w:pPr>
     </w:lvl>
   </w:abstractNum>
-  <w:abstractNum w:abstractNumId="19">
+  <w:abstractNum w:abstractNumId="20">
     <w:nsid w:val="470851C2"/>
     <w:multiLevelType w:val="hybridMultilevel"/>
     <w:tmpl w:val="9BD0E888"/>
@@ -18102,7 +19166,7 @@
       </w:pPr>
     </w:lvl>
   </w:abstractNum>
-  <w:abstractNum w:abstractNumId="20">
+  <w:abstractNum w:abstractNumId="21">
     <w:nsid w:val="4820363A"/>
     <w:multiLevelType w:val="hybridMultilevel"/>
     <w:tmpl w:val="6C289F96"/>
@@ -18188,7 +19252,7 @@
       </w:pPr>
     </w:lvl>
   </w:abstractNum>
-  <w:abstractNum w:abstractNumId="21">
+  <w:abstractNum w:abstractNumId="22">
     <w:nsid w:val="4A056139"/>
     <w:multiLevelType w:val="hybridMultilevel"/>
     <w:tmpl w:val="542C8574"/>
@@ -18274,7 +19338,7 @@
       </w:pPr>
     </w:lvl>
   </w:abstractNum>
-  <w:abstractNum w:abstractNumId="22">
+  <w:abstractNum w:abstractNumId="23">
     <w:nsid w:val="508A7DF0"/>
     <w:multiLevelType w:val="hybridMultilevel"/>
     <w:tmpl w:val="5942B242"/>
@@ -18360,7 +19424,7 @@
       </w:pPr>
     </w:lvl>
   </w:abstractNum>
-  <w:abstractNum w:abstractNumId="23">
+  <w:abstractNum w:abstractNumId="24">
     <w:nsid w:val="563D1912"/>
     <w:multiLevelType w:val="hybridMultilevel"/>
     <w:tmpl w:val="62BC5BA2"/>
@@ -18446,7 +19510,7 @@
       </w:pPr>
     </w:lvl>
   </w:abstractNum>
-  <w:abstractNum w:abstractNumId="24">
+  <w:abstractNum w:abstractNumId="25">
     <w:nsid w:val="589E00D2"/>
     <w:multiLevelType w:val="hybridMultilevel"/>
     <w:tmpl w:val="F1EE0268"/>
@@ -18533,7 +19597,7 @@
       </w:pPr>
     </w:lvl>
   </w:abstractNum>
-  <w:abstractNum w:abstractNumId="25">
+  <w:abstractNum w:abstractNumId="26">
     <w:nsid w:val="58BF530B"/>
     <w:multiLevelType w:val="hybridMultilevel"/>
     <w:tmpl w:val="123C0A00"/>
@@ -18619,7 +19683,7 @@
       </w:pPr>
     </w:lvl>
   </w:abstractNum>
-  <w:abstractNum w:abstractNumId="26">
+  <w:abstractNum w:abstractNumId="27">
     <w:nsid w:val="5D1D7060"/>
     <w:multiLevelType w:val="hybridMultilevel"/>
     <w:tmpl w:val="542C8574"/>
@@ -18705,7 +19769,7 @@
       </w:pPr>
     </w:lvl>
   </w:abstractNum>
-  <w:abstractNum w:abstractNumId="27">
+  <w:abstractNum w:abstractNumId="28">
     <w:nsid w:val="6250520F"/>
     <w:multiLevelType w:val="hybridMultilevel"/>
     <w:tmpl w:val="723E4382"/>
@@ -18791,7 +19855,7 @@
       </w:pPr>
     </w:lvl>
   </w:abstractNum>
-  <w:abstractNum w:abstractNumId="28">
+  <w:abstractNum w:abstractNumId="29">
     <w:nsid w:val="653C0A41"/>
     <w:multiLevelType w:val="hybridMultilevel"/>
     <w:tmpl w:val="3484237A"/>
@@ -18877,7 +19941,7 @@
       </w:pPr>
     </w:lvl>
   </w:abstractNum>
-  <w:abstractNum w:abstractNumId="29">
+  <w:abstractNum w:abstractNumId="30">
     <w:nsid w:val="6B700447"/>
     <w:multiLevelType w:val="hybridMultilevel"/>
     <w:tmpl w:val="83C6C0E6"/>
@@ -18963,7 +20027,7 @@
       </w:pPr>
     </w:lvl>
   </w:abstractNum>
-  <w:abstractNum w:abstractNumId="30">
+  <w:abstractNum w:abstractNumId="31">
     <w:nsid w:val="6D64680B"/>
     <w:multiLevelType w:val="hybridMultilevel"/>
     <w:tmpl w:val="6792EC2E"/>
@@ -19049,7 +20113,7 @@
       </w:pPr>
     </w:lvl>
   </w:abstractNum>
-  <w:abstractNum w:abstractNumId="31">
+  <w:abstractNum w:abstractNumId="32">
     <w:nsid w:val="73596A6D"/>
     <w:multiLevelType w:val="hybridMultilevel"/>
     <w:tmpl w:val="542C8574"/>
@@ -19135,7 +20199,93 @@
       </w:pPr>
     </w:lvl>
   </w:abstractNum>
-  <w:abstractNum w:abstractNumId="32">
+  <w:abstractNum w:abstractNumId="33">
+    <w:nsid w:val="79A21979"/>
+    <w:multiLevelType w:val="hybridMultilevel"/>
+    <w:tmpl w:val="542C8574"/>
+    <w:lvl w:ilvl="0" w:tplc="0409000F">
+      <w:start w:val="1"/>
+      <w:numFmt w:val="decimal"/>
+      <w:lvlText w:val="%1."/>
+      <w:lvlJc w:val="left"/>
+      <w:pPr>
+        <w:ind w:left="777" w:hanging="420"/>
+      </w:pPr>
+    </w:lvl>
+    <w:lvl w:ilvl="1" w:tplc="0409000F">
+      <w:start w:val="1"/>
+      <w:numFmt w:val="decimal"/>
+      <w:lvlText w:val="%2."/>
+      <w:lvlJc w:val="left"/>
+      <w:pPr>
+        <w:ind w:left="1197" w:hanging="420"/>
+      </w:pPr>
+    </w:lvl>
+    <w:lvl w:ilvl="2" w:tplc="0409001B" w:tentative="1">
+      <w:start w:val="1"/>
+      <w:numFmt w:val="lowerRoman"/>
+      <w:lvlText w:val="%3."/>
+      <w:lvlJc w:val="right"/>
+      <w:pPr>
+        <w:ind w:left="1617" w:hanging="420"/>
+      </w:pPr>
+    </w:lvl>
+    <w:lvl w:ilvl="3" w:tplc="0409000F" w:tentative="1">
+      <w:start w:val="1"/>
+      <w:numFmt w:val="decimal"/>
+      <w:lvlText w:val="%4."/>
+      <w:lvlJc w:val="left"/>
+      <w:pPr>
+        <w:ind w:left="2037" w:hanging="420"/>
+      </w:pPr>
+    </w:lvl>
+    <w:lvl w:ilvl="4" w:tplc="04090019" w:tentative="1">
+      <w:start w:val="1"/>
+      <w:numFmt w:val="lowerLetter"/>
+      <w:lvlText w:val="%5)"/>
+      <w:lvlJc w:val="left"/>
+      <w:pPr>
+        <w:ind w:left="2457" w:hanging="420"/>
+      </w:pPr>
+    </w:lvl>
+    <w:lvl w:ilvl="5" w:tplc="0409001B" w:tentative="1">
+      <w:start w:val="1"/>
+      <w:numFmt w:val="lowerRoman"/>
+      <w:lvlText w:val="%6."/>
+      <w:lvlJc w:val="right"/>
+      <w:pPr>
+        <w:ind w:left="2877" w:hanging="420"/>
+      </w:pPr>
+    </w:lvl>
+    <w:lvl w:ilvl="6" w:tplc="0409000F" w:tentative="1">
+      <w:start w:val="1"/>
+      <w:numFmt w:val="decimal"/>
+      <w:lvlText w:val="%7."/>
+      <w:lvlJc w:val="left"/>
+      <w:pPr>
+        <w:ind w:left="3297" w:hanging="420"/>
+      </w:pPr>
+    </w:lvl>
+    <w:lvl w:ilvl="7" w:tplc="04090019" w:tentative="1">
+      <w:start w:val="1"/>
+      <w:numFmt w:val="lowerLetter"/>
+      <w:lvlText w:val="%8)"/>
+      <w:lvlJc w:val="left"/>
+      <w:pPr>
+        <w:ind w:left="3717" w:hanging="420"/>
+      </w:pPr>
+    </w:lvl>
+    <w:lvl w:ilvl="8" w:tplc="0409001B" w:tentative="1">
+      <w:start w:val="1"/>
+      <w:numFmt w:val="lowerRoman"/>
+      <w:lvlText w:val="%9."/>
+      <w:lvlJc w:val="right"/>
+      <w:pPr>
+        <w:ind w:left="4137" w:hanging="420"/>
+      </w:pPr>
+    </w:lvl>
+  </w:abstractNum>
+  <w:abstractNum w:abstractNumId="34">
     <w:nsid w:val="7F872A9E"/>
     <w:multiLevelType w:val="hybridMultilevel"/>
     <w:tmpl w:val="7526D4A8"/>
@@ -19221,7 +20371,7 @@
       </w:pPr>
     </w:lvl>
   </w:abstractNum>
-  <w:abstractNum w:abstractNumId="33">
+  <w:abstractNum w:abstractNumId="35">
     <w:nsid w:val="7F9545AD"/>
     <w:multiLevelType w:val="hybridMultilevel"/>
     <w:tmpl w:val="F30A5848"/>
@@ -19311,16 +20461,16 @@
     <w:abstractNumId w:val="10"/>
   </w:num>
   <w:num w:numId="2">
-    <w:abstractNumId w:val="32"/>
+    <w:abstractNumId w:val="34"/>
   </w:num>
   <w:num w:numId="3">
-    <w:abstractNumId w:val="24"/>
+    <w:abstractNumId w:val="25"/>
   </w:num>
   <w:num w:numId="4">
-    <w:abstractNumId w:val="20"/>
+    <w:abstractNumId w:val="21"/>
   </w:num>
   <w:num w:numId="5">
-    <w:abstractNumId w:val="24"/>
+    <w:abstractNumId w:val="25"/>
     <w:lvlOverride w:ilvl="0">
       <w:startOverride w:val="1"/>
     </w:lvlOverride>
@@ -19332,10 +20482,10 @@
     <w:abstractNumId w:val="7"/>
   </w:num>
   <w:num w:numId="8">
-    <w:abstractNumId w:val="23"/>
+    <w:abstractNumId w:val="24"/>
   </w:num>
   <w:num w:numId="9">
-    <w:abstractNumId w:val="24"/>
+    <w:abstractNumId w:val="25"/>
     <w:lvlOverride w:ilvl="0">
       <w:startOverride w:val="1"/>
     </w:lvlOverride>
@@ -19350,13 +20500,13 @@
     <w:abstractNumId w:val="5"/>
   </w:num>
   <w:num w:numId="13">
-    <w:abstractNumId w:val="29"/>
+    <w:abstractNumId w:val="30"/>
   </w:num>
   <w:num w:numId="14">
-    <w:abstractNumId w:val="33"/>
+    <w:abstractNumId w:val="35"/>
   </w:num>
   <w:num w:numId="15">
-    <w:abstractNumId w:val="27"/>
+    <w:abstractNumId w:val="28"/>
   </w:num>
   <w:num w:numId="16">
     <w:abstractNumId w:val="14"/>
@@ -19374,7 +20524,7 @@
     <w:abstractNumId w:val="1"/>
   </w:num>
   <w:num w:numId="21">
-    <w:abstractNumId w:val="28"/>
+    <w:abstractNumId w:val="29"/>
   </w:num>
   <w:num w:numId="22">
     <w:abstractNumId w:val="11"/>
@@ -19386,19 +20536,19 @@
     <w:abstractNumId w:val="15"/>
   </w:num>
   <w:num w:numId="25">
-    <w:abstractNumId w:val="25"/>
+    <w:abstractNumId w:val="26"/>
   </w:num>
   <w:num w:numId="26">
-    <w:abstractNumId w:val="30"/>
+    <w:abstractNumId w:val="31"/>
   </w:num>
   <w:num w:numId="27">
-    <w:abstractNumId w:val="18"/>
+    <w:abstractNumId w:val="19"/>
   </w:num>
   <w:num w:numId="28">
-    <w:abstractNumId w:val="19"/>
+    <w:abstractNumId w:val="20"/>
   </w:num>
   <w:num w:numId="29">
-    <w:abstractNumId w:val="22"/>
+    <w:abstractNumId w:val="23"/>
   </w:num>
   <w:num w:numId="30">
     <w:abstractNumId w:val="0"/>
@@ -19413,19 +20563,25 @@
     <w:abstractNumId w:val="9"/>
   </w:num>
   <w:num w:numId="34">
-    <w:abstractNumId w:val="24"/>
+    <w:abstractNumId w:val="25"/>
     <w:lvlOverride w:ilvl="0">
       <w:startOverride w:val="1"/>
     </w:lvlOverride>
   </w:num>
   <w:num w:numId="35">
-    <w:abstractNumId w:val="31"/>
+    <w:abstractNumId w:val="32"/>
   </w:num>
   <w:num w:numId="36">
-    <w:abstractNumId w:val="21"/>
+    <w:abstractNumId w:val="22"/>
   </w:num>
   <w:num w:numId="37">
-    <w:abstractNumId w:val="26"/>
+    <w:abstractNumId w:val="27"/>
+  </w:num>
+  <w:num w:numId="38">
+    <w:abstractNumId w:val="18"/>
+  </w:num>
+  <w:num w:numId="39">
+    <w:abstractNumId w:val="33"/>
   </w:num>
   <w:numIdMacAtCleanup w:val="28"/>
 </w:numbering>
@@ -20616,25 +21772,25 @@
             </c:numRef>
           </c:val>
         </c:ser>
-        <c:axId val="325796224"/>
-        <c:axId val="326085248"/>
+        <c:axId val="107953152"/>
+        <c:axId val="107959040"/>
       </c:barChart>
       <c:catAx>
-        <c:axId val="325796224"/>
+        <c:axId val="107953152"/>
         <c:scaling>
           <c:orientation val="minMax"/>
         </c:scaling>
         <c:axPos val="b"/>
         <c:numFmt formatCode="General" sourceLinked="1"/>
         <c:tickLblPos val="nextTo"/>
-        <c:crossAx val="326085248"/>
+        <c:crossAx val="107959040"/>
         <c:crosses val="autoZero"/>
         <c:auto val="1"/>
         <c:lblAlgn val="ctr"/>
         <c:lblOffset val="100"/>
       </c:catAx>
       <c:valAx>
-        <c:axId val="326085248"/>
+        <c:axId val="107959040"/>
         <c:scaling>
           <c:orientation val="minMax"/>
         </c:scaling>
@@ -20642,7 +21798,7 @@
         <c:majorGridlines/>
         <c:numFmt formatCode="General" sourceLinked="1"/>
         <c:tickLblPos val="nextTo"/>
-        <c:crossAx val="325796224"/>
+        <c:crossAx val="107953152"/>
         <c:crosses val="autoZero"/>
         <c:crossBetween val="between"/>
       </c:valAx>
@@ -20956,25 +22112,25 @@
             </c:numRef>
           </c:val>
         </c:ser>
-        <c:axId val="328122368"/>
-        <c:axId val="328123904"/>
+        <c:axId val="108273024"/>
+        <c:axId val="108287104"/>
       </c:barChart>
       <c:catAx>
-        <c:axId val="328122368"/>
+        <c:axId val="108273024"/>
         <c:scaling>
           <c:orientation val="minMax"/>
         </c:scaling>
         <c:axPos val="b"/>
         <c:numFmt formatCode="General" sourceLinked="1"/>
         <c:tickLblPos val="nextTo"/>
-        <c:crossAx val="328123904"/>
+        <c:crossAx val="108287104"/>
         <c:crosses val="autoZero"/>
         <c:auto val="1"/>
         <c:lblAlgn val="ctr"/>
         <c:lblOffset val="100"/>
       </c:catAx>
       <c:valAx>
-        <c:axId val="328123904"/>
+        <c:axId val="108287104"/>
         <c:scaling>
           <c:orientation val="minMax"/>
         </c:scaling>
@@ -20982,7 +22138,7 @@
         <c:majorGridlines/>
         <c:numFmt formatCode="General" sourceLinked="1"/>
         <c:tickLblPos val="nextTo"/>
-        <c:crossAx val="328122368"/>
+        <c:crossAx val="108273024"/>
         <c:crosses val="autoZero"/>
         <c:crossBetween val="between"/>
       </c:valAx>
@@ -21297,25 +22453,25 @@
             </c:numRef>
           </c:val>
         </c:ser>
-        <c:axId val="257458560"/>
-        <c:axId val="257460096"/>
+        <c:axId val="252067840"/>
+        <c:axId val="252070144"/>
       </c:barChart>
       <c:catAx>
-        <c:axId val="257458560"/>
+        <c:axId val="252067840"/>
         <c:scaling>
           <c:orientation val="minMax"/>
         </c:scaling>
         <c:axPos val="b"/>
         <c:numFmt formatCode="General" sourceLinked="1"/>
         <c:tickLblPos val="nextTo"/>
-        <c:crossAx val="257460096"/>
+        <c:crossAx val="252070144"/>
         <c:crosses val="autoZero"/>
         <c:auto val="1"/>
         <c:lblAlgn val="ctr"/>
         <c:lblOffset val="100"/>
       </c:catAx>
       <c:valAx>
-        <c:axId val="257460096"/>
+        <c:axId val="252070144"/>
         <c:scaling>
           <c:orientation val="minMax"/>
         </c:scaling>
@@ -21323,7 +22479,7 @@
         <c:majorGridlines/>
         <c:numFmt formatCode="General" sourceLinked="1"/>
         <c:tickLblPos val="nextTo"/>
-        <c:crossAx val="257458560"/>
+        <c:crossAx val="252067840"/>
         <c:crosses val="autoZero"/>
         <c:crossBetween val="between"/>
       </c:valAx>

--- a/internal_doc/03.开发设计/性能/Story_查询计划缓存优化.docx
+++ b/internal_doc/03.开发设计/性能/Story_查询计划缓存优化.docx
@@ -2675,9 +2675,9 @@
         </w:rPr>
         <w:drawing>
           <wp:inline distT="0" distB="0" distL="0" distR="0">
-            <wp:extent cx="5274310" cy="3831555"/>
+            <wp:extent cx="5274310" cy="2957597"/>
             <wp:effectExtent l="19050" t="0" r="2540" b="0"/>
-            <wp:docPr id="1" name="Picture 1"/>
+            <wp:docPr id="2" name="Picture 1"/>
             <wp:cNvGraphicFramePr>
               <a:graphicFrameLocks xmlns:a="http://schemas.openxmlformats.org/drawingml/2006/main" noChangeAspect="1"/>
             </wp:cNvGraphicFramePr>
@@ -2700,7 +2700,7 @@
                   <pic:spPr bwMode="auto">
                     <a:xfrm>
                       <a:off x="0" y="0"/>
-                      <a:ext cx="5274310" cy="3831555"/>
+                      <a:ext cx="5274310" cy="2957597"/>
                     </a:xfrm>
                     <a:prstGeom prst="rect">
                       <a:avLst/>
@@ -2809,6 +2809,18 @@
         <w:rPr>
           <w:rFonts w:hint="eastAsia"/>
         </w:rPr>
+        <w:t>collectionName</w:t>
+      </w:r>
+      <w:r>
+        <w:rPr>
+          <w:rFonts w:hint="eastAsia"/>
+        </w:rPr>
+        <w:t>、</w:t>
+      </w:r>
+      <w:r>
+        <w:rPr>
+          <w:rFonts w:hint="eastAsia"/>
+        </w:rPr>
         <w:t>query</w:t>
       </w:r>
       <w:r>
@@ -2939,7 +2951,7 @@
         <w:rPr>
           <w:rFonts w:hint="eastAsia"/>
         </w:rPr>
-        <w:t>rtnPlanCacheSweeper</w:t>
+        <w:t>optCachedPlanMonitor</w:t>
       </w:r>
       <w:r>
         <w:rPr>
@@ -2983,25 +2995,43 @@
         <w:rPr>
           <w:rFonts w:hint="eastAsia"/>
         </w:rPr>
-        <w:t>Collection</w:t>
-      </w:r>
-      <w:r>
-        <w:rPr>
-          <w:rFonts w:hint="eastAsia"/>
-        </w:rPr>
-        <w:t>管理</w:t>
-      </w:r>
-      <w:r>
-        <w:rPr>
-          <w:rFonts w:hint="eastAsia"/>
-        </w:rPr>
-        <w:t>查询计划的索引及状态</w:t>
-      </w:r>
-      <w:r>
-        <w:rPr>
-          <w:rFonts w:hint="eastAsia"/>
-        </w:rPr>
-        <w:t>(_optCLCachedPlanStatus)</w:t>
+        <w:t>CollectionSpace</w:t>
+      </w:r>
+      <w:r>
+        <w:rPr>
+          <w:rFonts w:hint="eastAsia"/>
+        </w:rPr>
+        <w:t>维护一个</w:t>
+      </w:r>
+      <w:r>
+        <w:rPr>
+          <w:rFonts w:hint="eastAsia"/>
+        </w:rPr>
+        <w:t>bitmap</w:t>
+      </w:r>
+      <w:r>
+        <w:rPr>
+          <w:rFonts w:hint="eastAsia"/>
+        </w:rPr>
+        <w:t>，标记属于本</w:t>
+      </w:r>
+      <w:r>
+        <w:rPr>
+          <w:rFonts w:hint="eastAsia"/>
+        </w:rPr>
+        <w:t>CollectionSpace</w:t>
+      </w:r>
+      <w:r>
+        <w:rPr>
+          <w:rFonts w:hint="eastAsia"/>
+        </w:rPr>
+        <w:t>中的查询计划在查询计划缓存的桶中出现的</w:t>
+      </w:r>
+      <w:r>
+        <w:rPr>
+          <w:rFonts w:hint="eastAsia"/>
+        </w:rPr>
+        <w:t>bucketID</w:t>
       </w:r>
     </w:p>
     <w:p>
@@ -3017,19 +3047,25 @@
         <w:rPr>
           <w:rFonts w:hint="eastAsia"/>
         </w:rPr>
-        <w:t>在</w:t>
-      </w:r>
-      <w:r>
-        <w:rPr>
-          <w:rFonts w:hint="eastAsia"/>
-        </w:rPr>
-        <w:t>dmsStorageUnit</w:t>
-      </w:r>
-      <w:r>
-        <w:rPr>
-          <w:rFonts w:hint="eastAsia"/>
-        </w:rPr>
-        <w:t>下维护</w:t>
+        <w:t>增加查询计划缓存时，设置对应的</w:t>
+      </w:r>
+      <w:r>
+        <w:rPr>
+          <w:rFonts w:hint="eastAsia"/>
+        </w:rPr>
+        <w:t>bucketID</w:t>
+      </w:r>
+      <w:r>
+        <w:rPr>
+          <w:rFonts w:hint="eastAsia"/>
+        </w:rPr>
+        <w:t>为</w:t>
+      </w:r>
+      <w:r>
+        <w:rPr>
+          <w:rFonts w:hint="eastAsia"/>
+        </w:rPr>
+        <w:t>1</w:t>
       </w:r>
     </w:p>
     <w:p>
@@ -3045,31 +3081,7 @@
         <w:rPr>
           <w:rFonts w:hint="eastAsia"/>
         </w:rPr>
-        <w:t>预分配</w:t>
-      </w:r>
-      <w:r>
-        <w:rPr>
-          <w:rFonts w:hint="eastAsia"/>
-        </w:rPr>
-        <w:t>4096</w:t>
-      </w:r>
-      <w:r>
-        <w:rPr>
-          <w:rFonts w:hint="eastAsia"/>
-        </w:rPr>
-        <w:t>个槽位，即</w:t>
-      </w:r>
-      <w:r>
-        <w:rPr>
-          <w:rFonts w:hint="eastAsia"/>
-        </w:rPr>
-        <w:t>Collection</w:t>
-      </w:r>
-      <w:r>
-        <w:rPr>
-          <w:rFonts w:hint="eastAsia"/>
-        </w:rPr>
-        <w:t>的个数</w:t>
+        <w:t>删除查询计划缓存时，不处理</w:t>
       </w:r>
     </w:p>
     <w:p>
@@ -3080,36 +3092,63 @@
           <w:numId w:val="7"/>
         </w:numPr>
         <w:ind w:firstLineChars="0"/>
-      </w:pPr>
-      <w:r>
-        <w:rPr>
-          <w:rFonts w:hint="eastAsia"/>
-        </w:rPr>
-        <w:t>与</w:t>
-      </w:r>
-      <w:r>
-        <w:rPr>
-          <w:rFonts w:hint="eastAsia"/>
-        </w:rPr>
-        <w:t>Collection</w:t>
-      </w:r>
-      <w:r>
-        <w:rPr>
-          <w:rFonts w:hint="eastAsia"/>
-        </w:rPr>
-        <w:t>可以通过</w:t>
-      </w:r>
-      <w:r>
-        <w:rPr>
-          <w:rFonts w:hint="eastAsia"/>
-        </w:rPr>
-        <w:t>mbID</w:t>
-      </w:r>
-      <w:r>
-        <w:rPr>
-          <w:rFonts w:hint="eastAsia"/>
-        </w:rPr>
-        <w:t>进行关联</w:t>
+        <w:rPr>
+          <w:rFonts w:hint="eastAsia"/>
+        </w:rPr>
+      </w:pPr>
+      <w:r>
+        <w:rPr>
+          <w:rFonts w:hint="eastAsia"/>
+        </w:rPr>
+        <w:t>最终</w:t>
+      </w:r>
+      <w:r>
+        <w:rPr>
+          <w:rFonts w:hint="eastAsia"/>
+        </w:rPr>
+        <w:t>dropCL</w:t>
+      </w:r>
+      <w:r>
+        <w:rPr>
+          <w:rFonts w:hint="eastAsia"/>
+        </w:rPr>
+        <w:t>、</w:t>
+      </w:r>
+      <w:r>
+        <w:rPr>
+          <w:rFonts w:hint="eastAsia"/>
+        </w:rPr>
+        <w:t>dropCS</w:t>
+      </w:r>
+      <w:r>
+        <w:rPr>
+          <w:rFonts w:hint="eastAsia"/>
+        </w:rPr>
+        <w:t>等操作时，根据</w:t>
+      </w:r>
+      <w:r>
+        <w:rPr>
+          <w:rFonts w:hint="eastAsia"/>
+        </w:rPr>
+        <w:t>bitmap</w:t>
+      </w:r>
+      <w:r>
+        <w:rPr>
+          <w:rFonts w:hint="eastAsia"/>
+        </w:rPr>
+        <w:t>来遍历访问对应的</w:t>
+      </w:r>
+      <w:r>
+        <w:rPr>
+          <w:rFonts w:hint="eastAsia"/>
+        </w:rPr>
+        <w:t>bucket</w:t>
+      </w:r>
+      <w:r>
+        <w:rPr>
+          <w:rFonts w:hint="eastAsia"/>
+        </w:rPr>
+        <w:t>删除相关的查询计划缓存</w:t>
       </w:r>
     </w:p>
     <w:p>
@@ -3125,19 +3164,107 @@
         <w:rPr>
           <w:rFonts w:hint="eastAsia"/>
         </w:rPr>
-        <w:t>状态</w:t>
-      </w:r>
-      <w:r>
-        <w:rPr>
-          <w:rFonts w:hint="eastAsia"/>
-        </w:rPr>
-        <w:t>使用链表维护，暂不限定</w:t>
-      </w:r>
-      <w:r>
-        <w:rPr>
-          <w:rFonts w:hint="eastAsia"/>
-        </w:rPr>
-        <w:t>大小</w:t>
+        <w:t>bitmap</w:t>
+      </w:r>
+      <w:r>
+        <w:rPr>
+          <w:rFonts w:hint="eastAsia"/>
+        </w:rPr>
+        <w:t>是针对整个</w:t>
+      </w:r>
+      <w:r>
+        <w:rPr>
+          <w:rFonts w:hint="eastAsia"/>
+        </w:rPr>
+        <w:t>CS</w:t>
+      </w:r>
+      <w:r>
+        <w:rPr>
+          <w:rFonts w:hint="eastAsia"/>
+        </w:rPr>
+        <w:t>的，因此</w:t>
+      </w:r>
+      <w:r>
+        <w:rPr>
+          <w:rFonts w:hint="eastAsia"/>
+        </w:rPr>
+        <w:t>CL</w:t>
+      </w:r>
+      <w:r>
+        <w:rPr>
+          <w:rFonts w:hint="eastAsia"/>
+        </w:rPr>
+        <w:t>的相关操作需要遍历该</w:t>
+      </w:r>
+      <w:r>
+        <w:rPr>
+          <w:rFonts w:hint="eastAsia"/>
+        </w:rPr>
+        <w:t>CS</w:t>
+      </w:r>
+      <w:r>
+        <w:rPr>
+          <w:rFonts w:hint="eastAsia"/>
+        </w:rPr>
+        <w:t>的</w:t>
+      </w:r>
+      <w:r>
+        <w:rPr>
+          <w:rFonts w:hint="eastAsia"/>
+        </w:rPr>
+        <w:t>bitmap</w:t>
+      </w:r>
+      <w:r>
+        <w:rPr>
+          <w:rFonts w:hint="eastAsia"/>
+        </w:rPr>
+        <w:t>指向的所有</w:t>
+      </w:r>
+      <w:r>
+        <w:rPr>
+          <w:rFonts w:hint="eastAsia"/>
+        </w:rPr>
+        <w:t>bucket</w:t>
+      </w:r>
+    </w:p>
+    <w:p>
+      <w:pPr>
+        <w:pStyle w:val="ListParagraph"/>
+        <w:numPr>
+          <w:ilvl w:val="0"/>
+          <w:numId w:val="7"/>
+        </w:numPr>
+        <w:ind w:firstLineChars="0"/>
+      </w:pPr>
+      <w:r>
+        <w:rPr>
+          <w:rFonts w:hint="eastAsia"/>
+        </w:rPr>
+        <w:t>为每个</w:t>
+      </w:r>
+      <w:r>
+        <w:rPr>
+          <w:rFonts w:hint="eastAsia"/>
+        </w:rPr>
+        <w:t>Collection</w:t>
+      </w:r>
+      <w:r>
+        <w:rPr>
+          <w:rFonts w:hint="eastAsia"/>
+        </w:rPr>
+        <w:t>管理</w:t>
+      </w:r>
+      <w:r>
+        <w:rPr>
+          <w:rFonts w:hint="eastAsia"/>
+        </w:rPr>
+        <w:t>查询计划的索引及状态</w:t>
+      </w:r>
+      <w:r>
+        <w:rPr>
+          <w:rFonts w:hint="eastAsia"/>
+        </w:rPr>
+        <w:t>(_optCLCachedPlanStatus)</w:t>
       </w:r>
     </w:p>
     <w:p>
@@ -3153,14 +3280,26 @@
         <w:rPr>
           <w:rFonts w:hint="eastAsia"/>
         </w:rPr>
-        <w:t>如果查询计划查找过程中不出错，不需要访问该状态</w:t>
+        <w:t>在</w:t>
+      </w:r>
+      <w:r>
+        <w:rPr>
+          <w:rFonts w:hint="eastAsia"/>
+        </w:rPr>
+        <w:t>dmsStorageUnit</w:t>
+      </w:r>
+      <w:r>
+        <w:rPr>
+          <w:rFonts w:hint="eastAsia"/>
+        </w:rPr>
+        <w:t>下维护</w:t>
       </w:r>
     </w:p>
     <w:p>
       <w:pPr>
         <w:pStyle w:val="ListParagraph"/>
         <w:numPr>
-          <w:ilvl w:val="2"/>
+          <w:ilvl w:val="1"/>
           <w:numId w:val="7"/>
         </w:numPr>
         <w:ind w:firstLineChars="0"/>
@@ -3169,7 +3308,19 @@
         <w:rPr>
           <w:rFonts w:hint="eastAsia"/>
         </w:rPr>
-        <w:t>新加计划需要加入</w:t>
+        <w:t>预分配</w:t>
+      </w:r>
+      <w:r>
+        <w:rPr>
+          <w:rFonts w:hint="eastAsia"/>
+        </w:rPr>
+        <w:t>4096</w:t>
+      </w:r>
+      <w:r>
+        <w:rPr>
+          <w:rFonts w:hint="eastAsia"/>
+        </w:rPr>
+        <w:t>个槽位，即</w:t>
       </w:r>
       <w:r>
         <w:rPr>
@@ -3181,7 +3332,79 @@
         <w:rPr>
           <w:rFonts w:hint="eastAsia"/>
         </w:rPr>
-        <w:t>的状态管理中</w:t>
+        <w:t>的个数</w:t>
+      </w:r>
+    </w:p>
+    <w:p>
+      <w:pPr>
+        <w:pStyle w:val="ListParagraph"/>
+        <w:numPr>
+          <w:ilvl w:val="1"/>
+          <w:numId w:val="7"/>
+        </w:numPr>
+        <w:ind w:firstLineChars="0"/>
+      </w:pPr>
+      <w:r>
+        <w:rPr>
+          <w:rFonts w:hint="eastAsia"/>
+        </w:rPr>
+        <w:t>与</w:t>
+      </w:r>
+      <w:r>
+        <w:rPr>
+          <w:rFonts w:hint="eastAsia"/>
+        </w:rPr>
+        <w:t>Collection</w:t>
+      </w:r>
+      <w:r>
+        <w:rPr>
+          <w:rFonts w:hint="eastAsia"/>
+        </w:rPr>
+        <w:t>可以通过</w:t>
+      </w:r>
+      <w:r>
+        <w:rPr>
+          <w:rFonts w:hint="eastAsia"/>
+        </w:rPr>
+        <w:t>mbID</w:t>
+      </w:r>
+      <w:r>
+        <w:rPr>
+          <w:rFonts w:hint="eastAsia"/>
+        </w:rPr>
+        <w:t>进行关联</w:t>
+      </w:r>
+    </w:p>
+    <w:p>
+      <w:pPr>
+        <w:pStyle w:val="ListParagraph"/>
+        <w:numPr>
+          <w:ilvl w:val="1"/>
+          <w:numId w:val="7"/>
+        </w:numPr>
+        <w:ind w:firstLineChars="0"/>
+      </w:pPr>
+      <w:r>
+        <w:rPr>
+          <w:rFonts w:hint="eastAsia"/>
+        </w:rPr>
+        <w:t>目前计划仅维护主子表相关的信息</w:t>
+      </w:r>
+    </w:p>
+    <w:p>
+      <w:pPr>
+        <w:pStyle w:val="ListParagraph"/>
+        <w:numPr>
+          <w:ilvl w:val="1"/>
+          <w:numId w:val="7"/>
+        </w:numPr>
+        <w:ind w:firstLineChars="0"/>
+      </w:pPr>
+      <w:r>
+        <w:rPr>
+          <w:rFonts w:hint="eastAsia"/>
+        </w:rPr>
+        <w:t>如果查询计划查找过程中不出错，不需要访问该状态</w:t>
       </w:r>
     </w:p>
     <w:p>
@@ -3227,7 +3450,6 @@
         <w:rPr>
           <w:noProof/>
         </w:rPr>
-        <w:lastRenderedPageBreak/>
         <w:drawing>
           <wp:inline distT="0" distB="0" distL="0" distR="0">
             <wp:extent cx="2636926" cy="1000699"/>
@@ -3323,6 +3545,34 @@
         <w:rPr>
           <w:rFonts w:hint="eastAsia"/>
         </w:rPr>
+        <w:t>为每</w:t>
+      </w:r>
+      <w:r>
+        <w:rPr>
+          <w:rFonts w:hint="eastAsia"/>
+        </w:rPr>
+        <w:t xml:space="preserve"> bucketNum/lockNum</w:t>
+      </w:r>
+      <w:r>
+        <w:rPr>
+          <w:rFonts w:hint="eastAsia"/>
+        </w:rPr>
+        <w:t>个桶维护一把读写锁</w:t>
+      </w:r>
+    </w:p>
+    <w:p>
+      <w:pPr>
+        <w:pStyle w:val="ListParagraph"/>
+        <w:numPr>
+          <w:ilvl w:val="1"/>
+          <w:numId w:val="18"/>
+        </w:numPr>
+        <w:ind w:firstLineChars="0"/>
+      </w:pPr>
+      <w:r>
+        <w:rPr>
+          <w:rFonts w:hint="eastAsia"/>
+        </w:rPr>
         <w:t>读取</w:t>
       </w:r>
       <w:r>
@@ -3342,6 +3592,64 @@
           <w:rFonts w:hint="eastAsia"/>
         </w:rPr>
         <w:t>r</w:t>
+      </w:r>
+      <w:r>
+        <w:rPr>
+          <w:rFonts w:hint="eastAsia"/>
+        </w:rPr>
+        <w:t>锁</w:t>
+      </w:r>
+      <w:r>
+        <w:rPr>
+          <w:rFonts w:hint="eastAsia"/>
+        </w:rPr>
+        <w:t>（对应的</w:t>
+      </w:r>
+      <w:r>
+        <w:rPr>
+          <w:rFonts w:hint="eastAsia"/>
+        </w:rPr>
+        <w:t>key%lockNum</w:t>
+      </w:r>
+      <w:r>
+        <w:rPr>
+          <w:rFonts w:hint="eastAsia"/>
+        </w:rPr>
+        <w:t>的锁）</w:t>
+      </w:r>
+    </w:p>
+    <w:p>
+      <w:pPr>
+        <w:pStyle w:val="ListParagraph"/>
+        <w:numPr>
+          <w:ilvl w:val="1"/>
+          <w:numId w:val="18"/>
+        </w:numPr>
+        <w:ind w:firstLineChars="0"/>
+      </w:pPr>
+      <w:r>
+        <w:rPr>
+          <w:rFonts w:hint="eastAsia"/>
+        </w:rPr>
+        <w:t>更改</w:t>
+      </w:r>
+      <w:r>
+        <w:rPr>
+          <w:rFonts w:hint="eastAsia"/>
+        </w:rPr>
+        <w:t>values</w:t>
+      </w:r>
+      <w:r>
+        <w:rPr>
+          <w:rFonts w:hint="eastAsia"/>
+        </w:rPr>
+        <w:t>需要加</w:t>
+      </w:r>
+      <w:r>
+        <w:rPr>
+          <w:rFonts w:hint="eastAsia"/>
+        </w:rPr>
+        <w:t>w</w:t>
       </w:r>
       <w:r>
         <w:rPr>
@@ -3381,64 +3689,6 @@
         <w:rPr>
           <w:rFonts w:hint="eastAsia"/>
         </w:rPr>
-        <w:t>更改</w:t>
-      </w:r>
-      <w:r>
-        <w:rPr>
-          <w:rFonts w:hint="eastAsia"/>
-        </w:rPr>
-        <w:t>values</w:t>
-      </w:r>
-      <w:r>
-        <w:rPr>
-          <w:rFonts w:hint="eastAsia"/>
-        </w:rPr>
-        <w:t>需要加</w:t>
-      </w:r>
-      <w:r>
-        <w:rPr>
-          <w:rFonts w:hint="eastAsia"/>
-        </w:rPr>
-        <w:t>w</w:t>
-      </w:r>
-      <w:r>
-        <w:rPr>
-          <w:rFonts w:hint="eastAsia"/>
-        </w:rPr>
-        <w:t>锁</w:t>
-      </w:r>
-      <w:r>
-        <w:rPr>
-          <w:rFonts w:hint="eastAsia"/>
-        </w:rPr>
-        <w:t>（对应的</w:t>
-      </w:r>
-      <w:r>
-        <w:rPr>
-          <w:rFonts w:hint="eastAsia"/>
-        </w:rPr>
-        <w:t>key%lockNum</w:t>
-      </w:r>
-      <w:r>
-        <w:rPr>
-          <w:rFonts w:hint="eastAsia"/>
-        </w:rPr>
-        <w:t>的锁）</w:t>
-      </w:r>
-    </w:p>
-    <w:p>
-      <w:pPr>
-        <w:pStyle w:val="ListParagraph"/>
-        <w:numPr>
-          <w:ilvl w:val="0"/>
-          <w:numId w:val="18"/>
-        </w:numPr>
-        <w:ind w:firstLineChars="0"/>
-      </w:pPr>
-      <w:r>
-        <w:rPr>
-          <w:rFonts w:hint="eastAsia"/>
-        </w:rPr>
         <w:t>在使用无锁</w:t>
       </w:r>
       <w:r>
@@ -3707,19 +3957,19 @@
         <w:rPr>
           <w:rFonts w:hint="eastAsia"/>
         </w:rPr>
-        <w:t>引用，仅标记查询计划缓存的删除标记（</w:t>
-      </w:r>
-      <w:r>
-        <w:rPr>
-          <w:rFonts w:hint="eastAsia"/>
-        </w:rPr>
-        <w:t>deleteFlag</w:t>
-      </w:r>
-      <w:r>
-        <w:rPr>
-          <w:rFonts w:hint="eastAsia"/>
-        </w:rPr>
-        <w:t>），由引用查询计划的</w:t>
+        <w:t>引用，仅</w:t>
+      </w:r>
+      <w:r>
+        <w:rPr>
+          <w:rFonts w:hint="eastAsia"/>
+        </w:rPr>
+        <w:t>从缓存中移除查询计划</w:t>
+      </w:r>
+      <w:r>
+        <w:rPr>
+          <w:rFonts w:hint="eastAsia"/>
+        </w:rPr>
+        <w:t>，由引用查询计划的</w:t>
       </w:r>
       <w:r>
         <w:rPr>
@@ -3791,19 +4041,19 @@
         <w:rPr>
           <w:rFonts w:hint="eastAsia"/>
         </w:rPr>
-        <w:t>引用，仅标记查询计划缓存的删除标记（</w:t>
-      </w:r>
-      <w:r>
-        <w:rPr>
-          <w:rFonts w:hint="eastAsia"/>
-        </w:rPr>
-        <w:t>deleteFlag</w:t>
-      </w:r>
-      <w:r>
-        <w:rPr>
-          <w:rFonts w:hint="eastAsia"/>
-        </w:rPr>
-        <w:t>），由引用查询计划的</w:t>
+        <w:t>引用，</w:t>
+      </w:r>
+      <w:r>
+        <w:rPr>
+          <w:rFonts w:hint="eastAsia"/>
+        </w:rPr>
+        <w:t>仅从缓存中移除查询计划</w:t>
+      </w:r>
+      <w:r>
+        <w:rPr>
+          <w:rFonts w:hint="eastAsia"/>
+        </w:rPr>
+        <w:t>，由引用查询计划的</w:t>
       </w:r>
       <w:r>
         <w:rPr>
@@ -3919,6 +4169,7 @@
         <w:rPr>
           <w:rFonts w:hint="eastAsia"/>
         </w:rPr>
+        <w:lastRenderedPageBreak/>
         <w:t>需要清空查询计划缓存</w:t>
       </w:r>
     </w:p>
@@ -3975,8 +4226,14 @@
         <w:rPr>
           <w:rFonts w:hint="eastAsia"/>
         </w:rPr>
-        <w:lastRenderedPageBreak/>
         <w:t>linkCL</w:t>
+      </w:r>
+      <w:r>
+        <w:rPr>
+          <w:rFonts w:hint="eastAsia"/>
+          <w:color w:val="FF0000"/>
+        </w:rPr>
+        <w:t>（未实现）</w:t>
       </w:r>
     </w:p>
     <w:p>
@@ -4062,6 +4319,13 @@
         </w:rPr>
         <w:t>unlinkCL</w:t>
       </w:r>
+      <w:r>
+        <w:rPr>
+          <w:rFonts w:hint="eastAsia"/>
+          <w:color w:val="FF0000"/>
+        </w:rPr>
+        <w:t>（未实现）</w:t>
+      </w:r>
     </w:p>
     <w:p>
       <w:pPr>
@@ -4231,7 +4495,13 @@
         <w:rPr>
           <w:rFonts w:hint="eastAsia"/>
         </w:rPr>
-        <w:t>planbucket*0.70</w:t>
+        <w:t>planbucket*0.9</w:t>
+      </w:r>
+      <w:r>
+        <w:rPr>
+          <w:rFonts w:hint="eastAsia"/>
+        </w:rPr>
+        <w:t>0</w:t>
       </w:r>
       <w:r>
         <w:rPr>
@@ -4243,7 +4513,19 @@
         <w:rPr>
           <w:rFonts w:hint="eastAsia"/>
         </w:rPr>
-        <w:t>planbucket*0.5</w:t>
+        <w:t>planbucket*0.</w:t>
+      </w:r>
+      <w:r>
+        <w:rPr>
+          <w:rFonts w:hint="eastAsia"/>
+        </w:rPr>
+        <w:t>7</w:t>
+      </w:r>
+      <w:r>
+        <w:rPr>
+          <w:rFonts w:hint="eastAsia"/>
+        </w:rPr>
+        <w:t>5</w:t>
       </w:r>
       <w:r>
         <w:rPr>
@@ -4283,7 +4565,7 @@
             <w:rPr>
               <w:rFonts w:ascii="Cambria Math" w:hAnsi="Cambria Math"/>
             </w:rPr>
-            <m:t>sweepCount=planCount-planbucket*0.5</m:t>
+            <m:t>sweepCount=planCount-planbucket*0.75</m:t>
           </m:r>
         </m:oMath>
       </m:oMathPara>
@@ -4307,7 +4589,13 @@
         <w:rPr>
           <w:rFonts w:hint="eastAsia"/>
         </w:rPr>
-        <w:t>rtnPlanCacheSweeper</w:t>
+        <w:t>optCachedPlanMonitor</w:t>
+      </w:r>
+      <w:r>
+        <w:rPr>
+          <w:rFonts w:hint="eastAsia"/>
+        </w:rPr>
+        <w:t>记录</w:t>
       </w:r>
       <w:r>
         <w:rPr>
@@ -4319,25 +4607,25 @@
         <w:rPr>
           <w:rFonts w:hint="eastAsia"/>
         </w:rPr>
-        <w:t>(rtnPlanActivity)</w:t>
-      </w:r>
-      <w:r>
-        <w:rPr>
-          <w:rFonts w:hint="eastAsia"/>
-        </w:rPr>
-        <w:t>列表前端取出</w:t>
-      </w:r>
-      <w:r>
-        <w:rPr>
-          <w:rFonts w:hint="eastAsia"/>
-        </w:rPr>
-        <w:t>sweepCount</w:t>
-      </w:r>
-      <w:r>
-        <w:rPr>
-          <w:rFonts w:hint="eastAsia"/>
-        </w:rPr>
-        <w:t>个可以进行淘汰的实例进行淘汰</w:t>
+        <w:t>(optCached</w:t>
+      </w:r>
+      <w:r>
+        <w:rPr>
+          <w:rFonts w:hint="eastAsia"/>
+        </w:rPr>
+        <w:t>PlanActivity)</w:t>
+      </w:r>
+      <w:r>
+        <w:rPr>
+          <w:rFonts w:hint="eastAsia"/>
+        </w:rPr>
+        <w:t>列表</w:t>
+      </w:r>
+      <w:r>
+        <w:rPr>
+          <w:rFonts w:hint="eastAsia"/>
+        </w:rPr>
+        <w:t>轮询缓存的查询计划</w:t>
       </w:r>
     </w:p>
     <w:p>
@@ -4353,23 +4641,49 @@
         <w:rPr>
           <w:rFonts w:hint="eastAsia"/>
         </w:rPr>
-        <w:t>事件的时间戳等于查询计划的时间戳</w:t>
-      </w:r>
-    </w:p>
-    <w:p>
-      <w:pPr>
-        <w:pStyle w:val="ListParagraph"/>
-        <w:numPr>
-          <w:ilvl w:val="2"/>
-          <w:numId w:val="33"/>
-        </w:numPr>
-        <w:ind w:firstLineChars="0"/>
-      </w:pPr>
-      <w:r>
-        <w:rPr>
-          <w:rFonts w:hint="eastAsia"/>
-        </w:rPr>
-        <w:t>事件的时间戳小于查询计划的时间戳时，移除事件</w:t>
+        <w:t>事件的时间戳</w:t>
+      </w:r>
+      <w:r>
+        <w:rPr>
+          <w:rFonts w:hint="eastAsia"/>
+        </w:rPr>
+        <w:t>&lt; 1/3 * (</w:t>
+      </w:r>
+      <w:r>
+        <w:rPr>
+          <w:rFonts w:hint="eastAsia"/>
+        </w:rPr>
+        <w:t>当前</w:t>
+      </w:r>
+      <w:r>
+        <w:rPr>
+          <w:rFonts w:hint="eastAsia"/>
+        </w:rPr>
+        <w:t>时间戳</w:t>
+      </w:r>
+      <w:r>
+        <w:rPr>
+          <w:rFonts w:hint="eastAsia"/>
+        </w:rPr>
+        <w:t>-</w:t>
+      </w:r>
+      <w:r>
+        <w:rPr>
+          <w:rFonts w:hint="eastAsia"/>
+        </w:rPr>
+        <w:t>上一次淘汰的</w:t>
+      </w:r>
+      <w:r>
+        <w:rPr>
+          <w:rFonts w:hint="eastAsia"/>
+        </w:rPr>
+        <w:t>时间戳</w:t>
+      </w:r>
+      <w:r>
+        <w:rPr>
+          <w:rFonts w:hint="eastAsia"/>
+        </w:rPr>
+        <w:t>)</w:t>
       </w:r>
     </w:p>
     <w:p>
@@ -4385,7 +4699,19 @@
         <w:rPr>
           <w:rFonts w:hint="eastAsia"/>
         </w:rPr>
-        <w:t>查询计划的时间戳与查询计划的使用次数的比例小于某个阈值</w:t>
+        <w:t>查询计划的使用次数</w:t>
+      </w:r>
+      <w:r>
+        <w:rPr>
+          <w:rFonts w:hint="eastAsia"/>
+        </w:rPr>
+        <w:t xml:space="preserve">&lt; 1/3 * </w:t>
+      </w:r>
+      <w:r>
+        <w:rPr>
+          <w:rFonts w:hint="eastAsia"/>
+        </w:rPr>
+        <w:t>所有缓存计划的平均使用次数</w:t>
       </w:r>
     </w:p>
     <w:p>
@@ -4403,6 +4729,13 @@
         </w:rPr>
         <w:t>查询计划的结果评分小于某个阈值</w:t>
       </w:r>
+      <w:r>
+        <w:rPr>
+          <w:rFonts w:hint="eastAsia"/>
+          <w:color w:val="FF0000"/>
+        </w:rPr>
+        <w:t>（未实现）</w:t>
+      </w:r>
     </w:p>
     <w:p>
       <w:pPr>
@@ -4513,7 +4846,13 @@
         <w:rPr>
           <w:rFonts w:hint="eastAsia"/>
         </w:rPr>
-        <w:t>中的指针，标记查询计划缓存的删除标记，由相关的</w:t>
+        <w:t>中的指针</w:t>
+      </w:r>
+      <w:r>
+        <w:rPr>
+          <w:rFonts w:hint="eastAsia"/>
+        </w:rPr>
+        <w:t>，由相关的</w:t>
       </w:r>
       <w:r>
         <w:rPr>
@@ -4530,43 +4869,8 @@
     </w:p>
     <w:p>
       <w:pPr>
-        <w:pStyle w:val="ListParagraph"/>
-        <w:numPr>
-          <w:ilvl w:val="1"/>
-          <w:numId w:val="33"/>
-        </w:numPr>
-        <w:ind w:firstLineChars="0"/>
-      </w:pPr>
-      <w:r>
-        <w:rPr>
-          <w:rFonts w:hint="eastAsia"/>
-        </w:rPr>
-        <w:t>注：引用计数基本为</w:t>
-      </w:r>
-      <w:r>
-        <w:rPr>
-          <w:rFonts w:hint="eastAsia"/>
-        </w:rPr>
-        <w:t>0</w:t>
-      </w:r>
-      <w:r>
-        <w:rPr>
-          <w:rFonts w:hint="eastAsia"/>
-        </w:rPr>
-        <w:t>，如果不为</w:t>
-      </w:r>
-      <w:r>
-        <w:rPr>
-          <w:rFonts w:hint="eastAsia"/>
-        </w:rPr>
-        <w:t>0</w:t>
-      </w:r>
-      <w:r>
-        <w:rPr>
-          <w:rFonts w:hint="eastAsia"/>
-        </w:rPr>
-        <w:t>，后面应有相应的事件表示对应的引用</w:t>
-      </w:r>
+        <w:ind w:left="777"/>
+      </w:pPr>
     </w:p>
     <w:p>
       <w:r>
@@ -13909,9 +14213,6 @@
     <w:p>
       <w:pPr>
         <w:pStyle w:val="Heading3"/>
-        <w:rPr>
-          <w:rFonts w:hint="eastAsia"/>
-        </w:rPr>
       </w:pPr>
       <w:r>
         <w:rPr>
@@ -13988,9 +14289,6 @@
           <w:numId w:val="38"/>
         </w:numPr>
         <w:ind w:firstLineChars="0"/>
-        <w:rPr>
-          <w:rFonts w:hint="eastAsia"/>
-        </w:rPr>
       </w:pPr>
       <w:r>
         <w:rPr>
@@ -14051,13 +14349,7 @@
         <w:t>中选取，因此可以命中缓存</w:t>
       </w:r>
     </w:p>
-    <w:p>
-      <w:pPr>
-        <w:rPr>
-          <w:rFonts w:hint="eastAsia"/>
-        </w:rPr>
-      </w:pPr>
-    </w:p>
+    <w:p/>
     <w:tbl>
       <w:tblPr>
         <w:tblStyle w:val="TableGrid"/>
@@ -14067,9 +14359,9 @@
       </w:tblPr>
       <w:tblGrid>
         <w:gridCol w:w="1436"/>
-        <w:gridCol w:w="992"/>
+        <w:gridCol w:w="711"/>
         <w:gridCol w:w="787"/>
-        <w:gridCol w:w="992"/>
+        <w:gridCol w:w="634"/>
         <w:gridCol w:w="634"/>
         <w:gridCol w:w="711"/>
         <w:gridCol w:w="711"/>
@@ -14078,6 +14370,7 @@
         <w:tc>
           <w:tcPr>
             <w:tcW w:w="0" w:type="auto"/>
+            <w:vMerge w:val="restart"/>
           </w:tcPr>
           <w:p>
             <w:pPr>
@@ -14108,6 +14401,7 @@
         <w:tc>
           <w:tcPr>
             <w:tcW w:w="0" w:type="auto"/>
+            <w:gridSpan w:val="2"/>
           </w:tcPr>
           <w:p>
             <w:pPr>
@@ -14138,6 +14432,7 @@
         <w:tc>
           <w:tcPr>
             <w:tcW w:w="0" w:type="auto"/>
+            <w:gridSpan w:val="2"/>
           </w:tcPr>
           <w:p>
             <w:pPr>
@@ -14147,55 +14442,53 @@
                 <w:szCs w:val="15"/>
               </w:rPr>
             </w:pPr>
-          </w:p>
-        </w:tc>
-        <w:tc>
-          <w:tcPr>
-            <w:tcW w:w="0" w:type="auto"/>
-          </w:tcPr>
-          <w:p>
-            <w:pPr>
-              <w:ind w:left="0"/>
-              <w:rPr>
+            <w:r>
+              <w:rPr>
+                <w:rFonts w:hint="eastAsia"/>
                 <w:sz w:val="15"/>
                 <w:szCs w:val="15"/>
               </w:rPr>
-            </w:pPr>
+              <w:t>hash</w:t>
+            </w:r>
             <w:r>
               <w:rPr>
                 <w:rFonts w:hint="eastAsia"/>
                 <w:sz w:val="15"/>
                 <w:szCs w:val="15"/>
               </w:rPr>
-              <w:t>hash</w:t>
-            </w:r>
-            <w:r>
-              <w:rPr>
-                <w:rFonts w:hint="eastAsia"/>
+              <w:t>桶命中</w:t>
+            </w:r>
+          </w:p>
+        </w:tc>
+        <w:tc>
+          <w:tcPr>
+            <w:tcW w:w="0" w:type="auto"/>
+            <w:gridSpan w:val="2"/>
+          </w:tcPr>
+          <w:p>
+            <w:pPr>
+              <w:ind w:left="0"/>
+              <w:rPr>
                 <w:sz w:val="15"/>
                 <w:szCs w:val="15"/>
               </w:rPr>
-              <w:t>桶命中</w:t>
-            </w:r>
-          </w:p>
-        </w:tc>
-        <w:tc>
-          <w:tcPr>
-            <w:tcW w:w="0" w:type="auto"/>
-          </w:tcPr>
-          <w:p>
-            <w:pPr>
-              <w:ind w:left="0"/>
-              <w:rPr>
+            </w:pPr>
+            <w:r>
+              <w:rPr>
+                <w:rFonts w:hint="eastAsia"/>
                 <w:sz w:val="15"/>
                 <w:szCs w:val="15"/>
               </w:rPr>
-            </w:pPr>
-          </w:p>
-        </w:tc>
-        <w:tc>
-          <w:tcPr>
-            <w:tcW w:w="0" w:type="auto"/>
+              <w:t>时间</w:t>
+            </w:r>
+          </w:p>
+        </w:tc>
+      </w:tr>
+      <w:tr>
+        <w:tc>
+          <w:tcPr>
+            <w:tcW w:w="0" w:type="auto"/>
+            <w:vMerge/>
           </w:tcPr>
           <w:p>
             <w:pPr>
@@ -14205,29 +14498,138 @@
                 <w:szCs w:val="15"/>
               </w:rPr>
             </w:pPr>
-            <w:r>
-              <w:rPr>
-                <w:rFonts w:hint="eastAsia"/>
+          </w:p>
+        </w:tc>
+        <w:tc>
+          <w:tcPr>
+            <w:tcW w:w="0" w:type="auto"/>
+          </w:tcPr>
+          <w:p>
+            <w:pPr>
+              <w:ind w:left="0"/>
+              <w:rPr>
                 <w:sz w:val="15"/>
                 <w:szCs w:val="15"/>
               </w:rPr>
-              <w:t>时间</w:t>
-            </w:r>
-          </w:p>
-        </w:tc>
-        <w:tc>
-          <w:tcPr>
-            <w:tcW w:w="0" w:type="auto"/>
-          </w:tcPr>
-          <w:p>
-            <w:pPr>
-              <w:ind w:left="0"/>
+            </w:pPr>
+            <w:r>
               <w:rPr>
                 <w:rFonts w:hint="eastAsia"/>
                 <w:sz w:val="15"/>
                 <w:szCs w:val="15"/>
               </w:rPr>
-            </w:pPr>
+              <w:t>均值</w:t>
+            </w:r>
+          </w:p>
+        </w:tc>
+        <w:tc>
+          <w:tcPr>
+            <w:tcW w:w="0" w:type="auto"/>
+          </w:tcPr>
+          <w:p>
+            <w:pPr>
+              <w:ind w:left="0"/>
+              <w:rPr>
+                <w:sz w:val="15"/>
+                <w:szCs w:val="15"/>
+              </w:rPr>
+            </w:pPr>
+            <w:r>
+              <w:rPr>
+                <w:rFonts w:hint="eastAsia"/>
+                <w:sz w:val="15"/>
+                <w:szCs w:val="15"/>
+              </w:rPr>
+              <w:t>方差</w:t>
+            </w:r>
+          </w:p>
+        </w:tc>
+        <w:tc>
+          <w:tcPr>
+            <w:tcW w:w="0" w:type="auto"/>
+          </w:tcPr>
+          <w:p>
+            <w:pPr>
+              <w:ind w:left="0"/>
+              <w:rPr>
+                <w:sz w:val="15"/>
+                <w:szCs w:val="15"/>
+              </w:rPr>
+            </w:pPr>
+            <w:r>
+              <w:rPr>
+                <w:rFonts w:hint="eastAsia"/>
+                <w:sz w:val="15"/>
+                <w:szCs w:val="15"/>
+              </w:rPr>
+              <w:t>均值</w:t>
+            </w:r>
+          </w:p>
+        </w:tc>
+        <w:tc>
+          <w:tcPr>
+            <w:tcW w:w="0" w:type="auto"/>
+          </w:tcPr>
+          <w:p>
+            <w:pPr>
+              <w:ind w:left="0"/>
+              <w:rPr>
+                <w:sz w:val="15"/>
+                <w:szCs w:val="15"/>
+              </w:rPr>
+            </w:pPr>
+            <w:r>
+              <w:rPr>
+                <w:rFonts w:hint="eastAsia"/>
+                <w:sz w:val="15"/>
+                <w:szCs w:val="15"/>
+              </w:rPr>
+              <w:t>方差</w:t>
+            </w:r>
+          </w:p>
+        </w:tc>
+        <w:tc>
+          <w:tcPr>
+            <w:tcW w:w="0" w:type="auto"/>
+          </w:tcPr>
+          <w:p>
+            <w:pPr>
+              <w:ind w:left="0"/>
+              <w:rPr>
+                <w:sz w:val="15"/>
+                <w:szCs w:val="15"/>
+              </w:rPr>
+            </w:pPr>
+            <w:r>
+              <w:rPr>
+                <w:rFonts w:hint="eastAsia"/>
+                <w:sz w:val="15"/>
+                <w:szCs w:val="15"/>
+              </w:rPr>
+              <w:t>ms</w:t>
+            </w:r>
+          </w:p>
+        </w:tc>
+        <w:tc>
+          <w:tcPr>
+            <w:tcW w:w="0" w:type="auto"/>
+          </w:tcPr>
+          <w:p>
+            <w:pPr>
+              <w:ind w:left="0"/>
+              <w:rPr>
+                <w:sz w:val="15"/>
+                <w:szCs w:val="15"/>
+              </w:rPr>
+            </w:pPr>
+            <w:r>
+              <w:rPr>
+                <w:rFonts w:hint="eastAsia"/>
+                <w:sz w:val="15"/>
+                <w:szCs w:val="15"/>
+              </w:rPr>
+              <w:t>OPS</w:t>
+            </w:r>
           </w:p>
         </w:tc>
       </w:tr>
@@ -14240,54 +14642,46 @@
             <w:pPr>
               <w:ind w:left="0"/>
               <w:rPr>
-                <w:rFonts w:hint="eastAsia"/>
                 <w:sz w:val="15"/>
                 <w:szCs w:val="15"/>
               </w:rPr>
             </w:pPr>
-          </w:p>
-        </w:tc>
-        <w:tc>
-          <w:tcPr>
-            <w:tcW w:w="0" w:type="auto"/>
-          </w:tcPr>
-          <w:p>
-            <w:pPr>
-              <w:ind w:left="0"/>
-              <w:rPr>
+            <w:r>
+              <w:rPr>
+                <w:rFonts w:hint="eastAsia"/>
                 <w:sz w:val="15"/>
                 <w:szCs w:val="15"/>
               </w:rPr>
-            </w:pPr>
-            <w:r>
-              <w:rPr>
-                <w:rFonts w:hint="eastAsia"/>
+              <w:t>ossHash</w:t>
+            </w:r>
+          </w:p>
+        </w:tc>
+        <w:tc>
+          <w:tcPr>
+            <w:tcW w:w="0" w:type="auto"/>
+          </w:tcPr>
+          <w:p>
+            <w:pPr>
+              <w:ind w:left="0"/>
+              <w:rPr>
                 <w:sz w:val="15"/>
                 <w:szCs w:val="15"/>
               </w:rPr>
-              <w:t>均值</w:t>
-            </w:r>
-          </w:p>
-        </w:tc>
-        <w:tc>
-          <w:tcPr>
-            <w:tcW w:w="0" w:type="auto"/>
-          </w:tcPr>
-          <w:p>
-            <w:pPr>
-              <w:ind w:left="0"/>
+            </w:pPr>
+            <w:r>
               <w:rPr>
                 <w:sz w:val="15"/>
                 <w:szCs w:val="15"/>
               </w:rPr>
-            </w:pPr>
+              <w:t>1869.8</w:t>
+            </w:r>
             <w:r>
               <w:rPr>
                 <w:rFonts w:hint="eastAsia"/>
                 <w:sz w:val="15"/>
                 <w:szCs w:val="15"/>
               </w:rPr>
-              <w:t>方差</w:t>
+              <w:t>6</w:t>
             </w:r>
           </w:p>
         </w:tc>
@@ -14305,55 +14699,47 @@
             </w:pPr>
             <w:r>
               <w:rPr>
-                <w:rFonts w:hint="eastAsia"/>
                 <w:sz w:val="15"/>
                 <w:szCs w:val="15"/>
               </w:rPr>
-              <w:t>均值</w:t>
-            </w:r>
-          </w:p>
-        </w:tc>
-        <w:tc>
-          <w:tcPr>
-            <w:tcW w:w="0" w:type="auto"/>
-          </w:tcPr>
-          <w:p>
-            <w:pPr>
-              <w:ind w:left="0"/>
-              <w:rPr>
+              <w:t>58186.9</w:t>
+            </w:r>
+            <w:r>
+              <w:rPr>
+                <w:rFonts w:hint="eastAsia"/>
                 <w:sz w:val="15"/>
                 <w:szCs w:val="15"/>
               </w:rPr>
-            </w:pPr>
-            <w:r>
-              <w:rPr>
-                <w:rFonts w:hint="eastAsia"/>
+              <w:t>8</w:t>
+            </w:r>
+          </w:p>
+        </w:tc>
+        <w:tc>
+          <w:tcPr>
+            <w:tcW w:w="0" w:type="auto"/>
+          </w:tcPr>
+          <w:p>
+            <w:pPr>
+              <w:ind w:left="0"/>
+              <w:rPr>
                 <w:sz w:val="15"/>
                 <w:szCs w:val="15"/>
               </w:rPr>
-              <w:t>方差</w:t>
-            </w:r>
-          </w:p>
-        </w:tc>
-        <w:tc>
-          <w:tcPr>
-            <w:tcW w:w="0" w:type="auto"/>
-          </w:tcPr>
-          <w:p>
-            <w:pPr>
-              <w:ind w:left="0"/>
+            </w:pPr>
+            <w:r>
               <w:rPr>
                 <w:sz w:val="15"/>
                 <w:szCs w:val="15"/>
               </w:rPr>
-            </w:pPr>
+              <w:t>130.1</w:t>
+            </w:r>
             <w:r>
               <w:rPr>
                 <w:rFonts w:hint="eastAsia"/>
                 <w:sz w:val="15"/>
                 <w:szCs w:val="15"/>
               </w:rPr>
-              <w:t>ms</w:t>
+              <w:t>2</w:t>
             </w:r>
           </w:p>
         </w:tc>
@@ -14371,11 +14757,60 @@
             </w:pPr>
             <w:r>
               <w:rPr>
-                <w:rFonts w:hint="eastAsia"/>
                 <w:sz w:val="15"/>
                 <w:szCs w:val="15"/>
               </w:rPr>
-              <w:t>OPS</w:t>
+              <w:t>170.75</w:t>
+            </w:r>
+          </w:p>
+        </w:tc>
+        <w:tc>
+          <w:tcPr>
+            <w:tcW w:w="0" w:type="auto"/>
+          </w:tcPr>
+          <w:p>
+            <w:pPr>
+              <w:ind w:left="0"/>
+              <w:rPr>
+                <w:sz w:val="15"/>
+                <w:szCs w:val="15"/>
+              </w:rPr>
+            </w:pPr>
+            <w:r>
+              <w:rPr>
+                <w:sz w:val="15"/>
+                <w:szCs w:val="15"/>
+              </w:rPr>
+              <w:t>78703.8</w:t>
+            </w:r>
+          </w:p>
+        </w:tc>
+        <w:tc>
+          <w:tcPr>
+            <w:tcW w:w="0" w:type="auto"/>
+          </w:tcPr>
+          <w:p>
+            <w:pPr>
+              <w:ind w:left="0"/>
+              <w:rPr>
+                <w:sz w:val="15"/>
+                <w:szCs w:val="15"/>
+              </w:rPr>
+            </w:pPr>
+            <w:r>
+              <w:rPr>
+                <w:sz w:val="15"/>
+                <w:szCs w:val="15"/>
+              </w:rPr>
+              <w:t>1626.8</w:t>
+            </w:r>
+            <w:r>
+              <w:rPr>
+                <w:rFonts w:hint="eastAsia"/>
+                <w:sz w:val="15"/>
+                <w:szCs w:val="15"/>
+              </w:rPr>
+              <w:t>6</w:t>
             </w:r>
           </w:p>
         </w:tc>
@@ -14399,7 +14834,7 @@
                 <w:sz w:val="15"/>
                 <w:szCs w:val="15"/>
               </w:rPr>
-              <w:t>ossHash</w:t>
+              <w:t>ossHash + murmur3</w:t>
             </w:r>
           </w:p>
         </w:tc>
@@ -14420,44 +14855,49 @@
                 <w:sz w:val="15"/>
                 <w:szCs w:val="15"/>
               </w:rPr>
-              <w:t>1869.8</w:t>
-            </w:r>
-            <w:r>
-              <w:rPr>
-                <w:rFonts w:hint="eastAsia"/>
+              <w:t>1871.31</w:t>
+            </w:r>
+          </w:p>
+        </w:tc>
+        <w:tc>
+          <w:tcPr>
+            <w:tcW w:w="0" w:type="auto"/>
+          </w:tcPr>
+          <w:p>
+            <w:pPr>
+              <w:ind w:left="0"/>
+              <w:rPr>
                 <w:sz w:val="15"/>
                 <w:szCs w:val="15"/>
               </w:rPr>
-              <w:t>6</w:t>
-            </w:r>
-          </w:p>
-        </w:tc>
-        <w:tc>
-          <w:tcPr>
-            <w:tcW w:w="0" w:type="auto"/>
-          </w:tcPr>
-          <w:p>
-            <w:pPr>
-              <w:ind w:left="0"/>
+            </w:pPr>
+            <w:r>
               <w:rPr>
                 <w:sz w:val="15"/>
                 <w:szCs w:val="15"/>
               </w:rPr>
-            </w:pPr>
-            <w:r>
+              <w:t>63923.40</w:t>
+            </w:r>
+          </w:p>
+        </w:tc>
+        <w:tc>
+          <w:tcPr>
+            <w:tcW w:w="0" w:type="auto"/>
+          </w:tcPr>
+          <w:p>
+            <w:pPr>
+              <w:ind w:left="0"/>
               <w:rPr>
                 <w:sz w:val="15"/>
                 <w:szCs w:val="15"/>
               </w:rPr>
-              <w:t>58186.9</w:t>
-            </w:r>
-            <w:r>
-              <w:rPr>
-                <w:rFonts w:hint="eastAsia"/>
+            </w:pPr>
+            <w:r>
+              <w:rPr>
                 <w:sz w:val="15"/>
                 <w:szCs w:val="15"/>
               </w:rPr>
-              <w:t>8</w:t>
+              <w:t>128.66</w:t>
             </w:r>
           </w:p>
         </w:tc>
@@ -14478,60 +14918,62 @@
                 <w:sz w:val="15"/>
                 <w:szCs w:val="15"/>
               </w:rPr>
-              <w:t>130.1</w:t>
-            </w:r>
-            <w:r>
-              <w:rPr>
-                <w:rFonts w:hint="eastAsia"/>
+              <w:t>173.15</w:t>
+            </w:r>
+          </w:p>
+        </w:tc>
+        <w:tc>
+          <w:tcPr>
+            <w:tcW w:w="0" w:type="auto"/>
+          </w:tcPr>
+          <w:p>
+            <w:pPr>
+              <w:ind w:left="0"/>
+              <w:rPr>
                 <w:sz w:val="15"/>
                 <w:szCs w:val="15"/>
               </w:rPr>
-              <w:t>2</w:t>
-            </w:r>
-          </w:p>
-        </w:tc>
-        <w:tc>
-          <w:tcPr>
-            <w:tcW w:w="0" w:type="auto"/>
-          </w:tcPr>
-          <w:p>
-            <w:pPr>
-              <w:ind w:left="0"/>
+            </w:pPr>
+            <w:r>
               <w:rPr>
                 <w:sz w:val="15"/>
                 <w:szCs w:val="15"/>
               </w:rPr>
-            </w:pPr>
-            <w:r>
+              <w:t>79085</w:t>
+            </w:r>
+          </w:p>
+        </w:tc>
+        <w:tc>
+          <w:tcPr>
+            <w:tcW w:w="0" w:type="auto"/>
+          </w:tcPr>
+          <w:p>
+            <w:pPr>
+              <w:ind w:left="0"/>
               <w:rPr>
                 <w:sz w:val="15"/>
                 <w:szCs w:val="15"/>
               </w:rPr>
-              <w:t>170.75</w:t>
-            </w:r>
-          </w:p>
-        </w:tc>
-        <w:tc>
-          <w:tcPr>
-            <w:tcW w:w="0" w:type="auto"/>
-          </w:tcPr>
-          <w:p>
-            <w:pPr>
-              <w:ind w:left="0"/>
+            </w:pPr>
+            <w:r>
               <w:rPr>
                 <w:sz w:val="15"/>
                 <w:szCs w:val="15"/>
               </w:rPr>
-            </w:pPr>
-            <w:r>
-              <w:rPr>
+              <w:t>1618.5</w:t>
+            </w:r>
+            <w:r>
+              <w:rPr>
+                <w:rFonts w:hint="eastAsia"/>
                 <w:sz w:val="15"/>
                 <w:szCs w:val="15"/>
               </w:rPr>
-              <w:t>78703.8</w:t>
-            </w:r>
-          </w:p>
-        </w:tc>
+              <w:t>1</w:t>
+            </w:r>
+          </w:p>
+        </w:tc>
+      </w:tr>
+      <w:tr>
         <w:tc>
           <w:tcPr>
             <w:tcW w:w="0" w:type="auto"/>
@@ -14546,17 +14988,160 @@
             </w:pPr>
             <w:r>
               <w:rPr>
+                <w:rFonts w:hint="eastAsia"/>
                 <w:sz w:val="15"/>
                 <w:szCs w:val="15"/>
               </w:rPr>
-              <w:t>1626.8</w:t>
-            </w:r>
-            <w:r>
-              <w:rPr>
-                <w:rFonts w:hint="eastAsia"/>
+              <w:t>md5</w:t>
+            </w:r>
+          </w:p>
+        </w:tc>
+        <w:tc>
+          <w:tcPr>
+            <w:tcW w:w="0" w:type="auto"/>
+          </w:tcPr>
+          <w:p>
+            <w:pPr>
+              <w:ind w:left="0"/>
+              <w:rPr>
                 <w:sz w:val="15"/>
                 <w:szCs w:val="15"/>
               </w:rPr>
+            </w:pPr>
+            <w:r>
+              <w:rPr>
+                <w:sz w:val="15"/>
+                <w:szCs w:val="15"/>
+              </w:rPr>
+              <w:t>1870.4</w:t>
+            </w:r>
+            <w:r>
+              <w:rPr>
+                <w:rFonts w:hint="eastAsia"/>
+                <w:sz w:val="15"/>
+                <w:szCs w:val="15"/>
+              </w:rPr>
+              <w:t>5</w:t>
+            </w:r>
+          </w:p>
+        </w:tc>
+        <w:tc>
+          <w:tcPr>
+            <w:tcW w:w="0" w:type="auto"/>
+          </w:tcPr>
+          <w:p>
+            <w:pPr>
+              <w:ind w:left="0"/>
+              <w:rPr>
+                <w:sz w:val="15"/>
+                <w:szCs w:val="15"/>
+              </w:rPr>
+            </w:pPr>
+            <w:r>
+              <w:rPr>
+                <w:sz w:val="15"/>
+                <w:szCs w:val="15"/>
+              </w:rPr>
+              <w:t>62879.04</w:t>
+            </w:r>
+          </w:p>
+        </w:tc>
+        <w:tc>
+          <w:tcPr>
+            <w:tcW w:w="0" w:type="auto"/>
+          </w:tcPr>
+          <w:p>
+            <w:pPr>
+              <w:ind w:left="0"/>
+              <w:rPr>
+                <w:sz w:val="15"/>
+                <w:szCs w:val="15"/>
+              </w:rPr>
+            </w:pPr>
+            <w:r>
+              <w:rPr>
+                <w:sz w:val="15"/>
+                <w:szCs w:val="15"/>
+              </w:rPr>
+              <w:t>129.5</w:t>
+            </w:r>
+            <w:r>
+              <w:rPr>
+                <w:rFonts w:hint="eastAsia"/>
+                <w:sz w:val="15"/>
+                <w:szCs w:val="15"/>
+              </w:rPr>
+              <w:t>2</w:t>
+            </w:r>
+          </w:p>
+        </w:tc>
+        <w:tc>
+          <w:tcPr>
+            <w:tcW w:w="0" w:type="auto"/>
+          </w:tcPr>
+          <w:p>
+            <w:pPr>
+              <w:ind w:left="0"/>
+              <w:rPr>
+                <w:sz w:val="15"/>
+                <w:szCs w:val="15"/>
+              </w:rPr>
+            </w:pPr>
+            <w:r>
+              <w:rPr>
+                <w:sz w:val="15"/>
+                <w:szCs w:val="15"/>
+              </w:rPr>
+              <w:t>168.21</w:t>
+            </w:r>
+          </w:p>
+        </w:tc>
+        <w:tc>
+          <w:tcPr>
+            <w:tcW w:w="0" w:type="auto"/>
+          </w:tcPr>
+          <w:p>
+            <w:pPr>
+              <w:ind w:left="0"/>
+              <w:rPr>
+                <w:sz w:val="15"/>
+                <w:szCs w:val="15"/>
+              </w:rPr>
+            </w:pPr>
+            <w:r>
+              <w:rPr>
+                <w:sz w:val="15"/>
+                <w:szCs w:val="15"/>
+              </w:rPr>
+              <w:t>83332.8</w:t>
+            </w:r>
+          </w:p>
+        </w:tc>
+        <w:tc>
+          <w:tcPr>
+            <w:tcW w:w="0" w:type="auto"/>
+          </w:tcPr>
+          <w:p>
+            <w:pPr>
+              <w:ind w:left="0"/>
+              <w:rPr>
+                <w:sz w:val="15"/>
+                <w:szCs w:val="15"/>
+              </w:rPr>
+            </w:pPr>
+            <w:r>
+              <w:rPr>
+                <w:sz w:val="15"/>
+                <w:szCs w:val="15"/>
+              </w:rPr>
+              <w:t>1537.8</w:t>
+            </w:r>
+            <w:r>
+              <w:rPr>
+                <w:rFonts w:hint="eastAsia"/>
+                <w:sz w:val="15"/>
+                <w:szCs w:val="15"/>
+              </w:rPr>
               <w:t>6</w:t>
             </w:r>
           </w:p>
@@ -14581,7 +15166,7 @@
                 <w:sz w:val="15"/>
                 <w:szCs w:val="15"/>
               </w:rPr>
-              <w:t>ossHash + murmur3</w:t>
+              <w:t>md5 + murmur3</w:t>
             </w:r>
           </w:p>
         </w:tc>
@@ -14602,70 +15187,65 @@
                 <w:sz w:val="15"/>
                 <w:szCs w:val="15"/>
               </w:rPr>
-              <w:t>1871.31</w:t>
-            </w:r>
-          </w:p>
-        </w:tc>
-        <w:tc>
-          <w:tcPr>
-            <w:tcW w:w="0" w:type="auto"/>
-          </w:tcPr>
-          <w:p>
-            <w:pPr>
-              <w:ind w:left="0"/>
-              <w:rPr>
+              <w:t>1870.0</w:t>
+            </w:r>
+            <w:r>
+              <w:rPr>
+                <w:rFonts w:hint="eastAsia"/>
                 <w:sz w:val="15"/>
                 <w:szCs w:val="15"/>
               </w:rPr>
-            </w:pPr>
-            <w:r>
+              <w:t>2</w:t>
+            </w:r>
+          </w:p>
+        </w:tc>
+        <w:tc>
+          <w:tcPr>
+            <w:tcW w:w="0" w:type="auto"/>
+          </w:tcPr>
+          <w:p>
+            <w:pPr>
+              <w:ind w:left="0"/>
               <w:rPr>
                 <w:sz w:val="15"/>
                 <w:szCs w:val="15"/>
               </w:rPr>
-              <w:t>63923.40</w:t>
-            </w:r>
-          </w:p>
-        </w:tc>
-        <w:tc>
-          <w:tcPr>
-            <w:tcW w:w="0" w:type="auto"/>
-          </w:tcPr>
-          <w:p>
-            <w:pPr>
-              <w:ind w:left="0"/>
+            </w:pPr>
+            <w:r>
               <w:rPr>
                 <w:sz w:val="15"/>
                 <w:szCs w:val="15"/>
               </w:rPr>
-            </w:pPr>
-            <w:r>
+              <w:t>55063.03</w:t>
+            </w:r>
+          </w:p>
+        </w:tc>
+        <w:tc>
+          <w:tcPr>
+            <w:tcW w:w="0" w:type="auto"/>
+          </w:tcPr>
+          <w:p>
+            <w:pPr>
+              <w:ind w:left="0"/>
               <w:rPr>
                 <w:sz w:val="15"/>
                 <w:szCs w:val="15"/>
               </w:rPr>
-              <w:t>128.66</w:t>
-            </w:r>
-          </w:p>
-        </w:tc>
-        <w:tc>
-          <w:tcPr>
-            <w:tcW w:w="0" w:type="auto"/>
-          </w:tcPr>
-          <w:p>
-            <w:pPr>
-              <w:ind w:left="0"/>
+            </w:pPr>
+            <w:r>
               <w:rPr>
                 <w:sz w:val="15"/>
                 <w:szCs w:val="15"/>
               </w:rPr>
-            </w:pPr>
-            <w:r>
-              <w:rPr>
+              <w:t>129.9</w:t>
+            </w:r>
+            <w:r>
+              <w:rPr>
+                <w:rFonts w:hint="eastAsia"/>
                 <w:sz w:val="15"/>
                 <w:szCs w:val="15"/>
               </w:rPr>
-              <w:t>173.15</w:t>
+              <w:t>7</w:t>
             </w:r>
           </w:p>
         </w:tc>
@@ -14686,7 +15266,7 @@
                 <w:sz w:val="15"/>
                 <w:szCs w:val="15"/>
               </w:rPr>
-              <w:t>79085</w:t>
+              <w:t>183.25</w:t>
             </w:r>
           </w:p>
         </w:tc>
@@ -14707,383 +15287,43 @@
                 <w:sz w:val="15"/>
                 <w:szCs w:val="15"/>
               </w:rPr>
-              <w:t>1618.5</w:t>
-            </w:r>
-            <w:r>
-              <w:rPr>
-                <w:rFonts w:hint="eastAsia"/>
+              <w:t>80854.2</w:t>
+            </w:r>
+          </w:p>
+        </w:tc>
+        <w:tc>
+          <w:tcPr>
+            <w:tcW w:w="0" w:type="auto"/>
+          </w:tcPr>
+          <w:p>
+            <w:pPr>
+              <w:ind w:left="0"/>
+              <w:rPr>
                 <w:sz w:val="15"/>
                 <w:szCs w:val="15"/>
               </w:rPr>
-              <w:t>1</w:t>
-            </w:r>
-          </w:p>
-        </w:tc>
-      </w:tr>
-      <w:tr>
-        <w:tc>
-          <w:tcPr>
-            <w:tcW w:w="0" w:type="auto"/>
-          </w:tcPr>
-          <w:p>
-            <w:pPr>
-              <w:ind w:left="0"/>
-              <w:rPr>
-                <w:rFonts w:hint="eastAsia"/>
+            </w:pPr>
+            <w:r>
+              <w:rPr>
                 <w:sz w:val="15"/>
                 <w:szCs w:val="15"/>
               </w:rPr>
-            </w:pPr>
+              <w:t>1584.1</w:t>
+            </w:r>
             <w:r>
               <w:rPr>
                 <w:rFonts w:hint="eastAsia"/>
                 <w:sz w:val="15"/>
                 <w:szCs w:val="15"/>
               </w:rPr>
-              <w:t>md5</w:t>
-            </w:r>
-          </w:p>
-        </w:tc>
-        <w:tc>
-          <w:tcPr>
-            <w:tcW w:w="0" w:type="auto"/>
-          </w:tcPr>
-          <w:p>
-            <w:pPr>
-              <w:ind w:left="0"/>
-              <w:rPr>
-                <w:sz w:val="15"/>
-                <w:szCs w:val="15"/>
-              </w:rPr>
-            </w:pPr>
-            <w:r>
-              <w:rPr>
-                <w:sz w:val="15"/>
-                <w:szCs w:val="15"/>
-              </w:rPr>
-              <w:t>1870.4</w:t>
-            </w:r>
-            <w:r>
-              <w:rPr>
-                <w:rFonts w:hint="eastAsia"/>
-                <w:sz w:val="15"/>
-                <w:szCs w:val="15"/>
-              </w:rPr>
-              <w:t>5</w:t>
-            </w:r>
-          </w:p>
-        </w:tc>
-        <w:tc>
-          <w:tcPr>
-            <w:tcW w:w="0" w:type="auto"/>
-          </w:tcPr>
-          <w:p>
-            <w:pPr>
-              <w:ind w:left="0"/>
-              <w:rPr>
-                <w:sz w:val="15"/>
-                <w:szCs w:val="15"/>
-              </w:rPr>
-            </w:pPr>
-            <w:r>
-              <w:rPr>
-                <w:sz w:val="15"/>
-                <w:szCs w:val="15"/>
-              </w:rPr>
-              <w:t>62879.04</w:t>
-            </w:r>
-          </w:p>
-        </w:tc>
-        <w:tc>
-          <w:tcPr>
-            <w:tcW w:w="0" w:type="auto"/>
-          </w:tcPr>
-          <w:p>
-            <w:pPr>
-              <w:ind w:left="0"/>
-              <w:rPr>
-                <w:sz w:val="15"/>
-                <w:szCs w:val="15"/>
-              </w:rPr>
-            </w:pPr>
-            <w:r>
-              <w:rPr>
-                <w:sz w:val="15"/>
-                <w:szCs w:val="15"/>
-              </w:rPr>
-              <w:t>129.5</w:t>
-            </w:r>
-            <w:r>
-              <w:rPr>
-                <w:rFonts w:hint="eastAsia"/>
-                <w:sz w:val="15"/>
-                <w:szCs w:val="15"/>
-              </w:rPr>
-              <w:t>2</w:t>
-            </w:r>
-          </w:p>
-        </w:tc>
-        <w:tc>
-          <w:tcPr>
-            <w:tcW w:w="0" w:type="auto"/>
-          </w:tcPr>
-          <w:p>
-            <w:pPr>
-              <w:ind w:left="0"/>
-              <w:rPr>
-                <w:sz w:val="15"/>
-                <w:szCs w:val="15"/>
-              </w:rPr>
-            </w:pPr>
-            <w:r>
-              <w:rPr>
-                <w:sz w:val="15"/>
-                <w:szCs w:val="15"/>
-              </w:rPr>
-              <w:t>168.21</w:t>
-            </w:r>
-          </w:p>
-        </w:tc>
-        <w:tc>
-          <w:tcPr>
-            <w:tcW w:w="0" w:type="auto"/>
-          </w:tcPr>
-          <w:p>
-            <w:pPr>
-              <w:ind w:left="0"/>
-              <w:rPr>
-                <w:sz w:val="15"/>
-                <w:szCs w:val="15"/>
-              </w:rPr>
-            </w:pPr>
-            <w:r>
-              <w:rPr>
-                <w:sz w:val="15"/>
-                <w:szCs w:val="15"/>
-              </w:rPr>
-              <w:t>83332.8</w:t>
-            </w:r>
-          </w:p>
-        </w:tc>
-        <w:tc>
-          <w:tcPr>
-            <w:tcW w:w="0" w:type="auto"/>
-          </w:tcPr>
-          <w:p>
-            <w:pPr>
-              <w:ind w:left="0"/>
-              <w:rPr>
-                <w:sz w:val="15"/>
-                <w:szCs w:val="15"/>
-              </w:rPr>
-            </w:pPr>
-            <w:r>
-              <w:rPr>
-                <w:sz w:val="15"/>
-                <w:szCs w:val="15"/>
-              </w:rPr>
-              <w:t>1537.8</w:t>
-            </w:r>
-            <w:r>
-              <w:rPr>
-                <w:rFonts w:hint="eastAsia"/>
-                <w:sz w:val="15"/>
-                <w:szCs w:val="15"/>
-              </w:rPr>
-              <w:t>6</w:t>
-            </w:r>
-          </w:p>
-        </w:tc>
-      </w:tr>
-      <w:tr>
-        <w:tc>
-          <w:tcPr>
-            <w:tcW w:w="0" w:type="auto"/>
-          </w:tcPr>
-          <w:p>
-            <w:pPr>
-              <w:ind w:left="0"/>
-              <w:rPr>
-                <w:rFonts w:hint="eastAsia"/>
-                <w:sz w:val="15"/>
-                <w:szCs w:val="15"/>
-              </w:rPr>
-            </w:pPr>
-            <w:r>
-              <w:rPr>
-                <w:rFonts w:hint="eastAsia"/>
-                <w:sz w:val="15"/>
-                <w:szCs w:val="15"/>
-              </w:rPr>
-              <w:t>md5 + murmur3</w:t>
-            </w:r>
-          </w:p>
-        </w:tc>
-        <w:tc>
-          <w:tcPr>
-            <w:tcW w:w="0" w:type="auto"/>
-          </w:tcPr>
-          <w:p>
-            <w:pPr>
-              <w:ind w:left="0"/>
-              <w:rPr>
-                <w:sz w:val="15"/>
-                <w:szCs w:val="15"/>
-              </w:rPr>
-            </w:pPr>
-            <w:r>
-              <w:rPr>
-                <w:sz w:val="15"/>
-                <w:szCs w:val="15"/>
-              </w:rPr>
-              <w:t>1870.0</w:t>
-            </w:r>
-            <w:r>
-              <w:rPr>
-                <w:rFonts w:hint="eastAsia"/>
-                <w:sz w:val="15"/>
-                <w:szCs w:val="15"/>
-              </w:rPr>
-              <w:t>2</w:t>
-            </w:r>
-          </w:p>
-        </w:tc>
-        <w:tc>
-          <w:tcPr>
-            <w:tcW w:w="0" w:type="auto"/>
-          </w:tcPr>
-          <w:p>
-            <w:pPr>
-              <w:ind w:left="0"/>
-              <w:rPr>
-                <w:sz w:val="15"/>
-                <w:szCs w:val="15"/>
-              </w:rPr>
-            </w:pPr>
-            <w:r>
-              <w:rPr>
-                <w:sz w:val="15"/>
-                <w:szCs w:val="15"/>
-              </w:rPr>
-              <w:t>55063.03</w:t>
-            </w:r>
-          </w:p>
-        </w:tc>
-        <w:tc>
-          <w:tcPr>
-            <w:tcW w:w="0" w:type="auto"/>
-          </w:tcPr>
-          <w:p>
-            <w:pPr>
-              <w:ind w:left="0"/>
-              <w:rPr>
-                <w:sz w:val="15"/>
-                <w:szCs w:val="15"/>
-              </w:rPr>
-            </w:pPr>
-            <w:r>
-              <w:rPr>
-                <w:sz w:val="15"/>
-                <w:szCs w:val="15"/>
-              </w:rPr>
-              <w:t>129.9</w:t>
-            </w:r>
-            <w:r>
-              <w:rPr>
-                <w:rFonts w:hint="eastAsia"/>
-                <w:sz w:val="15"/>
-                <w:szCs w:val="15"/>
-              </w:rPr>
-              <w:t>7</w:t>
-            </w:r>
-          </w:p>
-        </w:tc>
-        <w:tc>
-          <w:tcPr>
-            <w:tcW w:w="0" w:type="auto"/>
-          </w:tcPr>
-          <w:p>
-            <w:pPr>
-              <w:ind w:left="0"/>
-              <w:rPr>
-                <w:sz w:val="15"/>
-                <w:szCs w:val="15"/>
-              </w:rPr>
-            </w:pPr>
-            <w:r>
-              <w:rPr>
-                <w:sz w:val="15"/>
-                <w:szCs w:val="15"/>
-              </w:rPr>
-              <w:t>183.25</w:t>
-            </w:r>
-          </w:p>
-        </w:tc>
-        <w:tc>
-          <w:tcPr>
-            <w:tcW w:w="0" w:type="auto"/>
-          </w:tcPr>
-          <w:p>
-            <w:pPr>
-              <w:ind w:left="0"/>
-              <w:rPr>
-                <w:sz w:val="15"/>
-                <w:szCs w:val="15"/>
-              </w:rPr>
-            </w:pPr>
-            <w:r>
-              <w:rPr>
-                <w:sz w:val="15"/>
-                <w:szCs w:val="15"/>
-              </w:rPr>
-              <w:t>80854.2</w:t>
-            </w:r>
-          </w:p>
-        </w:tc>
-        <w:tc>
-          <w:tcPr>
-            <w:tcW w:w="0" w:type="auto"/>
-          </w:tcPr>
-          <w:p>
-            <w:pPr>
-              <w:ind w:left="0"/>
-              <w:rPr>
-                <w:sz w:val="15"/>
-                <w:szCs w:val="15"/>
-              </w:rPr>
-            </w:pPr>
-            <w:r>
-              <w:rPr>
-                <w:sz w:val="15"/>
-                <w:szCs w:val="15"/>
-              </w:rPr>
-              <w:t>1584.1</w:t>
-            </w:r>
-            <w:r>
-              <w:rPr>
-                <w:rFonts w:hint="eastAsia"/>
-                <w:sz w:val="15"/>
-                <w:szCs w:val="15"/>
-              </w:rPr>
               <w:t>7</w:t>
             </w:r>
           </w:p>
         </w:tc>
       </w:tr>
     </w:tbl>
-    <w:p>
-      <w:pPr>
-        <w:rPr>
-          <w:rFonts w:hint="eastAsia"/>
-        </w:rPr>
-      </w:pPr>
-    </w:p>
-    <w:p>
-      <w:pPr>
-        <w:rPr>
-          <w:rFonts w:hint="eastAsia"/>
-        </w:rPr>
-      </w:pPr>
+    <w:p/>
+    <w:p>
       <w:r>
         <w:rPr>
           <w:rFonts w:hint="eastAsia"/>
@@ -15145,9 +15385,6 @@
           <w:numId w:val="39"/>
         </w:numPr>
         <w:ind w:firstLineChars="0"/>
-        <w:rPr>
-          <w:rFonts w:hint="eastAsia"/>
-        </w:rPr>
       </w:pPr>
       <w:r>
         <w:rPr>
@@ -21772,25 +22009,25 @@
             </c:numRef>
           </c:val>
         </c:ser>
-        <c:axId val="107953152"/>
-        <c:axId val="107959040"/>
+        <c:axId val="152930560"/>
+        <c:axId val="152936448"/>
       </c:barChart>
       <c:catAx>
-        <c:axId val="107953152"/>
+        <c:axId val="152930560"/>
         <c:scaling>
           <c:orientation val="minMax"/>
         </c:scaling>
         <c:axPos val="b"/>
         <c:numFmt formatCode="General" sourceLinked="1"/>
         <c:tickLblPos val="nextTo"/>
-        <c:crossAx val="107959040"/>
+        <c:crossAx val="152936448"/>
         <c:crosses val="autoZero"/>
         <c:auto val="1"/>
         <c:lblAlgn val="ctr"/>
         <c:lblOffset val="100"/>
       </c:catAx>
       <c:valAx>
-        <c:axId val="107959040"/>
+        <c:axId val="152936448"/>
         <c:scaling>
           <c:orientation val="minMax"/>
         </c:scaling>
@@ -21798,7 +22035,7 @@
         <c:majorGridlines/>
         <c:numFmt formatCode="General" sourceLinked="1"/>
         <c:tickLblPos val="nextTo"/>
-        <c:crossAx val="107953152"/>
+        <c:crossAx val="152930560"/>
         <c:crosses val="autoZero"/>
         <c:crossBetween val="between"/>
       </c:valAx>
@@ -22112,25 +22349,25 @@
             </c:numRef>
           </c:val>
         </c:ser>
-        <c:axId val="108273024"/>
-        <c:axId val="108287104"/>
+        <c:axId val="101701888"/>
+        <c:axId val="152948736"/>
       </c:barChart>
       <c:catAx>
-        <c:axId val="108273024"/>
+        <c:axId val="101701888"/>
         <c:scaling>
           <c:orientation val="minMax"/>
         </c:scaling>
         <c:axPos val="b"/>
         <c:numFmt formatCode="General" sourceLinked="1"/>
         <c:tickLblPos val="nextTo"/>
-        <c:crossAx val="108287104"/>
+        <c:crossAx val="152948736"/>
         <c:crosses val="autoZero"/>
         <c:auto val="1"/>
         <c:lblAlgn val="ctr"/>
         <c:lblOffset val="100"/>
       </c:catAx>
       <c:valAx>
-        <c:axId val="108287104"/>
+        <c:axId val="152948736"/>
         <c:scaling>
           <c:orientation val="minMax"/>
         </c:scaling>
@@ -22138,7 +22375,7 @@
         <c:majorGridlines/>
         <c:numFmt formatCode="General" sourceLinked="1"/>
         <c:tickLblPos val="nextTo"/>
-        <c:crossAx val="108273024"/>
+        <c:crossAx val="101701888"/>
         <c:crosses val="autoZero"/>
         <c:crossBetween val="between"/>
       </c:valAx>
@@ -22453,25 +22690,25 @@
             </c:numRef>
           </c:val>
         </c:ser>
-        <c:axId val="252067840"/>
-        <c:axId val="252070144"/>
+        <c:axId val="153110784"/>
+        <c:axId val="153120768"/>
       </c:barChart>
       <c:catAx>
-        <c:axId val="252067840"/>
+        <c:axId val="153110784"/>
         <c:scaling>
           <c:orientation val="minMax"/>
         </c:scaling>
         <c:axPos val="b"/>
         <c:numFmt formatCode="General" sourceLinked="1"/>
         <c:tickLblPos val="nextTo"/>
-        <c:crossAx val="252070144"/>
+        <c:crossAx val="153120768"/>
         <c:crosses val="autoZero"/>
         <c:auto val="1"/>
         <c:lblAlgn val="ctr"/>
         <c:lblOffset val="100"/>
       </c:catAx>
       <c:valAx>
-        <c:axId val="252070144"/>
+        <c:axId val="153120768"/>
         <c:scaling>
           <c:orientation val="minMax"/>
         </c:scaling>
@@ -22479,7 +22716,7 @@
         <c:majorGridlines/>
         <c:numFmt formatCode="General" sourceLinked="1"/>
         <c:tickLblPos val="nextTo"/>
-        <c:crossAx val="252067840"/>
+        <c:crossAx val="153110784"/>
         <c:crosses val="autoZero"/>
         <c:crossBetween val="between"/>
       </c:valAx>

--- a/internal_doc/03.开发设计/性能/Story_查询计划缓存优化.docx
+++ b/internal_doc/03.开发设计/性能/Story_查询计划缓存优化.docx
@@ -178,6 +178,48 @@
                 <w:rFonts w:hint="eastAsia"/>
               </w:rPr>
               <w:t>Update results of performance tests for hash table</w:t>
+            </w:r>
+          </w:p>
+        </w:tc>
+      </w:tr>
+      <w:tr>
+        <w:tc>
+          <w:tcPr>
+            <w:tcW w:w="2728" w:type="dxa"/>
+          </w:tcPr>
+          <w:p>
+            <w:pPr>
+              <w:ind w:left="0"/>
+              <w:jc w:val="left"/>
+              <w:rPr>
+                <w:rFonts w:hint="eastAsia"/>
+              </w:rPr>
+            </w:pPr>
+            <w:r>
+              <w:rPr>
+                <w:rFonts w:hint="eastAsia"/>
+              </w:rPr>
+              <w:t>2017-09-11   He Guoming</w:t>
+            </w:r>
+          </w:p>
+        </w:tc>
+        <w:tc>
+          <w:tcPr>
+            <w:tcW w:w="5437" w:type="dxa"/>
+          </w:tcPr>
+          <w:p>
+            <w:pPr>
+              <w:ind w:left="0"/>
+              <w:jc w:val="left"/>
+              <w:rPr>
+                <w:rFonts w:hint="eastAsia"/>
+              </w:rPr>
+            </w:pPr>
+            <w:r>
+              <w:rPr>
+                <w:rFonts w:hint="eastAsia"/>
+              </w:rPr>
+              <w:t>Update plancachelevel</w:t>
             </w:r>
           </w:p>
         </w:tc>
@@ -937,7 +979,6 @@
             <w:pPr>
               <w:ind w:left="0"/>
               <w:rPr>
-                <w:rFonts w:hint="eastAsia"/>
                 <w:sz w:val="13"/>
                 <w:szCs w:val="13"/>
               </w:rPr>
@@ -1028,7 +1069,6 @@
             <w:pPr>
               <w:ind w:left="0"/>
               <w:rPr>
-                <w:rFonts w:hint="eastAsia"/>
                 <w:sz w:val="13"/>
                 <w:szCs w:val="13"/>
               </w:rPr>
@@ -1110,7 +1150,6 @@
             <w:pPr>
               <w:ind w:left="0"/>
               <w:rPr>
-                <w:rFonts w:hint="eastAsia"/>
                 <w:sz w:val="13"/>
                 <w:szCs w:val="13"/>
               </w:rPr>
@@ -1264,7 +1303,6 @@
             <w:pPr>
               <w:ind w:left="0"/>
               <w:rPr>
-                <w:rFonts w:hint="eastAsia"/>
                 <w:sz w:val="13"/>
                 <w:szCs w:val="13"/>
               </w:rPr>
@@ -1354,7 +1392,6 @@
             <w:pPr>
               <w:ind w:left="0"/>
               <w:rPr>
-                <w:rFonts w:hint="eastAsia"/>
                 <w:sz w:val="13"/>
                 <w:szCs w:val="13"/>
               </w:rPr>
@@ -1453,7 +1490,6 @@
             <w:pPr>
               <w:ind w:left="0"/>
               <w:rPr>
-                <w:rFonts w:hint="eastAsia"/>
                 <w:sz w:val="13"/>
                 <w:szCs w:val="13"/>
               </w:rPr>
@@ -1764,9 +1800,6 @@
           <w:numId w:val="21"/>
         </w:numPr>
         <w:ind w:firstLineChars="0"/>
-        <w:rPr>
-          <w:rFonts w:hint="eastAsia"/>
-        </w:rPr>
       </w:pPr>
       <w:r>
         <w:rPr>
@@ -1798,11 +1831,6 @@
       </w:r>
     </w:p>
     <w:p>
-      <w:pPr>
-        <w:rPr>
-          <w:rFonts w:hint="eastAsia"/>
-        </w:rPr>
-      </w:pPr>
       <w:r>
         <w:rPr>
           <w:rFonts w:hint="eastAsia"/>
@@ -3096,9 +3124,6 @@
           <w:numId w:val="7"/>
         </w:numPr>
         <w:ind w:firstLineChars="0"/>
-        <w:rPr>
-          <w:rFonts w:hint="eastAsia"/>
-        </w:rPr>
       </w:pPr>
       <w:r>
         <w:rPr>
@@ -3115,9 +3140,6 @@
           <w:numId w:val="7"/>
         </w:numPr>
         <w:ind w:firstLineChars="0"/>
-        <w:rPr>
-          <w:rFonts w:hint="eastAsia"/>
-        </w:rPr>
       </w:pPr>
       <w:r>
         <w:rPr>
@@ -3152,9 +3174,6 @@
           <w:numId w:val="7"/>
         </w:numPr>
         <w:ind w:firstLineChars="0"/>
-        <w:rPr>
-          <w:rFonts w:hint="eastAsia"/>
-        </w:rPr>
       </w:pPr>
       <w:r>
         <w:rPr>
@@ -3199,9 +3218,6 @@
           <w:numId w:val="7"/>
         </w:numPr>
         <w:ind w:firstLineChars="0"/>
-        <w:rPr>
-          <w:rFonts w:hint="eastAsia"/>
-        </w:rPr>
       </w:pPr>
       <w:r>
         <w:rPr>
@@ -3745,9 +3761,6 @@
     <w:p>
       <w:pPr>
         <w:pStyle w:val="Heading4"/>
-        <w:rPr>
-          <w:rFonts w:hint="eastAsia"/>
-        </w:rPr>
       </w:pPr>
       <w:r>
         <w:rPr>
@@ -3756,13 +3769,7 @@
         <w:t>需要清空查询计划的操作</w:t>
       </w:r>
     </w:p>
-    <w:p>
-      <w:pPr>
-        <w:rPr>
-          <w:rFonts w:hint="eastAsia"/>
-        </w:rPr>
-      </w:pPr>
-    </w:p>
+    <w:p/>
     <w:p>
       <w:pPr>
         <w:pStyle w:val="ListParagraph"/>
@@ -4209,9 +4216,6 @@
           <w:numId w:val="13"/>
         </w:numPr>
         <w:ind w:firstLineChars="0"/>
-        <w:rPr>
-          <w:rFonts w:hint="eastAsia"/>
-        </w:rPr>
       </w:pPr>
       <w:r>
         <w:rPr>
@@ -4244,13 +4248,7 @@
         <w:t>的缓存</w:t>
       </w:r>
     </w:p>
-    <w:p>
-      <w:pPr>
-        <w:rPr>
-          <w:rFonts w:hint="eastAsia"/>
-        </w:rPr>
-      </w:pPr>
-    </w:p>
+    <w:p/>
     <w:p>
       <w:r>
         <w:rPr>
@@ -4825,9 +4823,6 @@
     <w:p>
       <w:pPr>
         <w:pStyle w:val="Heading3"/>
-        <w:rPr>
-          <w:rFonts w:hint="eastAsia"/>
-        </w:rPr>
       </w:pPr>
       <w:r>
         <w:rPr>
@@ -4945,9 +4940,6 @@
           <w:numId w:val="16"/>
         </w:numPr>
         <w:ind w:firstLineChars="0"/>
-        <w:rPr>
-          <w:rFonts w:hint="eastAsia"/>
-        </w:rPr>
       </w:pPr>
       <w:r>
         <w:rPr>
@@ -5079,9 +5071,6 @@
           <w:numId w:val="17"/>
         </w:numPr>
         <w:ind w:firstLineChars="0"/>
-        <w:rPr>
-          <w:rFonts w:hint="eastAsia"/>
-        </w:rPr>
       </w:pPr>
       <w:r>
         <w:rPr>
@@ -5104,9 +5093,6 @@
           <w:numId w:val="17"/>
         </w:numPr>
         <w:ind w:firstLineChars="0"/>
-        <w:rPr>
-          <w:rFonts w:hint="eastAsia"/>
-        </w:rPr>
       </w:pPr>
       <w:r>
         <w:rPr>
@@ -5129,9 +5115,6 @@
           <w:numId w:val="17"/>
         </w:numPr>
         <w:ind w:firstLineChars="0"/>
-        <w:rPr>
-          <w:rFonts w:hint="eastAsia"/>
-        </w:rPr>
       </w:pPr>
       <w:r>
         <w:rPr>
@@ -5473,9 +5456,6 @@
           <w:numId w:val="34"/>
         </w:numPr>
         <w:ind w:firstLineChars="0"/>
-        <w:rPr>
-          <w:rFonts w:hint="eastAsia"/>
-        </w:rPr>
       </w:pPr>
       <w:r>
         <w:rPr>
@@ -5492,9 +5472,6 @@
           <w:numId w:val="34"/>
         </w:numPr>
         <w:ind w:firstLineChars="0"/>
-        <w:rPr>
-          <w:rFonts w:hint="eastAsia"/>
-        </w:rPr>
       </w:pPr>
       <w:r>
         <w:rPr>
@@ -5851,9 +5828,6 @@
           <w:numId w:val="11"/>
         </w:numPr>
         <w:ind w:firstLineChars="0"/>
-        <w:rPr>
-          <w:rFonts w:hint="eastAsia"/>
-        </w:rPr>
       </w:pPr>
       <w:r>
         <w:rPr>
@@ -5876,9 +5850,6 @@
           <w:numId w:val="11"/>
         </w:numPr>
         <w:ind w:firstLineChars="0"/>
-        <w:rPr>
-          <w:rFonts w:hint="eastAsia"/>
-        </w:rPr>
       </w:pPr>
       <w:r>
         <w:rPr>
@@ -5895,9 +5866,6 @@
           <w:numId w:val="11"/>
         </w:numPr>
         <w:ind w:firstLineChars="0"/>
-        <w:rPr>
-          <w:rFonts w:hint="eastAsia"/>
-        </w:rPr>
       </w:pPr>
       <w:r>
         <w:rPr>
@@ -5914,9 +5882,6 @@
           <w:numId w:val="11"/>
         </w:numPr>
         <w:ind w:firstLineChars="0"/>
-        <w:rPr>
-          <w:rFonts w:hint="eastAsia"/>
-        </w:rPr>
       </w:pPr>
       <w:r>
         <w:rPr>
@@ -5965,13 +5930,7 @@
         <w:t xml:space="preserve"> ]</w:t>
       </w:r>
     </w:p>
-    <w:p>
-      <w:pPr>
-        <w:rPr>
-          <w:rFonts w:hint="eastAsia"/>
-        </w:rPr>
-      </w:pPr>
-    </w:p>
+    <w:p/>
     <w:p>
       <w:pPr>
         <w:pStyle w:val="Heading4"/>
@@ -6002,11 +5961,6 @@
       </w:r>
     </w:p>
     <w:p>
-      <w:pPr>
-        <w:rPr>
-          <w:rFonts w:hint="eastAsia"/>
-        </w:rPr>
-      </w:pPr>
       <w:r>
         <w:rPr>
           <w:rFonts w:hint="eastAsia"/>
@@ -6075,9 +6029,6 @@
           <w:numId w:val="18"/>
         </w:numPr>
         <w:ind w:firstLineChars="0"/>
-        <w:rPr>
-          <w:rFonts w:hint="eastAsia"/>
-        </w:rPr>
       </w:pPr>
       <w:r>
         <w:rPr>
@@ -6100,11 +6051,6 @@
     </w:p>
     <w:p/>
     <w:p>
-      <w:pPr>
-        <w:rPr>
-          <w:rFonts w:hint="eastAsia"/>
-        </w:rPr>
-      </w:pPr>
       <w:r>
         <w:rPr>
           <w:rFonts w:hint="eastAsia"/>
@@ -6112,13 +6058,7 @@
         <w:t>可以进行模糊匹配的匹配操作符的前提是该匹配操作符对应的项已被参数化</w:t>
       </w:r>
     </w:p>
-    <w:p>
-      <w:pPr>
-        <w:rPr>
-          <w:rFonts w:hint="eastAsia"/>
-        </w:rPr>
-      </w:pPr>
-    </w:p>
+    <w:p/>
     <w:p>
       <w:pPr>
         <w:pStyle w:val="ListParagraph"/>
@@ -6127,9 +6067,6 @@
           <w:numId w:val="33"/>
         </w:numPr>
         <w:ind w:firstLineChars="0"/>
-        <w:rPr>
-          <w:rFonts w:hint="eastAsia"/>
-        </w:rPr>
       </w:pPr>
       <w:r>
         <w:rPr>
@@ -6176,9 +6113,6 @@
           <w:numId w:val="33"/>
         </w:numPr>
         <w:ind w:firstLineChars="0"/>
-        <w:rPr>
-          <w:rFonts w:hint="eastAsia"/>
-        </w:rPr>
       </w:pPr>
       <w:r>
         <w:rPr>
@@ -6195,9 +6129,6 @@
           <w:numId w:val="33"/>
         </w:numPr>
         <w:ind w:firstLineChars="0"/>
-        <w:rPr>
-          <w:rFonts w:hint="eastAsia"/>
-        </w:rPr>
       </w:pPr>
       <w:r>
         <w:rPr>
@@ -6214,9 +6145,6 @@
           <w:numId w:val="33"/>
         </w:numPr>
         <w:ind w:firstLineChars="0"/>
-        <w:rPr>
-          <w:rFonts w:hint="eastAsia"/>
-        </w:rPr>
       </w:pPr>
       <w:r>
         <w:rPr>
@@ -6251,9 +6179,6 @@
           <w:numId w:val="33"/>
         </w:numPr>
         <w:ind w:firstLineChars="0"/>
-        <w:rPr>
-          <w:rFonts w:hint="eastAsia"/>
-        </w:rPr>
       </w:pPr>
       <w:r>
         <w:rPr>
@@ -6288,9 +6213,6 @@
           <w:numId w:val="33"/>
         </w:numPr>
         <w:ind w:firstLineChars="0"/>
-        <w:rPr>
-          <w:rFonts w:hint="eastAsia"/>
-        </w:rPr>
       </w:pPr>
       <w:r>
         <w:rPr>
@@ -6307,9 +6229,6 @@
           <w:numId w:val="33"/>
         </w:numPr>
         <w:ind w:firstLineChars="0"/>
-        <w:rPr>
-          <w:rFonts w:hint="eastAsia"/>
-        </w:rPr>
       </w:pPr>
       <w:r>
         <w:rPr>
@@ -6338,9 +6257,6 @@
           <w:numId w:val="33"/>
         </w:numPr>
         <w:ind w:firstLineChars="0"/>
-        <w:rPr>
-          <w:rFonts w:hint="eastAsia"/>
-        </w:rPr>
       </w:pPr>
       <w:r>
         <w:rPr>
@@ -6550,9 +6466,6 @@
           <w:numId w:val="10"/>
         </w:numPr>
         <w:ind w:firstLineChars="0"/>
-        <w:rPr>
-          <w:rFonts w:hint="eastAsia"/>
-        </w:rPr>
       </w:pPr>
       <w:r>
         <w:rPr>
@@ -6697,9 +6610,6 @@
           <w:numId w:val="10"/>
         </w:numPr>
         <w:ind w:firstLineChars="0"/>
-        <w:rPr>
-          <w:rFonts w:hint="eastAsia"/>
-        </w:rPr>
       </w:pPr>
       <w:r>
         <w:rPr>
@@ -6740,9 +6650,6 @@
           <w:numId w:val="10"/>
         </w:numPr>
         <w:ind w:firstLineChars="0"/>
-        <w:rPr>
-          <w:rFonts w:hint="eastAsia"/>
-        </w:rPr>
       </w:pPr>
       <w:r>
         <w:rPr>
@@ -6759,9 +6666,6 @@
           <w:numId w:val="10"/>
         </w:numPr>
         <w:ind w:firstLineChars="0"/>
-        <w:rPr>
-          <w:rFonts w:hint="eastAsia"/>
-        </w:rPr>
       </w:pPr>
       <w:r>
         <w:rPr>
@@ -6836,11 +6740,6 @@
     </w:p>
     <w:p/>
     <w:p>
-      <w:pPr>
-        <w:rPr>
-          <w:rFonts w:hint="eastAsia"/>
-        </w:rPr>
-      </w:pPr>
       <w:r>
         <w:rPr>
           <w:rFonts w:hint="eastAsia"/>
@@ -6870,9 +6769,6 @@
     <w:p>
       <w:pPr>
         <w:pStyle w:val="Heading5"/>
-        <w:rPr>
-          <w:rFonts w:hint="eastAsia"/>
-        </w:rPr>
       </w:pPr>
       <w:r>
         <w:rPr>
@@ -6894,11 +6790,6 @@
       </w:r>
     </w:p>
     <w:p>
-      <w:pPr>
-        <w:rPr>
-          <w:rFonts w:hint="eastAsia"/>
-        </w:rPr>
-      </w:pPr>
       <w:r>
         <w:rPr>
           <w:rFonts w:hint="eastAsia"/>
@@ -6906,19 +6797,10 @@
         <w:t>不使用查询计划缓存</w:t>
       </w:r>
     </w:p>
-    <w:p>
-      <w:pPr>
-        <w:rPr>
-          <w:rFonts w:hint="eastAsia"/>
-        </w:rPr>
-      </w:pPr>
-    </w:p>
+    <w:p/>
     <w:p>
       <w:pPr>
         <w:pStyle w:val="Heading5"/>
-        <w:rPr>
-          <w:rFonts w:hint="eastAsia"/>
-        </w:rPr>
       </w:pPr>
       <w:r>
         <w:rPr>
@@ -6992,9 +6874,6 @@
           <w:numId w:val="12"/>
         </w:numPr>
         <w:ind w:firstLineChars="0"/>
-        <w:rPr>
-          <w:rFonts w:hint="eastAsia"/>
-        </w:rPr>
       </w:pPr>
       <w:r>
         <w:rPr>
@@ -7029,9 +6908,6 @@
           <w:numId w:val="12"/>
         </w:numPr>
         <w:ind w:firstLineChars="0"/>
-        <w:rPr>
-          <w:rFonts w:hint="eastAsia"/>
-        </w:rPr>
       </w:pPr>
       <w:r>
         <w:rPr>
@@ -7102,9 +6978,6 @@
           <w:numId w:val="12"/>
         </w:numPr>
         <w:ind w:firstLineChars="0"/>
-        <w:rPr>
-          <w:rFonts w:hint="eastAsia"/>
-        </w:rPr>
       </w:pPr>
       <w:r>
         <w:rPr>
@@ -7139,9 +7012,6 @@
           <w:numId w:val="12"/>
         </w:numPr>
         <w:ind w:firstLineChars="0"/>
-        <w:rPr>
-          <w:rFonts w:hint="eastAsia"/>
-        </w:rPr>
       </w:pPr>
       <w:r>
         <w:rPr>
@@ -7232,9 +7102,6 @@
           <w:numId w:val="12"/>
         </w:numPr>
         <w:ind w:firstLineChars="0"/>
-        <w:rPr>
-          <w:rFonts w:hint="eastAsia"/>
-        </w:rPr>
       </w:pPr>
       <w:r>
         <w:rPr>
@@ -7257,9 +7124,6 @@
           <w:numId w:val="12"/>
         </w:numPr>
         <w:ind w:firstLineChars="0"/>
-        <w:rPr>
-          <w:rFonts w:hint="eastAsia"/>
-        </w:rPr>
       </w:pPr>
       <w:r>
         <w:rPr>
@@ -7336,9 +7200,6 @@
           <w:numId w:val="12"/>
         </w:numPr>
         <w:ind w:firstLineChars="0"/>
-        <w:rPr>
-          <w:rFonts w:hint="eastAsia"/>
-        </w:rPr>
       </w:pPr>
       <w:r>
         <w:rPr>
@@ -7472,13 +7333,7 @@
         <w:t>结构</w:t>
       </w:r>
     </w:p>
-    <w:p>
-      <w:pPr>
-        <w:rPr>
-          <w:rFonts w:hint="eastAsia"/>
-        </w:rPr>
-      </w:pPr>
-    </w:p>
+    <w:p/>
     <w:p>
       <w:pPr>
         <w:pStyle w:val="ListParagraph"/>
@@ -7487,9 +7342,6 @@
           <w:numId w:val="29"/>
         </w:numPr>
         <w:ind w:firstLineChars="0"/>
-        <w:rPr>
-          <w:rFonts w:hint="eastAsia"/>
-        </w:rPr>
       </w:pPr>
       <w:r>
         <w:rPr>
@@ -7518,9 +7370,6 @@
           <w:numId w:val="29"/>
         </w:numPr>
         <w:ind w:firstLineChars="0"/>
-        <w:rPr>
-          <w:rFonts w:hint="eastAsia"/>
-        </w:rPr>
       </w:pPr>
       <w:r>
         <w:rPr>
@@ -7591,9 +7440,6 @@
           <w:numId w:val="29"/>
         </w:numPr>
         <w:ind w:firstLineChars="0"/>
-        <w:rPr>
-          <w:rFonts w:hint="eastAsia"/>
-        </w:rPr>
       </w:pPr>
       <w:r>
         <w:rPr>
@@ -7628,9 +7474,6 @@
           <w:numId w:val="29"/>
         </w:numPr>
         <w:ind w:firstLineChars="0"/>
-        <w:rPr>
-          <w:rFonts w:hint="eastAsia"/>
-        </w:rPr>
       </w:pPr>
       <w:r>
         <w:rPr>
@@ -7715,9 +7558,6 @@
           <w:numId w:val="29"/>
         </w:numPr>
         <w:ind w:firstLineChars="0"/>
-        <w:rPr>
-          <w:rFonts w:hint="eastAsia"/>
-        </w:rPr>
       </w:pPr>
       <w:r>
         <w:rPr>
@@ -7740,9 +7580,6 @@
           <w:numId w:val="29"/>
         </w:numPr>
         <w:ind w:firstLineChars="0"/>
-        <w:rPr>
-          <w:rFonts w:hint="eastAsia"/>
-        </w:rPr>
       </w:pPr>
       <w:r>
         <w:rPr>
@@ -7783,9 +7620,6 @@
           <w:numId w:val="29"/>
         </w:numPr>
         <w:ind w:firstLineChars="0"/>
-        <w:rPr>
-          <w:rFonts w:hint="eastAsia"/>
-        </w:rPr>
       </w:pPr>
       <w:r>
         <w:rPr>
@@ -7862,9 +7696,6 @@
           <w:numId w:val="29"/>
         </w:numPr>
         <w:ind w:firstLineChars="0"/>
-        <w:rPr>
-          <w:rFonts w:hint="eastAsia"/>
-        </w:rPr>
       </w:pPr>
       <w:r>
         <w:rPr>
@@ -7887,9 +7718,6 @@
           <w:numId w:val="29"/>
         </w:numPr>
         <w:ind w:firstLineChars="0"/>
-        <w:rPr>
-          <w:rFonts w:hint="eastAsia"/>
-        </w:rPr>
       </w:pPr>
       <w:r>
         <w:rPr>
@@ -8043,13 +7871,7 @@
         <w:t>结构</w:t>
       </w:r>
     </w:p>
-    <w:p>
-      <w:pPr>
-        <w:rPr>
-          <w:rFonts w:hint="eastAsia"/>
-        </w:rPr>
-      </w:pPr>
-    </w:p>
+    <w:p/>
     <w:p>
       <w:pPr>
         <w:pStyle w:val="ListParagraph"/>
@@ -8058,9 +7880,6 @@
           <w:numId w:val="30"/>
         </w:numPr>
         <w:ind w:firstLineChars="0"/>
-        <w:rPr>
-          <w:rFonts w:hint="eastAsia"/>
-        </w:rPr>
       </w:pPr>
       <w:r>
         <w:rPr>
@@ -8089,9 +7908,6 @@
           <w:numId w:val="30"/>
         </w:numPr>
         <w:ind w:firstLineChars="0"/>
-        <w:rPr>
-          <w:rFonts w:hint="eastAsia"/>
-        </w:rPr>
       </w:pPr>
       <w:r>
         <w:rPr>
@@ -8114,9 +7930,6 @@
           <w:numId w:val="30"/>
         </w:numPr>
         <w:ind w:firstLineChars="0"/>
-        <w:rPr>
-          <w:rFonts w:hint="eastAsia"/>
-        </w:rPr>
       </w:pPr>
       <w:r>
         <w:rPr>
@@ -8187,9 +8000,6 @@
           <w:numId w:val="30"/>
         </w:numPr>
         <w:ind w:firstLineChars="0"/>
-        <w:rPr>
-          <w:rFonts w:hint="eastAsia"/>
-        </w:rPr>
       </w:pPr>
       <w:r>
         <w:rPr>
@@ -8212,9 +8022,6 @@
           <w:numId w:val="30"/>
         </w:numPr>
         <w:ind w:firstLineChars="0"/>
-        <w:rPr>
-          <w:rFonts w:hint="eastAsia"/>
-        </w:rPr>
       </w:pPr>
       <w:r>
         <w:rPr>
@@ -8249,9 +8056,6 @@
           <w:numId w:val="30"/>
         </w:numPr>
         <w:ind w:firstLineChars="0"/>
-        <w:rPr>
-          <w:rFonts w:hint="eastAsia"/>
-        </w:rPr>
       </w:pPr>
       <w:r>
         <w:rPr>
@@ -8336,9 +8140,6 @@
           <w:numId w:val="30"/>
         </w:numPr>
         <w:ind w:firstLineChars="0"/>
-        <w:rPr>
-          <w:rFonts w:hint="eastAsia"/>
-        </w:rPr>
       </w:pPr>
       <w:r>
         <w:rPr>
@@ -8361,9 +8162,6 @@
           <w:numId w:val="30"/>
         </w:numPr>
         <w:ind w:firstLineChars="0"/>
-        <w:rPr>
-          <w:rFonts w:hint="eastAsia"/>
-        </w:rPr>
       </w:pPr>
       <w:r>
         <w:rPr>
@@ -8386,9 +8184,6 @@
           <w:numId w:val="30"/>
         </w:numPr>
         <w:ind w:firstLineChars="0"/>
-        <w:rPr>
-          <w:rFonts w:hint="eastAsia"/>
-        </w:rPr>
       </w:pPr>
       <w:r>
         <w:rPr>
@@ -8465,9 +8260,6 @@
           <w:numId w:val="30"/>
         </w:numPr>
         <w:ind w:firstLineChars="0"/>
-        <w:rPr>
-          <w:rFonts w:hint="eastAsia"/>
-        </w:rPr>
       </w:pPr>
       <w:r>
         <w:rPr>
@@ -8490,9 +8282,6 @@
           <w:numId w:val="30"/>
         </w:numPr>
         <w:ind w:firstLineChars="0"/>
-        <w:rPr>
-          <w:rFonts w:hint="eastAsia"/>
-        </w:rPr>
       </w:pPr>
       <w:r>
         <w:rPr>
@@ -8571,13 +8360,7 @@
         <w:t>）</w:t>
       </w:r>
     </w:p>
-    <w:p>
-      <w:pPr>
-        <w:rPr>
-          <w:rFonts w:hint="eastAsia"/>
-        </w:rPr>
-      </w:pPr>
-    </w:p>
+    <w:p/>
     <w:p>
       <w:pPr>
         <w:pStyle w:val="Heading5"/>
@@ -8651,13 +8434,7 @@
         <w:t>结构</w:t>
       </w:r>
     </w:p>
-    <w:p>
-      <w:pPr>
-        <w:rPr>
-          <w:rFonts w:hint="eastAsia"/>
-        </w:rPr>
-      </w:pPr>
-    </w:p>
+    <w:p/>
     <w:p>
       <w:pPr>
         <w:pStyle w:val="ListParagraph"/>
@@ -8666,9 +8443,6 @@
           <w:numId w:val="32"/>
         </w:numPr>
         <w:ind w:firstLineChars="0"/>
-        <w:rPr>
-          <w:rFonts w:hint="eastAsia"/>
-        </w:rPr>
       </w:pPr>
       <w:r>
         <w:rPr>
@@ -8697,9 +8471,6 @@
           <w:numId w:val="32"/>
         </w:numPr>
         <w:ind w:firstLineChars="0"/>
-        <w:rPr>
-          <w:rFonts w:hint="eastAsia"/>
-        </w:rPr>
       </w:pPr>
       <w:r>
         <w:rPr>
@@ -8722,9 +8493,6 @@
           <w:numId w:val="32"/>
         </w:numPr>
         <w:ind w:firstLineChars="0"/>
-        <w:rPr>
-          <w:rFonts w:hint="eastAsia"/>
-        </w:rPr>
       </w:pPr>
       <w:r>
         <w:rPr>
@@ -8795,9 +8563,6 @@
           <w:numId w:val="32"/>
         </w:numPr>
         <w:ind w:firstLineChars="0"/>
-        <w:rPr>
-          <w:rFonts w:hint="eastAsia"/>
-        </w:rPr>
       </w:pPr>
       <w:r>
         <w:rPr>
@@ -8820,9 +8585,6 @@
           <w:numId w:val="32"/>
         </w:numPr>
         <w:ind w:firstLineChars="0"/>
-        <w:rPr>
-          <w:rFonts w:hint="eastAsia"/>
-        </w:rPr>
       </w:pPr>
       <w:r>
         <w:rPr>
@@ -8857,9 +8619,6 @@
           <w:numId w:val="32"/>
         </w:numPr>
         <w:ind w:firstLineChars="0"/>
-        <w:rPr>
-          <w:rFonts w:hint="eastAsia"/>
-        </w:rPr>
       </w:pPr>
       <w:r>
         <w:rPr>
@@ -8944,9 +8703,6 @@
           <w:numId w:val="32"/>
         </w:numPr>
         <w:ind w:firstLineChars="0"/>
-        <w:rPr>
-          <w:rFonts w:hint="eastAsia"/>
-        </w:rPr>
       </w:pPr>
       <w:r>
         <w:rPr>
@@ -8969,9 +8725,6 @@
           <w:numId w:val="32"/>
         </w:numPr>
         <w:ind w:firstLineChars="0"/>
-        <w:rPr>
-          <w:rFonts w:hint="eastAsia"/>
-        </w:rPr>
       </w:pPr>
       <w:r>
         <w:rPr>
@@ -8994,9 +8747,6 @@
           <w:numId w:val="32"/>
         </w:numPr>
         <w:ind w:firstLineChars="0"/>
-        <w:rPr>
-          <w:rFonts w:hint="eastAsia"/>
-        </w:rPr>
       </w:pPr>
       <w:r>
         <w:rPr>
@@ -9073,9 +8823,6 @@
           <w:numId w:val="32"/>
         </w:numPr>
         <w:ind w:firstLineChars="0"/>
-        <w:rPr>
-          <w:rFonts w:hint="eastAsia"/>
-        </w:rPr>
       </w:pPr>
       <w:r>
         <w:rPr>
@@ -9098,9 +8845,6 @@
           <w:numId w:val="32"/>
         </w:numPr>
         <w:ind w:firstLineChars="0"/>
-        <w:rPr>
-          <w:rFonts w:hint="eastAsia"/>
-        </w:rPr>
       </w:pPr>
       <w:r>
         <w:rPr>
@@ -9179,19 +8923,10 @@
         <w:t>）</w:t>
       </w:r>
     </w:p>
-    <w:p>
-      <w:pPr>
-        <w:rPr>
-          <w:rFonts w:hint="eastAsia"/>
-        </w:rPr>
-      </w:pPr>
-    </w:p>
+    <w:p/>
     <w:p>
       <w:pPr>
         <w:pStyle w:val="Heading5"/>
-        <w:rPr>
-          <w:rFonts w:hint="eastAsia"/>
-        </w:rPr>
       </w:pPr>
       <w:r>
         <w:rPr>
@@ -9207,11 +8942,6 @@
       </w:r>
     </w:p>
     <w:p>
-      <w:pPr>
-        <w:rPr>
-          <w:rFonts w:hint="eastAsia"/>
-        </w:rPr>
-      </w:pPr>
       <w:r>
         <w:rPr>
           <w:rFonts w:hint="eastAsia"/>
@@ -9255,13 +8985,7 @@
         <w:t>进行快速解析</w:t>
       </w:r>
     </w:p>
-    <w:p>
-      <w:pPr>
-        <w:rPr>
-          <w:rFonts w:hint="eastAsia"/>
-        </w:rPr>
-      </w:pPr>
-    </w:p>
+    <w:p/>
     <w:p>
       <w:pPr>
         <w:pStyle w:val="ListParagraph"/>
@@ -9270,9 +8994,6 @@
           <w:numId w:val="38"/>
         </w:numPr>
         <w:ind w:firstLineChars="0"/>
-        <w:rPr>
-          <w:rFonts w:hint="eastAsia"/>
-        </w:rPr>
       </w:pPr>
       <w:r>
         <w:rPr>
@@ -9307,9 +9028,6 @@
           <w:numId w:val="38"/>
         </w:numPr>
         <w:ind w:firstLineChars="0"/>
-        <w:rPr>
-          <w:rFonts w:hint="eastAsia"/>
-        </w:rPr>
       </w:pPr>
       <w:r>
         <w:rPr>
@@ -9338,9 +9056,6 @@
           <w:numId w:val="38"/>
         </w:numPr>
         <w:ind w:firstLineChars="0"/>
-        <w:rPr>
-          <w:rFonts w:hint="eastAsia"/>
-        </w:rPr>
       </w:pPr>
       <w:r>
         <w:rPr>
@@ -9393,9 +9108,6 @@
           <w:numId w:val="38"/>
         </w:numPr>
         <w:ind w:firstLineChars="0"/>
-        <w:rPr>
-          <w:rFonts w:hint="eastAsia"/>
-        </w:rPr>
       </w:pPr>
       <w:r>
         <w:rPr>
@@ -9442,9 +9154,6 @@
           <w:numId w:val="38"/>
         </w:numPr>
         <w:ind w:firstLineChars="0"/>
-        <w:rPr>
-          <w:rFonts w:hint="eastAsia"/>
-        </w:rPr>
       </w:pPr>
       <w:r>
         <w:rPr>
@@ -9461,9 +9170,6 @@
           <w:numId w:val="38"/>
         </w:numPr>
         <w:ind w:firstLineChars="0"/>
-        <w:rPr>
-          <w:rFonts w:hint="eastAsia"/>
-        </w:rPr>
       </w:pPr>
       <w:r>
         <w:rPr>
@@ -9492,9 +9198,6 @@
           <w:numId w:val="38"/>
         </w:numPr>
         <w:ind w:firstLineChars="0"/>
-        <w:rPr>
-          <w:rFonts w:hint="eastAsia"/>
-        </w:rPr>
       </w:pPr>
       <w:r>
         <w:rPr>
@@ -9523,9 +9226,6 @@
           <w:numId w:val="38"/>
         </w:numPr>
         <w:ind w:firstLineChars="0"/>
-        <w:rPr>
-          <w:rFonts w:hint="eastAsia"/>
-        </w:rPr>
       </w:pPr>
       <w:r>
         <w:rPr>
@@ -9542,9 +9242,6 @@
           <w:numId w:val="38"/>
         </w:numPr>
         <w:ind w:firstLineChars="0"/>
-        <w:rPr>
-          <w:rFonts w:hint="eastAsia"/>
-        </w:rPr>
       </w:pPr>
       <w:r>
         <w:rPr>
@@ -9586,9 +9283,6 @@
     <w:p>
       <w:pPr>
         <w:pStyle w:val="Heading3"/>
-        <w:rPr>
-          <w:rFonts w:hint="eastAsia"/>
-        </w:rPr>
       </w:pPr>
       <w:r>
         <w:rPr>
@@ -9598,11 +9292,6 @@
       </w:r>
     </w:p>
     <w:p>
-      <w:pPr>
-        <w:rPr>
-          <w:rFonts w:hint="eastAsia"/>
-        </w:rPr>
-      </w:pPr>
       <w:r>
         <w:rPr>
           <w:rFonts w:hint="eastAsia"/>
@@ -9677,11 +9366,6 @@
     </w:p>
     <w:p/>
     <w:p>
-      <w:pPr>
-        <w:rPr>
-          <w:rFonts w:hint="eastAsia"/>
-        </w:rPr>
-      </w:pPr>
       <w:r>
         <w:rPr>
           <w:rFonts w:hint="eastAsia"/>
@@ -9744,9 +9428,6 @@
           <w:numId w:val="19"/>
         </w:numPr>
         <w:ind w:firstLineChars="0"/>
-        <w:rPr>
-          <w:rFonts w:hint="eastAsia"/>
-        </w:rPr>
       </w:pPr>
       <w:r>
         <w:rPr>
@@ -9777,25 +9458,133 @@
         <w:rPr>
           <w:rFonts w:hint="eastAsia"/>
         </w:rPr>
-        <w:t>根据</w:t>
-      </w:r>
-      <w:r>
-        <w:rPr>
-          <w:rFonts w:hint="eastAsia"/>
-        </w:rPr>
-        <w:t>matcher</w:t>
-      </w:r>
-      <w:r>
-        <w:rPr>
-          <w:rFonts w:hint="eastAsia"/>
-        </w:rPr>
-        <w:t>生成的</w:t>
-      </w:r>
-      <w:r>
-        <w:rPr>
-          <w:rFonts w:hint="eastAsia"/>
-        </w:rPr>
-        <w:t>predicate</w:t>
+        <w:t>mthMatchTreeRuntime</w:t>
+      </w:r>
+      <w:r>
+        <w:rPr>
+          <w:rFonts w:hint="eastAsia"/>
+        </w:rPr>
+        <w:t>代替</w:t>
+      </w:r>
+      <w:r>
+        <w:rPr>
+          <w:rFonts w:hint="eastAsia"/>
+        </w:rPr>
+        <w:t>mthMatchTree</w:t>
+      </w:r>
+      <w:r>
+        <w:rPr>
+          <w:rFonts w:hint="eastAsia"/>
+        </w:rPr>
+        <w:t>传入</w:t>
+      </w:r>
+      <w:r>
+        <w:rPr>
+          <w:rFonts w:hint="eastAsia"/>
+        </w:rPr>
+        <w:t>scanner</w:t>
+      </w:r>
+      <w:r>
+        <w:rPr>
+          <w:rFonts w:hint="eastAsia"/>
+        </w:rPr>
+        <w:t>中</w:t>
+      </w:r>
+    </w:p>
+    <w:p>
+      <w:pPr>
+        <w:pStyle w:val="ListParagraph"/>
+        <w:numPr>
+          <w:ilvl w:val="2"/>
+          <w:numId w:val="19"/>
+        </w:numPr>
+        <w:ind w:firstLineChars="0"/>
+        <w:rPr>
+          <w:rFonts w:hint="eastAsia"/>
+        </w:rPr>
+      </w:pPr>
+      <w:r>
+        <w:t>_dmsScanner</w:t>
+      </w:r>
+    </w:p>
+    <w:p>
+      <w:pPr>
+        <w:pStyle w:val="ListParagraph"/>
+        <w:numPr>
+          <w:ilvl w:val="2"/>
+          <w:numId w:val="19"/>
+        </w:numPr>
+        <w:ind w:firstLineChars="0"/>
+        <w:rPr>
+          <w:rFonts w:hint="eastAsia"/>
+        </w:rPr>
+      </w:pPr>
+      <w:r>
+        <w:t>_dmsExtScanner</w:t>
+      </w:r>
+    </w:p>
+    <w:p>
+      <w:pPr>
+        <w:pStyle w:val="ListParagraph"/>
+        <w:numPr>
+          <w:ilvl w:val="2"/>
+          <w:numId w:val="19"/>
+        </w:numPr>
+        <w:ind w:firstLineChars="0"/>
+        <w:rPr>
+          <w:rFonts w:hint="eastAsia"/>
+        </w:rPr>
+      </w:pPr>
+      <w:r>
+        <w:t>_dmsCappedExtScanner</w:t>
+      </w:r>
+    </w:p>
+    <w:p>
+      <w:pPr>
+        <w:pStyle w:val="ListParagraph"/>
+        <w:numPr>
+          <w:ilvl w:val="2"/>
+          <w:numId w:val="19"/>
+        </w:numPr>
+        <w:ind w:firstLineChars="0"/>
+        <w:rPr>
+          <w:rFonts w:hint="eastAsia"/>
+        </w:rPr>
+      </w:pPr>
+      <w:r>
+        <w:t>_dmsTBScanner</w:t>
+      </w:r>
+    </w:p>
+    <w:p>
+      <w:pPr>
+        <w:pStyle w:val="ListParagraph"/>
+        <w:numPr>
+          <w:ilvl w:val="2"/>
+          <w:numId w:val="19"/>
+        </w:numPr>
+        <w:ind w:firstLineChars="0"/>
+        <w:rPr>
+          <w:rFonts w:hint="eastAsia"/>
+        </w:rPr>
+      </w:pPr>
+      <w:r>
+        <w:t>_dmsIXSecScanner</w:t>
+      </w:r>
+    </w:p>
+    <w:p>
+      <w:pPr>
+        <w:pStyle w:val="ListParagraph"/>
+        <w:numPr>
+          <w:ilvl w:val="2"/>
+          <w:numId w:val="19"/>
+        </w:numPr>
+        <w:ind w:firstLineChars="0"/>
+      </w:pPr>
+      <w:r>
+        <w:t>_dmsIX</w:t>
+      </w:r>
+      <w:r>
+        <w:t>Scanner</w:t>
       </w:r>
     </w:p>
     <w:p>
@@ -9823,16 +9612,44 @@
         <w:rPr>
           <w:rFonts w:hint="eastAsia"/>
         </w:rPr>
+        <w:t>生成的</w:t>
+      </w:r>
+      <w:r>
+        <w:rPr>
+          <w:rFonts w:hint="eastAsia"/>
+        </w:rPr>
+        <w:t>predicate</w:t>
+      </w:r>
+    </w:p>
+    <w:p>
+      <w:pPr>
+        <w:pStyle w:val="ListParagraph"/>
+        <w:numPr>
+          <w:ilvl w:val="1"/>
+          <w:numId w:val="19"/>
+        </w:numPr>
+        <w:ind w:firstLineChars="0"/>
+      </w:pPr>
+      <w:r>
+        <w:rPr>
+          <w:rFonts w:hint="eastAsia"/>
+        </w:rPr>
+        <w:t>根据</w:t>
+      </w:r>
+      <w:r>
+        <w:rPr>
+          <w:rFonts w:hint="eastAsia"/>
+        </w:rPr>
+        <w:t>matcher</w:t>
+      </w:r>
+      <w:r>
+        <w:rPr>
+          <w:rFonts w:hint="eastAsia"/>
+        </w:rPr>
         <w:t>和实际查询生成的参数列表</w:t>
       </w:r>
     </w:p>
-    <w:p>
-      <w:pPr>
-        <w:rPr>
-          <w:rFonts w:hint="eastAsia"/>
-        </w:rPr>
-      </w:pPr>
-    </w:p>
+    <w:p/>
     <w:p>
       <w:r>
         <w:rPr>
@@ -9861,9 +9678,6 @@
           <w:numId w:val="31"/>
         </w:numPr>
         <w:ind w:firstLineChars="0"/>
-        <w:rPr>
-          <w:rFonts w:hint="eastAsia"/>
-        </w:rPr>
       </w:pPr>
       <w:r>
         <w:rPr>
@@ -9932,9 +9746,6 @@
           <w:numId w:val="31"/>
         </w:numPr>
         <w:ind w:firstLineChars="0"/>
-        <w:rPr>
-          <w:rFonts w:hint="eastAsia"/>
-        </w:rPr>
       </w:pPr>
       <w:r>
         <w:rPr>
@@ -9957,9 +9768,6 @@
           <w:numId w:val="31"/>
         </w:numPr>
         <w:ind w:firstLineChars="0"/>
-        <w:rPr>
-          <w:rFonts w:hint="eastAsia"/>
-        </w:rPr>
       </w:pPr>
       <w:r>
         <w:rPr>
@@ -9982,9 +9790,6 @@
           <w:numId w:val="31"/>
         </w:numPr>
         <w:ind w:firstLineChars="0"/>
-        <w:rPr>
-          <w:rFonts w:hint="eastAsia"/>
-        </w:rPr>
       </w:pPr>
       <w:r>
         <w:rPr>
@@ -10007,9 +9812,6 @@
           <w:numId w:val="31"/>
         </w:numPr>
         <w:ind w:firstLineChars="0"/>
-        <w:rPr>
-          <w:rFonts w:hint="eastAsia"/>
-        </w:rPr>
       </w:pPr>
       <w:r>
         <w:rPr>
@@ -10044,9 +9846,6 @@
           <w:numId w:val="31"/>
         </w:numPr>
         <w:ind w:firstLineChars="0"/>
-        <w:rPr>
-          <w:rFonts w:hint="eastAsia"/>
-        </w:rPr>
       </w:pPr>
       <w:r>
         <w:rPr>
@@ -10069,9 +9868,6 @@
           <w:numId w:val="31"/>
         </w:numPr>
         <w:ind w:firstLineChars="0"/>
-        <w:rPr>
-          <w:rFonts w:hint="eastAsia"/>
-        </w:rPr>
       </w:pPr>
       <w:r>
         <w:rPr>
@@ -10094,9 +9890,6 @@
           <w:numId w:val="31"/>
         </w:numPr>
         <w:ind w:firstLineChars="0"/>
-        <w:rPr>
-          <w:rFonts w:hint="eastAsia"/>
-        </w:rPr>
       </w:pPr>
       <w:r>
         <w:rPr>
@@ -10119,9 +9912,6 @@
           <w:numId w:val="31"/>
         </w:numPr>
         <w:ind w:firstLineChars="0"/>
-        <w:rPr>
-          <w:rFonts w:hint="eastAsia"/>
-        </w:rPr>
       </w:pPr>
       <w:r>
         <w:rPr>
@@ -10144,9 +9934,6 @@
           <w:numId w:val="31"/>
         </w:numPr>
         <w:ind w:firstLineChars="0"/>
-        <w:rPr>
-          <w:rFonts w:hint="eastAsia"/>
-        </w:rPr>
       </w:pPr>
       <w:r>
         <w:rPr>
@@ -10207,9 +9994,6 @@
           <w:numId w:val="31"/>
         </w:numPr>
         <w:ind w:firstLineChars="0"/>
-        <w:rPr>
-          <w:rFonts w:hint="eastAsia"/>
-        </w:rPr>
       </w:pPr>
       <w:r>
         <w:rPr>
@@ -10250,9 +10034,6 @@
           <w:numId w:val="31"/>
         </w:numPr>
         <w:ind w:firstLineChars="0"/>
-        <w:rPr>
-          <w:rFonts w:hint="eastAsia"/>
-        </w:rPr>
       </w:pPr>
       <w:r>
         <w:rPr>
@@ -10401,11 +10182,6 @@
       </w:r>
     </w:p>
     <w:p>
-      <w:pPr>
-        <w:rPr>
-          <w:rFonts w:hint="eastAsia"/>
-        </w:rPr>
-      </w:pPr>
       <w:r>
         <w:rPr>
           <w:rFonts w:hint="eastAsia"/>
@@ -10461,23 +10237,16 @@
     <w:p>
       <w:pPr>
         <w:pStyle w:val="Heading4"/>
-        <w:rPr>
-          <w:rFonts w:hint="eastAsia"/>
-        </w:rPr>
-      </w:pPr>
-      <w:r>
-        <w:rPr>
-          <w:rFonts w:hint="eastAsia"/>
-        </w:rPr>
+      </w:pPr>
+      <w:r>
+        <w:rPr>
+          <w:rFonts w:hint="eastAsia"/>
+        </w:rPr>
+        <w:lastRenderedPageBreak/>
         <w:t>OPT_PLAN_NORMALIZED</w:t>
       </w:r>
     </w:p>
     <w:p>
-      <w:pPr>
-        <w:rPr>
-          <w:rFonts w:hint="eastAsia"/>
-        </w:rPr>
-      </w:pPr>
       <w:r>
         <w:rPr>
           <w:rFonts w:hint="eastAsia"/>
@@ -10515,13 +10284,7 @@
         <w:t>使用同一结构）</w:t>
       </w:r>
     </w:p>
-    <w:p>
-      <w:pPr>
-        <w:rPr>
-          <w:rFonts w:hint="eastAsia"/>
-        </w:rPr>
-      </w:pPr>
-    </w:p>
+    <w:p/>
     <w:p>
       <w:pPr>
         <w:pStyle w:val="ListParagraph"/>
@@ -10530,9 +10293,6 @@
           <w:numId w:val="35"/>
         </w:numPr>
         <w:ind w:firstLineChars="0"/>
-        <w:rPr>
-          <w:rFonts w:hint="eastAsia"/>
-        </w:rPr>
       </w:pPr>
       <w:r>
         <w:rPr>
@@ -10567,9 +10327,6 @@
           <w:numId w:val="35"/>
         </w:numPr>
         <w:ind w:firstLineChars="0"/>
-        <w:rPr>
-          <w:rFonts w:hint="eastAsia"/>
-        </w:rPr>
       </w:pPr>
       <w:r>
         <w:rPr>
@@ -10592,9 +10349,6 @@
           <w:numId w:val="35"/>
         </w:numPr>
         <w:ind w:firstLineChars="0"/>
-        <w:rPr>
-          <w:rFonts w:hint="eastAsia"/>
-        </w:rPr>
       </w:pPr>
       <w:r>
         <w:rPr>
@@ -10647,9 +10401,6 @@
           <w:numId w:val="35"/>
         </w:numPr>
         <w:ind w:firstLineChars="0"/>
-        <w:rPr>
-          <w:rFonts w:hint="eastAsia"/>
-        </w:rPr>
       </w:pPr>
       <w:r>
         <w:rPr>
@@ -10682,19 +10433,8 @@
         <w:t>中</w:t>
       </w:r>
     </w:p>
-    <w:p>
-      <w:pPr>
-        <w:rPr>
-          <w:rFonts w:hint="eastAsia"/>
-        </w:rPr>
-      </w:pPr>
-    </w:p>
-    <w:p>
-      <w:pPr>
-        <w:rPr>
-          <w:rFonts w:hint="eastAsia"/>
-        </w:rPr>
-      </w:pPr>
+    <w:p/>
+    <w:p>
       <w:r>
         <w:rPr>
           <w:rFonts w:hint="eastAsia"/>
@@ -10751,9 +10491,6 @@
     <w:p>
       <w:pPr>
         <w:pStyle w:val="Heading4"/>
-        <w:rPr>
-          <w:rFonts w:hint="eastAsia"/>
-        </w:rPr>
       </w:pPr>
       <w:r>
         <w:rPr>
@@ -10770,9 +10507,6 @@
           <w:numId w:val="36"/>
         </w:numPr>
         <w:ind w:firstLineChars="0"/>
-        <w:rPr>
-          <w:rFonts w:hint="eastAsia"/>
-        </w:rPr>
       </w:pPr>
       <w:r>
         <w:rPr>
@@ -10807,9 +10541,6 @@
           <w:numId w:val="36"/>
         </w:numPr>
         <w:ind w:firstLineChars="0"/>
-        <w:rPr>
-          <w:rFonts w:hint="eastAsia"/>
-        </w:rPr>
       </w:pPr>
       <w:r>
         <w:rPr>
@@ -10832,9 +10563,6 @@
           <w:numId w:val="36"/>
         </w:numPr>
         <w:ind w:firstLineChars="0"/>
-        <w:rPr>
-          <w:rFonts w:hint="eastAsia"/>
-        </w:rPr>
       </w:pPr>
       <w:r>
         <w:rPr>
@@ -10887,9 +10615,6 @@
           <w:numId w:val="36"/>
         </w:numPr>
         <w:ind w:firstLineChars="0"/>
-        <w:rPr>
-          <w:rFonts w:hint="eastAsia"/>
-        </w:rPr>
       </w:pPr>
       <w:r>
         <w:rPr>
@@ -10923,11 +10648,6 @@
       </w:r>
     </w:p>
     <w:p>
-      <w:pPr>
-        <w:rPr>
-          <w:rFonts w:hint="eastAsia"/>
-        </w:rPr>
-      </w:pPr>
       <w:r>
         <w:rPr>
           <w:rFonts w:hint="eastAsia"/>
@@ -10984,9 +10704,6 @@
     <w:p>
       <w:pPr>
         <w:pStyle w:val="Heading4"/>
-        <w:rPr>
-          <w:rFonts w:hint="eastAsia"/>
-        </w:rPr>
       </w:pPr>
       <w:r>
         <w:rPr>
@@ -11002,11 +10719,6 @@
       </w:r>
     </w:p>
     <w:p>
-      <w:pPr>
-        <w:rPr>
-          <w:rFonts w:hint="eastAsia"/>
-        </w:rPr>
-      </w:pPr>
       <w:r>
         <w:rPr>
           <w:rFonts w:hint="eastAsia"/>
@@ -11020,13 +10732,7 @@
         <w:t>的查询计划是参数化的查询计划</w:t>
       </w:r>
     </w:p>
-    <w:p>
-      <w:pPr>
-        <w:rPr>
-          <w:rFonts w:hint="eastAsia"/>
-        </w:rPr>
-      </w:pPr>
-    </w:p>
+    <w:p/>
     <w:p>
       <w:pPr>
         <w:pStyle w:val="ListParagraph"/>
@@ -11035,9 +10741,6 @@
           <w:numId w:val="37"/>
         </w:numPr>
         <w:ind w:firstLineChars="0"/>
-        <w:rPr>
-          <w:rFonts w:hint="eastAsia"/>
-        </w:rPr>
       </w:pPr>
       <w:r>
         <w:rPr>
@@ -11072,9 +10775,6 @@
           <w:numId w:val="37"/>
         </w:numPr>
         <w:ind w:firstLineChars="0"/>
-        <w:rPr>
-          <w:rFonts w:hint="eastAsia"/>
-        </w:rPr>
       </w:pPr>
       <w:r>
         <w:rPr>
@@ -11097,9 +10797,6 @@
           <w:numId w:val="37"/>
         </w:numPr>
         <w:ind w:firstLineChars="0"/>
-        <w:rPr>
-          <w:rFonts w:hint="eastAsia"/>
-        </w:rPr>
       </w:pPr>
       <w:r>
         <w:rPr>
@@ -11152,9 +10849,6 @@
           <w:numId w:val="37"/>
         </w:numPr>
         <w:ind w:firstLineChars="0"/>
-        <w:rPr>
-          <w:rFonts w:hint="eastAsia"/>
-        </w:rPr>
       </w:pPr>
       <w:r>
         <w:rPr>
@@ -11187,19 +10881,8 @@
         <w:t>中，由实际运行时生成</w:t>
       </w:r>
     </w:p>
-    <w:p>
-      <w:pPr>
-        <w:rPr>
-          <w:rFonts w:hint="eastAsia"/>
-        </w:rPr>
-      </w:pPr>
-    </w:p>
-    <w:p>
-      <w:pPr>
-        <w:rPr>
-          <w:rFonts w:hint="eastAsia"/>
-        </w:rPr>
-      </w:pPr>
+    <w:p/>
+    <w:p>
       <w:r>
         <w:rPr>
           <w:rFonts w:hint="eastAsia"/>
@@ -11268,9 +10951,6 @@
     <w:p>
       <w:pPr>
         <w:pStyle w:val="Heading4"/>
-        <w:rPr>
-          <w:rFonts w:hint="eastAsia"/>
-        </w:rPr>
       </w:pPr>
       <w:r>
         <w:rPr>
@@ -11280,11 +10960,6 @@
       </w:r>
     </w:p>
     <w:p>
-      <w:pPr>
-        <w:rPr>
-          <w:rFonts w:hint="eastAsia"/>
-        </w:rPr>
-      </w:pPr>
       <w:r>
         <w:rPr>
           <w:rFonts w:hint="eastAsia"/>
@@ -11345,9 +11020,6 @@
           <w:numId w:val="15"/>
         </w:numPr>
         <w:ind w:firstLineChars="0"/>
-        <w:rPr>
-          <w:rFonts w:hint="eastAsia"/>
-        </w:rPr>
       </w:pPr>
       <w:r>
         <w:rPr>
@@ -11376,9 +11048,6 @@
           <w:numId w:val="15"/>
         </w:numPr>
         <w:ind w:firstLineChars="0"/>
-        <w:rPr>
-          <w:rFonts w:hint="eastAsia"/>
-        </w:rPr>
       </w:pPr>
       <w:r>
         <w:rPr>
@@ -11553,9 +11222,6 @@
           <w:numId w:val="15"/>
         </w:numPr>
         <w:ind w:firstLineChars="0"/>
-        <w:rPr>
-          <w:rFonts w:hint="eastAsia"/>
-        </w:rPr>
       </w:pPr>
       <w:r>
         <w:rPr>
@@ -11578,9 +11244,6 @@
           <w:numId w:val="15"/>
         </w:numPr>
         <w:ind w:firstLineChars="0"/>
-        <w:rPr>
-          <w:rFonts w:hint="eastAsia"/>
-        </w:rPr>
       </w:pPr>
       <w:r>
         <w:rPr>
@@ -12171,9 +11834,6 @@
     <w:p>
       <w:pPr>
         <w:pStyle w:val="Heading4"/>
-        <w:rPr>
-          <w:rFonts w:hint="eastAsia"/>
-        </w:rPr>
       </w:pPr>
       <w:r>
         <w:rPr>
@@ -12183,11 +11843,6 @@
       </w:r>
     </w:p>
     <w:p>
-      <w:pPr>
-        <w:rPr>
-          <w:rFonts w:hint="eastAsia"/>
-        </w:rPr>
-      </w:pPr>
       <w:r>
         <w:rPr>
           <w:rFonts w:hint="eastAsia"/>
@@ -12240,13 +11895,7 @@
         </w:drawing>
       </w:r>
     </w:p>
-    <w:p>
-      <w:pPr>
-        <w:rPr>
-          <w:rFonts w:hint="eastAsia"/>
-        </w:rPr>
-      </w:pPr>
-    </w:p>
+    <w:p/>
     <w:p>
       <w:pPr>
         <w:pStyle w:val="ListParagraph"/>
@@ -12255,9 +11904,6 @@
           <w:numId w:val="39"/>
         </w:numPr>
         <w:ind w:firstLineChars="0"/>
-        <w:rPr>
-          <w:rFonts w:hint="eastAsia"/>
-        </w:rPr>
       </w:pPr>
       <w:r>
         <w:rPr>
@@ -12298,9 +11944,6 @@
           <w:numId w:val="39"/>
         </w:numPr>
         <w:ind w:firstLineChars="0"/>
-        <w:rPr>
-          <w:rFonts w:hint="eastAsia"/>
-        </w:rPr>
       </w:pPr>
       <w:r>
         <w:rPr>
@@ -12572,9 +12215,6 @@
           <w:numId w:val="39"/>
         </w:numPr>
         <w:ind w:firstLineChars="0"/>
-        <w:rPr>
-          <w:rFonts w:hint="eastAsia"/>
-        </w:rPr>
       </w:pPr>
       <w:r>
         <w:rPr>
@@ -12627,9 +12267,6 @@
           <w:numId w:val="39"/>
         </w:numPr>
         <w:ind w:firstLineChars="0"/>
-        <w:rPr>
-          <w:rFonts w:hint="eastAsia"/>
-        </w:rPr>
       </w:pPr>
       <w:r>
         <w:rPr>
@@ -12746,9 +12383,6 @@
           <w:numId w:val="39"/>
         </w:numPr>
         <w:ind w:firstLineChars="0"/>
-        <w:rPr>
-          <w:rFonts w:hint="eastAsia"/>
-        </w:rPr>
       </w:pPr>
       <w:r>
         <w:rPr>
@@ -18912,9 +18546,6 @@
           <w:numId w:val="28"/>
         </w:numPr>
         <w:ind w:firstLineChars="0"/>
-        <w:rPr>
-          <w:rFonts w:hint="eastAsia"/>
-        </w:rPr>
       </w:pPr>
       <w:r>
         <w:rPr>
@@ -18929,13 +18560,7 @@
         <w:t>ossHash</w:t>
       </w:r>
     </w:p>
-    <w:p>
-      <w:pPr>
-        <w:rPr>
-          <w:rFonts w:hint="eastAsia"/>
-        </w:rPr>
-      </w:pPr>
-    </w:p>
+    <w:p/>
     <w:p>
       <w:pPr>
         <w:pStyle w:val="Heading3"/>
@@ -19037,9 +18662,6 @@
           <w:numId w:val="40"/>
         </w:numPr>
         <w:ind w:firstLineChars="0"/>
-        <w:rPr>
-          <w:rFonts w:hint="eastAsia"/>
-        </w:rPr>
       </w:pPr>
       <w:r>
         <w:rPr>
@@ -19098,9 +18720,6 @@
           <w:numId w:val="40"/>
         </w:numPr>
         <w:ind w:firstLineChars="0"/>
-        <w:rPr>
-          <w:rFonts w:hint="eastAsia"/>
-        </w:rPr>
       </w:pPr>
       <w:r>
         <w:rPr>
@@ -19121,13 +18740,7 @@
         <w:t>4096</w:t>
       </w:r>
     </w:p>
-    <w:p>
-      <w:pPr>
-        <w:rPr>
-          <w:rFonts w:hint="eastAsia"/>
-        </w:rPr>
-      </w:pPr>
-    </w:p>
+    <w:p/>
     <w:tbl>
       <w:tblPr>
         <w:tblStyle w:val="TableGrid"/>
@@ -20115,7 +19728,6 @@
             <w:pPr>
               <w:ind w:left="0"/>
               <w:rPr>
-                <w:rFonts w:hint="eastAsia"/>
                 <w:sz w:val="13"/>
                 <w:szCs w:val="13"/>
               </w:rPr>
@@ -20288,13 +19900,7 @@
         </w:tc>
       </w:tr>
     </w:tbl>
-    <w:p>
-      <w:pPr>
-        <w:rPr>
-          <w:rFonts w:hint="eastAsia"/>
-        </w:rPr>
-      </w:pPr>
-    </w:p>
+    <w:p/>
     <w:p>
       <w:r>
         <w:rPr>
@@ -20316,19 +19922,8 @@
         </w:drawing>
       </w:r>
     </w:p>
-    <w:p>
-      <w:pPr>
-        <w:rPr>
-          <w:rFonts w:hint="eastAsia"/>
-        </w:rPr>
-      </w:pPr>
-    </w:p>
-    <w:p>
-      <w:pPr>
-        <w:rPr>
-          <w:rFonts w:hint="eastAsia"/>
-        </w:rPr>
-      </w:pPr>
+    <w:p/>
+    <w:p>
       <w:r>
         <w:rPr>
           <w:rFonts w:hint="eastAsia"/>
@@ -20344,9 +19939,6 @@
           <w:numId w:val="41"/>
         </w:numPr>
         <w:ind w:firstLineChars="0"/>
-        <w:rPr>
-          <w:rFonts w:hint="eastAsia"/>
-        </w:rPr>
       </w:pPr>
       <w:r>
         <w:rPr>
@@ -20411,9 +20003,6 @@
           <w:numId w:val="41"/>
         </w:numPr>
         <w:ind w:firstLineChars="0"/>
-        <w:rPr>
-          <w:rFonts w:hint="eastAsia"/>
-        </w:rPr>
       </w:pPr>
       <w:r>
         <w:rPr>
@@ -20466,9 +20055,6 @@
           <w:numId w:val="41"/>
         </w:numPr>
         <w:ind w:firstLineChars="0"/>
-        <w:rPr>
-          <w:rFonts w:hint="eastAsia"/>
-        </w:rPr>
       </w:pPr>
       <w:r>
         <w:rPr>
@@ -20485,9 +20071,6 @@
           <w:numId w:val="41"/>
         </w:numPr>
         <w:ind w:firstLineChars="0"/>
-        <w:rPr>
-          <w:rFonts w:hint="eastAsia"/>
-        </w:rPr>
       </w:pPr>
       <w:r>
         <w:rPr>
@@ -20528,9 +20111,6 @@
           <w:numId w:val="41"/>
         </w:numPr>
         <w:ind w:firstLineChars="0"/>
-        <w:rPr>
-          <w:rFonts w:hint="eastAsia"/>
-        </w:rPr>
       </w:pPr>
       <w:r>
         <w:rPr>
@@ -22695,7 +22275,7 @@
   <w:abstractNum w:abstractNumId="0">
     <w:nsid w:val="06965EF0"/>
     <w:multiLevelType w:val="hybridMultilevel"/>
-    <w:tmpl w:val="914A444E"/>
+    <w:tmpl w:val="CB005C76"/>
     <w:lvl w:ilvl="0" w:tplc="0409000F">
       <w:start w:val="1"/>
       <w:numFmt w:val="decimal"/>
@@ -22714,11 +22294,11 @@
         <w:ind w:left="1197" w:hanging="420"/>
       </w:pPr>
     </w:lvl>
-    <w:lvl w:ilvl="2" w:tplc="0409001B" w:tentative="1">
-      <w:start w:val="1"/>
-      <w:numFmt w:val="lowerRoman"/>
+    <w:lvl w:ilvl="2" w:tplc="0409000F">
+      <w:start w:val="1"/>
+      <w:numFmt w:val="decimal"/>
       <w:lvlText w:val="%3."/>
-      <w:lvlJc w:val="right"/>
+      <w:lvlJc w:val="left"/>
       <w:pPr>
         <w:ind w:left="1617" w:hanging="420"/>
       </w:pPr>
@@ -27292,25 +26872,25 @@
             </c:numRef>
           </c:val>
         </c:ser>
-        <c:axId val="163965184"/>
-        <c:axId val="166360960"/>
+        <c:axId val="59749888"/>
+        <c:axId val="59751424"/>
       </c:barChart>
       <c:catAx>
-        <c:axId val="163965184"/>
+        <c:axId val="59749888"/>
         <c:scaling>
           <c:orientation val="minMax"/>
         </c:scaling>
         <c:axPos val="b"/>
         <c:numFmt formatCode="General" sourceLinked="1"/>
         <c:tickLblPos val="nextTo"/>
-        <c:crossAx val="166360960"/>
+        <c:crossAx val="59751424"/>
         <c:crosses val="autoZero"/>
         <c:auto val="1"/>
         <c:lblAlgn val="ctr"/>
         <c:lblOffset val="100"/>
       </c:catAx>
       <c:valAx>
-        <c:axId val="166360960"/>
+        <c:axId val="59751424"/>
         <c:scaling>
           <c:orientation val="minMax"/>
         </c:scaling>
@@ -27318,7 +26898,7 @@
         <c:majorGridlines/>
         <c:numFmt formatCode="General" sourceLinked="1"/>
         <c:tickLblPos val="nextTo"/>
-        <c:crossAx val="163965184"/>
+        <c:crossAx val="59749888"/>
         <c:crosses val="autoZero"/>
         <c:crossBetween val="between"/>
       </c:valAx>
@@ -27632,25 +27212,25 @@
             </c:numRef>
           </c:val>
         </c:ser>
-        <c:axId val="279970944"/>
-        <c:axId val="279972480"/>
+        <c:axId val="58430976"/>
+        <c:axId val="58432512"/>
       </c:barChart>
       <c:catAx>
-        <c:axId val="279970944"/>
+        <c:axId val="58430976"/>
         <c:scaling>
           <c:orientation val="minMax"/>
         </c:scaling>
         <c:axPos val="b"/>
         <c:numFmt formatCode="General" sourceLinked="1"/>
         <c:tickLblPos val="nextTo"/>
-        <c:crossAx val="279972480"/>
+        <c:crossAx val="58432512"/>
         <c:crosses val="autoZero"/>
         <c:auto val="1"/>
         <c:lblAlgn val="ctr"/>
         <c:lblOffset val="100"/>
       </c:catAx>
       <c:valAx>
-        <c:axId val="279972480"/>
+        <c:axId val="58432512"/>
         <c:scaling>
           <c:orientation val="minMax"/>
         </c:scaling>
@@ -27658,7 +27238,7 @@
         <c:majorGridlines/>
         <c:numFmt formatCode="General" sourceLinked="1"/>
         <c:tickLblPos val="nextTo"/>
-        <c:crossAx val="279970944"/>
+        <c:crossAx val="58430976"/>
         <c:crosses val="autoZero"/>
         <c:crossBetween val="between"/>
       </c:valAx>
@@ -27973,25 +27553,25 @@
             </c:numRef>
           </c:val>
         </c:ser>
-        <c:axId val="254182528"/>
-        <c:axId val="254184064"/>
+        <c:axId val="59864576"/>
+        <c:axId val="59866112"/>
       </c:barChart>
       <c:catAx>
-        <c:axId val="254182528"/>
+        <c:axId val="59864576"/>
         <c:scaling>
           <c:orientation val="minMax"/>
         </c:scaling>
         <c:axPos val="b"/>
         <c:numFmt formatCode="General" sourceLinked="1"/>
         <c:tickLblPos val="nextTo"/>
-        <c:crossAx val="254184064"/>
+        <c:crossAx val="59866112"/>
         <c:crosses val="autoZero"/>
         <c:auto val="1"/>
         <c:lblAlgn val="ctr"/>
         <c:lblOffset val="100"/>
       </c:catAx>
       <c:valAx>
-        <c:axId val="254184064"/>
+        <c:axId val="59866112"/>
         <c:scaling>
           <c:orientation val="minMax"/>
         </c:scaling>
@@ -27999,7 +27579,7 @@
         <c:majorGridlines/>
         <c:numFmt formatCode="General" sourceLinked="1"/>
         <c:tickLblPos val="nextTo"/>
-        <c:crossAx val="254182528"/>
+        <c:crossAx val="59864576"/>
         <c:crosses val="autoZero"/>
         <c:crossBetween val="between"/>
       </c:valAx>
@@ -28116,7 +27696,7 @@
                 <c:formatCode>General</c:formatCode>
                 <c:ptCount val="3"/>
                 <c:pt idx="0">
-                  <c:v>9210.7999999999975</c:v>
+                  <c:v>9210.7999999999902</c:v>
                 </c:pt>
                 <c:pt idx="1">
                   <c:v>7881</c:v>
@@ -28278,24 +27858,24 @@
             </c:numRef>
           </c:val>
         </c:ser>
-        <c:axId val="279962752"/>
-        <c:axId val="279964288"/>
+        <c:axId val="59704832"/>
+        <c:axId val="59706368"/>
       </c:barChart>
       <c:catAx>
-        <c:axId val="279962752"/>
+        <c:axId val="59704832"/>
         <c:scaling>
           <c:orientation val="minMax"/>
         </c:scaling>
         <c:axPos val="b"/>
         <c:tickLblPos val="nextTo"/>
-        <c:crossAx val="279964288"/>
+        <c:crossAx val="59706368"/>
         <c:crosses val="autoZero"/>
         <c:auto val="1"/>
         <c:lblAlgn val="ctr"/>
         <c:lblOffset val="100"/>
       </c:catAx>
       <c:valAx>
-        <c:axId val="279964288"/>
+        <c:axId val="59706368"/>
         <c:scaling>
           <c:orientation val="minMax"/>
         </c:scaling>
@@ -28303,7 +27883,7 @@
         <c:majorGridlines/>
         <c:numFmt formatCode="General" sourceLinked="1"/>
         <c:tickLblPos val="nextTo"/>
-        <c:crossAx val="279962752"/>
+        <c:crossAx val="59704832"/>
         <c:crosses val="autoZero"/>
         <c:crossBetween val="between"/>
       </c:valAx>

--- a/internal_doc/03.开发设计/性能/Story_查询计划缓存优化.docx
+++ b/internal_doc/03.开发设计/性能/Story_查询计划缓存优化.docx
@@ -191,9 +191,6 @@
             <w:pPr>
               <w:ind w:left="0"/>
               <w:jc w:val="left"/>
-              <w:rPr>
-                <w:rFonts w:hint="eastAsia"/>
-              </w:rPr>
             </w:pPr>
             <w:r>
               <w:rPr>
@@ -211,15 +208,54 @@
             <w:pPr>
               <w:ind w:left="0"/>
               <w:jc w:val="left"/>
-              <w:rPr>
-                <w:rFonts w:hint="eastAsia"/>
-              </w:rPr>
             </w:pPr>
             <w:r>
               <w:rPr>
                 <w:rFonts w:hint="eastAsia"/>
               </w:rPr>
               <w:t>Update plancachelevel</w:t>
+            </w:r>
+          </w:p>
+        </w:tc>
+      </w:tr>
+      <w:tr>
+        <w:tc>
+          <w:tcPr>
+            <w:tcW w:w="2728" w:type="dxa"/>
+          </w:tcPr>
+          <w:p>
+            <w:pPr>
+              <w:ind w:left="0"/>
+              <w:jc w:val="left"/>
+              <w:rPr>
+                <w:rFonts w:hint="eastAsia"/>
+              </w:rPr>
+            </w:pPr>
+            <w:r>
+              <w:rPr>
+                <w:rFonts w:hint="eastAsia"/>
+              </w:rPr>
+              <w:t>2017-09-18   He Guoming</w:t>
+            </w:r>
+          </w:p>
+        </w:tc>
+        <w:tc>
+          <w:tcPr>
+            <w:tcW w:w="5437" w:type="dxa"/>
+          </w:tcPr>
+          <w:p>
+            <w:pPr>
+              <w:ind w:left="0"/>
+              <w:jc w:val="left"/>
+              <w:rPr>
+                <w:rFonts w:hint="eastAsia"/>
+              </w:rPr>
+            </w:pPr>
+            <w:r>
+              <w:rPr>
+                <w:rFonts w:hint="eastAsia"/>
+              </w:rPr>
+              <w:t>Update review comments</w:t>
             </w:r>
           </w:p>
         </w:tc>
@@ -935,6 +971,7 @@
         <w:t>对查询计划进行匹配的缓存级别</w:t>
       </w:r>
     </w:p>
+    <w:p/>
     <w:tbl>
       <w:tblPr>
         <w:tblStyle w:val="TableGrid"/>
@@ -1431,7 +1468,16 @@
                 <w:sz w:val="13"/>
                 <w:szCs w:val="13"/>
               </w:rPr>
-              <w:t>对缓存的查询计划进行模糊匹配，允许改变某些操作符的顺序，简单合并操作符，允许参数绑定</w:t>
+              <w:t>对缓存的查询计划进行模糊匹配，允许改变某些操作符的顺序，简单合并操作符，允许参数</w:t>
+            </w:r>
+            <w:r>
+              <w:rPr>
+                <w:rFonts w:hint="eastAsia"/>
+                <w:sz w:val="13"/>
+                <w:szCs w:val="13"/>
+              </w:rPr>
+              <w:lastRenderedPageBreak/>
+              <w:t>绑定</w:t>
             </w:r>
           </w:p>
         </w:tc>
@@ -1453,7 +1499,17 @@
                 <w:sz w:val="13"/>
                 <w:szCs w:val="13"/>
               </w:rPr>
-              <w:t>默认取值</w:t>
+              <w:lastRenderedPageBreak/>
+              <w:t>默认</w:t>
+            </w:r>
+            <w:r>
+              <w:rPr>
+                <w:rFonts w:hint="eastAsia"/>
+                <w:sz w:val="13"/>
+                <w:szCs w:val="13"/>
+              </w:rPr>
+              <w:lastRenderedPageBreak/>
+              <w:t>取值</w:t>
             </w:r>
           </w:p>
         </w:tc>
@@ -1611,13 +1667,79 @@
         <w:rPr>
           <w:rFonts w:hint="eastAsia"/>
         </w:rPr>
-        <w:t>注：主子表共享查询计划缓存在</w:t>
-      </w:r>
-      <w:r>
-        <w:rPr>
-          <w:rFonts w:hint="eastAsia"/>
-        </w:rPr>
-        <w:t>plancachelevel=3</w:t>
+        <w:t>注：</w:t>
+      </w:r>
+    </w:p>
+    <w:p>
+      <w:pPr>
+        <w:pStyle w:val="ListParagraph"/>
+        <w:numPr>
+          <w:ilvl w:val="0"/>
+          <w:numId w:val="42"/>
+        </w:numPr>
+        <w:ind w:firstLineChars="0"/>
+      </w:pPr>
+      <w:r>
+        <w:rPr>
+          <w:rFonts w:hint="eastAsia"/>
+        </w:rPr>
+        <w:t>非隐藏</w:t>
+      </w:r>
+      <w:r>
+        <w:rPr>
+          <w:rFonts w:hint="eastAsia"/>
+        </w:rPr>
+        <w:t>参数</w:t>
+      </w:r>
+    </w:p>
+    <w:p>
+      <w:pPr>
+        <w:pStyle w:val="ListParagraph"/>
+        <w:numPr>
+          <w:ilvl w:val="0"/>
+          <w:numId w:val="42"/>
+        </w:numPr>
+        <w:ind w:firstLineChars="0"/>
+      </w:pPr>
+      <w:r>
+        <w:rPr>
+          <w:rFonts w:hint="eastAsia"/>
+        </w:rPr>
+        <w:t>支持动态修改</w:t>
+      </w:r>
+    </w:p>
+    <w:p>
+      <w:pPr>
+        <w:pStyle w:val="ListParagraph"/>
+        <w:numPr>
+          <w:ilvl w:val="0"/>
+          <w:numId w:val="42"/>
+        </w:numPr>
+        <w:ind w:firstLineChars="0"/>
+      </w:pPr>
+      <w:r>
+        <w:rPr>
+          <w:rFonts w:hint="eastAsia"/>
+        </w:rPr>
+        <w:t>主子表共享查询计划缓存在</w:t>
+      </w:r>
+      <w:r>
+        <w:rPr>
+          <w:rFonts w:hint="eastAsia"/>
+        </w:rPr>
+        <w:t>plancachelevel</w:t>
+      </w:r>
+      <w:r>
+        <w:rPr>
+          <w:rFonts w:hint="eastAsia"/>
+        </w:rPr>
+        <w:t>&gt;</w:t>
+      </w:r>
+      <w:r>
+        <w:rPr>
+          <w:rFonts w:hint="eastAsia"/>
+        </w:rPr>
+        <w:t>=3</w:t>
       </w:r>
       <w:r>
         <w:rPr>
@@ -1629,7 +1751,25 @@
         <w:rPr>
           <w:rFonts w:hint="eastAsia"/>
         </w:rPr>
-        <w:t>collection</w:t>
+        <w:t>Sub</w:t>
+      </w:r>
+      <w:r>
+        <w:rPr>
+          <w:rFonts w:hint="eastAsia"/>
+        </w:rPr>
+        <w:t>-</w:t>
+      </w:r>
+      <w:r>
+        <w:rPr>
+          <w:rFonts w:hint="eastAsia"/>
+        </w:rPr>
+        <w:t>C</w:t>
+      </w:r>
+      <w:r>
+        <w:rPr>
+          <w:rFonts w:hint="eastAsia"/>
+        </w:rPr>
+        <w:t>ollection</w:t>
       </w:r>
       <w:r>
         <w:rPr>
@@ -1647,7 +1787,7 @@
         <w:rPr>
           <w:rFonts w:hint="eastAsia"/>
         </w:rPr>
-        <w:t>使用</w:t>
+        <w:t>进行绑定</w:t>
       </w:r>
     </w:p>
     <w:p>
@@ -1771,25 +1911,13 @@
         <w:rPr>
           <w:rFonts w:hint="eastAsia"/>
         </w:rPr>
-        <w:t>最多</w:t>
-      </w:r>
-      <w:r>
-        <w:rPr>
-          <w:rFonts w:hint="eastAsia"/>
-        </w:rPr>
-        <w:t>有</w:t>
-      </w:r>
-      <w:r>
-        <w:rPr>
-          <w:rFonts w:hint="eastAsia"/>
-        </w:rPr>
-        <w:t>5</w:t>
-      </w:r>
-      <w:r>
-        <w:rPr>
-          <w:rFonts w:hint="eastAsia"/>
-        </w:rPr>
-        <w:t>个查询计划</w:t>
+        <w:t>查询计划</w:t>
+      </w:r>
+      <w:r>
+        <w:rPr>
+          <w:rFonts w:hint="eastAsia"/>
+        </w:rPr>
+        <w:t>个数不限</w:t>
       </w:r>
     </w:p>
     <w:p>
@@ -1800,6 +1928,9 @@
           <w:numId w:val="21"/>
         </w:numPr>
         <w:ind w:firstLineChars="0"/>
+        <w:rPr>
+          <w:rFonts w:hint="eastAsia"/>
+        </w:rPr>
       </w:pPr>
       <w:r>
         <w:rPr>
@@ -1811,7 +1942,29 @@
         <w:rPr>
           <w:rFonts w:hint="eastAsia"/>
         </w:rPr>
-        <w:t>planbucket*0.75</w:t>
+        <w:t>planbucket*</w:t>
+      </w:r>
+      <w:r>
+        <w:rPr>
+          <w:rFonts w:hint="eastAsia"/>
+        </w:rPr>
+        <w:t>3</w:t>
+      </w:r>
+    </w:p>
+    <w:p>
+      <w:pPr>
+        <w:pStyle w:val="ListParagraph"/>
+        <w:numPr>
+          <w:ilvl w:val="0"/>
+          <w:numId w:val="21"/>
+        </w:numPr>
+        <w:ind w:firstLineChars="0"/>
+      </w:pPr>
+      <w:r>
+        <w:rPr>
+          <w:rFonts w:hint="eastAsia"/>
+        </w:rPr>
+        <w:t>不支持动态修改</w:t>
       </w:r>
     </w:p>
     <w:p/>
@@ -1865,6 +2018,69 @@
     <w:p/>
     <w:p>
       <w:pPr>
+        <w:pStyle w:val="Heading3"/>
+      </w:pPr>
+      <w:r>
+        <w:rPr>
+          <w:rFonts w:hint="eastAsia"/>
+        </w:rPr>
+        <w:t>主表查询计划的清空</w:t>
+      </w:r>
+    </w:p>
+    <w:p>
+      <w:pPr>
+        <w:rPr>
+          <w:rFonts w:hint="eastAsia"/>
+        </w:rPr>
+      </w:pPr>
+      <w:r>
+        <w:rPr>
+          <w:rFonts w:hint="eastAsia"/>
+        </w:rPr>
+        <w:t>主表查询计划的清空需要通知备节点，</w:t>
+      </w:r>
+      <w:r>
+        <w:rPr>
+          <w:rFonts w:hint="eastAsia"/>
+        </w:rPr>
+        <w:t>增加</w:t>
+      </w:r>
+      <w:r>
+        <w:t>DPS_LOG_INVALIDCATA_TYPE_PLAN</w:t>
+      </w:r>
+      <w:r>
+        <w:rPr>
+          <w:rFonts w:hint="eastAsia"/>
+        </w:rPr>
+        <w:t>类型在</w:t>
+      </w:r>
+      <w:r>
+        <w:t>INVALIDATECATA</w:t>
+      </w:r>
+      <w:r>
+        <w:rPr>
+          <w:rFonts w:hint="eastAsia"/>
+        </w:rPr>
+        <w:t>日志</w:t>
+      </w:r>
+      <w:r>
+        <w:rPr>
+          <w:rFonts w:hint="eastAsia"/>
+        </w:rPr>
+        <w:t>中，告知备节点清空主表查询计划</w:t>
+      </w:r>
+    </w:p>
+    <w:p>
+      <w:pPr>
+        <w:rPr>
+          <w:rFonts w:hint="eastAsia"/>
+        </w:rPr>
+      </w:pPr>
+    </w:p>
+    <w:p/>
+    <w:p/>
+    <w:p>
+      <w:pPr>
         <w:pStyle w:val="Heading2"/>
         <w:jc w:val="left"/>
       </w:pPr>
@@ -1924,6 +2140,7 @@
         <w:rPr>
           <w:rFonts w:hint="eastAsia"/>
         </w:rPr>
+        <w:lastRenderedPageBreak/>
         <w:t xml:space="preserve">Story </w:t>
       </w:r>
       <w:r>
@@ -2205,7 +2422,6 @@
         <w:rPr>
           <w:rFonts w:hint="eastAsia"/>
         </w:rPr>
-        <w:lastRenderedPageBreak/>
         <w:t>通过</w:t>
       </w:r>
       <w:r>
@@ -2366,6 +2582,7 @@
         <w:rPr>
           <w:rFonts w:hint="eastAsia"/>
         </w:rPr>
+        <w:lastRenderedPageBreak/>
         <w:t>查询计划缓存</w:t>
       </w:r>
       <w:r>
@@ -2868,7 +3085,6 @@
         <w:rPr>
           <w:rFonts w:hint="eastAsia"/>
         </w:rPr>
-        <w:lastRenderedPageBreak/>
         <w:t>bitmap</w:t>
       </w:r>
       <w:r>
@@ -3223,6 +3439,7 @@
         <w:rPr>
           <w:rFonts w:hint="eastAsia"/>
         </w:rPr>
+        <w:lastRenderedPageBreak/>
         <w:t>如果查询计划查找过程中不出错，不需要访问</w:t>
       </w:r>
       <w:r>
@@ -3740,7 +3957,6 @@
         <w:rPr>
           <w:rFonts w:hint="eastAsia"/>
         </w:rPr>
-        <w:lastRenderedPageBreak/>
         <w:t>查询计划</w:t>
       </w:r>
       <w:r>
@@ -3867,6 +4083,7 @@
         <w:rPr>
           <w:rFonts w:hint="eastAsia"/>
         </w:rPr>
+        <w:lastRenderedPageBreak/>
         <w:t>dropCL/truncateCL</w:t>
       </w:r>
     </w:p>
@@ -4216,6 +4433,9 @@
           <w:numId w:val="13"/>
         </w:numPr>
         <w:ind w:firstLineChars="0"/>
+        <w:rPr>
+          <w:rFonts w:hint="eastAsia"/>
+        </w:rPr>
       </w:pPr>
       <w:r>
         <w:rPr>
@@ -4248,6 +4468,65 @@
         <w:t>的缓存</w:t>
       </w:r>
     </w:p>
+    <w:p>
+      <w:pPr>
+        <w:pStyle w:val="ListParagraph"/>
+        <w:numPr>
+          <w:ilvl w:val="0"/>
+          <w:numId w:val="13"/>
+        </w:numPr>
+        <w:ind w:firstLineChars="0"/>
+        <w:rPr>
+          <w:rFonts w:hint="eastAsia"/>
+        </w:rPr>
+      </w:pPr>
+      <w:r>
+        <w:rPr>
+          <w:rFonts w:hint="eastAsia"/>
+        </w:rPr>
+        <w:t>sequoiadb</w:t>
+      </w:r>
+      <w:r>
+        <w:rPr>
+          <w:rFonts w:hint="eastAsia"/>
+        </w:rPr>
+        <w:t>参数的动态生效</w:t>
+      </w:r>
+    </w:p>
+    <w:p>
+      <w:pPr>
+        <w:pStyle w:val="ListParagraph"/>
+        <w:numPr>
+          <w:ilvl w:val="1"/>
+          <w:numId w:val="13"/>
+        </w:numPr>
+        <w:ind w:firstLineChars="0"/>
+      </w:pPr>
+      <w:r>
+        <w:rPr>
+          <w:rFonts w:hint="eastAsia"/>
+        </w:rPr>
+        <w:t>plancachelevel</w:t>
+      </w:r>
+      <w:r>
+        <w:rPr>
+          <w:rFonts w:hint="eastAsia"/>
+        </w:rPr>
+        <w:t>和</w:t>
+      </w:r>
+      <w:r>
+        <w:rPr>
+          <w:rFonts w:hint="eastAsia"/>
+        </w:rPr>
+        <w:t>enablemixcmp</w:t>
+      </w:r>
+      <w:r>
+        <w:rPr>
+          <w:rFonts w:hint="eastAsia"/>
+        </w:rPr>
+        <w:t>参数动态生效时需要清空查询计划缓存</w:t>
+      </w:r>
+    </w:p>
     <w:p/>
     <w:p>
       <w:r>
@@ -4303,13 +4582,19 @@
         <w:rPr>
           <w:rFonts w:hint="eastAsia"/>
         </w:rPr>
-        <w:t>planbucket*0.9</w:t>
-      </w:r>
-      <w:r>
-        <w:rPr>
-          <w:rFonts w:hint="eastAsia"/>
-        </w:rPr>
-        <w:t>0</w:t>
+        <w:t>planbucket</w:t>
+      </w:r>
+      <w:r>
+        <w:rPr>
+          <w:rFonts w:hint="eastAsia"/>
+        </w:rPr>
+        <w:t>*3</w:t>
+      </w:r>
+      <w:r>
+        <w:rPr>
+          <w:rFonts w:hint="eastAsia"/>
+        </w:rPr>
+        <w:t>*0.80</w:t>
       </w:r>
       <w:r>
         <w:rPr>
@@ -4321,19 +4606,25 @@
         <w:rPr>
           <w:rFonts w:hint="eastAsia"/>
         </w:rPr>
-        <w:t>planbucket*0.</w:t>
-      </w:r>
-      <w:r>
-        <w:rPr>
-          <w:rFonts w:hint="eastAsia"/>
-        </w:rPr>
-        <w:t>7</w:t>
-      </w:r>
-      <w:r>
-        <w:rPr>
-          <w:rFonts w:hint="eastAsia"/>
-        </w:rPr>
-        <w:t>5</w:t>
+        <w:t>planbucket</w:t>
+      </w:r>
+      <w:r>
+        <w:rPr>
+          <w:rFonts w:hint="eastAsia"/>
+        </w:rPr>
+        <w:t>*3</w:t>
+      </w:r>
+      <w:r>
+        <w:rPr>
+          <w:rFonts w:hint="eastAsia"/>
+        </w:rPr>
+        <w:t>*0.</w:t>
+      </w:r>
+      <w:r>
+        <w:rPr>
+          <w:rFonts w:hint="eastAsia"/>
+        </w:rPr>
+        <w:t>50</w:t>
       </w:r>
       <w:r>
         <w:rPr>
@@ -4373,7 +4664,7 @@
             <w:rPr>
               <w:rFonts w:ascii="Cambria Math" w:hAnsi="Cambria Math"/>
             </w:rPr>
-            <m:t>sweepCount=planCount-planbucket*0.75</m:t>
+            <m:t>sweepCount=planCount-planbucket*3*0.50</m:t>
           </m:r>
         </m:oMath>
       </m:oMathPara>
@@ -4391,50 +4682,42 @@
         <w:rPr>
           <w:rFonts w:hint="eastAsia"/>
         </w:rPr>
-        <w:t>从</w:t>
-      </w:r>
-      <w:r>
-        <w:rPr>
-          <w:rFonts w:hint="eastAsia"/>
-        </w:rPr>
-        <w:t>optCachedPlanMonitor</w:t>
-      </w:r>
-      <w:r>
-        <w:rPr>
-          <w:rFonts w:hint="eastAsia"/>
-        </w:rPr>
-        <w:t>记录</w:t>
-      </w:r>
-      <w:r>
-        <w:rPr>
-          <w:rFonts w:hint="eastAsia"/>
-        </w:rPr>
-        <w:t>的查询计划事件</w:t>
-      </w:r>
-      <w:r>
-        <w:rPr>
-          <w:rFonts w:hint="eastAsia"/>
-        </w:rPr>
-        <w:t>(optCached</w:t>
-      </w:r>
-      <w:r>
-        <w:rPr>
-          <w:rFonts w:hint="eastAsia"/>
-        </w:rPr>
-        <w:t>PlanActivity)</w:t>
-      </w:r>
-      <w:r>
-        <w:rPr>
-          <w:rFonts w:hint="eastAsia"/>
-        </w:rPr>
-        <w:t>列表</w:t>
-      </w:r>
-      <w:r>
-        <w:rPr>
-          <w:rFonts w:hint="eastAsia"/>
-        </w:rPr>
-        <w:t>轮询缓存的查询计划</w:t>
-      </w:r>
+        <w:t>清理</w:t>
+      </w:r>
+      <w:r>
+        <w:rPr>
+          <w:rFonts w:hint="eastAsia"/>
+        </w:rPr>
+        <w:t>缓存查询计划的</w:t>
+      </w:r>
+      <w:r>
+        <w:rPr>
+          <w:rFonts w:hint="eastAsia"/>
+        </w:rPr>
+        <w:t>评分</w:t>
+      </w:r>
+      <w:r>
+        <w:rPr>
+          <w:rFonts w:hint="eastAsia"/>
+        </w:rPr>
+        <w:t>阈值</w:t>
+      </w:r>
+      <w:r>
+        <w:br/>
+      </w:r>
+      <m:oMathPara>
+        <m:oMath>
+          <m:r>
+            <m:rPr>
+              <m:sty m:val="p"/>
+            </m:rPr>
+            <w:rPr>
+              <w:rFonts w:ascii="Cambria Math" w:hAnsi="Cambria Math"/>
+            </w:rPr>
+            <m:t>avgClearScore=totalAccessCount/(curTime-lastClearTime)/planCount</m:t>
+          </m:r>
+        </m:oMath>
+      </m:oMathPara>
     </w:p>
     <w:p>
       <w:pPr>
@@ -4449,49 +4732,13 @@
         <w:rPr>
           <w:rFonts w:hint="eastAsia"/>
         </w:rPr>
-        <w:t>事件的时间戳</w:t>
-      </w:r>
-      <w:r>
-        <w:rPr>
-          <w:rFonts w:hint="eastAsia"/>
-        </w:rPr>
-        <w:t>&lt; 1/3 * (</w:t>
-      </w:r>
-      <w:r>
-        <w:rPr>
-          <w:rFonts w:hint="eastAsia"/>
-        </w:rPr>
-        <w:t>当前</w:t>
-      </w:r>
-      <w:r>
-        <w:rPr>
-          <w:rFonts w:hint="eastAsia"/>
-        </w:rPr>
-        <w:t>时间戳</w:t>
-      </w:r>
-      <w:r>
-        <w:rPr>
-          <w:rFonts w:hint="eastAsia"/>
-        </w:rPr>
-        <w:t>-</w:t>
-      </w:r>
-      <w:r>
-        <w:rPr>
-          <w:rFonts w:hint="eastAsia"/>
-        </w:rPr>
-        <w:t>上一次淘汰的</w:t>
-      </w:r>
-      <w:r>
-        <w:rPr>
-          <w:rFonts w:hint="eastAsia"/>
-        </w:rPr>
-        <w:t>时间戳</w:t>
-      </w:r>
-      <w:r>
-        <w:rPr>
-          <w:rFonts w:hint="eastAsia"/>
-        </w:rPr>
-        <w:t>)</w:t>
+        <w:t>curTime</w:t>
+      </w:r>
+      <w:r>
+        <w:rPr>
+          <w:rFonts w:hint="eastAsia"/>
+        </w:rPr>
+        <w:t>：当前的时间戳</w:t>
       </w:r>
     </w:p>
     <w:p>
@@ -4507,20 +4754,13 @@
         <w:rPr>
           <w:rFonts w:hint="eastAsia"/>
         </w:rPr>
-        <w:lastRenderedPageBreak/>
-        <w:t>查询计划的使用次数</w:t>
-      </w:r>
-      <w:r>
-        <w:rPr>
-          <w:rFonts w:hint="eastAsia"/>
-        </w:rPr>
-        <w:t xml:space="preserve">&lt; 1/3 * </w:t>
-      </w:r>
-      <w:r>
-        <w:rPr>
-          <w:rFonts w:hint="eastAsia"/>
-        </w:rPr>
-        <w:t>所有缓存计划的平均使用次数</w:t>
+        <w:t>lastClearTime</w:t>
+      </w:r>
+      <w:r>
+        <w:rPr>
+          <w:rFonts w:hint="eastAsia"/>
+        </w:rPr>
+        <w:t>：上次清理的时间戳</w:t>
       </w:r>
     </w:p>
     <w:p>
@@ -4536,14 +4776,128 @@
         <w:rPr>
           <w:rFonts w:hint="eastAsia"/>
         </w:rPr>
-        <w:t>查询计划的结果评分小于</w:t>
-      </w:r>
-      <w:r>
-        <w:rPr>
-          <w:rFonts w:hint="eastAsia"/>
-        </w:rPr>
-        <w:t>0.5</w:t>
-      </w:r>
+        <w:t>totalAccessCount</w:t>
+      </w:r>
+      <w:r>
+        <w:rPr>
+          <w:rFonts w:hint="eastAsia"/>
+        </w:rPr>
+        <w:t>：</w:t>
+      </w:r>
+      <w:r>
+        <w:rPr>
+          <w:rFonts w:hint="eastAsia"/>
+        </w:rPr>
+        <w:t>上次清理后所有查询计划的访问次数</w:t>
+      </w:r>
+    </w:p>
+    <w:p>
+      <w:pPr>
+        <w:pStyle w:val="ListParagraph"/>
+        <w:numPr>
+          <w:ilvl w:val="0"/>
+          <w:numId w:val="22"/>
+        </w:numPr>
+        <w:ind w:firstLineChars="0"/>
+      </w:pPr>
+      <w:r>
+        <w:rPr>
+          <w:rFonts w:hint="eastAsia"/>
+        </w:rPr>
+        <w:t>从</w:t>
+      </w:r>
+      <w:r>
+        <w:rPr>
+          <w:rFonts w:hint="eastAsia"/>
+        </w:rPr>
+        <w:t>optCachedPlanMonitor</w:t>
+      </w:r>
+      <w:r>
+        <w:rPr>
+          <w:rFonts w:hint="eastAsia"/>
+        </w:rPr>
+        <w:t>记录</w:t>
+      </w:r>
+      <w:r>
+        <w:rPr>
+          <w:rFonts w:hint="eastAsia"/>
+        </w:rPr>
+        <w:t>的查询计划事件</w:t>
+      </w:r>
+      <w:r>
+        <w:rPr>
+          <w:rFonts w:hint="eastAsia"/>
+        </w:rPr>
+        <w:t>(optCached</w:t>
+      </w:r>
+      <w:r>
+        <w:rPr>
+          <w:rFonts w:hint="eastAsia"/>
+        </w:rPr>
+        <w:t>PlanActivity)</w:t>
+      </w:r>
+      <w:r>
+        <w:rPr>
+          <w:rFonts w:hint="eastAsia"/>
+        </w:rPr>
+        <w:t>列表</w:t>
+      </w:r>
+      <w:r>
+        <w:rPr>
+          <w:rFonts w:hint="eastAsia"/>
+        </w:rPr>
+        <w:t>轮询缓存的查询计划</w:t>
+      </w:r>
+      <w:r>
+        <w:rPr>
+          <w:rFonts w:hint="eastAsia"/>
+        </w:rPr>
+        <w:t>(</w:t>
+      </w:r>
+      <w:r>
+        <w:rPr>
+          <w:rFonts w:hint="eastAsia"/>
+        </w:rPr>
+        <w:t>最多一圈</w:t>
+      </w:r>
+      <w:r>
+        <w:rPr>
+          <w:rFonts w:hint="eastAsia"/>
+        </w:rPr>
+        <w:t>)</w:t>
+      </w:r>
+    </w:p>
+    <w:p>
+      <w:pPr>
+        <w:pStyle w:val="ListParagraph"/>
+        <w:numPr>
+          <w:ilvl w:val="1"/>
+          <w:numId w:val="22"/>
+        </w:numPr>
+        <w:ind w:firstLineChars="0"/>
+      </w:pPr>
+      <w:r>
+        <w:rPr>
+          <w:rFonts w:hint="eastAsia"/>
+        </w:rPr>
+        <w:t>计算当前查询计划的清理评分</w:t>
+      </w:r>
+      <w:r>
+        <w:br/>
+      </w:r>
+      <m:oMathPara>
+        <m:oMath>
+          <m:r>
+            <m:rPr>
+              <m:sty m:val="p"/>
+            </m:rPr>
+            <w:rPr>
+              <w:rFonts w:ascii="Cambria Math" w:hAnsi="Cambria Math"/>
+            </w:rPr>
+            <m:t>clearScore=accessCount/(curTime-lastAccessTime)</m:t>
+          </m:r>
+        </m:oMath>
+      </m:oMathPara>
     </w:p>
     <w:p>
       <w:pPr>
@@ -4558,39 +4912,13 @@
         <w:rPr>
           <w:rFonts w:hint="eastAsia"/>
         </w:rPr>
-        <w:t>普通查询计划的评分</w:t>
-      </w:r>
-    </w:p>
-    <w:p>
-      <w:pPr>
-        <w:pStyle w:val="ListParagraph"/>
-        <w:numPr>
-          <w:ilvl w:val="3"/>
-          <w:numId w:val="22"/>
-        </w:numPr>
-        <w:ind w:firstLineChars="0"/>
-      </w:pPr>
-      <w:r>
-        <w:rPr>
-          <w:rFonts w:hint="eastAsia"/>
-        </w:rPr>
-        <w:t>索引扫描计划为索引的选择率</w:t>
-      </w:r>
-    </w:p>
-    <w:p>
-      <w:pPr>
-        <w:pStyle w:val="ListParagraph"/>
-        <w:numPr>
-          <w:ilvl w:val="3"/>
-          <w:numId w:val="22"/>
-        </w:numPr>
-        <w:ind w:firstLineChars="0"/>
-      </w:pPr>
-      <w:r>
-        <w:rPr>
-          <w:rFonts w:hint="eastAsia"/>
-        </w:rPr>
-        <w:t>表扫描计划为匹配符选择率</w:t>
+        <w:t>accessCount</w:t>
+      </w:r>
+      <w:r>
+        <w:rPr>
+          <w:rFonts w:hint="eastAsia"/>
+        </w:rPr>
+        <w:t>：上次清理后查询计划访问次数的个数</w:t>
       </w:r>
     </w:p>
     <w:p>
@@ -4606,14 +4934,20 @@
         <w:rPr>
           <w:rFonts w:hint="eastAsia"/>
         </w:rPr>
-        <w:t>参数化查询计划的评分</w:t>
-      </w:r>
-    </w:p>
-    <w:p>
-      <w:pPr>
-        <w:pStyle w:val="ListParagraph"/>
-        <w:numPr>
-          <w:ilvl w:val="3"/>
+        <w:t>lastAccessTime</w:t>
+      </w:r>
+      <w:r>
+        <w:rPr>
+          <w:rFonts w:hint="eastAsia"/>
+        </w:rPr>
+        <w:t>：上次访问的时间戳</w:t>
+      </w:r>
+    </w:p>
+    <w:p>
+      <w:pPr>
+        <w:pStyle w:val="ListParagraph"/>
+        <w:numPr>
+          <w:ilvl w:val="1"/>
           <w:numId w:val="22"/>
         </w:numPr>
         <w:ind w:firstLineChars="0"/>
@@ -4622,13 +4956,151 @@
         <w:rPr>
           <w:rFonts w:hint="eastAsia"/>
         </w:rPr>
-        <w:t>5</w:t>
-      </w:r>
-      <w:r>
-        <w:rPr>
-          <w:rFonts w:hint="eastAsia"/>
-        </w:rPr>
-        <w:t>个使参数化计划可用的查询计划的评分的方差</w:t>
+        <w:t>如果</w:t>
+      </w:r>
+      <w:r>
+        <w:rPr>
+          <w:rFonts w:hint="eastAsia"/>
+        </w:rPr>
+        <w:t>clearScore&lt;avgClearScore</w:t>
+      </w:r>
+      <w:r>
+        <w:rPr>
+          <w:rFonts w:hint="eastAsia"/>
+        </w:rPr>
+        <w:t>，清理该计划</w:t>
+      </w:r>
+    </w:p>
+    <w:p>
+      <w:pPr>
+        <w:pStyle w:val="ListParagraph"/>
+        <w:numPr>
+          <w:ilvl w:val="1"/>
+          <w:numId w:val="22"/>
+        </w:numPr>
+        <w:ind w:firstLineChars="0"/>
+      </w:pPr>
+      <w:r>
+        <w:rPr>
+          <w:rFonts w:hint="eastAsia"/>
+        </w:rPr>
+        <w:t>如果</w:t>
+      </w:r>
+      <w:r>
+        <w:rPr>
+          <w:rFonts w:hint="eastAsia"/>
+        </w:rPr>
+        <w:t>clearScore&gt;=avgClearScore</w:t>
+      </w:r>
+      <w:r>
+        <w:rPr>
+          <w:rFonts w:hint="eastAsia"/>
+        </w:rPr>
+        <w:t>，保留该计划，</w:t>
+      </w:r>
+      <w:r>
+        <w:rPr>
+          <w:rFonts w:hint="eastAsia"/>
+        </w:rPr>
+        <w:t>accessCount</w:t>
+      </w:r>
+      <w:r>
+        <w:rPr>
+          <w:rFonts w:hint="eastAsia"/>
+        </w:rPr>
+        <w:t>减去</w:t>
+      </w:r>
+      <w:r>
+        <w:rPr>
+          <w:rFonts w:hint="eastAsia"/>
+        </w:rPr>
+        <w:t>avgAccessCount</w:t>
+      </w:r>
+      <w:r>
+        <w:br/>
+      </w:r>
+      <m:oMathPara>
+        <m:oMath>
+          <m:r>
+            <m:rPr>
+              <m:sty m:val="p"/>
+            </m:rPr>
+            <w:rPr>
+              <w:rFonts w:ascii="Cambria Math" w:hAnsi="Cambria Math"/>
+            </w:rPr>
+            <m:t>avgAccessCount=totalAccessCount/planCount</m:t>
+          </m:r>
+        </m:oMath>
+      </m:oMathPara>
+    </w:p>
+    <w:p>
+      <w:pPr>
+        <w:pStyle w:val="ListParagraph"/>
+        <w:numPr>
+          <w:ilvl w:val="1"/>
+          <w:numId w:val="22"/>
+        </w:numPr>
+        <w:ind w:firstLineChars="0"/>
+        <w:rPr>
+          <w:rFonts w:hint="eastAsia"/>
+        </w:rPr>
+      </w:pPr>
+      <w:r>
+        <w:rPr>
+          <w:rFonts w:hint="eastAsia"/>
+        </w:rPr>
+        <w:lastRenderedPageBreak/>
+        <w:t>评分标准：访问次数越多，访问时间越晚，评分越高</w:t>
+      </w:r>
+    </w:p>
+    <w:p>
+      <w:pPr>
+        <w:pStyle w:val="ListParagraph"/>
+        <w:numPr>
+          <w:ilvl w:val="2"/>
+          <w:numId w:val="22"/>
+        </w:numPr>
+        <w:ind w:firstLineChars="0"/>
+        <w:rPr>
+          <w:rFonts w:hint="eastAsia"/>
+        </w:rPr>
+      </w:pPr>
+      <w:r>
+        <w:rPr>
+          <w:rFonts w:hint="eastAsia"/>
+        </w:rPr>
+        <w:t>accessCount</w:t>
+      </w:r>
+      <w:r>
+        <w:rPr>
+          <w:rFonts w:hint="eastAsia"/>
+        </w:rPr>
+        <w:t>越大评分越高</w:t>
+      </w:r>
+    </w:p>
+    <w:p>
+      <w:pPr>
+        <w:pStyle w:val="ListParagraph"/>
+        <w:numPr>
+          <w:ilvl w:val="2"/>
+          <w:numId w:val="22"/>
+        </w:numPr>
+        <w:ind w:firstLineChars="0"/>
+        <w:rPr>
+          <w:rFonts w:hint="eastAsia"/>
+        </w:rPr>
+      </w:pPr>
+      <w:r>
+        <w:rPr>
+          <w:rFonts w:hint="eastAsia"/>
+        </w:rPr>
+        <w:t>lastAccessTime</w:t>
+      </w:r>
+      <w:r>
+        <w:rPr>
+          <w:rFonts w:hint="eastAsia"/>
+        </w:rPr>
+        <w:t>越大评分越高</w:t>
       </w:r>
     </w:p>
     <w:p>
@@ -4766,59 +5238,6 @@
         <w:ind w:left="777"/>
       </w:pPr>
     </w:p>
-    <w:p>
-      <w:r>
-        <w:rPr>
-          <w:rFonts w:hint="eastAsia"/>
-          <w:noProof/>
-        </w:rPr>
-        <w:drawing>
-          <wp:inline distT="0" distB="0" distL="0" distR="0">
-            <wp:extent cx="4219081" cy="2641110"/>
-            <wp:effectExtent l="19050" t="0" r="0" b="0"/>
-            <wp:docPr id="17" name="Picture 8"/>
-            <wp:cNvGraphicFramePr>
-              <a:graphicFrameLocks xmlns:a="http://schemas.openxmlformats.org/drawingml/2006/main" noChangeAspect="1"/>
-            </wp:cNvGraphicFramePr>
-            <a:graphic xmlns:a="http://schemas.openxmlformats.org/drawingml/2006/main">
-              <a:graphicData uri="http://schemas.openxmlformats.org/drawingml/2006/picture">
-                <pic:pic xmlns:pic="http://schemas.openxmlformats.org/drawingml/2006/picture">
-                  <pic:nvPicPr>
-                    <pic:cNvPr id="0" name="Picture 8"/>
-                    <pic:cNvPicPr preferRelativeResize="0">
-                      <a:picLocks noChangeAspect="1" noChangeArrowheads="1"/>
-                    </pic:cNvPicPr>
-                  </pic:nvPicPr>
-                  <pic:blipFill>
-                    <a:blip r:embed="rId11"/>
-                    <a:srcRect/>
-                    <a:stretch>
-                      <a:fillRect/>
-                    </a:stretch>
-                  </pic:blipFill>
-                  <pic:spPr bwMode="auto">
-                    <a:xfrm>
-                      <a:off x="0" y="0"/>
-                      <a:ext cx="4219081" cy="2641110"/>
-                    </a:xfrm>
-                    <a:prstGeom prst="rect">
-                      <a:avLst/>
-                    </a:prstGeom>
-                    <a:noFill/>
-                    <a:ln w="9525">
-                      <a:noFill/>
-                      <a:miter lim="800000"/>
-                      <a:headEnd/>
-                      <a:tailEnd/>
-                    </a:ln>
-                  </pic:spPr>
-                </pic:pic>
-              </a:graphicData>
-            </a:graphic>
-          </wp:inline>
-        </w:drawing>
-      </w:r>
-    </w:p>
     <w:p/>
     <w:p>
       <w:pPr>
@@ -4997,7 +5416,6 @@
         <w:rPr>
           <w:rFonts w:hint="eastAsia"/>
         </w:rPr>
-        <w:lastRenderedPageBreak/>
         <w:t>操作符顺序的调整</w:t>
       </w:r>
     </w:p>
@@ -5063,6 +5481,7 @@
         <w:t>操作符进行排序：</w:t>
       </w:r>
     </w:p>
+    <w:p/>
     <w:p>
       <w:pPr>
         <w:pStyle w:val="ListParagraph"/>
@@ -5127,6 +5546,27 @@
           <w:rFonts w:hint="eastAsia"/>
         </w:rPr>
         <w:t>opType</w:t>
+      </w:r>
+    </w:p>
+    <w:p/>
+    <w:p>
+      <w:r>
+        <w:rPr>
+          <w:rFonts w:hint="eastAsia"/>
+        </w:rPr>
+        <w:t>注：部分测试用例</w:t>
+      </w:r>
+      <w:r>
+        <w:rPr>
+          <w:rFonts w:hint="eastAsia"/>
+        </w:rPr>
+        <w:t>explain</w:t>
+      </w:r>
+      <w:r>
+        <w:rPr>
+          <w:rFonts w:hint="eastAsia"/>
+        </w:rPr>
+        <w:t>时的期待值需要根据实际顺序更改</w:t>
       </w:r>
     </w:p>
     <w:p>
@@ -5430,6 +5870,7 @@
         <w:rPr>
           <w:rFonts w:hint="eastAsia"/>
         </w:rPr>
+        <w:lastRenderedPageBreak/>
         <w:t>参数化的查询计划</w:t>
       </w:r>
       <w:r>
@@ -5472,6 +5913,9 @@
           <w:numId w:val="34"/>
         </w:numPr>
         <w:ind w:firstLineChars="0"/>
+        <w:rPr>
+          <w:rFonts w:hint="eastAsia"/>
+        </w:rPr>
       </w:pPr>
       <w:r>
         <w:rPr>
@@ -5483,7 +5927,7 @@
         <w:rPr>
           <w:rFonts w:hint="eastAsia"/>
         </w:rPr>
-        <w:t xml:space="preserve"> { field: { $op : { $param : x } }</w:t>
+        <w:t xml:space="preserve"> </w:t>
       </w:r>
     </w:p>
     <w:p>
@@ -5494,13 +5938,51 @@
           <w:numId w:val="34"/>
         </w:numPr>
         <w:ind w:firstLineChars="0"/>
-      </w:pPr>
-      <w:r>
-        <w:rPr>
-          <w:rFonts w:hint="eastAsia"/>
-        </w:rPr>
-        <w:t>其中</w:t>
-      </w:r>
+        <w:rPr>
+          <w:rFonts w:hint="eastAsia"/>
+        </w:rPr>
+      </w:pPr>
+      <w:r>
+        <w:rPr>
+          <w:rFonts w:hint="eastAsia"/>
+        </w:rPr>
+        <w:t>enableMixCmp=TRUE</w:t>
+      </w:r>
+      <w:r>
+        <w:rPr>
+          <w:rFonts w:hint="eastAsia"/>
+        </w:rPr>
+        <w:t>时</w:t>
+      </w:r>
+    </w:p>
+    <w:p>
+      <w:pPr>
+        <w:pStyle w:val="ListParagraph"/>
+        <w:numPr>
+          <w:ilvl w:val="2"/>
+          <w:numId w:val="34"/>
+        </w:numPr>
+        <w:ind w:firstLineChars="0"/>
+      </w:pPr>
+      <w:r>
+        <w:rPr>
+          <w:rFonts w:hint="eastAsia"/>
+        </w:rPr>
+        <w:t>{ field: { $op : { $param : x } }</w:t>
+      </w:r>
+    </w:p>
+    <w:p>
+      <w:pPr>
+        <w:pStyle w:val="ListParagraph"/>
+        <w:numPr>
+          <w:ilvl w:val="2"/>
+          <w:numId w:val="34"/>
+        </w:numPr>
+        <w:ind w:firstLineChars="0"/>
+        <w:rPr>
+          <w:rFonts w:hint="eastAsia"/>
+        </w:rPr>
+      </w:pPr>
       <w:r>
         <w:rPr>
           <w:rFonts w:hint="eastAsia"/>
@@ -5518,6 +6000,115 @@
           <w:rFonts w:hint="eastAsia"/>
         </w:rPr>
         <w:t>(INT32)</w:t>
+      </w:r>
+    </w:p>
+    <w:p>
+      <w:pPr>
+        <w:pStyle w:val="ListParagraph"/>
+        <w:numPr>
+          <w:ilvl w:val="1"/>
+          <w:numId w:val="34"/>
+        </w:numPr>
+        <w:ind w:firstLineChars="0"/>
+        <w:rPr>
+          <w:rFonts w:hint="eastAsia"/>
+        </w:rPr>
+      </w:pPr>
+      <w:r>
+        <w:rPr>
+          <w:rFonts w:hint="eastAsia"/>
+        </w:rPr>
+        <w:t>enableMixCmp=FALSE</w:t>
+      </w:r>
+      <w:r>
+        <w:rPr>
+          <w:rFonts w:hint="eastAsia"/>
+        </w:rPr>
+        <w:t>时</w:t>
+      </w:r>
+    </w:p>
+    <w:p>
+      <w:pPr>
+        <w:pStyle w:val="ListParagraph"/>
+        <w:numPr>
+          <w:ilvl w:val="2"/>
+          <w:numId w:val="34"/>
+        </w:numPr>
+        <w:ind w:firstLineChars="0"/>
+        <w:rPr>
+          <w:rFonts w:hint="eastAsia"/>
+        </w:rPr>
+      </w:pPr>
+      <w:r>
+        <w:rPr>
+          <w:rFonts w:hint="eastAsia"/>
+        </w:rPr>
+        <w:t>{ field: { $op : { $param : x, $type : y } } }</w:t>
+      </w:r>
+    </w:p>
+    <w:p>
+      <w:pPr>
+        <w:pStyle w:val="ListParagraph"/>
+        <w:numPr>
+          <w:ilvl w:val="2"/>
+          <w:numId w:val="34"/>
+        </w:numPr>
+        <w:ind w:firstLineChars="0"/>
+        <w:rPr>
+          <w:rFonts w:hint="eastAsia"/>
+        </w:rPr>
+      </w:pPr>
+      <w:r>
+        <w:rPr>
+          <w:rFonts w:hint="eastAsia"/>
+        </w:rPr>
+        <w:t>x</w:t>
+      </w:r>
+      <w:r>
+        <w:rPr>
+          <w:rFonts w:hint="eastAsia"/>
+        </w:rPr>
+        <w:t>为参数在参数列表中的位置</w:t>
+      </w:r>
+      <w:r>
+        <w:rPr>
+          <w:rFonts w:hint="eastAsia"/>
+        </w:rPr>
+        <w:t>(INT32)</w:t>
+      </w:r>
+    </w:p>
+    <w:p>
+      <w:pPr>
+        <w:pStyle w:val="ListParagraph"/>
+        <w:numPr>
+          <w:ilvl w:val="2"/>
+          <w:numId w:val="34"/>
+        </w:numPr>
+        <w:ind w:firstLineChars="0"/>
+      </w:pPr>
+      <w:r>
+        <w:rPr>
+          <w:rFonts w:hint="eastAsia"/>
+        </w:rPr>
+        <w:t>y</w:t>
+      </w:r>
+      <w:r>
+        <w:rPr>
+          <w:rFonts w:hint="eastAsia"/>
+        </w:rPr>
+        <w:t>为参数的类型（即</w:t>
+      </w:r>
+      <w:r>
+        <w:rPr>
+          <w:rFonts w:hint="eastAsia"/>
+        </w:rPr>
+        <w:t>BSONType</w:t>
+      </w:r>
+      <w:r>
+        <w:rPr>
+          <w:rFonts w:hint="eastAsia"/>
+        </w:rPr>
+        <w:t>）</w:t>
       </w:r>
     </w:p>
     <w:p>
@@ -5784,7 +6375,6 @@
         <w:rPr>
           <w:rFonts w:hint="eastAsia"/>
         </w:rPr>
-        <w:lastRenderedPageBreak/>
         <w:t>String</w:t>
       </w:r>
     </w:p>
@@ -5939,6 +6529,7 @@
         <w:rPr>
           <w:rFonts w:hint="eastAsia"/>
         </w:rPr>
+        <w:lastRenderedPageBreak/>
         <w:t>模糊匹配</w:t>
       </w:r>
       <w:r>
@@ -6325,7 +6916,7 @@
                     </pic:cNvPicPr>
                   </pic:nvPicPr>
                   <pic:blipFill>
-                    <a:blip r:embed="rId12"/>
+                    <a:blip r:embed="rId11"/>
                     <a:srcRect/>
                     <a:stretch>
                       <a:fillRect/>
@@ -6674,8 +7265,131 @@
         <w:t>如果查找成功，为找到的查询计划绑定参数等</w:t>
       </w:r>
     </w:p>
+    <w:p>
+      <w:pPr>
+        <w:rPr>
+          <w:rFonts w:hint="eastAsia"/>
+        </w:rPr>
+      </w:pPr>
+    </w:p>
+    <w:p>
+      <w:pPr>
+        <w:rPr>
+          <w:rFonts w:hint="eastAsia"/>
+        </w:rPr>
+      </w:pPr>
+      <w:r>
+        <w:rPr>
+          <w:rFonts w:hint="eastAsia"/>
+        </w:rPr>
+        <w:t>注：</w:t>
+      </w:r>
+    </w:p>
+    <w:p>
+      <w:pPr>
+        <w:pStyle w:val="ListParagraph"/>
+        <w:numPr>
+          <w:ilvl w:val="0"/>
+          <w:numId w:val="43"/>
+        </w:numPr>
+        <w:ind w:firstLineChars="0"/>
+        <w:rPr>
+          <w:rFonts w:hint="eastAsia"/>
+        </w:rPr>
+      </w:pPr>
+      <w:r>
+        <w:rPr>
+          <w:rFonts w:hint="eastAsia"/>
+        </w:rPr>
+        <w:t>如果</w:t>
+      </w:r>
+      <w:r>
+        <w:rPr>
+          <w:rFonts w:hint="eastAsia"/>
+        </w:rPr>
+        <w:t>Collection</w:t>
+      </w:r>
+      <w:r>
+        <w:rPr>
+          <w:rFonts w:hint="eastAsia"/>
+        </w:rPr>
+        <w:t>有</w:t>
+      </w:r>
+      <w:r>
+        <w:rPr>
+          <w:rFonts w:hint="eastAsia"/>
+        </w:rPr>
+        <w:t>Main-Collection</w:t>
+      </w:r>
+      <w:r>
+        <w:rPr>
+          <w:rFonts w:hint="eastAsia"/>
+        </w:rPr>
+        <w:t>，则尽量使用</w:t>
+      </w:r>
+      <w:r>
+        <w:rPr>
+          <w:rFonts w:hint="eastAsia"/>
+        </w:rPr>
+        <w:t>Main-Collection</w:t>
+      </w:r>
+      <w:r>
+        <w:rPr>
+          <w:rFonts w:hint="eastAsia"/>
+        </w:rPr>
+        <w:t>的查询计划</w:t>
+      </w:r>
+    </w:p>
+    <w:p>
+      <w:pPr>
+        <w:pStyle w:val="ListParagraph"/>
+        <w:numPr>
+          <w:ilvl w:val="0"/>
+          <w:numId w:val="43"/>
+        </w:numPr>
+        <w:ind w:firstLineChars="0"/>
+        <w:rPr>
+          <w:rFonts w:hint="eastAsia"/>
+        </w:rPr>
+      </w:pPr>
+      <w:r>
+        <w:rPr>
+          <w:rFonts w:hint="eastAsia"/>
+        </w:rPr>
+        <w:t>Main-Collection</w:t>
+      </w:r>
+      <w:r>
+        <w:rPr>
+          <w:rFonts w:hint="eastAsia"/>
+        </w:rPr>
+        <w:t>由</w:t>
+      </w:r>
+      <w:r>
+        <w:rPr>
+          <w:rFonts w:hint="eastAsia"/>
+        </w:rPr>
+        <w:t>CLS</w:t>
+      </w:r>
+      <w:r>
+        <w:rPr>
+          <w:rFonts w:hint="eastAsia"/>
+        </w:rPr>
+        <w:t>层指定，并传到</w:t>
+      </w:r>
+      <w:r>
+        <w:rPr>
+          <w:rFonts w:hint="eastAsia"/>
+        </w:rPr>
+        <w:t>RTN</w:t>
+      </w:r>
+      <w:r>
+        <w:rPr>
+          <w:rFonts w:hint="eastAsia"/>
+        </w:rPr>
+        <w:t>层</w:t>
+      </w:r>
+    </w:p>
     <w:p/>
-    <w:p/>
     <w:p>
       <w:pPr>
         <w:pStyle w:val="Heading4"/>
@@ -6684,7 +7398,6 @@
         <w:rPr>
           <w:rFonts w:hint="eastAsia"/>
         </w:rPr>
-        <w:lastRenderedPageBreak/>
         <w:t>查询计划的匹配</w:t>
       </w:r>
     </w:p>
@@ -7625,6 +8338,7 @@
         <w:rPr>
           <w:rFonts w:hint="eastAsia"/>
         </w:rPr>
+        <w:lastRenderedPageBreak/>
         <w:t>普通的</w:t>
       </w:r>
       <w:r>
@@ -7723,6 +8437,1162 @@
         <w:rPr>
           <w:rFonts w:hint="eastAsia"/>
         </w:rPr>
+        <w:t>normalizedMatcher</w:t>
+      </w:r>
+      <w:r>
+        <w:rPr>
+          <w:rFonts w:hint="eastAsia"/>
+        </w:rPr>
+        <w:t>，</w:t>
+      </w:r>
+      <w:r>
+        <w:rPr>
+          <w:rFonts w:hint="eastAsia"/>
+        </w:rPr>
+        <w:t>order</w:t>
+      </w:r>
+      <w:r>
+        <w:rPr>
+          <w:rFonts w:hint="eastAsia"/>
+        </w:rPr>
+        <w:t>，</w:t>
+      </w:r>
+      <w:r>
+        <w:rPr>
+          <w:rFonts w:hint="eastAsia"/>
+        </w:rPr>
+        <w:t>hint</w:t>
+      </w:r>
+      <w:r>
+        <w:rPr>
+          <w:rFonts w:hint="eastAsia"/>
+        </w:rPr>
+        <w:t>一致</w:t>
+      </w:r>
+    </w:p>
+    <w:p>
+      <w:pPr>
+        <w:pStyle w:val="ListParagraph"/>
+        <w:numPr>
+          <w:ilvl w:val="1"/>
+          <w:numId w:val="29"/>
+        </w:numPr>
+        <w:ind w:firstLineChars="0"/>
+      </w:pPr>
+      <w:r>
+        <w:rPr>
+          <w:rFonts w:hint="eastAsia"/>
+        </w:rPr>
+        <w:t>flag</w:t>
+      </w:r>
+      <w:r>
+        <w:rPr>
+          <w:rFonts w:hint="eastAsia"/>
+        </w:rPr>
+        <w:t>一致</w:t>
+      </w:r>
+      <w:r>
+        <w:rPr>
+          <w:rFonts w:hint="eastAsia"/>
+        </w:rPr>
+        <w:t>（</w:t>
+      </w:r>
+      <w:r>
+        <w:t>FLG_QUERY_MODIFY</w:t>
+      </w:r>
+      <w:r>
+        <w:rPr>
+          <w:rFonts w:hint="eastAsia"/>
+        </w:rPr>
+        <w:t>和</w:t>
+      </w:r>
+      <w:r>
+        <w:t>FLG_QUERY_FORCE_IDX_BY_SORT</w:t>
+      </w:r>
+      <w:r>
+        <w:rPr>
+          <w:rFonts w:hint="eastAsia"/>
+        </w:rPr>
+        <w:t>）</w:t>
+      </w:r>
+    </w:p>
+    <w:p/>
+    <w:p>
+      <w:pPr>
+        <w:pStyle w:val="Heading5"/>
+      </w:pPr>
+      <w:r>
+        <w:rPr>
+          <w:rFonts w:hint="eastAsia"/>
+        </w:rPr>
+        <w:t>OPT_PLAN_</w:t>
+      </w:r>
+      <w:r>
+        <w:rPr>
+          <w:rFonts w:hint="eastAsia"/>
+        </w:rPr>
+        <w:t>PARAMETERIZED</w:t>
+      </w:r>
+    </w:p>
+    <w:p>
+      <w:r>
+        <w:rPr>
+          <w:rFonts w:hint="eastAsia"/>
+        </w:rPr>
+        <w:t>查询计划中对</w:t>
+      </w:r>
+      <w:r>
+        <w:rPr>
+          <w:rFonts w:hint="eastAsia"/>
+        </w:rPr>
+        <w:t>matcher</w:t>
+      </w:r>
+      <w:r>
+        <w:rPr>
+          <w:rFonts w:hint="eastAsia"/>
+        </w:rPr>
+        <w:t>进行参数</w:t>
+      </w:r>
+      <w:r>
+        <w:rPr>
+          <w:rFonts w:hint="eastAsia"/>
+        </w:rPr>
+        <w:t>化，记录为</w:t>
+      </w:r>
+      <w:r>
+        <w:rPr>
+          <w:rFonts w:hint="eastAsia"/>
+        </w:rPr>
+        <w:t>normalizedMatcher</w:t>
+      </w:r>
+      <w:r>
+        <w:rPr>
+          <w:rFonts w:hint="eastAsia"/>
+        </w:rPr>
+        <w:t>的</w:t>
+      </w:r>
+      <w:r>
+        <w:rPr>
+          <w:rFonts w:hint="eastAsia"/>
+        </w:rPr>
+        <w:t>BSONObj</w:t>
+      </w:r>
+      <w:r>
+        <w:rPr>
+          <w:rFonts w:hint="eastAsia"/>
+        </w:rPr>
+        <w:t>结构</w:t>
+      </w:r>
+    </w:p>
+    <w:p/>
+    <w:p>
+      <w:pPr>
+        <w:pStyle w:val="ListParagraph"/>
+        <w:numPr>
+          <w:ilvl w:val="0"/>
+          <w:numId w:val="30"/>
+        </w:numPr>
+        <w:ind w:firstLineChars="0"/>
+      </w:pPr>
+      <w:r>
+        <w:rPr>
+          <w:rFonts w:hint="eastAsia"/>
+        </w:rPr>
+        <w:t>使用以下变量生成缓存的</w:t>
+      </w:r>
+      <w:r>
+        <w:rPr>
+          <w:rFonts w:hint="eastAsia"/>
+        </w:rPr>
+        <w:t>hash</w:t>
+      </w:r>
+      <w:r>
+        <w:rPr>
+          <w:rFonts w:hint="eastAsia"/>
+        </w:rPr>
+        <w:t>值，包括</w:t>
+      </w:r>
+    </w:p>
+    <w:p>
+      <w:pPr>
+        <w:pStyle w:val="ListParagraph"/>
+        <w:numPr>
+          <w:ilvl w:val="1"/>
+          <w:numId w:val="30"/>
+        </w:numPr>
+        <w:ind w:firstLineChars="0"/>
+      </w:pPr>
+      <w:r>
+        <w:rPr>
+          <w:rFonts w:hint="eastAsia"/>
+        </w:rPr>
+        <w:t>Collection</w:t>
+      </w:r>
+      <w:r>
+        <w:rPr>
+          <w:rFonts w:hint="eastAsia"/>
+        </w:rPr>
+        <w:t>的指定：</w:t>
+      </w:r>
+    </w:p>
+    <w:p>
+      <w:pPr>
+        <w:pStyle w:val="ListParagraph"/>
+        <w:numPr>
+          <w:ilvl w:val="2"/>
+          <w:numId w:val="30"/>
+        </w:numPr>
+        <w:ind w:firstLineChars="0"/>
+      </w:pPr>
+      <w:r>
+        <w:rPr>
+          <w:rFonts w:hint="eastAsia"/>
+        </w:rPr>
+        <w:t>普通的</w:t>
+      </w:r>
+      <w:r>
+        <w:rPr>
+          <w:rFonts w:hint="eastAsia"/>
+        </w:rPr>
+        <w:t>Collection</w:t>
+      </w:r>
+      <w:r>
+        <w:rPr>
+          <w:rFonts w:hint="eastAsia"/>
+        </w:rPr>
+        <w:t>使用</w:t>
+      </w:r>
+      <w:r>
+        <w:rPr>
+          <w:rFonts w:hint="eastAsia"/>
+        </w:rPr>
+        <w:t>SUID</w:t>
+      </w:r>
+      <w:r>
+        <w:rPr>
+          <w:rFonts w:hint="eastAsia"/>
+        </w:rPr>
+        <w:t>、</w:t>
+      </w:r>
+      <w:r>
+        <w:rPr>
+          <w:rFonts w:hint="eastAsia"/>
+        </w:rPr>
+        <w:t>SULID</w:t>
+      </w:r>
+      <w:r>
+        <w:rPr>
+          <w:rFonts w:hint="eastAsia"/>
+        </w:rPr>
+        <w:t>、</w:t>
+      </w:r>
+      <w:r>
+        <w:rPr>
+          <w:rFonts w:hint="eastAsia"/>
+        </w:rPr>
+        <w:t>mbID</w:t>
+      </w:r>
+      <w:r>
+        <w:rPr>
+          <w:rFonts w:hint="eastAsia"/>
+        </w:rPr>
+        <w:t>、</w:t>
+      </w:r>
+      <w:r>
+        <w:rPr>
+          <w:rFonts w:hint="eastAsia"/>
+        </w:rPr>
+        <w:t>CLLID</w:t>
+      </w:r>
+    </w:p>
+    <w:p>
+      <w:pPr>
+        <w:pStyle w:val="ListParagraph"/>
+        <w:numPr>
+          <w:ilvl w:val="2"/>
+          <w:numId w:val="30"/>
+        </w:numPr>
+        <w:ind w:firstLineChars="0"/>
+      </w:pPr>
+      <w:r>
+        <w:rPr>
+          <w:rFonts w:hint="eastAsia"/>
+        </w:rPr>
+        <w:t>Main-Collection</w:t>
+      </w:r>
+      <w:r>
+        <w:rPr>
+          <w:rFonts w:hint="eastAsia"/>
+        </w:rPr>
+        <w:t>使用主表的全名</w:t>
+      </w:r>
+    </w:p>
+    <w:p>
+      <w:pPr>
+        <w:pStyle w:val="ListParagraph"/>
+        <w:numPr>
+          <w:ilvl w:val="1"/>
+          <w:numId w:val="30"/>
+        </w:numPr>
+        <w:ind w:firstLineChars="0"/>
+      </w:pPr>
+      <w:r>
+        <w:rPr>
+          <w:rFonts w:hint="eastAsia"/>
+        </w:rPr>
+        <w:t>normalizedMatcher</w:t>
+      </w:r>
+      <w:r>
+        <w:rPr>
+          <w:rFonts w:hint="eastAsia"/>
+        </w:rPr>
+        <w:t>的</w:t>
+      </w:r>
+      <w:r>
+        <w:rPr>
+          <w:rFonts w:hint="eastAsia"/>
+        </w:rPr>
+        <w:t>BSON</w:t>
+      </w:r>
+      <w:r>
+        <w:rPr>
+          <w:rFonts w:hint="eastAsia"/>
+        </w:rPr>
+        <w:t>结构</w:t>
+      </w:r>
+    </w:p>
+    <w:p>
+      <w:pPr>
+        <w:pStyle w:val="ListParagraph"/>
+        <w:numPr>
+          <w:ilvl w:val="1"/>
+          <w:numId w:val="30"/>
+        </w:numPr>
+        <w:ind w:firstLineChars="0"/>
+      </w:pPr>
+      <w:r>
+        <w:rPr>
+          <w:rFonts w:hint="eastAsia"/>
+        </w:rPr>
+        <w:t>orderBy</w:t>
+      </w:r>
+      <w:r>
+        <w:rPr>
+          <w:rFonts w:hint="eastAsia"/>
+        </w:rPr>
+        <w:t>的</w:t>
+      </w:r>
+      <w:r>
+        <w:rPr>
+          <w:rFonts w:hint="eastAsia"/>
+        </w:rPr>
+        <w:t>BSON</w:t>
+      </w:r>
+      <w:r>
+        <w:rPr>
+          <w:rFonts w:hint="eastAsia"/>
+        </w:rPr>
+        <w:t>结构</w:t>
+      </w:r>
+    </w:p>
+    <w:p>
+      <w:pPr>
+        <w:pStyle w:val="ListParagraph"/>
+        <w:numPr>
+          <w:ilvl w:val="1"/>
+          <w:numId w:val="30"/>
+        </w:numPr>
+        <w:ind w:firstLineChars="0"/>
+      </w:pPr>
+      <w:r>
+        <w:rPr>
+          <w:rFonts w:hint="eastAsia"/>
+        </w:rPr>
+        <w:t>hint</w:t>
+      </w:r>
+      <w:r>
+        <w:rPr>
+          <w:rFonts w:hint="eastAsia"/>
+        </w:rPr>
+        <w:t>的</w:t>
+      </w:r>
+      <w:r>
+        <w:rPr>
+          <w:rFonts w:hint="eastAsia"/>
+        </w:rPr>
+        <w:t>BSON</w:t>
+      </w:r>
+      <w:r>
+        <w:rPr>
+          <w:rFonts w:hint="eastAsia"/>
+        </w:rPr>
+        <w:t>结构</w:t>
+      </w:r>
+    </w:p>
+    <w:p>
+      <w:pPr>
+        <w:pStyle w:val="ListParagraph"/>
+        <w:numPr>
+          <w:ilvl w:val="0"/>
+          <w:numId w:val="30"/>
+        </w:numPr>
+        <w:ind w:firstLineChars="0"/>
+      </w:pPr>
+      <w:r>
+        <w:rPr>
+          <w:rFonts w:hint="eastAsia"/>
+        </w:rPr>
+        <w:t>匹配需要满足以下条件</w:t>
+      </w:r>
+    </w:p>
+    <w:p>
+      <w:pPr>
+        <w:pStyle w:val="ListParagraph"/>
+        <w:numPr>
+          <w:ilvl w:val="1"/>
+          <w:numId w:val="30"/>
+        </w:numPr>
+        <w:ind w:firstLineChars="0"/>
+      </w:pPr>
+      <w:r>
+        <w:rPr>
+          <w:rFonts w:hint="eastAsia"/>
+        </w:rPr>
+        <w:t>HASH</w:t>
+      </w:r>
+      <w:r>
+        <w:rPr>
+          <w:rFonts w:hint="eastAsia"/>
+        </w:rPr>
+        <w:t>值一致</w:t>
+      </w:r>
+    </w:p>
+    <w:p>
+      <w:pPr>
+        <w:pStyle w:val="ListParagraph"/>
+        <w:numPr>
+          <w:ilvl w:val="1"/>
+          <w:numId w:val="30"/>
+        </w:numPr>
+        <w:ind w:firstLineChars="0"/>
+      </w:pPr>
+      <w:r>
+        <w:rPr>
+          <w:rFonts w:hint="eastAsia"/>
+        </w:rPr>
+        <w:t>Collection</w:t>
+      </w:r>
+      <w:r>
+        <w:rPr>
+          <w:rFonts w:hint="eastAsia"/>
+        </w:rPr>
+        <w:t>的指定一致</w:t>
+      </w:r>
+    </w:p>
+    <w:p>
+      <w:pPr>
+        <w:pStyle w:val="ListParagraph"/>
+        <w:numPr>
+          <w:ilvl w:val="2"/>
+          <w:numId w:val="30"/>
+        </w:numPr>
+        <w:ind w:firstLineChars="0"/>
+      </w:pPr>
+      <w:r>
+        <w:rPr>
+          <w:rFonts w:hint="eastAsia"/>
+        </w:rPr>
+        <w:t>普通的</w:t>
+      </w:r>
+      <w:r>
+        <w:rPr>
+          <w:rFonts w:hint="eastAsia"/>
+        </w:rPr>
+        <w:t>Collection</w:t>
+      </w:r>
+      <w:r>
+        <w:rPr>
+          <w:rFonts w:hint="eastAsia"/>
+        </w:rPr>
+        <w:t>的</w:t>
+      </w:r>
+      <w:r>
+        <w:rPr>
+          <w:rFonts w:hint="eastAsia"/>
+        </w:rPr>
+        <w:t>SUID</w:t>
+      </w:r>
+      <w:r>
+        <w:rPr>
+          <w:rFonts w:hint="eastAsia"/>
+        </w:rPr>
+        <w:t>、</w:t>
+      </w:r>
+      <w:r>
+        <w:rPr>
+          <w:rFonts w:hint="eastAsia"/>
+        </w:rPr>
+        <w:t>SULID</w:t>
+      </w:r>
+      <w:r>
+        <w:rPr>
+          <w:rFonts w:hint="eastAsia"/>
+        </w:rPr>
+        <w:t>、</w:t>
+      </w:r>
+      <w:r>
+        <w:rPr>
+          <w:rFonts w:hint="eastAsia"/>
+        </w:rPr>
+        <w:t>mbID</w:t>
+      </w:r>
+      <w:r>
+        <w:rPr>
+          <w:rFonts w:hint="eastAsia"/>
+        </w:rPr>
+        <w:t>、</w:t>
+      </w:r>
+      <w:r>
+        <w:rPr>
+          <w:rFonts w:hint="eastAsia"/>
+        </w:rPr>
+        <w:t>CLLID</w:t>
+      </w:r>
+      <w:r>
+        <w:rPr>
+          <w:rFonts w:hint="eastAsia"/>
+        </w:rPr>
+        <w:t>一致</w:t>
+      </w:r>
+    </w:p>
+    <w:p>
+      <w:pPr>
+        <w:pStyle w:val="ListParagraph"/>
+        <w:numPr>
+          <w:ilvl w:val="2"/>
+          <w:numId w:val="30"/>
+        </w:numPr>
+        <w:ind w:firstLineChars="0"/>
+      </w:pPr>
+      <w:r>
+        <w:rPr>
+          <w:rFonts w:hint="eastAsia"/>
+        </w:rPr>
+        <w:t>Main-Collection</w:t>
+      </w:r>
+      <w:r>
+        <w:rPr>
+          <w:rFonts w:hint="eastAsia"/>
+        </w:rPr>
+        <w:t>的主表的全名一致</w:t>
+      </w:r>
+    </w:p>
+    <w:p>
+      <w:pPr>
+        <w:pStyle w:val="ListParagraph"/>
+        <w:numPr>
+          <w:ilvl w:val="1"/>
+          <w:numId w:val="30"/>
+        </w:numPr>
+        <w:ind w:firstLineChars="0"/>
+      </w:pPr>
+      <w:r>
+        <w:rPr>
+          <w:rFonts w:hint="eastAsia"/>
+        </w:rPr>
+        <w:t>normalizedMatcher</w:t>
+      </w:r>
+      <w:r>
+        <w:rPr>
+          <w:rFonts w:hint="eastAsia"/>
+        </w:rPr>
+        <w:t>，</w:t>
+      </w:r>
+      <w:r>
+        <w:rPr>
+          <w:rFonts w:hint="eastAsia"/>
+        </w:rPr>
+        <w:t>order</w:t>
+      </w:r>
+      <w:r>
+        <w:rPr>
+          <w:rFonts w:hint="eastAsia"/>
+        </w:rPr>
+        <w:t>，</w:t>
+      </w:r>
+      <w:r>
+        <w:rPr>
+          <w:rFonts w:hint="eastAsia"/>
+        </w:rPr>
+        <w:t>hint</w:t>
+      </w:r>
+      <w:r>
+        <w:rPr>
+          <w:rFonts w:hint="eastAsia"/>
+        </w:rPr>
+        <w:t>一致</w:t>
+      </w:r>
+    </w:p>
+    <w:p>
+      <w:pPr>
+        <w:pStyle w:val="ListParagraph"/>
+        <w:numPr>
+          <w:ilvl w:val="1"/>
+          <w:numId w:val="30"/>
+        </w:numPr>
+        <w:ind w:firstLineChars="0"/>
+      </w:pPr>
+      <w:r>
+        <w:rPr>
+          <w:rFonts w:hint="eastAsia"/>
+        </w:rPr>
+        <w:t>flag</w:t>
+      </w:r>
+      <w:r>
+        <w:rPr>
+          <w:rFonts w:hint="eastAsia"/>
+        </w:rPr>
+        <w:t>一致（</w:t>
+      </w:r>
+      <w:r>
+        <w:t>FLG_QUERY_MODIFY</w:t>
+      </w:r>
+      <w:r>
+        <w:rPr>
+          <w:rFonts w:hint="eastAsia"/>
+        </w:rPr>
+        <w:t>和</w:t>
+      </w:r>
+      <w:r>
+        <w:t>FLG_QUERY_FORCE_IDX_BY_SORT</w:t>
+      </w:r>
+      <w:r>
+        <w:rPr>
+          <w:rFonts w:hint="eastAsia"/>
+        </w:rPr>
+        <w:t>）</w:t>
+      </w:r>
+    </w:p>
+    <w:p/>
+    <w:p>
+      <w:pPr>
+        <w:pStyle w:val="Heading5"/>
+      </w:pPr>
+      <w:r>
+        <w:rPr>
+          <w:rFonts w:hint="eastAsia"/>
+        </w:rPr>
+        <w:t>OPT_PLAN_</w:t>
+      </w:r>
+      <w:r>
+        <w:rPr>
+          <w:rFonts w:hint="eastAsia"/>
+        </w:rPr>
+        <w:t>FUZZYOPTR</w:t>
+      </w:r>
+    </w:p>
+    <w:p>
+      <w:r>
+        <w:rPr>
+          <w:rFonts w:hint="eastAsia"/>
+        </w:rPr>
+        <w:t>查询计划中对</w:t>
+      </w:r>
+      <w:r>
+        <w:rPr>
+          <w:rFonts w:hint="eastAsia"/>
+        </w:rPr>
+        <w:t>matcher</w:t>
+      </w:r>
+      <w:r>
+        <w:rPr>
+          <w:rFonts w:hint="eastAsia"/>
+        </w:rPr>
+        <w:t>进行泛化</w:t>
+      </w:r>
+      <w:r>
+        <w:rPr>
+          <w:rFonts w:hint="eastAsia"/>
+        </w:rPr>
+        <w:t>（包括可以通用的操作符</w:t>
+      </w:r>
+      <w:r>
+        <w:rPr>
+          <w:rFonts w:hint="eastAsia"/>
+        </w:rPr>
+        <w:t>，</w:t>
+      </w:r>
+      <w:r>
+        <w:rPr>
+          <w:rFonts w:hint="eastAsia"/>
+        </w:rPr>
+        <w:t>$gt</w:t>
+      </w:r>
+      <w:r>
+        <w:rPr>
+          <w:rFonts w:hint="eastAsia"/>
+        </w:rPr>
+        <w:t>和</w:t>
+      </w:r>
+      <w:r>
+        <w:rPr>
+          <w:rFonts w:hint="eastAsia"/>
+        </w:rPr>
+        <w:t>$gte</w:t>
+      </w:r>
+      <w:r>
+        <w:rPr>
+          <w:rFonts w:hint="eastAsia"/>
+        </w:rPr>
+        <w:t>）</w:t>
+      </w:r>
+      <w:r>
+        <w:rPr>
+          <w:rFonts w:hint="eastAsia"/>
+        </w:rPr>
+        <w:t>，记录为</w:t>
+      </w:r>
+      <w:r>
+        <w:rPr>
+          <w:rFonts w:hint="eastAsia"/>
+        </w:rPr>
+        <w:t>normalizedMatcher</w:t>
+      </w:r>
+      <w:r>
+        <w:rPr>
+          <w:rFonts w:hint="eastAsia"/>
+        </w:rPr>
+        <w:t>的</w:t>
+      </w:r>
+      <w:r>
+        <w:rPr>
+          <w:rFonts w:hint="eastAsia"/>
+        </w:rPr>
+        <w:t>BSONObj</w:t>
+      </w:r>
+      <w:r>
+        <w:rPr>
+          <w:rFonts w:hint="eastAsia"/>
+        </w:rPr>
+        <w:t>结构</w:t>
+      </w:r>
+    </w:p>
+    <w:p/>
+    <w:p>
+      <w:pPr>
+        <w:pStyle w:val="ListParagraph"/>
+        <w:numPr>
+          <w:ilvl w:val="0"/>
+          <w:numId w:val="32"/>
+        </w:numPr>
+        <w:ind w:firstLineChars="0"/>
+      </w:pPr>
+      <w:r>
+        <w:rPr>
+          <w:rFonts w:hint="eastAsia"/>
+        </w:rPr>
+        <w:t>使用以下变量生成缓存的</w:t>
+      </w:r>
+      <w:r>
+        <w:rPr>
+          <w:rFonts w:hint="eastAsia"/>
+        </w:rPr>
+        <w:t>hash</w:t>
+      </w:r>
+      <w:r>
+        <w:rPr>
+          <w:rFonts w:hint="eastAsia"/>
+        </w:rPr>
+        <w:t>值，包括</w:t>
+      </w:r>
+    </w:p>
+    <w:p>
+      <w:pPr>
+        <w:pStyle w:val="ListParagraph"/>
+        <w:numPr>
+          <w:ilvl w:val="1"/>
+          <w:numId w:val="32"/>
+        </w:numPr>
+        <w:ind w:firstLineChars="0"/>
+      </w:pPr>
+      <w:r>
+        <w:rPr>
+          <w:rFonts w:hint="eastAsia"/>
+        </w:rPr>
+        <w:t>Collection</w:t>
+      </w:r>
+      <w:r>
+        <w:rPr>
+          <w:rFonts w:hint="eastAsia"/>
+        </w:rPr>
+        <w:t>的指定：</w:t>
+      </w:r>
+    </w:p>
+    <w:p>
+      <w:pPr>
+        <w:pStyle w:val="ListParagraph"/>
+        <w:numPr>
+          <w:ilvl w:val="2"/>
+          <w:numId w:val="32"/>
+        </w:numPr>
+        <w:ind w:firstLineChars="0"/>
+      </w:pPr>
+      <w:r>
+        <w:rPr>
+          <w:rFonts w:hint="eastAsia"/>
+        </w:rPr>
+        <w:t>普通的</w:t>
+      </w:r>
+      <w:r>
+        <w:rPr>
+          <w:rFonts w:hint="eastAsia"/>
+        </w:rPr>
+        <w:t>Collection</w:t>
+      </w:r>
+      <w:r>
+        <w:rPr>
+          <w:rFonts w:hint="eastAsia"/>
+        </w:rPr>
+        <w:t>使用</w:t>
+      </w:r>
+      <w:r>
+        <w:rPr>
+          <w:rFonts w:hint="eastAsia"/>
+        </w:rPr>
+        <w:t>SUID</w:t>
+      </w:r>
+      <w:r>
+        <w:rPr>
+          <w:rFonts w:hint="eastAsia"/>
+        </w:rPr>
+        <w:t>、</w:t>
+      </w:r>
+      <w:r>
+        <w:rPr>
+          <w:rFonts w:hint="eastAsia"/>
+        </w:rPr>
+        <w:t>SULID</w:t>
+      </w:r>
+      <w:r>
+        <w:rPr>
+          <w:rFonts w:hint="eastAsia"/>
+        </w:rPr>
+        <w:t>、</w:t>
+      </w:r>
+      <w:r>
+        <w:rPr>
+          <w:rFonts w:hint="eastAsia"/>
+        </w:rPr>
+        <w:t>mbID</w:t>
+      </w:r>
+      <w:r>
+        <w:rPr>
+          <w:rFonts w:hint="eastAsia"/>
+        </w:rPr>
+        <w:t>、</w:t>
+      </w:r>
+      <w:r>
+        <w:rPr>
+          <w:rFonts w:hint="eastAsia"/>
+        </w:rPr>
+        <w:t>CLLID</w:t>
+      </w:r>
+    </w:p>
+    <w:p>
+      <w:pPr>
+        <w:pStyle w:val="ListParagraph"/>
+        <w:numPr>
+          <w:ilvl w:val="2"/>
+          <w:numId w:val="32"/>
+        </w:numPr>
+        <w:ind w:firstLineChars="0"/>
+      </w:pPr>
+      <w:r>
+        <w:rPr>
+          <w:rFonts w:hint="eastAsia"/>
+        </w:rPr>
+        <w:t>Main-Collection</w:t>
+      </w:r>
+      <w:r>
+        <w:rPr>
+          <w:rFonts w:hint="eastAsia"/>
+        </w:rPr>
+        <w:t>使用主表的全名</w:t>
+      </w:r>
+    </w:p>
+    <w:p>
+      <w:pPr>
+        <w:pStyle w:val="ListParagraph"/>
+        <w:numPr>
+          <w:ilvl w:val="1"/>
+          <w:numId w:val="32"/>
+        </w:numPr>
+        <w:ind w:firstLineChars="0"/>
+      </w:pPr>
+      <w:r>
+        <w:rPr>
+          <w:rFonts w:hint="eastAsia"/>
+        </w:rPr>
+        <w:t>normalizedMatcher</w:t>
+      </w:r>
+      <w:r>
+        <w:rPr>
+          <w:rFonts w:hint="eastAsia"/>
+        </w:rPr>
+        <w:t>的</w:t>
+      </w:r>
+      <w:r>
+        <w:rPr>
+          <w:rFonts w:hint="eastAsia"/>
+        </w:rPr>
+        <w:t>BSON</w:t>
+      </w:r>
+      <w:r>
+        <w:rPr>
+          <w:rFonts w:hint="eastAsia"/>
+        </w:rPr>
+        <w:t>结构</w:t>
+      </w:r>
+    </w:p>
+    <w:p>
+      <w:pPr>
+        <w:pStyle w:val="ListParagraph"/>
+        <w:numPr>
+          <w:ilvl w:val="1"/>
+          <w:numId w:val="32"/>
+        </w:numPr>
+        <w:ind w:firstLineChars="0"/>
+      </w:pPr>
+      <w:r>
+        <w:rPr>
+          <w:rFonts w:hint="eastAsia"/>
+        </w:rPr>
+        <w:t>orderBy</w:t>
+      </w:r>
+      <w:r>
+        <w:rPr>
+          <w:rFonts w:hint="eastAsia"/>
+        </w:rPr>
+        <w:t>的</w:t>
+      </w:r>
+      <w:r>
+        <w:rPr>
+          <w:rFonts w:hint="eastAsia"/>
+        </w:rPr>
+        <w:t>BSON</w:t>
+      </w:r>
+      <w:r>
+        <w:rPr>
+          <w:rFonts w:hint="eastAsia"/>
+        </w:rPr>
+        <w:t>结构</w:t>
+      </w:r>
+    </w:p>
+    <w:p>
+      <w:pPr>
+        <w:pStyle w:val="ListParagraph"/>
+        <w:numPr>
+          <w:ilvl w:val="1"/>
+          <w:numId w:val="32"/>
+        </w:numPr>
+        <w:ind w:firstLineChars="0"/>
+      </w:pPr>
+      <w:r>
+        <w:rPr>
+          <w:rFonts w:hint="eastAsia"/>
+        </w:rPr>
+        <w:t>hint</w:t>
+      </w:r>
+      <w:r>
+        <w:rPr>
+          <w:rFonts w:hint="eastAsia"/>
+        </w:rPr>
+        <w:t>的</w:t>
+      </w:r>
+      <w:r>
+        <w:rPr>
+          <w:rFonts w:hint="eastAsia"/>
+        </w:rPr>
+        <w:t>BSON</w:t>
+      </w:r>
+      <w:r>
+        <w:rPr>
+          <w:rFonts w:hint="eastAsia"/>
+        </w:rPr>
+        <w:t>结构</w:t>
+      </w:r>
+    </w:p>
+    <w:p>
+      <w:pPr>
+        <w:pStyle w:val="ListParagraph"/>
+        <w:numPr>
+          <w:ilvl w:val="0"/>
+          <w:numId w:val="32"/>
+        </w:numPr>
+        <w:ind w:firstLineChars="0"/>
+      </w:pPr>
+      <w:r>
+        <w:rPr>
+          <w:rFonts w:hint="eastAsia"/>
+        </w:rPr>
+        <w:t>匹配需要满足以下条件</w:t>
+      </w:r>
+    </w:p>
+    <w:p>
+      <w:pPr>
+        <w:pStyle w:val="ListParagraph"/>
+        <w:numPr>
+          <w:ilvl w:val="1"/>
+          <w:numId w:val="32"/>
+        </w:numPr>
+        <w:ind w:firstLineChars="0"/>
+      </w:pPr>
+      <w:r>
+        <w:rPr>
+          <w:rFonts w:hint="eastAsia"/>
+        </w:rPr>
+        <w:t>HASH</w:t>
+      </w:r>
+      <w:r>
+        <w:rPr>
+          <w:rFonts w:hint="eastAsia"/>
+        </w:rPr>
+        <w:t>值一致</w:t>
+      </w:r>
+    </w:p>
+    <w:p>
+      <w:pPr>
+        <w:pStyle w:val="ListParagraph"/>
+        <w:numPr>
+          <w:ilvl w:val="1"/>
+          <w:numId w:val="32"/>
+        </w:numPr>
+        <w:ind w:firstLineChars="0"/>
+      </w:pPr>
+      <w:r>
+        <w:rPr>
+          <w:rFonts w:hint="eastAsia"/>
+        </w:rPr>
+        <w:t>Collection</w:t>
+      </w:r>
+      <w:r>
+        <w:rPr>
+          <w:rFonts w:hint="eastAsia"/>
+        </w:rPr>
+        <w:t>的指定一致</w:t>
+      </w:r>
+    </w:p>
+    <w:p>
+      <w:pPr>
+        <w:pStyle w:val="ListParagraph"/>
+        <w:numPr>
+          <w:ilvl w:val="2"/>
+          <w:numId w:val="32"/>
+        </w:numPr>
+        <w:ind w:firstLineChars="0"/>
+      </w:pPr>
+      <w:r>
+        <w:rPr>
+          <w:rFonts w:hint="eastAsia"/>
+        </w:rPr>
+        <w:t>普通的</w:t>
+      </w:r>
+      <w:r>
+        <w:rPr>
+          <w:rFonts w:hint="eastAsia"/>
+        </w:rPr>
+        <w:t>Collection</w:t>
+      </w:r>
+      <w:r>
+        <w:rPr>
+          <w:rFonts w:hint="eastAsia"/>
+        </w:rPr>
+        <w:t>的</w:t>
+      </w:r>
+      <w:r>
+        <w:rPr>
+          <w:rFonts w:hint="eastAsia"/>
+        </w:rPr>
+        <w:t>SUID</w:t>
+      </w:r>
+      <w:r>
+        <w:rPr>
+          <w:rFonts w:hint="eastAsia"/>
+        </w:rPr>
+        <w:t>、</w:t>
+      </w:r>
+      <w:r>
+        <w:rPr>
+          <w:rFonts w:hint="eastAsia"/>
+        </w:rPr>
+        <w:t>SULID</w:t>
+      </w:r>
+      <w:r>
+        <w:rPr>
+          <w:rFonts w:hint="eastAsia"/>
+        </w:rPr>
+        <w:t>、</w:t>
+      </w:r>
+      <w:r>
+        <w:rPr>
+          <w:rFonts w:hint="eastAsia"/>
+        </w:rPr>
+        <w:t>mbID</w:t>
+      </w:r>
+      <w:r>
+        <w:rPr>
+          <w:rFonts w:hint="eastAsia"/>
+        </w:rPr>
+        <w:t>、</w:t>
+      </w:r>
+      <w:r>
+        <w:rPr>
+          <w:rFonts w:hint="eastAsia"/>
+        </w:rPr>
+        <w:t>CLLID</w:t>
+      </w:r>
+      <w:r>
+        <w:rPr>
+          <w:rFonts w:hint="eastAsia"/>
+        </w:rPr>
+        <w:t>一致</w:t>
+      </w:r>
+    </w:p>
+    <w:p>
+      <w:pPr>
+        <w:pStyle w:val="ListParagraph"/>
+        <w:numPr>
+          <w:ilvl w:val="2"/>
+          <w:numId w:val="32"/>
+        </w:numPr>
+        <w:ind w:firstLineChars="0"/>
+      </w:pPr>
+      <w:r>
+        <w:rPr>
+          <w:rFonts w:hint="eastAsia"/>
+        </w:rPr>
+        <w:t>Main-Collection</w:t>
+      </w:r>
+      <w:r>
+        <w:rPr>
+          <w:rFonts w:hint="eastAsia"/>
+        </w:rPr>
+        <w:t>的主表的全名一致</w:t>
+      </w:r>
+    </w:p>
+    <w:p>
+      <w:pPr>
+        <w:pStyle w:val="ListParagraph"/>
+        <w:numPr>
+          <w:ilvl w:val="1"/>
+          <w:numId w:val="32"/>
+        </w:numPr>
+        <w:ind w:firstLineChars="0"/>
+      </w:pPr>
+      <w:r>
+        <w:rPr>
+          <w:rFonts w:hint="eastAsia"/>
+        </w:rPr>
         <w:lastRenderedPageBreak/>
         <w:t>normalizedMatcher</w:t>
       </w:r>
@@ -7762,7 +9632,7 @@
         <w:pStyle w:val="ListParagraph"/>
         <w:numPr>
           <w:ilvl w:val="1"/>
-          <w:numId w:val="29"/>
+          <w:numId w:val="32"/>
         </w:numPr>
         <w:ind w:firstLineChars="0"/>
       </w:pPr>
@@ -7776,13 +9646,7 @@
         <w:rPr>
           <w:rFonts w:hint="eastAsia"/>
         </w:rPr>
-        <w:t>一致</w:t>
-      </w:r>
-      <w:r>
-        <w:rPr>
-          <w:rFonts w:hint="eastAsia"/>
-        </w:rPr>
-        <w:t>（</w:t>
+        <w:t>一致（</w:t>
       </w:r>
       <w:r>
         <w:t>FLG_QUERY_MODIFY</w:t>
@@ -7808,1126 +9672,7 @@
       <w:pPr>
         <w:pStyle w:val="Heading5"/>
       </w:pPr>
-      <w:r>
-        <w:rPr>
-          <w:rFonts w:hint="eastAsia"/>
-        </w:rPr>
-        <w:t>OPT_PLAN_</w:t>
-      </w:r>
-      <w:r>
-        <w:rPr>
-          <w:rFonts w:hint="eastAsia"/>
-        </w:rPr>
-        <w:t>PARAMETERIZED</w:t>
-      </w:r>
-    </w:p>
-    <w:p>
-      <w:r>
-        <w:rPr>
-          <w:rFonts w:hint="eastAsia"/>
-        </w:rPr>
-        <w:t>查询计划中对</w:t>
-      </w:r>
-      <w:r>
-        <w:rPr>
-          <w:rFonts w:hint="eastAsia"/>
-        </w:rPr>
-        <w:t>matcher</w:t>
-      </w:r>
-      <w:r>
-        <w:rPr>
-          <w:rFonts w:hint="eastAsia"/>
-        </w:rPr>
-        <w:t>进行参数</w:t>
-      </w:r>
-      <w:r>
-        <w:rPr>
-          <w:rFonts w:hint="eastAsia"/>
-        </w:rPr>
-        <w:t>化，记录为</w:t>
-      </w:r>
-      <w:r>
-        <w:rPr>
-          <w:rFonts w:hint="eastAsia"/>
-        </w:rPr>
-        <w:t>normalizedMatcher</w:t>
-      </w:r>
-      <w:r>
-        <w:rPr>
-          <w:rFonts w:hint="eastAsia"/>
-        </w:rPr>
-        <w:t>的</w:t>
-      </w:r>
-      <w:r>
-        <w:rPr>
-          <w:rFonts w:hint="eastAsia"/>
-        </w:rPr>
-        <w:t>BSONObj</w:t>
-      </w:r>
-      <w:r>
-        <w:rPr>
-          <w:rFonts w:hint="eastAsia"/>
-        </w:rPr>
-        <w:t>结构</w:t>
-      </w:r>
-    </w:p>
-    <w:p/>
-    <w:p>
-      <w:pPr>
-        <w:pStyle w:val="ListParagraph"/>
-        <w:numPr>
-          <w:ilvl w:val="0"/>
-          <w:numId w:val="30"/>
-        </w:numPr>
-        <w:ind w:firstLineChars="0"/>
-      </w:pPr>
-      <w:r>
-        <w:rPr>
-          <w:rFonts w:hint="eastAsia"/>
-        </w:rPr>
-        <w:t>使用以下变量生成缓存的</w:t>
-      </w:r>
-      <w:r>
-        <w:rPr>
-          <w:rFonts w:hint="eastAsia"/>
-        </w:rPr>
-        <w:t>hash</w:t>
-      </w:r>
-      <w:r>
-        <w:rPr>
-          <w:rFonts w:hint="eastAsia"/>
-        </w:rPr>
-        <w:t>值，包括</w:t>
-      </w:r>
-    </w:p>
-    <w:p>
-      <w:pPr>
-        <w:pStyle w:val="ListParagraph"/>
-        <w:numPr>
-          <w:ilvl w:val="1"/>
-          <w:numId w:val="30"/>
-        </w:numPr>
-        <w:ind w:firstLineChars="0"/>
-      </w:pPr>
-      <w:r>
-        <w:rPr>
-          <w:rFonts w:hint="eastAsia"/>
-        </w:rPr>
-        <w:t>Collection</w:t>
-      </w:r>
-      <w:r>
-        <w:rPr>
-          <w:rFonts w:hint="eastAsia"/>
-        </w:rPr>
-        <w:t>的指定：</w:t>
-      </w:r>
-    </w:p>
-    <w:p>
-      <w:pPr>
-        <w:pStyle w:val="ListParagraph"/>
-        <w:numPr>
-          <w:ilvl w:val="2"/>
-          <w:numId w:val="30"/>
-        </w:numPr>
-        <w:ind w:firstLineChars="0"/>
-      </w:pPr>
-      <w:r>
-        <w:rPr>
-          <w:rFonts w:hint="eastAsia"/>
-        </w:rPr>
-        <w:t>普通的</w:t>
-      </w:r>
-      <w:r>
-        <w:rPr>
-          <w:rFonts w:hint="eastAsia"/>
-        </w:rPr>
-        <w:t>Collection</w:t>
-      </w:r>
-      <w:r>
-        <w:rPr>
-          <w:rFonts w:hint="eastAsia"/>
-        </w:rPr>
-        <w:t>使用</w:t>
-      </w:r>
-      <w:r>
-        <w:rPr>
-          <w:rFonts w:hint="eastAsia"/>
-        </w:rPr>
-        <w:t>SUID</w:t>
-      </w:r>
-      <w:r>
-        <w:rPr>
-          <w:rFonts w:hint="eastAsia"/>
-        </w:rPr>
-        <w:t>、</w:t>
-      </w:r>
-      <w:r>
-        <w:rPr>
-          <w:rFonts w:hint="eastAsia"/>
-        </w:rPr>
-        <w:t>SULID</w:t>
-      </w:r>
-      <w:r>
-        <w:rPr>
-          <w:rFonts w:hint="eastAsia"/>
-        </w:rPr>
-        <w:t>、</w:t>
-      </w:r>
-      <w:r>
-        <w:rPr>
-          <w:rFonts w:hint="eastAsia"/>
-        </w:rPr>
-        <w:t>mbID</w:t>
-      </w:r>
-      <w:r>
-        <w:rPr>
-          <w:rFonts w:hint="eastAsia"/>
-        </w:rPr>
-        <w:t>、</w:t>
-      </w:r>
-      <w:r>
-        <w:rPr>
-          <w:rFonts w:hint="eastAsia"/>
-        </w:rPr>
-        <w:t>CLLID</w:t>
-      </w:r>
-    </w:p>
-    <w:p>
-      <w:pPr>
-        <w:pStyle w:val="ListParagraph"/>
-        <w:numPr>
-          <w:ilvl w:val="2"/>
-          <w:numId w:val="30"/>
-        </w:numPr>
-        <w:ind w:firstLineChars="0"/>
-      </w:pPr>
-      <w:r>
-        <w:rPr>
-          <w:rFonts w:hint="eastAsia"/>
-        </w:rPr>
-        <w:t>Main-Collection</w:t>
-      </w:r>
-      <w:r>
-        <w:rPr>
-          <w:rFonts w:hint="eastAsia"/>
-        </w:rPr>
-        <w:t>使用主表的全名</w:t>
-      </w:r>
-    </w:p>
-    <w:p>
-      <w:pPr>
-        <w:pStyle w:val="ListParagraph"/>
-        <w:numPr>
-          <w:ilvl w:val="1"/>
-          <w:numId w:val="30"/>
-        </w:numPr>
-        <w:ind w:firstLineChars="0"/>
-      </w:pPr>
-      <w:r>
-        <w:rPr>
-          <w:rFonts w:hint="eastAsia"/>
-        </w:rPr>
-        <w:t>normalizedMatcher</w:t>
-      </w:r>
-      <w:r>
-        <w:rPr>
-          <w:rFonts w:hint="eastAsia"/>
-        </w:rPr>
-        <w:t>的</w:t>
-      </w:r>
-      <w:r>
-        <w:rPr>
-          <w:rFonts w:hint="eastAsia"/>
-        </w:rPr>
-        <w:t>BSON</w:t>
-      </w:r>
-      <w:r>
-        <w:rPr>
-          <w:rFonts w:hint="eastAsia"/>
-        </w:rPr>
-        <w:t>结构</w:t>
-      </w:r>
-    </w:p>
-    <w:p>
-      <w:pPr>
-        <w:pStyle w:val="ListParagraph"/>
-        <w:numPr>
-          <w:ilvl w:val="1"/>
-          <w:numId w:val="30"/>
-        </w:numPr>
-        <w:ind w:firstLineChars="0"/>
-      </w:pPr>
-      <w:r>
-        <w:rPr>
-          <w:rFonts w:hint="eastAsia"/>
-        </w:rPr>
-        <w:t>orderBy</w:t>
-      </w:r>
-      <w:r>
-        <w:rPr>
-          <w:rFonts w:hint="eastAsia"/>
-        </w:rPr>
-        <w:t>的</w:t>
-      </w:r>
-      <w:r>
-        <w:rPr>
-          <w:rFonts w:hint="eastAsia"/>
-        </w:rPr>
-        <w:t>BSON</w:t>
-      </w:r>
-      <w:r>
-        <w:rPr>
-          <w:rFonts w:hint="eastAsia"/>
-        </w:rPr>
-        <w:t>结构</w:t>
-      </w:r>
-    </w:p>
-    <w:p>
-      <w:pPr>
-        <w:pStyle w:val="ListParagraph"/>
-        <w:numPr>
-          <w:ilvl w:val="1"/>
-          <w:numId w:val="30"/>
-        </w:numPr>
-        <w:ind w:firstLineChars="0"/>
-      </w:pPr>
-      <w:r>
-        <w:rPr>
-          <w:rFonts w:hint="eastAsia"/>
-        </w:rPr>
-        <w:t>hint</w:t>
-      </w:r>
-      <w:r>
-        <w:rPr>
-          <w:rFonts w:hint="eastAsia"/>
-        </w:rPr>
-        <w:t>的</w:t>
-      </w:r>
-      <w:r>
-        <w:rPr>
-          <w:rFonts w:hint="eastAsia"/>
-        </w:rPr>
-        <w:t>BSON</w:t>
-      </w:r>
-      <w:r>
-        <w:rPr>
-          <w:rFonts w:hint="eastAsia"/>
-        </w:rPr>
-        <w:t>结构</w:t>
-      </w:r>
-    </w:p>
-    <w:p>
-      <w:pPr>
-        <w:pStyle w:val="ListParagraph"/>
-        <w:numPr>
-          <w:ilvl w:val="0"/>
-          <w:numId w:val="30"/>
-        </w:numPr>
-        <w:ind w:firstLineChars="0"/>
-      </w:pPr>
-      <w:r>
-        <w:rPr>
-          <w:rFonts w:hint="eastAsia"/>
-        </w:rPr>
-        <w:t>匹配需要满足以下条件</w:t>
-      </w:r>
-    </w:p>
-    <w:p>
-      <w:pPr>
-        <w:pStyle w:val="ListParagraph"/>
-        <w:numPr>
-          <w:ilvl w:val="1"/>
-          <w:numId w:val="30"/>
-        </w:numPr>
-        <w:ind w:firstLineChars="0"/>
-      </w:pPr>
-      <w:r>
-        <w:rPr>
-          <w:rFonts w:hint="eastAsia"/>
-        </w:rPr>
-        <w:t>HASH</w:t>
-      </w:r>
-      <w:r>
-        <w:rPr>
-          <w:rFonts w:hint="eastAsia"/>
-        </w:rPr>
-        <w:t>值一致</w:t>
-      </w:r>
-    </w:p>
-    <w:p>
-      <w:pPr>
-        <w:pStyle w:val="ListParagraph"/>
-        <w:numPr>
-          <w:ilvl w:val="1"/>
-          <w:numId w:val="30"/>
-        </w:numPr>
-        <w:ind w:firstLineChars="0"/>
-      </w:pPr>
-      <w:r>
-        <w:rPr>
-          <w:rFonts w:hint="eastAsia"/>
-        </w:rPr>
-        <w:t>Collection</w:t>
-      </w:r>
-      <w:r>
-        <w:rPr>
-          <w:rFonts w:hint="eastAsia"/>
-        </w:rPr>
-        <w:t>的指定一致</w:t>
-      </w:r>
-    </w:p>
-    <w:p>
-      <w:pPr>
-        <w:pStyle w:val="ListParagraph"/>
-        <w:numPr>
-          <w:ilvl w:val="2"/>
-          <w:numId w:val="30"/>
-        </w:numPr>
-        <w:ind w:firstLineChars="0"/>
-      </w:pPr>
-      <w:r>
-        <w:rPr>
-          <w:rFonts w:hint="eastAsia"/>
-        </w:rPr>
-        <w:t>普通的</w:t>
-      </w:r>
-      <w:r>
-        <w:rPr>
-          <w:rFonts w:hint="eastAsia"/>
-        </w:rPr>
-        <w:t>Collection</w:t>
-      </w:r>
-      <w:r>
-        <w:rPr>
-          <w:rFonts w:hint="eastAsia"/>
-        </w:rPr>
-        <w:t>的</w:t>
-      </w:r>
-      <w:r>
-        <w:rPr>
-          <w:rFonts w:hint="eastAsia"/>
-        </w:rPr>
-        <w:t>SUID</w:t>
-      </w:r>
-      <w:r>
-        <w:rPr>
-          <w:rFonts w:hint="eastAsia"/>
-        </w:rPr>
-        <w:t>、</w:t>
-      </w:r>
-      <w:r>
-        <w:rPr>
-          <w:rFonts w:hint="eastAsia"/>
-        </w:rPr>
-        <w:t>SULID</w:t>
-      </w:r>
-      <w:r>
-        <w:rPr>
-          <w:rFonts w:hint="eastAsia"/>
-        </w:rPr>
-        <w:t>、</w:t>
-      </w:r>
-      <w:r>
-        <w:rPr>
-          <w:rFonts w:hint="eastAsia"/>
-        </w:rPr>
-        <w:t>mbID</w:t>
-      </w:r>
-      <w:r>
-        <w:rPr>
-          <w:rFonts w:hint="eastAsia"/>
-        </w:rPr>
-        <w:t>、</w:t>
-      </w:r>
-      <w:r>
-        <w:rPr>
-          <w:rFonts w:hint="eastAsia"/>
-        </w:rPr>
-        <w:t>CLLID</w:t>
-      </w:r>
-      <w:r>
-        <w:rPr>
-          <w:rFonts w:hint="eastAsia"/>
-        </w:rPr>
-        <w:t>一致</w:t>
-      </w:r>
-    </w:p>
-    <w:p>
-      <w:pPr>
-        <w:pStyle w:val="ListParagraph"/>
-        <w:numPr>
-          <w:ilvl w:val="2"/>
-          <w:numId w:val="30"/>
-        </w:numPr>
-        <w:ind w:firstLineChars="0"/>
-      </w:pPr>
-      <w:r>
-        <w:rPr>
-          <w:rFonts w:hint="eastAsia"/>
-        </w:rPr>
-        <w:t>Main-Collection</w:t>
-      </w:r>
-      <w:r>
-        <w:rPr>
-          <w:rFonts w:hint="eastAsia"/>
-        </w:rPr>
-        <w:t>的主表的全名一致</w:t>
-      </w:r>
-    </w:p>
-    <w:p>
-      <w:pPr>
-        <w:pStyle w:val="ListParagraph"/>
-        <w:numPr>
-          <w:ilvl w:val="1"/>
-          <w:numId w:val="30"/>
-        </w:numPr>
-        <w:ind w:firstLineChars="0"/>
-      </w:pPr>
-      <w:r>
-        <w:rPr>
-          <w:rFonts w:hint="eastAsia"/>
-        </w:rPr>
-        <w:t>normalizedMatcher</w:t>
-      </w:r>
-      <w:r>
-        <w:rPr>
-          <w:rFonts w:hint="eastAsia"/>
-        </w:rPr>
-        <w:t>，</w:t>
-      </w:r>
-      <w:r>
-        <w:rPr>
-          <w:rFonts w:hint="eastAsia"/>
-        </w:rPr>
-        <w:t>order</w:t>
-      </w:r>
-      <w:r>
-        <w:rPr>
-          <w:rFonts w:hint="eastAsia"/>
-        </w:rPr>
-        <w:t>，</w:t>
-      </w:r>
-      <w:r>
-        <w:rPr>
-          <w:rFonts w:hint="eastAsia"/>
-        </w:rPr>
-        <w:t>hint</w:t>
-      </w:r>
-      <w:r>
-        <w:rPr>
-          <w:rFonts w:hint="eastAsia"/>
-        </w:rPr>
-        <w:t>一致</w:t>
-      </w:r>
-    </w:p>
-    <w:p>
-      <w:pPr>
-        <w:pStyle w:val="ListParagraph"/>
-        <w:numPr>
-          <w:ilvl w:val="1"/>
-          <w:numId w:val="30"/>
-        </w:numPr>
-        <w:ind w:firstLineChars="0"/>
-      </w:pPr>
-      <w:r>
-        <w:rPr>
-          <w:rFonts w:hint="eastAsia"/>
-        </w:rPr>
-        <w:t>flag</w:t>
-      </w:r>
-      <w:r>
-        <w:rPr>
-          <w:rFonts w:hint="eastAsia"/>
-        </w:rPr>
-        <w:t>一致（</w:t>
-      </w:r>
-      <w:r>
-        <w:t>FLG_QUERY_MODIFY</w:t>
-      </w:r>
-      <w:r>
-        <w:rPr>
-          <w:rFonts w:hint="eastAsia"/>
-        </w:rPr>
-        <w:t>和</w:t>
-      </w:r>
-      <w:r>
-        <w:t>FLG_QUERY_FORCE_IDX_BY_SORT</w:t>
-      </w:r>
-      <w:r>
-        <w:rPr>
-          <w:rFonts w:hint="eastAsia"/>
-        </w:rPr>
-        <w:t>）</w:t>
-      </w:r>
-    </w:p>
-    <w:p/>
-    <w:p>
-      <w:pPr>
-        <w:pStyle w:val="Heading5"/>
-      </w:pPr>
-      <w:r>
-        <w:rPr>
-          <w:rFonts w:hint="eastAsia"/>
-        </w:rPr>
-        <w:t>OPT_PLAN_</w:t>
-      </w:r>
-      <w:r>
-        <w:rPr>
-          <w:rFonts w:hint="eastAsia"/>
-        </w:rPr>
-        <w:t>FUZZYOPTR</w:t>
-      </w:r>
-    </w:p>
-    <w:p>
-      <w:r>
-        <w:rPr>
-          <w:rFonts w:hint="eastAsia"/>
-        </w:rPr>
-        <w:t>查询计划中对</w:t>
-      </w:r>
-      <w:r>
-        <w:rPr>
-          <w:rFonts w:hint="eastAsia"/>
-        </w:rPr>
-        <w:t>matcher</w:t>
-      </w:r>
-      <w:r>
-        <w:rPr>
-          <w:rFonts w:hint="eastAsia"/>
-        </w:rPr>
-        <w:t>进行泛化</w:t>
-      </w:r>
-      <w:r>
-        <w:rPr>
-          <w:rFonts w:hint="eastAsia"/>
-        </w:rPr>
-        <w:t>（包括可以通用的操作符）</w:t>
-      </w:r>
-      <w:r>
-        <w:rPr>
-          <w:rFonts w:hint="eastAsia"/>
-        </w:rPr>
-        <w:t>，记录为</w:t>
-      </w:r>
-      <w:r>
-        <w:rPr>
-          <w:rFonts w:hint="eastAsia"/>
-        </w:rPr>
-        <w:t>normalizedMatcher</w:t>
-      </w:r>
-      <w:r>
-        <w:rPr>
-          <w:rFonts w:hint="eastAsia"/>
-        </w:rPr>
-        <w:t>的</w:t>
-      </w:r>
-      <w:r>
-        <w:rPr>
-          <w:rFonts w:hint="eastAsia"/>
-        </w:rPr>
-        <w:t>BSONObj</w:t>
-      </w:r>
-      <w:r>
-        <w:rPr>
-          <w:rFonts w:hint="eastAsia"/>
-        </w:rPr>
-        <w:t>结构</w:t>
-      </w:r>
-    </w:p>
-    <w:p/>
-    <w:p>
-      <w:pPr>
-        <w:pStyle w:val="ListParagraph"/>
-        <w:numPr>
-          <w:ilvl w:val="0"/>
-          <w:numId w:val="32"/>
-        </w:numPr>
-        <w:ind w:firstLineChars="0"/>
-      </w:pPr>
-      <w:r>
-        <w:rPr>
-          <w:rFonts w:hint="eastAsia"/>
-        </w:rPr>
-        <w:t>使用以下变量生成缓存的</w:t>
-      </w:r>
-      <w:r>
-        <w:rPr>
-          <w:rFonts w:hint="eastAsia"/>
-        </w:rPr>
-        <w:t>hash</w:t>
-      </w:r>
-      <w:r>
-        <w:rPr>
-          <w:rFonts w:hint="eastAsia"/>
-        </w:rPr>
-        <w:t>值，包括</w:t>
-      </w:r>
-    </w:p>
-    <w:p>
-      <w:pPr>
-        <w:pStyle w:val="ListParagraph"/>
-        <w:numPr>
-          <w:ilvl w:val="1"/>
-          <w:numId w:val="32"/>
-        </w:numPr>
-        <w:ind w:firstLineChars="0"/>
-      </w:pPr>
-      <w:r>
-        <w:rPr>
-          <w:rFonts w:hint="eastAsia"/>
-        </w:rPr>
-        <w:t>Collection</w:t>
-      </w:r>
-      <w:r>
-        <w:rPr>
-          <w:rFonts w:hint="eastAsia"/>
-        </w:rPr>
-        <w:t>的指定：</w:t>
-      </w:r>
-    </w:p>
-    <w:p>
-      <w:pPr>
-        <w:pStyle w:val="ListParagraph"/>
-        <w:numPr>
-          <w:ilvl w:val="2"/>
-          <w:numId w:val="32"/>
-        </w:numPr>
-        <w:ind w:firstLineChars="0"/>
-      </w:pPr>
-      <w:r>
-        <w:rPr>
-          <w:rFonts w:hint="eastAsia"/>
-        </w:rPr>
-        <w:t>普通的</w:t>
-      </w:r>
-      <w:r>
-        <w:rPr>
-          <w:rFonts w:hint="eastAsia"/>
-        </w:rPr>
-        <w:t>Collection</w:t>
-      </w:r>
-      <w:r>
-        <w:rPr>
-          <w:rFonts w:hint="eastAsia"/>
-        </w:rPr>
-        <w:t>使用</w:t>
-      </w:r>
-      <w:r>
-        <w:rPr>
-          <w:rFonts w:hint="eastAsia"/>
-        </w:rPr>
-        <w:t>SUID</w:t>
-      </w:r>
-      <w:r>
-        <w:rPr>
-          <w:rFonts w:hint="eastAsia"/>
-        </w:rPr>
-        <w:t>、</w:t>
-      </w:r>
-      <w:r>
-        <w:rPr>
-          <w:rFonts w:hint="eastAsia"/>
-        </w:rPr>
-        <w:t>SULID</w:t>
-      </w:r>
-      <w:r>
-        <w:rPr>
-          <w:rFonts w:hint="eastAsia"/>
-        </w:rPr>
-        <w:t>、</w:t>
-      </w:r>
-      <w:r>
-        <w:rPr>
-          <w:rFonts w:hint="eastAsia"/>
-        </w:rPr>
-        <w:t>mbID</w:t>
-      </w:r>
-      <w:r>
-        <w:rPr>
-          <w:rFonts w:hint="eastAsia"/>
-        </w:rPr>
-        <w:t>、</w:t>
-      </w:r>
-      <w:r>
-        <w:rPr>
-          <w:rFonts w:hint="eastAsia"/>
-        </w:rPr>
-        <w:t>CLLID</w:t>
-      </w:r>
-    </w:p>
-    <w:p>
-      <w:pPr>
-        <w:pStyle w:val="ListParagraph"/>
-        <w:numPr>
-          <w:ilvl w:val="2"/>
-          <w:numId w:val="32"/>
-        </w:numPr>
-        <w:ind w:firstLineChars="0"/>
-      </w:pPr>
-      <w:r>
-        <w:rPr>
-          <w:rFonts w:hint="eastAsia"/>
-        </w:rPr>
-        <w:t>Main-Collection</w:t>
-      </w:r>
-      <w:r>
-        <w:rPr>
-          <w:rFonts w:hint="eastAsia"/>
-        </w:rPr>
-        <w:t>使用主表的全名</w:t>
-      </w:r>
-    </w:p>
-    <w:p>
-      <w:pPr>
-        <w:pStyle w:val="ListParagraph"/>
-        <w:numPr>
-          <w:ilvl w:val="1"/>
-          <w:numId w:val="32"/>
-        </w:numPr>
-        <w:ind w:firstLineChars="0"/>
-      </w:pPr>
-      <w:r>
-        <w:rPr>
-          <w:rFonts w:hint="eastAsia"/>
-        </w:rPr>
-        <w:t>normalizedMatcher</w:t>
-      </w:r>
-      <w:r>
-        <w:rPr>
-          <w:rFonts w:hint="eastAsia"/>
-        </w:rPr>
-        <w:t>的</w:t>
-      </w:r>
-      <w:r>
-        <w:rPr>
-          <w:rFonts w:hint="eastAsia"/>
-        </w:rPr>
-        <w:t>BSON</w:t>
-      </w:r>
-      <w:r>
-        <w:rPr>
-          <w:rFonts w:hint="eastAsia"/>
-        </w:rPr>
-        <w:t>结构</w:t>
-      </w:r>
-    </w:p>
-    <w:p>
-      <w:pPr>
-        <w:pStyle w:val="ListParagraph"/>
-        <w:numPr>
-          <w:ilvl w:val="1"/>
-          <w:numId w:val="32"/>
-        </w:numPr>
-        <w:ind w:firstLineChars="0"/>
-      </w:pPr>
-      <w:r>
-        <w:rPr>
-          <w:rFonts w:hint="eastAsia"/>
-        </w:rPr>
-        <w:t>orderBy</w:t>
-      </w:r>
-      <w:r>
-        <w:rPr>
-          <w:rFonts w:hint="eastAsia"/>
-        </w:rPr>
-        <w:t>的</w:t>
-      </w:r>
-      <w:r>
-        <w:rPr>
-          <w:rFonts w:hint="eastAsia"/>
-        </w:rPr>
-        <w:t>BSON</w:t>
-      </w:r>
-      <w:r>
-        <w:rPr>
-          <w:rFonts w:hint="eastAsia"/>
-        </w:rPr>
-        <w:t>结构</w:t>
-      </w:r>
-    </w:p>
-    <w:p>
-      <w:pPr>
-        <w:pStyle w:val="ListParagraph"/>
-        <w:numPr>
-          <w:ilvl w:val="1"/>
-          <w:numId w:val="32"/>
-        </w:numPr>
-        <w:ind w:firstLineChars="0"/>
-      </w:pPr>
-      <w:r>
-        <w:rPr>
-          <w:rFonts w:hint="eastAsia"/>
-        </w:rPr>
-        <w:t>hint</w:t>
-      </w:r>
-      <w:r>
-        <w:rPr>
-          <w:rFonts w:hint="eastAsia"/>
-        </w:rPr>
-        <w:t>的</w:t>
-      </w:r>
-      <w:r>
-        <w:rPr>
-          <w:rFonts w:hint="eastAsia"/>
-        </w:rPr>
-        <w:t>BSON</w:t>
-      </w:r>
-      <w:r>
-        <w:rPr>
-          <w:rFonts w:hint="eastAsia"/>
-        </w:rPr>
-        <w:t>结构</w:t>
-      </w:r>
-    </w:p>
-    <w:p>
-      <w:pPr>
-        <w:pStyle w:val="ListParagraph"/>
-        <w:numPr>
-          <w:ilvl w:val="0"/>
-          <w:numId w:val="32"/>
-        </w:numPr>
-        <w:ind w:firstLineChars="0"/>
-      </w:pPr>
-      <w:r>
-        <w:rPr>
-          <w:rFonts w:hint="eastAsia"/>
-        </w:rPr>
-        <w:t>匹配需要满足以下条件</w:t>
-      </w:r>
-    </w:p>
-    <w:p>
-      <w:pPr>
-        <w:pStyle w:val="ListParagraph"/>
-        <w:numPr>
-          <w:ilvl w:val="1"/>
-          <w:numId w:val="32"/>
-        </w:numPr>
-        <w:ind w:firstLineChars="0"/>
-      </w:pPr>
-      <w:r>
-        <w:rPr>
-          <w:rFonts w:hint="eastAsia"/>
-        </w:rPr>
-        <w:t>HASH</w:t>
-      </w:r>
-      <w:r>
-        <w:rPr>
-          <w:rFonts w:hint="eastAsia"/>
-        </w:rPr>
-        <w:t>值一致</w:t>
-      </w:r>
-    </w:p>
-    <w:p>
-      <w:pPr>
-        <w:pStyle w:val="ListParagraph"/>
-        <w:numPr>
-          <w:ilvl w:val="1"/>
-          <w:numId w:val="32"/>
-        </w:numPr>
-        <w:ind w:firstLineChars="0"/>
-      </w:pPr>
-      <w:r>
-        <w:rPr>
-          <w:rFonts w:hint="eastAsia"/>
-        </w:rPr>
-        <w:t>Collection</w:t>
-      </w:r>
-      <w:r>
-        <w:rPr>
-          <w:rFonts w:hint="eastAsia"/>
-        </w:rPr>
-        <w:t>的指定一致</w:t>
-      </w:r>
-    </w:p>
-    <w:p>
-      <w:pPr>
-        <w:pStyle w:val="ListParagraph"/>
-        <w:numPr>
-          <w:ilvl w:val="2"/>
-          <w:numId w:val="32"/>
-        </w:numPr>
-        <w:ind w:firstLineChars="0"/>
-      </w:pPr>
-      <w:r>
-        <w:rPr>
-          <w:rFonts w:hint="eastAsia"/>
-        </w:rPr>
-        <w:t>普通的</w:t>
-      </w:r>
-      <w:r>
-        <w:rPr>
-          <w:rFonts w:hint="eastAsia"/>
-        </w:rPr>
-        <w:t>Collection</w:t>
-      </w:r>
-      <w:r>
-        <w:rPr>
-          <w:rFonts w:hint="eastAsia"/>
-        </w:rPr>
-        <w:t>的</w:t>
-      </w:r>
-      <w:r>
-        <w:rPr>
-          <w:rFonts w:hint="eastAsia"/>
-        </w:rPr>
-        <w:t>SUID</w:t>
-      </w:r>
-      <w:r>
-        <w:rPr>
-          <w:rFonts w:hint="eastAsia"/>
-        </w:rPr>
-        <w:t>、</w:t>
-      </w:r>
-      <w:r>
-        <w:rPr>
-          <w:rFonts w:hint="eastAsia"/>
-        </w:rPr>
-        <w:t>SULID</w:t>
-      </w:r>
-      <w:r>
-        <w:rPr>
-          <w:rFonts w:hint="eastAsia"/>
-        </w:rPr>
-        <w:t>、</w:t>
-      </w:r>
-      <w:r>
-        <w:rPr>
-          <w:rFonts w:hint="eastAsia"/>
-        </w:rPr>
-        <w:t>mbID</w:t>
-      </w:r>
-      <w:r>
-        <w:rPr>
-          <w:rFonts w:hint="eastAsia"/>
-        </w:rPr>
-        <w:t>、</w:t>
-      </w:r>
-      <w:r>
-        <w:rPr>
-          <w:rFonts w:hint="eastAsia"/>
-        </w:rPr>
-        <w:t>CLLID</w:t>
-      </w:r>
-      <w:r>
-        <w:rPr>
-          <w:rFonts w:hint="eastAsia"/>
-        </w:rPr>
-        <w:t>一致</w:t>
-      </w:r>
-    </w:p>
-    <w:p>
-      <w:pPr>
-        <w:pStyle w:val="ListParagraph"/>
-        <w:numPr>
-          <w:ilvl w:val="2"/>
-          <w:numId w:val="32"/>
-        </w:numPr>
-        <w:ind w:firstLineChars="0"/>
-      </w:pPr>
-      <w:r>
-        <w:rPr>
-          <w:rFonts w:hint="eastAsia"/>
-        </w:rPr>
-        <w:t>Main-Collection</w:t>
-      </w:r>
-      <w:r>
-        <w:rPr>
-          <w:rFonts w:hint="eastAsia"/>
-        </w:rPr>
-        <w:t>的主表的全名一致</w:t>
-      </w:r>
-    </w:p>
-    <w:p>
-      <w:pPr>
-        <w:pStyle w:val="ListParagraph"/>
-        <w:numPr>
-          <w:ilvl w:val="1"/>
-          <w:numId w:val="32"/>
-        </w:numPr>
-        <w:ind w:firstLineChars="0"/>
-      </w:pPr>
-      <w:r>
-        <w:rPr>
-          <w:rFonts w:hint="eastAsia"/>
-        </w:rPr>
-        <w:t>normalizedMatcher</w:t>
-      </w:r>
-      <w:r>
-        <w:rPr>
-          <w:rFonts w:hint="eastAsia"/>
-        </w:rPr>
-        <w:t>，</w:t>
-      </w:r>
-      <w:r>
-        <w:rPr>
-          <w:rFonts w:hint="eastAsia"/>
-        </w:rPr>
-        <w:t>order</w:t>
-      </w:r>
-      <w:r>
-        <w:rPr>
-          <w:rFonts w:hint="eastAsia"/>
-        </w:rPr>
-        <w:t>，</w:t>
-      </w:r>
-      <w:r>
-        <w:rPr>
-          <w:rFonts w:hint="eastAsia"/>
-        </w:rPr>
-        <w:t>hint</w:t>
-      </w:r>
-      <w:r>
-        <w:rPr>
-          <w:rFonts w:hint="eastAsia"/>
-        </w:rPr>
-        <w:t>一致</w:t>
-      </w:r>
-    </w:p>
-    <w:p>
-      <w:pPr>
-        <w:pStyle w:val="ListParagraph"/>
-        <w:numPr>
-          <w:ilvl w:val="1"/>
-          <w:numId w:val="32"/>
-        </w:numPr>
-        <w:ind w:firstLineChars="0"/>
-      </w:pPr>
-      <w:r>
-        <w:rPr>
-          <w:rFonts w:hint="eastAsia"/>
-        </w:rPr>
-        <w:t>flag</w:t>
-      </w:r>
-      <w:r>
-        <w:rPr>
-          <w:rFonts w:hint="eastAsia"/>
-        </w:rPr>
-        <w:t>一致（</w:t>
-      </w:r>
-      <w:r>
-        <w:t>FLG_QUERY_MODIFY</w:t>
-      </w:r>
-      <w:r>
-        <w:rPr>
-          <w:rFonts w:hint="eastAsia"/>
-        </w:rPr>
-        <w:t>和</w:t>
-      </w:r>
-      <w:r>
-        <w:t>FLG_QUERY_FORCE_IDX_BY_SORT</w:t>
-      </w:r>
-      <w:r>
-        <w:rPr>
-          <w:rFonts w:hint="eastAsia"/>
-        </w:rPr>
-        <w:t>）</w:t>
-      </w:r>
-    </w:p>
-    <w:p/>
-    <w:p>
-      <w:pPr>
-        <w:pStyle w:val="Heading5"/>
-      </w:pPr>
+      <w:commentRangeStart w:id="0"/>
       <w:r>
         <w:rPr>
           <w:rFonts w:hint="eastAsia"/>
@@ -8939,6 +9684,15 @@
           <w:rFonts w:hint="eastAsia"/>
         </w:rPr>
         <w:t>的快速解析</w:t>
+      </w:r>
+      <w:commentRangeEnd w:id="0"/>
+      <w:r>
+        <w:rPr>
+          <w:rStyle w:val="CommentReference"/>
+          <w:b w:val="0"/>
+          <w:bCs w:val="0"/>
+        </w:rPr>
+        <w:commentReference w:id="0"/>
       </w:r>
     </w:p>
     <w:p>
@@ -9247,37 +10001,19 @@
         <w:rPr>
           <w:rFonts w:hint="eastAsia"/>
         </w:rPr>
-        <w:t>如果错误不明显，则由</w:t>
-      </w:r>
-      <w:r>
-        <w:rPr>
-          <w:rFonts w:hint="eastAsia"/>
-        </w:rPr>
-        <w:t>mthMatchTree</w:t>
-      </w:r>
-      <w:r>
-        <w:rPr>
-          <w:rFonts w:hint="eastAsia"/>
-        </w:rPr>
-        <w:t>再次</w:t>
-      </w:r>
-      <w:r>
-        <w:rPr>
-          <w:rFonts w:hint="eastAsia"/>
-        </w:rPr>
-        <w:t>进行解析，并泛化或者参数化</w:t>
-      </w:r>
-      <w:r>
-        <w:rPr>
-          <w:rFonts w:hint="eastAsia"/>
-        </w:rPr>
-        <w:t>matcher</w:t>
-      </w:r>
-      <w:r>
-        <w:rPr>
-          <w:rFonts w:hint="eastAsia"/>
-        </w:rPr>
-        <w:t>的表达式</w:t>
+        <w:t>如果错误不明显，</w:t>
+      </w:r>
+      <w:r>
+        <w:rPr>
+          <w:rFonts w:hint="eastAsia"/>
+        </w:rPr>
+        <w:t>则查询计划的缓存层级降到</w:t>
+      </w:r>
+      <w:r>
+        <w:rPr>
+          <w:rFonts w:hint="eastAsia"/>
+        </w:rPr>
+        <w:t>OPT_PLAN_ORIGINAL</w:t>
       </w:r>
     </w:p>
     <w:p>
@@ -9370,6 +10106,7 @@
         <w:rPr>
           <w:rFonts w:hint="eastAsia"/>
         </w:rPr>
+        <w:lastRenderedPageBreak/>
         <w:t>原有的</w:t>
       </w:r>
       <w:r>
@@ -9398,7 +10135,6 @@
         <w:rPr>
           <w:rFonts w:hint="eastAsia"/>
         </w:rPr>
-        <w:lastRenderedPageBreak/>
         <w:t>mthMatchTree</w:t>
       </w:r>
       <w:r>
@@ -9450,9 +10186,6 @@
           <w:numId w:val="19"/>
         </w:numPr>
         <w:ind w:firstLineChars="0"/>
-        <w:rPr>
-          <w:rFonts w:hint="eastAsia"/>
-        </w:rPr>
       </w:pPr>
       <w:r>
         <w:rPr>
@@ -9499,9 +10232,6 @@
           <w:numId w:val="19"/>
         </w:numPr>
         <w:ind w:firstLineChars="0"/>
-        <w:rPr>
-          <w:rFonts w:hint="eastAsia"/>
-        </w:rPr>
       </w:pPr>
       <w:r>
         <w:t>_dmsScanner</w:t>
@@ -9515,9 +10245,6 @@
           <w:numId w:val="19"/>
         </w:numPr>
         <w:ind w:firstLineChars="0"/>
-        <w:rPr>
-          <w:rFonts w:hint="eastAsia"/>
-        </w:rPr>
       </w:pPr>
       <w:r>
         <w:t>_dmsExtScanner</w:t>
@@ -9531,9 +10258,6 @@
           <w:numId w:val="19"/>
         </w:numPr>
         <w:ind w:firstLineChars="0"/>
-        <w:rPr>
-          <w:rFonts w:hint="eastAsia"/>
-        </w:rPr>
       </w:pPr>
       <w:r>
         <w:t>_dmsCappedExtScanner</w:t>
@@ -9547,9 +10271,6 @@
           <w:numId w:val="19"/>
         </w:numPr>
         <w:ind w:firstLineChars="0"/>
-        <w:rPr>
-          <w:rFonts w:hint="eastAsia"/>
-        </w:rPr>
       </w:pPr>
       <w:r>
         <w:t>_dmsTBScanner</w:t>
@@ -9563,9 +10284,6 @@
           <w:numId w:val="19"/>
         </w:numPr>
         <w:ind w:firstLineChars="0"/>
-        <w:rPr>
-          <w:rFonts w:hint="eastAsia"/>
-        </w:rPr>
       </w:pPr>
       <w:r>
         <w:t>_dmsIXSecScanner</w:t>
@@ -10187,6 +10905,7 @@
           <w:rFonts w:hint="eastAsia"/>
           <w:noProof/>
         </w:rPr>
+        <w:lastRenderedPageBreak/>
         <w:drawing>
           <wp:inline distT="0" distB="0" distL="0" distR="0">
             <wp:extent cx="5274310" cy="1992317"/>
@@ -10242,7 +10961,6 @@
         <w:rPr>
           <w:rFonts w:hint="eastAsia"/>
         </w:rPr>
-        <w:lastRenderedPageBreak/>
         <w:t>OPT_PLAN_NORMALIZED</w:t>
       </w:r>
     </w:p>
@@ -10546,6 +11264,7 @@
         <w:rPr>
           <w:rFonts w:hint="eastAsia"/>
         </w:rPr>
+        <w:lastRenderedPageBreak/>
         <w:t>mthMatchTreeRuntime</w:t>
       </w:r>
       <w:r>
@@ -10653,7 +11372,6 @@
           <w:rFonts w:hint="eastAsia"/>
           <w:noProof/>
         </w:rPr>
-        <w:lastRenderedPageBreak/>
         <w:drawing>
           <wp:inline distT="0" distB="0" distL="0" distR="0">
             <wp:extent cx="5274310" cy="2971345"/>
@@ -18585,11 +19303,19 @@
       </w:r>
     </w:p>
     <w:p>
+      <w:commentRangeStart w:id="1"/>
       <w:r>
         <w:rPr>
           <w:rFonts w:hint="eastAsia"/>
         </w:rPr>
         <w:t>测试方法：使用多线程进行查询</w:t>
+      </w:r>
+      <w:commentRangeEnd w:id="1"/>
+      <w:r>
+        <w:rPr>
+          <w:rStyle w:val="CommentReference"/>
+        </w:rPr>
+        <w:commentReference w:id="1"/>
       </w:r>
     </w:p>
     <w:p>
@@ -22232,6 +22958,73 @@
 </w:document>
 </file>
 
+<file path=word/comments.xml><?xml version="1.0" encoding="utf-8"?>
+<w:comments xmlns:ve="http://schemas.openxmlformats.org/markup-compatibility/2006" xmlns:o="urn:schemas-microsoft-com:office:office" xmlns:r="http://schemas.openxmlformats.org/officeDocument/2006/relationships" xmlns:m="http://schemas.openxmlformats.org/officeDocument/2006/math" xmlns:v="urn:schemas-microsoft-com:vml" xmlns:wp="http://schemas.openxmlformats.org/drawingml/2006/wordprocessingDrawing" xmlns:w10="urn:schemas-microsoft-com:office:word" xmlns:w="http://schemas.openxmlformats.org/wordprocessingml/2006/main" xmlns:wne="http://schemas.microsoft.com/office/word/2006/wordml">
+  <w:comment w:id="0" w:author="heguoming" w:date="2017-09-12T17:28:00Z" w:initials="he">
+    <w:p>
+      <w:pPr>
+        <w:pStyle w:val="CommentText"/>
+      </w:pPr>
+      <w:r>
+        <w:rPr>
+          <w:rStyle w:val="CommentReference"/>
+        </w:rPr>
+        <w:annotationRef/>
+      </w:r>
+      <w:r>
+        <w:rPr>
+          <w:rFonts w:hint="eastAsia"/>
+        </w:rPr>
+        <w:t>需要修改策略</w:t>
+      </w:r>
+    </w:p>
+  </w:comment>
+  <w:comment w:id="1" w:author="heguoming" w:date="2017-09-12T17:59:00Z" w:initials="he">
+    <w:p>
+      <w:pPr>
+        <w:pStyle w:val="CommentText"/>
+      </w:pPr>
+      <w:r>
+        <w:rPr>
+          <w:rStyle w:val="CommentReference"/>
+        </w:rPr>
+        <w:annotationRef/>
+      </w:r>
+      <w:r>
+        <w:rPr>
+          <w:rFonts w:hint="eastAsia"/>
+        </w:rPr>
+        <w:t>并发访问，全内存</w:t>
+      </w:r>
+      <w:r>
+        <w:rPr>
+          <w:rFonts w:hint="eastAsia"/>
+        </w:rPr>
+        <w:t>50</w:t>
+      </w:r>
+      <w:r>
+        <w:rPr>
+          <w:rFonts w:hint="eastAsia"/>
+        </w:rPr>
+        <w:t>万条，索引查询</w:t>
+      </w:r>
+      <w:r>
+        <w:rPr>
+          <w:rFonts w:hint="eastAsia"/>
+        </w:rPr>
+        <w:t>7-8</w:t>
+      </w:r>
+      <w:r>
+        <w:rPr>
+          <w:rFonts w:hint="eastAsia"/>
+        </w:rPr>
+        <w:t>条结果</w:t>
+      </w:r>
+    </w:p>
+  </w:comment>
+</w:comments>
+</file>
+
 <file path=word/endnotes.xml><?xml version="1.0" encoding="utf-8"?>
 <w:endnotes xmlns:ve="http://schemas.openxmlformats.org/markup-compatibility/2006" xmlns:o="urn:schemas-microsoft-com:office:office" xmlns:r="http://schemas.openxmlformats.org/officeDocument/2006/relationships" xmlns:m="http://schemas.openxmlformats.org/officeDocument/2006/math" xmlns:v="urn:schemas-microsoft-com:vml" xmlns:wp="http://schemas.openxmlformats.org/drawingml/2006/wordprocessingDrawing" xmlns:w10="urn:schemas-microsoft-com:office:word" xmlns:w="http://schemas.openxmlformats.org/wordprocessingml/2006/main" xmlns:wne="http://schemas.microsoft.com/office/word/2006/wordml">
   <w:endnote w:type="separator" w:id="0">
@@ -22789,6 +23582,92 @@
     </w:lvl>
   </w:abstractNum>
   <w:abstractNum w:abstractNumId="6">
+    <w:nsid w:val="17E277E1"/>
+    <w:multiLevelType w:val="hybridMultilevel"/>
+    <w:tmpl w:val="64546F1A"/>
+    <w:lvl w:ilvl="0" w:tplc="0409000F">
+      <w:start w:val="1"/>
+      <w:numFmt w:val="decimal"/>
+      <w:lvlText w:val="%1."/>
+      <w:lvlJc w:val="left"/>
+      <w:pPr>
+        <w:ind w:left="777" w:hanging="420"/>
+      </w:pPr>
+    </w:lvl>
+    <w:lvl w:ilvl="1" w:tplc="04090019" w:tentative="1">
+      <w:start w:val="1"/>
+      <w:numFmt w:val="lowerLetter"/>
+      <w:lvlText w:val="%2)"/>
+      <w:lvlJc w:val="left"/>
+      <w:pPr>
+        <w:ind w:left="1197" w:hanging="420"/>
+      </w:pPr>
+    </w:lvl>
+    <w:lvl w:ilvl="2" w:tplc="0409001B" w:tentative="1">
+      <w:start w:val="1"/>
+      <w:numFmt w:val="lowerRoman"/>
+      <w:lvlText w:val="%3."/>
+      <w:lvlJc w:val="right"/>
+      <w:pPr>
+        <w:ind w:left="1617" w:hanging="420"/>
+      </w:pPr>
+    </w:lvl>
+    <w:lvl w:ilvl="3" w:tplc="0409000F" w:tentative="1">
+      <w:start w:val="1"/>
+      <w:numFmt w:val="decimal"/>
+      <w:lvlText w:val="%4."/>
+      <w:lvlJc w:val="left"/>
+      <w:pPr>
+        <w:ind w:left="2037" w:hanging="420"/>
+      </w:pPr>
+    </w:lvl>
+    <w:lvl w:ilvl="4" w:tplc="04090019" w:tentative="1">
+      <w:start w:val="1"/>
+      <w:numFmt w:val="lowerLetter"/>
+      <w:lvlText w:val="%5)"/>
+      <w:lvlJc w:val="left"/>
+      <w:pPr>
+        <w:ind w:left="2457" w:hanging="420"/>
+      </w:pPr>
+    </w:lvl>
+    <w:lvl w:ilvl="5" w:tplc="0409001B" w:tentative="1">
+      <w:start w:val="1"/>
+      <w:numFmt w:val="lowerRoman"/>
+      <w:lvlText w:val="%6."/>
+      <w:lvlJc w:val="right"/>
+      <w:pPr>
+        <w:ind w:left="2877" w:hanging="420"/>
+      </w:pPr>
+    </w:lvl>
+    <w:lvl w:ilvl="6" w:tplc="0409000F" w:tentative="1">
+      <w:start w:val="1"/>
+      <w:numFmt w:val="decimal"/>
+      <w:lvlText w:val="%7."/>
+      <w:lvlJc w:val="left"/>
+      <w:pPr>
+        <w:ind w:left="3297" w:hanging="420"/>
+      </w:pPr>
+    </w:lvl>
+    <w:lvl w:ilvl="7" w:tplc="04090019" w:tentative="1">
+      <w:start w:val="1"/>
+      <w:numFmt w:val="lowerLetter"/>
+      <w:lvlText w:val="%8)"/>
+      <w:lvlJc w:val="left"/>
+      <w:pPr>
+        <w:ind w:left="3717" w:hanging="420"/>
+      </w:pPr>
+    </w:lvl>
+    <w:lvl w:ilvl="8" w:tplc="0409001B" w:tentative="1">
+      <w:start w:val="1"/>
+      <w:numFmt w:val="lowerRoman"/>
+      <w:lvlText w:val="%9."/>
+      <w:lvlJc w:val="right"/>
+      <w:pPr>
+        <w:ind w:left="4137" w:hanging="420"/>
+      </w:pPr>
+    </w:lvl>
+  </w:abstractNum>
+  <w:abstractNum w:abstractNumId="7">
     <w:nsid w:val="19FC1E6A"/>
     <w:multiLevelType w:val="hybridMultilevel"/>
     <w:tmpl w:val="7BB2E1C8"/>
@@ -22874,7 +23753,7 @@
       </w:pPr>
     </w:lvl>
   </w:abstractNum>
-  <w:abstractNum w:abstractNumId="7">
+  <w:abstractNum w:abstractNumId="8">
     <w:nsid w:val="1A3F20FD"/>
     <w:multiLevelType w:val="hybridMultilevel"/>
     <w:tmpl w:val="B606826C"/>
@@ -22960,7 +23839,7 @@
       </w:pPr>
     </w:lvl>
   </w:abstractNum>
-  <w:abstractNum w:abstractNumId="8">
+  <w:abstractNum w:abstractNumId="9">
     <w:nsid w:val="1D35426E"/>
     <w:multiLevelType w:val="hybridMultilevel"/>
     <w:tmpl w:val="8474EF3E"/>
@@ -23046,10 +23925,10 @@
       </w:pPr>
     </w:lvl>
   </w:abstractNum>
-  <w:abstractNum w:abstractNumId="9">
+  <w:abstractNum w:abstractNumId="10">
     <w:nsid w:val="1DC12D7E"/>
     <w:multiLevelType w:val="hybridMultilevel"/>
-    <w:tmpl w:val="2AD6B956"/>
+    <w:tmpl w:val="3D043DC2"/>
     <w:lvl w:ilvl="0" w:tplc="0409000F">
       <w:start w:val="1"/>
       <w:numFmt w:val="decimal"/>
@@ -23068,11 +23947,11 @@
         <w:ind w:left="1197" w:hanging="420"/>
       </w:pPr>
     </w:lvl>
-    <w:lvl w:ilvl="2" w:tplc="0409001B" w:tentative="1">
-      <w:start w:val="1"/>
-      <w:numFmt w:val="lowerRoman"/>
+    <w:lvl w:ilvl="2" w:tplc="0409000F">
+      <w:start w:val="1"/>
+      <w:numFmt w:val="decimal"/>
       <w:lvlText w:val="%3."/>
-      <w:lvlJc w:val="right"/>
+      <w:lvlJc w:val="left"/>
       <w:pPr>
         <w:ind w:left="1617" w:hanging="420"/>
       </w:pPr>
@@ -23132,7 +24011,7 @@
       </w:pPr>
     </w:lvl>
   </w:abstractNum>
-  <w:abstractNum w:abstractNumId="10">
+  <w:abstractNum w:abstractNumId="11">
     <w:nsid w:val="1FCF03F5"/>
     <w:multiLevelType w:val="hybridMultilevel"/>
     <w:tmpl w:val="1EDA1CAA"/>
@@ -23218,7 +24097,7 @@
       </w:pPr>
     </w:lvl>
   </w:abstractNum>
-  <w:abstractNum w:abstractNumId="11">
+  <w:abstractNum w:abstractNumId="12">
     <w:nsid w:val="215C7A87"/>
     <w:multiLevelType w:val="hybridMultilevel"/>
     <w:tmpl w:val="CB0E61B6"/>
@@ -23304,7 +24183,7 @@
       </w:pPr>
     </w:lvl>
   </w:abstractNum>
-  <w:abstractNum w:abstractNumId="12">
+  <w:abstractNum w:abstractNumId="13">
     <w:nsid w:val="22501AA3"/>
     <w:multiLevelType w:val="hybridMultilevel"/>
     <w:tmpl w:val="B284E796"/>
@@ -23400,7 +24279,7 @@
       </w:pPr>
     </w:lvl>
   </w:abstractNum>
-  <w:abstractNum w:abstractNumId="13">
+  <w:abstractNum w:abstractNumId="14">
     <w:nsid w:val="2511492D"/>
     <w:multiLevelType w:val="hybridMultilevel"/>
     <w:tmpl w:val="1FAA1E50"/>
@@ -23486,7 +24365,7 @@
       </w:pPr>
     </w:lvl>
   </w:abstractNum>
-  <w:abstractNum w:abstractNumId="14">
+  <w:abstractNum w:abstractNumId="15">
     <w:nsid w:val="25950F96"/>
     <w:multiLevelType w:val="hybridMultilevel"/>
     <w:tmpl w:val="2F04F686"/>
@@ -23572,7 +24451,7 @@
       </w:pPr>
     </w:lvl>
   </w:abstractNum>
-  <w:abstractNum w:abstractNumId="15">
+  <w:abstractNum w:abstractNumId="16">
     <w:nsid w:val="29211EAF"/>
     <w:multiLevelType w:val="hybridMultilevel"/>
     <w:tmpl w:val="47A61A22"/>
@@ -23658,7 +24537,93 @@
       </w:pPr>
     </w:lvl>
   </w:abstractNum>
-  <w:abstractNum w:abstractNumId="16">
+  <w:abstractNum w:abstractNumId="17">
+    <w:nsid w:val="29B77B9A"/>
+    <w:multiLevelType w:val="hybridMultilevel"/>
+    <w:tmpl w:val="235861F4"/>
+    <w:lvl w:ilvl="0" w:tplc="0409000F">
+      <w:start w:val="1"/>
+      <w:numFmt w:val="decimal"/>
+      <w:lvlText w:val="%1."/>
+      <w:lvlJc w:val="left"/>
+      <w:pPr>
+        <w:ind w:left="777" w:hanging="420"/>
+      </w:pPr>
+    </w:lvl>
+    <w:lvl w:ilvl="1" w:tplc="04090019" w:tentative="1">
+      <w:start w:val="1"/>
+      <w:numFmt w:val="lowerLetter"/>
+      <w:lvlText w:val="%2)"/>
+      <w:lvlJc w:val="left"/>
+      <w:pPr>
+        <w:ind w:left="1197" w:hanging="420"/>
+      </w:pPr>
+    </w:lvl>
+    <w:lvl w:ilvl="2" w:tplc="0409001B" w:tentative="1">
+      <w:start w:val="1"/>
+      <w:numFmt w:val="lowerRoman"/>
+      <w:lvlText w:val="%3."/>
+      <w:lvlJc w:val="right"/>
+      <w:pPr>
+        <w:ind w:left="1617" w:hanging="420"/>
+      </w:pPr>
+    </w:lvl>
+    <w:lvl w:ilvl="3" w:tplc="0409000F" w:tentative="1">
+      <w:start w:val="1"/>
+      <w:numFmt w:val="decimal"/>
+      <w:lvlText w:val="%4."/>
+      <w:lvlJc w:val="left"/>
+      <w:pPr>
+        <w:ind w:left="2037" w:hanging="420"/>
+      </w:pPr>
+    </w:lvl>
+    <w:lvl w:ilvl="4" w:tplc="04090019" w:tentative="1">
+      <w:start w:val="1"/>
+      <w:numFmt w:val="lowerLetter"/>
+      <w:lvlText w:val="%5)"/>
+      <w:lvlJc w:val="left"/>
+      <w:pPr>
+        <w:ind w:left="2457" w:hanging="420"/>
+      </w:pPr>
+    </w:lvl>
+    <w:lvl w:ilvl="5" w:tplc="0409001B" w:tentative="1">
+      <w:start w:val="1"/>
+      <w:numFmt w:val="lowerRoman"/>
+      <w:lvlText w:val="%6."/>
+      <w:lvlJc w:val="right"/>
+      <w:pPr>
+        <w:ind w:left="2877" w:hanging="420"/>
+      </w:pPr>
+    </w:lvl>
+    <w:lvl w:ilvl="6" w:tplc="0409000F" w:tentative="1">
+      <w:start w:val="1"/>
+      <w:numFmt w:val="decimal"/>
+      <w:lvlText w:val="%7."/>
+      <w:lvlJc w:val="left"/>
+      <w:pPr>
+        <w:ind w:left="3297" w:hanging="420"/>
+      </w:pPr>
+    </w:lvl>
+    <w:lvl w:ilvl="7" w:tplc="04090019" w:tentative="1">
+      <w:start w:val="1"/>
+      <w:numFmt w:val="lowerLetter"/>
+      <w:lvlText w:val="%8)"/>
+      <w:lvlJc w:val="left"/>
+      <w:pPr>
+        <w:ind w:left="3717" w:hanging="420"/>
+      </w:pPr>
+    </w:lvl>
+    <w:lvl w:ilvl="8" w:tplc="0409001B" w:tentative="1">
+      <w:start w:val="1"/>
+      <w:numFmt w:val="lowerRoman"/>
+      <w:lvlText w:val="%9."/>
+      <w:lvlJc w:val="right"/>
+      <w:pPr>
+        <w:ind w:left="4137" w:hanging="420"/>
+      </w:pPr>
+    </w:lvl>
+  </w:abstractNum>
+  <w:abstractNum w:abstractNumId="18">
     <w:nsid w:val="2F690CA2"/>
     <w:multiLevelType w:val="hybridMultilevel"/>
     <w:tmpl w:val="6DEED186"/>
@@ -23744,7 +24709,7 @@
       </w:pPr>
     </w:lvl>
   </w:abstractNum>
-  <w:abstractNum w:abstractNumId="17">
+  <w:abstractNum w:abstractNumId="19">
     <w:nsid w:val="3FFC5661"/>
     <w:multiLevelType w:val="hybridMultilevel"/>
     <w:tmpl w:val="C52A9966"/>
@@ -23830,7 +24795,7 @@
       </w:pPr>
     </w:lvl>
   </w:abstractNum>
-  <w:abstractNum w:abstractNumId="18">
+  <w:abstractNum w:abstractNumId="20">
     <w:nsid w:val="40303BF3"/>
     <w:multiLevelType w:val="hybridMultilevel"/>
     <w:tmpl w:val="542C8574"/>
@@ -23916,7 +24881,7 @@
       </w:pPr>
     </w:lvl>
   </w:abstractNum>
-  <w:abstractNum w:abstractNumId="19">
+  <w:abstractNum w:abstractNumId="21">
     <w:nsid w:val="430429AC"/>
     <w:multiLevelType w:val="hybridMultilevel"/>
     <w:tmpl w:val="EC647346"/>
@@ -24002,7 +24967,7 @@
       </w:pPr>
     </w:lvl>
   </w:abstractNum>
-  <w:abstractNum w:abstractNumId="20">
+  <w:abstractNum w:abstractNumId="22">
     <w:nsid w:val="470851C2"/>
     <w:multiLevelType w:val="hybridMultilevel"/>
     <w:tmpl w:val="9BD0E888"/>
@@ -24088,7 +25053,7 @@
       </w:pPr>
     </w:lvl>
   </w:abstractNum>
-  <w:abstractNum w:abstractNumId="21">
+  <w:abstractNum w:abstractNumId="23">
     <w:nsid w:val="4820363A"/>
     <w:multiLevelType w:val="hybridMultilevel"/>
     <w:tmpl w:val="6C289F96"/>
@@ -24174,7 +25139,7 @@
       </w:pPr>
     </w:lvl>
   </w:abstractNum>
-  <w:abstractNum w:abstractNumId="22">
+  <w:abstractNum w:abstractNumId="24">
     <w:nsid w:val="4A056139"/>
     <w:multiLevelType w:val="hybridMultilevel"/>
     <w:tmpl w:val="542C8574"/>
@@ -24260,7 +25225,7 @@
       </w:pPr>
     </w:lvl>
   </w:abstractNum>
-  <w:abstractNum w:abstractNumId="23">
+  <w:abstractNum w:abstractNumId="25">
     <w:nsid w:val="506E6442"/>
     <w:multiLevelType w:val="hybridMultilevel"/>
     <w:tmpl w:val="338C01A6"/>
@@ -24346,7 +25311,7 @@
       </w:pPr>
     </w:lvl>
   </w:abstractNum>
-  <w:abstractNum w:abstractNumId="24">
+  <w:abstractNum w:abstractNumId="26">
     <w:nsid w:val="563D1912"/>
     <w:multiLevelType w:val="hybridMultilevel"/>
     <w:tmpl w:val="62BC5BA2"/>
@@ -24432,7 +25397,7 @@
       </w:pPr>
     </w:lvl>
   </w:abstractNum>
-  <w:abstractNum w:abstractNumId="25">
+  <w:abstractNum w:abstractNumId="27">
     <w:nsid w:val="5765029B"/>
     <w:multiLevelType w:val="hybridMultilevel"/>
     <w:tmpl w:val="31B6A236"/>
@@ -24518,7 +25483,7 @@
       </w:pPr>
     </w:lvl>
   </w:abstractNum>
-  <w:abstractNum w:abstractNumId="26">
+  <w:abstractNum w:abstractNumId="28">
     <w:nsid w:val="589E00D2"/>
     <w:multiLevelType w:val="hybridMultilevel"/>
     <w:tmpl w:val="F1EE0268"/>
@@ -24605,7 +25570,7 @@
       </w:pPr>
     </w:lvl>
   </w:abstractNum>
-  <w:abstractNum w:abstractNumId="27">
+  <w:abstractNum w:abstractNumId="29">
     <w:nsid w:val="5B71554B"/>
     <w:multiLevelType w:val="hybridMultilevel"/>
     <w:tmpl w:val="FC701336"/>
@@ -24691,7 +25656,7 @@
       </w:pPr>
     </w:lvl>
   </w:abstractNum>
-  <w:abstractNum w:abstractNumId="28">
+  <w:abstractNum w:abstractNumId="30">
     <w:nsid w:val="5D1D7060"/>
     <w:multiLevelType w:val="hybridMultilevel"/>
     <w:tmpl w:val="542C8574"/>
@@ -24777,7 +25742,7 @@
       </w:pPr>
     </w:lvl>
   </w:abstractNum>
-  <w:abstractNum w:abstractNumId="29">
+  <w:abstractNum w:abstractNumId="31">
     <w:nsid w:val="6250520F"/>
     <w:multiLevelType w:val="hybridMultilevel"/>
     <w:tmpl w:val="723E4382"/>
@@ -24863,7 +25828,7 @@
       </w:pPr>
     </w:lvl>
   </w:abstractNum>
-  <w:abstractNum w:abstractNumId="30">
+  <w:abstractNum w:abstractNumId="32">
     <w:nsid w:val="653C0A41"/>
     <w:multiLevelType w:val="hybridMultilevel"/>
     <w:tmpl w:val="3484237A"/>
@@ -24949,7 +25914,7 @@
       </w:pPr>
     </w:lvl>
   </w:abstractNum>
-  <w:abstractNum w:abstractNumId="31">
+  <w:abstractNum w:abstractNumId="33">
     <w:nsid w:val="69535C3A"/>
     <w:multiLevelType w:val="hybridMultilevel"/>
     <w:tmpl w:val="542C8574"/>
@@ -25035,7 +26000,7 @@
       </w:pPr>
     </w:lvl>
   </w:abstractNum>
-  <w:abstractNum w:abstractNumId="32">
+  <w:abstractNum w:abstractNumId="34">
     <w:nsid w:val="73596A6D"/>
     <w:multiLevelType w:val="hybridMultilevel"/>
     <w:tmpl w:val="542C8574"/>
@@ -25121,7 +26086,7 @@
       </w:pPr>
     </w:lvl>
   </w:abstractNum>
-  <w:abstractNum w:abstractNumId="33">
+  <w:abstractNum w:abstractNumId="35">
     <w:nsid w:val="78081197"/>
     <w:multiLevelType w:val="hybridMultilevel"/>
     <w:tmpl w:val="42A08576"/>
@@ -25207,7 +26172,7 @@
       </w:pPr>
     </w:lvl>
   </w:abstractNum>
-  <w:abstractNum w:abstractNumId="34">
+  <w:abstractNum w:abstractNumId="36">
     <w:nsid w:val="79A21979"/>
     <w:multiLevelType w:val="hybridMultilevel"/>
     <w:tmpl w:val="542C8574"/>
@@ -25293,7 +26258,7 @@
       </w:pPr>
     </w:lvl>
   </w:abstractNum>
-  <w:abstractNum w:abstractNumId="35">
+  <w:abstractNum w:abstractNumId="37">
     <w:nsid w:val="7DA03056"/>
     <w:multiLevelType w:val="hybridMultilevel"/>
     <w:tmpl w:val="31B6A236"/>
@@ -25379,7 +26344,7 @@
       </w:pPr>
     </w:lvl>
   </w:abstractNum>
-  <w:abstractNum w:abstractNumId="36">
+  <w:abstractNum w:abstractNumId="38">
     <w:nsid w:val="7F872A9E"/>
     <w:multiLevelType w:val="hybridMultilevel"/>
     <w:tmpl w:val="7526D4A8"/>
@@ -25465,7 +26430,7 @@
       </w:pPr>
     </w:lvl>
   </w:abstractNum>
-  <w:abstractNum w:abstractNumId="37">
+  <w:abstractNum w:abstractNumId="39">
     <w:nsid w:val="7F9545AD"/>
     <w:multiLevelType w:val="hybridMultilevel"/>
     <w:tmpl w:val="F30A5848"/>
@@ -25552,19 +26517,19 @@
     </w:lvl>
   </w:abstractNum>
   <w:num w:numId="1">
-    <w:abstractNumId w:val="12"/>
+    <w:abstractNumId w:val="13"/>
   </w:num>
   <w:num w:numId="2">
-    <w:abstractNumId w:val="36"/>
+    <w:abstractNumId w:val="38"/>
   </w:num>
   <w:num w:numId="3">
-    <w:abstractNumId w:val="26"/>
+    <w:abstractNumId w:val="28"/>
   </w:num>
   <w:num w:numId="4">
-    <w:abstractNumId w:val="21"/>
+    <w:abstractNumId w:val="23"/>
   </w:num>
   <w:num w:numId="5">
-    <w:abstractNumId w:val="26"/>
+    <w:abstractNumId w:val="28"/>
     <w:lvlOverride w:ilvl="0">
       <w:startOverride w:val="1"/>
     </w:lvlOverride>
@@ -25573,13 +26538,13 @@
     <w:abstractNumId w:val="2"/>
   </w:num>
   <w:num w:numId="7">
-    <w:abstractNumId w:val="10"/>
+    <w:abstractNumId w:val="11"/>
   </w:num>
   <w:num w:numId="8">
-    <w:abstractNumId w:val="24"/>
+    <w:abstractNumId w:val="26"/>
   </w:num>
   <w:num w:numId="9">
-    <w:abstractNumId w:val="26"/>
+    <w:abstractNumId w:val="28"/>
     <w:lvlOverride w:ilvl="0">
       <w:startOverride w:val="1"/>
     </w:lvlOverride>
@@ -25588,28 +26553,28 @@
     <w:abstractNumId w:val="3"/>
   </w:num>
   <w:num w:numId="11">
-    <w:abstractNumId w:val="7"/>
+    <w:abstractNumId w:val="8"/>
   </w:num>
   <w:num w:numId="12">
-    <w:abstractNumId w:val="37"/>
+    <w:abstractNumId w:val="39"/>
   </w:num>
   <w:num w:numId="13">
-    <w:abstractNumId w:val="29"/>
+    <w:abstractNumId w:val="31"/>
   </w:num>
   <w:num w:numId="14">
-    <w:abstractNumId w:val="17"/>
+    <w:abstractNumId w:val="19"/>
   </w:num>
   <w:num w:numId="15">
-    <w:abstractNumId w:val="30"/>
+    <w:abstractNumId w:val="32"/>
   </w:num>
   <w:num w:numId="16">
-    <w:abstractNumId w:val="13"/>
+    <w:abstractNumId w:val="14"/>
   </w:num>
   <w:num w:numId="17">
-    <w:abstractNumId w:val="19"/>
+    <w:abstractNumId w:val="21"/>
   </w:num>
   <w:num w:numId="18">
-    <w:abstractNumId w:val="20"/>
+    <w:abstractNumId w:val="22"/>
   </w:num>
   <w:num w:numId="19">
     <w:abstractNumId w:val="0"/>
@@ -25618,52 +26583,52 @@
     <w:abstractNumId w:val="5"/>
   </w:num>
   <w:num w:numId="21">
-    <w:abstractNumId w:val="14"/>
+    <w:abstractNumId w:val="15"/>
   </w:num>
   <w:num w:numId="22">
-    <w:abstractNumId w:val="11"/>
+    <w:abstractNumId w:val="12"/>
   </w:num>
   <w:num w:numId="23">
-    <w:abstractNumId w:val="26"/>
+    <w:abstractNumId w:val="28"/>
     <w:lvlOverride w:ilvl="0">
       <w:startOverride w:val="1"/>
     </w:lvlOverride>
   </w:num>
   <w:num w:numId="24">
-    <w:abstractNumId w:val="32"/>
+    <w:abstractNumId w:val="34"/>
   </w:num>
   <w:num w:numId="25">
-    <w:abstractNumId w:val="22"/>
+    <w:abstractNumId w:val="24"/>
   </w:num>
   <w:num w:numId="26">
-    <w:abstractNumId w:val="28"/>
+    <w:abstractNumId w:val="30"/>
   </w:num>
   <w:num w:numId="27">
+    <w:abstractNumId w:val="20"/>
+  </w:num>
+  <w:num w:numId="28">
+    <w:abstractNumId w:val="36"/>
+  </w:num>
+  <w:num w:numId="29">
+    <w:abstractNumId w:val="25"/>
+  </w:num>
+  <w:num w:numId="30">
+    <w:abstractNumId w:val="37"/>
+  </w:num>
+  <w:num w:numId="31">
+    <w:abstractNumId w:val="7"/>
+  </w:num>
+  <w:num w:numId="32">
+    <w:abstractNumId w:val="27"/>
+  </w:num>
+  <w:num w:numId="33">
     <w:abstractNumId w:val="18"/>
   </w:num>
-  <w:num w:numId="28">
-    <w:abstractNumId w:val="34"/>
-  </w:num>
-  <w:num w:numId="29">
-    <w:abstractNumId w:val="23"/>
-  </w:num>
-  <w:num w:numId="30">
-    <w:abstractNumId w:val="35"/>
-  </w:num>
-  <w:num w:numId="31">
-    <w:abstractNumId w:val="6"/>
-  </w:num>
-  <w:num w:numId="32">
-    <w:abstractNumId w:val="25"/>
-  </w:num>
-  <w:num w:numId="33">
-    <w:abstractNumId w:val="16"/>
-  </w:num>
   <w:num w:numId="34">
-    <w:abstractNumId w:val="9"/>
+    <w:abstractNumId w:val="10"/>
   </w:num>
   <w:num w:numId="35">
-    <w:abstractNumId w:val="27"/>
+    <w:abstractNumId w:val="29"/>
   </w:num>
   <w:num w:numId="36">
     <w:abstractNumId w:val="1"/>
@@ -25672,16 +26637,22 @@
     <w:abstractNumId w:val="4"/>
   </w:num>
   <w:num w:numId="38">
+    <w:abstractNumId w:val="35"/>
+  </w:num>
+  <w:num w:numId="39">
+    <w:abstractNumId w:val="9"/>
+  </w:num>
+  <w:num w:numId="40">
     <w:abstractNumId w:val="33"/>
   </w:num>
-  <w:num w:numId="39">
-    <w:abstractNumId w:val="8"/>
+  <w:num w:numId="41">
+    <w:abstractNumId w:val="16"/>
   </w:num>
-  <w:num w:numId="40">
-    <w:abstractNumId w:val="31"/>
+  <w:num w:numId="42">
+    <w:abstractNumId w:val="6"/>
   </w:num>
-  <w:num w:numId="41">
-    <w:abstractNumId w:val="15"/>
+  <w:num w:numId="43">
+    <w:abstractNumId w:val="17"/>
   </w:num>
   <w:numIdMacAtCleanup w:val="41"/>
 </w:numbering>
@@ -26872,25 +27843,25 @@
             </c:numRef>
           </c:val>
         </c:ser>
-        <c:axId val="59749888"/>
-        <c:axId val="59751424"/>
+        <c:axId val="64559360"/>
+        <c:axId val="64581632"/>
       </c:barChart>
       <c:catAx>
-        <c:axId val="59749888"/>
+        <c:axId val="64559360"/>
         <c:scaling>
           <c:orientation val="minMax"/>
         </c:scaling>
         <c:axPos val="b"/>
         <c:numFmt formatCode="General" sourceLinked="1"/>
         <c:tickLblPos val="nextTo"/>
-        <c:crossAx val="59751424"/>
+        <c:crossAx val="64581632"/>
         <c:crosses val="autoZero"/>
         <c:auto val="1"/>
         <c:lblAlgn val="ctr"/>
         <c:lblOffset val="100"/>
       </c:catAx>
       <c:valAx>
-        <c:axId val="59751424"/>
+        <c:axId val="64581632"/>
         <c:scaling>
           <c:orientation val="minMax"/>
         </c:scaling>
@@ -26898,7 +27869,7 @@
         <c:majorGridlines/>
         <c:numFmt formatCode="General" sourceLinked="1"/>
         <c:tickLblPos val="nextTo"/>
-        <c:crossAx val="59749888"/>
+        <c:crossAx val="64559360"/>
         <c:crosses val="autoZero"/>
         <c:crossBetween val="between"/>
       </c:valAx>
@@ -27212,25 +28183,25 @@
             </c:numRef>
           </c:val>
         </c:ser>
-        <c:axId val="58430976"/>
-        <c:axId val="58432512"/>
+        <c:axId val="147503360"/>
+        <c:axId val="147509248"/>
       </c:barChart>
       <c:catAx>
-        <c:axId val="58430976"/>
+        <c:axId val="147503360"/>
         <c:scaling>
           <c:orientation val="minMax"/>
         </c:scaling>
         <c:axPos val="b"/>
         <c:numFmt formatCode="General" sourceLinked="1"/>
         <c:tickLblPos val="nextTo"/>
-        <c:crossAx val="58432512"/>
+        <c:crossAx val="147509248"/>
         <c:crosses val="autoZero"/>
         <c:auto val="1"/>
         <c:lblAlgn val="ctr"/>
         <c:lblOffset val="100"/>
       </c:catAx>
       <c:valAx>
-        <c:axId val="58432512"/>
+        <c:axId val="147509248"/>
         <c:scaling>
           <c:orientation val="minMax"/>
         </c:scaling>
@@ -27238,7 +28209,7 @@
         <c:majorGridlines/>
         <c:numFmt formatCode="General" sourceLinked="1"/>
         <c:tickLblPos val="nextTo"/>
-        <c:crossAx val="58430976"/>
+        <c:crossAx val="147503360"/>
         <c:crosses val="autoZero"/>
         <c:crossBetween val="between"/>
       </c:valAx>
@@ -27553,25 +28524,25 @@
             </c:numRef>
           </c:val>
         </c:ser>
-        <c:axId val="59864576"/>
-        <c:axId val="59866112"/>
+        <c:axId val="125335808"/>
+        <c:axId val="147472384"/>
       </c:barChart>
       <c:catAx>
-        <c:axId val="59864576"/>
+        <c:axId val="125335808"/>
         <c:scaling>
           <c:orientation val="minMax"/>
         </c:scaling>
         <c:axPos val="b"/>
         <c:numFmt formatCode="General" sourceLinked="1"/>
         <c:tickLblPos val="nextTo"/>
-        <c:crossAx val="59866112"/>
+        <c:crossAx val="147472384"/>
         <c:crosses val="autoZero"/>
         <c:auto val="1"/>
         <c:lblAlgn val="ctr"/>
         <c:lblOffset val="100"/>
       </c:catAx>
       <c:valAx>
-        <c:axId val="59866112"/>
+        <c:axId val="147472384"/>
         <c:scaling>
           <c:orientation val="minMax"/>
         </c:scaling>
@@ -27579,7 +28550,7 @@
         <c:majorGridlines/>
         <c:numFmt formatCode="General" sourceLinked="1"/>
         <c:tickLblPos val="nextTo"/>
-        <c:crossAx val="59864576"/>
+        <c:crossAx val="125335808"/>
         <c:crosses val="autoZero"/>
         <c:crossBetween val="between"/>
       </c:valAx>
@@ -27696,7 +28667,7 @@
                 <c:formatCode>General</c:formatCode>
                 <c:ptCount val="3"/>
                 <c:pt idx="0">
-                  <c:v>9210.7999999999902</c:v>
+                  <c:v>9210.7999999999811</c:v>
                 </c:pt>
                 <c:pt idx="1">
                   <c:v>7881</c:v>
@@ -27858,24 +28829,24 @@
             </c:numRef>
           </c:val>
         </c:ser>
-        <c:axId val="59704832"/>
-        <c:axId val="59706368"/>
+        <c:axId val="149752064"/>
+        <c:axId val="149770240"/>
       </c:barChart>
       <c:catAx>
-        <c:axId val="59704832"/>
+        <c:axId val="149752064"/>
         <c:scaling>
           <c:orientation val="minMax"/>
         </c:scaling>
         <c:axPos val="b"/>
         <c:tickLblPos val="nextTo"/>
-        <c:crossAx val="59706368"/>
+        <c:crossAx val="149770240"/>
         <c:crosses val="autoZero"/>
         <c:auto val="1"/>
         <c:lblAlgn val="ctr"/>
         <c:lblOffset val="100"/>
       </c:catAx>
       <c:valAx>
-        <c:axId val="59706368"/>
+        <c:axId val="149770240"/>
         <c:scaling>
           <c:orientation val="minMax"/>
         </c:scaling>
@@ -27883,7 +28854,7 @@
         <c:majorGridlines/>
         <c:numFmt formatCode="General" sourceLinked="1"/>
         <c:tickLblPos val="nextTo"/>
-        <c:crossAx val="59704832"/>
+        <c:crossAx val="149752064"/>
         <c:crosses val="autoZero"/>
         <c:crossBetween val="between"/>
       </c:valAx>

--- a/internal_doc/03.开发设计/性能/Story_查询计划缓存优化.docx
+++ b/internal_doc/03.开发设计/性能/Story_查询计划缓存优化.docx
@@ -227,9 +227,6 @@
             <w:pPr>
               <w:ind w:left="0"/>
               <w:jc w:val="left"/>
-              <w:rPr>
-                <w:rFonts w:hint="eastAsia"/>
-              </w:rPr>
             </w:pPr>
             <w:r>
               <w:rPr>
@@ -247,9 +244,6 @@
             <w:pPr>
               <w:ind w:left="0"/>
               <w:jc w:val="left"/>
-              <w:rPr>
-                <w:rFonts w:hint="eastAsia"/>
-              </w:rPr>
             </w:pPr>
             <w:r>
               <w:rPr>
@@ -1928,9 +1922,6 @@
           <w:numId w:val="21"/>
         </w:numPr>
         <w:ind w:firstLineChars="0"/>
-        <w:rPr>
-          <w:rFonts w:hint="eastAsia"/>
-        </w:rPr>
       </w:pPr>
       <w:r>
         <w:rPr>
@@ -2028,11 +2019,6 @@
       </w:r>
     </w:p>
     <w:p>
-      <w:pPr>
-        <w:rPr>
-          <w:rFonts w:hint="eastAsia"/>
-        </w:rPr>
-      </w:pPr>
       <w:r>
         <w:rPr>
           <w:rFonts w:hint="eastAsia"/>
@@ -2070,13 +2056,7 @@
         <w:t>中，告知备节点清空主表查询计划</w:t>
       </w:r>
     </w:p>
-    <w:p>
-      <w:pPr>
-        <w:rPr>
-          <w:rFonts w:hint="eastAsia"/>
-        </w:rPr>
-      </w:pPr>
-    </w:p>
+    <w:p/>
     <w:p/>
     <w:p/>
     <w:p>
@@ -4433,9 +4413,6 @@
           <w:numId w:val="13"/>
         </w:numPr>
         <w:ind w:firstLineChars="0"/>
-        <w:rPr>
-          <w:rFonts w:hint="eastAsia"/>
-        </w:rPr>
       </w:pPr>
       <w:r>
         <w:rPr>
@@ -4476,9 +4453,6 @@
           <w:numId w:val="13"/>
         </w:numPr>
         <w:ind w:firstLineChars="0"/>
-        <w:rPr>
-          <w:rFonts w:hint="eastAsia"/>
-        </w:rPr>
       </w:pPr>
       <w:r>
         <w:rPr>
@@ -5041,9 +5015,6 @@
           <w:numId w:val="22"/>
         </w:numPr>
         <w:ind w:firstLineChars="0"/>
-        <w:rPr>
-          <w:rFonts w:hint="eastAsia"/>
-        </w:rPr>
       </w:pPr>
       <w:r>
         <w:rPr>
@@ -5061,9 +5032,6 @@
           <w:numId w:val="22"/>
         </w:numPr>
         <w:ind w:firstLineChars="0"/>
-        <w:rPr>
-          <w:rFonts w:hint="eastAsia"/>
-        </w:rPr>
       </w:pPr>
       <w:r>
         <w:rPr>
@@ -5086,9 +5054,6 @@
           <w:numId w:val="22"/>
         </w:numPr>
         <w:ind w:firstLineChars="0"/>
-        <w:rPr>
-          <w:rFonts w:hint="eastAsia"/>
-        </w:rPr>
       </w:pPr>
       <w:r>
         <w:rPr>
@@ -5913,9 +5878,6 @@
           <w:numId w:val="34"/>
         </w:numPr>
         <w:ind w:firstLineChars="0"/>
-        <w:rPr>
-          <w:rFonts w:hint="eastAsia"/>
-        </w:rPr>
       </w:pPr>
       <w:r>
         <w:rPr>
@@ -5938,9 +5900,6 @@
           <w:numId w:val="34"/>
         </w:numPr>
         <w:ind w:firstLineChars="0"/>
-        <w:rPr>
-          <w:rFonts w:hint="eastAsia"/>
-        </w:rPr>
       </w:pPr>
       <w:r>
         <w:rPr>
@@ -5979,9 +5938,6 @@
           <w:numId w:val="34"/>
         </w:numPr>
         <w:ind w:firstLineChars="0"/>
-        <w:rPr>
-          <w:rFonts w:hint="eastAsia"/>
-        </w:rPr>
       </w:pPr>
       <w:r>
         <w:rPr>
@@ -6010,9 +5966,6 @@
           <w:numId w:val="34"/>
         </w:numPr>
         <w:ind w:firstLineChars="0"/>
-        <w:rPr>
-          <w:rFonts w:hint="eastAsia"/>
-        </w:rPr>
       </w:pPr>
       <w:r>
         <w:rPr>
@@ -6035,9 +5988,6 @@
           <w:numId w:val="34"/>
         </w:numPr>
         <w:ind w:firstLineChars="0"/>
-        <w:rPr>
-          <w:rFonts w:hint="eastAsia"/>
-        </w:rPr>
       </w:pPr>
       <w:r>
         <w:rPr>
@@ -6054,9 +6004,6 @@
           <w:numId w:val="34"/>
         </w:numPr>
         <w:ind w:firstLineChars="0"/>
-        <w:rPr>
-          <w:rFonts w:hint="eastAsia"/>
-        </w:rPr>
       </w:pPr>
       <w:r>
         <w:rPr>
@@ -7265,19 +7212,8 @@
         <w:t>如果查找成功，为找到的查询计划绑定参数等</w:t>
       </w:r>
     </w:p>
-    <w:p>
-      <w:pPr>
-        <w:rPr>
-          <w:rFonts w:hint="eastAsia"/>
-        </w:rPr>
-      </w:pPr>
-    </w:p>
-    <w:p>
-      <w:pPr>
-        <w:rPr>
-          <w:rFonts w:hint="eastAsia"/>
-        </w:rPr>
-      </w:pPr>
+    <w:p/>
+    <w:p>
       <w:r>
         <w:rPr>
           <w:rFonts w:hint="eastAsia"/>
@@ -7293,9 +7229,6 @@
           <w:numId w:val="43"/>
         </w:numPr>
         <w:ind w:firstLineChars="0"/>
-        <w:rPr>
-          <w:rFonts w:hint="eastAsia"/>
-        </w:rPr>
       </w:pPr>
       <w:r>
         <w:rPr>
@@ -7348,9 +7281,6 @@
           <w:numId w:val="43"/>
         </w:numPr>
         <w:ind w:firstLineChars="0"/>
-        <w:rPr>
-          <w:rFonts w:hint="eastAsia"/>
-        </w:rPr>
       </w:pPr>
       <w:r>
         <w:rPr>
@@ -9963,7 +9893,19 @@
         <w:rPr>
           <w:rFonts w:hint="eastAsia"/>
         </w:rPr>
-        <w:t>mthMatchNormalier</w:t>
+        <w:t>mthMatchNormali</w:t>
+      </w:r>
+      <w:r>
+        <w:rPr>
+          <w:rFonts w:hint="eastAsia"/>
+        </w:rPr>
+        <w:t>z</w:t>
+      </w:r>
+      <w:r>
+        <w:rPr>
+          <w:rFonts w:hint="eastAsia"/>
+        </w:rPr>
+        <w:t>er</w:t>
       </w:r>
       <w:r>
         <w:rPr>
@@ -9996,6 +9938,9 @@
           <w:numId w:val="38"/>
         </w:numPr>
         <w:ind w:firstLineChars="0"/>
+        <w:rPr>
+          <w:rFonts w:hint="eastAsia"/>
+        </w:rPr>
       </w:pPr>
       <w:r>
         <w:rPr>
@@ -10018,6 +9963,152 @@
     </w:p>
     <w:p>
       <w:pPr>
+        <w:rPr>
+          <w:rFonts w:hint="eastAsia"/>
+        </w:rPr>
+      </w:pPr>
+    </w:p>
+    <w:p>
+      <w:pPr>
+        <w:rPr>
+          <w:rFonts w:hint="eastAsia"/>
+        </w:rPr>
+      </w:pPr>
+      <w:r>
+        <w:rPr>
+          <w:rFonts w:hint="eastAsia"/>
+        </w:rPr>
+        <w:t>注：</w:t>
+      </w:r>
+      <w:r>
+        <w:rPr>
+          <w:rFonts w:hint="eastAsia"/>
+        </w:rPr>
+        <w:t>mthMatchNormalizer</w:t>
+      </w:r>
+      <w:r>
+        <w:rPr>
+          <w:rFonts w:hint="eastAsia"/>
+        </w:rPr>
+        <w:t>不能解析的情况</w:t>
+      </w:r>
+    </w:p>
+    <w:p>
+      <w:pPr>
+        <w:rPr>
+          <w:rFonts w:hint="eastAsia"/>
+        </w:rPr>
+      </w:pPr>
+    </w:p>
+    <w:p>
+      <w:pPr>
+        <w:pStyle w:val="ListParagraph"/>
+        <w:numPr>
+          <w:ilvl w:val="0"/>
+          <w:numId w:val="45"/>
+        </w:numPr>
+        <w:ind w:firstLineChars="0"/>
+        <w:rPr>
+          <w:rFonts w:hint="eastAsia"/>
+        </w:rPr>
+      </w:pPr>
+      <w:r>
+        <w:rPr>
+          <w:rFonts w:hint="eastAsia"/>
+        </w:rPr>
+        <w:t>$field</w:t>
+      </w:r>
+      <w:r>
+        <w:rPr>
+          <w:rFonts w:hint="eastAsia"/>
+        </w:rPr>
+        <w:t xml:space="preserve"> : x</w:t>
+      </w:r>
+    </w:p>
+    <w:p>
+      <w:pPr>
+        <w:pStyle w:val="ListParagraph"/>
+        <w:numPr>
+          <w:ilvl w:val="0"/>
+          <w:numId w:val="45"/>
+        </w:numPr>
+        <w:ind w:firstLineChars="0"/>
+        <w:rPr>
+          <w:rFonts w:hint="eastAsia"/>
+        </w:rPr>
+      </w:pPr>
+      <w:r>
+        <w:rPr>
+          <w:rFonts w:hint="eastAsia"/>
+        </w:rPr>
+        <w:t>field</w:t>
+      </w:r>
+      <w:r>
+        <w:rPr>
+          <w:rFonts w:hint="eastAsia"/>
+        </w:rPr>
+        <w:t xml:space="preserve"> </w:t>
+      </w:r>
+      <w:r>
+        <w:rPr>
+          <w:rFonts w:hint="eastAsia"/>
+        </w:rPr>
+        <w:t>: [ xxxxx ]</w:t>
+      </w:r>
+      <w:r>
+        <w:rPr>
+          <w:rFonts w:hint="eastAsia"/>
+        </w:rPr>
+        <w:t xml:space="preserve"> </w:t>
+      </w:r>
+      <w:r>
+        <w:rPr>
+          <w:rFonts w:hint="eastAsia"/>
+        </w:rPr>
+        <w:t>或者</w:t>
+      </w:r>
+      <w:r>
+        <w:rPr>
+          <w:rFonts w:hint="eastAsia"/>
+        </w:rPr>
+        <w:t xml:space="preserve"> field : { xxxx }</w:t>
+      </w:r>
+    </w:p>
+    <w:p>
+      <w:pPr>
+        <w:pStyle w:val="ListParagraph"/>
+        <w:numPr>
+          <w:ilvl w:val="0"/>
+          <w:numId w:val="45"/>
+        </w:numPr>
+        <w:ind w:firstLineChars="0"/>
+        <w:rPr>
+          <w:rFonts w:hint="eastAsia"/>
+        </w:rPr>
+      </w:pPr>
+      <w:r>
+        <w:rPr>
+          <w:rFonts w:hint="eastAsia"/>
+        </w:rPr>
+        <w:t xml:space="preserve">$or </w:t>
+      </w:r>
+      <w:r>
+        <w:rPr>
+          <w:rFonts w:hint="eastAsia"/>
+        </w:rPr>
+        <w:t>或者</w:t>
+      </w:r>
+      <w:r>
+        <w:rPr>
+          <w:rFonts w:hint="eastAsia"/>
+        </w:rPr>
+        <w:t xml:space="preserve"> $not</w:t>
+      </w:r>
+    </w:p>
+    <w:p/>
+    <w:p/>
+    <w:p>
+      <w:pPr>
         <w:pStyle w:val="Heading3"/>
       </w:pPr>
       <w:r>
@@ -10053,6 +10144,7 @@
         <w:rPr>
           <w:noProof/>
         </w:rPr>
+        <w:lastRenderedPageBreak/>
         <w:drawing>
           <wp:inline distT="0" distB="0" distL="0" distR="0">
             <wp:extent cx="5274310" cy="3585056"/>
@@ -10106,7 +10198,6 @@
         <w:rPr>
           <w:rFonts w:hint="eastAsia"/>
         </w:rPr>
-        <w:lastRenderedPageBreak/>
         <w:t>原有的</w:t>
       </w:r>
       <w:r>
@@ -10657,6 +10748,7 @@
         <w:rPr>
           <w:rFonts w:hint="eastAsia"/>
         </w:rPr>
+        <w:lastRenderedPageBreak/>
         <w:t>保存执行计划的部分细节，扫描类型、扫描索引的名称等（具体细节在执行时绑定子表的信息）</w:t>
       </w:r>
     </w:p>
@@ -10905,7 +10997,6 @@
           <w:rFonts w:hint="eastAsia"/>
           <w:noProof/>
         </w:rPr>
-        <w:lastRenderedPageBreak/>
         <w:drawing>
           <wp:inline distT="0" distB="0" distL="0" distR="0">
             <wp:extent cx="5274310" cy="1992317"/>
@@ -11158,6 +11249,7 @@
           <w:rFonts w:hint="eastAsia"/>
           <w:noProof/>
         </w:rPr>
+        <w:lastRenderedPageBreak/>
         <w:drawing>
           <wp:inline distT="0" distB="0" distL="0" distR="0">
             <wp:extent cx="5274310" cy="2971345"/>
@@ -11264,7 +11356,6 @@
         <w:rPr>
           <w:rFonts w:hint="eastAsia"/>
         </w:rPr>
-        <w:lastRenderedPageBreak/>
         <w:t>mthMatchTreeRuntime</w:t>
       </w:r>
       <w:r>
@@ -11606,7 +11697,6 @@
           <w:rFonts w:hint="eastAsia"/>
           <w:noProof/>
         </w:rPr>
-        <w:lastRenderedPageBreak/>
         <w:drawing>
           <wp:inline distT="0" distB="0" distL="0" distR="0">
             <wp:extent cx="5274310" cy="3925068"/>
@@ -19303,19 +19393,34 @@
       </w:r>
     </w:p>
     <w:p>
-      <w:commentRangeStart w:id="1"/>
+      <w:pPr>
+        <w:pStyle w:val="Heading4"/>
+      </w:pPr>
+      <w:r>
+        <w:rPr>
+          <w:rFonts w:hint="eastAsia"/>
+        </w:rPr>
+        <w:t>创建查询</w:t>
+      </w:r>
+      <w:r>
+        <w:rPr>
+          <w:rFonts w:hint="eastAsia"/>
+        </w:rPr>
+        <w:t>计划</w:t>
+      </w:r>
+      <w:r>
+        <w:rPr>
+          <w:rFonts w:hint="eastAsia"/>
+        </w:rPr>
+        <w:t>性能</w:t>
+      </w:r>
+    </w:p>
+    <w:p>
       <w:r>
         <w:rPr>
           <w:rFonts w:hint="eastAsia"/>
         </w:rPr>
         <w:t>测试方法：使用多线程进行查询</w:t>
-      </w:r>
-      <w:commentRangeEnd w:id="1"/>
-      <w:r>
-        <w:rPr>
-          <w:rStyle w:val="CommentReference"/>
-        </w:rPr>
-        <w:commentReference w:id="1"/>
       </w:r>
     </w:p>
     <w:p>
@@ -20887,6 +20992,1649 @@
     </w:p>
     <w:p>
       <w:pPr>
+        <w:pStyle w:val="Heading4"/>
+      </w:pPr>
+      <w:r>
+        <w:rPr>
+          <w:rFonts w:hint="eastAsia"/>
+        </w:rPr>
+        <w:t>查询整体性能</w:t>
+      </w:r>
+    </w:p>
+    <w:p>
+      <w:r>
+        <w:rPr>
+          <w:rFonts w:hint="eastAsia"/>
+        </w:rPr>
+        <w:t>测试方法：使用多线程进行查询</w:t>
+      </w:r>
+    </w:p>
+    <w:p>
+      <w:pPr>
+        <w:pStyle w:val="ListParagraph"/>
+        <w:numPr>
+          <w:ilvl w:val="0"/>
+          <w:numId w:val="44"/>
+        </w:numPr>
+        <w:ind w:firstLineChars="0"/>
+      </w:pPr>
+      <w:r>
+        <w:rPr>
+          <w:rFonts w:hint="eastAsia"/>
+        </w:rPr>
+        <w:t>每个线程查询</w:t>
+      </w:r>
+      <w:r>
+        <w:rPr>
+          <w:rFonts w:hint="eastAsia"/>
+        </w:rPr>
+        <w:t>1000</w:t>
+      </w:r>
+      <w:r>
+        <w:rPr>
+          <w:rFonts w:hint="eastAsia"/>
+        </w:rPr>
+        <w:t>次，共</w:t>
+      </w:r>
+      <w:r>
+        <w:rPr>
+          <w:rFonts w:hint="eastAsia"/>
+        </w:rPr>
+        <w:t>128</w:t>
+      </w:r>
+      <w:r>
+        <w:rPr>
+          <w:rFonts w:hint="eastAsia"/>
+        </w:rPr>
+        <w:t>个线程</w:t>
+      </w:r>
+    </w:p>
+    <w:p>
+      <w:pPr>
+        <w:pStyle w:val="ListParagraph"/>
+        <w:numPr>
+          <w:ilvl w:val="0"/>
+          <w:numId w:val="44"/>
+        </w:numPr>
+        <w:ind w:firstLineChars="0"/>
+      </w:pPr>
+      <w:r>
+        <w:rPr>
+          <w:rFonts w:hint="eastAsia"/>
+        </w:rPr>
+        <w:t>共</w:t>
+      </w:r>
+      <w:r>
+        <w:rPr>
+          <w:rFonts w:hint="eastAsia"/>
+        </w:rPr>
+        <w:t>500000</w:t>
+      </w:r>
+      <w:r>
+        <w:rPr>
+          <w:rFonts w:hint="eastAsia"/>
+        </w:rPr>
+        <w:t>数据，</w:t>
+      </w:r>
+      <w:r>
+        <w:rPr>
+          <w:rFonts w:hint="eastAsia"/>
+        </w:rPr>
+        <w:t>a</w:t>
+      </w:r>
+      <w:r>
+        <w:rPr>
+          <w:rFonts w:hint="eastAsia"/>
+        </w:rPr>
+        <w:t>从</w:t>
+      </w:r>
+      <w:r>
+        <w:rPr>
+          <w:rFonts w:hint="eastAsia"/>
+        </w:rPr>
+        <w:t>[ 0 - 50000 ], b</w:t>
+      </w:r>
+      <w:r>
+        <w:rPr>
+          <w:rFonts w:hint="eastAsia"/>
+        </w:rPr>
+        <w:t>从</w:t>
+      </w:r>
+      <w:r>
+        <w:rPr>
+          <w:rFonts w:hint="eastAsia"/>
+        </w:rPr>
+        <w:t>[ 1 - 10 ], c</w:t>
+      </w:r>
+      <w:r>
+        <w:rPr>
+          <w:rFonts w:hint="eastAsia"/>
+        </w:rPr>
+        <w:t>为</w:t>
+      </w:r>
+      <w:r>
+        <w:rPr>
+          <w:rFonts w:hint="eastAsia"/>
+        </w:rPr>
+        <w:t>1</w:t>
+      </w:r>
+    </w:p>
+    <w:p>
+      <w:pPr>
+        <w:pStyle w:val="ListParagraph"/>
+        <w:numPr>
+          <w:ilvl w:val="0"/>
+          <w:numId w:val="44"/>
+        </w:numPr>
+        <w:ind w:firstLineChars="0"/>
+      </w:pPr>
+      <w:r>
+        <w:rPr>
+          <w:rFonts w:hint="eastAsia"/>
+        </w:rPr>
+        <w:t>分别建有索引</w:t>
+      </w:r>
+      <w:r>
+        <w:rPr>
+          <w:rFonts w:hint="eastAsia"/>
+        </w:rPr>
+        <w:t>{ a : 1, b : 1 }</w:t>
+      </w:r>
+      <w:r>
+        <w:rPr>
+          <w:rFonts w:hint="eastAsia"/>
+        </w:rPr>
+        <w:t>，</w:t>
+      </w:r>
+      <w:r>
+        <w:rPr>
+          <w:rFonts w:hint="eastAsia"/>
+        </w:rPr>
+        <w:t>{ a : 1 }</w:t>
+      </w:r>
+      <w:r>
+        <w:rPr>
+          <w:rFonts w:hint="eastAsia"/>
+        </w:rPr>
+        <w:t>，</w:t>
+      </w:r>
+      <w:r>
+        <w:rPr>
+          <w:rFonts w:hint="eastAsia"/>
+        </w:rPr>
+        <w:t>{ b : 1 }</w:t>
+      </w:r>
+    </w:p>
+    <w:p>
+      <w:pPr>
+        <w:pStyle w:val="ListParagraph"/>
+        <w:numPr>
+          <w:ilvl w:val="0"/>
+          <w:numId w:val="44"/>
+        </w:numPr>
+        <w:ind w:firstLineChars="0"/>
+      </w:pPr>
+      <w:r>
+        <w:rPr>
+          <w:rFonts w:hint="eastAsia"/>
+        </w:rPr>
+        <w:t>查询条件随机</w:t>
+      </w:r>
+      <w:r>
+        <w:rPr>
+          <w:rFonts w:hint="eastAsia"/>
+        </w:rPr>
+        <w:t xml:space="preserve"> { a </w:t>
+      </w:r>
+      <w:r>
+        <w:rPr>
+          <w:rFonts w:hint="eastAsia"/>
+        </w:rPr>
+        <w:t>:</w:t>
+      </w:r>
+      <w:r>
+        <w:rPr>
+          <w:rFonts w:hint="eastAsia"/>
+        </w:rPr>
+        <w:t xml:space="preserve"> x</w:t>
+      </w:r>
+      <w:r>
+        <w:rPr>
+          <w:rFonts w:hint="eastAsia"/>
+        </w:rPr>
+        <w:t xml:space="preserve">, </w:t>
+      </w:r>
+      <w:r>
+        <w:rPr>
+          <w:rFonts w:hint="eastAsia"/>
+        </w:rPr>
+        <w:t xml:space="preserve">b </w:t>
+      </w:r>
+      <w:r>
+        <w:rPr>
+          <w:rFonts w:hint="eastAsia"/>
+        </w:rPr>
+        <w:t>:</w:t>
+      </w:r>
+      <w:r>
+        <w:rPr>
+          <w:rFonts w:hint="eastAsia"/>
+        </w:rPr>
+        <w:t xml:space="preserve"> </w:t>
+      </w:r>
+      <w:r>
+        <w:rPr>
+          <w:rFonts w:hint="eastAsia"/>
+        </w:rPr>
+        <w:t>{</w:t>
+      </w:r>
+      <w:r>
+        <w:rPr>
+          <w:rFonts w:hint="eastAsia"/>
+        </w:rPr>
+        <w:t xml:space="preserve"> </w:t>
+      </w:r>
+      <w:r>
+        <w:rPr>
+          <w:rFonts w:hint="eastAsia"/>
+        </w:rPr>
+        <w:t>$lte</w:t>
+      </w:r>
+      <w:r>
+        <w:rPr>
+          <w:rFonts w:hint="eastAsia"/>
+        </w:rPr>
+        <w:t xml:space="preserve"> </w:t>
+      </w:r>
+      <w:r>
+        <w:rPr>
+          <w:rFonts w:hint="eastAsia"/>
+        </w:rPr>
+        <w:t>:</w:t>
+      </w:r>
+      <w:r>
+        <w:rPr>
+          <w:rFonts w:hint="eastAsia"/>
+        </w:rPr>
+        <w:t xml:space="preserve"> y</w:t>
+      </w:r>
+      <w:r>
+        <w:rPr>
+          <w:rFonts w:hint="eastAsia"/>
+        </w:rPr>
+        <w:t>, $gte</w:t>
+      </w:r>
+      <w:r>
+        <w:rPr>
+          <w:rFonts w:hint="eastAsia"/>
+        </w:rPr>
+        <w:t xml:space="preserve"> </w:t>
+      </w:r>
+      <w:r>
+        <w:rPr>
+          <w:rFonts w:hint="eastAsia"/>
+        </w:rPr>
+        <w:t>:</w:t>
+      </w:r>
+      <w:r>
+        <w:rPr>
+          <w:rFonts w:hint="eastAsia"/>
+        </w:rPr>
+        <w:t xml:space="preserve"> z </w:t>
+      </w:r>
+      <w:r>
+        <w:rPr>
+          <w:rFonts w:hint="eastAsia"/>
+        </w:rPr>
+        <w:t>}</w:t>
+      </w:r>
+      <w:r>
+        <w:rPr>
+          <w:rFonts w:hint="eastAsia"/>
+        </w:rPr>
+        <w:t xml:space="preserve">, c: 1 </w:t>
+      </w:r>
+      <w:r>
+        <w:rPr>
+          <w:rFonts w:hint="eastAsia"/>
+        </w:rPr>
+        <w:t>}</w:t>
+      </w:r>
+    </w:p>
+    <w:p>
+      <w:pPr>
+        <w:pStyle w:val="ListParagraph"/>
+        <w:numPr>
+          <w:ilvl w:val="1"/>
+          <w:numId w:val="44"/>
+        </w:numPr>
+        <w:ind w:firstLineChars="0"/>
+      </w:pPr>
+      <w:r>
+        <w:rPr>
+          <w:rFonts w:hint="eastAsia"/>
+        </w:rPr>
+        <w:t>每次</w:t>
+      </w:r>
+      <w:r>
+        <w:rPr>
+          <w:rFonts w:hint="eastAsia"/>
+        </w:rPr>
+        <w:t>查询结果约</w:t>
+      </w:r>
+      <w:r>
+        <w:rPr>
+          <w:rFonts w:hint="eastAsia"/>
+        </w:rPr>
+        <w:t xml:space="preserve">7 </w:t>
+      </w:r>
+      <w:r>
+        <w:rPr>
+          <w:rFonts w:hint="eastAsia"/>
+        </w:rPr>
+        <w:t>至</w:t>
+      </w:r>
+      <w:r>
+        <w:rPr>
+          <w:rFonts w:hint="eastAsia"/>
+        </w:rPr>
+        <w:t>8</w:t>
+      </w:r>
+      <w:r>
+        <w:rPr>
+          <w:rFonts w:hint="eastAsia"/>
+        </w:rPr>
+        <w:t>条</w:t>
+      </w:r>
+    </w:p>
+    <w:p>
+      <w:pPr>
+        <w:pStyle w:val="ListParagraph"/>
+        <w:numPr>
+          <w:ilvl w:val="0"/>
+          <w:numId w:val="44"/>
+        </w:numPr>
+        <w:ind w:firstLineChars="0"/>
+      </w:pPr>
+      <w:r>
+        <w:rPr>
+          <w:rFonts w:hint="eastAsia"/>
+        </w:rPr>
+        <w:t>25%</w:t>
+      </w:r>
+      <w:r>
+        <w:rPr>
+          <w:rFonts w:hint="eastAsia"/>
+        </w:rPr>
+        <w:t>、</w:t>
+      </w:r>
+      <w:r>
+        <w:rPr>
+          <w:rFonts w:hint="eastAsia"/>
+        </w:rPr>
+        <w:t>50%</w:t>
+      </w:r>
+      <w:r>
+        <w:rPr>
+          <w:rFonts w:hint="eastAsia"/>
+        </w:rPr>
+        <w:t>、</w:t>
+      </w:r>
+      <w:r>
+        <w:rPr>
+          <w:rFonts w:hint="eastAsia"/>
+        </w:rPr>
+        <w:t>75%</w:t>
+      </w:r>
+      <w:r>
+        <w:rPr>
+          <w:rFonts w:hint="eastAsia"/>
+        </w:rPr>
+        <w:t>的查询从</w:t>
+      </w:r>
+      <w:r>
+        <w:rPr>
+          <w:rFonts w:hint="eastAsia"/>
+        </w:rPr>
+        <w:t>50</w:t>
+      </w:r>
+      <w:r>
+        <w:rPr>
+          <w:rFonts w:hint="eastAsia"/>
+        </w:rPr>
+        <w:t>个条件组合中选取，因此可以命中缓存</w:t>
+      </w:r>
+    </w:p>
+    <w:p>
+      <w:pPr>
+        <w:pStyle w:val="ListParagraph"/>
+        <w:numPr>
+          <w:ilvl w:val="0"/>
+          <w:numId w:val="44"/>
+        </w:numPr>
+        <w:ind w:firstLineChars="0"/>
+      </w:pPr>
+      <w:r>
+        <w:rPr>
+          <w:rFonts w:hint="eastAsia"/>
+        </w:rPr>
+        <w:t>planbuckets</w:t>
+      </w:r>
+      <w:r>
+        <w:rPr>
+          <w:rFonts w:hint="eastAsia"/>
+        </w:rPr>
+        <w:t>为</w:t>
+      </w:r>
+      <w:r>
+        <w:rPr>
+          <w:rFonts w:hint="eastAsia"/>
+        </w:rPr>
+        <w:t>4096</w:t>
+      </w:r>
+    </w:p>
+    <w:p/>
+    <w:tbl>
+      <w:tblPr>
+        <w:tblStyle w:val="TableGrid"/>
+        <w:tblW w:w="5000" w:type="pct"/>
+        <w:tblLook w:val="04A0"/>
+      </w:tblPr>
+      <w:tblGrid>
+        <w:gridCol w:w="1637"/>
+        <w:gridCol w:w="1012"/>
+        <w:gridCol w:w="1266"/>
+        <w:gridCol w:w="1164"/>
+        <w:gridCol w:w="1164"/>
+        <w:gridCol w:w="1014"/>
+        <w:gridCol w:w="1265"/>
+      </w:tblGrid>
+      <w:tr>
+        <w:tc>
+          <w:tcPr>
+            <w:tcW w:w="960" w:type="pct"/>
+            <w:vMerge w:val="restart"/>
+          </w:tcPr>
+          <w:p>
+            <w:pPr>
+              <w:ind w:left="0"/>
+              <w:rPr>
+                <w:sz w:val="13"/>
+                <w:szCs w:val="13"/>
+              </w:rPr>
+            </w:pPr>
+            <w:r>
+              <w:rPr>
+                <w:rFonts w:hint="eastAsia"/>
+                <w:sz w:val="13"/>
+                <w:szCs w:val="13"/>
+              </w:rPr>
+              <w:t>plancachelevel</w:t>
+            </w:r>
+          </w:p>
+        </w:tc>
+        <w:tc>
+          <w:tcPr>
+            <w:tcW w:w="1337" w:type="pct"/>
+            <w:gridSpan w:val="2"/>
+          </w:tcPr>
+          <w:p>
+            <w:pPr>
+              <w:ind w:left="0"/>
+              <w:rPr>
+                <w:sz w:val="13"/>
+                <w:szCs w:val="13"/>
+              </w:rPr>
+            </w:pPr>
+            <w:r>
+              <w:rPr>
+                <w:rFonts w:hint="eastAsia"/>
+                <w:sz w:val="13"/>
+                <w:szCs w:val="13"/>
+              </w:rPr>
+              <w:t>25% duplicated</w:t>
+            </w:r>
+          </w:p>
+        </w:tc>
+        <w:tc>
+          <w:tcPr>
+            <w:tcW w:w="1366" w:type="pct"/>
+            <w:gridSpan w:val="2"/>
+          </w:tcPr>
+          <w:p>
+            <w:pPr>
+              <w:ind w:left="0"/>
+              <w:rPr>
+                <w:sz w:val="13"/>
+                <w:szCs w:val="13"/>
+              </w:rPr>
+            </w:pPr>
+            <w:r>
+              <w:rPr>
+                <w:rFonts w:hint="eastAsia"/>
+                <w:sz w:val="13"/>
+                <w:szCs w:val="13"/>
+              </w:rPr>
+              <w:t>50% duplicated</w:t>
+            </w:r>
+          </w:p>
+        </w:tc>
+        <w:tc>
+          <w:tcPr>
+            <w:tcW w:w="1337" w:type="pct"/>
+            <w:gridSpan w:val="2"/>
+          </w:tcPr>
+          <w:p>
+            <w:pPr>
+              <w:ind w:left="0"/>
+              <w:rPr>
+                <w:sz w:val="13"/>
+                <w:szCs w:val="13"/>
+              </w:rPr>
+            </w:pPr>
+            <w:r>
+              <w:rPr>
+                <w:rFonts w:hint="eastAsia"/>
+                <w:sz w:val="13"/>
+                <w:szCs w:val="13"/>
+              </w:rPr>
+              <w:t>75% duplicated</w:t>
+            </w:r>
+          </w:p>
+        </w:tc>
+      </w:tr>
+      <w:tr>
+        <w:tc>
+          <w:tcPr>
+            <w:tcW w:w="960" w:type="pct"/>
+            <w:vMerge/>
+          </w:tcPr>
+          <w:p>
+            <w:pPr>
+              <w:ind w:left="0"/>
+              <w:rPr>
+                <w:sz w:val="13"/>
+                <w:szCs w:val="13"/>
+              </w:rPr>
+            </w:pPr>
+          </w:p>
+        </w:tc>
+        <w:tc>
+          <w:tcPr>
+            <w:tcW w:w="594" w:type="pct"/>
+          </w:tcPr>
+          <w:p>
+            <w:pPr>
+              <w:ind w:left="0"/>
+              <w:rPr>
+                <w:sz w:val="13"/>
+                <w:szCs w:val="13"/>
+              </w:rPr>
+            </w:pPr>
+            <w:r>
+              <w:rPr>
+                <w:rFonts w:hint="eastAsia"/>
+                <w:sz w:val="13"/>
+                <w:szCs w:val="13"/>
+              </w:rPr>
+              <w:t>time(ms)</w:t>
+            </w:r>
+          </w:p>
+        </w:tc>
+        <w:tc>
+          <w:tcPr>
+            <w:tcW w:w="742" w:type="pct"/>
+          </w:tcPr>
+          <w:p>
+            <w:pPr>
+              <w:ind w:left="0"/>
+              <w:rPr>
+                <w:sz w:val="13"/>
+                <w:szCs w:val="13"/>
+              </w:rPr>
+            </w:pPr>
+            <w:r>
+              <w:rPr>
+                <w:rFonts w:hint="eastAsia"/>
+                <w:sz w:val="13"/>
+                <w:szCs w:val="13"/>
+              </w:rPr>
+              <w:t>OPS</w:t>
+            </w:r>
+          </w:p>
+        </w:tc>
+        <w:tc>
+          <w:tcPr>
+            <w:tcW w:w="683" w:type="pct"/>
+          </w:tcPr>
+          <w:p>
+            <w:pPr>
+              <w:ind w:left="0"/>
+              <w:rPr>
+                <w:sz w:val="13"/>
+                <w:szCs w:val="13"/>
+              </w:rPr>
+            </w:pPr>
+            <w:r>
+              <w:rPr>
+                <w:rFonts w:hint="eastAsia"/>
+                <w:sz w:val="13"/>
+                <w:szCs w:val="13"/>
+              </w:rPr>
+              <w:t>time(ms)</w:t>
+            </w:r>
+          </w:p>
+        </w:tc>
+        <w:tc>
+          <w:tcPr>
+            <w:tcW w:w="683" w:type="pct"/>
+          </w:tcPr>
+          <w:p>
+            <w:pPr>
+              <w:ind w:left="0"/>
+              <w:rPr>
+                <w:sz w:val="13"/>
+                <w:szCs w:val="13"/>
+              </w:rPr>
+            </w:pPr>
+            <w:r>
+              <w:rPr>
+                <w:rFonts w:hint="eastAsia"/>
+                <w:sz w:val="13"/>
+                <w:szCs w:val="13"/>
+              </w:rPr>
+              <w:t>OPS</w:t>
+            </w:r>
+          </w:p>
+        </w:tc>
+        <w:tc>
+          <w:tcPr>
+            <w:tcW w:w="595" w:type="pct"/>
+          </w:tcPr>
+          <w:p>
+            <w:pPr>
+              <w:ind w:left="0"/>
+              <w:rPr>
+                <w:sz w:val="13"/>
+                <w:szCs w:val="13"/>
+              </w:rPr>
+            </w:pPr>
+            <w:r>
+              <w:rPr>
+                <w:rFonts w:hint="eastAsia"/>
+                <w:sz w:val="13"/>
+                <w:szCs w:val="13"/>
+              </w:rPr>
+              <w:t>time(ms)</w:t>
+            </w:r>
+          </w:p>
+        </w:tc>
+        <w:tc>
+          <w:tcPr>
+            <w:tcW w:w="742" w:type="pct"/>
+          </w:tcPr>
+          <w:p>
+            <w:pPr>
+              <w:ind w:left="0"/>
+              <w:rPr>
+                <w:sz w:val="13"/>
+                <w:szCs w:val="13"/>
+              </w:rPr>
+            </w:pPr>
+            <w:r>
+              <w:rPr>
+                <w:rFonts w:hint="eastAsia"/>
+                <w:sz w:val="13"/>
+                <w:szCs w:val="13"/>
+              </w:rPr>
+              <w:t>OPS</w:t>
+            </w:r>
+          </w:p>
+        </w:tc>
+      </w:tr>
+      <w:tr>
+        <w:tc>
+          <w:tcPr>
+            <w:tcW w:w="960" w:type="pct"/>
+          </w:tcPr>
+          <w:p>
+            <w:pPr>
+              <w:ind w:left="0"/>
+              <w:rPr>
+                <w:sz w:val="13"/>
+                <w:szCs w:val="13"/>
+              </w:rPr>
+            </w:pPr>
+            <w:r>
+              <w:rPr>
+                <w:rFonts w:hint="eastAsia"/>
+                <w:sz w:val="13"/>
+                <w:szCs w:val="13"/>
+              </w:rPr>
+              <w:t>OPT_PLAN_NOCACHE</w:t>
+            </w:r>
+          </w:p>
+        </w:tc>
+        <w:tc>
+          <w:tcPr>
+            <w:tcW w:w="594" w:type="pct"/>
+            <w:vAlign w:val="center"/>
+          </w:tcPr>
+          <w:p>
+            <w:pPr>
+              <w:jc w:val="right"/>
+              <w:rPr>
+                <w:rFonts w:ascii="宋体" w:eastAsia="宋体" w:hAnsi="宋体" w:cs="宋体"/>
+                <w:color w:val="000000"/>
+                <w:sz w:val="13"/>
+                <w:szCs w:val="13"/>
+              </w:rPr>
+            </w:pPr>
+            <w:r>
+              <w:rPr>
+                <w:rFonts w:hint="eastAsia"/>
+                <w:color w:val="000000"/>
+                <w:sz w:val="13"/>
+                <w:szCs w:val="13"/>
+              </w:rPr>
+              <w:t>20509.2</w:t>
+            </w:r>
+          </w:p>
+        </w:tc>
+        <w:tc>
+          <w:tcPr>
+            <w:tcW w:w="742" w:type="pct"/>
+            <w:vAlign w:val="center"/>
+          </w:tcPr>
+          <w:p>
+            <w:pPr>
+              <w:jc w:val="right"/>
+              <w:rPr>
+                <w:rFonts w:ascii="宋体" w:eastAsia="宋体" w:hAnsi="宋体" w:cs="宋体"/>
+                <w:color w:val="000000"/>
+                <w:sz w:val="13"/>
+                <w:szCs w:val="13"/>
+              </w:rPr>
+            </w:pPr>
+            <w:r>
+              <w:rPr>
+                <w:rFonts w:hint="eastAsia"/>
+                <w:color w:val="000000"/>
+                <w:sz w:val="13"/>
+                <w:szCs w:val="13"/>
+              </w:rPr>
+              <w:t>6241.10</w:t>
+            </w:r>
+          </w:p>
+        </w:tc>
+        <w:tc>
+          <w:tcPr>
+            <w:tcW w:w="683" w:type="pct"/>
+            <w:vAlign w:val="center"/>
+          </w:tcPr>
+          <w:p>
+            <w:pPr>
+              <w:jc w:val="right"/>
+              <w:rPr>
+                <w:rFonts w:ascii="宋体" w:eastAsia="宋体" w:hAnsi="宋体" w:cs="宋体"/>
+                <w:color w:val="000000"/>
+                <w:sz w:val="13"/>
+                <w:szCs w:val="13"/>
+              </w:rPr>
+            </w:pPr>
+            <w:r>
+              <w:rPr>
+                <w:rFonts w:hint="eastAsia"/>
+                <w:color w:val="000000"/>
+                <w:sz w:val="13"/>
+                <w:szCs w:val="13"/>
+              </w:rPr>
+              <w:t>20496</w:t>
+            </w:r>
+          </w:p>
+        </w:tc>
+        <w:tc>
+          <w:tcPr>
+            <w:tcW w:w="683" w:type="pct"/>
+            <w:vAlign w:val="center"/>
+          </w:tcPr>
+          <w:p>
+            <w:pPr>
+              <w:jc w:val="right"/>
+              <w:rPr>
+                <w:rFonts w:ascii="宋体" w:eastAsia="宋体" w:hAnsi="宋体" w:cs="宋体"/>
+                <w:color w:val="000000"/>
+                <w:sz w:val="13"/>
+                <w:szCs w:val="13"/>
+              </w:rPr>
+            </w:pPr>
+            <w:r>
+              <w:rPr>
+                <w:rFonts w:hint="eastAsia"/>
+                <w:color w:val="000000"/>
+                <w:sz w:val="13"/>
+                <w:szCs w:val="13"/>
+              </w:rPr>
+              <w:t>6245.12</w:t>
+            </w:r>
+          </w:p>
+        </w:tc>
+        <w:tc>
+          <w:tcPr>
+            <w:tcW w:w="595" w:type="pct"/>
+            <w:vAlign w:val="center"/>
+          </w:tcPr>
+          <w:p>
+            <w:pPr>
+              <w:jc w:val="right"/>
+              <w:rPr>
+                <w:rFonts w:ascii="宋体" w:eastAsia="宋体" w:hAnsi="宋体" w:cs="宋体"/>
+                <w:color w:val="000000"/>
+                <w:sz w:val="13"/>
+                <w:szCs w:val="13"/>
+              </w:rPr>
+            </w:pPr>
+            <w:r>
+              <w:rPr>
+                <w:rFonts w:hint="eastAsia"/>
+                <w:color w:val="000000"/>
+                <w:sz w:val="13"/>
+                <w:szCs w:val="13"/>
+              </w:rPr>
+              <w:t>20502.4</w:t>
+            </w:r>
+          </w:p>
+        </w:tc>
+        <w:tc>
+          <w:tcPr>
+            <w:tcW w:w="742" w:type="pct"/>
+            <w:vAlign w:val="center"/>
+          </w:tcPr>
+          <w:p>
+            <w:pPr>
+              <w:jc w:val="right"/>
+              <w:rPr>
+                <w:rFonts w:ascii="宋体" w:eastAsia="宋体" w:hAnsi="宋体" w:cs="宋体"/>
+                <w:color w:val="000000"/>
+                <w:sz w:val="13"/>
+                <w:szCs w:val="13"/>
+              </w:rPr>
+            </w:pPr>
+            <w:r>
+              <w:rPr>
+                <w:rFonts w:hint="eastAsia"/>
+                <w:color w:val="000000"/>
+                <w:sz w:val="13"/>
+                <w:szCs w:val="13"/>
+              </w:rPr>
+              <w:t>6243.17</w:t>
+            </w:r>
+          </w:p>
+        </w:tc>
+      </w:tr>
+      <w:tr>
+        <w:tc>
+          <w:tcPr>
+            <w:tcW w:w="960" w:type="pct"/>
+          </w:tcPr>
+          <w:p>
+            <w:pPr>
+              <w:ind w:left="0"/>
+              <w:rPr>
+                <w:sz w:val="13"/>
+                <w:szCs w:val="13"/>
+              </w:rPr>
+            </w:pPr>
+            <w:r>
+              <w:rPr>
+                <w:rFonts w:hint="eastAsia"/>
+                <w:sz w:val="13"/>
+                <w:szCs w:val="13"/>
+              </w:rPr>
+              <w:lastRenderedPageBreak/>
+              <w:t>OPT_PLAN_ORIGINAL</w:t>
+            </w:r>
+          </w:p>
+        </w:tc>
+        <w:tc>
+          <w:tcPr>
+            <w:tcW w:w="594" w:type="pct"/>
+            <w:vAlign w:val="center"/>
+          </w:tcPr>
+          <w:p>
+            <w:pPr>
+              <w:jc w:val="right"/>
+              <w:rPr>
+                <w:rFonts w:ascii="宋体" w:eastAsia="宋体" w:hAnsi="宋体" w:cs="宋体"/>
+                <w:color w:val="000000"/>
+                <w:sz w:val="13"/>
+                <w:szCs w:val="13"/>
+              </w:rPr>
+            </w:pPr>
+            <w:r>
+              <w:rPr>
+                <w:rFonts w:hint="eastAsia"/>
+                <w:color w:val="000000"/>
+                <w:sz w:val="13"/>
+                <w:szCs w:val="13"/>
+              </w:rPr>
+              <w:t>18495.2</w:t>
+            </w:r>
+          </w:p>
+        </w:tc>
+        <w:tc>
+          <w:tcPr>
+            <w:tcW w:w="742" w:type="pct"/>
+            <w:vAlign w:val="center"/>
+          </w:tcPr>
+          <w:p>
+            <w:pPr>
+              <w:jc w:val="right"/>
+              <w:rPr>
+                <w:rFonts w:ascii="宋体" w:eastAsia="宋体" w:hAnsi="宋体" w:cs="宋体"/>
+                <w:color w:val="000000"/>
+                <w:sz w:val="13"/>
+                <w:szCs w:val="13"/>
+              </w:rPr>
+            </w:pPr>
+            <w:r>
+              <w:rPr>
+                <w:rFonts w:hint="eastAsia"/>
+                <w:color w:val="000000"/>
+                <w:sz w:val="13"/>
+                <w:szCs w:val="13"/>
+              </w:rPr>
+              <w:t>6922.3</w:t>
+            </w:r>
+            <w:r>
+              <w:rPr>
+                <w:rFonts w:hint="eastAsia"/>
+                <w:color w:val="000000"/>
+                <w:sz w:val="13"/>
+                <w:szCs w:val="13"/>
+              </w:rPr>
+              <w:t>8</w:t>
+            </w:r>
+          </w:p>
+        </w:tc>
+        <w:tc>
+          <w:tcPr>
+            <w:tcW w:w="683" w:type="pct"/>
+            <w:vAlign w:val="center"/>
+          </w:tcPr>
+          <w:p>
+            <w:pPr>
+              <w:jc w:val="right"/>
+              <w:rPr>
+                <w:rFonts w:ascii="宋体" w:eastAsia="宋体" w:hAnsi="宋体" w:cs="宋体"/>
+                <w:color w:val="000000"/>
+                <w:sz w:val="13"/>
+                <w:szCs w:val="13"/>
+              </w:rPr>
+            </w:pPr>
+            <w:r>
+              <w:rPr>
+                <w:rFonts w:hint="eastAsia"/>
+                <w:color w:val="000000"/>
+                <w:sz w:val="13"/>
+                <w:szCs w:val="13"/>
+              </w:rPr>
+              <w:t>16518.2</w:t>
+            </w:r>
+          </w:p>
+        </w:tc>
+        <w:tc>
+          <w:tcPr>
+            <w:tcW w:w="683" w:type="pct"/>
+            <w:vAlign w:val="center"/>
+          </w:tcPr>
+          <w:p>
+            <w:pPr>
+              <w:jc w:val="right"/>
+              <w:rPr>
+                <w:rFonts w:ascii="宋体" w:eastAsia="宋体" w:hAnsi="宋体" w:cs="宋体"/>
+                <w:color w:val="000000"/>
+                <w:sz w:val="13"/>
+                <w:szCs w:val="13"/>
+              </w:rPr>
+            </w:pPr>
+            <w:r>
+              <w:rPr>
+                <w:rFonts w:hint="eastAsia"/>
+                <w:color w:val="000000"/>
+                <w:sz w:val="13"/>
+                <w:szCs w:val="13"/>
+              </w:rPr>
+              <w:t>7749.04</w:t>
+            </w:r>
+          </w:p>
+        </w:tc>
+        <w:tc>
+          <w:tcPr>
+            <w:tcW w:w="595" w:type="pct"/>
+            <w:vAlign w:val="center"/>
+          </w:tcPr>
+          <w:p>
+            <w:pPr>
+              <w:jc w:val="right"/>
+              <w:rPr>
+                <w:rFonts w:ascii="宋体" w:eastAsia="宋体" w:hAnsi="宋体" w:cs="宋体"/>
+                <w:color w:val="000000"/>
+                <w:sz w:val="13"/>
+                <w:szCs w:val="13"/>
+              </w:rPr>
+            </w:pPr>
+            <w:r>
+              <w:rPr>
+                <w:rFonts w:hint="eastAsia"/>
+                <w:color w:val="000000"/>
+                <w:sz w:val="13"/>
+                <w:szCs w:val="13"/>
+              </w:rPr>
+              <w:t>13755.8</w:t>
+            </w:r>
+          </w:p>
+        </w:tc>
+        <w:tc>
+          <w:tcPr>
+            <w:tcW w:w="742" w:type="pct"/>
+            <w:vAlign w:val="center"/>
+          </w:tcPr>
+          <w:p>
+            <w:pPr>
+              <w:jc w:val="right"/>
+              <w:rPr>
+                <w:rFonts w:ascii="宋体" w:eastAsia="宋体" w:hAnsi="宋体" w:cs="宋体"/>
+                <w:color w:val="000000"/>
+                <w:sz w:val="13"/>
+                <w:szCs w:val="13"/>
+              </w:rPr>
+            </w:pPr>
+            <w:r>
+              <w:rPr>
+                <w:rFonts w:hint="eastAsia"/>
+                <w:color w:val="000000"/>
+                <w:sz w:val="13"/>
+                <w:szCs w:val="13"/>
+              </w:rPr>
+              <w:t>9305.4</w:t>
+            </w:r>
+            <w:r>
+              <w:rPr>
+                <w:rFonts w:hint="eastAsia"/>
+                <w:color w:val="000000"/>
+                <w:sz w:val="13"/>
+                <w:szCs w:val="13"/>
+              </w:rPr>
+              <w:t>7</w:t>
+            </w:r>
+          </w:p>
+        </w:tc>
+      </w:tr>
+      <w:tr>
+        <w:tc>
+          <w:tcPr>
+            <w:tcW w:w="960" w:type="pct"/>
+          </w:tcPr>
+          <w:p>
+            <w:pPr>
+              <w:ind w:left="0"/>
+              <w:rPr>
+                <w:sz w:val="13"/>
+                <w:szCs w:val="13"/>
+              </w:rPr>
+            </w:pPr>
+            <w:r>
+              <w:rPr>
+                <w:rFonts w:hint="eastAsia"/>
+                <w:sz w:val="13"/>
+                <w:szCs w:val="13"/>
+              </w:rPr>
+              <w:t>OPT_PLAN_NORMALIZED</w:t>
+            </w:r>
+          </w:p>
+        </w:tc>
+        <w:tc>
+          <w:tcPr>
+            <w:tcW w:w="594" w:type="pct"/>
+            <w:vAlign w:val="center"/>
+          </w:tcPr>
+          <w:p>
+            <w:pPr>
+              <w:jc w:val="right"/>
+              <w:rPr>
+                <w:rFonts w:ascii="宋体" w:eastAsia="宋体" w:hAnsi="宋体" w:cs="宋体"/>
+                <w:color w:val="000000"/>
+                <w:sz w:val="13"/>
+                <w:szCs w:val="13"/>
+              </w:rPr>
+            </w:pPr>
+            <w:r>
+              <w:rPr>
+                <w:rFonts w:hint="eastAsia"/>
+                <w:color w:val="000000"/>
+                <w:sz w:val="13"/>
+                <w:szCs w:val="13"/>
+              </w:rPr>
+              <w:t>19257</w:t>
+            </w:r>
+          </w:p>
+        </w:tc>
+        <w:tc>
+          <w:tcPr>
+            <w:tcW w:w="742" w:type="pct"/>
+            <w:vAlign w:val="center"/>
+          </w:tcPr>
+          <w:p>
+            <w:pPr>
+              <w:jc w:val="right"/>
+              <w:rPr>
+                <w:rFonts w:ascii="宋体" w:eastAsia="宋体" w:hAnsi="宋体" w:cs="宋体"/>
+                <w:color w:val="000000"/>
+                <w:sz w:val="13"/>
+                <w:szCs w:val="13"/>
+              </w:rPr>
+            </w:pPr>
+            <w:r>
+              <w:rPr>
+                <w:rFonts w:hint="eastAsia"/>
+                <w:color w:val="000000"/>
+                <w:sz w:val="13"/>
+                <w:szCs w:val="13"/>
+              </w:rPr>
+              <w:t>6646.942</w:t>
+            </w:r>
+          </w:p>
+        </w:tc>
+        <w:tc>
+          <w:tcPr>
+            <w:tcW w:w="683" w:type="pct"/>
+            <w:vAlign w:val="center"/>
+          </w:tcPr>
+          <w:p>
+            <w:pPr>
+              <w:jc w:val="right"/>
+              <w:rPr>
+                <w:rFonts w:ascii="宋体" w:eastAsia="宋体" w:hAnsi="宋体" w:cs="宋体"/>
+                <w:color w:val="000000"/>
+                <w:sz w:val="13"/>
+                <w:szCs w:val="13"/>
+              </w:rPr>
+            </w:pPr>
+            <w:r>
+              <w:rPr>
+                <w:rFonts w:hint="eastAsia"/>
+                <w:color w:val="000000"/>
+                <w:sz w:val="13"/>
+                <w:szCs w:val="13"/>
+              </w:rPr>
+              <w:t>16757.6</w:t>
+            </w:r>
+          </w:p>
+        </w:tc>
+        <w:tc>
+          <w:tcPr>
+            <w:tcW w:w="683" w:type="pct"/>
+            <w:vAlign w:val="center"/>
+          </w:tcPr>
+          <w:p>
+            <w:pPr>
+              <w:jc w:val="right"/>
+              <w:rPr>
+                <w:rFonts w:ascii="宋体" w:eastAsia="宋体" w:hAnsi="宋体" w:cs="宋体"/>
+                <w:color w:val="000000"/>
+                <w:sz w:val="13"/>
+                <w:szCs w:val="13"/>
+              </w:rPr>
+            </w:pPr>
+            <w:r>
+              <w:rPr>
+                <w:rFonts w:hint="eastAsia"/>
+                <w:color w:val="000000"/>
+                <w:sz w:val="13"/>
+                <w:szCs w:val="13"/>
+              </w:rPr>
+              <w:t>7638.41</w:t>
+            </w:r>
+          </w:p>
+        </w:tc>
+        <w:tc>
+          <w:tcPr>
+            <w:tcW w:w="595" w:type="pct"/>
+            <w:vAlign w:val="center"/>
+          </w:tcPr>
+          <w:p>
+            <w:pPr>
+              <w:jc w:val="right"/>
+              <w:rPr>
+                <w:rFonts w:ascii="宋体" w:eastAsia="宋体" w:hAnsi="宋体" w:cs="宋体"/>
+                <w:color w:val="000000"/>
+                <w:sz w:val="13"/>
+                <w:szCs w:val="13"/>
+              </w:rPr>
+            </w:pPr>
+            <w:r>
+              <w:rPr>
+                <w:rFonts w:hint="eastAsia"/>
+                <w:color w:val="000000"/>
+                <w:sz w:val="13"/>
+                <w:szCs w:val="13"/>
+              </w:rPr>
+              <w:t>13230</w:t>
+            </w:r>
+          </w:p>
+        </w:tc>
+        <w:tc>
+          <w:tcPr>
+            <w:tcW w:w="742" w:type="pct"/>
+            <w:vAlign w:val="center"/>
+          </w:tcPr>
+          <w:p>
+            <w:pPr>
+              <w:jc w:val="right"/>
+              <w:rPr>
+                <w:rFonts w:ascii="宋体" w:eastAsia="宋体" w:hAnsi="宋体" w:cs="宋体"/>
+                <w:color w:val="000000"/>
+                <w:sz w:val="13"/>
+                <w:szCs w:val="13"/>
+              </w:rPr>
+            </w:pPr>
+            <w:r>
+              <w:rPr>
+                <w:rFonts w:hint="eastAsia"/>
+                <w:color w:val="000000"/>
+                <w:sz w:val="13"/>
+                <w:szCs w:val="13"/>
+              </w:rPr>
+              <w:t>9675.25</w:t>
+            </w:r>
+          </w:p>
+        </w:tc>
+      </w:tr>
+      <w:tr>
+        <w:tc>
+          <w:tcPr>
+            <w:tcW w:w="960" w:type="pct"/>
+          </w:tcPr>
+          <w:p>
+            <w:pPr>
+              <w:ind w:left="0"/>
+              <w:rPr>
+                <w:sz w:val="13"/>
+                <w:szCs w:val="13"/>
+              </w:rPr>
+            </w:pPr>
+            <w:r>
+              <w:rPr>
+                <w:rFonts w:hint="eastAsia"/>
+                <w:sz w:val="13"/>
+                <w:szCs w:val="13"/>
+              </w:rPr>
+              <w:t>OPT_PLAN_PARAMETERED</w:t>
+            </w:r>
+          </w:p>
+        </w:tc>
+        <w:tc>
+          <w:tcPr>
+            <w:tcW w:w="594" w:type="pct"/>
+            <w:vAlign w:val="center"/>
+          </w:tcPr>
+          <w:p>
+            <w:pPr>
+              <w:jc w:val="right"/>
+              <w:rPr>
+                <w:rFonts w:ascii="宋体" w:eastAsia="宋体" w:hAnsi="宋体" w:cs="宋体"/>
+                <w:color w:val="000000"/>
+                <w:sz w:val="13"/>
+                <w:szCs w:val="13"/>
+              </w:rPr>
+            </w:pPr>
+            <w:r>
+              <w:rPr>
+                <w:rFonts w:hint="eastAsia"/>
+                <w:color w:val="000000"/>
+                <w:sz w:val="13"/>
+                <w:szCs w:val="13"/>
+              </w:rPr>
+              <w:t>11651.8</w:t>
+            </w:r>
+          </w:p>
+        </w:tc>
+        <w:tc>
+          <w:tcPr>
+            <w:tcW w:w="742" w:type="pct"/>
+            <w:vAlign w:val="center"/>
+          </w:tcPr>
+          <w:p>
+            <w:pPr>
+              <w:jc w:val="right"/>
+              <w:rPr>
+                <w:rFonts w:ascii="宋体" w:eastAsia="宋体" w:hAnsi="宋体" w:cs="宋体"/>
+                <w:color w:val="000000"/>
+                <w:sz w:val="13"/>
+                <w:szCs w:val="13"/>
+              </w:rPr>
+            </w:pPr>
+            <w:r>
+              <w:rPr>
+                <w:rFonts w:hint="eastAsia"/>
+                <w:color w:val="000000"/>
+                <w:sz w:val="13"/>
+                <w:szCs w:val="13"/>
+              </w:rPr>
+              <w:t>10985.44</w:t>
+            </w:r>
+          </w:p>
+        </w:tc>
+        <w:tc>
+          <w:tcPr>
+            <w:tcW w:w="683" w:type="pct"/>
+            <w:vAlign w:val="center"/>
+          </w:tcPr>
+          <w:p>
+            <w:pPr>
+              <w:jc w:val="right"/>
+              <w:rPr>
+                <w:rFonts w:ascii="宋体" w:eastAsia="宋体" w:hAnsi="宋体" w:cs="宋体"/>
+                <w:color w:val="000000"/>
+                <w:sz w:val="13"/>
+                <w:szCs w:val="13"/>
+              </w:rPr>
+            </w:pPr>
+            <w:r>
+              <w:rPr>
+                <w:rFonts w:hint="eastAsia"/>
+                <w:color w:val="000000"/>
+                <w:sz w:val="13"/>
+                <w:szCs w:val="13"/>
+              </w:rPr>
+              <w:t>11645</w:t>
+            </w:r>
+          </w:p>
+        </w:tc>
+        <w:tc>
+          <w:tcPr>
+            <w:tcW w:w="683" w:type="pct"/>
+            <w:vAlign w:val="center"/>
+          </w:tcPr>
+          <w:p>
+            <w:pPr>
+              <w:jc w:val="right"/>
+              <w:rPr>
+                <w:rFonts w:ascii="宋体" w:eastAsia="宋体" w:hAnsi="宋体" w:cs="宋体"/>
+                <w:color w:val="000000"/>
+                <w:sz w:val="13"/>
+                <w:szCs w:val="13"/>
+              </w:rPr>
+            </w:pPr>
+            <w:r>
+              <w:rPr>
+                <w:rFonts w:hint="eastAsia"/>
+                <w:color w:val="000000"/>
+                <w:sz w:val="13"/>
+                <w:szCs w:val="13"/>
+              </w:rPr>
+              <w:t>10991.85</w:t>
+            </w:r>
+          </w:p>
+        </w:tc>
+        <w:tc>
+          <w:tcPr>
+            <w:tcW w:w="595" w:type="pct"/>
+            <w:vAlign w:val="center"/>
+          </w:tcPr>
+          <w:p>
+            <w:pPr>
+              <w:jc w:val="right"/>
+              <w:rPr>
+                <w:rFonts w:ascii="宋体" w:eastAsia="宋体" w:hAnsi="宋体" w:cs="宋体"/>
+                <w:color w:val="000000"/>
+                <w:sz w:val="13"/>
+                <w:szCs w:val="13"/>
+              </w:rPr>
+            </w:pPr>
+            <w:r>
+              <w:rPr>
+                <w:rFonts w:hint="eastAsia"/>
+                <w:color w:val="000000"/>
+                <w:sz w:val="13"/>
+                <w:szCs w:val="13"/>
+              </w:rPr>
+              <w:t>11616</w:t>
+            </w:r>
+          </w:p>
+        </w:tc>
+        <w:tc>
+          <w:tcPr>
+            <w:tcW w:w="742" w:type="pct"/>
+            <w:vAlign w:val="center"/>
+          </w:tcPr>
+          <w:p>
+            <w:pPr>
+              <w:jc w:val="right"/>
+              <w:rPr>
+                <w:rFonts w:ascii="宋体" w:eastAsia="宋体" w:hAnsi="宋体" w:cs="宋体"/>
+                <w:color w:val="000000"/>
+                <w:sz w:val="13"/>
+                <w:szCs w:val="13"/>
+              </w:rPr>
+            </w:pPr>
+            <w:r>
+              <w:rPr>
+                <w:rFonts w:hint="eastAsia"/>
+                <w:color w:val="000000"/>
+                <w:sz w:val="13"/>
+                <w:szCs w:val="13"/>
+              </w:rPr>
+              <w:t>11019.29</w:t>
+            </w:r>
+          </w:p>
+        </w:tc>
+      </w:tr>
+      <w:tr>
+        <w:tc>
+          <w:tcPr>
+            <w:tcW w:w="960" w:type="pct"/>
+          </w:tcPr>
+          <w:p>
+            <w:pPr>
+              <w:ind w:left="0"/>
+              <w:rPr>
+                <w:sz w:val="13"/>
+                <w:szCs w:val="13"/>
+              </w:rPr>
+            </w:pPr>
+            <w:r>
+              <w:rPr>
+                <w:rFonts w:hint="eastAsia"/>
+                <w:sz w:val="13"/>
+                <w:szCs w:val="13"/>
+              </w:rPr>
+              <w:t>OPT_PLAN_FUZZYOPTR</w:t>
+            </w:r>
+          </w:p>
+        </w:tc>
+        <w:tc>
+          <w:tcPr>
+            <w:tcW w:w="594" w:type="pct"/>
+            <w:vAlign w:val="center"/>
+          </w:tcPr>
+          <w:p>
+            <w:pPr>
+              <w:jc w:val="right"/>
+              <w:rPr>
+                <w:rFonts w:ascii="宋体" w:eastAsia="宋体" w:hAnsi="宋体" w:cs="宋体"/>
+                <w:color w:val="000000"/>
+                <w:sz w:val="13"/>
+                <w:szCs w:val="13"/>
+              </w:rPr>
+            </w:pPr>
+            <w:r>
+              <w:rPr>
+                <w:rFonts w:hint="eastAsia"/>
+                <w:color w:val="000000"/>
+                <w:sz w:val="13"/>
+                <w:szCs w:val="13"/>
+              </w:rPr>
+              <w:t>11645</w:t>
+            </w:r>
+          </w:p>
+        </w:tc>
+        <w:tc>
+          <w:tcPr>
+            <w:tcW w:w="742" w:type="pct"/>
+            <w:vAlign w:val="center"/>
+          </w:tcPr>
+          <w:p>
+            <w:pPr>
+              <w:jc w:val="right"/>
+              <w:rPr>
+                <w:rFonts w:ascii="宋体" w:eastAsia="宋体" w:hAnsi="宋体" w:cs="宋体"/>
+                <w:color w:val="000000"/>
+                <w:sz w:val="13"/>
+                <w:szCs w:val="13"/>
+              </w:rPr>
+            </w:pPr>
+            <w:r>
+              <w:rPr>
+                <w:rFonts w:hint="eastAsia"/>
+                <w:color w:val="000000"/>
+                <w:sz w:val="13"/>
+                <w:szCs w:val="13"/>
+              </w:rPr>
+              <w:t>10991.85</w:t>
+            </w:r>
+          </w:p>
+        </w:tc>
+        <w:tc>
+          <w:tcPr>
+            <w:tcW w:w="683" w:type="pct"/>
+            <w:vAlign w:val="center"/>
+          </w:tcPr>
+          <w:p>
+            <w:pPr>
+              <w:jc w:val="right"/>
+              <w:rPr>
+                <w:rFonts w:ascii="宋体" w:eastAsia="宋体" w:hAnsi="宋体" w:cs="宋体"/>
+                <w:color w:val="000000"/>
+                <w:sz w:val="13"/>
+                <w:szCs w:val="13"/>
+              </w:rPr>
+            </w:pPr>
+            <w:r>
+              <w:rPr>
+                <w:rFonts w:hint="eastAsia"/>
+                <w:color w:val="000000"/>
+                <w:sz w:val="13"/>
+                <w:szCs w:val="13"/>
+              </w:rPr>
+              <w:t>11647.4</w:t>
+            </w:r>
+          </w:p>
+        </w:tc>
+        <w:tc>
+          <w:tcPr>
+            <w:tcW w:w="683" w:type="pct"/>
+            <w:vAlign w:val="center"/>
+          </w:tcPr>
+          <w:p>
+            <w:pPr>
+              <w:jc w:val="right"/>
+              <w:rPr>
+                <w:rFonts w:ascii="宋体" w:eastAsia="宋体" w:hAnsi="宋体" w:cs="宋体"/>
+                <w:color w:val="000000"/>
+                <w:sz w:val="13"/>
+                <w:szCs w:val="13"/>
+              </w:rPr>
+            </w:pPr>
+            <w:r>
+              <w:rPr>
+                <w:rFonts w:hint="eastAsia"/>
+                <w:color w:val="000000"/>
+                <w:sz w:val="13"/>
+                <w:szCs w:val="13"/>
+              </w:rPr>
+              <w:t>10989.59</w:t>
+            </w:r>
+          </w:p>
+        </w:tc>
+        <w:tc>
+          <w:tcPr>
+            <w:tcW w:w="595" w:type="pct"/>
+            <w:vAlign w:val="center"/>
+          </w:tcPr>
+          <w:p>
+            <w:pPr>
+              <w:jc w:val="right"/>
+              <w:rPr>
+                <w:rFonts w:ascii="宋体" w:eastAsia="宋体" w:hAnsi="宋体" w:cs="宋体"/>
+                <w:color w:val="000000"/>
+                <w:sz w:val="13"/>
+                <w:szCs w:val="13"/>
+              </w:rPr>
+            </w:pPr>
+            <w:r>
+              <w:rPr>
+                <w:rFonts w:hint="eastAsia"/>
+                <w:color w:val="000000"/>
+                <w:sz w:val="13"/>
+                <w:szCs w:val="13"/>
+              </w:rPr>
+              <w:t>11616.6</w:t>
+            </w:r>
+          </w:p>
+        </w:tc>
+        <w:tc>
+          <w:tcPr>
+            <w:tcW w:w="742" w:type="pct"/>
+            <w:vAlign w:val="center"/>
+          </w:tcPr>
+          <w:p>
+            <w:pPr>
+              <w:jc w:val="right"/>
+              <w:rPr>
+                <w:rFonts w:ascii="宋体" w:eastAsia="宋体" w:hAnsi="宋体" w:cs="宋体"/>
+                <w:color w:val="000000"/>
+                <w:sz w:val="13"/>
+                <w:szCs w:val="13"/>
+              </w:rPr>
+            </w:pPr>
+            <w:r>
+              <w:rPr>
+                <w:rFonts w:hint="eastAsia"/>
+                <w:color w:val="000000"/>
+                <w:sz w:val="13"/>
+                <w:szCs w:val="13"/>
+              </w:rPr>
+              <w:t>11018.72</w:t>
+            </w:r>
+          </w:p>
+        </w:tc>
+      </w:tr>
+    </w:tbl>
+    <w:p/>
+    <w:p>
+      <w:r>
+        <w:rPr>
+          <w:noProof/>
+        </w:rPr>
+        <w:drawing>
+          <wp:inline distT="0" distB="0" distL="0" distR="0">
+            <wp:extent cx="5274310" cy="3076575"/>
+            <wp:effectExtent l="19050" t="0" r="21590" b="0"/>
+            <wp:docPr id="2" name="Chart 34"/>
+            <wp:cNvGraphicFramePr/>
+            <a:graphic xmlns:a="http://schemas.openxmlformats.org/drawingml/2006/main">
+              <a:graphicData uri="http://schemas.openxmlformats.org/drawingml/2006/chart">
+                <c:chart xmlns:c="http://schemas.openxmlformats.org/drawingml/2006/chart" xmlns:r="http://schemas.openxmlformats.org/officeDocument/2006/relationships" r:id="rId24"/>
+              </a:graphicData>
+            </a:graphic>
+          </wp:inline>
+        </w:drawing>
+      </w:r>
+    </w:p>
+    <w:p>
+      <w:pPr>
         <w:pStyle w:val="Heading2"/>
       </w:pPr>
       <w:r>
@@ -21537,7 +23285,6 @@
         <w:rPr>
           <w:rFonts w:hint="eastAsia"/>
         </w:rPr>
-        <w:lastRenderedPageBreak/>
         <w:t>遗留问题</w:t>
       </w:r>
     </w:p>
@@ -21710,6 +23457,7 @@
         <w:rPr>
           <w:rFonts w:hint="eastAsia"/>
         </w:rPr>
+        <w:lastRenderedPageBreak/>
         <w:t>验收</w:t>
       </w:r>
       <w:r>
@@ -22979,49 +24727,6 @@
       </w:r>
     </w:p>
   </w:comment>
-  <w:comment w:id="1" w:author="heguoming" w:date="2017-09-12T17:59:00Z" w:initials="he">
-    <w:p>
-      <w:pPr>
-        <w:pStyle w:val="CommentText"/>
-      </w:pPr>
-      <w:r>
-        <w:rPr>
-          <w:rStyle w:val="CommentReference"/>
-        </w:rPr>
-        <w:annotationRef/>
-      </w:r>
-      <w:r>
-        <w:rPr>
-          <w:rFonts w:hint="eastAsia"/>
-        </w:rPr>
-        <w:t>并发访问，全内存</w:t>
-      </w:r>
-      <w:r>
-        <w:rPr>
-          <w:rFonts w:hint="eastAsia"/>
-        </w:rPr>
-        <w:t>50</w:t>
-      </w:r>
-      <w:r>
-        <w:rPr>
-          <w:rFonts w:hint="eastAsia"/>
-        </w:rPr>
-        <w:t>万条，索引查询</w:t>
-      </w:r>
-      <w:r>
-        <w:rPr>
-          <w:rFonts w:hint="eastAsia"/>
-        </w:rPr>
-        <w:t>7-8</w:t>
-      </w:r>
-      <w:r>
-        <w:rPr>
-          <w:rFonts w:hint="eastAsia"/>
-        </w:rPr>
-        <w:t>条结果</w:t>
-      </w:r>
-    </w:p>
-  </w:comment>
 </w:comments>
 </file>
 
@@ -24710,6 +26415,92 @@
     </w:lvl>
   </w:abstractNum>
   <w:abstractNum w:abstractNumId="19">
+    <w:nsid w:val="39F94B21"/>
+    <w:multiLevelType w:val="hybridMultilevel"/>
+    <w:tmpl w:val="F0EAD942"/>
+    <w:lvl w:ilvl="0" w:tplc="0409000F">
+      <w:start w:val="1"/>
+      <w:numFmt w:val="decimal"/>
+      <w:lvlText w:val="%1."/>
+      <w:lvlJc w:val="left"/>
+      <w:pPr>
+        <w:ind w:left="777" w:hanging="420"/>
+      </w:pPr>
+    </w:lvl>
+    <w:lvl w:ilvl="1" w:tplc="04090019" w:tentative="1">
+      <w:start w:val="1"/>
+      <w:numFmt w:val="lowerLetter"/>
+      <w:lvlText w:val="%2)"/>
+      <w:lvlJc w:val="left"/>
+      <w:pPr>
+        <w:ind w:left="1197" w:hanging="420"/>
+      </w:pPr>
+    </w:lvl>
+    <w:lvl w:ilvl="2" w:tplc="0409001B" w:tentative="1">
+      <w:start w:val="1"/>
+      <w:numFmt w:val="lowerRoman"/>
+      <w:lvlText w:val="%3."/>
+      <w:lvlJc w:val="right"/>
+      <w:pPr>
+        <w:ind w:left="1617" w:hanging="420"/>
+      </w:pPr>
+    </w:lvl>
+    <w:lvl w:ilvl="3" w:tplc="0409000F" w:tentative="1">
+      <w:start w:val="1"/>
+      <w:numFmt w:val="decimal"/>
+      <w:lvlText w:val="%4."/>
+      <w:lvlJc w:val="left"/>
+      <w:pPr>
+        <w:ind w:left="2037" w:hanging="420"/>
+      </w:pPr>
+    </w:lvl>
+    <w:lvl w:ilvl="4" w:tplc="04090019" w:tentative="1">
+      <w:start w:val="1"/>
+      <w:numFmt w:val="lowerLetter"/>
+      <w:lvlText w:val="%5)"/>
+      <w:lvlJc w:val="left"/>
+      <w:pPr>
+        <w:ind w:left="2457" w:hanging="420"/>
+      </w:pPr>
+    </w:lvl>
+    <w:lvl w:ilvl="5" w:tplc="0409001B" w:tentative="1">
+      <w:start w:val="1"/>
+      <w:numFmt w:val="lowerRoman"/>
+      <w:lvlText w:val="%6."/>
+      <w:lvlJc w:val="right"/>
+      <w:pPr>
+        <w:ind w:left="2877" w:hanging="420"/>
+      </w:pPr>
+    </w:lvl>
+    <w:lvl w:ilvl="6" w:tplc="0409000F" w:tentative="1">
+      <w:start w:val="1"/>
+      <w:numFmt w:val="decimal"/>
+      <w:lvlText w:val="%7."/>
+      <w:lvlJc w:val="left"/>
+      <w:pPr>
+        <w:ind w:left="3297" w:hanging="420"/>
+      </w:pPr>
+    </w:lvl>
+    <w:lvl w:ilvl="7" w:tplc="04090019" w:tentative="1">
+      <w:start w:val="1"/>
+      <w:numFmt w:val="lowerLetter"/>
+      <w:lvlText w:val="%8)"/>
+      <w:lvlJc w:val="left"/>
+      <w:pPr>
+        <w:ind w:left="3717" w:hanging="420"/>
+      </w:pPr>
+    </w:lvl>
+    <w:lvl w:ilvl="8" w:tplc="0409001B" w:tentative="1">
+      <w:start w:val="1"/>
+      <w:numFmt w:val="lowerRoman"/>
+      <w:lvlText w:val="%9."/>
+      <w:lvlJc w:val="right"/>
+      <w:pPr>
+        <w:ind w:left="4137" w:hanging="420"/>
+      </w:pPr>
+    </w:lvl>
+  </w:abstractNum>
+  <w:abstractNum w:abstractNumId="20">
     <w:nsid w:val="3FFC5661"/>
     <w:multiLevelType w:val="hybridMultilevel"/>
     <w:tmpl w:val="C52A9966"/>
@@ -24795,7 +26586,7 @@
       </w:pPr>
     </w:lvl>
   </w:abstractNum>
-  <w:abstractNum w:abstractNumId="20">
+  <w:abstractNum w:abstractNumId="21">
     <w:nsid w:val="40303BF3"/>
     <w:multiLevelType w:val="hybridMultilevel"/>
     <w:tmpl w:val="542C8574"/>
@@ -24881,7 +26672,7 @@
       </w:pPr>
     </w:lvl>
   </w:abstractNum>
-  <w:abstractNum w:abstractNumId="21">
+  <w:abstractNum w:abstractNumId="22">
     <w:nsid w:val="430429AC"/>
     <w:multiLevelType w:val="hybridMultilevel"/>
     <w:tmpl w:val="EC647346"/>
@@ -24967,7 +26758,7 @@
       </w:pPr>
     </w:lvl>
   </w:abstractNum>
-  <w:abstractNum w:abstractNumId="22">
+  <w:abstractNum w:abstractNumId="23">
     <w:nsid w:val="470851C2"/>
     <w:multiLevelType w:val="hybridMultilevel"/>
     <w:tmpl w:val="9BD0E888"/>
@@ -25053,7 +26844,7 @@
       </w:pPr>
     </w:lvl>
   </w:abstractNum>
-  <w:abstractNum w:abstractNumId="23">
+  <w:abstractNum w:abstractNumId="24">
     <w:nsid w:val="4820363A"/>
     <w:multiLevelType w:val="hybridMultilevel"/>
     <w:tmpl w:val="6C289F96"/>
@@ -25139,7 +26930,7 @@
       </w:pPr>
     </w:lvl>
   </w:abstractNum>
-  <w:abstractNum w:abstractNumId="24">
+  <w:abstractNum w:abstractNumId="25">
     <w:nsid w:val="4A056139"/>
     <w:multiLevelType w:val="hybridMultilevel"/>
     <w:tmpl w:val="542C8574"/>
@@ -25225,7 +27016,7 @@
       </w:pPr>
     </w:lvl>
   </w:abstractNum>
-  <w:abstractNum w:abstractNumId="25">
+  <w:abstractNum w:abstractNumId="26">
     <w:nsid w:val="506E6442"/>
     <w:multiLevelType w:val="hybridMultilevel"/>
     <w:tmpl w:val="338C01A6"/>
@@ -25311,7 +27102,7 @@
       </w:pPr>
     </w:lvl>
   </w:abstractNum>
-  <w:abstractNum w:abstractNumId="26">
+  <w:abstractNum w:abstractNumId="27">
     <w:nsid w:val="563D1912"/>
     <w:multiLevelType w:val="hybridMultilevel"/>
     <w:tmpl w:val="62BC5BA2"/>
@@ -25397,7 +27188,7 @@
       </w:pPr>
     </w:lvl>
   </w:abstractNum>
-  <w:abstractNum w:abstractNumId="27">
+  <w:abstractNum w:abstractNumId="28">
     <w:nsid w:val="5765029B"/>
     <w:multiLevelType w:val="hybridMultilevel"/>
     <w:tmpl w:val="31B6A236"/>
@@ -25483,7 +27274,7 @@
       </w:pPr>
     </w:lvl>
   </w:abstractNum>
-  <w:abstractNum w:abstractNumId="28">
+  <w:abstractNum w:abstractNumId="29">
     <w:nsid w:val="589E00D2"/>
     <w:multiLevelType w:val="hybridMultilevel"/>
     <w:tmpl w:val="F1EE0268"/>
@@ -25570,7 +27361,7 @@
       </w:pPr>
     </w:lvl>
   </w:abstractNum>
-  <w:abstractNum w:abstractNumId="29">
+  <w:abstractNum w:abstractNumId="30">
     <w:nsid w:val="5B71554B"/>
     <w:multiLevelType w:val="hybridMultilevel"/>
     <w:tmpl w:val="FC701336"/>
@@ -25656,7 +27447,7 @@
       </w:pPr>
     </w:lvl>
   </w:abstractNum>
-  <w:abstractNum w:abstractNumId="30">
+  <w:abstractNum w:abstractNumId="31">
     <w:nsid w:val="5D1D7060"/>
     <w:multiLevelType w:val="hybridMultilevel"/>
     <w:tmpl w:val="542C8574"/>
@@ -25742,7 +27533,7 @@
       </w:pPr>
     </w:lvl>
   </w:abstractNum>
-  <w:abstractNum w:abstractNumId="31">
+  <w:abstractNum w:abstractNumId="32">
     <w:nsid w:val="6250520F"/>
     <w:multiLevelType w:val="hybridMultilevel"/>
     <w:tmpl w:val="723E4382"/>
@@ -25828,7 +27619,7 @@
       </w:pPr>
     </w:lvl>
   </w:abstractNum>
-  <w:abstractNum w:abstractNumId="32">
+  <w:abstractNum w:abstractNumId="33">
     <w:nsid w:val="653C0A41"/>
     <w:multiLevelType w:val="hybridMultilevel"/>
     <w:tmpl w:val="3484237A"/>
@@ -25914,7 +27705,7 @@
       </w:pPr>
     </w:lvl>
   </w:abstractNum>
-  <w:abstractNum w:abstractNumId="33">
+  <w:abstractNum w:abstractNumId="34">
     <w:nsid w:val="69535C3A"/>
     <w:multiLevelType w:val="hybridMultilevel"/>
     <w:tmpl w:val="542C8574"/>
@@ -26000,7 +27791,7 @@
       </w:pPr>
     </w:lvl>
   </w:abstractNum>
-  <w:abstractNum w:abstractNumId="34">
+  <w:abstractNum w:abstractNumId="35">
     <w:nsid w:val="73596A6D"/>
     <w:multiLevelType w:val="hybridMultilevel"/>
     <w:tmpl w:val="542C8574"/>
@@ -26086,7 +27877,7 @@
       </w:pPr>
     </w:lvl>
   </w:abstractNum>
-  <w:abstractNum w:abstractNumId="35">
+  <w:abstractNum w:abstractNumId="36">
     <w:nsid w:val="78081197"/>
     <w:multiLevelType w:val="hybridMultilevel"/>
     <w:tmpl w:val="42A08576"/>
@@ -26172,7 +27963,7 @@
       </w:pPr>
     </w:lvl>
   </w:abstractNum>
-  <w:abstractNum w:abstractNumId="36">
+  <w:abstractNum w:abstractNumId="37">
     <w:nsid w:val="79A21979"/>
     <w:multiLevelType w:val="hybridMultilevel"/>
     <w:tmpl w:val="542C8574"/>
@@ -26258,7 +28049,7 @@
       </w:pPr>
     </w:lvl>
   </w:abstractNum>
-  <w:abstractNum w:abstractNumId="37">
+  <w:abstractNum w:abstractNumId="38">
     <w:nsid w:val="7DA03056"/>
     <w:multiLevelType w:val="hybridMultilevel"/>
     <w:tmpl w:val="31B6A236"/>
@@ -26344,7 +28135,93 @@
       </w:pPr>
     </w:lvl>
   </w:abstractNum>
-  <w:abstractNum w:abstractNumId="38">
+  <w:abstractNum w:abstractNumId="39">
+    <w:nsid w:val="7E6E1322"/>
+    <w:multiLevelType w:val="hybridMultilevel"/>
+    <w:tmpl w:val="542C8574"/>
+    <w:lvl w:ilvl="0" w:tplc="0409000F">
+      <w:start w:val="1"/>
+      <w:numFmt w:val="decimal"/>
+      <w:lvlText w:val="%1."/>
+      <w:lvlJc w:val="left"/>
+      <w:pPr>
+        <w:ind w:left="777" w:hanging="420"/>
+      </w:pPr>
+    </w:lvl>
+    <w:lvl w:ilvl="1" w:tplc="0409000F">
+      <w:start w:val="1"/>
+      <w:numFmt w:val="decimal"/>
+      <w:lvlText w:val="%2."/>
+      <w:lvlJc w:val="left"/>
+      <w:pPr>
+        <w:ind w:left="1197" w:hanging="420"/>
+      </w:pPr>
+    </w:lvl>
+    <w:lvl w:ilvl="2" w:tplc="0409001B" w:tentative="1">
+      <w:start w:val="1"/>
+      <w:numFmt w:val="lowerRoman"/>
+      <w:lvlText w:val="%3."/>
+      <w:lvlJc w:val="right"/>
+      <w:pPr>
+        <w:ind w:left="1617" w:hanging="420"/>
+      </w:pPr>
+    </w:lvl>
+    <w:lvl w:ilvl="3" w:tplc="0409000F" w:tentative="1">
+      <w:start w:val="1"/>
+      <w:numFmt w:val="decimal"/>
+      <w:lvlText w:val="%4."/>
+      <w:lvlJc w:val="left"/>
+      <w:pPr>
+        <w:ind w:left="2037" w:hanging="420"/>
+      </w:pPr>
+    </w:lvl>
+    <w:lvl w:ilvl="4" w:tplc="04090019" w:tentative="1">
+      <w:start w:val="1"/>
+      <w:numFmt w:val="lowerLetter"/>
+      <w:lvlText w:val="%5)"/>
+      <w:lvlJc w:val="left"/>
+      <w:pPr>
+        <w:ind w:left="2457" w:hanging="420"/>
+      </w:pPr>
+    </w:lvl>
+    <w:lvl w:ilvl="5" w:tplc="0409001B" w:tentative="1">
+      <w:start w:val="1"/>
+      <w:numFmt w:val="lowerRoman"/>
+      <w:lvlText w:val="%6."/>
+      <w:lvlJc w:val="right"/>
+      <w:pPr>
+        <w:ind w:left="2877" w:hanging="420"/>
+      </w:pPr>
+    </w:lvl>
+    <w:lvl w:ilvl="6" w:tplc="0409000F" w:tentative="1">
+      <w:start w:val="1"/>
+      <w:numFmt w:val="decimal"/>
+      <w:lvlText w:val="%7."/>
+      <w:lvlJc w:val="left"/>
+      <w:pPr>
+        <w:ind w:left="3297" w:hanging="420"/>
+      </w:pPr>
+    </w:lvl>
+    <w:lvl w:ilvl="7" w:tplc="04090019" w:tentative="1">
+      <w:start w:val="1"/>
+      <w:numFmt w:val="lowerLetter"/>
+      <w:lvlText w:val="%8)"/>
+      <w:lvlJc w:val="left"/>
+      <w:pPr>
+        <w:ind w:left="3717" w:hanging="420"/>
+      </w:pPr>
+    </w:lvl>
+    <w:lvl w:ilvl="8" w:tplc="0409001B" w:tentative="1">
+      <w:start w:val="1"/>
+      <w:numFmt w:val="lowerRoman"/>
+      <w:lvlText w:val="%9."/>
+      <w:lvlJc w:val="right"/>
+      <w:pPr>
+        <w:ind w:left="4137" w:hanging="420"/>
+      </w:pPr>
+    </w:lvl>
+  </w:abstractNum>
+  <w:abstractNum w:abstractNumId="40">
     <w:nsid w:val="7F872A9E"/>
     <w:multiLevelType w:val="hybridMultilevel"/>
     <w:tmpl w:val="7526D4A8"/>
@@ -26430,7 +28307,7 @@
       </w:pPr>
     </w:lvl>
   </w:abstractNum>
-  <w:abstractNum w:abstractNumId="39">
+  <w:abstractNum w:abstractNumId="41">
     <w:nsid w:val="7F9545AD"/>
     <w:multiLevelType w:val="hybridMultilevel"/>
     <w:tmpl w:val="F30A5848"/>
@@ -26520,16 +28397,16 @@
     <w:abstractNumId w:val="13"/>
   </w:num>
   <w:num w:numId="2">
-    <w:abstractNumId w:val="38"/>
+    <w:abstractNumId w:val="40"/>
   </w:num>
   <w:num w:numId="3">
-    <w:abstractNumId w:val="28"/>
+    <w:abstractNumId w:val="29"/>
   </w:num>
   <w:num w:numId="4">
-    <w:abstractNumId w:val="23"/>
+    <w:abstractNumId w:val="24"/>
   </w:num>
   <w:num w:numId="5">
-    <w:abstractNumId w:val="28"/>
+    <w:abstractNumId w:val="29"/>
     <w:lvlOverride w:ilvl="0">
       <w:startOverride w:val="1"/>
     </w:lvlOverride>
@@ -26541,10 +28418,10 @@
     <w:abstractNumId w:val="11"/>
   </w:num>
   <w:num w:numId="8">
-    <w:abstractNumId w:val="26"/>
+    <w:abstractNumId w:val="27"/>
   </w:num>
   <w:num w:numId="9">
-    <w:abstractNumId w:val="28"/>
+    <w:abstractNumId w:val="29"/>
     <w:lvlOverride w:ilvl="0">
       <w:startOverride w:val="1"/>
     </w:lvlOverride>
@@ -26556,25 +28433,25 @@
     <w:abstractNumId w:val="8"/>
   </w:num>
   <w:num w:numId="12">
-    <w:abstractNumId w:val="39"/>
+    <w:abstractNumId w:val="41"/>
   </w:num>
   <w:num w:numId="13">
-    <w:abstractNumId w:val="31"/>
+    <w:abstractNumId w:val="32"/>
   </w:num>
   <w:num w:numId="14">
-    <w:abstractNumId w:val="19"/>
+    <w:abstractNumId w:val="20"/>
   </w:num>
   <w:num w:numId="15">
-    <w:abstractNumId w:val="32"/>
+    <w:abstractNumId w:val="33"/>
   </w:num>
   <w:num w:numId="16">
     <w:abstractNumId w:val="14"/>
   </w:num>
   <w:num w:numId="17">
-    <w:abstractNumId w:val="21"/>
+    <w:abstractNumId w:val="22"/>
   </w:num>
   <w:num w:numId="18">
-    <w:abstractNumId w:val="22"/>
+    <w:abstractNumId w:val="23"/>
   </w:num>
   <w:num w:numId="19">
     <w:abstractNumId w:val="0"/>
@@ -26589,37 +28466,37 @@
     <w:abstractNumId w:val="12"/>
   </w:num>
   <w:num w:numId="23">
-    <w:abstractNumId w:val="28"/>
+    <w:abstractNumId w:val="29"/>
     <w:lvlOverride w:ilvl="0">
       <w:startOverride w:val="1"/>
     </w:lvlOverride>
   </w:num>
   <w:num w:numId="24">
-    <w:abstractNumId w:val="34"/>
+    <w:abstractNumId w:val="35"/>
   </w:num>
   <w:num w:numId="25">
-    <w:abstractNumId w:val="24"/>
+    <w:abstractNumId w:val="25"/>
   </w:num>
   <w:num w:numId="26">
-    <w:abstractNumId w:val="30"/>
+    <w:abstractNumId w:val="31"/>
   </w:num>
   <w:num w:numId="27">
-    <w:abstractNumId w:val="20"/>
+    <w:abstractNumId w:val="21"/>
   </w:num>
   <w:num w:numId="28">
-    <w:abstractNumId w:val="36"/>
+    <w:abstractNumId w:val="37"/>
   </w:num>
   <w:num w:numId="29">
-    <w:abstractNumId w:val="25"/>
+    <w:abstractNumId w:val="26"/>
   </w:num>
   <w:num w:numId="30">
-    <w:abstractNumId w:val="37"/>
+    <w:abstractNumId w:val="38"/>
   </w:num>
   <w:num w:numId="31">
     <w:abstractNumId w:val="7"/>
   </w:num>
   <w:num w:numId="32">
-    <w:abstractNumId w:val="27"/>
+    <w:abstractNumId w:val="28"/>
   </w:num>
   <w:num w:numId="33">
     <w:abstractNumId w:val="18"/>
@@ -26628,7 +28505,7 @@
     <w:abstractNumId w:val="10"/>
   </w:num>
   <w:num w:numId="35">
-    <w:abstractNumId w:val="29"/>
+    <w:abstractNumId w:val="30"/>
   </w:num>
   <w:num w:numId="36">
     <w:abstractNumId w:val="1"/>
@@ -26637,13 +28514,13 @@
     <w:abstractNumId w:val="4"/>
   </w:num>
   <w:num w:numId="38">
-    <w:abstractNumId w:val="35"/>
+    <w:abstractNumId w:val="36"/>
   </w:num>
   <w:num w:numId="39">
     <w:abstractNumId w:val="9"/>
   </w:num>
   <w:num w:numId="40">
-    <w:abstractNumId w:val="33"/>
+    <w:abstractNumId w:val="34"/>
   </w:num>
   <w:num w:numId="41">
     <w:abstractNumId w:val="16"/>
@@ -26653,6 +28530,12 @@
   </w:num>
   <w:num w:numId="43">
     <w:abstractNumId w:val="17"/>
+  </w:num>
+  <w:num w:numId="44">
+    <w:abstractNumId w:val="39"/>
+  </w:num>
+  <w:num w:numId="45">
+    <w:abstractNumId w:val="19"/>
   </w:num>
   <w:numIdMacAtCleanup w:val="41"/>
 </w:numbering>
@@ -27843,25 +29726,25 @@
             </c:numRef>
           </c:val>
         </c:ser>
-        <c:axId val="64559360"/>
-        <c:axId val="64581632"/>
+        <c:axId val="63599744"/>
+        <c:axId val="63601280"/>
       </c:barChart>
       <c:catAx>
-        <c:axId val="64559360"/>
+        <c:axId val="63599744"/>
         <c:scaling>
           <c:orientation val="minMax"/>
         </c:scaling>
         <c:axPos val="b"/>
         <c:numFmt formatCode="General" sourceLinked="1"/>
         <c:tickLblPos val="nextTo"/>
-        <c:crossAx val="64581632"/>
+        <c:crossAx val="63601280"/>
         <c:crosses val="autoZero"/>
         <c:auto val="1"/>
         <c:lblAlgn val="ctr"/>
         <c:lblOffset val="100"/>
       </c:catAx>
       <c:valAx>
-        <c:axId val="64581632"/>
+        <c:axId val="63601280"/>
         <c:scaling>
           <c:orientation val="minMax"/>
         </c:scaling>
@@ -27869,7 +29752,7 @@
         <c:majorGridlines/>
         <c:numFmt formatCode="General" sourceLinked="1"/>
         <c:tickLblPos val="nextTo"/>
-        <c:crossAx val="64559360"/>
+        <c:crossAx val="63599744"/>
         <c:crosses val="autoZero"/>
         <c:crossBetween val="between"/>
       </c:valAx>
@@ -28183,25 +30066,25 @@
             </c:numRef>
           </c:val>
         </c:ser>
-        <c:axId val="147503360"/>
-        <c:axId val="147509248"/>
+        <c:axId val="70739072"/>
+        <c:axId val="70740608"/>
       </c:barChart>
       <c:catAx>
-        <c:axId val="147503360"/>
+        <c:axId val="70739072"/>
         <c:scaling>
           <c:orientation val="minMax"/>
         </c:scaling>
         <c:axPos val="b"/>
         <c:numFmt formatCode="General" sourceLinked="1"/>
         <c:tickLblPos val="nextTo"/>
-        <c:crossAx val="147509248"/>
+        <c:crossAx val="70740608"/>
         <c:crosses val="autoZero"/>
         <c:auto val="1"/>
         <c:lblAlgn val="ctr"/>
         <c:lblOffset val="100"/>
       </c:catAx>
       <c:valAx>
-        <c:axId val="147509248"/>
+        <c:axId val="70740608"/>
         <c:scaling>
           <c:orientation val="minMax"/>
         </c:scaling>
@@ -28209,7 +30092,7 @@
         <c:majorGridlines/>
         <c:numFmt formatCode="General" sourceLinked="1"/>
         <c:tickLblPos val="nextTo"/>
-        <c:crossAx val="147503360"/>
+        <c:crossAx val="70739072"/>
         <c:crosses val="autoZero"/>
         <c:crossBetween val="between"/>
       </c:valAx>
@@ -28524,25 +30407,25 @@
             </c:numRef>
           </c:val>
         </c:ser>
-        <c:axId val="125335808"/>
-        <c:axId val="147472384"/>
+        <c:axId val="70763648"/>
+        <c:axId val="70765184"/>
       </c:barChart>
       <c:catAx>
-        <c:axId val="125335808"/>
+        <c:axId val="70763648"/>
         <c:scaling>
           <c:orientation val="minMax"/>
         </c:scaling>
         <c:axPos val="b"/>
         <c:numFmt formatCode="General" sourceLinked="1"/>
         <c:tickLblPos val="nextTo"/>
-        <c:crossAx val="147472384"/>
+        <c:crossAx val="70765184"/>
         <c:crosses val="autoZero"/>
         <c:auto val="1"/>
         <c:lblAlgn val="ctr"/>
         <c:lblOffset val="100"/>
       </c:catAx>
       <c:valAx>
-        <c:axId val="147472384"/>
+        <c:axId val="70765184"/>
         <c:scaling>
           <c:orientation val="minMax"/>
         </c:scaling>
@@ -28550,7 +30433,7 @@
         <c:majorGridlines/>
         <c:numFmt formatCode="General" sourceLinked="1"/>
         <c:tickLblPos val="nextTo"/>
-        <c:crossAx val="125335808"/>
+        <c:crossAx val="70763648"/>
         <c:crosses val="autoZero"/>
         <c:crossBetween val="between"/>
       </c:valAx>
@@ -28829,24 +30712,24 @@
             </c:numRef>
           </c:val>
         </c:ser>
-        <c:axId val="149752064"/>
-        <c:axId val="149770240"/>
+        <c:axId val="99820672"/>
+        <c:axId val="99822208"/>
       </c:barChart>
       <c:catAx>
-        <c:axId val="149752064"/>
+        <c:axId val="99820672"/>
         <c:scaling>
           <c:orientation val="minMax"/>
         </c:scaling>
         <c:axPos val="b"/>
         <c:tickLblPos val="nextTo"/>
-        <c:crossAx val="149770240"/>
+        <c:crossAx val="99822208"/>
         <c:crosses val="autoZero"/>
         <c:auto val="1"/>
         <c:lblAlgn val="ctr"/>
         <c:lblOffset val="100"/>
       </c:catAx>
       <c:valAx>
-        <c:axId val="149770240"/>
+        <c:axId val="99822208"/>
         <c:scaling>
           <c:orientation val="minMax"/>
         </c:scaling>
@@ -28854,7 +30737,306 @@
         <c:majorGridlines/>
         <c:numFmt formatCode="General" sourceLinked="1"/>
         <c:tickLblPos val="nextTo"/>
-        <c:crossAx val="149752064"/>
+        <c:crossAx val="99820672"/>
+        <c:crosses val="autoZero"/>
+        <c:crossBetween val="between"/>
+      </c:valAx>
+    </c:plotArea>
+    <c:legend>
+      <c:legendPos val="r"/>
+    </c:legend>
+    <c:plotVisOnly val="1"/>
+  </c:chart>
+  <c:externalData r:id="rId1"/>
+</c:chartSpace>
+</file>
+
+<file path=word/charts/chart5.xml><?xml version="1.0" encoding="utf-8"?>
+<c:chartSpace xmlns:c="http://schemas.openxmlformats.org/drawingml/2006/chart" xmlns:a="http://schemas.openxmlformats.org/drawingml/2006/main" xmlns:r="http://schemas.openxmlformats.org/officeDocument/2006/relationships">
+  <c:date1904 val="1"/>
+  <c:lang val="zh-CN"/>
+  <c:chart>
+    <c:plotArea>
+      <c:layout/>
+      <c:barChart>
+        <c:barDir val="col"/>
+        <c:grouping val="clustered"/>
+        <c:ser>
+          <c:idx val="0"/>
+          <c:order val="0"/>
+          <c:tx>
+            <c:strRef>
+              <c:f>Sheet1!$B$1</c:f>
+              <c:strCache>
+                <c:ptCount val="1"/>
+                <c:pt idx="0">
+                  <c:v>OPT_PLAN_NOCACHE</c:v>
+                </c:pt>
+              </c:strCache>
+            </c:strRef>
+          </c:tx>
+          <c:cat>
+            <c:strRef>
+              <c:f>Sheet1!$A$2:$A$4</c:f>
+              <c:strCache>
+                <c:ptCount val="3"/>
+                <c:pt idx="0">
+                  <c:v>25% duplicated</c:v>
+                </c:pt>
+                <c:pt idx="1">
+                  <c:v>50% duplicated</c:v>
+                </c:pt>
+                <c:pt idx="2">
+                  <c:v>75% duplicated</c:v>
+                </c:pt>
+              </c:strCache>
+            </c:strRef>
+          </c:cat>
+          <c:val>
+            <c:numRef>
+              <c:f>Sheet1!$B$2:$B$4</c:f>
+              <c:numCache>
+                <c:formatCode>General</c:formatCode>
+                <c:ptCount val="3"/>
+                <c:pt idx="0">
+                  <c:v>20509.2</c:v>
+                </c:pt>
+                <c:pt idx="1">
+                  <c:v>20496</c:v>
+                </c:pt>
+                <c:pt idx="2">
+                  <c:v>20502.400000000001</c:v>
+                </c:pt>
+              </c:numCache>
+            </c:numRef>
+          </c:val>
+        </c:ser>
+        <c:ser>
+          <c:idx val="1"/>
+          <c:order val="1"/>
+          <c:tx>
+            <c:strRef>
+              <c:f>Sheet1!$C$1</c:f>
+              <c:strCache>
+                <c:ptCount val="1"/>
+                <c:pt idx="0">
+                  <c:v>OPT_PLAN_ORIGINAL</c:v>
+                </c:pt>
+              </c:strCache>
+            </c:strRef>
+          </c:tx>
+          <c:cat>
+            <c:strRef>
+              <c:f>Sheet1!$A$2:$A$4</c:f>
+              <c:strCache>
+                <c:ptCount val="3"/>
+                <c:pt idx="0">
+                  <c:v>25% duplicated</c:v>
+                </c:pt>
+                <c:pt idx="1">
+                  <c:v>50% duplicated</c:v>
+                </c:pt>
+                <c:pt idx="2">
+                  <c:v>75% duplicated</c:v>
+                </c:pt>
+              </c:strCache>
+            </c:strRef>
+          </c:cat>
+          <c:val>
+            <c:numRef>
+              <c:f>Sheet1!$C$2:$C$4</c:f>
+              <c:numCache>
+                <c:formatCode>General</c:formatCode>
+                <c:ptCount val="3"/>
+                <c:pt idx="0">
+                  <c:v>18495.2</c:v>
+                </c:pt>
+                <c:pt idx="1">
+                  <c:v>16518.2</c:v>
+                </c:pt>
+                <c:pt idx="2">
+                  <c:v>13755.8</c:v>
+                </c:pt>
+              </c:numCache>
+            </c:numRef>
+          </c:val>
+        </c:ser>
+        <c:ser>
+          <c:idx val="2"/>
+          <c:order val="2"/>
+          <c:tx>
+            <c:strRef>
+              <c:f>Sheet1!$D$1</c:f>
+              <c:strCache>
+                <c:ptCount val="1"/>
+                <c:pt idx="0">
+                  <c:v>OPT_PLAN_NORMALIZED</c:v>
+                </c:pt>
+              </c:strCache>
+            </c:strRef>
+          </c:tx>
+          <c:cat>
+            <c:strRef>
+              <c:f>Sheet1!$A$2:$A$4</c:f>
+              <c:strCache>
+                <c:ptCount val="3"/>
+                <c:pt idx="0">
+                  <c:v>25% duplicated</c:v>
+                </c:pt>
+                <c:pt idx="1">
+                  <c:v>50% duplicated</c:v>
+                </c:pt>
+                <c:pt idx="2">
+                  <c:v>75% duplicated</c:v>
+                </c:pt>
+              </c:strCache>
+            </c:strRef>
+          </c:cat>
+          <c:val>
+            <c:numRef>
+              <c:f>Sheet1!$D$2:$D$4</c:f>
+              <c:numCache>
+                <c:formatCode>General</c:formatCode>
+                <c:ptCount val="3"/>
+                <c:pt idx="0">
+                  <c:v>19257</c:v>
+                </c:pt>
+                <c:pt idx="1">
+                  <c:v>16757.599999999988</c:v>
+                </c:pt>
+                <c:pt idx="2">
+                  <c:v>13230</c:v>
+                </c:pt>
+              </c:numCache>
+            </c:numRef>
+          </c:val>
+        </c:ser>
+        <c:ser>
+          <c:idx val="3"/>
+          <c:order val="3"/>
+          <c:tx>
+            <c:strRef>
+              <c:f>Sheet1!$E$1</c:f>
+              <c:strCache>
+                <c:ptCount val="1"/>
+                <c:pt idx="0">
+                  <c:v>OPT_PLAN_PARAMETERS</c:v>
+                </c:pt>
+              </c:strCache>
+            </c:strRef>
+          </c:tx>
+          <c:cat>
+            <c:strRef>
+              <c:f>Sheet1!$A$2:$A$4</c:f>
+              <c:strCache>
+                <c:ptCount val="3"/>
+                <c:pt idx="0">
+                  <c:v>25% duplicated</c:v>
+                </c:pt>
+                <c:pt idx="1">
+                  <c:v>50% duplicated</c:v>
+                </c:pt>
+                <c:pt idx="2">
+                  <c:v>75% duplicated</c:v>
+                </c:pt>
+              </c:strCache>
+            </c:strRef>
+          </c:cat>
+          <c:val>
+            <c:numRef>
+              <c:f>Sheet1!$E$2:$E$4</c:f>
+              <c:numCache>
+                <c:formatCode>General</c:formatCode>
+                <c:ptCount val="3"/>
+                <c:pt idx="0">
+                  <c:v>11651.8</c:v>
+                </c:pt>
+                <c:pt idx="1">
+                  <c:v>11645</c:v>
+                </c:pt>
+                <c:pt idx="2">
+                  <c:v>11616</c:v>
+                </c:pt>
+              </c:numCache>
+            </c:numRef>
+          </c:val>
+        </c:ser>
+        <c:ser>
+          <c:idx val="4"/>
+          <c:order val="4"/>
+          <c:tx>
+            <c:strRef>
+              <c:f>Sheet1!$F$1</c:f>
+              <c:strCache>
+                <c:ptCount val="1"/>
+                <c:pt idx="0">
+                  <c:v>OPT_PLAN_FUZZY_OPERATOR</c:v>
+                </c:pt>
+              </c:strCache>
+            </c:strRef>
+          </c:tx>
+          <c:cat>
+            <c:strRef>
+              <c:f>Sheet1!$A$2:$A$4</c:f>
+              <c:strCache>
+                <c:ptCount val="3"/>
+                <c:pt idx="0">
+                  <c:v>25% duplicated</c:v>
+                </c:pt>
+                <c:pt idx="1">
+                  <c:v>50% duplicated</c:v>
+                </c:pt>
+                <c:pt idx="2">
+                  <c:v>75% duplicated</c:v>
+                </c:pt>
+              </c:strCache>
+            </c:strRef>
+          </c:cat>
+          <c:val>
+            <c:numRef>
+              <c:f>Sheet1!$F$2:$F$4</c:f>
+              <c:numCache>
+                <c:formatCode>General</c:formatCode>
+                <c:ptCount val="3"/>
+                <c:pt idx="0">
+                  <c:v>11645</c:v>
+                </c:pt>
+                <c:pt idx="1">
+                  <c:v>11647.4</c:v>
+                </c:pt>
+                <c:pt idx="2">
+                  <c:v>11616.6</c:v>
+                </c:pt>
+              </c:numCache>
+            </c:numRef>
+          </c:val>
+        </c:ser>
+        <c:axId val="101598336"/>
+        <c:axId val="101599872"/>
+      </c:barChart>
+      <c:catAx>
+        <c:axId val="101598336"/>
+        <c:scaling>
+          <c:orientation val="minMax"/>
+        </c:scaling>
+        <c:axPos val="b"/>
+        <c:tickLblPos val="nextTo"/>
+        <c:crossAx val="101599872"/>
+        <c:crosses val="autoZero"/>
+        <c:auto val="1"/>
+        <c:lblAlgn val="ctr"/>
+        <c:lblOffset val="100"/>
+      </c:catAx>
+      <c:valAx>
+        <c:axId val="101599872"/>
+        <c:scaling>
+          <c:orientation val="minMax"/>
+        </c:scaling>
+        <c:axPos val="l"/>
+        <c:majorGridlines/>
+        <c:numFmt formatCode="General" sourceLinked="1"/>
+        <c:tickLblPos val="nextTo"/>
+        <c:crossAx val="101598336"/>
         <c:crosses val="autoZero"/>
         <c:crossBetween val="between"/>
       </c:valAx>

--- a/internal_doc/03.开发设计/性能/Story_查询计划缓存优化.docx
+++ b/internal_doc/03.开发设计/性能/Story_查询计划缓存优化.docx
@@ -8228,31 +8228,13 @@
         <w:rPr>
           <w:rFonts w:hint="eastAsia"/>
         </w:rPr>
-        <w:t>C</w:t>
-      </w:r>
-      <w:r>
-        <w:rPr>
-          <w:rFonts w:hint="eastAsia"/>
-        </w:rPr>
-        <w:t>ollection</w:t>
-      </w:r>
-      <w:r>
-        <w:rPr>
-          <w:rFonts w:hint="eastAsia"/>
-        </w:rPr>
-        <w:t>的</w:t>
-      </w:r>
-      <w:r>
-        <w:rPr>
-          <w:rFonts w:hint="eastAsia"/>
-        </w:rPr>
-        <w:t>指定</w:t>
-      </w:r>
-      <w:r>
-        <w:rPr>
-          <w:rFonts w:hint="eastAsia"/>
-        </w:rPr>
-        <w:t>一致</w:t>
+        <w:t>Collection</w:t>
+      </w:r>
+      <w:r>
+        <w:rPr>
+          <w:rFonts w:hint="eastAsia"/>
+        </w:rPr>
+        <w:t>的指定一致</w:t>
       </w:r>
     </w:p>
     <w:p>
@@ -9963,17 +9945,40 @@
     </w:p>
     <w:p>
       <w:pPr>
-        <w:rPr>
-          <w:rFonts w:hint="eastAsia"/>
-        </w:rPr>
-      </w:pPr>
-    </w:p>
-    <w:p>
-      <w:pPr>
-        <w:rPr>
-          <w:rFonts w:hint="eastAsia"/>
-        </w:rPr>
-      </w:pPr>
+        <w:pStyle w:val="ListParagraph"/>
+        <w:numPr>
+          <w:ilvl w:val="0"/>
+          <w:numId w:val="38"/>
+        </w:numPr>
+        <w:ind w:firstLineChars="0"/>
+      </w:pPr>
+      <w:r>
+        <w:rPr>
+          <w:rFonts w:hint="eastAsia"/>
+        </w:rPr>
+        <w:t>如果在</w:t>
+      </w:r>
+      <w:r>
+        <w:rPr>
+          <w:rFonts w:hint="eastAsia"/>
+        </w:rPr>
+        <w:t>OPT_PLAN_PARAMETERIZED</w:t>
+      </w:r>
+      <w:r>
+        <w:rPr>
+          <w:rFonts w:hint="eastAsia"/>
+        </w:rPr>
+        <w:t>下没有解释出参数，则查询计划的缓存层级降级到</w:t>
+      </w:r>
+      <w:r>
+        <w:rPr>
+          <w:rFonts w:hint="eastAsia"/>
+        </w:rPr>
+        <w:t>OPT_PLAN_NORMALIZED</w:t>
+      </w:r>
+    </w:p>
+    <w:p/>
+    <w:p>
       <w:r>
         <w:rPr>
           <w:rFonts w:hint="eastAsia"/>
@@ -9993,13 +9998,7 @@
         <w:t>不能解析的情况</w:t>
       </w:r>
     </w:p>
-    <w:p>
-      <w:pPr>
-        <w:rPr>
-          <w:rFonts w:hint="eastAsia"/>
-        </w:rPr>
-      </w:pPr>
-    </w:p>
+    <w:p/>
     <w:p>
       <w:pPr>
         <w:pStyle w:val="ListParagraph"/>
@@ -10008,9 +10007,6 @@
           <w:numId w:val="45"/>
         </w:numPr>
         <w:ind w:firstLineChars="0"/>
-        <w:rPr>
-          <w:rFonts w:hint="eastAsia"/>
-        </w:rPr>
       </w:pPr>
       <w:r>
         <w:rPr>
@@ -10033,9 +10029,6 @@
           <w:numId w:val="45"/>
         </w:numPr>
         <w:ind w:firstLineChars="0"/>
-        <w:rPr>
-          <w:rFonts w:hint="eastAsia"/>
-        </w:rPr>
       </w:pPr>
       <w:r>
         <w:rPr>
@@ -10082,9 +10075,6 @@
           <w:numId w:val="45"/>
         </w:numPr>
         <w:ind w:firstLineChars="0"/>
-        <w:rPr>
-          <w:rFonts w:hint="eastAsia"/>
-        </w:rPr>
       </w:pPr>
       <w:r>
         <w:rPr>
@@ -29726,25 +29716,25 @@
             </c:numRef>
           </c:val>
         </c:ser>
-        <c:axId val="63599744"/>
-        <c:axId val="63601280"/>
+        <c:axId val="50877568"/>
+        <c:axId val="50879104"/>
       </c:barChart>
       <c:catAx>
-        <c:axId val="63599744"/>
+        <c:axId val="50877568"/>
         <c:scaling>
           <c:orientation val="minMax"/>
         </c:scaling>
         <c:axPos val="b"/>
         <c:numFmt formatCode="General" sourceLinked="1"/>
         <c:tickLblPos val="nextTo"/>
-        <c:crossAx val="63601280"/>
+        <c:crossAx val="50879104"/>
         <c:crosses val="autoZero"/>
         <c:auto val="1"/>
         <c:lblAlgn val="ctr"/>
         <c:lblOffset val="100"/>
       </c:catAx>
       <c:valAx>
-        <c:axId val="63601280"/>
+        <c:axId val="50879104"/>
         <c:scaling>
           <c:orientation val="minMax"/>
         </c:scaling>
@@ -29752,7 +29742,7 @@
         <c:majorGridlines/>
         <c:numFmt formatCode="General" sourceLinked="1"/>
         <c:tickLblPos val="nextTo"/>
-        <c:crossAx val="63599744"/>
+        <c:crossAx val="50877568"/>
         <c:crosses val="autoZero"/>
         <c:crossBetween val="between"/>
       </c:valAx>
@@ -30066,25 +30056,25 @@
             </c:numRef>
           </c:val>
         </c:ser>
-        <c:axId val="70739072"/>
-        <c:axId val="70740608"/>
+        <c:axId val="57795712"/>
+        <c:axId val="57797248"/>
       </c:barChart>
       <c:catAx>
-        <c:axId val="70739072"/>
+        <c:axId val="57795712"/>
         <c:scaling>
           <c:orientation val="minMax"/>
         </c:scaling>
         <c:axPos val="b"/>
         <c:numFmt formatCode="General" sourceLinked="1"/>
         <c:tickLblPos val="nextTo"/>
-        <c:crossAx val="70740608"/>
+        <c:crossAx val="57797248"/>
         <c:crosses val="autoZero"/>
         <c:auto val="1"/>
         <c:lblAlgn val="ctr"/>
         <c:lblOffset val="100"/>
       </c:catAx>
       <c:valAx>
-        <c:axId val="70740608"/>
+        <c:axId val="57797248"/>
         <c:scaling>
           <c:orientation val="minMax"/>
         </c:scaling>
@@ -30092,7 +30082,7 @@
         <c:majorGridlines/>
         <c:numFmt formatCode="General" sourceLinked="1"/>
         <c:tickLblPos val="nextTo"/>
-        <c:crossAx val="70739072"/>
+        <c:crossAx val="57795712"/>
         <c:crosses val="autoZero"/>
         <c:crossBetween val="between"/>
       </c:valAx>
@@ -30407,25 +30397,25 @@
             </c:numRef>
           </c:val>
         </c:ser>
-        <c:axId val="70763648"/>
-        <c:axId val="70765184"/>
+        <c:axId val="51213440"/>
+        <c:axId val="51214976"/>
       </c:barChart>
       <c:catAx>
-        <c:axId val="70763648"/>
+        <c:axId val="51213440"/>
         <c:scaling>
           <c:orientation val="minMax"/>
         </c:scaling>
         <c:axPos val="b"/>
         <c:numFmt formatCode="General" sourceLinked="1"/>
         <c:tickLblPos val="nextTo"/>
-        <c:crossAx val="70765184"/>
+        <c:crossAx val="51214976"/>
         <c:crosses val="autoZero"/>
         <c:auto val="1"/>
         <c:lblAlgn val="ctr"/>
         <c:lblOffset val="100"/>
       </c:catAx>
       <c:valAx>
-        <c:axId val="70765184"/>
+        <c:axId val="51214976"/>
         <c:scaling>
           <c:orientation val="minMax"/>
         </c:scaling>
@@ -30433,7 +30423,7 @@
         <c:majorGridlines/>
         <c:numFmt formatCode="General" sourceLinked="1"/>
         <c:tickLblPos val="nextTo"/>
-        <c:crossAx val="70763648"/>
+        <c:crossAx val="51213440"/>
         <c:crosses val="autoZero"/>
         <c:crossBetween val="between"/>
       </c:valAx>
@@ -30712,24 +30702,24 @@
             </c:numRef>
           </c:val>
         </c:ser>
-        <c:axId val="99820672"/>
-        <c:axId val="99822208"/>
+        <c:axId val="282813568"/>
+        <c:axId val="282815104"/>
       </c:barChart>
       <c:catAx>
-        <c:axId val="99820672"/>
+        <c:axId val="282813568"/>
         <c:scaling>
           <c:orientation val="minMax"/>
         </c:scaling>
         <c:axPos val="b"/>
         <c:tickLblPos val="nextTo"/>
-        <c:crossAx val="99822208"/>
+        <c:crossAx val="282815104"/>
         <c:crosses val="autoZero"/>
         <c:auto val="1"/>
         <c:lblAlgn val="ctr"/>
         <c:lblOffset val="100"/>
       </c:catAx>
       <c:valAx>
-        <c:axId val="99822208"/>
+        <c:axId val="282815104"/>
         <c:scaling>
           <c:orientation val="minMax"/>
         </c:scaling>
@@ -30737,7 +30727,7 @@
         <c:majorGridlines/>
         <c:numFmt formatCode="General" sourceLinked="1"/>
         <c:tickLblPos val="nextTo"/>
-        <c:crossAx val="99820672"/>
+        <c:crossAx val="282813568"/>
         <c:crosses val="autoZero"/>
         <c:crossBetween val="between"/>
       </c:valAx>
@@ -30902,7 +30892,7 @@
                   <c:v>19257</c:v>
                 </c:pt>
                 <c:pt idx="1">
-                  <c:v>16757.599999999988</c:v>
+                  <c:v>16757.599999999973</c:v>
                 </c:pt>
                 <c:pt idx="2">
                   <c:v>13230</c:v>
@@ -31011,24 +31001,24 @@
             </c:numRef>
           </c:val>
         </c:ser>
-        <c:axId val="101598336"/>
-        <c:axId val="101599872"/>
+        <c:axId val="154199168"/>
+        <c:axId val="154200704"/>
       </c:barChart>
       <c:catAx>
-        <c:axId val="101598336"/>
+        <c:axId val="154199168"/>
         <c:scaling>
           <c:orientation val="minMax"/>
         </c:scaling>
         <c:axPos val="b"/>
         <c:tickLblPos val="nextTo"/>
-        <c:crossAx val="101599872"/>
+        <c:crossAx val="154200704"/>
         <c:crosses val="autoZero"/>
         <c:auto val="1"/>
         <c:lblAlgn val="ctr"/>
         <c:lblOffset val="100"/>
       </c:catAx>
       <c:valAx>
-        <c:axId val="101599872"/>
+        <c:axId val="154200704"/>
         <c:scaling>
           <c:orientation val="minMax"/>
         </c:scaling>
@@ -31036,7 +31026,7 @@
         <c:majorGridlines/>
         <c:numFmt formatCode="General" sourceLinked="1"/>
         <c:tickLblPos val="nextTo"/>
-        <c:crossAx val="101598336"/>
+        <c:crossAx val="154199168"/>
         <c:crosses val="autoZero"/>
         <c:crossBetween val="between"/>
       </c:valAx>

--- a/internal_doc/03.开发设计/性能/Story_查询计划缓存优化.docx
+++ b/internal_doc/03.开发设计/性能/Story_查询计划缓存优化.docx
@@ -6169,22 +6169,6 @@
       <w:pPr>
         <w:pStyle w:val="ListParagraph"/>
         <w:numPr>
-          <w:ilvl w:val="1"/>
-          <w:numId w:val="11"/>
-        </w:numPr>
-        <w:ind w:firstLineChars="0"/>
-      </w:pPr>
-      <w:r>
-        <w:rPr>
-          <w:rFonts w:hint="eastAsia"/>
-        </w:rPr>
-        <w:t>$ne</w:t>
-      </w:r>
-    </w:p>
-    <w:p>
-      <w:pPr>
-        <w:pStyle w:val="ListParagraph"/>
-        <w:numPr>
           <w:ilvl w:val="0"/>
           <w:numId w:val="11"/>
         </w:numPr>
@@ -9920,9 +9904,6 @@
           <w:numId w:val="38"/>
         </w:numPr>
         <w:ind w:firstLineChars="0"/>
-        <w:rPr>
-          <w:rFonts w:hint="eastAsia"/>
-        </w:rPr>
       </w:pPr>
       <w:r>
         <w:rPr>
@@ -23575,10 +23556,10 @@
         <w:tblLook w:val="04A0"/>
       </w:tblPr>
       <w:tblGrid>
-        <w:gridCol w:w="706"/>
-        <w:gridCol w:w="1049"/>
-        <w:gridCol w:w="1990"/>
-        <w:gridCol w:w="4420"/>
+        <w:gridCol w:w="725"/>
+        <w:gridCol w:w="1093"/>
+        <w:gridCol w:w="1681"/>
+        <w:gridCol w:w="4666"/>
       </w:tblGrid>
       <w:tr>
         <w:tc>
@@ -23752,7 +23733,15 @@
                 <w:sz w:val="13"/>
                 <w:szCs w:val="13"/>
               </w:rPr>
-              <w:t xml:space="preserve">1. </w:t>
+              <w:t>1</w:t>
+            </w:r>
+            <w:r>
+              <w:rPr>
+                <w:rFonts w:hint="eastAsia"/>
+                <w:sz w:val="13"/>
+                <w:szCs w:val="13"/>
+              </w:rPr>
+              <w:t xml:space="preserve">. </w:t>
             </w:r>
             <w:r>
               <w:rPr>
@@ -23768,7 +23757,7 @@
                 <w:sz w:val="13"/>
                 <w:szCs w:val="13"/>
               </w:rPr>
-              <w:t>mainclplancachelevel</w:t>
+              <w:t>plancachelevel</w:t>
             </w:r>
             <w:r>
               <w:rPr>
@@ -23784,9 +23773,14 @@
                 <w:sz w:val="13"/>
                 <w:szCs w:val="13"/>
               </w:rPr>
-              <w:t>1</w:t>
-            </w:r>
-          </w:p>
+              <w:t>3</w:t>
+            </w:r>
+          </w:p>
+        </w:tc>
+        <w:tc>
+          <w:tcPr>
+            <w:tcW w:w="0" w:type="auto"/>
+          </w:tcPr>
           <w:p>
             <w:pPr>
               <w:ind w:left="0"/>
@@ -23796,111 +23790,6 @@
                 <w:szCs w:val="13"/>
               </w:rPr>
             </w:pPr>
-            <w:r>
-              <w:rPr>
-                <w:rFonts w:hint="eastAsia"/>
-                <w:sz w:val="13"/>
-                <w:szCs w:val="13"/>
-              </w:rPr>
-              <w:t xml:space="preserve">2. </w:t>
-            </w:r>
-            <w:r>
-              <w:rPr>
-                <w:rFonts w:hint="eastAsia"/>
-                <w:sz w:val="13"/>
-                <w:szCs w:val="13"/>
-              </w:rPr>
-              <w:t>修改</w:t>
-            </w:r>
-            <w:r>
-              <w:rPr>
-                <w:rFonts w:hint="eastAsia"/>
-                <w:sz w:val="13"/>
-                <w:szCs w:val="13"/>
-              </w:rPr>
-              <w:t>mainclplancachelevel</w:t>
-            </w:r>
-            <w:r>
-              <w:rPr>
-                <w:rFonts w:hint="eastAsia"/>
-                <w:sz w:val="13"/>
-                <w:szCs w:val="13"/>
-              </w:rPr>
-              <w:t>为</w:t>
-            </w:r>
-            <w:r>
-              <w:rPr>
-                <w:rFonts w:hint="eastAsia"/>
-                <w:sz w:val="13"/>
-                <w:szCs w:val="13"/>
-              </w:rPr>
-              <w:t>2</w:t>
-            </w:r>
-          </w:p>
-        </w:tc>
-        <w:tc>
-          <w:tcPr>
-            <w:tcW w:w="0" w:type="auto"/>
-          </w:tcPr>
-          <w:p>
-            <w:pPr>
-              <w:ind w:left="0"/>
-              <w:jc w:val="left"/>
-              <w:rPr>
-                <w:sz w:val="13"/>
-                <w:szCs w:val="13"/>
-              </w:rPr>
-            </w:pPr>
-            <w:r>
-              <w:rPr>
-                <w:rFonts w:hint="eastAsia"/>
-                <w:sz w:val="13"/>
-                <w:szCs w:val="13"/>
-              </w:rPr>
-              <w:t xml:space="preserve">1. </w:t>
-            </w:r>
-            <w:r>
-              <w:rPr>
-                <w:rFonts w:hint="eastAsia"/>
-                <w:sz w:val="13"/>
-                <w:szCs w:val="13"/>
-              </w:rPr>
-              <w:t>所有子表使用同一个</w:t>
-            </w:r>
-            <w:r>
-              <w:rPr>
-                <w:rFonts w:hint="eastAsia"/>
-                <w:sz w:val="13"/>
-                <w:szCs w:val="13"/>
-              </w:rPr>
-              <w:t>hint</w:t>
-            </w:r>
-            <w:r>
-              <w:rPr>
-                <w:rFonts w:hint="eastAsia"/>
-                <w:sz w:val="13"/>
-                <w:szCs w:val="13"/>
-              </w:rPr>
-              <w:t>进行查询</w:t>
-            </w:r>
-          </w:p>
-          <w:p>
-            <w:pPr>
-              <w:ind w:left="0"/>
-              <w:jc w:val="left"/>
-              <w:rPr>
-                <w:sz w:val="13"/>
-                <w:szCs w:val="13"/>
-              </w:rPr>
-            </w:pPr>
-            <w:r>
-              <w:rPr>
-                <w:rFonts w:hint="eastAsia"/>
-                <w:sz w:val="13"/>
-                <w:szCs w:val="13"/>
-              </w:rPr>
-              <w:t xml:space="preserve">2. </w:t>
-            </w:r>
             <w:r>
               <w:rPr>
                 <w:rFonts w:hint="eastAsia"/>
@@ -29716,25 +29605,25 @@
             </c:numRef>
           </c:val>
         </c:ser>
-        <c:axId val="50877568"/>
-        <c:axId val="50879104"/>
+        <c:axId val="114952064"/>
+        <c:axId val="114953600"/>
       </c:barChart>
       <c:catAx>
-        <c:axId val="50877568"/>
+        <c:axId val="114952064"/>
         <c:scaling>
           <c:orientation val="minMax"/>
         </c:scaling>
         <c:axPos val="b"/>
         <c:numFmt formatCode="General" sourceLinked="1"/>
         <c:tickLblPos val="nextTo"/>
-        <c:crossAx val="50879104"/>
+        <c:crossAx val="114953600"/>
         <c:crosses val="autoZero"/>
         <c:auto val="1"/>
         <c:lblAlgn val="ctr"/>
         <c:lblOffset val="100"/>
       </c:catAx>
       <c:valAx>
-        <c:axId val="50879104"/>
+        <c:axId val="114953600"/>
         <c:scaling>
           <c:orientation val="minMax"/>
         </c:scaling>
@@ -29742,7 +29631,7 @@
         <c:majorGridlines/>
         <c:numFmt formatCode="General" sourceLinked="1"/>
         <c:tickLblPos val="nextTo"/>
-        <c:crossAx val="50877568"/>
+        <c:crossAx val="114952064"/>
         <c:crosses val="autoZero"/>
         <c:crossBetween val="between"/>
       </c:valAx>
@@ -30056,25 +29945,25 @@
             </c:numRef>
           </c:val>
         </c:ser>
-        <c:axId val="57795712"/>
-        <c:axId val="57797248"/>
+        <c:axId val="128501632"/>
+        <c:axId val="128503168"/>
       </c:barChart>
       <c:catAx>
-        <c:axId val="57795712"/>
+        <c:axId val="128501632"/>
         <c:scaling>
           <c:orientation val="minMax"/>
         </c:scaling>
         <c:axPos val="b"/>
         <c:numFmt formatCode="General" sourceLinked="1"/>
         <c:tickLblPos val="nextTo"/>
-        <c:crossAx val="57797248"/>
+        <c:crossAx val="128503168"/>
         <c:crosses val="autoZero"/>
         <c:auto val="1"/>
         <c:lblAlgn val="ctr"/>
         <c:lblOffset val="100"/>
       </c:catAx>
       <c:valAx>
-        <c:axId val="57797248"/>
+        <c:axId val="128503168"/>
         <c:scaling>
           <c:orientation val="minMax"/>
         </c:scaling>
@@ -30082,7 +29971,7 @@
         <c:majorGridlines/>
         <c:numFmt formatCode="General" sourceLinked="1"/>
         <c:tickLblPos val="nextTo"/>
-        <c:crossAx val="57795712"/>
+        <c:crossAx val="128501632"/>
         <c:crosses val="autoZero"/>
         <c:crossBetween val="between"/>
       </c:valAx>
@@ -30397,25 +30286,25 @@
             </c:numRef>
           </c:val>
         </c:ser>
-        <c:axId val="51213440"/>
-        <c:axId val="51214976"/>
+        <c:axId val="128460672"/>
+        <c:axId val="128462208"/>
       </c:barChart>
       <c:catAx>
-        <c:axId val="51213440"/>
+        <c:axId val="128460672"/>
         <c:scaling>
           <c:orientation val="minMax"/>
         </c:scaling>
         <c:axPos val="b"/>
         <c:numFmt formatCode="General" sourceLinked="1"/>
         <c:tickLblPos val="nextTo"/>
-        <c:crossAx val="51214976"/>
+        <c:crossAx val="128462208"/>
         <c:crosses val="autoZero"/>
         <c:auto val="1"/>
         <c:lblAlgn val="ctr"/>
         <c:lblOffset val="100"/>
       </c:catAx>
       <c:valAx>
-        <c:axId val="51214976"/>
+        <c:axId val="128462208"/>
         <c:scaling>
           <c:orientation val="minMax"/>
         </c:scaling>
@@ -30423,7 +30312,7 @@
         <c:majorGridlines/>
         <c:numFmt formatCode="General" sourceLinked="1"/>
         <c:tickLblPos val="nextTo"/>
-        <c:crossAx val="51213440"/>
+        <c:crossAx val="128460672"/>
         <c:crosses val="autoZero"/>
         <c:crossBetween val="between"/>
       </c:valAx>
@@ -30702,24 +30591,24 @@
             </c:numRef>
           </c:val>
         </c:ser>
-        <c:axId val="282813568"/>
-        <c:axId val="282815104"/>
+        <c:axId val="156698496"/>
+        <c:axId val="156700032"/>
       </c:barChart>
       <c:catAx>
-        <c:axId val="282813568"/>
+        <c:axId val="156698496"/>
         <c:scaling>
           <c:orientation val="minMax"/>
         </c:scaling>
         <c:axPos val="b"/>
         <c:tickLblPos val="nextTo"/>
-        <c:crossAx val="282815104"/>
+        <c:crossAx val="156700032"/>
         <c:crosses val="autoZero"/>
         <c:auto val="1"/>
         <c:lblAlgn val="ctr"/>
         <c:lblOffset val="100"/>
       </c:catAx>
       <c:valAx>
-        <c:axId val="282815104"/>
+        <c:axId val="156700032"/>
         <c:scaling>
           <c:orientation val="minMax"/>
         </c:scaling>
@@ -30727,7 +30616,7 @@
         <c:majorGridlines/>
         <c:numFmt formatCode="General" sourceLinked="1"/>
         <c:tickLblPos val="nextTo"/>
-        <c:crossAx val="282813568"/>
+        <c:crossAx val="156698496"/>
         <c:crosses val="autoZero"/>
         <c:crossBetween val="between"/>
       </c:valAx>
@@ -30892,7 +30781,7 @@
                   <c:v>19257</c:v>
                 </c:pt>
                 <c:pt idx="1">
-                  <c:v>16757.599999999973</c:v>
+                  <c:v>16757.599999999962</c:v>
                 </c:pt>
                 <c:pt idx="2">
                   <c:v>13230</c:v>
@@ -31001,24 +30890,24 @@
             </c:numRef>
           </c:val>
         </c:ser>
-        <c:axId val="154199168"/>
-        <c:axId val="154200704"/>
+        <c:axId val="152913792"/>
+        <c:axId val="152915328"/>
       </c:barChart>
       <c:catAx>
-        <c:axId val="154199168"/>
+        <c:axId val="152913792"/>
         <c:scaling>
           <c:orientation val="minMax"/>
         </c:scaling>
         <c:axPos val="b"/>
         <c:tickLblPos val="nextTo"/>
-        <c:crossAx val="154200704"/>
+        <c:crossAx val="152915328"/>
         <c:crosses val="autoZero"/>
         <c:auto val="1"/>
         <c:lblAlgn val="ctr"/>
         <c:lblOffset val="100"/>
       </c:catAx>
       <c:valAx>
-        <c:axId val="154200704"/>
+        <c:axId val="152915328"/>
         <c:scaling>
           <c:orientation val="minMax"/>
         </c:scaling>
@@ -31026,7 +30915,7 @@
         <c:majorGridlines/>
         <c:numFmt formatCode="General" sourceLinked="1"/>
         <c:tickLblPos val="nextTo"/>
-        <c:crossAx val="154199168"/>
+        <c:crossAx val="152913792"/>
         <c:crosses val="autoZero"/>
         <c:crossBetween val="between"/>
       </c:valAx>

--- a/internal_doc/03.开发设计/性能/Story_查询计划缓存优化.docx
+++ b/internal_doc/03.开发设计/性能/Story_查询计划缓存优化.docx
@@ -5993,7 +5993,19 @@
         <w:rPr>
           <w:rFonts w:hint="eastAsia"/>
         </w:rPr>
-        <w:t>{ field: { $op : { $param : x, $type : y } } }</w:t>
+        <w:t>{ field: { $op : { $param : x, $</w:t>
+      </w:r>
+      <w:r>
+        <w:rPr>
+          <w:rFonts w:hint="eastAsia"/>
+        </w:rPr>
+        <w:t>c</w:t>
+      </w:r>
+      <w:r>
+        <w:rPr>
+          <w:rFonts w:hint="eastAsia"/>
+        </w:rPr>
+        <w:t>type : y } } }</w:t>
       </w:r>
     </w:p>
     <w:p>
@@ -6032,6 +6044,9 @@
           <w:numId w:val="34"/>
         </w:numPr>
         <w:ind w:firstLineChars="0"/>
+        <w:rPr>
+          <w:rFonts w:hint="eastAsia"/>
+        </w:rPr>
       </w:pPr>
       <w:r>
         <w:rPr>
@@ -6043,19 +6058,216 @@
         <w:rPr>
           <w:rFonts w:hint="eastAsia"/>
         </w:rPr>
-        <w:t>为参数的类型（即</w:t>
-      </w:r>
-      <w:r>
-        <w:rPr>
-          <w:rFonts w:hint="eastAsia"/>
-        </w:rPr>
-        <w:t>BSONType</w:t>
+        <w:t>为参数的</w:t>
+      </w:r>
+      <w:r>
+        <w:rPr>
+          <w:rFonts w:hint="eastAsia"/>
+        </w:rPr>
+        <w:t>比较</w:t>
+      </w:r>
+      <w:r>
+        <w:rPr>
+          <w:rFonts w:hint="eastAsia"/>
+        </w:rPr>
+        <w:t>类型</w:t>
+      </w:r>
+      <w:r>
+        <w:rPr>
+          <w:rFonts w:hint="eastAsia"/>
+        </w:rPr>
+        <w:t>(INT32)</w:t>
+      </w:r>
+      <w:r>
+        <w:rPr>
+          <w:rFonts w:hint="eastAsia"/>
+        </w:rPr>
+        <w:t>（即</w:t>
+      </w:r>
+      <w:r>
+        <w:rPr>
+          <w:rFonts w:hint="eastAsia"/>
+        </w:rPr>
+        <w:t>Canonical</w:t>
+      </w:r>
+      <w:r>
+        <w:rPr>
+          <w:rFonts w:hint="eastAsia"/>
+        </w:rPr>
+        <w:t>Type</w:t>
+      </w:r>
+      <w:r>
+        <w:rPr>
+          <w:rFonts w:hint="eastAsia"/>
+        </w:rPr>
+        <w:t>，同一个</w:t>
+      </w:r>
+      <w:r>
+        <w:rPr>
+          <w:rFonts w:hint="eastAsia"/>
+        </w:rPr>
+        <w:t>CanonicalType</w:t>
+      </w:r>
+      <w:r>
+        <w:rPr>
+          <w:rFonts w:hint="eastAsia"/>
+        </w:rPr>
+        <w:t>的数值可以进行比较</w:t>
       </w:r>
       <w:r>
         <w:rPr>
           <w:rFonts w:hint="eastAsia"/>
         </w:rPr>
         <w:t>）</w:t>
+      </w:r>
+    </w:p>
+    <w:p>
+      <w:pPr>
+        <w:pStyle w:val="ListParagraph"/>
+        <w:numPr>
+          <w:ilvl w:val="1"/>
+          <w:numId w:val="34"/>
+        </w:numPr>
+        <w:ind w:firstLineChars="0"/>
+        <w:rPr>
+          <w:rFonts w:hint="eastAsia"/>
+        </w:rPr>
+      </w:pPr>
+      <w:r>
+        <w:rPr>
+          <w:rFonts w:hint="eastAsia"/>
+        </w:rPr>
+        <w:t>OPT_PLAN_FUZZYOPTR</w:t>
+      </w:r>
+      <w:r>
+        <w:rPr>
+          <w:rFonts w:hint="eastAsia"/>
+        </w:rPr>
+        <w:t>的操作符</w:t>
+      </w:r>
+    </w:p>
+    <w:p>
+      <w:pPr>
+        <w:pStyle w:val="ListParagraph"/>
+        <w:numPr>
+          <w:ilvl w:val="2"/>
+          <w:numId w:val="34"/>
+        </w:numPr>
+        <w:ind w:firstLineChars="0"/>
+        <w:rPr>
+          <w:rFonts w:hint="eastAsia"/>
+        </w:rPr>
+      </w:pPr>
+      <w:r>
+        <w:rPr>
+          <w:rFonts w:hint="eastAsia"/>
+        </w:rPr>
+        <w:t>{ field : { $op : { $param : [ x, y ], $ctype : z } }</w:t>
+      </w:r>
+    </w:p>
+    <w:p>
+      <w:pPr>
+        <w:pStyle w:val="ListParagraph"/>
+        <w:numPr>
+          <w:ilvl w:val="2"/>
+          <w:numId w:val="34"/>
+        </w:numPr>
+        <w:ind w:firstLineChars="0"/>
+      </w:pPr>
+      <w:r>
+        <w:rPr>
+          <w:rFonts w:hint="eastAsia"/>
+        </w:rPr>
+        <w:t>x</w:t>
+      </w:r>
+      <w:r>
+        <w:rPr>
+          <w:rFonts w:hint="eastAsia"/>
+        </w:rPr>
+        <w:t>为参数在参数列表中的位置</w:t>
+      </w:r>
+      <w:r>
+        <w:rPr>
+          <w:rFonts w:hint="eastAsia"/>
+        </w:rPr>
+        <w:t>(INT32)</w:t>
+      </w:r>
+    </w:p>
+    <w:p>
+      <w:pPr>
+        <w:pStyle w:val="ListParagraph"/>
+        <w:numPr>
+          <w:ilvl w:val="2"/>
+          <w:numId w:val="34"/>
+        </w:numPr>
+        <w:ind w:firstLineChars="0"/>
+        <w:rPr>
+          <w:rFonts w:hint="eastAsia"/>
+        </w:rPr>
+      </w:pPr>
+      <w:r>
+        <w:rPr>
+          <w:rFonts w:hint="eastAsia"/>
+        </w:rPr>
+        <w:t>y</w:t>
+      </w:r>
+      <w:r>
+        <w:rPr>
+          <w:rFonts w:hint="eastAsia"/>
+        </w:rPr>
+        <w:t>为操作符本身的配置，是否</w:t>
+      </w:r>
+      <w:r>
+        <w:rPr>
+          <w:rFonts w:hint="eastAsia"/>
+        </w:rPr>
+        <w:t>inclusive</w:t>
+      </w:r>
+      <w:r>
+        <w:rPr>
+          <w:rFonts w:hint="eastAsia"/>
+        </w:rPr>
+        <w:t>(BOOL)</w:t>
+      </w:r>
+    </w:p>
+    <w:p>
+      <w:pPr>
+        <w:pStyle w:val="ListParagraph"/>
+        <w:numPr>
+          <w:ilvl w:val="2"/>
+          <w:numId w:val="34"/>
+        </w:numPr>
+        <w:ind w:firstLineChars="0"/>
+      </w:pPr>
+      <w:r>
+        <w:rPr>
+          <w:rFonts w:hint="eastAsia"/>
+        </w:rPr>
+        <w:t>z</w:t>
+      </w:r>
+      <w:r>
+        <w:rPr>
+          <w:rFonts w:hint="eastAsia"/>
+        </w:rPr>
+        <w:t>为参数的</w:t>
+      </w:r>
+      <w:r>
+        <w:rPr>
+          <w:rFonts w:hint="eastAsia"/>
+        </w:rPr>
+        <w:t>比较</w:t>
+      </w:r>
+      <w:r>
+        <w:rPr>
+          <w:rFonts w:hint="eastAsia"/>
+        </w:rPr>
+        <w:t>类型</w:t>
+      </w:r>
+      <w:r>
+        <w:rPr>
+          <w:rFonts w:hint="eastAsia"/>
+        </w:rPr>
+        <w:t>(INT32)</w:t>
       </w:r>
     </w:p>
     <w:p>
@@ -6408,6 +6620,7 @@
         <w:rPr>
           <w:rFonts w:hint="eastAsia"/>
         </w:rPr>
+        <w:lastRenderedPageBreak/>
         <w:t>生成的泛化表达式：</w:t>
       </w:r>
       <w:r>
@@ -6460,7 +6673,6 @@
         <w:rPr>
           <w:rFonts w:hint="eastAsia"/>
         </w:rPr>
-        <w:lastRenderedPageBreak/>
         <w:t>模糊匹配</w:t>
       </w:r>
       <w:r>
@@ -9568,7 +9780,6 @@
       <w:pPr>
         <w:pStyle w:val="Heading5"/>
       </w:pPr>
-      <w:commentRangeStart w:id="0"/>
       <w:r>
         <w:rPr>
           <w:rFonts w:hint="eastAsia"/>
@@ -9580,15 +9791,6 @@
           <w:rFonts w:hint="eastAsia"/>
         </w:rPr>
         <w:t>的快速解析</w:t>
-      </w:r>
-      <w:commentRangeEnd w:id="0"/>
-      <w:r>
-        <w:rPr>
-          <w:rStyle w:val="CommentReference"/>
-          <w:b w:val="0"/>
-          <w:bCs w:val="0"/>
-        </w:rPr>
-        <w:commentReference w:id="0"/>
       </w:r>
     </w:p>
     <w:p>
@@ -10134,7 +10336,7 @@
                     </pic:cNvPicPr>
                   </pic:nvPicPr>
                   <pic:blipFill>
-                    <a:blip r:embed="rId13"/>
+                    <a:blip r:embed="rId12"/>
                     <a:srcRect/>
                     <a:stretch>
                       <a:fillRect/>
@@ -10986,7 +11188,7 @@
                     </pic:cNvPicPr>
                   </pic:nvPicPr>
                   <pic:blipFill>
-                    <a:blip r:embed="rId14"/>
+                    <a:blip r:embed="rId13"/>
                     <a:srcRect/>
                     <a:stretch>
                       <a:fillRect/>
@@ -11234,6 +11436,219 @@
                 <pic:pic xmlns:pic="http://schemas.openxmlformats.org/drawingml/2006/picture">
                   <pic:nvPicPr>
                     <pic:cNvPr id="0" name="Picture 12"/>
+                    <pic:cNvPicPr>
+                      <a:picLocks noChangeAspect="1" noChangeArrowheads="1"/>
+                    </pic:cNvPicPr>
+                  </pic:nvPicPr>
+                  <pic:blipFill>
+                    <a:blip r:embed="rId14"/>
+                    <a:srcRect/>
+                    <a:stretch>
+                      <a:fillRect/>
+                    </a:stretch>
+                  </pic:blipFill>
+                  <pic:spPr bwMode="auto">
+                    <a:xfrm>
+                      <a:off x="0" y="0"/>
+                      <a:ext cx="5274310" cy="2971345"/>
+                    </a:xfrm>
+                    <a:prstGeom prst="rect">
+                      <a:avLst/>
+                    </a:prstGeom>
+                    <a:noFill/>
+                    <a:ln w="9525">
+                      <a:noFill/>
+                      <a:miter lim="800000"/>
+                      <a:headEnd/>
+                      <a:tailEnd/>
+                    </a:ln>
+                  </pic:spPr>
+                </pic:pic>
+              </a:graphicData>
+            </a:graphic>
+          </wp:inline>
+        </w:drawing>
+      </w:r>
+    </w:p>
+    <w:p/>
+    <w:p>
+      <w:pPr>
+        <w:pStyle w:val="Heading4"/>
+      </w:pPr>
+      <w:r>
+        <w:rPr>
+          <w:rFonts w:hint="eastAsia"/>
+        </w:rPr>
+        <w:t>OPT_PLAN_PARAMETERIZED</w:t>
+      </w:r>
+    </w:p>
+    <w:p>
+      <w:pPr>
+        <w:pStyle w:val="ListParagraph"/>
+        <w:numPr>
+          <w:ilvl w:val="0"/>
+          <w:numId w:val="36"/>
+        </w:numPr>
+        <w:ind w:firstLineChars="0"/>
+      </w:pPr>
+      <w:r>
+        <w:rPr>
+          <w:rFonts w:hint="eastAsia"/>
+        </w:rPr>
+        <w:t>mthMatchTree</w:t>
+      </w:r>
+      <w:r>
+        <w:rPr>
+          <w:rFonts w:hint="eastAsia"/>
+        </w:rPr>
+        <w:t>可以确定，因此挂在</w:t>
+      </w:r>
+      <w:r>
+        <w:rPr>
+          <w:rFonts w:hint="eastAsia"/>
+        </w:rPr>
+        <w:t>optParamAccessPlan</w:t>
+      </w:r>
+      <w:r>
+        <w:rPr>
+          <w:rFonts w:hint="eastAsia"/>
+        </w:rPr>
+        <w:t>中，并存储在缓存中</w:t>
+      </w:r>
+    </w:p>
+    <w:p>
+      <w:pPr>
+        <w:pStyle w:val="ListParagraph"/>
+        <w:numPr>
+          <w:ilvl w:val="1"/>
+          <w:numId w:val="36"/>
+        </w:numPr>
+        <w:ind w:firstLineChars="0"/>
+      </w:pPr>
+      <w:r>
+        <w:rPr>
+          <w:rFonts w:hint="eastAsia"/>
+        </w:rPr>
+        <w:t>mthMatchTreeRuntime</w:t>
+      </w:r>
+      <w:r>
+        <w:rPr>
+          <w:rFonts w:hint="eastAsia"/>
+        </w:rPr>
+        <w:t>中通过指针引用</w:t>
+      </w:r>
+    </w:p>
+    <w:p>
+      <w:pPr>
+        <w:pStyle w:val="ListParagraph"/>
+        <w:numPr>
+          <w:ilvl w:val="0"/>
+          <w:numId w:val="36"/>
+        </w:numPr>
+        <w:ind w:firstLineChars="0"/>
+      </w:pPr>
+      <w:r>
+        <w:rPr>
+          <w:rFonts w:hint="eastAsia"/>
+        </w:rPr>
+        <w:t>因为参数化，所以</w:t>
+      </w:r>
+      <w:r>
+        <w:rPr>
+          <w:rFonts w:hint="eastAsia"/>
+        </w:rPr>
+        <w:t>predicates</w:t>
+      </w:r>
+      <w:r>
+        <w:rPr>
+          <w:rFonts w:hint="eastAsia"/>
+        </w:rPr>
+        <w:t>不可以确定，所以挂在</w:t>
+      </w:r>
+      <w:r>
+        <w:rPr>
+          <w:rFonts w:hint="eastAsia"/>
+        </w:rPr>
+        <w:t>optAccessPlanRuntime</w:t>
+      </w:r>
+      <w:r>
+        <w:rPr>
+          <w:rFonts w:hint="eastAsia"/>
+        </w:rPr>
+        <w:t>的</w:t>
+      </w:r>
+      <w:r>
+        <w:rPr>
+          <w:rFonts w:hint="eastAsia"/>
+        </w:rPr>
+        <w:t>mthMatchTreeRuntime</w:t>
+      </w:r>
+      <w:r>
+        <w:rPr>
+          <w:rFonts w:hint="eastAsia"/>
+        </w:rPr>
+        <w:t>中，不存储在缓存中，由实际运行时生成</w:t>
+      </w:r>
+    </w:p>
+    <w:p>
+      <w:pPr>
+        <w:pStyle w:val="ListParagraph"/>
+        <w:numPr>
+          <w:ilvl w:val="0"/>
+          <w:numId w:val="36"/>
+        </w:numPr>
+        <w:ind w:firstLineChars="0"/>
+      </w:pPr>
+      <w:r>
+        <w:rPr>
+          <w:rFonts w:hint="eastAsia"/>
+        </w:rPr>
+        <w:t>索引使用信息也可以确定，因此</w:t>
+      </w:r>
+      <w:r>
+        <w:rPr>
+          <w:rFonts w:hint="eastAsia"/>
+        </w:rPr>
+        <w:t>optScanPath</w:t>
+      </w:r>
+      <w:r>
+        <w:rPr>
+          <w:rFonts w:hint="eastAsia"/>
+        </w:rPr>
+        <w:t>也存储在</w:t>
+      </w:r>
+      <w:r>
+        <w:rPr>
+          <w:rFonts w:hint="eastAsia"/>
+        </w:rPr>
+        <w:t>optParamAccessPlan</w:t>
+      </w:r>
+      <w:r>
+        <w:rPr>
+          <w:rFonts w:hint="eastAsia"/>
+        </w:rPr>
+        <w:t>中</w:t>
+      </w:r>
+    </w:p>
+    <w:p>
+      <w:r>
+        <w:rPr>
+          <w:rFonts w:hint="eastAsia"/>
+          <w:noProof/>
+        </w:rPr>
+        <w:drawing>
+          <wp:inline distT="0" distB="0" distL="0" distR="0">
+            <wp:extent cx="5274310" cy="2971345"/>
+            <wp:effectExtent l="19050" t="0" r="2540" b="0"/>
+            <wp:docPr id="29" name="Picture 13"/>
+            <wp:cNvGraphicFramePr>
+              <a:graphicFrameLocks xmlns:a="http://schemas.openxmlformats.org/drawingml/2006/main" noChangeAspect="1"/>
+            </wp:cNvGraphicFramePr>
+            <a:graphic xmlns:a="http://schemas.openxmlformats.org/drawingml/2006/main">
+              <a:graphicData uri="http://schemas.openxmlformats.org/drawingml/2006/picture">
+                <pic:pic xmlns:pic="http://schemas.openxmlformats.org/drawingml/2006/picture">
+                  <pic:nvPicPr>
+                    <pic:cNvPr id="0" name="Picture 13"/>
                     <pic:cNvPicPr>
                       <a:picLocks noChangeAspect="1" noChangeArrowheads="1"/>
                     </pic:cNvPicPr>
@@ -11268,219 +11683,6 @@
         </w:drawing>
       </w:r>
     </w:p>
-    <w:p/>
-    <w:p>
-      <w:pPr>
-        <w:pStyle w:val="Heading4"/>
-      </w:pPr>
-      <w:r>
-        <w:rPr>
-          <w:rFonts w:hint="eastAsia"/>
-        </w:rPr>
-        <w:t>OPT_PLAN_PARAMETERIZED</w:t>
-      </w:r>
-    </w:p>
-    <w:p>
-      <w:pPr>
-        <w:pStyle w:val="ListParagraph"/>
-        <w:numPr>
-          <w:ilvl w:val="0"/>
-          <w:numId w:val="36"/>
-        </w:numPr>
-        <w:ind w:firstLineChars="0"/>
-      </w:pPr>
-      <w:r>
-        <w:rPr>
-          <w:rFonts w:hint="eastAsia"/>
-        </w:rPr>
-        <w:t>mthMatchTree</w:t>
-      </w:r>
-      <w:r>
-        <w:rPr>
-          <w:rFonts w:hint="eastAsia"/>
-        </w:rPr>
-        <w:t>可以确定，因此挂在</w:t>
-      </w:r>
-      <w:r>
-        <w:rPr>
-          <w:rFonts w:hint="eastAsia"/>
-        </w:rPr>
-        <w:t>optParamAccessPlan</w:t>
-      </w:r>
-      <w:r>
-        <w:rPr>
-          <w:rFonts w:hint="eastAsia"/>
-        </w:rPr>
-        <w:t>中，并存储在缓存中</w:t>
-      </w:r>
-    </w:p>
-    <w:p>
-      <w:pPr>
-        <w:pStyle w:val="ListParagraph"/>
-        <w:numPr>
-          <w:ilvl w:val="1"/>
-          <w:numId w:val="36"/>
-        </w:numPr>
-        <w:ind w:firstLineChars="0"/>
-      </w:pPr>
-      <w:r>
-        <w:rPr>
-          <w:rFonts w:hint="eastAsia"/>
-        </w:rPr>
-        <w:t>mthMatchTreeRuntime</w:t>
-      </w:r>
-      <w:r>
-        <w:rPr>
-          <w:rFonts w:hint="eastAsia"/>
-        </w:rPr>
-        <w:t>中通过指针引用</w:t>
-      </w:r>
-    </w:p>
-    <w:p>
-      <w:pPr>
-        <w:pStyle w:val="ListParagraph"/>
-        <w:numPr>
-          <w:ilvl w:val="0"/>
-          <w:numId w:val="36"/>
-        </w:numPr>
-        <w:ind w:firstLineChars="0"/>
-      </w:pPr>
-      <w:r>
-        <w:rPr>
-          <w:rFonts w:hint="eastAsia"/>
-        </w:rPr>
-        <w:t>因为参数化，所以</w:t>
-      </w:r>
-      <w:r>
-        <w:rPr>
-          <w:rFonts w:hint="eastAsia"/>
-        </w:rPr>
-        <w:t>predicates</w:t>
-      </w:r>
-      <w:r>
-        <w:rPr>
-          <w:rFonts w:hint="eastAsia"/>
-        </w:rPr>
-        <w:t>不可以确定，所以挂在</w:t>
-      </w:r>
-      <w:r>
-        <w:rPr>
-          <w:rFonts w:hint="eastAsia"/>
-        </w:rPr>
-        <w:t>optAccessPlanRuntime</w:t>
-      </w:r>
-      <w:r>
-        <w:rPr>
-          <w:rFonts w:hint="eastAsia"/>
-        </w:rPr>
-        <w:t>的</w:t>
-      </w:r>
-      <w:r>
-        <w:rPr>
-          <w:rFonts w:hint="eastAsia"/>
-        </w:rPr>
-        <w:t>mthMatchTreeRuntime</w:t>
-      </w:r>
-      <w:r>
-        <w:rPr>
-          <w:rFonts w:hint="eastAsia"/>
-        </w:rPr>
-        <w:t>中，不存储在缓存中，由实际运行时生成</w:t>
-      </w:r>
-    </w:p>
-    <w:p>
-      <w:pPr>
-        <w:pStyle w:val="ListParagraph"/>
-        <w:numPr>
-          <w:ilvl w:val="0"/>
-          <w:numId w:val="36"/>
-        </w:numPr>
-        <w:ind w:firstLineChars="0"/>
-      </w:pPr>
-      <w:r>
-        <w:rPr>
-          <w:rFonts w:hint="eastAsia"/>
-        </w:rPr>
-        <w:t>索引使用信息也可以确定，因此</w:t>
-      </w:r>
-      <w:r>
-        <w:rPr>
-          <w:rFonts w:hint="eastAsia"/>
-        </w:rPr>
-        <w:t>optScanPath</w:t>
-      </w:r>
-      <w:r>
-        <w:rPr>
-          <w:rFonts w:hint="eastAsia"/>
-        </w:rPr>
-        <w:t>也存储在</w:t>
-      </w:r>
-      <w:r>
-        <w:rPr>
-          <w:rFonts w:hint="eastAsia"/>
-        </w:rPr>
-        <w:t>optParamAccessPlan</w:t>
-      </w:r>
-      <w:r>
-        <w:rPr>
-          <w:rFonts w:hint="eastAsia"/>
-        </w:rPr>
-        <w:t>中</w:t>
-      </w:r>
-    </w:p>
-    <w:p>
-      <w:r>
-        <w:rPr>
-          <w:rFonts w:hint="eastAsia"/>
-          <w:noProof/>
-        </w:rPr>
-        <w:drawing>
-          <wp:inline distT="0" distB="0" distL="0" distR="0">
-            <wp:extent cx="5274310" cy="2971345"/>
-            <wp:effectExtent l="19050" t="0" r="2540" b="0"/>
-            <wp:docPr id="29" name="Picture 13"/>
-            <wp:cNvGraphicFramePr>
-              <a:graphicFrameLocks xmlns:a="http://schemas.openxmlformats.org/drawingml/2006/main" noChangeAspect="1"/>
-            </wp:cNvGraphicFramePr>
-            <a:graphic xmlns:a="http://schemas.openxmlformats.org/drawingml/2006/main">
-              <a:graphicData uri="http://schemas.openxmlformats.org/drawingml/2006/picture">
-                <pic:pic xmlns:pic="http://schemas.openxmlformats.org/drawingml/2006/picture">
-                  <pic:nvPicPr>
-                    <pic:cNvPr id="0" name="Picture 13"/>
-                    <pic:cNvPicPr>
-                      <a:picLocks noChangeAspect="1" noChangeArrowheads="1"/>
-                    </pic:cNvPicPr>
-                  </pic:nvPicPr>
-                  <pic:blipFill>
-                    <a:blip r:embed="rId16"/>
-                    <a:srcRect/>
-                    <a:stretch>
-                      <a:fillRect/>
-                    </a:stretch>
-                  </pic:blipFill>
-                  <pic:spPr bwMode="auto">
-                    <a:xfrm>
-                      <a:off x="0" y="0"/>
-                      <a:ext cx="5274310" cy="2971345"/>
-                    </a:xfrm>
-                    <a:prstGeom prst="rect">
-                      <a:avLst/>
-                    </a:prstGeom>
-                    <a:noFill/>
-                    <a:ln w="9525">
-                      <a:noFill/>
-                      <a:miter lim="800000"/>
-                      <a:headEnd/>
-                      <a:tailEnd/>
-                    </a:ln>
-                  </pic:spPr>
-                </pic:pic>
-              </a:graphicData>
-            </a:graphic>
-          </wp:inline>
-        </w:drawing>
-      </w:r>
-    </w:p>
     <w:p>
       <w:pPr>
         <w:pStyle w:val="Heading4"/>
@@ -11686,7 +11888,7 @@
                     </pic:cNvPicPr>
                   </pic:nvPicPr>
                   <pic:blipFill>
-                    <a:blip r:embed="rId17"/>
+                    <a:blip r:embed="rId16"/>
                     <a:srcRect/>
                     <a:stretch>
                       <a:fillRect/>
@@ -11762,7 +11964,7 @@
                     </pic:cNvPicPr>
                   </pic:nvPicPr>
                   <pic:blipFill>
-                    <a:blip r:embed="rId18"/>
+                    <a:blip r:embed="rId17"/>
                     <a:srcRect/>
                     <a:stretch>
                       <a:fillRect/>
@@ -12645,7 +12847,7 @@
                     </pic:cNvPicPr>
                   </pic:nvPicPr>
                   <pic:blipFill>
-                    <a:blip r:embed="rId19"/>
+                    <a:blip r:embed="rId18"/>
                     <a:srcRect/>
                     <a:stretch>
                       <a:fillRect/>
@@ -14913,7 +15115,7 @@
             <wp:cNvGraphicFramePr/>
             <a:graphic xmlns:a="http://schemas.openxmlformats.org/drawingml/2006/main">
               <a:graphicData uri="http://schemas.openxmlformats.org/drawingml/2006/chart">
-                <c:chart xmlns:c="http://schemas.openxmlformats.org/drawingml/2006/chart" xmlns:r="http://schemas.openxmlformats.org/officeDocument/2006/relationships" r:id="rId20"/>
+                <c:chart xmlns:c="http://schemas.openxmlformats.org/drawingml/2006/chart" xmlns:r="http://schemas.openxmlformats.org/officeDocument/2006/relationships" r:id="rId19"/>
               </a:graphicData>
             </a:graphic>
           </wp:inline>
@@ -16448,7 +16650,7 @@
             <wp:cNvGraphicFramePr/>
             <a:graphic xmlns:a="http://schemas.openxmlformats.org/drawingml/2006/main">
               <a:graphicData uri="http://schemas.openxmlformats.org/drawingml/2006/chart">
-                <c:chart xmlns:c="http://schemas.openxmlformats.org/drawingml/2006/chart" xmlns:r="http://schemas.openxmlformats.org/officeDocument/2006/relationships" r:id="rId21"/>
+                <c:chart xmlns:c="http://schemas.openxmlformats.org/drawingml/2006/chart" xmlns:r="http://schemas.openxmlformats.org/officeDocument/2006/relationships" r:id="rId20"/>
               </a:graphicData>
             </a:graphic>
           </wp:inline>
@@ -18019,7 +18221,7 @@
             <wp:cNvGraphicFramePr/>
             <a:graphic xmlns:a="http://schemas.openxmlformats.org/drawingml/2006/main">
               <a:graphicData uri="http://schemas.openxmlformats.org/drawingml/2006/chart">
-                <c:chart xmlns:c="http://schemas.openxmlformats.org/drawingml/2006/chart" xmlns:r="http://schemas.openxmlformats.org/officeDocument/2006/relationships" r:id="rId22"/>
+                <c:chart xmlns:c="http://schemas.openxmlformats.org/drawingml/2006/chart" xmlns:r="http://schemas.openxmlformats.org/officeDocument/2006/relationships" r:id="rId21"/>
               </a:graphicData>
             </a:graphic>
           </wp:inline>
@@ -20717,7 +20919,7 @@
             <wp:cNvGraphicFramePr/>
             <a:graphic xmlns:a="http://schemas.openxmlformats.org/drawingml/2006/main">
               <a:graphicData uri="http://schemas.openxmlformats.org/drawingml/2006/chart">
-                <c:chart xmlns:c="http://schemas.openxmlformats.org/drawingml/2006/chart" xmlns:r="http://schemas.openxmlformats.org/officeDocument/2006/relationships" r:id="rId23"/>
+                <c:chart xmlns:c="http://schemas.openxmlformats.org/drawingml/2006/chart" xmlns:r="http://schemas.openxmlformats.org/officeDocument/2006/relationships" r:id="rId22"/>
               </a:graphicData>
             </a:graphic>
           </wp:inline>
@@ -22597,7 +22799,7 @@
             <wp:cNvGraphicFramePr/>
             <a:graphic xmlns:a="http://schemas.openxmlformats.org/drawingml/2006/main">
               <a:graphicData uri="http://schemas.openxmlformats.org/drawingml/2006/chart">
-                <c:chart xmlns:c="http://schemas.openxmlformats.org/drawingml/2006/chart" xmlns:r="http://schemas.openxmlformats.org/officeDocument/2006/relationships" r:id="rId24"/>
+                <c:chart xmlns:c="http://schemas.openxmlformats.org/drawingml/2006/chart" xmlns:r="http://schemas.openxmlformats.org/officeDocument/2006/relationships" r:id="rId23"/>
               </a:graphicData>
             </a:graphic>
           </wp:inline>
@@ -24583,30 +24785,6 @@
     </w:sectPr>
   </w:body>
 </w:document>
-</file>
-
-<file path=word/comments.xml><?xml version="1.0" encoding="utf-8"?>
-<w:comments xmlns:ve="http://schemas.openxmlformats.org/markup-compatibility/2006" xmlns:o="urn:schemas-microsoft-com:office:office" xmlns:r="http://schemas.openxmlformats.org/officeDocument/2006/relationships" xmlns:m="http://schemas.openxmlformats.org/officeDocument/2006/math" xmlns:v="urn:schemas-microsoft-com:vml" xmlns:wp="http://schemas.openxmlformats.org/drawingml/2006/wordprocessingDrawing" xmlns:w10="urn:schemas-microsoft-com:office:word" xmlns:w="http://schemas.openxmlformats.org/wordprocessingml/2006/main" xmlns:wne="http://schemas.microsoft.com/office/word/2006/wordml">
-  <w:comment w:id="0" w:author="heguoming" w:date="2017-09-12T17:28:00Z" w:initials="he">
-    <w:p>
-      <w:pPr>
-        <w:pStyle w:val="CommentText"/>
-      </w:pPr>
-      <w:r>
-        <w:rPr>
-          <w:rStyle w:val="CommentReference"/>
-        </w:rPr>
-        <w:annotationRef/>
-      </w:r>
-      <w:r>
-        <w:rPr>
-          <w:rFonts w:hint="eastAsia"/>
-        </w:rPr>
-        <w:t>需要修改策略</w:t>
-      </w:r>
-    </w:p>
-  </w:comment>
-</w:comments>
 </file>
 
 <file path=word/endnotes.xml><?xml version="1.0" encoding="utf-8"?>
@@ -29605,25 +29783,25 @@
             </c:numRef>
           </c:val>
         </c:ser>
-        <c:axId val="114952064"/>
-        <c:axId val="114953600"/>
+        <c:axId val="139844608"/>
+        <c:axId val="142157312"/>
       </c:barChart>
       <c:catAx>
-        <c:axId val="114952064"/>
+        <c:axId val="139844608"/>
         <c:scaling>
           <c:orientation val="minMax"/>
         </c:scaling>
         <c:axPos val="b"/>
         <c:numFmt formatCode="General" sourceLinked="1"/>
         <c:tickLblPos val="nextTo"/>
-        <c:crossAx val="114953600"/>
+        <c:crossAx val="142157312"/>
         <c:crosses val="autoZero"/>
         <c:auto val="1"/>
         <c:lblAlgn val="ctr"/>
         <c:lblOffset val="100"/>
       </c:catAx>
       <c:valAx>
-        <c:axId val="114953600"/>
+        <c:axId val="142157312"/>
         <c:scaling>
           <c:orientation val="minMax"/>
         </c:scaling>
@@ -29631,7 +29809,7 @@
         <c:majorGridlines/>
         <c:numFmt formatCode="General" sourceLinked="1"/>
         <c:tickLblPos val="nextTo"/>
-        <c:crossAx val="114952064"/>
+        <c:crossAx val="139844608"/>
         <c:crosses val="autoZero"/>
         <c:crossBetween val="between"/>
       </c:valAx>
@@ -29945,25 +30123,25 @@
             </c:numRef>
           </c:val>
         </c:ser>
-        <c:axId val="128501632"/>
-        <c:axId val="128503168"/>
+        <c:axId val="144336000"/>
+        <c:axId val="144337536"/>
       </c:barChart>
       <c:catAx>
-        <c:axId val="128501632"/>
+        <c:axId val="144336000"/>
         <c:scaling>
           <c:orientation val="minMax"/>
         </c:scaling>
         <c:axPos val="b"/>
         <c:numFmt formatCode="General" sourceLinked="1"/>
         <c:tickLblPos val="nextTo"/>
-        <c:crossAx val="128503168"/>
+        <c:crossAx val="144337536"/>
         <c:crosses val="autoZero"/>
         <c:auto val="1"/>
         <c:lblAlgn val="ctr"/>
         <c:lblOffset val="100"/>
       </c:catAx>
       <c:valAx>
-        <c:axId val="128503168"/>
+        <c:axId val="144337536"/>
         <c:scaling>
           <c:orientation val="minMax"/>
         </c:scaling>
@@ -29971,7 +30149,7 @@
         <c:majorGridlines/>
         <c:numFmt formatCode="General" sourceLinked="1"/>
         <c:tickLblPos val="nextTo"/>
-        <c:crossAx val="128501632"/>
+        <c:crossAx val="144336000"/>
         <c:crosses val="autoZero"/>
         <c:crossBetween val="between"/>
       </c:valAx>
@@ -30286,25 +30464,25 @@
             </c:numRef>
           </c:val>
         </c:ser>
-        <c:axId val="128460672"/>
-        <c:axId val="128462208"/>
+        <c:axId val="139819648"/>
+        <c:axId val="143065472"/>
       </c:barChart>
       <c:catAx>
-        <c:axId val="128460672"/>
+        <c:axId val="139819648"/>
         <c:scaling>
           <c:orientation val="minMax"/>
         </c:scaling>
         <c:axPos val="b"/>
         <c:numFmt formatCode="General" sourceLinked="1"/>
         <c:tickLblPos val="nextTo"/>
-        <c:crossAx val="128462208"/>
+        <c:crossAx val="143065472"/>
         <c:crosses val="autoZero"/>
         <c:auto val="1"/>
         <c:lblAlgn val="ctr"/>
         <c:lblOffset val="100"/>
       </c:catAx>
       <c:valAx>
-        <c:axId val="128462208"/>
+        <c:axId val="143065472"/>
         <c:scaling>
           <c:orientation val="minMax"/>
         </c:scaling>
@@ -30312,7 +30490,7 @@
         <c:majorGridlines/>
         <c:numFmt formatCode="General" sourceLinked="1"/>
         <c:tickLblPos val="nextTo"/>
-        <c:crossAx val="128460672"/>
+        <c:crossAx val="139819648"/>
         <c:crosses val="autoZero"/>
         <c:crossBetween val="between"/>
       </c:valAx>
@@ -30591,24 +30769,24 @@
             </c:numRef>
           </c:val>
         </c:ser>
-        <c:axId val="156698496"/>
-        <c:axId val="156700032"/>
+        <c:axId val="143075968"/>
+        <c:axId val="143098240"/>
       </c:barChart>
       <c:catAx>
-        <c:axId val="156698496"/>
+        <c:axId val="143075968"/>
         <c:scaling>
           <c:orientation val="minMax"/>
         </c:scaling>
         <c:axPos val="b"/>
         <c:tickLblPos val="nextTo"/>
-        <c:crossAx val="156700032"/>
+        <c:crossAx val="143098240"/>
         <c:crosses val="autoZero"/>
         <c:auto val="1"/>
         <c:lblAlgn val="ctr"/>
         <c:lblOffset val="100"/>
       </c:catAx>
       <c:valAx>
-        <c:axId val="156700032"/>
+        <c:axId val="143098240"/>
         <c:scaling>
           <c:orientation val="minMax"/>
         </c:scaling>
@@ -30616,7 +30794,7 @@
         <c:majorGridlines/>
         <c:numFmt formatCode="General" sourceLinked="1"/>
         <c:tickLblPos val="nextTo"/>
-        <c:crossAx val="156698496"/>
+        <c:crossAx val="143075968"/>
         <c:crosses val="autoZero"/>
         <c:crossBetween val="between"/>
       </c:valAx>
@@ -30781,7 +30959,7 @@
                   <c:v>19257</c:v>
                 </c:pt>
                 <c:pt idx="1">
-                  <c:v>16757.599999999962</c:v>
+                  <c:v>16757.599999999955</c:v>
                 </c:pt>
                 <c:pt idx="2">
                   <c:v>13230</c:v>
@@ -30890,24 +31068,24 @@
             </c:numRef>
           </c:val>
         </c:ser>
-        <c:axId val="152913792"/>
-        <c:axId val="152915328"/>
+        <c:axId val="143121024"/>
+        <c:axId val="143307136"/>
       </c:barChart>
       <c:catAx>
-        <c:axId val="152913792"/>
+        <c:axId val="143121024"/>
         <c:scaling>
           <c:orientation val="minMax"/>
         </c:scaling>
         <c:axPos val="b"/>
         <c:tickLblPos val="nextTo"/>
-        <c:crossAx val="152915328"/>
+        <c:crossAx val="143307136"/>
         <c:crosses val="autoZero"/>
         <c:auto val="1"/>
         <c:lblAlgn val="ctr"/>
         <c:lblOffset val="100"/>
       </c:catAx>
       <c:valAx>
-        <c:axId val="152915328"/>
+        <c:axId val="143307136"/>
         <c:scaling>
           <c:orientation val="minMax"/>
         </c:scaling>
@@ -30915,7 +31093,7 @@
         <c:majorGridlines/>
         <c:numFmt formatCode="General" sourceLinked="1"/>
         <c:tickLblPos val="nextTo"/>
-        <c:crossAx val="152913792"/>
+        <c:crossAx val="143121024"/>
         <c:crosses val="autoZero"/>
         <c:crossBetween val="between"/>
       </c:valAx>

--- a/internal_doc/03.开发设计/性能/Story_查询计划缓存优化.docx
+++ b/internal_doc/03.开发设计/性能/Story_查询计划缓存优化.docx
@@ -6044,9 +6044,6 @@
           <w:numId w:val="34"/>
         </w:numPr>
         <w:ind w:firstLineChars="0"/>
-        <w:rPr>
-          <w:rFonts w:hint="eastAsia"/>
-        </w:rPr>
       </w:pPr>
       <w:r>
         <w:rPr>
@@ -6129,9 +6126,6 @@
           <w:numId w:val="34"/>
         </w:numPr>
         <w:ind w:firstLineChars="0"/>
-        <w:rPr>
-          <w:rFonts w:hint="eastAsia"/>
-        </w:rPr>
       </w:pPr>
       <w:r>
         <w:rPr>
@@ -6154,9 +6148,6 @@
           <w:numId w:val="34"/>
         </w:numPr>
         <w:ind w:firstLineChars="0"/>
-        <w:rPr>
-          <w:rFonts w:hint="eastAsia"/>
-        </w:rPr>
       </w:pPr>
       <w:r>
         <w:rPr>
@@ -6201,9 +6192,6 @@
           <w:numId w:val="34"/>
         </w:numPr>
         <w:ind w:firstLineChars="0"/>
-        <w:rPr>
-          <w:rFonts w:hint="eastAsia"/>
-        </w:rPr>
       </w:pPr>
       <w:r>
         <w:rPr>
@@ -6470,7 +6458,7 @@
         <w:rPr>
           <w:rFonts w:hint="eastAsia"/>
         </w:rPr>
-        <w:t>Bool</w:t>
+        <w:t>Date</w:t>
       </w:r>
     </w:p>
     <w:p>
@@ -6486,7 +6474,7 @@
         <w:rPr>
           <w:rFonts w:hint="eastAsia"/>
         </w:rPr>
-        <w:t>Date</w:t>
+        <w:t>Timestamp</w:t>
       </w:r>
     </w:p>
     <w:p>
@@ -6502,7 +6490,7 @@
         <w:rPr>
           <w:rFonts w:hint="eastAsia"/>
         </w:rPr>
-        <w:t>Timestamp</w:t>
+        <w:t>String</w:t>
       </w:r>
     </w:p>
     <w:p>
@@ -6518,39 +6506,104 @@
         <w:rPr>
           <w:rFonts w:hint="eastAsia"/>
         </w:rPr>
-        <w:t>String</w:t>
-      </w:r>
-    </w:p>
-    <w:p>
-      <w:pPr>
-        <w:pStyle w:val="ListParagraph"/>
-        <w:numPr>
-          <w:ilvl w:val="1"/>
+        <w:t>Oid</w:t>
+      </w:r>
+    </w:p>
+    <w:p>
+      <w:pPr>
+        <w:pStyle w:val="ListParagraph"/>
+        <w:numPr>
+          <w:ilvl w:val="0"/>
           <w:numId w:val="11"/>
         </w:numPr>
         <w:ind w:firstLineChars="0"/>
-      </w:pPr>
-      <w:r>
-        <w:rPr>
-          <w:rFonts w:hint="eastAsia"/>
-        </w:rPr>
-        <w:t>Oid</w:t>
-      </w:r>
-    </w:p>
-    <w:p>
-      <w:pPr>
-        <w:pStyle w:val="ListParagraph"/>
-        <w:numPr>
-          <w:ilvl w:val="1"/>
-          <w:numId w:val="11"/>
-        </w:numPr>
-        <w:ind w:firstLineChars="0"/>
-      </w:pPr>
+        <w:rPr>
+          <w:rFonts w:hint="eastAsia"/>
+        </w:rPr>
+      </w:pPr>
+      <w:r>
+        <w:rPr>
+          <w:rFonts w:hint="eastAsia"/>
+        </w:rPr>
+        <w:t>注：</w:t>
+      </w:r>
+      <w:r>
+        <w:rPr>
+          <w:rFonts w:hint="eastAsia"/>
+        </w:rPr>
+        <w:t>Bool</w:t>
+      </w:r>
+      <w:r>
+        <w:rPr>
+          <w:rFonts w:hint="eastAsia"/>
+        </w:rPr>
+        <w:t>和</w:t>
+      </w:r>
       <w:r>
         <w:rPr>
           <w:rFonts w:hint="eastAsia"/>
         </w:rPr>
         <w:t>jstNull</w:t>
+      </w:r>
+      <w:r>
+        <w:rPr>
+          <w:rFonts w:hint="eastAsia"/>
+        </w:rPr>
+        <w:t>类型</w:t>
+      </w:r>
+      <w:r>
+        <w:rPr>
+          <w:rFonts w:hint="eastAsia"/>
+        </w:rPr>
+        <w:t>值</w:t>
+      </w:r>
+      <w:r>
+        <w:rPr>
+          <w:rFonts w:hint="eastAsia"/>
+        </w:rPr>
+        <w:t>较少</w:t>
+      </w:r>
+      <w:r>
+        <w:rPr>
+          <w:rFonts w:hint="eastAsia"/>
+        </w:rPr>
+        <w:t>不能满足参数化</w:t>
+      </w:r>
+      <w:r>
+        <w:rPr>
+          <w:rFonts w:hint="eastAsia"/>
+        </w:rPr>
+        <w:t>条件</w:t>
+      </w:r>
+      <w:r>
+        <w:rPr>
+          <w:rFonts w:hint="eastAsia"/>
+        </w:rPr>
+        <w:t>（需要</w:t>
+      </w:r>
+      <w:r>
+        <w:rPr>
+          <w:rFonts w:hint="eastAsia"/>
+        </w:rPr>
+        <w:t>5</w:t>
+      </w:r>
+      <w:r>
+        <w:rPr>
+          <w:rFonts w:hint="eastAsia"/>
+        </w:rPr>
+        <w:t>个不同</w:t>
+      </w:r>
+      <w:r>
+        <w:rPr>
+          <w:rFonts w:hint="eastAsia"/>
+        </w:rPr>
+        <w:t>的</w:t>
+      </w:r>
+      <w:r>
+        <w:rPr>
+          <w:rFonts w:hint="eastAsia"/>
+        </w:rPr>
+        <w:t>值才可以使参数化有效）</w:t>
       </w:r>
     </w:p>
     <w:p>
@@ -29783,25 +29836,25 @@
             </c:numRef>
           </c:val>
         </c:ser>
-        <c:axId val="139844608"/>
-        <c:axId val="142157312"/>
+        <c:axId val="100266752"/>
+        <c:axId val="100268288"/>
       </c:barChart>
       <c:catAx>
-        <c:axId val="139844608"/>
+        <c:axId val="100266752"/>
         <c:scaling>
           <c:orientation val="minMax"/>
         </c:scaling>
         <c:axPos val="b"/>
         <c:numFmt formatCode="General" sourceLinked="1"/>
         <c:tickLblPos val="nextTo"/>
-        <c:crossAx val="142157312"/>
+        <c:crossAx val="100268288"/>
         <c:crosses val="autoZero"/>
         <c:auto val="1"/>
         <c:lblAlgn val="ctr"/>
         <c:lblOffset val="100"/>
       </c:catAx>
       <c:valAx>
-        <c:axId val="142157312"/>
+        <c:axId val="100268288"/>
         <c:scaling>
           <c:orientation val="minMax"/>
         </c:scaling>
@@ -29809,7 +29862,7 @@
         <c:majorGridlines/>
         <c:numFmt formatCode="General" sourceLinked="1"/>
         <c:tickLblPos val="nextTo"/>
-        <c:crossAx val="139844608"/>
+        <c:crossAx val="100266752"/>
         <c:crosses val="autoZero"/>
         <c:crossBetween val="between"/>
       </c:valAx>
@@ -30123,25 +30176,25 @@
             </c:numRef>
           </c:val>
         </c:ser>
-        <c:axId val="144336000"/>
-        <c:axId val="144337536"/>
+        <c:axId val="99873536"/>
+        <c:axId val="99875072"/>
       </c:barChart>
       <c:catAx>
-        <c:axId val="144336000"/>
+        <c:axId val="99873536"/>
         <c:scaling>
           <c:orientation val="minMax"/>
         </c:scaling>
         <c:axPos val="b"/>
         <c:numFmt formatCode="General" sourceLinked="1"/>
         <c:tickLblPos val="nextTo"/>
-        <c:crossAx val="144337536"/>
+        <c:crossAx val="99875072"/>
         <c:crosses val="autoZero"/>
         <c:auto val="1"/>
         <c:lblAlgn val="ctr"/>
         <c:lblOffset val="100"/>
       </c:catAx>
       <c:valAx>
-        <c:axId val="144337536"/>
+        <c:axId val="99875072"/>
         <c:scaling>
           <c:orientation val="minMax"/>
         </c:scaling>
@@ -30149,7 +30202,7 @@
         <c:majorGridlines/>
         <c:numFmt formatCode="General" sourceLinked="1"/>
         <c:tickLblPos val="nextTo"/>
-        <c:crossAx val="144336000"/>
+        <c:crossAx val="99873536"/>
         <c:crosses val="autoZero"/>
         <c:crossBetween val="between"/>
       </c:valAx>
@@ -30464,25 +30517,25 @@
             </c:numRef>
           </c:val>
         </c:ser>
-        <c:axId val="139819648"/>
-        <c:axId val="143065472"/>
+        <c:axId val="146858752"/>
+        <c:axId val="146860288"/>
       </c:barChart>
       <c:catAx>
-        <c:axId val="139819648"/>
+        <c:axId val="146858752"/>
         <c:scaling>
           <c:orientation val="minMax"/>
         </c:scaling>
         <c:axPos val="b"/>
         <c:numFmt formatCode="General" sourceLinked="1"/>
         <c:tickLblPos val="nextTo"/>
-        <c:crossAx val="143065472"/>
+        <c:crossAx val="146860288"/>
         <c:crosses val="autoZero"/>
         <c:auto val="1"/>
         <c:lblAlgn val="ctr"/>
         <c:lblOffset val="100"/>
       </c:catAx>
       <c:valAx>
-        <c:axId val="143065472"/>
+        <c:axId val="146860288"/>
         <c:scaling>
           <c:orientation val="minMax"/>
         </c:scaling>
@@ -30490,7 +30543,7 @@
         <c:majorGridlines/>
         <c:numFmt formatCode="General" sourceLinked="1"/>
         <c:tickLblPos val="nextTo"/>
-        <c:crossAx val="139819648"/>
+        <c:crossAx val="146858752"/>
         <c:crosses val="autoZero"/>
         <c:crossBetween val="between"/>
       </c:valAx>
@@ -30769,24 +30822,24 @@
             </c:numRef>
           </c:val>
         </c:ser>
-        <c:axId val="143075968"/>
-        <c:axId val="143098240"/>
+        <c:axId val="146813696"/>
+        <c:axId val="146815232"/>
       </c:barChart>
       <c:catAx>
-        <c:axId val="143075968"/>
+        <c:axId val="146813696"/>
         <c:scaling>
           <c:orientation val="minMax"/>
         </c:scaling>
         <c:axPos val="b"/>
         <c:tickLblPos val="nextTo"/>
-        <c:crossAx val="143098240"/>
+        <c:crossAx val="146815232"/>
         <c:crosses val="autoZero"/>
         <c:auto val="1"/>
         <c:lblAlgn val="ctr"/>
         <c:lblOffset val="100"/>
       </c:catAx>
       <c:valAx>
-        <c:axId val="143098240"/>
+        <c:axId val="146815232"/>
         <c:scaling>
           <c:orientation val="minMax"/>
         </c:scaling>
@@ -30794,7 +30847,7 @@
         <c:majorGridlines/>
         <c:numFmt formatCode="General" sourceLinked="1"/>
         <c:tickLblPos val="nextTo"/>
-        <c:crossAx val="143075968"/>
+        <c:crossAx val="146813696"/>
         <c:crosses val="autoZero"/>
         <c:crossBetween val="between"/>
       </c:valAx>
@@ -30959,7 +31012,7 @@
                   <c:v>19257</c:v>
                 </c:pt>
                 <c:pt idx="1">
-                  <c:v>16757.599999999955</c:v>
+                  <c:v>16757.599999999948</c:v>
                 </c:pt>
                 <c:pt idx="2">
                   <c:v>13230</c:v>
@@ -31068,24 +31121,24 @@
             </c:numRef>
           </c:val>
         </c:ser>
-        <c:axId val="143121024"/>
-        <c:axId val="143307136"/>
+        <c:axId val="147059456"/>
+        <c:axId val="147060992"/>
       </c:barChart>
       <c:catAx>
-        <c:axId val="143121024"/>
+        <c:axId val="147059456"/>
         <c:scaling>
           <c:orientation val="minMax"/>
         </c:scaling>
         <c:axPos val="b"/>
         <c:tickLblPos val="nextTo"/>
-        <c:crossAx val="143307136"/>
+        <c:crossAx val="147060992"/>
         <c:crosses val="autoZero"/>
         <c:auto val="1"/>
         <c:lblAlgn val="ctr"/>
         <c:lblOffset val="100"/>
       </c:catAx>
       <c:valAx>
-        <c:axId val="143307136"/>
+        <c:axId val="147060992"/>
         <c:scaling>
           <c:orientation val="minMax"/>
         </c:scaling>
@@ -31093,7 +31146,7 @@
         <c:majorGridlines/>
         <c:numFmt formatCode="General" sourceLinked="1"/>
         <c:tickLblPos val="nextTo"/>
-        <c:crossAx val="143121024"/>
+        <c:crossAx val="147059456"/>
         <c:crosses val="autoZero"/>
         <c:crossBetween val="between"/>
       </c:valAx>

--- a/internal_doc/03.开发设计/性能/Story_查询计划缓存优化.docx
+++ b/internal_doc/03.开发设计/性能/Story_查询计划缓存优化.docx
@@ -6517,9 +6517,6 @@
           <w:numId w:val="11"/>
         </w:numPr>
         <w:ind w:firstLineChars="0"/>
-        <w:rPr>
-          <w:rFonts w:hint="eastAsia"/>
-        </w:rPr>
       </w:pPr>
       <w:r>
         <w:rPr>
@@ -12392,7 +12389,26 @@
       </w:r>
     </w:p>
     <w:p/>
-    <w:p/>
+    <w:p>
+      <w:r>
+        <w:rPr>
+          <w:rFonts w:hint="eastAsia"/>
+        </w:rPr>
+        <w:t>例子</w:t>
+      </w:r>
+      <w:r>
+        <w:rPr>
+          <w:rFonts w:hint="eastAsia"/>
+        </w:rPr>
+        <w:t>1</w:t>
+      </w:r>
+      <w:r>
+        <w:rPr>
+          <w:rFonts w:hint="eastAsia"/>
+        </w:rPr>
+        <w:t>：</w:t>
+      </w:r>
+    </w:p>
     <w:tbl>
       <w:tblPr>
         <w:tblStyle w:val="TableGrid"/>
@@ -12864,7 +12880,409 @@
       </w:tr>
     </w:tbl>
     <w:p/>
-    <w:p/>
+    <w:p>
+      <w:pPr>
+        <w:rPr>
+          <w:rFonts w:hint="eastAsia"/>
+        </w:rPr>
+      </w:pPr>
+      <w:r>
+        <w:rPr>
+          <w:rFonts w:hint="eastAsia"/>
+        </w:rPr>
+        <w:t>例子</w:t>
+      </w:r>
+      <w:r>
+        <w:rPr>
+          <w:rFonts w:hint="eastAsia"/>
+        </w:rPr>
+        <w:t>2</w:t>
+      </w:r>
+      <w:r>
+        <w:rPr>
+          <w:rFonts w:hint="eastAsia"/>
+        </w:rPr>
+        <w:t>：</w:t>
+      </w:r>
+    </w:p>
+    <w:p>
+      <w:pPr>
+        <w:pStyle w:val="ListParagraph"/>
+        <w:numPr>
+          <w:ilvl w:val="0"/>
+          <w:numId w:val="47"/>
+        </w:numPr>
+        <w:ind w:firstLineChars="0"/>
+        <w:rPr>
+          <w:rFonts w:hint="eastAsia"/>
+        </w:rPr>
+      </w:pPr>
+      <w:r>
+        <w:rPr>
+          <w:rFonts w:hint="eastAsia"/>
+        </w:rPr>
+        <w:t>第一个查询：</w:t>
+      </w:r>
+      <w:r>
+        <w:rPr>
+          <w:rFonts w:hint="eastAsia"/>
+        </w:rPr>
+        <w:t>{ a : 1, b : 2 }</w:t>
+      </w:r>
+    </w:p>
+    <w:p>
+      <w:pPr>
+        <w:pStyle w:val="ListParagraph"/>
+        <w:numPr>
+          <w:ilvl w:val="1"/>
+          <w:numId w:val="47"/>
+        </w:numPr>
+        <w:ind w:firstLineChars="0"/>
+        <w:rPr>
+          <w:rFonts w:hint="eastAsia"/>
+        </w:rPr>
+      </w:pPr>
+      <w:r>
+        <w:rPr>
+          <w:rFonts w:hint="eastAsia"/>
+        </w:rPr>
+        <w:t>新建参数化的查询计划</w:t>
+      </w:r>
+      <w:r>
+        <w:br/>
+      </w:r>
+      <w:r>
+        <w:rPr>
+          <w:rFonts w:hint="eastAsia"/>
+        </w:rPr>
+        <w:t>{ a : { $et : { $param : xxx } }, b : { $et : { $param : xxx } } }</w:t>
+      </w:r>
+    </w:p>
+    <w:p>
+      <w:pPr>
+        <w:pStyle w:val="ListParagraph"/>
+        <w:numPr>
+          <w:ilvl w:val="1"/>
+          <w:numId w:val="47"/>
+        </w:numPr>
+        <w:ind w:firstLineChars="0"/>
+        <w:rPr>
+          <w:rFonts w:hint="eastAsia"/>
+        </w:rPr>
+      </w:pPr>
+      <w:r>
+        <w:rPr>
+          <w:rFonts w:hint="eastAsia"/>
+        </w:rPr>
+        <w:t>没有生效（</w:t>
+      </w:r>
+      <w:r>
+        <w:rPr>
+          <w:rFonts w:hint="eastAsia"/>
+        </w:rPr>
+        <w:t>5</w:t>
+      </w:r>
+      <w:r>
+        <w:rPr>
+          <w:rFonts w:hint="eastAsia"/>
+        </w:rPr>
+        <w:t>个不同参数使参数化计划有效）</w:t>
+      </w:r>
+    </w:p>
+    <w:p>
+      <w:pPr>
+        <w:pStyle w:val="ListParagraph"/>
+        <w:numPr>
+          <w:ilvl w:val="0"/>
+          <w:numId w:val="47"/>
+        </w:numPr>
+        <w:ind w:firstLineChars="0"/>
+        <w:rPr>
+          <w:rFonts w:hint="eastAsia"/>
+        </w:rPr>
+      </w:pPr>
+      <w:r>
+        <w:rPr>
+          <w:rFonts w:hint="eastAsia"/>
+        </w:rPr>
+        <w:t>第二个查询：</w:t>
+      </w:r>
+      <w:r>
+        <w:rPr>
+          <w:rFonts w:hint="eastAsia"/>
+        </w:rPr>
+        <w:t>{ b : 2, a : 1 }</w:t>
+      </w:r>
+    </w:p>
+    <w:p>
+      <w:pPr>
+        <w:pStyle w:val="ListParagraph"/>
+        <w:numPr>
+          <w:ilvl w:val="1"/>
+          <w:numId w:val="47"/>
+        </w:numPr>
+        <w:ind w:firstLineChars="0"/>
+        <w:rPr>
+          <w:rFonts w:hint="eastAsia"/>
+        </w:rPr>
+      </w:pPr>
+      <w:r>
+        <w:rPr>
+          <w:rFonts w:hint="eastAsia"/>
+        </w:rPr>
+        <w:t>命中相同的参数化计划</w:t>
+      </w:r>
+      <w:r>
+        <w:br/>
+      </w:r>
+      <w:r>
+        <w:rPr>
+          <w:rFonts w:hint="eastAsia"/>
+        </w:rPr>
+        <w:t>{ a : { $et : { $param : xxx } }, b : { $et : { $param : xxx } } }</w:t>
+      </w:r>
+    </w:p>
+    <w:p>
+      <w:pPr>
+        <w:pStyle w:val="ListParagraph"/>
+        <w:numPr>
+          <w:ilvl w:val="1"/>
+          <w:numId w:val="47"/>
+        </w:numPr>
+        <w:ind w:firstLineChars="0"/>
+        <w:rPr>
+          <w:rFonts w:hint="eastAsia"/>
+        </w:rPr>
+      </w:pPr>
+      <w:r>
+        <w:rPr>
+          <w:rFonts w:hint="eastAsia"/>
+        </w:rPr>
+        <w:t>该参数化计划并没有生效</w:t>
+      </w:r>
+    </w:p>
+    <w:p>
+      <w:pPr>
+        <w:pStyle w:val="ListParagraph"/>
+        <w:numPr>
+          <w:ilvl w:val="1"/>
+          <w:numId w:val="47"/>
+        </w:numPr>
+        <w:ind w:firstLineChars="0"/>
+        <w:rPr>
+          <w:rFonts w:hint="eastAsia"/>
+        </w:rPr>
+      </w:pPr>
+      <w:r>
+        <w:rPr>
+          <w:rFonts w:hint="eastAsia"/>
+        </w:rPr>
+        <w:t>查询</w:t>
+      </w:r>
+      <w:r>
+        <w:rPr>
+          <w:rFonts w:hint="eastAsia"/>
+        </w:rPr>
+        <w:t>1</w:t>
+      </w:r>
+      <w:r>
+        <w:rPr>
+          <w:rFonts w:hint="eastAsia"/>
+        </w:rPr>
+        <w:t>和查询</w:t>
+      </w:r>
+      <w:r>
+        <w:rPr>
+          <w:rFonts w:hint="eastAsia"/>
+        </w:rPr>
+        <w:t>2</w:t>
+      </w:r>
+      <w:r>
+        <w:rPr>
+          <w:rFonts w:hint="eastAsia"/>
+        </w:rPr>
+        <w:t>的参数都是</w:t>
+      </w:r>
+      <w:r>
+        <w:rPr>
+          <w:rFonts w:hint="eastAsia"/>
+        </w:rPr>
+        <w:t>[ 1, 2 ]</w:t>
+      </w:r>
+      <w:r>
+        <w:rPr>
+          <w:rFonts w:hint="eastAsia"/>
+        </w:rPr>
+        <w:t>，认为两个查询参数是一致的</w:t>
+      </w:r>
+    </w:p>
+    <w:p>
+      <w:pPr>
+        <w:pStyle w:val="ListParagraph"/>
+        <w:numPr>
+          <w:ilvl w:val="0"/>
+          <w:numId w:val="47"/>
+        </w:numPr>
+        <w:ind w:firstLineChars="0"/>
+        <w:rPr>
+          <w:rFonts w:hint="eastAsia"/>
+        </w:rPr>
+      </w:pPr>
+      <w:r>
+        <w:rPr>
+          <w:rFonts w:hint="eastAsia"/>
+        </w:rPr>
+        <w:t>第三个查询</w:t>
+      </w:r>
+      <w:r>
+        <w:rPr>
+          <w:rFonts w:hint="eastAsia"/>
+        </w:rPr>
+        <w:t>{ b : 3, a : 2 }</w:t>
+      </w:r>
+    </w:p>
+    <w:p>
+      <w:pPr>
+        <w:pStyle w:val="ListParagraph"/>
+        <w:numPr>
+          <w:ilvl w:val="1"/>
+          <w:numId w:val="47"/>
+        </w:numPr>
+        <w:ind w:firstLineChars="0"/>
+        <w:rPr>
+          <w:rFonts w:hint="eastAsia"/>
+        </w:rPr>
+      </w:pPr>
+      <w:r>
+        <w:rPr>
+          <w:rFonts w:hint="eastAsia"/>
+        </w:rPr>
+        <w:t>命中相同的参数化计划</w:t>
+      </w:r>
+      <w:r>
+        <w:br/>
+      </w:r>
+      <w:r>
+        <w:rPr>
+          <w:rFonts w:hint="eastAsia"/>
+        </w:rPr>
+        <w:t>{ a : { $et : { $param : xxx } }, b : { $et : { $param : xxx } } }</w:t>
+      </w:r>
+    </w:p>
+    <w:p>
+      <w:pPr>
+        <w:pStyle w:val="ListParagraph"/>
+        <w:numPr>
+          <w:ilvl w:val="1"/>
+          <w:numId w:val="47"/>
+        </w:numPr>
+        <w:ind w:firstLineChars="0"/>
+        <w:rPr>
+          <w:rFonts w:hint="eastAsia"/>
+        </w:rPr>
+      </w:pPr>
+      <w:r>
+        <w:rPr>
+          <w:rFonts w:hint="eastAsia"/>
+        </w:rPr>
+        <w:t>该参数化计划并没有生效</w:t>
+      </w:r>
+    </w:p>
+    <w:p>
+      <w:pPr>
+        <w:pStyle w:val="ListParagraph"/>
+        <w:numPr>
+          <w:ilvl w:val="1"/>
+          <w:numId w:val="47"/>
+        </w:numPr>
+        <w:ind w:firstLineChars="0"/>
+        <w:rPr>
+          <w:rFonts w:hint="eastAsia"/>
+        </w:rPr>
+      </w:pPr>
+      <w:r>
+        <w:rPr>
+          <w:rFonts w:hint="eastAsia"/>
+        </w:rPr>
+        <w:t>查询</w:t>
+      </w:r>
+      <w:r>
+        <w:rPr>
+          <w:rFonts w:hint="eastAsia"/>
+        </w:rPr>
+        <w:t>1</w:t>
+      </w:r>
+      <w:r>
+        <w:rPr>
+          <w:rFonts w:hint="eastAsia"/>
+        </w:rPr>
+        <w:t>和查询</w:t>
+      </w:r>
+      <w:r>
+        <w:rPr>
+          <w:rFonts w:hint="eastAsia"/>
+        </w:rPr>
+        <w:t>3</w:t>
+      </w:r>
+      <w:r>
+        <w:rPr>
+          <w:rFonts w:hint="eastAsia"/>
+        </w:rPr>
+        <w:t>的参数不一样</w:t>
+      </w:r>
+      <w:r>
+        <w:rPr>
+          <w:rFonts w:hint="eastAsia"/>
+        </w:rPr>
+        <w:t>[ 1, 2 ]</w:t>
+      </w:r>
+      <w:r>
+        <w:rPr>
+          <w:rFonts w:hint="eastAsia"/>
+        </w:rPr>
+        <w:t>和</w:t>
+      </w:r>
+      <w:r>
+        <w:rPr>
+          <w:rFonts w:hint="eastAsia"/>
+        </w:rPr>
+        <w:t>[ 2, 3 ]</w:t>
+      </w:r>
+      <w:r>
+        <w:rPr>
+          <w:rFonts w:hint="eastAsia"/>
+        </w:rPr>
+        <w:t>，因此认为参数是不一致</w:t>
+      </w:r>
+    </w:p>
+    <w:p>
+      <w:pPr>
+        <w:pStyle w:val="ListParagraph"/>
+        <w:numPr>
+          <w:ilvl w:val="1"/>
+          <w:numId w:val="47"/>
+        </w:numPr>
+        <w:ind w:firstLineChars="0"/>
+      </w:pPr>
+      <w:r>
+        <w:rPr>
+          <w:rFonts w:hint="eastAsia"/>
+        </w:rPr>
+        <w:t>需要为查询</w:t>
+      </w:r>
+      <w:r>
+        <w:rPr>
+          <w:rFonts w:hint="eastAsia"/>
+        </w:rPr>
+        <w:t>3</w:t>
+      </w:r>
+      <w:r>
+        <w:rPr>
+          <w:rFonts w:hint="eastAsia"/>
+        </w:rPr>
+        <w:t>重新生成查询计划，用于判断参数化计划是否最终可以生效</w:t>
+      </w:r>
+    </w:p>
     <w:p>
       <w:pPr>
         <w:pStyle w:val="Heading4"/>
@@ -12873,6 +13291,7 @@
         <w:rPr>
           <w:rFonts w:hint="eastAsia"/>
         </w:rPr>
+        <w:lastRenderedPageBreak/>
         <w:t>主子表共享查询计划流程</w:t>
       </w:r>
     </w:p>
@@ -13219,14 +13638,7 @@
         <w:rPr>
           <w:rFonts w:hint="eastAsia"/>
         </w:rPr>
-        <w:t>查询计划</w:t>
-      </w:r>
-      <w:r>
-        <w:rPr>
-          <w:rFonts w:hint="eastAsia"/>
-        </w:rPr>
-        <w:lastRenderedPageBreak/>
-        <w:t>计数加</w:t>
+        <w:t>查询计划计数加</w:t>
       </w:r>
       <w:r>
         <w:rPr>
@@ -13453,6 +13865,7 @@
         <w:rPr>
           <w:rFonts w:hint="eastAsia"/>
         </w:rPr>
+        <w:lastRenderedPageBreak/>
         <w:t>性能统计</w:t>
       </w:r>
     </w:p>
@@ -15159,7 +15572,6 @@
           <w:rFonts w:hint="eastAsia"/>
           <w:noProof/>
         </w:rPr>
-        <w:lastRenderedPageBreak/>
         <w:drawing>
           <wp:inline distT="0" distB="0" distL="0" distR="0">
             <wp:extent cx="4745686" cy="2768906"/>
@@ -15258,6 +15670,7 @@
                 <w:sz w:val="13"/>
                 <w:szCs w:val="13"/>
               </w:rPr>
+              <w:lastRenderedPageBreak/>
               <w:t>线程数</w:t>
             </w:r>
           </w:p>
@@ -16718,7 +17131,6 @@
         <w:rPr>
           <w:rFonts w:hint="eastAsia"/>
         </w:rPr>
-        <w:lastRenderedPageBreak/>
         <w:t>主子表带数据查询</w:t>
       </w:r>
     </w:p>
@@ -18266,6 +18678,7 @@
           <w:rFonts w:hint="eastAsia"/>
           <w:noProof/>
         </w:rPr>
+        <w:lastRenderedPageBreak/>
         <w:drawing>
           <wp:inline distT="0" distB="0" distL="0" distR="0">
             <wp:extent cx="4795150" cy="2798284"/>
@@ -19603,6 +20016,7 @@
         <w:rPr>
           <w:rFonts w:hint="eastAsia"/>
         </w:rPr>
+        <w:lastRenderedPageBreak/>
         <w:t>各级</w:t>
       </w:r>
       <w:r>
@@ -20963,7 +21377,6 @@
         <w:rPr>
           <w:noProof/>
         </w:rPr>
-        <w:lastRenderedPageBreak/>
         <w:drawing>
           <wp:inline distT="0" distB="0" distL="0" distR="0">
             <wp:extent cx="5274310" cy="3076575"/>
@@ -21173,6 +21586,7 @@
         <w:rPr>
           <w:rFonts w:hint="eastAsia"/>
         </w:rPr>
+        <w:lastRenderedPageBreak/>
         <w:t>OPT_PLAN_NORMALIZED</w:t>
       </w:r>
       <w:r>
@@ -22117,7 +22531,6 @@
                 <w:sz w:val="13"/>
                 <w:szCs w:val="13"/>
               </w:rPr>
-              <w:lastRenderedPageBreak/>
               <w:t>OPT_PLAN_ORIGINAL</w:t>
             </w:r>
           </w:p>
@@ -22867,6 +23280,7 @@
         <w:rPr>
           <w:rFonts w:hint="eastAsia"/>
         </w:rPr>
+        <w:lastRenderedPageBreak/>
         <w:t>进度评估跟踪</w:t>
       </w:r>
     </w:p>
@@ -23683,7 +24097,6 @@
         <w:rPr>
           <w:rFonts w:hint="eastAsia"/>
         </w:rPr>
-        <w:lastRenderedPageBreak/>
         <w:t>验收</w:t>
       </w:r>
       <w:r>
@@ -24586,6 +24999,7 @@
               <w:rPr>
                 <w:rFonts w:hint="eastAsia"/>
               </w:rPr>
+              <w:lastRenderedPageBreak/>
               <w:t>验收用例是否全部通过</w:t>
             </w:r>
           </w:p>
@@ -27127,6 +27541,92 @@
     </w:lvl>
   </w:abstractNum>
   <w:abstractNum w:abstractNumId="26">
+    <w:nsid w:val="4B0670DF"/>
+    <w:multiLevelType w:val="hybridMultilevel"/>
+    <w:tmpl w:val="FFEA8316"/>
+    <w:lvl w:ilvl="0" w:tplc="0409000F">
+      <w:start w:val="1"/>
+      <w:numFmt w:val="decimal"/>
+      <w:lvlText w:val="%1."/>
+      <w:lvlJc w:val="left"/>
+      <w:pPr>
+        <w:ind w:left="777" w:hanging="420"/>
+      </w:pPr>
+    </w:lvl>
+    <w:lvl w:ilvl="1" w:tplc="0409000F">
+      <w:start w:val="1"/>
+      <w:numFmt w:val="decimal"/>
+      <w:lvlText w:val="%2."/>
+      <w:lvlJc w:val="left"/>
+      <w:pPr>
+        <w:ind w:left="1197" w:hanging="420"/>
+      </w:pPr>
+    </w:lvl>
+    <w:lvl w:ilvl="2" w:tplc="0409001B" w:tentative="1">
+      <w:start w:val="1"/>
+      <w:numFmt w:val="lowerRoman"/>
+      <w:lvlText w:val="%3."/>
+      <w:lvlJc w:val="right"/>
+      <w:pPr>
+        <w:ind w:left="1617" w:hanging="420"/>
+      </w:pPr>
+    </w:lvl>
+    <w:lvl w:ilvl="3" w:tplc="0409000F" w:tentative="1">
+      <w:start w:val="1"/>
+      <w:numFmt w:val="decimal"/>
+      <w:lvlText w:val="%4."/>
+      <w:lvlJc w:val="left"/>
+      <w:pPr>
+        <w:ind w:left="2037" w:hanging="420"/>
+      </w:pPr>
+    </w:lvl>
+    <w:lvl w:ilvl="4" w:tplc="04090019" w:tentative="1">
+      <w:start w:val="1"/>
+      <w:numFmt w:val="lowerLetter"/>
+      <w:lvlText w:val="%5)"/>
+      <w:lvlJc w:val="left"/>
+      <w:pPr>
+        <w:ind w:left="2457" w:hanging="420"/>
+      </w:pPr>
+    </w:lvl>
+    <w:lvl w:ilvl="5" w:tplc="0409001B" w:tentative="1">
+      <w:start w:val="1"/>
+      <w:numFmt w:val="lowerRoman"/>
+      <w:lvlText w:val="%6."/>
+      <w:lvlJc w:val="right"/>
+      <w:pPr>
+        <w:ind w:left="2877" w:hanging="420"/>
+      </w:pPr>
+    </w:lvl>
+    <w:lvl w:ilvl="6" w:tplc="0409000F" w:tentative="1">
+      <w:start w:val="1"/>
+      <w:numFmt w:val="decimal"/>
+      <w:lvlText w:val="%7."/>
+      <w:lvlJc w:val="left"/>
+      <w:pPr>
+        <w:ind w:left="3297" w:hanging="420"/>
+      </w:pPr>
+    </w:lvl>
+    <w:lvl w:ilvl="7" w:tplc="04090019" w:tentative="1">
+      <w:start w:val="1"/>
+      <w:numFmt w:val="lowerLetter"/>
+      <w:lvlText w:val="%8)"/>
+      <w:lvlJc w:val="left"/>
+      <w:pPr>
+        <w:ind w:left="3717" w:hanging="420"/>
+      </w:pPr>
+    </w:lvl>
+    <w:lvl w:ilvl="8" w:tplc="0409001B" w:tentative="1">
+      <w:start w:val="1"/>
+      <w:numFmt w:val="lowerRoman"/>
+      <w:lvlText w:val="%9."/>
+      <w:lvlJc w:val="right"/>
+      <w:pPr>
+        <w:ind w:left="4137" w:hanging="420"/>
+      </w:pPr>
+    </w:lvl>
+  </w:abstractNum>
+  <w:abstractNum w:abstractNumId="27">
     <w:nsid w:val="506E6442"/>
     <w:multiLevelType w:val="hybridMultilevel"/>
     <w:tmpl w:val="338C01A6"/>
@@ -27212,7 +27712,7 @@
       </w:pPr>
     </w:lvl>
   </w:abstractNum>
-  <w:abstractNum w:abstractNumId="27">
+  <w:abstractNum w:abstractNumId="28">
     <w:nsid w:val="563D1912"/>
     <w:multiLevelType w:val="hybridMultilevel"/>
     <w:tmpl w:val="62BC5BA2"/>
@@ -27298,7 +27798,7 @@
       </w:pPr>
     </w:lvl>
   </w:abstractNum>
-  <w:abstractNum w:abstractNumId="28">
+  <w:abstractNum w:abstractNumId="29">
     <w:nsid w:val="5765029B"/>
     <w:multiLevelType w:val="hybridMultilevel"/>
     <w:tmpl w:val="31B6A236"/>
@@ -27384,7 +27884,7 @@
       </w:pPr>
     </w:lvl>
   </w:abstractNum>
-  <w:abstractNum w:abstractNumId="29">
+  <w:abstractNum w:abstractNumId="30">
     <w:nsid w:val="589E00D2"/>
     <w:multiLevelType w:val="hybridMultilevel"/>
     <w:tmpl w:val="F1EE0268"/>
@@ -27471,7 +27971,7 @@
       </w:pPr>
     </w:lvl>
   </w:abstractNum>
-  <w:abstractNum w:abstractNumId="30">
+  <w:abstractNum w:abstractNumId="31">
     <w:nsid w:val="5B71554B"/>
     <w:multiLevelType w:val="hybridMultilevel"/>
     <w:tmpl w:val="FC701336"/>
@@ -27557,7 +28057,7 @@
       </w:pPr>
     </w:lvl>
   </w:abstractNum>
-  <w:abstractNum w:abstractNumId="31">
+  <w:abstractNum w:abstractNumId="32">
     <w:nsid w:val="5D1D7060"/>
     <w:multiLevelType w:val="hybridMultilevel"/>
     <w:tmpl w:val="542C8574"/>
@@ -27643,7 +28143,7 @@
       </w:pPr>
     </w:lvl>
   </w:abstractNum>
-  <w:abstractNum w:abstractNumId="32">
+  <w:abstractNum w:abstractNumId="33">
     <w:nsid w:val="6250520F"/>
     <w:multiLevelType w:val="hybridMultilevel"/>
     <w:tmpl w:val="723E4382"/>
@@ -27729,7 +28229,7 @@
       </w:pPr>
     </w:lvl>
   </w:abstractNum>
-  <w:abstractNum w:abstractNumId="33">
+  <w:abstractNum w:abstractNumId="34">
     <w:nsid w:val="653C0A41"/>
     <w:multiLevelType w:val="hybridMultilevel"/>
     <w:tmpl w:val="3484237A"/>
@@ -27815,7 +28315,7 @@
       </w:pPr>
     </w:lvl>
   </w:abstractNum>
-  <w:abstractNum w:abstractNumId="34">
+  <w:abstractNum w:abstractNumId="35">
     <w:nsid w:val="69535C3A"/>
     <w:multiLevelType w:val="hybridMultilevel"/>
     <w:tmpl w:val="542C8574"/>
@@ -27901,7 +28401,7 @@
       </w:pPr>
     </w:lvl>
   </w:abstractNum>
-  <w:abstractNum w:abstractNumId="35">
+  <w:abstractNum w:abstractNumId="36">
     <w:nsid w:val="73596A6D"/>
     <w:multiLevelType w:val="hybridMultilevel"/>
     <w:tmpl w:val="542C8574"/>
@@ -27987,7 +28487,93 @@
       </w:pPr>
     </w:lvl>
   </w:abstractNum>
-  <w:abstractNum w:abstractNumId="36">
+  <w:abstractNum w:abstractNumId="37">
+    <w:nsid w:val="75DF4032"/>
+    <w:multiLevelType w:val="hybridMultilevel"/>
+    <w:tmpl w:val="172A2470"/>
+    <w:lvl w:ilvl="0" w:tplc="0409000F">
+      <w:start w:val="1"/>
+      <w:numFmt w:val="decimal"/>
+      <w:lvlText w:val="%1."/>
+      <w:lvlJc w:val="left"/>
+      <w:pPr>
+        <w:ind w:left="777" w:hanging="420"/>
+      </w:pPr>
+    </w:lvl>
+    <w:lvl w:ilvl="1" w:tplc="04090019" w:tentative="1">
+      <w:start w:val="1"/>
+      <w:numFmt w:val="lowerLetter"/>
+      <w:lvlText w:val="%2)"/>
+      <w:lvlJc w:val="left"/>
+      <w:pPr>
+        <w:ind w:left="1197" w:hanging="420"/>
+      </w:pPr>
+    </w:lvl>
+    <w:lvl w:ilvl="2" w:tplc="0409001B" w:tentative="1">
+      <w:start w:val="1"/>
+      <w:numFmt w:val="lowerRoman"/>
+      <w:lvlText w:val="%3."/>
+      <w:lvlJc w:val="right"/>
+      <w:pPr>
+        <w:ind w:left="1617" w:hanging="420"/>
+      </w:pPr>
+    </w:lvl>
+    <w:lvl w:ilvl="3" w:tplc="0409000F" w:tentative="1">
+      <w:start w:val="1"/>
+      <w:numFmt w:val="decimal"/>
+      <w:lvlText w:val="%4."/>
+      <w:lvlJc w:val="left"/>
+      <w:pPr>
+        <w:ind w:left="2037" w:hanging="420"/>
+      </w:pPr>
+    </w:lvl>
+    <w:lvl w:ilvl="4" w:tplc="04090019" w:tentative="1">
+      <w:start w:val="1"/>
+      <w:numFmt w:val="lowerLetter"/>
+      <w:lvlText w:val="%5)"/>
+      <w:lvlJc w:val="left"/>
+      <w:pPr>
+        <w:ind w:left="2457" w:hanging="420"/>
+      </w:pPr>
+    </w:lvl>
+    <w:lvl w:ilvl="5" w:tplc="0409001B" w:tentative="1">
+      <w:start w:val="1"/>
+      <w:numFmt w:val="lowerRoman"/>
+      <w:lvlText w:val="%6."/>
+      <w:lvlJc w:val="right"/>
+      <w:pPr>
+        <w:ind w:left="2877" w:hanging="420"/>
+      </w:pPr>
+    </w:lvl>
+    <w:lvl w:ilvl="6" w:tplc="0409000F" w:tentative="1">
+      <w:start w:val="1"/>
+      <w:numFmt w:val="decimal"/>
+      <w:lvlText w:val="%7."/>
+      <w:lvlJc w:val="left"/>
+      <w:pPr>
+        <w:ind w:left="3297" w:hanging="420"/>
+      </w:pPr>
+    </w:lvl>
+    <w:lvl w:ilvl="7" w:tplc="04090019" w:tentative="1">
+      <w:start w:val="1"/>
+      <w:numFmt w:val="lowerLetter"/>
+      <w:lvlText w:val="%8)"/>
+      <w:lvlJc w:val="left"/>
+      <w:pPr>
+        <w:ind w:left="3717" w:hanging="420"/>
+      </w:pPr>
+    </w:lvl>
+    <w:lvl w:ilvl="8" w:tplc="0409001B" w:tentative="1">
+      <w:start w:val="1"/>
+      <w:numFmt w:val="lowerRoman"/>
+      <w:lvlText w:val="%9."/>
+      <w:lvlJc w:val="right"/>
+      <w:pPr>
+        <w:ind w:left="4137" w:hanging="420"/>
+      </w:pPr>
+    </w:lvl>
+  </w:abstractNum>
+  <w:abstractNum w:abstractNumId="38">
     <w:nsid w:val="78081197"/>
     <w:multiLevelType w:val="hybridMultilevel"/>
     <w:tmpl w:val="42A08576"/>
@@ -28073,7 +28659,7 @@
       </w:pPr>
     </w:lvl>
   </w:abstractNum>
-  <w:abstractNum w:abstractNumId="37">
+  <w:abstractNum w:abstractNumId="39">
     <w:nsid w:val="79A21979"/>
     <w:multiLevelType w:val="hybridMultilevel"/>
     <w:tmpl w:val="542C8574"/>
@@ -28159,7 +28745,7 @@
       </w:pPr>
     </w:lvl>
   </w:abstractNum>
-  <w:abstractNum w:abstractNumId="38">
+  <w:abstractNum w:abstractNumId="40">
     <w:nsid w:val="7DA03056"/>
     <w:multiLevelType w:val="hybridMultilevel"/>
     <w:tmpl w:val="31B6A236"/>
@@ -28245,7 +28831,7 @@
       </w:pPr>
     </w:lvl>
   </w:abstractNum>
-  <w:abstractNum w:abstractNumId="39">
+  <w:abstractNum w:abstractNumId="41">
     <w:nsid w:val="7E6E1322"/>
     <w:multiLevelType w:val="hybridMultilevel"/>
     <w:tmpl w:val="542C8574"/>
@@ -28331,7 +28917,7 @@
       </w:pPr>
     </w:lvl>
   </w:abstractNum>
-  <w:abstractNum w:abstractNumId="40">
+  <w:abstractNum w:abstractNumId="42">
     <w:nsid w:val="7F872A9E"/>
     <w:multiLevelType w:val="hybridMultilevel"/>
     <w:tmpl w:val="7526D4A8"/>
@@ -28417,7 +29003,7 @@
       </w:pPr>
     </w:lvl>
   </w:abstractNum>
-  <w:abstractNum w:abstractNumId="41">
+  <w:abstractNum w:abstractNumId="43">
     <w:nsid w:val="7F9545AD"/>
     <w:multiLevelType w:val="hybridMultilevel"/>
     <w:tmpl w:val="F30A5848"/>
@@ -28507,16 +29093,16 @@
     <w:abstractNumId w:val="13"/>
   </w:num>
   <w:num w:numId="2">
-    <w:abstractNumId w:val="40"/>
+    <w:abstractNumId w:val="42"/>
   </w:num>
   <w:num w:numId="3">
-    <w:abstractNumId w:val="29"/>
+    <w:abstractNumId w:val="30"/>
   </w:num>
   <w:num w:numId="4">
     <w:abstractNumId w:val="24"/>
   </w:num>
   <w:num w:numId="5">
-    <w:abstractNumId w:val="29"/>
+    <w:abstractNumId w:val="30"/>
     <w:lvlOverride w:ilvl="0">
       <w:startOverride w:val="1"/>
     </w:lvlOverride>
@@ -28528,10 +29114,10 @@
     <w:abstractNumId w:val="11"/>
   </w:num>
   <w:num w:numId="8">
-    <w:abstractNumId w:val="27"/>
+    <w:abstractNumId w:val="28"/>
   </w:num>
   <w:num w:numId="9">
-    <w:abstractNumId w:val="29"/>
+    <w:abstractNumId w:val="30"/>
     <w:lvlOverride w:ilvl="0">
       <w:startOverride w:val="1"/>
     </w:lvlOverride>
@@ -28543,16 +29129,16 @@
     <w:abstractNumId w:val="8"/>
   </w:num>
   <w:num w:numId="12">
-    <w:abstractNumId w:val="41"/>
+    <w:abstractNumId w:val="43"/>
   </w:num>
   <w:num w:numId="13">
-    <w:abstractNumId w:val="32"/>
+    <w:abstractNumId w:val="33"/>
   </w:num>
   <w:num w:numId="14">
     <w:abstractNumId w:val="20"/>
   </w:num>
   <w:num w:numId="15">
-    <w:abstractNumId w:val="33"/>
+    <w:abstractNumId w:val="34"/>
   </w:num>
   <w:num w:numId="16">
     <w:abstractNumId w:val="14"/>
@@ -28576,37 +29162,37 @@
     <w:abstractNumId w:val="12"/>
   </w:num>
   <w:num w:numId="23">
-    <w:abstractNumId w:val="29"/>
+    <w:abstractNumId w:val="30"/>
     <w:lvlOverride w:ilvl="0">
       <w:startOverride w:val="1"/>
     </w:lvlOverride>
   </w:num>
   <w:num w:numId="24">
-    <w:abstractNumId w:val="35"/>
+    <w:abstractNumId w:val="36"/>
   </w:num>
   <w:num w:numId="25">
     <w:abstractNumId w:val="25"/>
   </w:num>
   <w:num w:numId="26">
-    <w:abstractNumId w:val="31"/>
+    <w:abstractNumId w:val="32"/>
   </w:num>
   <w:num w:numId="27">
     <w:abstractNumId w:val="21"/>
   </w:num>
   <w:num w:numId="28">
-    <w:abstractNumId w:val="37"/>
+    <w:abstractNumId w:val="39"/>
   </w:num>
   <w:num w:numId="29">
-    <w:abstractNumId w:val="26"/>
+    <w:abstractNumId w:val="27"/>
   </w:num>
   <w:num w:numId="30">
-    <w:abstractNumId w:val="38"/>
+    <w:abstractNumId w:val="40"/>
   </w:num>
   <w:num w:numId="31">
     <w:abstractNumId w:val="7"/>
   </w:num>
   <w:num w:numId="32">
-    <w:abstractNumId w:val="28"/>
+    <w:abstractNumId w:val="29"/>
   </w:num>
   <w:num w:numId="33">
     <w:abstractNumId w:val="18"/>
@@ -28615,7 +29201,7 @@
     <w:abstractNumId w:val="10"/>
   </w:num>
   <w:num w:numId="35">
-    <w:abstractNumId w:val="30"/>
+    <w:abstractNumId w:val="31"/>
   </w:num>
   <w:num w:numId="36">
     <w:abstractNumId w:val="1"/>
@@ -28624,13 +29210,13 @@
     <w:abstractNumId w:val="4"/>
   </w:num>
   <w:num w:numId="38">
-    <w:abstractNumId w:val="36"/>
+    <w:abstractNumId w:val="38"/>
   </w:num>
   <w:num w:numId="39">
     <w:abstractNumId w:val="9"/>
   </w:num>
   <w:num w:numId="40">
-    <w:abstractNumId w:val="34"/>
+    <w:abstractNumId w:val="35"/>
   </w:num>
   <w:num w:numId="41">
     <w:abstractNumId w:val="16"/>
@@ -28642,10 +29228,16 @@
     <w:abstractNumId w:val="17"/>
   </w:num>
   <w:num w:numId="44">
-    <w:abstractNumId w:val="39"/>
+    <w:abstractNumId w:val="41"/>
   </w:num>
   <w:num w:numId="45">
     <w:abstractNumId w:val="19"/>
+  </w:num>
+  <w:num w:numId="46">
+    <w:abstractNumId w:val="37"/>
+  </w:num>
+  <w:num w:numId="47">
+    <w:abstractNumId w:val="26"/>
   </w:num>
   <w:numIdMacAtCleanup w:val="41"/>
 </w:numbering>
@@ -29836,25 +30428,25 @@
             </c:numRef>
           </c:val>
         </c:ser>
-        <c:axId val="100266752"/>
-        <c:axId val="100268288"/>
+        <c:axId val="128994688"/>
+        <c:axId val="142115584"/>
       </c:barChart>
       <c:catAx>
-        <c:axId val="100266752"/>
+        <c:axId val="128994688"/>
         <c:scaling>
           <c:orientation val="minMax"/>
         </c:scaling>
         <c:axPos val="b"/>
         <c:numFmt formatCode="General" sourceLinked="1"/>
         <c:tickLblPos val="nextTo"/>
-        <c:crossAx val="100268288"/>
+        <c:crossAx val="142115584"/>
         <c:crosses val="autoZero"/>
         <c:auto val="1"/>
         <c:lblAlgn val="ctr"/>
         <c:lblOffset val="100"/>
       </c:catAx>
       <c:valAx>
-        <c:axId val="100268288"/>
+        <c:axId val="142115584"/>
         <c:scaling>
           <c:orientation val="minMax"/>
         </c:scaling>
@@ -29862,7 +30454,7 @@
         <c:majorGridlines/>
         <c:numFmt formatCode="General" sourceLinked="1"/>
         <c:tickLblPos val="nextTo"/>
-        <c:crossAx val="100266752"/>
+        <c:crossAx val="128994688"/>
         <c:crosses val="autoZero"/>
         <c:crossBetween val="between"/>
       </c:valAx>
@@ -30176,25 +30768,25 @@
             </c:numRef>
           </c:val>
         </c:ser>
-        <c:axId val="99873536"/>
-        <c:axId val="99875072"/>
+        <c:axId val="146057472"/>
+        <c:axId val="152052864"/>
       </c:barChart>
       <c:catAx>
-        <c:axId val="99873536"/>
+        <c:axId val="146057472"/>
         <c:scaling>
           <c:orientation val="minMax"/>
         </c:scaling>
         <c:axPos val="b"/>
         <c:numFmt formatCode="General" sourceLinked="1"/>
         <c:tickLblPos val="nextTo"/>
-        <c:crossAx val="99875072"/>
+        <c:crossAx val="152052864"/>
         <c:crosses val="autoZero"/>
         <c:auto val="1"/>
         <c:lblAlgn val="ctr"/>
         <c:lblOffset val="100"/>
       </c:catAx>
       <c:valAx>
-        <c:axId val="99875072"/>
+        <c:axId val="152052864"/>
         <c:scaling>
           <c:orientation val="minMax"/>
         </c:scaling>
@@ -30202,7 +30794,7 @@
         <c:majorGridlines/>
         <c:numFmt formatCode="General" sourceLinked="1"/>
         <c:tickLblPos val="nextTo"/>
-        <c:crossAx val="99873536"/>
+        <c:crossAx val="146057472"/>
         <c:crosses val="autoZero"/>
         <c:crossBetween val="between"/>
       </c:valAx>
@@ -30517,25 +31109,25 @@
             </c:numRef>
           </c:val>
         </c:ser>
-        <c:axId val="146858752"/>
-        <c:axId val="146860288"/>
+        <c:axId val="238828544"/>
+        <c:axId val="249796096"/>
       </c:barChart>
       <c:catAx>
-        <c:axId val="146858752"/>
+        <c:axId val="238828544"/>
         <c:scaling>
           <c:orientation val="minMax"/>
         </c:scaling>
         <c:axPos val="b"/>
         <c:numFmt formatCode="General" sourceLinked="1"/>
         <c:tickLblPos val="nextTo"/>
-        <c:crossAx val="146860288"/>
+        <c:crossAx val="249796096"/>
         <c:crosses val="autoZero"/>
         <c:auto val="1"/>
         <c:lblAlgn val="ctr"/>
         <c:lblOffset val="100"/>
       </c:catAx>
       <c:valAx>
-        <c:axId val="146860288"/>
+        <c:axId val="249796096"/>
         <c:scaling>
           <c:orientation val="minMax"/>
         </c:scaling>
@@ -30543,7 +31135,7 @@
         <c:majorGridlines/>
         <c:numFmt formatCode="General" sourceLinked="1"/>
         <c:tickLblPos val="nextTo"/>
-        <c:crossAx val="146858752"/>
+        <c:crossAx val="238828544"/>
         <c:crosses val="autoZero"/>
         <c:crossBetween val="between"/>
       </c:valAx>
@@ -30822,24 +31414,24 @@
             </c:numRef>
           </c:val>
         </c:ser>
-        <c:axId val="146813696"/>
-        <c:axId val="146815232"/>
+        <c:axId val="61206912"/>
+        <c:axId val="61208448"/>
       </c:barChart>
       <c:catAx>
-        <c:axId val="146813696"/>
+        <c:axId val="61206912"/>
         <c:scaling>
           <c:orientation val="minMax"/>
         </c:scaling>
         <c:axPos val="b"/>
         <c:tickLblPos val="nextTo"/>
-        <c:crossAx val="146815232"/>
+        <c:crossAx val="61208448"/>
         <c:crosses val="autoZero"/>
         <c:auto val="1"/>
         <c:lblAlgn val="ctr"/>
         <c:lblOffset val="100"/>
       </c:catAx>
       <c:valAx>
-        <c:axId val="146815232"/>
+        <c:axId val="61208448"/>
         <c:scaling>
           <c:orientation val="minMax"/>
         </c:scaling>
@@ -30847,7 +31439,7 @@
         <c:majorGridlines/>
         <c:numFmt formatCode="General" sourceLinked="1"/>
         <c:tickLblPos val="nextTo"/>
-        <c:crossAx val="146813696"/>
+        <c:crossAx val="61206912"/>
         <c:crosses val="autoZero"/>
         <c:crossBetween val="between"/>
       </c:valAx>
@@ -31012,7 +31604,7 @@
                   <c:v>19257</c:v>
                 </c:pt>
                 <c:pt idx="1">
-                  <c:v>16757.599999999948</c:v>
+                  <c:v>16757.59999999994</c:v>
                 </c:pt>
                 <c:pt idx="2">
                   <c:v>13230</c:v>
@@ -31121,24 +31713,24 @@
             </c:numRef>
           </c:val>
         </c:ser>
-        <c:axId val="147059456"/>
-        <c:axId val="147060992"/>
+        <c:axId val="126448000"/>
+        <c:axId val="126449536"/>
       </c:barChart>
       <c:catAx>
-        <c:axId val="147059456"/>
+        <c:axId val="126448000"/>
         <c:scaling>
           <c:orientation val="minMax"/>
         </c:scaling>
         <c:axPos val="b"/>
         <c:tickLblPos val="nextTo"/>
-        <c:crossAx val="147060992"/>
+        <c:crossAx val="126449536"/>
         <c:crosses val="autoZero"/>
         <c:auto val="1"/>
         <c:lblAlgn val="ctr"/>
         <c:lblOffset val="100"/>
       </c:catAx>
       <c:valAx>
-        <c:axId val="147060992"/>
+        <c:axId val="126449536"/>
         <c:scaling>
           <c:orientation val="minMax"/>
         </c:scaling>
@@ -31146,7 +31738,7 @@
         <c:majorGridlines/>
         <c:numFmt formatCode="General" sourceLinked="1"/>
         <c:tickLblPos val="nextTo"/>
-        <c:crossAx val="147059456"/>
+        <c:crossAx val="126448000"/>
         <c:crosses val="autoZero"/>
         <c:crossBetween val="between"/>
       </c:valAx>

--- a/internal_doc/03.开发设计/性能/Story_查询计划缓存优化.docx
+++ b/internal_doc/03.开发设计/性能/Story_查询计划缓存优化.docx
@@ -1794,6 +1794,12 @@
         </w:rPr>
         <w:t>planbucket</w:t>
       </w:r>
+      <w:r>
+        <w:rPr>
+          <w:rFonts w:hint="eastAsia"/>
+        </w:rPr>
+        <w:t>s</w:t>
+      </w:r>
     </w:p>
     <w:p>
       <w:r>
@@ -1807,6 +1813,12 @@
           <w:rFonts w:hint="eastAsia"/>
         </w:rPr>
         <w:t>planbucket</w:t>
+      </w:r>
+      <w:r>
+        <w:rPr>
+          <w:rFonts w:hint="eastAsia"/>
+        </w:rPr>
+        <w:t>s</w:t>
       </w:r>
       <w:r>
         <w:rPr>
@@ -1933,7 +1945,19 @@
         <w:rPr>
           <w:rFonts w:hint="eastAsia"/>
         </w:rPr>
-        <w:t>planbucket*</w:t>
+        <w:t>planbucket</w:t>
+      </w:r>
+      <w:r>
+        <w:rPr>
+          <w:rFonts w:hint="eastAsia"/>
+        </w:rPr>
+        <w:t>s</w:t>
+      </w:r>
+      <w:r>
+        <w:rPr>
+          <w:rFonts w:hint="eastAsia"/>
+        </w:rPr>
+        <w:t>*</w:t>
       </w:r>
       <w:r>
         <w:rPr>
@@ -1955,7 +1979,13 @@
         <w:rPr>
           <w:rFonts w:hint="eastAsia"/>
         </w:rPr>
-        <w:t>不支持动态修改</w:t>
+        <w:t>支持动态修改</w:t>
+      </w:r>
+      <w:r>
+        <w:rPr>
+          <w:rFonts w:hint="eastAsia"/>
+        </w:rPr>
+        <w:t>，修改后需要清空查询计划缓存</w:t>
       </w:r>
     </w:p>
     <w:p/>
@@ -12881,11 +12911,6 @@
     </w:tbl>
     <w:p/>
     <w:p>
-      <w:pPr>
-        <w:rPr>
-          <w:rFonts w:hint="eastAsia"/>
-        </w:rPr>
-      </w:pPr>
       <w:r>
         <w:rPr>
           <w:rFonts w:hint="eastAsia"/>
@@ -12913,9 +12938,6 @@
           <w:numId w:val="47"/>
         </w:numPr>
         <w:ind w:firstLineChars="0"/>
-        <w:rPr>
-          <w:rFonts w:hint="eastAsia"/>
-        </w:rPr>
       </w:pPr>
       <w:r>
         <w:rPr>
@@ -12938,9 +12960,6 @@
           <w:numId w:val="47"/>
         </w:numPr>
         <w:ind w:firstLineChars="0"/>
-        <w:rPr>
-          <w:rFonts w:hint="eastAsia"/>
-        </w:rPr>
       </w:pPr>
       <w:r>
         <w:rPr>
@@ -12966,9 +12985,6 @@
           <w:numId w:val="47"/>
         </w:numPr>
         <w:ind w:firstLineChars="0"/>
-        <w:rPr>
-          <w:rFonts w:hint="eastAsia"/>
-        </w:rPr>
       </w:pPr>
       <w:r>
         <w:rPr>
@@ -12997,9 +13013,6 @@
           <w:numId w:val="47"/>
         </w:numPr>
         <w:ind w:firstLineChars="0"/>
-        <w:rPr>
-          <w:rFonts w:hint="eastAsia"/>
-        </w:rPr>
       </w:pPr>
       <w:r>
         <w:rPr>
@@ -13022,9 +13035,6 @@
           <w:numId w:val="47"/>
         </w:numPr>
         <w:ind w:firstLineChars="0"/>
-        <w:rPr>
-          <w:rFonts w:hint="eastAsia"/>
-        </w:rPr>
       </w:pPr>
       <w:r>
         <w:rPr>
@@ -13050,9 +13060,6 @@
           <w:numId w:val="47"/>
         </w:numPr>
         <w:ind w:firstLineChars="0"/>
-        <w:rPr>
-          <w:rFonts w:hint="eastAsia"/>
-        </w:rPr>
       </w:pPr>
       <w:r>
         <w:rPr>
@@ -13069,9 +13076,6 @@
           <w:numId w:val="47"/>
         </w:numPr>
         <w:ind w:firstLineChars="0"/>
-        <w:rPr>
-          <w:rFonts w:hint="eastAsia"/>
-        </w:rPr>
       </w:pPr>
       <w:r>
         <w:rPr>
@@ -13124,9 +13128,6 @@
           <w:numId w:val="47"/>
         </w:numPr>
         <w:ind w:firstLineChars="0"/>
-        <w:rPr>
-          <w:rFonts w:hint="eastAsia"/>
-        </w:rPr>
       </w:pPr>
       <w:r>
         <w:rPr>
@@ -13149,9 +13150,6 @@
           <w:numId w:val="47"/>
         </w:numPr>
         <w:ind w:firstLineChars="0"/>
-        <w:rPr>
-          <w:rFonts w:hint="eastAsia"/>
-        </w:rPr>
       </w:pPr>
       <w:r>
         <w:rPr>
@@ -13177,9 +13175,6 @@
           <w:numId w:val="47"/>
         </w:numPr>
         <w:ind w:firstLineChars="0"/>
-        <w:rPr>
-          <w:rFonts w:hint="eastAsia"/>
-        </w:rPr>
       </w:pPr>
       <w:r>
         <w:rPr>
@@ -13196,9 +13191,6 @@
           <w:numId w:val="47"/>
         </w:numPr>
         <w:ind w:firstLineChars="0"/>
-        <w:rPr>
-          <w:rFonts w:hint="eastAsia"/>
-        </w:rPr>
       </w:pPr>
       <w:r>
         <w:rPr>
@@ -30428,25 +30420,25 @@
             </c:numRef>
           </c:val>
         </c:ser>
-        <c:axId val="128994688"/>
-        <c:axId val="142115584"/>
+        <c:axId val="72091136"/>
+        <c:axId val="72092672"/>
       </c:barChart>
       <c:catAx>
-        <c:axId val="128994688"/>
+        <c:axId val="72091136"/>
         <c:scaling>
           <c:orientation val="minMax"/>
         </c:scaling>
         <c:axPos val="b"/>
         <c:numFmt formatCode="General" sourceLinked="1"/>
         <c:tickLblPos val="nextTo"/>
-        <c:crossAx val="142115584"/>
+        <c:crossAx val="72092672"/>
         <c:crosses val="autoZero"/>
         <c:auto val="1"/>
         <c:lblAlgn val="ctr"/>
         <c:lblOffset val="100"/>
       </c:catAx>
       <c:valAx>
-        <c:axId val="142115584"/>
+        <c:axId val="72092672"/>
         <c:scaling>
           <c:orientation val="minMax"/>
         </c:scaling>
@@ -30454,7 +30446,7 @@
         <c:majorGridlines/>
         <c:numFmt formatCode="General" sourceLinked="1"/>
         <c:tickLblPos val="nextTo"/>
-        <c:crossAx val="128994688"/>
+        <c:crossAx val="72091136"/>
         <c:crosses val="autoZero"/>
         <c:crossBetween val="between"/>
       </c:valAx>
@@ -30768,25 +30760,25 @@
             </c:numRef>
           </c:val>
         </c:ser>
-        <c:axId val="146057472"/>
-        <c:axId val="152052864"/>
+        <c:axId val="50955776"/>
+        <c:axId val="50957312"/>
       </c:barChart>
       <c:catAx>
-        <c:axId val="146057472"/>
+        <c:axId val="50955776"/>
         <c:scaling>
           <c:orientation val="minMax"/>
         </c:scaling>
         <c:axPos val="b"/>
         <c:numFmt formatCode="General" sourceLinked="1"/>
         <c:tickLblPos val="nextTo"/>
-        <c:crossAx val="152052864"/>
+        <c:crossAx val="50957312"/>
         <c:crosses val="autoZero"/>
         <c:auto val="1"/>
         <c:lblAlgn val="ctr"/>
         <c:lblOffset val="100"/>
       </c:catAx>
       <c:valAx>
-        <c:axId val="152052864"/>
+        <c:axId val="50957312"/>
         <c:scaling>
           <c:orientation val="minMax"/>
         </c:scaling>
@@ -30794,7 +30786,7 @@
         <c:majorGridlines/>
         <c:numFmt formatCode="General" sourceLinked="1"/>
         <c:tickLblPos val="nextTo"/>
-        <c:crossAx val="146057472"/>
+        <c:crossAx val="50955776"/>
         <c:crosses val="autoZero"/>
         <c:crossBetween val="between"/>
       </c:valAx>
@@ -31109,25 +31101,25 @@
             </c:numRef>
           </c:val>
         </c:ser>
-        <c:axId val="238828544"/>
-        <c:axId val="249796096"/>
+        <c:axId val="81356288"/>
+        <c:axId val="81357824"/>
       </c:barChart>
       <c:catAx>
-        <c:axId val="238828544"/>
+        <c:axId val="81356288"/>
         <c:scaling>
           <c:orientation val="minMax"/>
         </c:scaling>
         <c:axPos val="b"/>
         <c:numFmt formatCode="General" sourceLinked="1"/>
         <c:tickLblPos val="nextTo"/>
-        <c:crossAx val="249796096"/>
+        <c:crossAx val="81357824"/>
         <c:crosses val="autoZero"/>
         <c:auto val="1"/>
         <c:lblAlgn val="ctr"/>
         <c:lblOffset val="100"/>
       </c:catAx>
       <c:valAx>
-        <c:axId val="249796096"/>
+        <c:axId val="81357824"/>
         <c:scaling>
           <c:orientation val="minMax"/>
         </c:scaling>
@@ -31135,7 +31127,7 @@
         <c:majorGridlines/>
         <c:numFmt formatCode="General" sourceLinked="1"/>
         <c:tickLblPos val="nextTo"/>
-        <c:crossAx val="238828544"/>
+        <c:crossAx val="81356288"/>
         <c:crosses val="autoZero"/>
         <c:crossBetween val="between"/>
       </c:valAx>
@@ -31414,24 +31406,24 @@
             </c:numRef>
           </c:val>
         </c:ser>
-        <c:axId val="61206912"/>
-        <c:axId val="61208448"/>
+        <c:axId val="78214656"/>
+        <c:axId val="78216192"/>
       </c:barChart>
       <c:catAx>
-        <c:axId val="61206912"/>
+        <c:axId val="78214656"/>
         <c:scaling>
           <c:orientation val="minMax"/>
         </c:scaling>
         <c:axPos val="b"/>
         <c:tickLblPos val="nextTo"/>
-        <c:crossAx val="61208448"/>
+        <c:crossAx val="78216192"/>
         <c:crosses val="autoZero"/>
         <c:auto val="1"/>
         <c:lblAlgn val="ctr"/>
         <c:lblOffset val="100"/>
       </c:catAx>
       <c:valAx>
-        <c:axId val="61208448"/>
+        <c:axId val="78216192"/>
         <c:scaling>
           <c:orientation val="minMax"/>
         </c:scaling>
@@ -31439,7 +31431,7 @@
         <c:majorGridlines/>
         <c:numFmt formatCode="General" sourceLinked="1"/>
         <c:tickLblPos val="nextTo"/>
-        <c:crossAx val="61206912"/>
+        <c:crossAx val="78214656"/>
         <c:crosses val="autoZero"/>
         <c:crossBetween val="between"/>
       </c:valAx>
@@ -31604,7 +31596,7 @@
                   <c:v>19257</c:v>
                 </c:pt>
                 <c:pt idx="1">
-                  <c:v>16757.59999999994</c:v>
+                  <c:v>16757.599999999922</c:v>
                 </c:pt>
                 <c:pt idx="2">
                   <c:v>13230</c:v>
@@ -31713,24 +31705,24 @@
             </c:numRef>
           </c:val>
         </c:ser>
-        <c:axId val="126448000"/>
-        <c:axId val="126449536"/>
+        <c:axId val="81376768"/>
+        <c:axId val="81378304"/>
       </c:barChart>
       <c:catAx>
-        <c:axId val="126448000"/>
+        <c:axId val="81376768"/>
         <c:scaling>
           <c:orientation val="minMax"/>
         </c:scaling>
         <c:axPos val="b"/>
         <c:tickLblPos val="nextTo"/>
-        <c:crossAx val="126449536"/>
+        <c:crossAx val="81378304"/>
         <c:crosses val="autoZero"/>
         <c:auto val="1"/>
         <c:lblAlgn val="ctr"/>
         <c:lblOffset val="100"/>
       </c:catAx>
       <c:valAx>
-        <c:axId val="126449536"/>
+        <c:axId val="81378304"/>
         <c:scaling>
           <c:orientation val="minMax"/>
         </c:scaling>
@@ -31738,7 +31730,7 @@
         <c:majorGridlines/>
         <c:numFmt formatCode="General" sourceLinked="1"/>
         <c:tickLblPos val="nextTo"/>
-        <c:crossAx val="126448000"/>
+        <c:crossAx val="81376768"/>
         <c:crosses val="autoZero"/>
         <c:crossBetween val="between"/>
       </c:valAx>

--- a/internal_doc/03.开发设计/性能/Story_查询计划缓存优化.docx
+++ b/internal_doc/03.开发设计/性能/Story_查询计划缓存优化.docx
@@ -4567,12 +4567,26 @@
     <w:p>
       <w:pPr>
         <w:pStyle w:val="Heading4"/>
+        <w:rPr>
+          <w:rFonts w:hint="eastAsia"/>
+        </w:rPr>
       </w:pPr>
       <w:r>
         <w:rPr>
           <w:rFonts w:hint="eastAsia"/>
         </w:rPr>
         <w:t>缓存计划的淘汰</w:t>
+      </w:r>
+    </w:p>
+    <w:p>
+      <w:pPr>
+        <w:pStyle w:val="Heading5"/>
+      </w:pPr>
+      <w:r>
+        <w:rPr>
+          <w:rFonts w:hint="eastAsia"/>
+        </w:rPr>
+        <w:t>缓存清理淘汰</w:t>
       </w:r>
     </w:p>
     <w:p>
@@ -4960,6 +4974,7 @@
         <w:rPr>
           <w:rFonts w:hint="eastAsia"/>
         </w:rPr>
+        <w:lastRenderedPageBreak/>
         <w:t>如果</w:t>
       </w:r>
       <w:r>
@@ -5050,7 +5065,6 @@
         <w:rPr>
           <w:rFonts w:hint="eastAsia"/>
         </w:rPr>
-        <w:lastRenderedPageBreak/>
         <w:t>评分标准：访问次数越多，访问时间越晚，评分越高</w:t>
       </w:r>
     </w:p>
@@ -5233,6 +5247,737 @@
         <w:ind w:left="777"/>
       </w:pPr>
     </w:p>
+    <w:p>
+      <w:pPr>
+        <w:pStyle w:val="Heading5"/>
+        <w:rPr>
+          <w:rFonts w:hint="eastAsia"/>
+        </w:rPr>
+      </w:pPr>
+      <w:r>
+        <w:rPr>
+          <w:rFonts w:hint="eastAsia"/>
+        </w:rPr>
+        <w:t>过时</w:t>
+      </w:r>
+      <w:r>
+        <w:rPr>
+          <w:rFonts w:hint="eastAsia"/>
+        </w:rPr>
+        <w:t>淘汰</w:t>
+      </w:r>
+    </w:p>
+    <w:p>
+      <w:pPr>
+        <w:rPr>
+          <w:rFonts w:hint="eastAsia"/>
+        </w:rPr>
+      </w:pPr>
+      <w:r>
+        <w:rPr>
+          <w:rFonts w:hint="eastAsia"/>
+        </w:rPr>
+        <w:t>当</w:t>
+      </w:r>
+      <w:r>
+        <w:rPr>
+          <w:rFonts w:hint="eastAsia"/>
+        </w:rPr>
+        <w:t xml:space="preserve"> collection </w:t>
+      </w:r>
+      <w:r>
+        <w:rPr>
+          <w:rFonts w:hint="eastAsia"/>
+        </w:rPr>
+        <w:t>的数据量发生较大的变化</w:t>
+      </w:r>
+      <w:r>
+        <w:rPr>
+          <w:rFonts w:hint="eastAsia"/>
+        </w:rPr>
+        <w:t>时</w:t>
+      </w:r>
+      <w:r>
+        <w:rPr>
+          <w:rFonts w:hint="eastAsia"/>
+        </w:rPr>
+        <w:t>，认为缓存的查询计划和生成查询计划的统计信息过期，</w:t>
+      </w:r>
+      <w:r>
+        <w:rPr>
+          <w:rFonts w:hint="eastAsia"/>
+        </w:rPr>
+        <w:t>暂时不再</w:t>
+      </w:r>
+      <w:r>
+        <w:rPr>
+          <w:rFonts w:hint="eastAsia"/>
+        </w:rPr>
+        <w:t>使用</w:t>
+      </w:r>
+      <w:r>
+        <w:rPr>
+          <w:rFonts w:hint="eastAsia"/>
+        </w:rPr>
+        <w:t>：</w:t>
+      </w:r>
+    </w:p>
+    <w:p>
+      <w:pPr>
+        <w:rPr>
+          <w:rFonts w:hint="eastAsia"/>
+        </w:rPr>
+      </w:pPr>
+    </w:p>
+    <w:p>
+      <w:pPr>
+        <w:pStyle w:val="ListParagraph"/>
+        <w:numPr>
+          <w:ilvl w:val="0"/>
+          <w:numId w:val="48"/>
+        </w:numPr>
+        <w:ind w:firstLineChars="0"/>
+        <w:rPr>
+          <w:rFonts w:hint="eastAsia"/>
+        </w:rPr>
+      </w:pPr>
+      <w:r>
+        <w:rPr>
+          <w:rFonts w:hint="eastAsia"/>
+        </w:rPr>
+        <w:t>当</w:t>
+      </w:r>
+      <w:r>
+        <w:rPr>
+          <w:rFonts w:hint="eastAsia"/>
+        </w:rPr>
+        <w:t xml:space="preserve"> collection </w:t>
+      </w:r>
+      <w:r>
+        <w:rPr>
+          <w:rFonts w:hint="eastAsia"/>
+        </w:rPr>
+        <w:t>的当前数据页数和缓存的</w:t>
+      </w:r>
+      <w:r>
+        <w:rPr>
+          <w:rFonts w:hint="eastAsia"/>
+        </w:rPr>
+        <w:t>查询计划（或者统计信息）记录的</w:t>
+      </w:r>
+      <w:r>
+        <w:rPr>
+          <w:rFonts w:hint="eastAsia"/>
+        </w:rPr>
+        <w:t>数据页数</w:t>
+      </w:r>
+      <w:r>
+        <w:rPr>
+          <w:rFonts w:hint="eastAsia"/>
+        </w:rPr>
+        <w:t xml:space="preserve"> </w:t>
+      </w:r>
+      <w:r>
+        <w:rPr>
+          <w:rFonts w:hint="eastAsia"/>
+        </w:rPr>
+        <w:t>都小于</w:t>
+      </w:r>
+      <w:r>
+        <w:rPr>
+          <w:rFonts w:hint="eastAsia"/>
+        </w:rPr>
+        <w:t xml:space="preserve"> optcostthreshold </w:t>
+      </w:r>
+      <w:r>
+        <w:rPr>
+          <w:rFonts w:hint="eastAsia"/>
+        </w:rPr>
+        <w:t>（默认</w:t>
+      </w:r>
+      <w:r>
+        <w:rPr>
+          <w:rFonts w:hint="eastAsia"/>
+        </w:rPr>
+        <w:t xml:space="preserve"> 20</w:t>
+      </w:r>
+      <w:r>
+        <w:rPr>
+          <w:rFonts w:hint="eastAsia"/>
+        </w:rPr>
+        <w:t>）时，判定为</w:t>
+      </w:r>
+      <w:r>
+        <w:rPr>
+          <w:rFonts w:hint="eastAsia"/>
+          <w:b/>
+          <w:color w:val="FF0000"/>
+        </w:rPr>
+        <w:t>不过时</w:t>
+      </w:r>
+    </w:p>
+    <w:p>
+      <w:pPr>
+        <w:pStyle w:val="ListParagraph"/>
+        <w:numPr>
+          <w:ilvl w:val="1"/>
+          <w:numId w:val="48"/>
+        </w:numPr>
+        <w:ind w:firstLineChars="0"/>
+        <w:rPr>
+          <w:rFonts w:hint="eastAsia"/>
+        </w:rPr>
+      </w:pPr>
+      <w:r>
+        <w:rPr>
+          <w:rFonts w:hint="eastAsia"/>
+        </w:rPr>
+        <w:t>缓存的</w:t>
+      </w:r>
+      <w:r>
+        <w:rPr>
+          <w:rFonts w:hint="eastAsia"/>
+        </w:rPr>
+        <w:t>查询计划（或者统计信息）</w:t>
+      </w:r>
+      <w:r>
+        <w:rPr>
+          <w:rFonts w:hint="eastAsia"/>
+        </w:rPr>
+        <w:t>记录查询计划（或者统计信息）生成时</w:t>
+      </w:r>
+      <w:r>
+        <w:rPr>
+          <w:rFonts w:hint="eastAsia"/>
+        </w:rPr>
+        <w:t xml:space="preserve"> collection </w:t>
+      </w:r>
+      <w:r>
+        <w:rPr>
+          <w:rFonts w:hint="eastAsia"/>
+        </w:rPr>
+        <w:t>的数据页数</w:t>
+      </w:r>
+    </w:p>
+    <w:p>
+      <w:pPr>
+        <w:pStyle w:val="ListParagraph"/>
+        <w:numPr>
+          <w:ilvl w:val="1"/>
+          <w:numId w:val="48"/>
+        </w:numPr>
+        <w:ind w:firstLineChars="0"/>
+        <w:rPr>
+          <w:rFonts w:hint="eastAsia"/>
+        </w:rPr>
+      </w:pPr>
+      <w:r>
+        <w:rPr>
+          <w:rFonts w:hint="eastAsia"/>
+        </w:rPr>
+        <w:t>当前数据页数由</w:t>
+      </w:r>
+      <w:r>
+        <w:rPr>
+          <w:rFonts w:hint="eastAsia"/>
+        </w:rPr>
+        <w:t xml:space="preserve"> mbContext </w:t>
+      </w:r>
+      <w:r>
+        <w:rPr>
+          <w:rFonts w:hint="eastAsia"/>
+        </w:rPr>
+        <w:t>计算</w:t>
+      </w:r>
+      <w:r>
+        <w:br/>
+      </w:r>
+      <m:oMathPara>
+        <m:oMath>
+          <m:r>
+            <m:rPr>
+              <m:sty m:val="p"/>
+            </m:rPr>
+            <w:rPr>
+              <w:rFonts w:ascii="Cambria Math" w:hAnsi="Cambria Math" w:hint="eastAsia"/>
+            </w:rPr>
+            <m:t>usedPages=totalPages</m:t>
+          </m:r>
+          <m:r>
+            <m:rPr>
+              <m:sty m:val="p"/>
+            </m:rPr>
+            <w:rPr>
+              <w:rFonts w:ascii="MS Mincho" w:eastAsia="MS Mincho" w:hAnsi="MS Mincho" w:cs="MS Mincho" w:hint="eastAsia"/>
+            </w:rPr>
+            <m:t>-</m:t>
+          </m:r>
+          <m:r>
+            <m:rPr>
+              <m:sty m:val="p"/>
+            </m:rPr>
+            <w:rPr>
+              <w:rFonts w:ascii="Cambria Math" w:hAnsi="Cambria Math" w:hint="eastAsia"/>
+            </w:rPr>
+            <m:t>totalFreePages/</m:t>
+          </m:r>
+          <m:r>
+            <m:rPr>
+              <m:sty m:val="p"/>
+            </m:rPr>
+            <w:rPr>
+              <w:rFonts w:ascii="Cambria Math" w:hAnsi="Cambria Math"/>
+            </w:rPr>
+            <m:t>pageSize</m:t>
+          </m:r>
+        </m:oMath>
+      </m:oMathPara>
+    </w:p>
+    <w:p>
+      <w:pPr>
+        <w:pStyle w:val="ListParagraph"/>
+        <w:numPr>
+          <w:ilvl w:val="1"/>
+          <w:numId w:val="48"/>
+        </w:numPr>
+        <w:ind w:firstLineChars="0"/>
+        <w:rPr>
+          <w:rFonts w:hint="eastAsia"/>
+        </w:rPr>
+      </w:pPr>
+      <w:r>
+        <w:rPr>
+          <w:rFonts w:hint="eastAsia"/>
+        </w:rPr>
+        <w:t xml:space="preserve">optcostthreshold </w:t>
+      </w:r>
+      <w:r>
+        <w:rPr>
+          <w:rFonts w:hint="eastAsia"/>
+        </w:rPr>
+        <w:t>为</w:t>
+      </w:r>
+      <w:r>
+        <w:rPr>
+          <w:rFonts w:hint="eastAsia"/>
+        </w:rPr>
+        <w:t xml:space="preserve"> SequoiaDB </w:t>
+      </w:r>
+      <w:r>
+        <w:rPr>
+          <w:rFonts w:hint="eastAsia"/>
+        </w:rPr>
+        <w:t>参数</w:t>
+      </w:r>
+      <w:r>
+        <w:rPr>
+          <w:rFonts w:hint="eastAsia"/>
+        </w:rPr>
+        <w:t>（</w:t>
+      </w:r>
+      <w:r>
+        <w:rPr>
+          <w:rFonts w:hint="eastAsia"/>
+        </w:rPr>
+        <w:t>查询优化器忽略</w:t>
+      </w:r>
+      <w:r>
+        <w:rPr>
+          <w:rFonts w:hint="eastAsia"/>
+        </w:rPr>
+        <w:t>IO</w:t>
+      </w:r>
+      <w:r>
+        <w:rPr>
+          <w:rFonts w:hint="eastAsia"/>
+        </w:rPr>
+        <w:t>影响的最小的页数</w:t>
+      </w:r>
+      <w:r>
+        <w:rPr>
+          <w:rFonts w:hint="eastAsia"/>
+        </w:rPr>
+        <w:t>，默认为</w:t>
+      </w:r>
+      <w:r>
+        <w:rPr>
+          <w:rFonts w:hint="eastAsia"/>
+        </w:rPr>
+        <w:t xml:space="preserve"> 20</w:t>
+      </w:r>
+      <w:r>
+        <w:rPr>
+          <w:rFonts w:hint="eastAsia"/>
+        </w:rPr>
+        <w:t>）</w:t>
+      </w:r>
+    </w:p>
+    <w:p>
+      <w:pPr>
+        <w:pStyle w:val="ListParagraph"/>
+        <w:numPr>
+          <w:ilvl w:val="0"/>
+          <w:numId w:val="48"/>
+        </w:numPr>
+        <w:ind w:firstLineChars="0"/>
+        <w:rPr>
+          <w:rFonts w:hint="eastAsia"/>
+        </w:rPr>
+      </w:pPr>
+      <w:r>
+        <w:rPr>
+          <w:rFonts w:hint="eastAsia"/>
+        </w:rPr>
+        <w:t>当</w:t>
+      </w:r>
+      <w:r>
+        <w:rPr>
+          <w:rFonts w:hint="eastAsia"/>
+        </w:rPr>
+        <w:t xml:space="preserve"> collection </w:t>
+      </w:r>
+      <w:r>
+        <w:rPr>
+          <w:rFonts w:hint="eastAsia"/>
+        </w:rPr>
+        <w:t>的当前数据页数和</w:t>
+      </w:r>
+      <w:r>
+        <w:rPr>
+          <w:rFonts w:hint="eastAsia"/>
+        </w:rPr>
+        <w:t>缓存的</w:t>
+      </w:r>
+      <w:r>
+        <w:rPr>
+          <w:rFonts w:hint="eastAsia"/>
+        </w:rPr>
+        <w:t>查询计划（或者统计信息）记录的</w:t>
+      </w:r>
+      <w:r>
+        <w:rPr>
+          <w:rFonts w:hint="eastAsia"/>
+        </w:rPr>
+        <w:t>数据页数，其中一个大于</w:t>
+      </w:r>
+      <w:r>
+        <w:rPr>
+          <w:rFonts w:hint="eastAsia"/>
+        </w:rPr>
+        <w:t xml:space="preserve"> </w:t>
+      </w:r>
+      <w:r>
+        <w:rPr>
+          <w:rFonts w:hint="eastAsia"/>
+        </w:rPr>
+        <w:t>optcostthreshold</w:t>
+      </w:r>
+      <w:r>
+        <w:rPr>
+          <w:rFonts w:hint="eastAsia"/>
+        </w:rPr>
+        <w:t>，另外一个小于等于</w:t>
+      </w:r>
+      <w:r>
+        <w:rPr>
+          <w:rFonts w:hint="eastAsia"/>
+        </w:rPr>
+        <w:t xml:space="preserve"> optcostthreshold</w:t>
+      </w:r>
+      <w:r>
+        <w:rPr>
+          <w:rFonts w:hint="eastAsia"/>
+        </w:rPr>
+        <w:t>，判定为</w:t>
+      </w:r>
+      <w:r>
+        <w:rPr>
+          <w:rFonts w:hint="eastAsia"/>
+          <w:b/>
+          <w:color w:val="FF0000"/>
+        </w:rPr>
+        <w:t>过时</w:t>
+      </w:r>
+    </w:p>
+    <w:p>
+      <w:pPr>
+        <w:pStyle w:val="ListParagraph"/>
+        <w:numPr>
+          <w:ilvl w:val="0"/>
+          <w:numId w:val="48"/>
+        </w:numPr>
+        <w:ind w:firstLineChars="0"/>
+        <w:rPr>
+          <w:rFonts w:hint="eastAsia"/>
+        </w:rPr>
+      </w:pPr>
+      <w:r>
+        <w:rPr>
+          <w:rFonts w:hint="eastAsia"/>
+        </w:rPr>
+        <w:t>当</w:t>
+      </w:r>
+      <w:r>
+        <w:rPr>
+          <w:rFonts w:hint="eastAsia"/>
+        </w:rPr>
+        <w:t xml:space="preserve"> collection </w:t>
+      </w:r>
+      <w:r>
+        <w:rPr>
+          <w:rFonts w:hint="eastAsia"/>
+        </w:rPr>
+        <w:t>的当前数据页数和</w:t>
+      </w:r>
+      <w:r>
+        <w:rPr>
+          <w:rFonts w:hint="eastAsia"/>
+        </w:rPr>
+        <w:t>缓存的</w:t>
+      </w:r>
+      <w:r>
+        <w:rPr>
+          <w:rFonts w:hint="eastAsia"/>
+        </w:rPr>
+        <w:t>查询计划（或者统计信息）记录的</w:t>
+      </w:r>
+      <w:r>
+        <w:rPr>
+          <w:rFonts w:hint="eastAsia"/>
+        </w:rPr>
+        <w:t>数据页数</w:t>
+      </w:r>
+      <w:r>
+        <w:rPr>
+          <w:rFonts w:hint="eastAsia"/>
+        </w:rPr>
+        <w:t>都大于</w:t>
+      </w:r>
+      <w:r>
+        <w:rPr>
+          <w:rFonts w:hint="eastAsia"/>
+        </w:rPr>
+        <w:t xml:space="preserve"> optcostthreshold </w:t>
+      </w:r>
+      <w:r>
+        <w:rPr>
+          <w:rFonts w:hint="eastAsia"/>
+        </w:rPr>
+        <w:t>时，发生以下情况时，判定为</w:t>
+      </w:r>
+      <w:r>
+        <w:rPr>
+          <w:rFonts w:hint="eastAsia"/>
+          <w:b/>
+          <w:color w:val="FF0000"/>
+        </w:rPr>
+        <w:t>过时</w:t>
+      </w:r>
+    </w:p>
+    <w:p>
+      <w:pPr>
+        <w:pStyle w:val="ListParagraph"/>
+        <w:numPr>
+          <w:ilvl w:val="1"/>
+          <w:numId w:val="48"/>
+        </w:numPr>
+        <w:ind w:firstLineChars="0"/>
+        <w:rPr>
+          <w:rFonts w:hint="eastAsia"/>
+        </w:rPr>
+      </w:pPr>
+      <w:r>
+        <w:rPr>
+          <w:rFonts w:hint="eastAsia"/>
+        </w:rPr>
+        <w:t>当</w:t>
+      </w:r>
+      <w:r>
+        <w:rPr>
+          <w:rFonts w:hint="eastAsia"/>
+        </w:rPr>
+        <w:t xml:space="preserve"> collection </w:t>
+      </w:r>
+      <w:r>
+        <w:rPr>
+          <w:rFonts w:hint="eastAsia"/>
+        </w:rPr>
+        <w:t>的当前数据页数大于</w:t>
+      </w:r>
+      <w:r>
+        <w:rPr>
+          <w:rFonts w:hint="eastAsia"/>
+        </w:rPr>
+        <w:t>缓存的</w:t>
+      </w:r>
+      <w:r>
+        <w:rPr>
+          <w:rFonts w:hint="eastAsia"/>
+        </w:rPr>
+        <w:t>查询计划（或者统计信息）记录的</w:t>
+      </w:r>
+      <w:r>
+        <w:rPr>
+          <w:rFonts w:hint="eastAsia"/>
+        </w:rPr>
+        <w:t>数据页数</w:t>
+      </w:r>
+      <w:r>
+        <w:rPr>
+          <w:rFonts w:hint="eastAsia"/>
+        </w:rPr>
+        <w:t>的</w:t>
+      </w:r>
+      <w:r>
+        <w:rPr>
+          <w:rFonts w:hint="eastAsia"/>
+        </w:rPr>
+        <w:t xml:space="preserve"> 2 </w:t>
+      </w:r>
+      <w:r>
+        <w:rPr>
+          <w:rFonts w:hint="eastAsia"/>
+        </w:rPr>
+        <w:t>倍</w:t>
+      </w:r>
+    </w:p>
+    <w:p>
+      <w:pPr>
+        <w:pStyle w:val="ListParagraph"/>
+        <w:numPr>
+          <w:ilvl w:val="1"/>
+          <w:numId w:val="48"/>
+        </w:numPr>
+        <w:ind w:firstLineChars="0"/>
+      </w:pPr>
+      <w:r>
+        <w:rPr>
+          <w:rFonts w:hint="eastAsia"/>
+        </w:rPr>
+        <w:t>当</w:t>
+      </w:r>
+      <w:r>
+        <w:rPr>
+          <w:rFonts w:hint="eastAsia"/>
+        </w:rPr>
+        <w:t xml:space="preserve"> collection </w:t>
+      </w:r>
+      <w:r>
+        <w:rPr>
+          <w:rFonts w:hint="eastAsia"/>
+        </w:rPr>
+        <w:t>的当前数据页数小于</w:t>
+      </w:r>
+      <w:r>
+        <w:rPr>
+          <w:rFonts w:hint="eastAsia"/>
+        </w:rPr>
+        <w:t>缓存的</w:t>
+      </w:r>
+      <w:r>
+        <w:rPr>
+          <w:rFonts w:hint="eastAsia"/>
+        </w:rPr>
+        <w:t>查询计划（或者统计信息）记录的</w:t>
+      </w:r>
+      <w:r>
+        <w:rPr>
+          <w:rFonts w:hint="eastAsia"/>
+        </w:rPr>
+        <w:t>数据页数</w:t>
+      </w:r>
+      <w:r>
+        <w:rPr>
+          <w:rFonts w:hint="eastAsia"/>
+        </w:rPr>
+        <w:t>的</w:t>
+      </w:r>
+      <w:r>
+        <w:rPr>
+          <w:rFonts w:hint="eastAsia"/>
+        </w:rPr>
+        <w:t xml:space="preserve"> 1/2</w:t>
+      </w:r>
+    </w:p>
+    <w:p>
+      <w:pPr>
+        <w:rPr>
+          <w:rFonts w:hint="eastAsia"/>
+        </w:rPr>
+      </w:pPr>
+    </w:p>
+    <w:p>
+      <w:pPr>
+        <w:rPr>
+          <w:rFonts w:hint="eastAsia"/>
+        </w:rPr>
+      </w:pPr>
+      <w:r>
+        <w:rPr>
+          <w:rFonts w:hint="eastAsia"/>
+        </w:rPr>
+        <w:t>在以下时间点进行过时判定：</w:t>
+      </w:r>
+      <w:r>
+        <w:rPr>
+          <w:rFonts w:hint="eastAsia"/>
+        </w:rPr>
+        <w:t xml:space="preserve"> </w:t>
+      </w:r>
+    </w:p>
+    <w:p>
+      <w:pPr>
+        <w:rPr>
+          <w:rFonts w:hint="eastAsia"/>
+        </w:rPr>
+      </w:pPr>
+    </w:p>
+    <w:p>
+      <w:pPr>
+        <w:pStyle w:val="ListParagraph"/>
+        <w:numPr>
+          <w:ilvl w:val="0"/>
+          <w:numId w:val="49"/>
+        </w:numPr>
+        <w:ind w:firstLineChars="0"/>
+        <w:rPr>
+          <w:rFonts w:hint="eastAsia"/>
+        </w:rPr>
+      </w:pPr>
+      <w:r>
+        <w:rPr>
+          <w:rFonts w:hint="eastAsia"/>
+        </w:rPr>
+        <w:t>当需要使用统计信息生成查询计划时，判定统计信息是否过时；过时则使用默认的统计信息</w:t>
+      </w:r>
+    </w:p>
+    <w:p>
+      <w:pPr>
+        <w:pStyle w:val="ListParagraph"/>
+        <w:numPr>
+          <w:ilvl w:val="0"/>
+          <w:numId w:val="49"/>
+        </w:numPr>
+        <w:ind w:firstLineChars="0"/>
+        <w:rPr>
+          <w:rFonts w:hint="eastAsia"/>
+        </w:rPr>
+      </w:pPr>
+      <w:commentRangeStart w:id="0"/>
+      <w:r>
+        <w:rPr>
+          <w:rFonts w:hint="eastAsia"/>
+        </w:rPr>
+        <w:t>当获取一个缓存的查询计划时，判定是否过时；过时则丢弃此查询计划，重新生成查询计划</w:t>
+      </w:r>
+      <w:commentRangeEnd w:id="0"/>
+      <w:r>
+        <w:rPr>
+          <w:rStyle w:val="CommentReference"/>
+        </w:rPr>
+        <w:commentReference w:id="0"/>
+      </w:r>
+    </w:p>
     <w:p/>
     <w:p>
       <w:pPr>
@@ -5242,6 +5987,7 @@
         <w:rPr>
           <w:rFonts w:hint="eastAsia"/>
         </w:rPr>
+        <w:lastRenderedPageBreak/>
         <w:t>查询计划的创建</w:t>
       </w:r>
     </w:p>
@@ -5865,7 +6611,6 @@
         <w:rPr>
           <w:rFonts w:hint="eastAsia"/>
         </w:rPr>
-        <w:lastRenderedPageBreak/>
         <w:t>参数化的查询计划</w:t>
       </w:r>
       <w:r>
@@ -5973,6 +6718,7 @@
         <w:rPr>
           <w:rFonts w:hint="eastAsia"/>
         </w:rPr>
+        <w:lastRenderedPageBreak/>
         <w:t>x</w:t>
       </w:r>
       <w:r>
@@ -6700,7 +7446,6 @@
         <w:rPr>
           <w:rFonts w:hint="eastAsia"/>
         </w:rPr>
-        <w:lastRenderedPageBreak/>
         <w:t>生成的泛化表达式：</w:t>
       </w:r>
       <w:r>
@@ -6848,6 +7593,7 @@
         <w:rPr>
           <w:rFonts w:hint="eastAsia"/>
         </w:rPr>
+        <w:lastRenderedPageBreak/>
         <w:t>$gt</w:t>
       </w:r>
       <w:r>
@@ -7139,7 +7885,7 @@
                     </pic:cNvPicPr>
                   </pic:nvPicPr>
                   <pic:blipFill>
-                    <a:blip r:embed="rId11"/>
+                    <a:blip r:embed="rId12"/>
                     <a:srcRect/>
                     <a:stretch>
                       <a:fillRect/>
@@ -10416,7 +11162,7 @@
                     </pic:cNvPicPr>
                   </pic:nvPicPr>
                   <pic:blipFill>
-                    <a:blip r:embed="rId12"/>
+                    <a:blip r:embed="rId13"/>
                     <a:srcRect/>
                     <a:stretch>
                       <a:fillRect/>
@@ -11268,7 +12014,7 @@
                     </pic:cNvPicPr>
                   </pic:nvPicPr>
                   <pic:blipFill>
-                    <a:blip r:embed="rId13"/>
+                    <a:blip r:embed="rId14"/>
                     <a:srcRect/>
                     <a:stretch>
                       <a:fillRect/>
@@ -11516,219 +12262,6 @@
                 <pic:pic xmlns:pic="http://schemas.openxmlformats.org/drawingml/2006/picture">
                   <pic:nvPicPr>
                     <pic:cNvPr id="0" name="Picture 12"/>
-                    <pic:cNvPicPr>
-                      <a:picLocks noChangeAspect="1" noChangeArrowheads="1"/>
-                    </pic:cNvPicPr>
-                  </pic:nvPicPr>
-                  <pic:blipFill>
-                    <a:blip r:embed="rId14"/>
-                    <a:srcRect/>
-                    <a:stretch>
-                      <a:fillRect/>
-                    </a:stretch>
-                  </pic:blipFill>
-                  <pic:spPr bwMode="auto">
-                    <a:xfrm>
-                      <a:off x="0" y="0"/>
-                      <a:ext cx="5274310" cy="2971345"/>
-                    </a:xfrm>
-                    <a:prstGeom prst="rect">
-                      <a:avLst/>
-                    </a:prstGeom>
-                    <a:noFill/>
-                    <a:ln w="9525">
-                      <a:noFill/>
-                      <a:miter lim="800000"/>
-                      <a:headEnd/>
-                      <a:tailEnd/>
-                    </a:ln>
-                  </pic:spPr>
-                </pic:pic>
-              </a:graphicData>
-            </a:graphic>
-          </wp:inline>
-        </w:drawing>
-      </w:r>
-    </w:p>
-    <w:p/>
-    <w:p>
-      <w:pPr>
-        <w:pStyle w:val="Heading4"/>
-      </w:pPr>
-      <w:r>
-        <w:rPr>
-          <w:rFonts w:hint="eastAsia"/>
-        </w:rPr>
-        <w:t>OPT_PLAN_PARAMETERIZED</w:t>
-      </w:r>
-    </w:p>
-    <w:p>
-      <w:pPr>
-        <w:pStyle w:val="ListParagraph"/>
-        <w:numPr>
-          <w:ilvl w:val="0"/>
-          <w:numId w:val="36"/>
-        </w:numPr>
-        <w:ind w:firstLineChars="0"/>
-      </w:pPr>
-      <w:r>
-        <w:rPr>
-          <w:rFonts w:hint="eastAsia"/>
-        </w:rPr>
-        <w:t>mthMatchTree</w:t>
-      </w:r>
-      <w:r>
-        <w:rPr>
-          <w:rFonts w:hint="eastAsia"/>
-        </w:rPr>
-        <w:t>可以确定，因此挂在</w:t>
-      </w:r>
-      <w:r>
-        <w:rPr>
-          <w:rFonts w:hint="eastAsia"/>
-        </w:rPr>
-        <w:t>optParamAccessPlan</w:t>
-      </w:r>
-      <w:r>
-        <w:rPr>
-          <w:rFonts w:hint="eastAsia"/>
-        </w:rPr>
-        <w:t>中，并存储在缓存中</w:t>
-      </w:r>
-    </w:p>
-    <w:p>
-      <w:pPr>
-        <w:pStyle w:val="ListParagraph"/>
-        <w:numPr>
-          <w:ilvl w:val="1"/>
-          <w:numId w:val="36"/>
-        </w:numPr>
-        <w:ind w:firstLineChars="0"/>
-      </w:pPr>
-      <w:r>
-        <w:rPr>
-          <w:rFonts w:hint="eastAsia"/>
-        </w:rPr>
-        <w:t>mthMatchTreeRuntime</w:t>
-      </w:r>
-      <w:r>
-        <w:rPr>
-          <w:rFonts w:hint="eastAsia"/>
-        </w:rPr>
-        <w:t>中通过指针引用</w:t>
-      </w:r>
-    </w:p>
-    <w:p>
-      <w:pPr>
-        <w:pStyle w:val="ListParagraph"/>
-        <w:numPr>
-          <w:ilvl w:val="0"/>
-          <w:numId w:val="36"/>
-        </w:numPr>
-        <w:ind w:firstLineChars="0"/>
-      </w:pPr>
-      <w:r>
-        <w:rPr>
-          <w:rFonts w:hint="eastAsia"/>
-        </w:rPr>
-        <w:t>因为参数化，所以</w:t>
-      </w:r>
-      <w:r>
-        <w:rPr>
-          <w:rFonts w:hint="eastAsia"/>
-        </w:rPr>
-        <w:t>predicates</w:t>
-      </w:r>
-      <w:r>
-        <w:rPr>
-          <w:rFonts w:hint="eastAsia"/>
-        </w:rPr>
-        <w:t>不可以确定，所以挂在</w:t>
-      </w:r>
-      <w:r>
-        <w:rPr>
-          <w:rFonts w:hint="eastAsia"/>
-        </w:rPr>
-        <w:t>optAccessPlanRuntime</w:t>
-      </w:r>
-      <w:r>
-        <w:rPr>
-          <w:rFonts w:hint="eastAsia"/>
-        </w:rPr>
-        <w:t>的</w:t>
-      </w:r>
-      <w:r>
-        <w:rPr>
-          <w:rFonts w:hint="eastAsia"/>
-        </w:rPr>
-        <w:t>mthMatchTreeRuntime</w:t>
-      </w:r>
-      <w:r>
-        <w:rPr>
-          <w:rFonts w:hint="eastAsia"/>
-        </w:rPr>
-        <w:t>中，不存储在缓存中，由实际运行时生成</w:t>
-      </w:r>
-    </w:p>
-    <w:p>
-      <w:pPr>
-        <w:pStyle w:val="ListParagraph"/>
-        <w:numPr>
-          <w:ilvl w:val="0"/>
-          <w:numId w:val="36"/>
-        </w:numPr>
-        <w:ind w:firstLineChars="0"/>
-      </w:pPr>
-      <w:r>
-        <w:rPr>
-          <w:rFonts w:hint="eastAsia"/>
-        </w:rPr>
-        <w:t>索引使用信息也可以确定，因此</w:t>
-      </w:r>
-      <w:r>
-        <w:rPr>
-          <w:rFonts w:hint="eastAsia"/>
-        </w:rPr>
-        <w:t>optScanPath</w:t>
-      </w:r>
-      <w:r>
-        <w:rPr>
-          <w:rFonts w:hint="eastAsia"/>
-        </w:rPr>
-        <w:t>也存储在</w:t>
-      </w:r>
-      <w:r>
-        <w:rPr>
-          <w:rFonts w:hint="eastAsia"/>
-        </w:rPr>
-        <w:t>optParamAccessPlan</w:t>
-      </w:r>
-      <w:r>
-        <w:rPr>
-          <w:rFonts w:hint="eastAsia"/>
-        </w:rPr>
-        <w:t>中</w:t>
-      </w:r>
-    </w:p>
-    <w:p>
-      <w:r>
-        <w:rPr>
-          <w:rFonts w:hint="eastAsia"/>
-          <w:noProof/>
-        </w:rPr>
-        <w:drawing>
-          <wp:inline distT="0" distB="0" distL="0" distR="0">
-            <wp:extent cx="5274310" cy="2971345"/>
-            <wp:effectExtent l="19050" t="0" r="2540" b="0"/>
-            <wp:docPr id="29" name="Picture 13"/>
-            <wp:cNvGraphicFramePr>
-              <a:graphicFrameLocks xmlns:a="http://schemas.openxmlformats.org/drawingml/2006/main" noChangeAspect="1"/>
-            </wp:cNvGraphicFramePr>
-            <a:graphic xmlns:a="http://schemas.openxmlformats.org/drawingml/2006/main">
-              <a:graphicData uri="http://schemas.openxmlformats.org/drawingml/2006/picture">
-                <pic:pic xmlns:pic="http://schemas.openxmlformats.org/drawingml/2006/picture">
-                  <pic:nvPicPr>
-                    <pic:cNvPr id="0" name="Picture 13"/>
                     <pic:cNvPicPr>
                       <a:picLocks noChangeAspect="1" noChangeArrowheads="1"/>
                     </pic:cNvPicPr>
@@ -11763,6 +12296,219 @@
         </w:drawing>
       </w:r>
     </w:p>
+    <w:p/>
+    <w:p>
+      <w:pPr>
+        <w:pStyle w:val="Heading4"/>
+      </w:pPr>
+      <w:r>
+        <w:rPr>
+          <w:rFonts w:hint="eastAsia"/>
+        </w:rPr>
+        <w:t>OPT_PLAN_PARAMETERIZED</w:t>
+      </w:r>
+    </w:p>
+    <w:p>
+      <w:pPr>
+        <w:pStyle w:val="ListParagraph"/>
+        <w:numPr>
+          <w:ilvl w:val="0"/>
+          <w:numId w:val="36"/>
+        </w:numPr>
+        <w:ind w:firstLineChars="0"/>
+      </w:pPr>
+      <w:r>
+        <w:rPr>
+          <w:rFonts w:hint="eastAsia"/>
+        </w:rPr>
+        <w:t>mthMatchTree</w:t>
+      </w:r>
+      <w:r>
+        <w:rPr>
+          <w:rFonts w:hint="eastAsia"/>
+        </w:rPr>
+        <w:t>可以确定，因此挂在</w:t>
+      </w:r>
+      <w:r>
+        <w:rPr>
+          <w:rFonts w:hint="eastAsia"/>
+        </w:rPr>
+        <w:t>optParamAccessPlan</w:t>
+      </w:r>
+      <w:r>
+        <w:rPr>
+          <w:rFonts w:hint="eastAsia"/>
+        </w:rPr>
+        <w:t>中，并存储在缓存中</w:t>
+      </w:r>
+    </w:p>
+    <w:p>
+      <w:pPr>
+        <w:pStyle w:val="ListParagraph"/>
+        <w:numPr>
+          <w:ilvl w:val="1"/>
+          <w:numId w:val="36"/>
+        </w:numPr>
+        <w:ind w:firstLineChars="0"/>
+      </w:pPr>
+      <w:r>
+        <w:rPr>
+          <w:rFonts w:hint="eastAsia"/>
+        </w:rPr>
+        <w:t>mthMatchTreeRuntime</w:t>
+      </w:r>
+      <w:r>
+        <w:rPr>
+          <w:rFonts w:hint="eastAsia"/>
+        </w:rPr>
+        <w:t>中通过指针引用</w:t>
+      </w:r>
+    </w:p>
+    <w:p>
+      <w:pPr>
+        <w:pStyle w:val="ListParagraph"/>
+        <w:numPr>
+          <w:ilvl w:val="0"/>
+          <w:numId w:val="36"/>
+        </w:numPr>
+        <w:ind w:firstLineChars="0"/>
+      </w:pPr>
+      <w:r>
+        <w:rPr>
+          <w:rFonts w:hint="eastAsia"/>
+        </w:rPr>
+        <w:t>因为参数化，所以</w:t>
+      </w:r>
+      <w:r>
+        <w:rPr>
+          <w:rFonts w:hint="eastAsia"/>
+        </w:rPr>
+        <w:t>predicates</w:t>
+      </w:r>
+      <w:r>
+        <w:rPr>
+          <w:rFonts w:hint="eastAsia"/>
+        </w:rPr>
+        <w:t>不可以确定，所以挂在</w:t>
+      </w:r>
+      <w:r>
+        <w:rPr>
+          <w:rFonts w:hint="eastAsia"/>
+        </w:rPr>
+        <w:t>optAccessPlanRuntime</w:t>
+      </w:r>
+      <w:r>
+        <w:rPr>
+          <w:rFonts w:hint="eastAsia"/>
+        </w:rPr>
+        <w:t>的</w:t>
+      </w:r>
+      <w:r>
+        <w:rPr>
+          <w:rFonts w:hint="eastAsia"/>
+        </w:rPr>
+        <w:t>mthMatchTreeRuntime</w:t>
+      </w:r>
+      <w:r>
+        <w:rPr>
+          <w:rFonts w:hint="eastAsia"/>
+        </w:rPr>
+        <w:t>中，不存储在缓存中，由实际运行时生成</w:t>
+      </w:r>
+    </w:p>
+    <w:p>
+      <w:pPr>
+        <w:pStyle w:val="ListParagraph"/>
+        <w:numPr>
+          <w:ilvl w:val="0"/>
+          <w:numId w:val="36"/>
+        </w:numPr>
+        <w:ind w:firstLineChars="0"/>
+      </w:pPr>
+      <w:r>
+        <w:rPr>
+          <w:rFonts w:hint="eastAsia"/>
+        </w:rPr>
+        <w:t>索引使用信息也可以确定，因此</w:t>
+      </w:r>
+      <w:r>
+        <w:rPr>
+          <w:rFonts w:hint="eastAsia"/>
+        </w:rPr>
+        <w:t>optScanPath</w:t>
+      </w:r>
+      <w:r>
+        <w:rPr>
+          <w:rFonts w:hint="eastAsia"/>
+        </w:rPr>
+        <w:t>也存储在</w:t>
+      </w:r>
+      <w:r>
+        <w:rPr>
+          <w:rFonts w:hint="eastAsia"/>
+        </w:rPr>
+        <w:t>optParamAccessPlan</w:t>
+      </w:r>
+      <w:r>
+        <w:rPr>
+          <w:rFonts w:hint="eastAsia"/>
+        </w:rPr>
+        <w:t>中</w:t>
+      </w:r>
+    </w:p>
+    <w:p>
+      <w:r>
+        <w:rPr>
+          <w:rFonts w:hint="eastAsia"/>
+          <w:noProof/>
+        </w:rPr>
+        <w:drawing>
+          <wp:inline distT="0" distB="0" distL="0" distR="0">
+            <wp:extent cx="5274310" cy="2971345"/>
+            <wp:effectExtent l="19050" t="0" r="2540" b="0"/>
+            <wp:docPr id="29" name="Picture 13"/>
+            <wp:cNvGraphicFramePr>
+              <a:graphicFrameLocks xmlns:a="http://schemas.openxmlformats.org/drawingml/2006/main" noChangeAspect="1"/>
+            </wp:cNvGraphicFramePr>
+            <a:graphic xmlns:a="http://schemas.openxmlformats.org/drawingml/2006/main">
+              <a:graphicData uri="http://schemas.openxmlformats.org/drawingml/2006/picture">
+                <pic:pic xmlns:pic="http://schemas.openxmlformats.org/drawingml/2006/picture">
+                  <pic:nvPicPr>
+                    <pic:cNvPr id="0" name="Picture 13"/>
+                    <pic:cNvPicPr>
+                      <a:picLocks noChangeAspect="1" noChangeArrowheads="1"/>
+                    </pic:cNvPicPr>
+                  </pic:nvPicPr>
+                  <pic:blipFill>
+                    <a:blip r:embed="rId16"/>
+                    <a:srcRect/>
+                    <a:stretch>
+                      <a:fillRect/>
+                    </a:stretch>
+                  </pic:blipFill>
+                  <pic:spPr bwMode="auto">
+                    <a:xfrm>
+                      <a:off x="0" y="0"/>
+                      <a:ext cx="5274310" cy="2971345"/>
+                    </a:xfrm>
+                    <a:prstGeom prst="rect">
+                      <a:avLst/>
+                    </a:prstGeom>
+                    <a:noFill/>
+                    <a:ln w="9525">
+                      <a:noFill/>
+                      <a:miter lim="800000"/>
+                      <a:headEnd/>
+                      <a:tailEnd/>
+                    </a:ln>
+                  </pic:spPr>
+                </pic:pic>
+              </a:graphicData>
+            </a:graphic>
+          </wp:inline>
+        </w:drawing>
+      </w:r>
+    </w:p>
     <w:p>
       <w:pPr>
         <w:pStyle w:val="Heading4"/>
@@ -11968,7 +12714,7 @@
                     </pic:cNvPicPr>
                   </pic:nvPicPr>
                   <pic:blipFill>
-                    <a:blip r:embed="rId16"/>
+                    <a:blip r:embed="rId17"/>
                     <a:srcRect/>
                     <a:stretch>
                       <a:fillRect/>
@@ -12044,7 +12790,7 @@
                     </pic:cNvPicPr>
                   </pic:nvPicPr>
                   <pic:blipFill>
-                    <a:blip r:embed="rId17"/>
+                    <a:blip r:embed="rId18"/>
                     <a:srcRect/>
                     <a:stretch>
                       <a:fillRect/>
@@ -13311,7 +14057,7 @@
                     </pic:cNvPicPr>
                   </pic:nvPicPr>
                   <pic:blipFill>
-                    <a:blip r:embed="rId18"/>
+                    <a:blip r:embed="rId19"/>
                     <a:srcRect/>
                     <a:stretch>
                       <a:fillRect/>
@@ -15572,7 +16318,7 @@
             <wp:cNvGraphicFramePr/>
             <a:graphic xmlns:a="http://schemas.openxmlformats.org/drawingml/2006/main">
               <a:graphicData uri="http://schemas.openxmlformats.org/drawingml/2006/chart">
-                <c:chart xmlns:c="http://schemas.openxmlformats.org/drawingml/2006/chart" xmlns:r="http://schemas.openxmlformats.org/officeDocument/2006/relationships" r:id="rId19"/>
+                <c:chart xmlns:c="http://schemas.openxmlformats.org/drawingml/2006/chart" xmlns:r="http://schemas.openxmlformats.org/officeDocument/2006/relationships" r:id="rId20"/>
               </a:graphicData>
             </a:graphic>
           </wp:inline>
@@ -17108,7 +17854,7 @@
             <wp:cNvGraphicFramePr/>
             <a:graphic xmlns:a="http://schemas.openxmlformats.org/drawingml/2006/main">
               <a:graphicData uri="http://schemas.openxmlformats.org/drawingml/2006/chart">
-                <c:chart xmlns:c="http://schemas.openxmlformats.org/drawingml/2006/chart" xmlns:r="http://schemas.openxmlformats.org/officeDocument/2006/relationships" r:id="rId20"/>
+                <c:chart xmlns:c="http://schemas.openxmlformats.org/drawingml/2006/chart" xmlns:r="http://schemas.openxmlformats.org/officeDocument/2006/relationships" r:id="rId21"/>
               </a:graphicData>
             </a:graphic>
           </wp:inline>
@@ -18679,7 +19425,7 @@
             <wp:cNvGraphicFramePr/>
             <a:graphic xmlns:a="http://schemas.openxmlformats.org/drawingml/2006/main">
               <a:graphicData uri="http://schemas.openxmlformats.org/drawingml/2006/chart">
-                <c:chart xmlns:c="http://schemas.openxmlformats.org/drawingml/2006/chart" xmlns:r="http://schemas.openxmlformats.org/officeDocument/2006/relationships" r:id="rId21"/>
+                <c:chart xmlns:c="http://schemas.openxmlformats.org/drawingml/2006/chart" xmlns:r="http://schemas.openxmlformats.org/officeDocument/2006/relationships" r:id="rId22"/>
               </a:graphicData>
             </a:graphic>
           </wp:inline>
@@ -21377,7 +22123,7 @@
             <wp:cNvGraphicFramePr/>
             <a:graphic xmlns:a="http://schemas.openxmlformats.org/drawingml/2006/main">
               <a:graphicData uri="http://schemas.openxmlformats.org/drawingml/2006/chart">
-                <c:chart xmlns:c="http://schemas.openxmlformats.org/drawingml/2006/chart" xmlns:r="http://schemas.openxmlformats.org/officeDocument/2006/relationships" r:id="rId22"/>
+                <c:chart xmlns:c="http://schemas.openxmlformats.org/drawingml/2006/chart" xmlns:r="http://schemas.openxmlformats.org/officeDocument/2006/relationships" r:id="rId23"/>
               </a:graphicData>
             </a:graphic>
           </wp:inline>
@@ -23257,7 +24003,7 @@
             <wp:cNvGraphicFramePr/>
             <a:graphic xmlns:a="http://schemas.openxmlformats.org/drawingml/2006/main">
               <a:graphicData uri="http://schemas.openxmlformats.org/drawingml/2006/chart">
-                <c:chart xmlns:c="http://schemas.openxmlformats.org/drawingml/2006/chart" xmlns:r="http://schemas.openxmlformats.org/officeDocument/2006/relationships" r:id="rId23"/>
+                <c:chart xmlns:c="http://schemas.openxmlformats.org/drawingml/2006/chart" xmlns:r="http://schemas.openxmlformats.org/officeDocument/2006/relationships" r:id="rId24"/>
               </a:graphicData>
             </a:graphic>
           </wp:inline>
@@ -25246,6 +25992,62 @@
 </w:document>
 </file>
 
+<file path=word/comments.xml><?xml version="1.0" encoding="utf-8"?>
+<w:comments xmlns:ve="http://schemas.openxmlformats.org/markup-compatibility/2006" xmlns:o="urn:schemas-microsoft-com:office:office" xmlns:r="http://schemas.openxmlformats.org/officeDocument/2006/relationships" xmlns:m="http://schemas.openxmlformats.org/officeDocument/2006/math" xmlns:v="urn:schemas-microsoft-com:vml" xmlns:wp="http://schemas.openxmlformats.org/drawingml/2006/wordprocessingDrawing" xmlns:w10="urn:schemas-microsoft-com:office:word" xmlns:w="http://schemas.openxmlformats.org/wordprocessingml/2006/main" xmlns:wne="http://schemas.microsoft.com/office/word/2006/wordml">
+  <w:comment w:id="0" w:author="heguoming" w:date="2019-05-28T11:01:00Z" w:initials="hegm">
+    <w:p>
+      <w:pPr>
+        <w:pStyle w:val="CommentText"/>
+        <w:rPr>
+          <w:rFonts w:hint="eastAsia"/>
+        </w:rPr>
+      </w:pPr>
+      <w:r>
+        <w:rPr>
+          <w:rStyle w:val="CommentReference"/>
+        </w:rPr>
+        <w:annotationRef/>
+      </w:r>
+      <w:r>
+        <w:rPr>
+          <w:rFonts w:hint="eastAsia"/>
+        </w:rPr>
+        <w:t>获取查询计划时</w:t>
+      </w:r>
+      <w:r>
+        <w:rPr>
+          <w:rFonts w:hint="eastAsia"/>
+        </w:rPr>
+        <w:t xml:space="preserve"> mbContext </w:t>
+      </w:r>
+      <w:r>
+        <w:rPr>
+          <w:rFonts w:hint="eastAsia"/>
+        </w:rPr>
+        <w:t>并未加锁，此处取统计信息疑有问题</w:t>
+      </w:r>
+    </w:p>
+    <w:p>
+      <w:pPr>
+        <w:pStyle w:val="CommentText"/>
+      </w:pPr>
+      <w:r>
+        <w:rPr>
+          <w:rFonts w:hint="eastAsia"/>
+        </w:rPr>
+        <w:t>延后一次处理？</w:t>
+      </w:r>
+      <w:r>
+        <w:rPr>
+          <w:rFonts w:hint="eastAsia"/>
+        </w:rPr>
+        <w:t>生成一份无锁缓存？</w:t>
+      </w:r>
+    </w:p>
+  </w:comment>
+</w:comments>
+</file>
+
 <file path=word/endnotes.xml><?xml version="1.0" encoding="utf-8"?>
 <w:endnotes xmlns:ve="http://schemas.openxmlformats.org/markup-compatibility/2006" xmlns:o="urn:schemas-microsoft-com:office:office" xmlns:r="http://schemas.openxmlformats.org/officeDocument/2006/relationships" xmlns:m="http://schemas.openxmlformats.org/officeDocument/2006/math" xmlns:v="urn:schemas-microsoft-com:vml" xmlns:wp="http://schemas.openxmlformats.org/drawingml/2006/wordprocessingDrawing" xmlns:w10="urn:schemas-microsoft-com:office:word" xmlns:w="http://schemas.openxmlformats.org/wordprocessingml/2006/main" xmlns:wne="http://schemas.microsoft.com/office/word/2006/wordml">
   <w:endnote w:type="separator" w:id="0">
@@ -26673,6 +27475,92 @@
     </w:lvl>
   </w:abstractNum>
   <w:abstractNum w:abstractNumId="16">
+    <w:nsid w:val="26250896"/>
+    <w:multiLevelType w:val="hybridMultilevel"/>
+    <w:tmpl w:val="08D05242"/>
+    <w:lvl w:ilvl="0" w:tplc="0409000F">
+      <w:start w:val="1"/>
+      <w:numFmt w:val="decimal"/>
+      <w:lvlText w:val="%1."/>
+      <w:lvlJc w:val="left"/>
+      <w:pPr>
+        <w:ind w:left="777" w:hanging="420"/>
+      </w:pPr>
+    </w:lvl>
+    <w:lvl w:ilvl="1" w:tplc="0409000F">
+      <w:start w:val="1"/>
+      <w:numFmt w:val="decimal"/>
+      <w:lvlText w:val="%2."/>
+      <w:lvlJc w:val="left"/>
+      <w:pPr>
+        <w:ind w:left="1197" w:hanging="420"/>
+      </w:pPr>
+    </w:lvl>
+    <w:lvl w:ilvl="2" w:tplc="0409000F">
+      <w:start w:val="1"/>
+      <w:numFmt w:val="decimal"/>
+      <w:lvlText w:val="%3."/>
+      <w:lvlJc w:val="left"/>
+      <w:pPr>
+        <w:ind w:left="1617" w:hanging="420"/>
+      </w:pPr>
+    </w:lvl>
+    <w:lvl w:ilvl="3" w:tplc="0409000F">
+      <w:start w:val="1"/>
+      <w:numFmt w:val="decimal"/>
+      <w:lvlText w:val="%4."/>
+      <w:lvlJc w:val="left"/>
+      <w:pPr>
+        <w:ind w:left="2037" w:hanging="420"/>
+      </w:pPr>
+    </w:lvl>
+    <w:lvl w:ilvl="4" w:tplc="04090019" w:tentative="1">
+      <w:start w:val="1"/>
+      <w:numFmt w:val="lowerLetter"/>
+      <w:lvlText w:val="%5)"/>
+      <w:lvlJc w:val="left"/>
+      <w:pPr>
+        <w:ind w:left="2457" w:hanging="420"/>
+      </w:pPr>
+    </w:lvl>
+    <w:lvl w:ilvl="5" w:tplc="0409001B" w:tentative="1">
+      <w:start w:val="1"/>
+      <w:numFmt w:val="lowerRoman"/>
+      <w:lvlText w:val="%6."/>
+      <w:lvlJc w:val="right"/>
+      <w:pPr>
+        <w:ind w:left="2877" w:hanging="420"/>
+      </w:pPr>
+    </w:lvl>
+    <w:lvl w:ilvl="6" w:tplc="0409000F" w:tentative="1">
+      <w:start w:val="1"/>
+      <w:numFmt w:val="decimal"/>
+      <w:lvlText w:val="%7."/>
+      <w:lvlJc w:val="left"/>
+      <w:pPr>
+        <w:ind w:left="3297" w:hanging="420"/>
+      </w:pPr>
+    </w:lvl>
+    <w:lvl w:ilvl="7" w:tplc="04090019" w:tentative="1">
+      <w:start w:val="1"/>
+      <w:numFmt w:val="lowerLetter"/>
+      <w:lvlText w:val="%8)"/>
+      <w:lvlJc w:val="left"/>
+      <w:pPr>
+        <w:ind w:left="3717" w:hanging="420"/>
+      </w:pPr>
+    </w:lvl>
+    <w:lvl w:ilvl="8" w:tplc="0409001B" w:tentative="1">
+      <w:start w:val="1"/>
+      <w:numFmt w:val="lowerRoman"/>
+      <w:lvlText w:val="%9."/>
+      <w:lvlJc w:val="right"/>
+      <w:pPr>
+        <w:ind w:left="4137" w:hanging="420"/>
+      </w:pPr>
+    </w:lvl>
+  </w:abstractNum>
+  <w:abstractNum w:abstractNumId="17">
     <w:nsid w:val="29211EAF"/>
     <w:multiLevelType w:val="hybridMultilevel"/>
     <w:tmpl w:val="47A61A22"/>
@@ -26758,7 +27646,7 @@
       </w:pPr>
     </w:lvl>
   </w:abstractNum>
-  <w:abstractNum w:abstractNumId="17">
+  <w:abstractNum w:abstractNumId="18">
     <w:nsid w:val="29B77B9A"/>
     <w:multiLevelType w:val="hybridMultilevel"/>
     <w:tmpl w:val="235861F4"/>
@@ -26844,7 +27732,7 @@
       </w:pPr>
     </w:lvl>
   </w:abstractNum>
-  <w:abstractNum w:abstractNumId="18">
+  <w:abstractNum w:abstractNumId="19">
     <w:nsid w:val="2F690CA2"/>
     <w:multiLevelType w:val="hybridMultilevel"/>
     <w:tmpl w:val="6DEED186"/>
@@ -26930,7 +27818,7 @@
       </w:pPr>
     </w:lvl>
   </w:abstractNum>
-  <w:abstractNum w:abstractNumId="19">
+  <w:abstractNum w:abstractNumId="20">
     <w:nsid w:val="39F94B21"/>
     <w:multiLevelType w:val="hybridMultilevel"/>
     <w:tmpl w:val="F0EAD942"/>
@@ -27016,7 +27904,7 @@
       </w:pPr>
     </w:lvl>
   </w:abstractNum>
-  <w:abstractNum w:abstractNumId="20">
+  <w:abstractNum w:abstractNumId="21">
     <w:nsid w:val="3FFC5661"/>
     <w:multiLevelType w:val="hybridMultilevel"/>
     <w:tmpl w:val="C52A9966"/>
@@ -27102,7 +27990,7 @@
       </w:pPr>
     </w:lvl>
   </w:abstractNum>
-  <w:abstractNum w:abstractNumId="21">
+  <w:abstractNum w:abstractNumId="22">
     <w:nsid w:val="40303BF3"/>
     <w:multiLevelType w:val="hybridMultilevel"/>
     <w:tmpl w:val="542C8574"/>
@@ -27188,7 +28076,7 @@
       </w:pPr>
     </w:lvl>
   </w:abstractNum>
-  <w:abstractNum w:abstractNumId="22">
+  <w:abstractNum w:abstractNumId="23">
     <w:nsid w:val="430429AC"/>
     <w:multiLevelType w:val="hybridMultilevel"/>
     <w:tmpl w:val="EC647346"/>
@@ -27274,7 +28162,7 @@
       </w:pPr>
     </w:lvl>
   </w:abstractNum>
-  <w:abstractNum w:abstractNumId="23">
+  <w:abstractNum w:abstractNumId="24">
     <w:nsid w:val="470851C2"/>
     <w:multiLevelType w:val="hybridMultilevel"/>
     <w:tmpl w:val="9BD0E888"/>
@@ -27360,7 +28248,7 @@
       </w:pPr>
     </w:lvl>
   </w:abstractNum>
-  <w:abstractNum w:abstractNumId="24">
+  <w:abstractNum w:abstractNumId="25">
     <w:nsid w:val="4820363A"/>
     <w:multiLevelType w:val="hybridMultilevel"/>
     <w:tmpl w:val="6C289F96"/>
@@ -27446,7 +28334,7 @@
       </w:pPr>
     </w:lvl>
   </w:abstractNum>
-  <w:abstractNum w:abstractNumId="25">
+  <w:abstractNum w:abstractNumId="26">
     <w:nsid w:val="4A056139"/>
     <w:multiLevelType w:val="hybridMultilevel"/>
     <w:tmpl w:val="542C8574"/>
@@ -27532,7 +28420,7 @@
       </w:pPr>
     </w:lvl>
   </w:abstractNum>
-  <w:abstractNum w:abstractNumId="26">
+  <w:abstractNum w:abstractNumId="27">
     <w:nsid w:val="4B0670DF"/>
     <w:multiLevelType w:val="hybridMultilevel"/>
     <w:tmpl w:val="FFEA8316"/>
@@ -27618,7 +28506,7 @@
       </w:pPr>
     </w:lvl>
   </w:abstractNum>
-  <w:abstractNum w:abstractNumId="27">
+  <w:abstractNum w:abstractNumId="28">
     <w:nsid w:val="506E6442"/>
     <w:multiLevelType w:val="hybridMultilevel"/>
     <w:tmpl w:val="338C01A6"/>
@@ -27704,7 +28592,7 @@
       </w:pPr>
     </w:lvl>
   </w:abstractNum>
-  <w:abstractNum w:abstractNumId="28">
+  <w:abstractNum w:abstractNumId="29">
     <w:nsid w:val="563D1912"/>
     <w:multiLevelType w:val="hybridMultilevel"/>
     <w:tmpl w:val="62BC5BA2"/>
@@ -27790,7 +28678,7 @@
       </w:pPr>
     </w:lvl>
   </w:abstractNum>
-  <w:abstractNum w:abstractNumId="29">
+  <w:abstractNum w:abstractNumId="30">
     <w:nsid w:val="5765029B"/>
     <w:multiLevelType w:val="hybridMultilevel"/>
     <w:tmpl w:val="31B6A236"/>
@@ -27876,7 +28764,7 @@
       </w:pPr>
     </w:lvl>
   </w:abstractNum>
-  <w:abstractNum w:abstractNumId="30">
+  <w:abstractNum w:abstractNumId="31">
     <w:nsid w:val="589E00D2"/>
     <w:multiLevelType w:val="hybridMultilevel"/>
     <w:tmpl w:val="F1EE0268"/>
@@ -27963,7 +28851,7 @@
       </w:pPr>
     </w:lvl>
   </w:abstractNum>
-  <w:abstractNum w:abstractNumId="31">
+  <w:abstractNum w:abstractNumId="32">
     <w:nsid w:val="5B71554B"/>
     <w:multiLevelType w:val="hybridMultilevel"/>
     <w:tmpl w:val="FC701336"/>
@@ -28049,7 +28937,7 @@
       </w:pPr>
     </w:lvl>
   </w:abstractNum>
-  <w:abstractNum w:abstractNumId="32">
+  <w:abstractNum w:abstractNumId="33">
     <w:nsid w:val="5D1D7060"/>
     <w:multiLevelType w:val="hybridMultilevel"/>
     <w:tmpl w:val="542C8574"/>
@@ -28135,7 +29023,7 @@
       </w:pPr>
     </w:lvl>
   </w:abstractNum>
-  <w:abstractNum w:abstractNumId="33">
+  <w:abstractNum w:abstractNumId="34">
     <w:nsid w:val="6250520F"/>
     <w:multiLevelType w:val="hybridMultilevel"/>
     <w:tmpl w:val="723E4382"/>
@@ -28221,7 +29109,7 @@
       </w:pPr>
     </w:lvl>
   </w:abstractNum>
-  <w:abstractNum w:abstractNumId="34">
+  <w:abstractNum w:abstractNumId="35">
     <w:nsid w:val="653C0A41"/>
     <w:multiLevelType w:val="hybridMultilevel"/>
     <w:tmpl w:val="3484237A"/>
@@ -28307,7 +29195,7 @@
       </w:pPr>
     </w:lvl>
   </w:abstractNum>
-  <w:abstractNum w:abstractNumId="35">
+  <w:abstractNum w:abstractNumId="36">
     <w:nsid w:val="69535C3A"/>
     <w:multiLevelType w:val="hybridMultilevel"/>
     <w:tmpl w:val="542C8574"/>
@@ -28393,7 +29281,93 @@
       </w:pPr>
     </w:lvl>
   </w:abstractNum>
-  <w:abstractNum w:abstractNumId="36">
+  <w:abstractNum w:abstractNumId="37">
+    <w:nsid w:val="6F8D3D30"/>
+    <w:multiLevelType w:val="hybridMultilevel"/>
+    <w:tmpl w:val="08D05242"/>
+    <w:lvl w:ilvl="0" w:tplc="0409000F">
+      <w:start w:val="1"/>
+      <w:numFmt w:val="decimal"/>
+      <w:lvlText w:val="%1."/>
+      <w:lvlJc w:val="left"/>
+      <w:pPr>
+        <w:ind w:left="777" w:hanging="420"/>
+      </w:pPr>
+    </w:lvl>
+    <w:lvl w:ilvl="1" w:tplc="0409000F">
+      <w:start w:val="1"/>
+      <w:numFmt w:val="decimal"/>
+      <w:lvlText w:val="%2."/>
+      <w:lvlJc w:val="left"/>
+      <w:pPr>
+        <w:ind w:left="1197" w:hanging="420"/>
+      </w:pPr>
+    </w:lvl>
+    <w:lvl w:ilvl="2" w:tplc="0409000F">
+      <w:start w:val="1"/>
+      <w:numFmt w:val="decimal"/>
+      <w:lvlText w:val="%3."/>
+      <w:lvlJc w:val="left"/>
+      <w:pPr>
+        <w:ind w:left="1617" w:hanging="420"/>
+      </w:pPr>
+    </w:lvl>
+    <w:lvl w:ilvl="3" w:tplc="0409000F">
+      <w:start w:val="1"/>
+      <w:numFmt w:val="decimal"/>
+      <w:lvlText w:val="%4."/>
+      <w:lvlJc w:val="left"/>
+      <w:pPr>
+        <w:ind w:left="2037" w:hanging="420"/>
+      </w:pPr>
+    </w:lvl>
+    <w:lvl w:ilvl="4" w:tplc="04090019" w:tentative="1">
+      <w:start w:val="1"/>
+      <w:numFmt w:val="lowerLetter"/>
+      <w:lvlText w:val="%5)"/>
+      <w:lvlJc w:val="left"/>
+      <w:pPr>
+        <w:ind w:left="2457" w:hanging="420"/>
+      </w:pPr>
+    </w:lvl>
+    <w:lvl w:ilvl="5" w:tplc="0409001B" w:tentative="1">
+      <w:start w:val="1"/>
+      <w:numFmt w:val="lowerRoman"/>
+      <w:lvlText w:val="%6."/>
+      <w:lvlJc w:val="right"/>
+      <w:pPr>
+        <w:ind w:left="2877" w:hanging="420"/>
+      </w:pPr>
+    </w:lvl>
+    <w:lvl w:ilvl="6" w:tplc="0409000F" w:tentative="1">
+      <w:start w:val="1"/>
+      <w:numFmt w:val="decimal"/>
+      <w:lvlText w:val="%7."/>
+      <w:lvlJc w:val="left"/>
+      <w:pPr>
+        <w:ind w:left="3297" w:hanging="420"/>
+      </w:pPr>
+    </w:lvl>
+    <w:lvl w:ilvl="7" w:tplc="04090019" w:tentative="1">
+      <w:start w:val="1"/>
+      <w:numFmt w:val="lowerLetter"/>
+      <w:lvlText w:val="%8)"/>
+      <w:lvlJc w:val="left"/>
+      <w:pPr>
+        <w:ind w:left="3717" w:hanging="420"/>
+      </w:pPr>
+    </w:lvl>
+    <w:lvl w:ilvl="8" w:tplc="0409001B" w:tentative="1">
+      <w:start w:val="1"/>
+      <w:numFmt w:val="lowerRoman"/>
+      <w:lvlText w:val="%9."/>
+      <w:lvlJc w:val="right"/>
+      <w:pPr>
+        <w:ind w:left="4137" w:hanging="420"/>
+      </w:pPr>
+    </w:lvl>
+  </w:abstractNum>
+  <w:abstractNum w:abstractNumId="38">
     <w:nsid w:val="73596A6D"/>
     <w:multiLevelType w:val="hybridMultilevel"/>
     <w:tmpl w:val="542C8574"/>
@@ -28479,7 +29453,7 @@
       </w:pPr>
     </w:lvl>
   </w:abstractNum>
-  <w:abstractNum w:abstractNumId="37">
+  <w:abstractNum w:abstractNumId="39">
     <w:nsid w:val="75DF4032"/>
     <w:multiLevelType w:val="hybridMultilevel"/>
     <w:tmpl w:val="172A2470"/>
@@ -28565,7 +29539,7 @@
       </w:pPr>
     </w:lvl>
   </w:abstractNum>
-  <w:abstractNum w:abstractNumId="38">
+  <w:abstractNum w:abstractNumId="40">
     <w:nsid w:val="78081197"/>
     <w:multiLevelType w:val="hybridMultilevel"/>
     <w:tmpl w:val="42A08576"/>
@@ -28651,7 +29625,7 @@
       </w:pPr>
     </w:lvl>
   </w:abstractNum>
-  <w:abstractNum w:abstractNumId="39">
+  <w:abstractNum w:abstractNumId="41">
     <w:nsid w:val="79A21979"/>
     <w:multiLevelType w:val="hybridMultilevel"/>
     <w:tmpl w:val="542C8574"/>
@@ -28737,7 +29711,7 @@
       </w:pPr>
     </w:lvl>
   </w:abstractNum>
-  <w:abstractNum w:abstractNumId="40">
+  <w:abstractNum w:abstractNumId="42">
     <w:nsid w:val="7DA03056"/>
     <w:multiLevelType w:val="hybridMultilevel"/>
     <w:tmpl w:val="31B6A236"/>
@@ -28823,7 +29797,7 @@
       </w:pPr>
     </w:lvl>
   </w:abstractNum>
-  <w:abstractNum w:abstractNumId="41">
+  <w:abstractNum w:abstractNumId="43">
     <w:nsid w:val="7E6E1322"/>
     <w:multiLevelType w:val="hybridMultilevel"/>
     <w:tmpl w:val="542C8574"/>
@@ -28909,7 +29883,7 @@
       </w:pPr>
     </w:lvl>
   </w:abstractNum>
-  <w:abstractNum w:abstractNumId="42">
+  <w:abstractNum w:abstractNumId="44">
     <w:nsid w:val="7F872A9E"/>
     <w:multiLevelType w:val="hybridMultilevel"/>
     <w:tmpl w:val="7526D4A8"/>
@@ -28995,7 +29969,7 @@
       </w:pPr>
     </w:lvl>
   </w:abstractNum>
-  <w:abstractNum w:abstractNumId="43">
+  <w:abstractNum w:abstractNumId="45">
     <w:nsid w:val="7F9545AD"/>
     <w:multiLevelType w:val="hybridMultilevel"/>
     <w:tmpl w:val="F30A5848"/>
@@ -29085,16 +30059,16 @@
     <w:abstractNumId w:val="13"/>
   </w:num>
   <w:num w:numId="2">
-    <w:abstractNumId w:val="42"/>
+    <w:abstractNumId w:val="44"/>
   </w:num>
   <w:num w:numId="3">
-    <w:abstractNumId w:val="30"/>
+    <w:abstractNumId w:val="31"/>
   </w:num>
   <w:num w:numId="4">
-    <w:abstractNumId w:val="24"/>
+    <w:abstractNumId w:val="25"/>
   </w:num>
   <w:num w:numId="5">
-    <w:abstractNumId w:val="30"/>
+    <w:abstractNumId w:val="31"/>
     <w:lvlOverride w:ilvl="0">
       <w:startOverride w:val="1"/>
     </w:lvlOverride>
@@ -29106,10 +30080,10 @@
     <w:abstractNumId w:val="11"/>
   </w:num>
   <w:num w:numId="8">
-    <w:abstractNumId w:val="28"/>
+    <w:abstractNumId w:val="29"/>
   </w:num>
   <w:num w:numId="9">
-    <w:abstractNumId w:val="30"/>
+    <w:abstractNumId w:val="31"/>
     <w:lvlOverride w:ilvl="0">
       <w:startOverride w:val="1"/>
     </w:lvlOverride>
@@ -29121,25 +30095,25 @@
     <w:abstractNumId w:val="8"/>
   </w:num>
   <w:num w:numId="12">
-    <w:abstractNumId w:val="43"/>
+    <w:abstractNumId w:val="45"/>
   </w:num>
   <w:num w:numId="13">
-    <w:abstractNumId w:val="33"/>
+    <w:abstractNumId w:val="34"/>
   </w:num>
   <w:num w:numId="14">
-    <w:abstractNumId w:val="20"/>
+    <w:abstractNumId w:val="21"/>
   </w:num>
   <w:num w:numId="15">
-    <w:abstractNumId w:val="34"/>
+    <w:abstractNumId w:val="35"/>
   </w:num>
   <w:num w:numId="16">
     <w:abstractNumId w:val="14"/>
   </w:num>
   <w:num w:numId="17">
-    <w:abstractNumId w:val="22"/>
+    <w:abstractNumId w:val="23"/>
   </w:num>
   <w:num w:numId="18">
-    <w:abstractNumId w:val="23"/>
+    <w:abstractNumId w:val="24"/>
   </w:num>
   <w:num w:numId="19">
     <w:abstractNumId w:val="0"/>
@@ -29154,46 +30128,46 @@
     <w:abstractNumId w:val="12"/>
   </w:num>
   <w:num w:numId="23">
-    <w:abstractNumId w:val="30"/>
+    <w:abstractNumId w:val="31"/>
     <w:lvlOverride w:ilvl="0">
       <w:startOverride w:val="1"/>
     </w:lvlOverride>
   </w:num>
   <w:num w:numId="24">
-    <w:abstractNumId w:val="36"/>
+    <w:abstractNumId w:val="38"/>
   </w:num>
   <w:num w:numId="25">
-    <w:abstractNumId w:val="25"/>
+    <w:abstractNumId w:val="26"/>
   </w:num>
   <w:num w:numId="26">
-    <w:abstractNumId w:val="32"/>
+    <w:abstractNumId w:val="33"/>
   </w:num>
   <w:num w:numId="27">
-    <w:abstractNumId w:val="21"/>
+    <w:abstractNumId w:val="22"/>
   </w:num>
   <w:num w:numId="28">
-    <w:abstractNumId w:val="39"/>
+    <w:abstractNumId w:val="41"/>
   </w:num>
   <w:num w:numId="29">
-    <w:abstractNumId w:val="27"/>
+    <w:abstractNumId w:val="28"/>
   </w:num>
   <w:num w:numId="30">
-    <w:abstractNumId w:val="40"/>
+    <w:abstractNumId w:val="42"/>
   </w:num>
   <w:num w:numId="31">
     <w:abstractNumId w:val="7"/>
   </w:num>
   <w:num w:numId="32">
-    <w:abstractNumId w:val="29"/>
+    <w:abstractNumId w:val="30"/>
   </w:num>
   <w:num w:numId="33">
-    <w:abstractNumId w:val="18"/>
+    <w:abstractNumId w:val="19"/>
   </w:num>
   <w:num w:numId="34">
     <w:abstractNumId w:val="10"/>
   </w:num>
   <w:num w:numId="35">
-    <w:abstractNumId w:val="31"/>
+    <w:abstractNumId w:val="32"/>
   </w:num>
   <w:num w:numId="36">
     <w:abstractNumId w:val="1"/>
@@ -29202,34 +30176,40 @@
     <w:abstractNumId w:val="4"/>
   </w:num>
   <w:num w:numId="38">
-    <w:abstractNumId w:val="38"/>
+    <w:abstractNumId w:val="40"/>
   </w:num>
   <w:num w:numId="39">
     <w:abstractNumId w:val="9"/>
   </w:num>
   <w:num w:numId="40">
-    <w:abstractNumId w:val="35"/>
+    <w:abstractNumId w:val="36"/>
   </w:num>
   <w:num w:numId="41">
-    <w:abstractNumId w:val="16"/>
+    <w:abstractNumId w:val="17"/>
   </w:num>
   <w:num w:numId="42">
     <w:abstractNumId w:val="6"/>
   </w:num>
   <w:num w:numId="43">
-    <w:abstractNumId w:val="17"/>
+    <w:abstractNumId w:val="18"/>
   </w:num>
   <w:num w:numId="44">
-    <w:abstractNumId w:val="41"/>
+    <w:abstractNumId w:val="43"/>
   </w:num>
   <w:num w:numId="45">
-    <w:abstractNumId w:val="19"/>
+    <w:abstractNumId w:val="20"/>
   </w:num>
   <w:num w:numId="46">
-    <w:abstractNumId w:val="37"/>
+    <w:abstractNumId w:val="39"/>
   </w:num>
   <w:num w:numId="47">
-    <w:abstractNumId w:val="26"/>
+    <w:abstractNumId w:val="27"/>
+  </w:num>
+  <w:num w:numId="48">
+    <w:abstractNumId w:val="16"/>
+  </w:num>
+  <w:num w:numId="49">
+    <w:abstractNumId w:val="37"/>
   </w:num>
   <w:numIdMacAtCleanup w:val="41"/>
 </w:numbering>
@@ -30420,25 +31400,25 @@
             </c:numRef>
           </c:val>
         </c:ser>
-        <c:axId val="72091136"/>
-        <c:axId val="72092672"/>
+        <c:axId val="292845440"/>
+        <c:axId val="292846976"/>
       </c:barChart>
       <c:catAx>
-        <c:axId val="72091136"/>
+        <c:axId val="292845440"/>
         <c:scaling>
           <c:orientation val="minMax"/>
         </c:scaling>
         <c:axPos val="b"/>
         <c:numFmt formatCode="General" sourceLinked="1"/>
         <c:tickLblPos val="nextTo"/>
-        <c:crossAx val="72092672"/>
+        <c:crossAx val="292846976"/>
         <c:crosses val="autoZero"/>
         <c:auto val="1"/>
         <c:lblAlgn val="ctr"/>
         <c:lblOffset val="100"/>
       </c:catAx>
       <c:valAx>
-        <c:axId val="72092672"/>
+        <c:axId val="292846976"/>
         <c:scaling>
           <c:orientation val="minMax"/>
         </c:scaling>
@@ -30446,7 +31426,7 @@
         <c:majorGridlines/>
         <c:numFmt formatCode="General" sourceLinked="1"/>
         <c:tickLblPos val="nextTo"/>
-        <c:crossAx val="72091136"/>
+        <c:crossAx val="292845440"/>
         <c:crosses val="autoZero"/>
         <c:crossBetween val="between"/>
       </c:valAx>
@@ -30760,25 +31740,25 @@
             </c:numRef>
           </c:val>
         </c:ser>
-        <c:axId val="50955776"/>
-        <c:axId val="50957312"/>
+        <c:axId val="108214144"/>
+        <c:axId val="108215680"/>
       </c:barChart>
       <c:catAx>
-        <c:axId val="50955776"/>
+        <c:axId val="108214144"/>
         <c:scaling>
           <c:orientation val="minMax"/>
         </c:scaling>
         <c:axPos val="b"/>
         <c:numFmt formatCode="General" sourceLinked="1"/>
         <c:tickLblPos val="nextTo"/>
-        <c:crossAx val="50957312"/>
+        <c:crossAx val="108215680"/>
         <c:crosses val="autoZero"/>
         <c:auto val="1"/>
         <c:lblAlgn val="ctr"/>
         <c:lblOffset val="100"/>
       </c:catAx>
       <c:valAx>
-        <c:axId val="50957312"/>
+        <c:axId val="108215680"/>
         <c:scaling>
           <c:orientation val="minMax"/>
         </c:scaling>
@@ -30786,7 +31766,7 @@
         <c:majorGridlines/>
         <c:numFmt formatCode="General" sourceLinked="1"/>
         <c:tickLblPos val="nextTo"/>
-        <c:crossAx val="50955776"/>
+        <c:crossAx val="108214144"/>
         <c:crosses val="autoZero"/>
         <c:crossBetween val="between"/>
       </c:valAx>
@@ -31101,25 +32081,25 @@
             </c:numRef>
           </c:val>
         </c:ser>
-        <c:axId val="81356288"/>
-        <c:axId val="81357824"/>
+        <c:axId val="292992896"/>
+        <c:axId val="292994432"/>
       </c:barChart>
       <c:catAx>
-        <c:axId val="81356288"/>
+        <c:axId val="292992896"/>
         <c:scaling>
           <c:orientation val="minMax"/>
         </c:scaling>
         <c:axPos val="b"/>
         <c:numFmt formatCode="General" sourceLinked="1"/>
         <c:tickLblPos val="nextTo"/>
-        <c:crossAx val="81357824"/>
+        <c:crossAx val="292994432"/>
         <c:crosses val="autoZero"/>
         <c:auto val="1"/>
         <c:lblAlgn val="ctr"/>
         <c:lblOffset val="100"/>
       </c:catAx>
       <c:valAx>
-        <c:axId val="81357824"/>
+        <c:axId val="292994432"/>
         <c:scaling>
           <c:orientation val="minMax"/>
         </c:scaling>
@@ -31127,7 +32107,7 @@
         <c:majorGridlines/>
         <c:numFmt formatCode="General" sourceLinked="1"/>
         <c:tickLblPos val="nextTo"/>
-        <c:crossAx val="81356288"/>
+        <c:crossAx val="292992896"/>
         <c:crosses val="autoZero"/>
         <c:crossBetween val="between"/>
       </c:valAx>
@@ -31406,24 +32386,24 @@
             </c:numRef>
           </c:val>
         </c:ser>
-        <c:axId val="78214656"/>
-        <c:axId val="78216192"/>
+        <c:axId val="292939648"/>
+        <c:axId val="292941184"/>
       </c:barChart>
       <c:catAx>
-        <c:axId val="78214656"/>
+        <c:axId val="292939648"/>
         <c:scaling>
           <c:orientation val="minMax"/>
         </c:scaling>
         <c:axPos val="b"/>
         <c:tickLblPos val="nextTo"/>
-        <c:crossAx val="78216192"/>
+        <c:crossAx val="292941184"/>
         <c:crosses val="autoZero"/>
         <c:auto val="1"/>
         <c:lblAlgn val="ctr"/>
         <c:lblOffset val="100"/>
       </c:catAx>
       <c:valAx>
-        <c:axId val="78216192"/>
+        <c:axId val="292941184"/>
         <c:scaling>
           <c:orientation val="minMax"/>
         </c:scaling>
@@ -31431,7 +32411,7 @@
         <c:majorGridlines/>
         <c:numFmt formatCode="General" sourceLinked="1"/>
         <c:tickLblPos val="nextTo"/>
-        <c:crossAx val="78214656"/>
+        <c:crossAx val="292939648"/>
         <c:crosses val="autoZero"/>
         <c:crossBetween val="between"/>
       </c:valAx>
@@ -31596,7 +32576,7 @@
                   <c:v>19257</c:v>
                 </c:pt>
                 <c:pt idx="1">
-                  <c:v>16757.599999999922</c:v>
+                  <c:v>16757.599999999915</c:v>
                 </c:pt>
                 <c:pt idx="2">
                   <c:v>13230</c:v>
@@ -31705,24 +32685,24 @@
             </c:numRef>
           </c:val>
         </c:ser>
-        <c:axId val="81376768"/>
-        <c:axId val="81378304"/>
+        <c:axId val="109315968"/>
+        <c:axId val="109317504"/>
       </c:barChart>
       <c:catAx>
-        <c:axId val="81376768"/>
+        <c:axId val="109315968"/>
         <c:scaling>
           <c:orientation val="minMax"/>
         </c:scaling>
         <c:axPos val="b"/>
         <c:tickLblPos val="nextTo"/>
-        <c:crossAx val="81378304"/>
+        <c:crossAx val="109317504"/>
         <c:crosses val="autoZero"/>
         <c:auto val="1"/>
         <c:lblAlgn val="ctr"/>
         <c:lblOffset val="100"/>
       </c:catAx>
       <c:valAx>
-        <c:axId val="81378304"/>
+        <c:axId val="109317504"/>
         <c:scaling>
           <c:orientation val="minMax"/>
         </c:scaling>
@@ -31730,7 +32710,7 @@
         <c:majorGridlines/>
         <c:numFmt formatCode="General" sourceLinked="1"/>
         <c:tickLblPos val="nextTo"/>
-        <c:crossAx val="81376768"/>
+        <c:crossAx val="109315968"/>
         <c:crosses val="autoZero"/>
         <c:crossBetween val="between"/>
       </c:valAx>

--- a/internal_doc/03.开发设计/性能/Story_查询计划缓存优化.docx
+++ b/internal_doc/03.开发设计/性能/Story_查询计划缓存优化.docx
@@ -4567,9 +4567,6 @@
     <w:p>
       <w:pPr>
         <w:pStyle w:val="Heading4"/>
-        <w:rPr>
-          <w:rFonts w:hint="eastAsia"/>
-        </w:rPr>
       </w:pPr>
       <w:r>
         <w:rPr>
@@ -5250,9 +5247,6 @@
     <w:p>
       <w:pPr>
         <w:pStyle w:val="Heading5"/>
-        <w:rPr>
-          <w:rFonts w:hint="eastAsia"/>
-        </w:rPr>
       </w:pPr>
       <w:r>
         <w:rPr>
@@ -5268,11 +5262,6 @@
       </w:r>
     </w:p>
     <w:p>
-      <w:pPr>
-        <w:rPr>
-          <w:rFonts w:hint="eastAsia"/>
-        </w:rPr>
-      </w:pPr>
       <w:r>
         <w:rPr>
           <w:rFonts w:hint="eastAsia"/>
@@ -5322,13 +5311,7 @@
         <w:t>：</w:t>
       </w:r>
     </w:p>
-    <w:p>
-      <w:pPr>
-        <w:rPr>
-          <w:rFonts w:hint="eastAsia"/>
-        </w:rPr>
-      </w:pPr>
-    </w:p>
+    <w:p/>
     <w:p>
       <w:pPr>
         <w:pStyle w:val="ListParagraph"/>
@@ -5337,9 +5320,6 @@
           <w:numId w:val="48"/>
         </w:numPr>
         <w:ind w:firstLineChars="0"/>
-        <w:rPr>
-          <w:rFonts w:hint="eastAsia"/>
-        </w:rPr>
       </w:pPr>
       <w:r>
         <w:rPr>
@@ -5424,9 +5404,6 @@
           <w:numId w:val="48"/>
         </w:numPr>
         <w:ind w:firstLineChars="0"/>
-        <w:rPr>
-          <w:rFonts w:hint="eastAsia"/>
-        </w:rPr>
       </w:pPr>
       <w:r>
         <w:rPr>
@@ -5467,9 +5444,6 @@
           <w:numId w:val="48"/>
         </w:numPr>
         <w:ind w:firstLineChars="0"/>
-        <w:rPr>
-          <w:rFonts w:hint="eastAsia"/>
-        </w:rPr>
       </w:pPr>
       <w:r>
         <w:rPr>
@@ -5541,9 +5515,6 @@
           <w:numId w:val="48"/>
         </w:numPr>
         <w:ind w:firstLineChars="0"/>
-        <w:rPr>
-          <w:rFonts w:hint="eastAsia"/>
-        </w:rPr>
       </w:pPr>
       <w:r>
         <w:rPr>
@@ -5620,9 +5591,6 @@
           <w:numId w:val="48"/>
         </w:numPr>
         <w:ind w:firstLineChars="0"/>
-        <w:rPr>
-          <w:rFonts w:hint="eastAsia"/>
-        </w:rPr>
       </w:pPr>
       <w:r>
         <w:rPr>
@@ -5646,13 +5614,7 @@
         <w:rPr>
           <w:rFonts w:hint="eastAsia"/>
         </w:rPr>
-        <w:t>缓存的</w:t>
-      </w:r>
-      <w:r>
-        <w:rPr>
-          <w:rFonts w:hint="eastAsia"/>
-        </w:rPr>
-        <w:t>查询计划（或者统计信息）记录的</w:t>
+        <w:t>缓存的查询计划（或者统计信息）记录的</w:t>
       </w:r>
       <w:r>
         <w:rPr>
@@ -5707,9 +5669,6 @@
           <w:numId w:val="48"/>
         </w:numPr>
         <w:ind w:firstLineChars="0"/>
-        <w:rPr>
-          <w:rFonts w:hint="eastAsia"/>
-        </w:rPr>
       </w:pPr>
       <w:r>
         <w:rPr>
@@ -5733,19 +5692,7 @@
         <w:rPr>
           <w:rFonts w:hint="eastAsia"/>
         </w:rPr>
-        <w:t>缓存的</w:t>
-      </w:r>
-      <w:r>
-        <w:rPr>
-          <w:rFonts w:hint="eastAsia"/>
-        </w:rPr>
-        <w:t>查询计划（或者统计信息）记录的</w:t>
-      </w:r>
-      <w:r>
-        <w:rPr>
-          <w:rFonts w:hint="eastAsia"/>
-        </w:rPr>
-        <w:t>数据页数</w:t>
+        <w:t>缓存的查询计划（或者统计信息）记录的数据页数</w:t>
       </w:r>
       <w:r>
         <w:rPr>
@@ -5782,9 +5729,6 @@
           <w:numId w:val="48"/>
         </w:numPr>
         <w:ind w:firstLineChars="0"/>
-        <w:rPr>
-          <w:rFonts w:hint="eastAsia"/>
-        </w:rPr>
       </w:pPr>
       <w:r>
         <w:rPr>
@@ -5808,19 +5752,7 @@
         <w:rPr>
           <w:rFonts w:hint="eastAsia"/>
         </w:rPr>
-        <w:t>缓存的</w:t>
-      </w:r>
-      <w:r>
-        <w:rPr>
-          <w:rFonts w:hint="eastAsia"/>
-        </w:rPr>
-        <w:t>查询计划（或者统计信息）记录的</w:t>
-      </w:r>
-      <w:r>
-        <w:rPr>
-          <w:rFonts w:hint="eastAsia"/>
-        </w:rPr>
-        <w:t>数据页数</w:t>
+        <w:t>缓存的查询计划（或者统计信息）记录的数据页数</w:t>
       </w:r>
       <w:r>
         <w:rPr>
@@ -5872,19 +5804,7 @@
         <w:rPr>
           <w:rFonts w:hint="eastAsia"/>
         </w:rPr>
-        <w:t>缓存的</w:t>
-      </w:r>
-      <w:r>
-        <w:rPr>
-          <w:rFonts w:hint="eastAsia"/>
-        </w:rPr>
-        <w:t>查询计划（或者统计信息）记录的</w:t>
-      </w:r>
-      <w:r>
-        <w:rPr>
-          <w:rFonts w:hint="eastAsia"/>
-        </w:rPr>
-        <w:t>数据页数</w:t>
+        <w:t>缓存的查询计划（或者统计信息）记录的数据页数</w:t>
       </w:r>
       <w:r>
         <w:rPr>
@@ -5899,19 +5819,8 @@
         <w:t xml:space="preserve"> 1/2</w:t>
       </w:r>
     </w:p>
-    <w:p>
-      <w:pPr>
-        <w:rPr>
-          <w:rFonts w:hint="eastAsia"/>
-        </w:rPr>
-      </w:pPr>
-    </w:p>
-    <w:p>
-      <w:pPr>
-        <w:rPr>
-          <w:rFonts w:hint="eastAsia"/>
-        </w:rPr>
-      </w:pPr>
+    <w:p/>
+    <w:p>
       <w:r>
         <w:rPr>
           <w:rFonts w:hint="eastAsia"/>
@@ -5925,13 +5834,7 @@
         <w:t xml:space="preserve"> </w:t>
       </w:r>
     </w:p>
-    <w:p>
-      <w:pPr>
-        <w:rPr>
-          <w:rFonts w:hint="eastAsia"/>
-        </w:rPr>
-      </w:pPr>
-    </w:p>
+    <w:p/>
     <w:p>
       <w:pPr>
         <w:pStyle w:val="ListParagraph"/>
@@ -5940,9 +5843,6 @@
           <w:numId w:val="49"/>
         </w:numPr>
         <w:ind w:firstLineChars="0"/>
-        <w:rPr>
-          <w:rFonts w:hint="eastAsia"/>
-        </w:rPr>
       </w:pPr>
       <w:r>
         <w:rPr>
@@ -5959,23 +5859,12 @@
           <w:numId w:val="49"/>
         </w:numPr>
         <w:ind w:firstLineChars="0"/>
-        <w:rPr>
-          <w:rFonts w:hint="eastAsia"/>
-        </w:rPr>
-      </w:pPr>
-      <w:commentRangeStart w:id="0"/>
+      </w:pPr>
       <w:r>
         <w:rPr>
           <w:rFonts w:hint="eastAsia"/>
         </w:rPr>
         <w:t>当获取一个缓存的查询计划时，判定是否过时；过时则丢弃此查询计划，重新生成查询计划</w:t>
-      </w:r>
-      <w:commentRangeEnd w:id="0"/>
-      <w:r>
-        <w:rPr>
-          <w:rStyle w:val="CommentReference"/>
-        </w:rPr>
-        <w:commentReference w:id="0"/>
       </w:r>
     </w:p>
     <w:p/>
@@ -7885,7 +7774,7 @@
                     </pic:cNvPicPr>
                   </pic:nvPicPr>
                   <pic:blipFill>
-                    <a:blip r:embed="rId12"/>
+                    <a:blip r:embed="rId11"/>
                     <a:srcRect/>
                     <a:stretch>
                       <a:fillRect/>
@@ -11162,7 +11051,7 @@
                     </pic:cNvPicPr>
                   </pic:nvPicPr>
                   <pic:blipFill>
-                    <a:blip r:embed="rId13"/>
+                    <a:blip r:embed="rId12"/>
                     <a:srcRect/>
                     <a:stretch>
                       <a:fillRect/>
@@ -12014,7 +11903,7 @@
                     </pic:cNvPicPr>
                   </pic:nvPicPr>
                   <pic:blipFill>
-                    <a:blip r:embed="rId14"/>
+                    <a:blip r:embed="rId13"/>
                     <a:srcRect/>
                     <a:stretch>
                       <a:fillRect/>
@@ -12262,6 +12151,219 @@
                 <pic:pic xmlns:pic="http://schemas.openxmlformats.org/drawingml/2006/picture">
                   <pic:nvPicPr>
                     <pic:cNvPr id="0" name="Picture 12"/>
+                    <pic:cNvPicPr>
+                      <a:picLocks noChangeAspect="1" noChangeArrowheads="1"/>
+                    </pic:cNvPicPr>
+                  </pic:nvPicPr>
+                  <pic:blipFill>
+                    <a:blip r:embed="rId14"/>
+                    <a:srcRect/>
+                    <a:stretch>
+                      <a:fillRect/>
+                    </a:stretch>
+                  </pic:blipFill>
+                  <pic:spPr bwMode="auto">
+                    <a:xfrm>
+                      <a:off x="0" y="0"/>
+                      <a:ext cx="5274310" cy="2971345"/>
+                    </a:xfrm>
+                    <a:prstGeom prst="rect">
+                      <a:avLst/>
+                    </a:prstGeom>
+                    <a:noFill/>
+                    <a:ln w="9525">
+                      <a:noFill/>
+                      <a:miter lim="800000"/>
+                      <a:headEnd/>
+                      <a:tailEnd/>
+                    </a:ln>
+                  </pic:spPr>
+                </pic:pic>
+              </a:graphicData>
+            </a:graphic>
+          </wp:inline>
+        </w:drawing>
+      </w:r>
+    </w:p>
+    <w:p/>
+    <w:p>
+      <w:pPr>
+        <w:pStyle w:val="Heading4"/>
+      </w:pPr>
+      <w:r>
+        <w:rPr>
+          <w:rFonts w:hint="eastAsia"/>
+        </w:rPr>
+        <w:t>OPT_PLAN_PARAMETERIZED</w:t>
+      </w:r>
+    </w:p>
+    <w:p>
+      <w:pPr>
+        <w:pStyle w:val="ListParagraph"/>
+        <w:numPr>
+          <w:ilvl w:val="0"/>
+          <w:numId w:val="36"/>
+        </w:numPr>
+        <w:ind w:firstLineChars="0"/>
+      </w:pPr>
+      <w:r>
+        <w:rPr>
+          <w:rFonts w:hint="eastAsia"/>
+        </w:rPr>
+        <w:t>mthMatchTree</w:t>
+      </w:r>
+      <w:r>
+        <w:rPr>
+          <w:rFonts w:hint="eastAsia"/>
+        </w:rPr>
+        <w:t>可以确定，因此挂在</w:t>
+      </w:r>
+      <w:r>
+        <w:rPr>
+          <w:rFonts w:hint="eastAsia"/>
+        </w:rPr>
+        <w:t>optParamAccessPlan</w:t>
+      </w:r>
+      <w:r>
+        <w:rPr>
+          <w:rFonts w:hint="eastAsia"/>
+        </w:rPr>
+        <w:t>中，并存储在缓存中</w:t>
+      </w:r>
+    </w:p>
+    <w:p>
+      <w:pPr>
+        <w:pStyle w:val="ListParagraph"/>
+        <w:numPr>
+          <w:ilvl w:val="1"/>
+          <w:numId w:val="36"/>
+        </w:numPr>
+        <w:ind w:firstLineChars="0"/>
+      </w:pPr>
+      <w:r>
+        <w:rPr>
+          <w:rFonts w:hint="eastAsia"/>
+        </w:rPr>
+        <w:t>mthMatchTreeRuntime</w:t>
+      </w:r>
+      <w:r>
+        <w:rPr>
+          <w:rFonts w:hint="eastAsia"/>
+        </w:rPr>
+        <w:t>中通过指针引用</w:t>
+      </w:r>
+    </w:p>
+    <w:p>
+      <w:pPr>
+        <w:pStyle w:val="ListParagraph"/>
+        <w:numPr>
+          <w:ilvl w:val="0"/>
+          <w:numId w:val="36"/>
+        </w:numPr>
+        <w:ind w:firstLineChars="0"/>
+      </w:pPr>
+      <w:r>
+        <w:rPr>
+          <w:rFonts w:hint="eastAsia"/>
+        </w:rPr>
+        <w:t>因为参数化，所以</w:t>
+      </w:r>
+      <w:r>
+        <w:rPr>
+          <w:rFonts w:hint="eastAsia"/>
+        </w:rPr>
+        <w:t>predicates</w:t>
+      </w:r>
+      <w:r>
+        <w:rPr>
+          <w:rFonts w:hint="eastAsia"/>
+        </w:rPr>
+        <w:t>不可以确定，所以挂在</w:t>
+      </w:r>
+      <w:r>
+        <w:rPr>
+          <w:rFonts w:hint="eastAsia"/>
+        </w:rPr>
+        <w:t>optAccessPlanRuntime</w:t>
+      </w:r>
+      <w:r>
+        <w:rPr>
+          <w:rFonts w:hint="eastAsia"/>
+        </w:rPr>
+        <w:t>的</w:t>
+      </w:r>
+      <w:r>
+        <w:rPr>
+          <w:rFonts w:hint="eastAsia"/>
+        </w:rPr>
+        <w:t>mthMatchTreeRuntime</w:t>
+      </w:r>
+      <w:r>
+        <w:rPr>
+          <w:rFonts w:hint="eastAsia"/>
+        </w:rPr>
+        <w:t>中，不存储在缓存中，由实际运行时生成</w:t>
+      </w:r>
+    </w:p>
+    <w:p>
+      <w:pPr>
+        <w:pStyle w:val="ListParagraph"/>
+        <w:numPr>
+          <w:ilvl w:val="0"/>
+          <w:numId w:val="36"/>
+        </w:numPr>
+        <w:ind w:firstLineChars="0"/>
+      </w:pPr>
+      <w:r>
+        <w:rPr>
+          <w:rFonts w:hint="eastAsia"/>
+        </w:rPr>
+        <w:t>索引使用信息也可以确定，因此</w:t>
+      </w:r>
+      <w:r>
+        <w:rPr>
+          <w:rFonts w:hint="eastAsia"/>
+        </w:rPr>
+        <w:t>optScanPath</w:t>
+      </w:r>
+      <w:r>
+        <w:rPr>
+          <w:rFonts w:hint="eastAsia"/>
+        </w:rPr>
+        <w:t>也存储在</w:t>
+      </w:r>
+      <w:r>
+        <w:rPr>
+          <w:rFonts w:hint="eastAsia"/>
+        </w:rPr>
+        <w:t>optParamAccessPlan</w:t>
+      </w:r>
+      <w:r>
+        <w:rPr>
+          <w:rFonts w:hint="eastAsia"/>
+        </w:rPr>
+        <w:t>中</w:t>
+      </w:r>
+    </w:p>
+    <w:p>
+      <w:r>
+        <w:rPr>
+          <w:rFonts w:hint="eastAsia"/>
+          <w:noProof/>
+        </w:rPr>
+        <w:drawing>
+          <wp:inline distT="0" distB="0" distL="0" distR="0">
+            <wp:extent cx="5274310" cy="2971345"/>
+            <wp:effectExtent l="19050" t="0" r="2540" b="0"/>
+            <wp:docPr id="29" name="Picture 13"/>
+            <wp:cNvGraphicFramePr>
+              <a:graphicFrameLocks xmlns:a="http://schemas.openxmlformats.org/drawingml/2006/main" noChangeAspect="1"/>
+            </wp:cNvGraphicFramePr>
+            <a:graphic xmlns:a="http://schemas.openxmlformats.org/drawingml/2006/main">
+              <a:graphicData uri="http://schemas.openxmlformats.org/drawingml/2006/picture">
+                <pic:pic xmlns:pic="http://schemas.openxmlformats.org/drawingml/2006/picture">
+                  <pic:nvPicPr>
+                    <pic:cNvPr id="0" name="Picture 13"/>
                     <pic:cNvPicPr>
                       <a:picLocks noChangeAspect="1" noChangeArrowheads="1"/>
                     </pic:cNvPicPr>
@@ -12296,219 +12398,6 @@
         </w:drawing>
       </w:r>
     </w:p>
-    <w:p/>
-    <w:p>
-      <w:pPr>
-        <w:pStyle w:val="Heading4"/>
-      </w:pPr>
-      <w:r>
-        <w:rPr>
-          <w:rFonts w:hint="eastAsia"/>
-        </w:rPr>
-        <w:t>OPT_PLAN_PARAMETERIZED</w:t>
-      </w:r>
-    </w:p>
-    <w:p>
-      <w:pPr>
-        <w:pStyle w:val="ListParagraph"/>
-        <w:numPr>
-          <w:ilvl w:val="0"/>
-          <w:numId w:val="36"/>
-        </w:numPr>
-        <w:ind w:firstLineChars="0"/>
-      </w:pPr>
-      <w:r>
-        <w:rPr>
-          <w:rFonts w:hint="eastAsia"/>
-        </w:rPr>
-        <w:t>mthMatchTree</w:t>
-      </w:r>
-      <w:r>
-        <w:rPr>
-          <w:rFonts w:hint="eastAsia"/>
-        </w:rPr>
-        <w:t>可以确定，因此挂在</w:t>
-      </w:r>
-      <w:r>
-        <w:rPr>
-          <w:rFonts w:hint="eastAsia"/>
-        </w:rPr>
-        <w:t>optParamAccessPlan</w:t>
-      </w:r>
-      <w:r>
-        <w:rPr>
-          <w:rFonts w:hint="eastAsia"/>
-        </w:rPr>
-        <w:t>中，并存储在缓存中</w:t>
-      </w:r>
-    </w:p>
-    <w:p>
-      <w:pPr>
-        <w:pStyle w:val="ListParagraph"/>
-        <w:numPr>
-          <w:ilvl w:val="1"/>
-          <w:numId w:val="36"/>
-        </w:numPr>
-        <w:ind w:firstLineChars="0"/>
-      </w:pPr>
-      <w:r>
-        <w:rPr>
-          <w:rFonts w:hint="eastAsia"/>
-        </w:rPr>
-        <w:t>mthMatchTreeRuntime</w:t>
-      </w:r>
-      <w:r>
-        <w:rPr>
-          <w:rFonts w:hint="eastAsia"/>
-        </w:rPr>
-        <w:t>中通过指针引用</w:t>
-      </w:r>
-    </w:p>
-    <w:p>
-      <w:pPr>
-        <w:pStyle w:val="ListParagraph"/>
-        <w:numPr>
-          <w:ilvl w:val="0"/>
-          <w:numId w:val="36"/>
-        </w:numPr>
-        <w:ind w:firstLineChars="0"/>
-      </w:pPr>
-      <w:r>
-        <w:rPr>
-          <w:rFonts w:hint="eastAsia"/>
-        </w:rPr>
-        <w:t>因为参数化，所以</w:t>
-      </w:r>
-      <w:r>
-        <w:rPr>
-          <w:rFonts w:hint="eastAsia"/>
-        </w:rPr>
-        <w:t>predicates</w:t>
-      </w:r>
-      <w:r>
-        <w:rPr>
-          <w:rFonts w:hint="eastAsia"/>
-        </w:rPr>
-        <w:t>不可以确定，所以挂在</w:t>
-      </w:r>
-      <w:r>
-        <w:rPr>
-          <w:rFonts w:hint="eastAsia"/>
-        </w:rPr>
-        <w:t>optAccessPlanRuntime</w:t>
-      </w:r>
-      <w:r>
-        <w:rPr>
-          <w:rFonts w:hint="eastAsia"/>
-        </w:rPr>
-        <w:t>的</w:t>
-      </w:r>
-      <w:r>
-        <w:rPr>
-          <w:rFonts w:hint="eastAsia"/>
-        </w:rPr>
-        <w:t>mthMatchTreeRuntime</w:t>
-      </w:r>
-      <w:r>
-        <w:rPr>
-          <w:rFonts w:hint="eastAsia"/>
-        </w:rPr>
-        <w:t>中，不存储在缓存中，由实际运行时生成</w:t>
-      </w:r>
-    </w:p>
-    <w:p>
-      <w:pPr>
-        <w:pStyle w:val="ListParagraph"/>
-        <w:numPr>
-          <w:ilvl w:val="0"/>
-          <w:numId w:val="36"/>
-        </w:numPr>
-        <w:ind w:firstLineChars="0"/>
-      </w:pPr>
-      <w:r>
-        <w:rPr>
-          <w:rFonts w:hint="eastAsia"/>
-        </w:rPr>
-        <w:t>索引使用信息也可以确定，因此</w:t>
-      </w:r>
-      <w:r>
-        <w:rPr>
-          <w:rFonts w:hint="eastAsia"/>
-        </w:rPr>
-        <w:t>optScanPath</w:t>
-      </w:r>
-      <w:r>
-        <w:rPr>
-          <w:rFonts w:hint="eastAsia"/>
-        </w:rPr>
-        <w:t>也存储在</w:t>
-      </w:r>
-      <w:r>
-        <w:rPr>
-          <w:rFonts w:hint="eastAsia"/>
-        </w:rPr>
-        <w:t>optParamAccessPlan</w:t>
-      </w:r>
-      <w:r>
-        <w:rPr>
-          <w:rFonts w:hint="eastAsia"/>
-        </w:rPr>
-        <w:t>中</w:t>
-      </w:r>
-    </w:p>
-    <w:p>
-      <w:r>
-        <w:rPr>
-          <w:rFonts w:hint="eastAsia"/>
-          <w:noProof/>
-        </w:rPr>
-        <w:drawing>
-          <wp:inline distT="0" distB="0" distL="0" distR="0">
-            <wp:extent cx="5274310" cy="2971345"/>
-            <wp:effectExtent l="19050" t="0" r="2540" b="0"/>
-            <wp:docPr id="29" name="Picture 13"/>
-            <wp:cNvGraphicFramePr>
-              <a:graphicFrameLocks xmlns:a="http://schemas.openxmlformats.org/drawingml/2006/main" noChangeAspect="1"/>
-            </wp:cNvGraphicFramePr>
-            <a:graphic xmlns:a="http://schemas.openxmlformats.org/drawingml/2006/main">
-              <a:graphicData uri="http://schemas.openxmlformats.org/drawingml/2006/picture">
-                <pic:pic xmlns:pic="http://schemas.openxmlformats.org/drawingml/2006/picture">
-                  <pic:nvPicPr>
-                    <pic:cNvPr id="0" name="Picture 13"/>
-                    <pic:cNvPicPr>
-                      <a:picLocks noChangeAspect="1" noChangeArrowheads="1"/>
-                    </pic:cNvPicPr>
-                  </pic:nvPicPr>
-                  <pic:blipFill>
-                    <a:blip r:embed="rId16"/>
-                    <a:srcRect/>
-                    <a:stretch>
-                      <a:fillRect/>
-                    </a:stretch>
-                  </pic:blipFill>
-                  <pic:spPr bwMode="auto">
-                    <a:xfrm>
-                      <a:off x="0" y="0"/>
-                      <a:ext cx="5274310" cy="2971345"/>
-                    </a:xfrm>
-                    <a:prstGeom prst="rect">
-                      <a:avLst/>
-                    </a:prstGeom>
-                    <a:noFill/>
-                    <a:ln w="9525">
-                      <a:noFill/>
-                      <a:miter lim="800000"/>
-                      <a:headEnd/>
-                      <a:tailEnd/>
-                    </a:ln>
-                  </pic:spPr>
-                </pic:pic>
-              </a:graphicData>
-            </a:graphic>
-          </wp:inline>
-        </w:drawing>
-      </w:r>
-    </w:p>
     <w:p>
       <w:pPr>
         <w:pStyle w:val="Heading4"/>
@@ -12714,7 +12603,7 @@
                     </pic:cNvPicPr>
                   </pic:nvPicPr>
                   <pic:blipFill>
-                    <a:blip r:embed="rId17"/>
+                    <a:blip r:embed="rId16"/>
                     <a:srcRect/>
                     <a:stretch>
                       <a:fillRect/>
@@ -12790,7 +12679,7 @@
                     </pic:cNvPicPr>
                   </pic:nvPicPr>
                   <pic:blipFill>
-                    <a:blip r:embed="rId18"/>
+                    <a:blip r:embed="rId17"/>
                     <a:srcRect/>
                     <a:stretch>
                       <a:fillRect/>
@@ -14057,7 +13946,7 @@
                     </pic:cNvPicPr>
                   </pic:nvPicPr>
                   <pic:blipFill>
-                    <a:blip r:embed="rId19"/>
+                    <a:blip r:embed="rId18"/>
                     <a:srcRect/>
                     <a:stretch>
                       <a:fillRect/>
@@ -16318,7 +16207,7 @@
             <wp:cNvGraphicFramePr/>
             <a:graphic xmlns:a="http://schemas.openxmlformats.org/drawingml/2006/main">
               <a:graphicData uri="http://schemas.openxmlformats.org/drawingml/2006/chart">
-                <c:chart xmlns:c="http://schemas.openxmlformats.org/drawingml/2006/chart" xmlns:r="http://schemas.openxmlformats.org/officeDocument/2006/relationships" r:id="rId20"/>
+                <c:chart xmlns:c="http://schemas.openxmlformats.org/drawingml/2006/chart" xmlns:r="http://schemas.openxmlformats.org/officeDocument/2006/relationships" r:id="rId19"/>
               </a:graphicData>
             </a:graphic>
           </wp:inline>
@@ -17854,7 +17743,7 @@
             <wp:cNvGraphicFramePr/>
             <a:graphic xmlns:a="http://schemas.openxmlformats.org/drawingml/2006/main">
               <a:graphicData uri="http://schemas.openxmlformats.org/drawingml/2006/chart">
-                <c:chart xmlns:c="http://schemas.openxmlformats.org/drawingml/2006/chart" xmlns:r="http://schemas.openxmlformats.org/officeDocument/2006/relationships" r:id="rId21"/>
+                <c:chart xmlns:c="http://schemas.openxmlformats.org/drawingml/2006/chart" xmlns:r="http://schemas.openxmlformats.org/officeDocument/2006/relationships" r:id="rId20"/>
               </a:graphicData>
             </a:graphic>
           </wp:inline>
@@ -19425,7 +19314,7 @@
             <wp:cNvGraphicFramePr/>
             <a:graphic xmlns:a="http://schemas.openxmlformats.org/drawingml/2006/main">
               <a:graphicData uri="http://schemas.openxmlformats.org/drawingml/2006/chart">
-                <c:chart xmlns:c="http://schemas.openxmlformats.org/drawingml/2006/chart" xmlns:r="http://schemas.openxmlformats.org/officeDocument/2006/relationships" r:id="rId22"/>
+                <c:chart xmlns:c="http://schemas.openxmlformats.org/drawingml/2006/chart" xmlns:r="http://schemas.openxmlformats.org/officeDocument/2006/relationships" r:id="rId21"/>
               </a:graphicData>
             </a:graphic>
           </wp:inline>
@@ -22123,7 +22012,7 @@
             <wp:cNvGraphicFramePr/>
             <a:graphic xmlns:a="http://schemas.openxmlformats.org/drawingml/2006/main">
               <a:graphicData uri="http://schemas.openxmlformats.org/drawingml/2006/chart">
-                <c:chart xmlns:c="http://schemas.openxmlformats.org/drawingml/2006/chart" xmlns:r="http://schemas.openxmlformats.org/officeDocument/2006/relationships" r:id="rId23"/>
+                <c:chart xmlns:c="http://schemas.openxmlformats.org/drawingml/2006/chart" xmlns:r="http://schemas.openxmlformats.org/officeDocument/2006/relationships" r:id="rId22"/>
               </a:graphicData>
             </a:graphic>
           </wp:inline>
@@ -24003,7 +23892,7 @@
             <wp:cNvGraphicFramePr/>
             <a:graphic xmlns:a="http://schemas.openxmlformats.org/drawingml/2006/main">
               <a:graphicData uri="http://schemas.openxmlformats.org/drawingml/2006/chart">
-                <c:chart xmlns:c="http://schemas.openxmlformats.org/drawingml/2006/chart" xmlns:r="http://schemas.openxmlformats.org/officeDocument/2006/relationships" r:id="rId24"/>
+                <c:chart xmlns:c="http://schemas.openxmlformats.org/drawingml/2006/chart" xmlns:r="http://schemas.openxmlformats.org/officeDocument/2006/relationships" r:id="rId23"/>
               </a:graphicData>
             </a:graphic>
           </wp:inline>
@@ -25990,62 +25879,6 @@
     </w:sectPr>
   </w:body>
 </w:document>
-</file>
-
-<file path=word/comments.xml><?xml version="1.0" encoding="utf-8"?>
-<w:comments xmlns:ve="http://schemas.openxmlformats.org/markup-compatibility/2006" xmlns:o="urn:schemas-microsoft-com:office:office" xmlns:r="http://schemas.openxmlformats.org/officeDocument/2006/relationships" xmlns:m="http://schemas.openxmlformats.org/officeDocument/2006/math" xmlns:v="urn:schemas-microsoft-com:vml" xmlns:wp="http://schemas.openxmlformats.org/drawingml/2006/wordprocessingDrawing" xmlns:w10="urn:schemas-microsoft-com:office:word" xmlns:w="http://schemas.openxmlformats.org/wordprocessingml/2006/main" xmlns:wne="http://schemas.microsoft.com/office/word/2006/wordml">
-  <w:comment w:id="0" w:author="heguoming" w:date="2019-05-28T11:01:00Z" w:initials="hegm">
-    <w:p>
-      <w:pPr>
-        <w:pStyle w:val="CommentText"/>
-        <w:rPr>
-          <w:rFonts w:hint="eastAsia"/>
-        </w:rPr>
-      </w:pPr>
-      <w:r>
-        <w:rPr>
-          <w:rStyle w:val="CommentReference"/>
-        </w:rPr>
-        <w:annotationRef/>
-      </w:r>
-      <w:r>
-        <w:rPr>
-          <w:rFonts w:hint="eastAsia"/>
-        </w:rPr>
-        <w:t>获取查询计划时</w:t>
-      </w:r>
-      <w:r>
-        <w:rPr>
-          <w:rFonts w:hint="eastAsia"/>
-        </w:rPr>
-        <w:t xml:space="preserve"> mbContext </w:t>
-      </w:r>
-      <w:r>
-        <w:rPr>
-          <w:rFonts w:hint="eastAsia"/>
-        </w:rPr>
-        <w:t>并未加锁，此处取统计信息疑有问题</w:t>
-      </w:r>
-    </w:p>
-    <w:p>
-      <w:pPr>
-        <w:pStyle w:val="CommentText"/>
-      </w:pPr>
-      <w:r>
-        <w:rPr>
-          <w:rFonts w:hint="eastAsia"/>
-        </w:rPr>
-        <w:t>延后一次处理？</w:t>
-      </w:r>
-      <w:r>
-        <w:rPr>
-          <w:rFonts w:hint="eastAsia"/>
-        </w:rPr>
-        <w:t>生成一份无锁缓存？</w:t>
-      </w:r>
-    </w:p>
-  </w:comment>
-</w:comments>
 </file>
 
 <file path=word/endnotes.xml><?xml version="1.0" encoding="utf-8"?>
@@ -31400,25 +31233,25 @@
             </c:numRef>
           </c:val>
         </c:ser>
-        <c:axId val="292845440"/>
-        <c:axId val="292846976"/>
+        <c:axId val="106808448"/>
+        <c:axId val="106809984"/>
       </c:barChart>
       <c:catAx>
-        <c:axId val="292845440"/>
+        <c:axId val="106808448"/>
         <c:scaling>
           <c:orientation val="minMax"/>
         </c:scaling>
         <c:axPos val="b"/>
         <c:numFmt formatCode="General" sourceLinked="1"/>
         <c:tickLblPos val="nextTo"/>
-        <c:crossAx val="292846976"/>
+        <c:crossAx val="106809984"/>
         <c:crosses val="autoZero"/>
         <c:auto val="1"/>
         <c:lblAlgn val="ctr"/>
         <c:lblOffset val="100"/>
       </c:catAx>
       <c:valAx>
-        <c:axId val="292846976"/>
+        <c:axId val="106809984"/>
         <c:scaling>
           <c:orientation val="minMax"/>
         </c:scaling>
@@ -31426,7 +31259,7 @@
         <c:majorGridlines/>
         <c:numFmt formatCode="General" sourceLinked="1"/>
         <c:tickLblPos val="nextTo"/>
-        <c:crossAx val="292845440"/>
+        <c:crossAx val="106808448"/>
         <c:crosses val="autoZero"/>
         <c:crossBetween val="between"/>
       </c:valAx>
@@ -31740,25 +31573,25 @@
             </c:numRef>
           </c:val>
         </c:ser>
-        <c:axId val="108214144"/>
-        <c:axId val="108215680"/>
+        <c:axId val="62375040"/>
+        <c:axId val="62376576"/>
       </c:barChart>
       <c:catAx>
-        <c:axId val="108214144"/>
+        <c:axId val="62375040"/>
         <c:scaling>
           <c:orientation val="minMax"/>
         </c:scaling>
         <c:axPos val="b"/>
         <c:numFmt formatCode="General" sourceLinked="1"/>
         <c:tickLblPos val="nextTo"/>
-        <c:crossAx val="108215680"/>
+        <c:crossAx val="62376576"/>
         <c:crosses val="autoZero"/>
         <c:auto val="1"/>
         <c:lblAlgn val="ctr"/>
         <c:lblOffset val="100"/>
       </c:catAx>
       <c:valAx>
-        <c:axId val="108215680"/>
+        <c:axId val="62376576"/>
         <c:scaling>
           <c:orientation val="minMax"/>
         </c:scaling>
@@ -31766,7 +31599,7 @@
         <c:majorGridlines/>
         <c:numFmt formatCode="General" sourceLinked="1"/>
         <c:tickLblPos val="nextTo"/>
-        <c:crossAx val="108214144"/>
+        <c:crossAx val="62375040"/>
         <c:crosses val="autoZero"/>
         <c:crossBetween val="between"/>
       </c:valAx>
@@ -32081,25 +31914,25 @@
             </c:numRef>
           </c:val>
         </c:ser>
-        <c:axId val="292992896"/>
-        <c:axId val="292994432"/>
+        <c:axId val="109335680"/>
+        <c:axId val="109337216"/>
       </c:barChart>
       <c:catAx>
-        <c:axId val="292992896"/>
+        <c:axId val="109335680"/>
         <c:scaling>
           <c:orientation val="minMax"/>
         </c:scaling>
         <c:axPos val="b"/>
         <c:numFmt formatCode="General" sourceLinked="1"/>
         <c:tickLblPos val="nextTo"/>
-        <c:crossAx val="292994432"/>
+        <c:crossAx val="109337216"/>
         <c:crosses val="autoZero"/>
         <c:auto val="1"/>
         <c:lblAlgn val="ctr"/>
         <c:lblOffset val="100"/>
       </c:catAx>
       <c:valAx>
-        <c:axId val="292994432"/>
+        <c:axId val="109337216"/>
         <c:scaling>
           <c:orientation val="minMax"/>
         </c:scaling>
@@ -32107,7 +31940,7 @@
         <c:majorGridlines/>
         <c:numFmt formatCode="General" sourceLinked="1"/>
         <c:tickLblPos val="nextTo"/>
-        <c:crossAx val="292992896"/>
+        <c:crossAx val="109335680"/>
         <c:crosses val="autoZero"/>
         <c:crossBetween val="between"/>
       </c:valAx>
@@ -32386,24 +32219,24 @@
             </c:numRef>
           </c:val>
         </c:ser>
-        <c:axId val="292939648"/>
-        <c:axId val="292941184"/>
+        <c:axId val="107385984"/>
+        <c:axId val="107387520"/>
       </c:barChart>
       <c:catAx>
-        <c:axId val="292939648"/>
+        <c:axId val="107385984"/>
         <c:scaling>
           <c:orientation val="minMax"/>
         </c:scaling>
         <c:axPos val="b"/>
         <c:tickLblPos val="nextTo"/>
-        <c:crossAx val="292941184"/>
+        <c:crossAx val="107387520"/>
         <c:crosses val="autoZero"/>
         <c:auto val="1"/>
         <c:lblAlgn val="ctr"/>
         <c:lblOffset val="100"/>
       </c:catAx>
       <c:valAx>
-        <c:axId val="292941184"/>
+        <c:axId val="107387520"/>
         <c:scaling>
           <c:orientation val="minMax"/>
         </c:scaling>
@@ -32411,7 +32244,7 @@
         <c:majorGridlines/>
         <c:numFmt formatCode="General" sourceLinked="1"/>
         <c:tickLblPos val="nextTo"/>
-        <c:crossAx val="292939648"/>
+        <c:crossAx val="107385984"/>
         <c:crosses val="autoZero"/>
         <c:crossBetween val="between"/>
       </c:valAx>
@@ -32576,7 +32409,7 @@
                   <c:v>19257</c:v>
                 </c:pt>
                 <c:pt idx="1">
-                  <c:v>16757.599999999915</c:v>
+                  <c:v>16757.599999999908</c:v>
                 </c:pt>
                 <c:pt idx="2">
                   <c:v>13230</c:v>
@@ -32685,24 +32518,24 @@
             </c:numRef>
           </c:val>
         </c:ser>
-        <c:axId val="109315968"/>
-        <c:axId val="109317504"/>
+        <c:axId val="122897536"/>
+        <c:axId val="122899072"/>
       </c:barChart>
       <c:catAx>
-        <c:axId val="109315968"/>
+        <c:axId val="122897536"/>
         <c:scaling>
           <c:orientation val="minMax"/>
         </c:scaling>
         <c:axPos val="b"/>
         <c:tickLblPos val="nextTo"/>
-        <c:crossAx val="109317504"/>
+        <c:crossAx val="122899072"/>
         <c:crosses val="autoZero"/>
         <c:auto val="1"/>
         <c:lblAlgn val="ctr"/>
         <c:lblOffset val="100"/>
       </c:catAx>
       <c:valAx>
-        <c:axId val="109317504"/>
+        <c:axId val="122899072"/>
         <c:scaling>
           <c:orientation val="minMax"/>
         </c:scaling>
@@ -32710,7 +32543,7 @@
         <c:majorGridlines/>
         <c:numFmt formatCode="General" sourceLinked="1"/>
         <c:tickLblPos val="nextTo"/>
-        <c:crossAx val="109315968"/>
+        <c:crossAx val="122897536"/>
         <c:crosses val="autoZero"/>
         <c:crossBetween val="between"/>
       </c:valAx>
@@ -33012,7 +32845,7 @@
 </file>
 
 <file path=customXml/itemProps1.xml><?xml version="1.0" encoding="utf-8"?>
-<ds:datastoreItem xmlns:ds="http://schemas.openxmlformats.org/officeDocument/2006/customXml" ds:itemID="{7EF6A226-40FE-43E8-B93A-A92110DE226B}">
+<ds:datastoreItem xmlns:ds="http://schemas.openxmlformats.org/officeDocument/2006/customXml" ds:itemID="{630A4A85-59E0-40C8-B356-38EB9F8BE98D}">
   <ds:schemaRefs>
     <ds:schemaRef ds:uri="http://schemas.openxmlformats.org/officeDocument/2006/bibliography"/>
   </ds:schemaRefs>

--- a/internal_doc/03.开发设计/性能/Story_查询计划缓存优化.docx
+++ b/internal_doc/03.开发设计/性能/Story_查询计划缓存优化.docx
@@ -5320,12 +5320,31 @@
           <w:numId w:val="48"/>
         </w:numPr>
         <w:ind w:firstLineChars="0"/>
-      </w:pPr>
-      <w:r>
-        <w:rPr>
-          <w:rFonts w:hint="eastAsia"/>
-        </w:rPr>
-        <w:t>当</w:t>
+        <w:rPr>
+          <w:rFonts w:hint="eastAsia"/>
+        </w:rPr>
+      </w:pPr>
+      <w:r>
+        <w:rPr>
+          <w:rFonts w:hint="eastAsia"/>
+        </w:rPr>
+        <w:t>判断涉及参数</w:t>
+      </w:r>
+    </w:p>
+    <w:p>
+      <w:pPr>
+        <w:pStyle w:val="ListParagraph"/>
+        <w:numPr>
+          <w:ilvl w:val="1"/>
+          <w:numId w:val="48"/>
+        </w:numPr>
+        <w:ind w:firstLineChars="0"/>
+      </w:pPr>
+      <w:r>
+        <w:rPr>
+          <w:rFonts w:hint="eastAsia"/>
+        </w:rPr>
+        <w:t>缓存的查询计划（或者统计信息）记录查询计划（或者统计信息）生成时</w:t>
       </w:r>
       <w:r>
         <w:rPr>
@@ -5337,55 +5356,136 @@
         <w:rPr>
           <w:rFonts w:hint="eastAsia"/>
         </w:rPr>
-        <w:t>的当前数据页数和缓存的</w:t>
-      </w:r>
-      <w:r>
-        <w:rPr>
-          <w:rFonts w:hint="eastAsia"/>
-        </w:rPr>
-        <w:t>查询计划（或者统计信息）记录的</w:t>
-      </w:r>
-      <w:r>
-        <w:rPr>
-          <w:rFonts w:hint="eastAsia"/>
-        </w:rPr>
-        <w:t>数据页数</w:t>
+        <w:t>的数据页数</w:t>
+      </w:r>
+    </w:p>
+    <w:p>
+      <w:pPr>
+        <w:pStyle w:val="ListParagraph"/>
+        <w:numPr>
+          <w:ilvl w:val="1"/>
+          <w:numId w:val="48"/>
+        </w:numPr>
+        <w:ind w:firstLineChars="0"/>
+      </w:pPr>
+      <w:r>
+        <w:rPr>
+          <w:rFonts w:hint="eastAsia"/>
+        </w:rPr>
+        <w:t>当前数据页数由</w:t>
+      </w:r>
+      <w:r>
+        <w:rPr>
+          <w:rFonts w:hint="eastAsia"/>
+        </w:rPr>
+        <w:t xml:space="preserve"> mbContext </w:t>
+      </w:r>
+      <w:r>
+        <w:rPr>
+          <w:rFonts w:hint="eastAsia"/>
+        </w:rPr>
+        <w:t>给出，取</w:t>
+      </w:r>
+      <w:r>
+        <w:rPr>
+          <w:rFonts w:hint="eastAsia"/>
+        </w:rPr>
+        <w:t xml:space="preserve"> totalPages</w:t>
+      </w:r>
+    </w:p>
+    <w:p>
+      <w:pPr>
+        <w:pStyle w:val="ListParagraph"/>
+        <w:numPr>
+          <w:ilvl w:val="1"/>
+          <w:numId w:val="48"/>
+        </w:numPr>
+        <w:ind w:firstLineChars="0"/>
+      </w:pPr>
+      <w:r>
+        <w:rPr>
+          <w:rFonts w:hint="eastAsia"/>
+        </w:rPr>
+        <w:t xml:space="preserve">optcostthreshold </w:t>
+      </w:r>
+      <w:r>
+        <w:rPr>
+          <w:rFonts w:hint="eastAsia"/>
+        </w:rPr>
+        <w:t>为</w:t>
+      </w:r>
+      <w:r>
+        <w:rPr>
+          <w:rFonts w:hint="eastAsia"/>
+        </w:rPr>
+        <w:t xml:space="preserve"> SequoiaDB </w:t>
+      </w:r>
+      <w:r>
+        <w:rPr>
+          <w:rFonts w:hint="eastAsia"/>
+        </w:rPr>
+        <w:t>参数（</w:t>
+      </w:r>
+      <w:r>
+        <w:rPr>
+          <w:rFonts w:hint="eastAsia"/>
+        </w:rPr>
+        <w:t>查询优化器忽略</w:t>
+      </w:r>
+      <w:r>
+        <w:rPr>
+          <w:rFonts w:hint="eastAsia"/>
+        </w:rPr>
+        <w:t>IO</w:t>
+      </w:r>
+      <w:r>
+        <w:rPr>
+          <w:rFonts w:hint="eastAsia"/>
+        </w:rPr>
+        <w:t>影响的最小的页数</w:t>
+      </w:r>
+      <w:r>
+        <w:rPr>
+          <w:rFonts w:hint="eastAsia"/>
+        </w:rPr>
+        <w:t>，默认为</w:t>
+      </w:r>
+      <w:r>
+        <w:rPr>
+          <w:rFonts w:hint="eastAsia"/>
+        </w:rPr>
+        <w:t xml:space="preserve"> 20</w:t>
+      </w:r>
+      <w:r>
+        <w:rPr>
+          <w:rFonts w:hint="eastAsia"/>
+        </w:rPr>
+        <w:t>）</w:t>
+      </w:r>
+    </w:p>
+    <w:p>
+      <w:pPr>
+        <w:pStyle w:val="ListParagraph"/>
+        <w:numPr>
+          <w:ilvl w:val="0"/>
+          <w:numId w:val="48"/>
+        </w:numPr>
+        <w:ind w:firstLineChars="0"/>
+        <w:rPr>
+          <w:rFonts w:hint="eastAsia"/>
+        </w:rPr>
+      </w:pPr>
+      <w:r>
+        <w:rPr>
+          <w:rFonts w:hint="eastAsia"/>
+        </w:rPr>
+        <w:t>当缓存的查询计划不是通过统计信息生成时，判定为</w:t>
       </w:r>
       <w:r>
         <w:rPr>
           <w:rFonts w:hint="eastAsia"/>
         </w:rPr>
         <w:t xml:space="preserve"> </w:t>
-      </w:r>
-      <w:r>
-        <w:rPr>
-          <w:rFonts w:hint="eastAsia"/>
-        </w:rPr>
-        <w:t>都小于</w:t>
-      </w:r>
-      <w:r>
-        <w:rPr>
-          <w:rFonts w:hint="eastAsia"/>
-        </w:rPr>
-        <w:t xml:space="preserve"> optcostthreshold </w:t>
-      </w:r>
-      <w:r>
-        <w:rPr>
-          <w:rFonts w:hint="eastAsia"/>
-        </w:rPr>
-        <w:t>（默认</w:t>
-      </w:r>
-      <w:r>
-        <w:rPr>
-          <w:rFonts w:hint="eastAsia"/>
-        </w:rPr>
-        <w:t xml:space="preserve"> 20</w:t>
-      </w:r>
-      <w:r>
-        <w:rPr>
-          <w:rFonts w:hint="eastAsia"/>
-        </w:rPr>
-        <w:t>）时，判定为</w:t>
       </w:r>
       <w:r>
         <w:rPr>
@@ -5404,24 +5504,15 @@
           <w:numId w:val="48"/>
         </w:numPr>
         <w:ind w:firstLineChars="0"/>
-      </w:pPr>
-      <w:r>
-        <w:rPr>
-          <w:rFonts w:hint="eastAsia"/>
-        </w:rPr>
-        <w:t>缓存的</w:t>
-      </w:r>
-      <w:r>
-        <w:rPr>
-          <w:rFonts w:hint="eastAsia"/>
-        </w:rPr>
-        <w:t>查询计划（或者统计信息）</w:t>
-      </w:r>
-      <w:r>
-        <w:rPr>
-          <w:rFonts w:hint="eastAsia"/>
-        </w:rPr>
-        <w:t>记录查询计划（或者统计信息）生成时</w:t>
+        <w:rPr>
+          <w:rFonts w:hint="eastAsia"/>
+        </w:rPr>
+      </w:pPr>
+      <w:r>
+        <w:rPr>
+          <w:rFonts w:hint="eastAsia"/>
+        </w:rPr>
+        <w:t>生成查询计划时，如果</w:t>
       </w:r>
       <w:r>
         <w:rPr>
@@ -5433,7 +5524,277 @@
         <w:rPr>
           <w:rFonts w:hint="eastAsia"/>
         </w:rPr>
-        <w:t>的数据页数</w:t>
+        <w:t>的当前数据页数</w:t>
+      </w:r>
+      <w:r>
+        <w:rPr>
+          <w:rFonts w:hint="eastAsia"/>
+        </w:rPr>
+        <w:t xml:space="preserve"> </w:t>
+      </w:r>
+      <w:r>
+        <w:rPr>
+          <w:rFonts w:hint="eastAsia"/>
+        </w:rPr>
+        <w:t>小于等于</w:t>
+      </w:r>
+      <w:r>
+        <w:rPr>
+          <w:rFonts w:hint="eastAsia"/>
+        </w:rPr>
+        <w:t xml:space="preserve"> optcostthreshold</w:t>
+      </w:r>
+      <w:r>
+        <w:rPr>
+          <w:rFonts w:hint="eastAsia"/>
+        </w:rPr>
+        <w:t xml:space="preserve"> </w:t>
+      </w:r>
+      <w:r>
+        <w:rPr>
+          <w:rFonts w:hint="eastAsia"/>
+        </w:rPr>
+        <w:t>时，不使用统计信息</w:t>
+      </w:r>
+    </w:p>
+    <w:p>
+      <w:pPr>
+        <w:pStyle w:val="ListParagraph"/>
+        <w:numPr>
+          <w:ilvl w:val="0"/>
+          <w:numId w:val="48"/>
+        </w:numPr>
+        <w:ind w:firstLineChars="0"/>
+      </w:pPr>
+      <w:r>
+        <w:rPr>
+          <w:rFonts w:hint="eastAsia"/>
+        </w:rPr>
+        <w:t>当</w:t>
+      </w:r>
+      <w:r>
+        <w:rPr>
+          <w:rFonts w:hint="eastAsia"/>
+        </w:rPr>
+        <w:t xml:space="preserve"> collection </w:t>
+      </w:r>
+      <w:r>
+        <w:rPr>
+          <w:rFonts w:hint="eastAsia"/>
+        </w:rPr>
+        <w:t>的当前数据页数和缓存的</w:t>
+      </w:r>
+      <w:r>
+        <w:rPr>
+          <w:rFonts w:hint="eastAsia"/>
+        </w:rPr>
+        <w:t>查询计划（或者统计信息）记录的</w:t>
+      </w:r>
+      <w:r>
+        <w:rPr>
+          <w:rFonts w:hint="eastAsia"/>
+        </w:rPr>
+        <w:t>数据页数</w:t>
+      </w:r>
+      <w:r>
+        <w:rPr>
+          <w:rFonts w:hint="eastAsia"/>
+        </w:rPr>
+        <w:t xml:space="preserve"> </w:t>
+      </w:r>
+      <w:r>
+        <w:rPr>
+          <w:rFonts w:hint="eastAsia"/>
+        </w:rPr>
+        <w:t>都小于</w:t>
+      </w:r>
+      <w:r>
+        <w:rPr>
+          <w:rFonts w:hint="eastAsia"/>
+        </w:rPr>
+        <w:t xml:space="preserve"> optcostthreshold </w:t>
+      </w:r>
+      <w:r>
+        <w:rPr>
+          <w:rFonts w:hint="eastAsia"/>
+        </w:rPr>
+        <w:t>（默认</w:t>
+      </w:r>
+      <w:r>
+        <w:rPr>
+          <w:rFonts w:hint="eastAsia"/>
+        </w:rPr>
+        <w:t xml:space="preserve"> 20</w:t>
+      </w:r>
+      <w:r>
+        <w:rPr>
+          <w:rFonts w:hint="eastAsia"/>
+        </w:rPr>
+        <w:t>）时，判定为</w:t>
+      </w:r>
+      <w:r>
+        <w:rPr>
+          <w:rFonts w:hint="eastAsia"/>
+        </w:rPr>
+        <w:t xml:space="preserve"> </w:t>
+      </w:r>
+      <w:r>
+        <w:rPr>
+          <w:rFonts w:hint="eastAsia"/>
+          <w:b/>
+          <w:color w:val="FF0000"/>
+        </w:rPr>
+        <w:t>不过时</w:t>
+      </w:r>
+    </w:p>
+    <w:p>
+      <w:pPr>
+        <w:pStyle w:val="ListParagraph"/>
+        <w:numPr>
+          <w:ilvl w:val="0"/>
+          <w:numId w:val="48"/>
+        </w:numPr>
+        <w:ind w:firstLineChars="0"/>
+      </w:pPr>
+      <w:r>
+        <w:rPr>
+          <w:rFonts w:hint="eastAsia"/>
+        </w:rPr>
+        <w:t>当</w:t>
+      </w:r>
+      <w:r>
+        <w:rPr>
+          <w:rFonts w:hint="eastAsia"/>
+        </w:rPr>
+        <w:t xml:space="preserve"> collection </w:t>
+      </w:r>
+      <w:r>
+        <w:rPr>
+          <w:rFonts w:hint="eastAsia"/>
+        </w:rPr>
+        <w:t>的当前数据页数和</w:t>
+      </w:r>
+      <w:r>
+        <w:rPr>
+          <w:rFonts w:hint="eastAsia"/>
+        </w:rPr>
+        <w:t>缓存的查询计划（或者统计信息）记录的</w:t>
+      </w:r>
+      <w:r>
+        <w:rPr>
+          <w:rFonts w:hint="eastAsia"/>
+        </w:rPr>
+        <w:t>数据页数，其中一个大于</w:t>
+      </w:r>
+      <w:r>
+        <w:rPr>
+          <w:rFonts w:hint="eastAsia"/>
+        </w:rPr>
+        <w:t xml:space="preserve"> </w:t>
+      </w:r>
+      <w:r>
+        <w:rPr>
+          <w:rFonts w:hint="eastAsia"/>
+        </w:rPr>
+        <w:t>optcostthreshold</w:t>
+      </w:r>
+      <w:r>
+        <w:rPr>
+          <w:rFonts w:hint="eastAsia"/>
+        </w:rPr>
+        <w:t>，另外一个小于等于</w:t>
+      </w:r>
+      <w:r>
+        <w:rPr>
+          <w:rFonts w:hint="eastAsia"/>
+        </w:rPr>
+        <w:t xml:space="preserve"> optcostthreshold</w:t>
+      </w:r>
+      <w:r>
+        <w:rPr>
+          <w:rFonts w:hint="eastAsia"/>
+        </w:rPr>
+        <w:t>，判定为</w:t>
+      </w:r>
+      <w:r>
+        <w:rPr>
+          <w:rFonts w:hint="eastAsia"/>
+        </w:rPr>
+        <w:t xml:space="preserve"> </w:t>
+      </w:r>
+      <w:r>
+        <w:rPr>
+          <w:rFonts w:hint="eastAsia"/>
+          <w:b/>
+          <w:color w:val="FF0000"/>
+        </w:rPr>
+        <w:t>过时</w:t>
+      </w:r>
+    </w:p>
+    <w:p>
+      <w:pPr>
+        <w:pStyle w:val="ListParagraph"/>
+        <w:numPr>
+          <w:ilvl w:val="0"/>
+          <w:numId w:val="48"/>
+        </w:numPr>
+        <w:ind w:firstLineChars="0"/>
+      </w:pPr>
+      <w:r>
+        <w:rPr>
+          <w:rFonts w:hint="eastAsia"/>
+        </w:rPr>
+        <w:t>当</w:t>
+      </w:r>
+      <w:r>
+        <w:rPr>
+          <w:rFonts w:hint="eastAsia"/>
+        </w:rPr>
+        <w:t xml:space="preserve"> collection </w:t>
+      </w:r>
+      <w:r>
+        <w:rPr>
+          <w:rFonts w:hint="eastAsia"/>
+        </w:rPr>
+        <w:t>的当前数据页数和</w:t>
+      </w:r>
+      <w:r>
+        <w:rPr>
+          <w:rFonts w:hint="eastAsia"/>
+        </w:rPr>
+        <w:t>缓存的查询计划（或者统计信息）记录的数据页数</w:t>
+      </w:r>
+      <w:r>
+        <w:rPr>
+          <w:rFonts w:hint="eastAsia"/>
+        </w:rPr>
+        <w:t>都大于</w:t>
+      </w:r>
+      <w:r>
+        <w:rPr>
+          <w:rFonts w:hint="eastAsia"/>
+        </w:rPr>
+        <w:t xml:space="preserve"> optcostthreshold </w:t>
+      </w:r>
+      <w:r>
+        <w:rPr>
+          <w:rFonts w:hint="eastAsia"/>
+        </w:rPr>
+        <w:t>时，发生以下情况时，判定为</w:t>
+      </w:r>
+      <w:r>
+        <w:rPr>
+          <w:rFonts w:hint="eastAsia"/>
+        </w:rPr>
+        <w:t xml:space="preserve"> </w:t>
+      </w:r>
+      <w:r>
+        <w:rPr>
+          <w:rFonts w:hint="eastAsia"/>
+          <w:b/>
+          <w:color w:val="FF0000"/>
+        </w:rPr>
+        <w:t>过时</w:t>
       </w:r>
     </w:p>
     <w:p>
@@ -5444,68 +5805,84 @@
           <w:numId w:val="48"/>
         </w:numPr>
         <w:ind w:firstLineChars="0"/>
-      </w:pPr>
-      <w:r>
-        <w:rPr>
-          <w:rFonts w:hint="eastAsia"/>
-        </w:rPr>
-        <w:t>当前数据页数由</w:t>
-      </w:r>
-      <w:r>
-        <w:rPr>
-          <w:rFonts w:hint="eastAsia"/>
-        </w:rPr>
-        <w:t xml:space="preserve"> mbContext </w:t>
-      </w:r>
-      <w:r>
-        <w:rPr>
-          <w:rFonts w:hint="eastAsia"/>
-        </w:rPr>
-        <w:t>计算</w:t>
-      </w:r>
-      <w:r>
-        <w:br/>
-      </w:r>
-      <m:oMathPara>
-        <m:oMath>
-          <m:r>
-            <m:rPr>
-              <m:sty m:val="p"/>
-            </m:rPr>
-            <w:rPr>
-              <w:rFonts w:ascii="Cambria Math" w:hAnsi="Cambria Math" w:hint="eastAsia"/>
-            </w:rPr>
-            <m:t>usedPages=totalPages</m:t>
-          </m:r>
-          <m:r>
-            <m:rPr>
-              <m:sty m:val="p"/>
-            </m:rPr>
-            <w:rPr>
-              <w:rFonts w:ascii="MS Mincho" w:eastAsia="MS Mincho" w:hAnsi="MS Mincho" w:cs="MS Mincho" w:hint="eastAsia"/>
-            </w:rPr>
-            <m:t>-</m:t>
-          </m:r>
-          <m:r>
-            <m:rPr>
-              <m:sty m:val="p"/>
-            </m:rPr>
-            <w:rPr>
-              <w:rFonts w:ascii="Cambria Math" w:hAnsi="Cambria Math" w:hint="eastAsia"/>
-            </w:rPr>
-            <m:t>totalFreePages/</m:t>
-          </m:r>
-          <m:r>
-            <m:rPr>
-              <m:sty m:val="p"/>
-            </m:rPr>
-            <w:rPr>
-              <w:rFonts w:ascii="Cambria Math" w:hAnsi="Cambria Math"/>
-            </w:rPr>
-            <m:t>pageSize</m:t>
-          </m:r>
-        </m:oMath>
-      </m:oMathPara>
+        <w:rPr>
+          <w:rFonts w:hint="eastAsia"/>
+        </w:rPr>
+      </w:pPr>
+      <w:r>
+        <w:rPr>
+          <w:rFonts w:hint="eastAsia"/>
+        </w:rPr>
+        <w:t>当</w:t>
+      </w:r>
+      <w:r>
+        <w:rPr>
+          <w:rFonts w:hint="eastAsia"/>
+        </w:rPr>
+        <w:t xml:space="preserve"> collection </w:t>
+      </w:r>
+      <w:r>
+        <w:rPr>
+          <w:rFonts w:hint="eastAsia"/>
+        </w:rPr>
+        <w:t>的当前数据页数</w:t>
+      </w:r>
+      <w:r>
+        <w:rPr>
+          <w:rFonts w:hint="eastAsia"/>
+        </w:rPr>
+        <w:t>总大小</w:t>
+      </w:r>
+      <w:r>
+        <w:rPr>
+          <w:rFonts w:hint="eastAsia"/>
+        </w:rPr>
+        <w:t xml:space="preserve"> </w:t>
+      </w:r>
+      <w:r>
+        <w:rPr>
+          <w:rFonts w:hint="eastAsia"/>
+        </w:rPr>
+        <w:t>小于等于</w:t>
+      </w:r>
+      <w:r>
+        <w:rPr>
+          <w:rFonts w:hint="eastAsia"/>
+        </w:rPr>
+        <w:t xml:space="preserve"> 8G </w:t>
+      </w:r>
+      <w:r>
+        <w:rPr>
+          <w:rFonts w:hint="eastAsia"/>
+        </w:rPr>
+        <w:t>时，每增加</w:t>
+      </w:r>
+      <w:r>
+        <w:rPr>
+          <w:rFonts w:hint="eastAsia"/>
+        </w:rPr>
+        <w:t xml:space="preserve"> 256 MB</w:t>
+      </w:r>
+      <w:r>
+        <w:rPr>
+          <w:rFonts w:hint="eastAsia"/>
+        </w:rPr>
+        <w:t>，判定为</w:t>
+      </w:r>
+      <w:r>
+        <w:rPr>
+          <w:rFonts w:hint="eastAsia"/>
+        </w:rPr>
+        <w:t xml:space="preserve"> </w:t>
+      </w:r>
+      <w:r>
+        <w:rPr>
+          <w:rFonts w:hint="eastAsia"/>
+          <w:b/>
+          <w:color w:val="FF0000"/>
+        </w:rPr>
+        <w:t>过时</w:t>
+      </w:r>
     </w:p>
     <w:p>
       <w:pPr>
@@ -5515,72 +5892,77 @@
           <w:numId w:val="48"/>
         </w:numPr>
         <w:ind w:firstLineChars="0"/>
-      </w:pPr>
-      <w:r>
-        <w:rPr>
-          <w:rFonts w:hint="eastAsia"/>
-        </w:rPr>
-        <w:t xml:space="preserve">optcostthreshold </w:t>
-      </w:r>
-      <w:r>
-        <w:rPr>
-          <w:rFonts w:hint="eastAsia"/>
-        </w:rPr>
-        <w:t>为</w:t>
-      </w:r>
-      <w:r>
-        <w:rPr>
-          <w:rFonts w:hint="eastAsia"/>
-        </w:rPr>
-        <w:t xml:space="preserve"> SequoiaDB </w:t>
-      </w:r>
-      <w:r>
-        <w:rPr>
-          <w:rFonts w:hint="eastAsia"/>
-        </w:rPr>
-        <w:t>参数</w:t>
-      </w:r>
-      <w:r>
-        <w:rPr>
-          <w:rFonts w:hint="eastAsia"/>
-        </w:rPr>
-        <w:t>（</w:t>
-      </w:r>
-      <w:r>
-        <w:rPr>
-          <w:rFonts w:hint="eastAsia"/>
-        </w:rPr>
-        <w:t>查询优化器忽略</w:t>
-      </w:r>
-      <w:r>
-        <w:rPr>
-          <w:rFonts w:hint="eastAsia"/>
-        </w:rPr>
-        <w:t>IO</w:t>
-      </w:r>
-      <w:r>
-        <w:rPr>
-          <w:rFonts w:hint="eastAsia"/>
-        </w:rPr>
-        <w:t>影响的最小的页数</w:t>
-      </w:r>
-      <w:r>
-        <w:rPr>
-          <w:rFonts w:hint="eastAsia"/>
-        </w:rPr>
-        <w:t>，默认为</w:t>
-      </w:r>
-      <w:r>
-        <w:rPr>
-          <w:rFonts w:hint="eastAsia"/>
-        </w:rPr>
-        <w:t xml:space="preserve"> 20</w:t>
-      </w:r>
-      <w:r>
-        <w:rPr>
-          <w:rFonts w:hint="eastAsia"/>
-        </w:rPr>
-        <w:t>）</w:t>
+        <w:rPr>
+          <w:rFonts w:hint="eastAsia"/>
+        </w:rPr>
+      </w:pPr>
+      <w:r>
+        <w:rPr>
+          <w:rFonts w:hint="eastAsia"/>
+        </w:rPr>
+        <w:t>当</w:t>
+      </w:r>
+      <w:r>
+        <w:rPr>
+          <w:rFonts w:hint="eastAsia"/>
+        </w:rPr>
+        <w:t xml:space="preserve"> collection </w:t>
+      </w:r>
+      <w:r>
+        <w:rPr>
+          <w:rFonts w:hint="eastAsia"/>
+        </w:rPr>
+        <w:t>的当前数据页数总大小</w:t>
+      </w:r>
+      <w:r>
+        <w:rPr>
+          <w:rFonts w:hint="eastAsia"/>
+        </w:rPr>
+        <w:t xml:space="preserve"> </w:t>
+      </w:r>
+      <w:r>
+        <w:rPr>
+          <w:rFonts w:hint="eastAsia"/>
+        </w:rPr>
+        <w:t>大于</w:t>
+      </w:r>
+      <w:r>
+        <w:rPr>
+          <w:rFonts w:hint="eastAsia"/>
+        </w:rPr>
+        <w:t xml:space="preserve"> 8G </w:t>
+      </w:r>
+      <w:r>
+        <w:rPr>
+          <w:rFonts w:hint="eastAsia"/>
+        </w:rPr>
+        <w:t>时，每增加</w:t>
+      </w:r>
+      <w:r>
+        <w:rPr>
+          <w:rFonts w:hint="eastAsia"/>
+        </w:rPr>
+        <w:t xml:space="preserve"> 1GB</w:t>
+      </w:r>
+      <w:r>
+        <w:rPr>
+          <w:rFonts w:hint="eastAsia"/>
+        </w:rPr>
+        <w:t>，判定为</w:t>
+      </w:r>
+      <w:r>
+        <w:rPr>
+          <w:rFonts w:hint="eastAsia"/>
+        </w:rPr>
+        <w:t xml:space="preserve"> </w:t>
+      </w:r>
+      <w:r>
+        <w:rPr>
+          <w:rFonts w:hint="eastAsia"/>
+          <w:b/>
+          <w:color w:val="FF0000"/>
+        </w:rPr>
+        <w:t>过时</w:t>
       </w:r>
     </w:p>
     <w:p>
@@ -5591,6 +5973,9 @@
           <w:numId w:val="48"/>
         </w:numPr>
         <w:ind w:firstLineChars="0"/>
+        <w:rPr>
+          <w:rFonts w:hint="eastAsia"/>
+        </w:rPr>
       </w:pPr>
       <w:r>
         <w:rPr>
@@ -5608,73 +5993,19 @@
         <w:rPr>
           <w:rFonts w:hint="eastAsia"/>
         </w:rPr>
-        <w:t>的当前数据页数和</w:t>
-      </w:r>
-      <w:r>
-        <w:rPr>
-          <w:rFonts w:hint="eastAsia"/>
-        </w:rPr>
-        <w:t>缓存的查询计划（或者统计信息）记录的</w:t>
-      </w:r>
-      <w:r>
-        <w:rPr>
-          <w:rFonts w:hint="eastAsia"/>
-        </w:rPr>
-        <w:t>数据页数，其中一个大于</w:t>
-      </w:r>
-      <w:r>
-        <w:rPr>
-          <w:rFonts w:hint="eastAsia"/>
-        </w:rPr>
-        <w:t xml:space="preserve"> </w:t>
-      </w:r>
-      <w:r>
-        <w:rPr>
-          <w:rFonts w:hint="eastAsia"/>
-        </w:rPr>
-        <w:t>optcostthreshold</w:t>
-      </w:r>
-      <w:r>
-        <w:rPr>
-          <w:rFonts w:hint="eastAsia"/>
-        </w:rPr>
-        <w:t>，另外一个小于等于</w:t>
-      </w:r>
-      <w:r>
-        <w:rPr>
-          <w:rFonts w:hint="eastAsia"/>
-        </w:rPr>
-        <w:t xml:space="preserve"> optcostthreshold</w:t>
-      </w:r>
-      <w:r>
-        <w:rPr>
-          <w:rFonts w:hint="eastAsia"/>
-        </w:rPr>
-        <w:t>，判定为</w:t>
-      </w:r>
-      <w:r>
-        <w:rPr>
-          <w:rFonts w:hint="eastAsia"/>
-          <w:b/>
-          <w:color w:val="FF0000"/>
-        </w:rPr>
-        <w:t>过时</w:t>
-      </w:r>
-    </w:p>
-    <w:p>
-      <w:pPr>
-        <w:pStyle w:val="ListParagraph"/>
-        <w:numPr>
-          <w:ilvl w:val="0"/>
-          <w:numId w:val="48"/>
-        </w:numPr>
-        <w:ind w:firstLineChars="0"/>
-      </w:pPr>
-      <w:r>
-        <w:rPr>
-          <w:rFonts w:hint="eastAsia"/>
-        </w:rPr>
-        <w:t>当</w:t>
+        <w:t>发生</w:t>
+      </w:r>
+      <w:r>
+        <w:rPr>
+          <w:rFonts w:hint="eastAsia"/>
+        </w:rPr>
+        <w:t xml:space="preserve"> remove </w:t>
+      </w:r>
+      <w:r>
+        <w:rPr>
+          <w:rFonts w:hint="eastAsia"/>
+        </w:rPr>
+        <w:t>操作导致记录个数减少时，由于</w:t>
       </w:r>
       <w:r>
         <w:rPr>
@@ -5686,39 +6017,7 @@
         <w:rPr>
           <w:rFonts w:hint="eastAsia"/>
         </w:rPr>
-        <w:t>的当前数据页数和</w:t>
-      </w:r>
-      <w:r>
-        <w:rPr>
-          <w:rFonts w:hint="eastAsia"/>
-        </w:rPr>
-        <w:t>缓存的查询计划（或者统计信息）记录的数据页数</w:t>
-      </w:r>
-      <w:r>
-        <w:rPr>
-          <w:rFonts w:hint="eastAsia"/>
-        </w:rPr>
-        <w:t>都大于</w:t>
-      </w:r>
-      <w:r>
-        <w:rPr>
-          <w:rFonts w:hint="eastAsia"/>
-        </w:rPr>
-        <w:t xml:space="preserve"> optcostthreshold </w:t>
-      </w:r>
-      <w:r>
-        <w:rPr>
-          <w:rFonts w:hint="eastAsia"/>
-        </w:rPr>
-        <w:t>时，发生以下情况时，判定为</w:t>
-      </w:r>
-      <w:r>
-        <w:rPr>
-          <w:rFonts w:hint="eastAsia"/>
-          <w:b/>
-          <w:color w:val="FF0000"/>
-        </w:rPr>
-        <w:t>过时</w:t>
+        <w:t>的数据页不回收，因此此类情况下不判断过时</w:t>
       </w:r>
     </w:p>
     <w:p>
@@ -5734,89 +6033,25 @@
         <w:rPr>
           <w:rFonts w:hint="eastAsia"/>
         </w:rPr>
-        <w:t>当</w:t>
-      </w:r>
-      <w:r>
-        <w:rPr>
-          <w:rFonts w:hint="eastAsia"/>
-        </w:rPr>
-        <w:t xml:space="preserve"> collection </w:t>
-      </w:r>
-      <w:r>
-        <w:rPr>
-          <w:rFonts w:hint="eastAsia"/>
-        </w:rPr>
-        <w:t>的当前数据页数大于</w:t>
-      </w:r>
-      <w:r>
-        <w:rPr>
-          <w:rFonts w:hint="eastAsia"/>
-        </w:rPr>
-        <w:t>缓存的查询计划（或者统计信息）记录的数据页数</w:t>
-      </w:r>
-      <w:r>
-        <w:rPr>
-          <w:rFonts w:hint="eastAsia"/>
-        </w:rPr>
-        <w:t>的</w:t>
-      </w:r>
-      <w:r>
-        <w:rPr>
-          <w:rFonts w:hint="eastAsia"/>
-        </w:rPr>
-        <w:t xml:space="preserve"> 2 </w:t>
-      </w:r>
-      <w:r>
-        <w:rPr>
-          <w:rFonts w:hint="eastAsia"/>
-        </w:rPr>
-        <w:t>倍</w:t>
-      </w:r>
-    </w:p>
-    <w:p>
-      <w:pPr>
-        <w:pStyle w:val="ListParagraph"/>
-        <w:numPr>
-          <w:ilvl w:val="1"/>
-          <w:numId w:val="48"/>
-        </w:numPr>
-        <w:ind w:firstLineChars="0"/>
-      </w:pPr>
-      <w:r>
-        <w:rPr>
-          <w:rFonts w:hint="eastAsia"/>
-        </w:rPr>
-        <w:t>当</w:t>
-      </w:r>
-      <w:r>
-        <w:rPr>
-          <w:rFonts w:hint="eastAsia"/>
-        </w:rPr>
-        <w:t xml:space="preserve"> collection </w:t>
-      </w:r>
-      <w:r>
-        <w:rPr>
-          <w:rFonts w:hint="eastAsia"/>
-        </w:rPr>
-        <w:t>的当前数据页数小于</w:t>
-      </w:r>
-      <w:r>
-        <w:rPr>
-          <w:rFonts w:hint="eastAsia"/>
-        </w:rPr>
-        <w:t>缓存的查询计划（或者统计信息）记录的数据页数</w:t>
-      </w:r>
-      <w:r>
-        <w:rPr>
-          <w:rFonts w:hint="eastAsia"/>
-        </w:rPr>
-        <w:t>的</w:t>
-      </w:r>
-      <w:r>
-        <w:rPr>
-          <w:rFonts w:hint="eastAsia"/>
-        </w:rPr>
-        <w:t xml:space="preserve"> 1/2</w:t>
+        <w:t xml:space="preserve">collection </w:t>
+      </w:r>
+      <w:r>
+        <w:rPr>
+          <w:rFonts w:hint="eastAsia"/>
+        </w:rPr>
+        <w:t>发生</w:t>
+      </w:r>
+      <w:r>
+        <w:rPr>
+          <w:rFonts w:hint="eastAsia"/>
+        </w:rPr>
+        <w:t xml:space="preserve"> truncate </w:t>
+      </w:r>
+      <w:r>
+        <w:rPr>
+          <w:rFonts w:hint="eastAsia"/>
+        </w:rPr>
+        <w:t>操作回收数据页时会自动清空查询计划缓存</w:t>
       </w:r>
     </w:p>
     <w:p/>
@@ -5848,7 +6083,14 @@
         <w:rPr>
           <w:rFonts w:hint="eastAsia"/>
         </w:rPr>
-        <w:t>当需要使用统计信息生成查询计划时，判定统计信息是否过时；过时则使用默认的统计信息</w:t>
+        <w:t>当需要使用统计信息生成查询计划时，判定统计信息是否过时；过时则使用默认的</w:t>
+      </w:r>
+      <w:r>
+        <w:rPr>
+          <w:rFonts w:hint="eastAsia"/>
+        </w:rPr>
+        <w:lastRenderedPageBreak/>
+        <w:t>统计信息</w:t>
       </w:r>
     </w:p>
     <w:p>
@@ -5876,7 +6118,6 @@
         <w:rPr>
           <w:rFonts w:hint="eastAsia"/>
         </w:rPr>
-        <w:lastRenderedPageBreak/>
         <w:t>查询计划的创建</w:t>
       </w:r>
     </w:p>
@@ -6607,7 +6848,6 @@
         <w:rPr>
           <w:rFonts w:hint="eastAsia"/>
         </w:rPr>
-        <w:lastRenderedPageBreak/>
         <w:t>x</w:t>
       </w:r>
       <w:r>
@@ -7387,6 +7627,7 @@
         <w:rPr>
           <w:rFonts w:hint="eastAsia"/>
         </w:rPr>
+        <w:lastRenderedPageBreak/>
         <w:t>模糊匹配</w:t>
       </w:r>
       <w:r>
@@ -7482,7 +7723,6 @@
         <w:rPr>
           <w:rFonts w:hint="eastAsia"/>
         </w:rPr>
-        <w:lastRenderedPageBreak/>
         <w:t>$gt</w:t>
       </w:r>
       <w:r>
@@ -31233,25 +31473,25 @@
             </c:numRef>
           </c:val>
         </c:ser>
-        <c:axId val="106808448"/>
-        <c:axId val="106809984"/>
+        <c:axId val="66314624"/>
+        <c:axId val="66316160"/>
       </c:barChart>
       <c:catAx>
-        <c:axId val="106808448"/>
+        <c:axId val="66314624"/>
         <c:scaling>
           <c:orientation val="minMax"/>
         </c:scaling>
         <c:axPos val="b"/>
         <c:numFmt formatCode="General" sourceLinked="1"/>
         <c:tickLblPos val="nextTo"/>
-        <c:crossAx val="106809984"/>
+        <c:crossAx val="66316160"/>
         <c:crosses val="autoZero"/>
         <c:auto val="1"/>
         <c:lblAlgn val="ctr"/>
         <c:lblOffset val="100"/>
       </c:catAx>
       <c:valAx>
-        <c:axId val="106809984"/>
+        <c:axId val="66316160"/>
         <c:scaling>
           <c:orientation val="minMax"/>
         </c:scaling>
@@ -31259,7 +31499,7 @@
         <c:majorGridlines/>
         <c:numFmt formatCode="General" sourceLinked="1"/>
         <c:tickLblPos val="nextTo"/>
-        <c:crossAx val="106808448"/>
+        <c:crossAx val="66314624"/>
         <c:crosses val="autoZero"/>
         <c:crossBetween val="between"/>
       </c:valAx>
@@ -31573,25 +31813,25 @@
             </c:numRef>
           </c:val>
         </c:ser>
-        <c:axId val="62375040"/>
-        <c:axId val="62376576"/>
+        <c:axId val="98869632"/>
+        <c:axId val="98871168"/>
       </c:barChart>
       <c:catAx>
-        <c:axId val="62375040"/>
+        <c:axId val="98869632"/>
         <c:scaling>
           <c:orientation val="minMax"/>
         </c:scaling>
         <c:axPos val="b"/>
         <c:numFmt formatCode="General" sourceLinked="1"/>
         <c:tickLblPos val="nextTo"/>
-        <c:crossAx val="62376576"/>
+        <c:crossAx val="98871168"/>
         <c:crosses val="autoZero"/>
         <c:auto val="1"/>
         <c:lblAlgn val="ctr"/>
         <c:lblOffset val="100"/>
       </c:catAx>
       <c:valAx>
-        <c:axId val="62376576"/>
+        <c:axId val="98871168"/>
         <c:scaling>
           <c:orientation val="minMax"/>
         </c:scaling>
@@ -31599,7 +31839,7 @@
         <c:majorGridlines/>
         <c:numFmt formatCode="General" sourceLinked="1"/>
         <c:tickLblPos val="nextTo"/>
-        <c:crossAx val="62375040"/>
+        <c:crossAx val="98869632"/>
         <c:crosses val="autoZero"/>
         <c:crossBetween val="between"/>
       </c:valAx>
@@ -31914,25 +32154,25 @@
             </c:numRef>
           </c:val>
         </c:ser>
-        <c:axId val="109335680"/>
-        <c:axId val="109337216"/>
+        <c:axId val="94646656"/>
+        <c:axId val="94648192"/>
       </c:barChart>
       <c:catAx>
-        <c:axId val="109335680"/>
+        <c:axId val="94646656"/>
         <c:scaling>
           <c:orientation val="minMax"/>
         </c:scaling>
         <c:axPos val="b"/>
         <c:numFmt formatCode="General" sourceLinked="1"/>
         <c:tickLblPos val="nextTo"/>
-        <c:crossAx val="109337216"/>
+        <c:crossAx val="94648192"/>
         <c:crosses val="autoZero"/>
         <c:auto val="1"/>
         <c:lblAlgn val="ctr"/>
         <c:lblOffset val="100"/>
       </c:catAx>
       <c:valAx>
-        <c:axId val="109337216"/>
+        <c:axId val="94648192"/>
         <c:scaling>
           <c:orientation val="minMax"/>
         </c:scaling>
@@ -31940,7 +32180,7 @@
         <c:majorGridlines/>
         <c:numFmt formatCode="General" sourceLinked="1"/>
         <c:tickLblPos val="nextTo"/>
-        <c:crossAx val="109335680"/>
+        <c:crossAx val="94646656"/>
         <c:crosses val="autoZero"/>
         <c:crossBetween val="between"/>
       </c:valAx>
@@ -32219,24 +32459,24 @@
             </c:numRef>
           </c:val>
         </c:ser>
-        <c:axId val="107385984"/>
-        <c:axId val="107387520"/>
+        <c:axId val="99807616"/>
+        <c:axId val="99809152"/>
       </c:barChart>
       <c:catAx>
-        <c:axId val="107385984"/>
+        <c:axId val="99807616"/>
         <c:scaling>
           <c:orientation val="minMax"/>
         </c:scaling>
         <c:axPos val="b"/>
         <c:tickLblPos val="nextTo"/>
-        <c:crossAx val="107387520"/>
+        <c:crossAx val="99809152"/>
         <c:crosses val="autoZero"/>
         <c:auto val="1"/>
         <c:lblAlgn val="ctr"/>
         <c:lblOffset val="100"/>
       </c:catAx>
       <c:valAx>
-        <c:axId val="107387520"/>
+        <c:axId val="99809152"/>
         <c:scaling>
           <c:orientation val="minMax"/>
         </c:scaling>
@@ -32244,7 +32484,7 @@
         <c:majorGridlines/>
         <c:numFmt formatCode="General" sourceLinked="1"/>
         <c:tickLblPos val="nextTo"/>
-        <c:crossAx val="107385984"/>
+        <c:crossAx val="99807616"/>
         <c:crosses val="autoZero"/>
         <c:crossBetween val="between"/>
       </c:valAx>
@@ -32409,7 +32649,7 @@
                   <c:v>19257</c:v>
                 </c:pt>
                 <c:pt idx="1">
-                  <c:v>16757.599999999908</c:v>
+                  <c:v>16757.599999999897</c:v>
                 </c:pt>
                 <c:pt idx="2">
                   <c:v>13230</c:v>
@@ -32518,24 +32758,24 @@
             </c:numRef>
           </c:val>
         </c:ser>
-        <c:axId val="122897536"/>
-        <c:axId val="122899072"/>
+        <c:axId val="99758464"/>
+        <c:axId val="99760000"/>
       </c:barChart>
       <c:catAx>
-        <c:axId val="122897536"/>
+        <c:axId val="99758464"/>
         <c:scaling>
           <c:orientation val="minMax"/>
         </c:scaling>
         <c:axPos val="b"/>
         <c:tickLblPos val="nextTo"/>
-        <c:crossAx val="122899072"/>
+        <c:crossAx val="99760000"/>
         <c:crosses val="autoZero"/>
         <c:auto val="1"/>
         <c:lblAlgn val="ctr"/>
         <c:lblOffset val="100"/>
       </c:catAx>
       <c:valAx>
-        <c:axId val="122899072"/>
+        <c:axId val="99760000"/>
         <c:scaling>
           <c:orientation val="minMax"/>
         </c:scaling>
@@ -32543,7 +32783,7 @@
         <c:majorGridlines/>
         <c:numFmt formatCode="General" sourceLinked="1"/>
         <c:tickLblPos val="nextTo"/>
-        <c:crossAx val="122897536"/>
+        <c:crossAx val="99758464"/>
         <c:crosses val="autoZero"/>
         <c:crossBetween val="between"/>
       </c:valAx>
@@ -32845,7 +33085,7 @@
 </file>
 
 <file path=customXml/itemProps1.xml><?xml version="1.0" encoding="utf-8"?>
-<ds:datastoreItem xmlns:ds="http://schemas.openxmlformats.org/officeDocument/2006/customXml" ds:itemID="{630A4A85-59E0-40C8-B356-38EB9F8BE98D}">
+<ds:datastoreItem xmlns:ds="http://schemas.openxmlformats.org/officeDocument/2006/customXml" ds:itemID="{86C50601-16E8-4308-94C1-945E886958D6}">
   <ds:schemaRefs>
     <ds:schemaRef ds:uri="http://schemas.openxmlformats.org/officeDocument/2006/bibliography"/>
   </ds:schemaRefs>
